--- a/docs/Proyecto final de programacion paralela.docx
+++ b/docs/Proyecto final de programacion paralela.docx
@@ -2,18 +2,2146 @@
 <file path=word/document.xml><?xml version="1.0" encoding="utf-8"?>
 <w:document xmlns:wpc="http://schemas.microsoft.com/office/word/2010/wordprocessingCanvas" xmlns:cx="http://schemas.microsoft.com/office/drawing/2014/chartex" xmlns:cx1="http://schemas.microsoft.com/office/drawing/2015/9/8/chartex" xmlns:cx2="http://schemas.microsoft.com/office/drawing/2015/10/21/chartex" xmlns:cx3="http://schemas.microsoft.com/office/drawing/2016/5/9/chartex" xmlns:cx4="http://schemas.microsoft.com/office/drawing/2016/5/10/chartex" xmlns:cx5="http://schemas.microsoft.com/office/drawing/2016/5/11/chartex" xmlns:cx6="http://schemas.microsoft.com/office/drawing/2016/5/12/chartex" xmlns:cx7="http://schemas.microsoft.com/office/drawing/2016/5/13/chartex" xmlns:cx8="http://schemas.microsoft.com/office/drawing/2016/5/14/chartex" xmlns:mc="http://schemas.openxmlformats.org/markup-compatibility/2006" xmlns:aink="http://schemas.microsoft.com/office/drawing/2016/ink" xmlns:am3d="http://schemas.microsoft.com/office/drawing/2017/model3d" xmlns:o="urn:schemas-microsoft-com:office:office" xmlns:oel="http://schemas.microsoft.com/office/2019/extlst" xmlns:r="http://schemas.openxmlformats.org/officeDocument/2006/relationships" xmlns:m="http://schemas.openxmlformats.org/officeDocument/2006/math" xmlns:v="urn:schemas-microsoft-com:vml" xmlns:wp14="http://schemas.microsoft.com/office/word/2010/wordprocessingDrawing" xmlns:wp="http://schemas.openxmlformats.org/drawingml/2006/wordprocessingDrawing" xmlns:w10="urn:schemas-microsoft-com:office:word" xmlns:w="http://schemas.openxmlformats.org/wordprocessingml/2006/main" xmlns:w14="http://schemas.microsoft.com/office/word/2010/wordml" xmlns:w15="http://schemas.microsoft.com/office/word/2012/wordml" xmlns:w16cei="http://schemas.microsoft.com/office/word/2026/wordml/cei" xmlns:w16cex="http://schemas.microsoft.com/office/word/2018/wordml/cex" xmlns:w16cid="http://schemas.microsoft.com/office/word/2016/wordml/cid" xmlns:w16="http://schemas.microsoft.com/office/word/2018/wordml" xmlns:w16du="http://schemas.microsoft.com/office/word/2023/wordml/word16du" xmlns:w16sdtdh="http://schemas.microsoft.com/office/word/2020/wordml/sdtdatahash" xmlns:w16sdtfl="http://schemas.microsoft.com/office/word/2024/wordml/sdtformatlock" xmlns:w16se="http://schemas.microsoft.com/office/word/2015/wordml/symex" xmlns:wpg="http://schemas.microsoft.com/office/word/2010/wordprocessingGroup" xmlns:wpi="http://schemas.microsoft.com/office/word/2010/wordprocessingInk" xmlns:wne="http://schemas.microsoft.com/office/word/2006/wordml" xmlns:wps="http://schemas.microsoft.com/office/word/2010/wordprocessingShape" mc:Ignorable="w14 w15 w16se w16cid w16 w16cex w16sdtdh w16sdtfl w16du wp14">
   <w:body>
+    <w:tbl>
+      <w:tblPr>
+        <w:tblW w:w="0" w:type="auto"/>
+        <w:tblInd w:w="116" w:type="dxa"/>
+        <w:tblLayout w:type="fixed"/>
+        <w:tblCellMar>
+          <w:left w:w="0" w:type="dxa"/>
+          <w:right w:w="0" w:type="dxa"/>
+        </w:tblCellMar>
+        <w:tblLook w:val="01E0" w:firstRow="1" w:lastRow="1" w:firstColumn="1" w:lastColumn="1" w:noHBand="0" w:noVBand="0"/>
+      </w:tblPr>
+      <w:tblGrid>
+        <w:gridCol w:w="5145"/>
+        <w:gridCol w:w="4671"/>
+      </w:tblGrid>
+      <w:tr>
+        <w:trPr>
+          <w:trHeight w:val="6933"/>
+        </w:trPr>
+        <w:tc>
+          <w:tcPr>
+            <w:tcW w:w="5145" w:type="dxa"/>
+            <w:tcBorders>
+              <w:right w:val="single" w:sz="12" w:space="0" w:color="E97031"/>
+            </w:tcBorders>
+          </w:tcPr>
+          <w:p>
+            <w:pPr>
+              <w:pStyle w:val="TableParagraph"/>
+              <w:spacing w:line="360" w:lineRule="auto"/>
+              <w:rPr>
+                <w:rFonts w:ascii="Arial" w:hAnsi="Arial" w:cs="Arial"/>
+              </w:rPr>
+            </w:pPr>
+          </w:p>
+          <w:p>
+            <w:pPr>
+              <w:pStyle w:val="TableParagraph"/>
+              <w:spacing w:line="360" w:lineRule="auto"/>
+              <w:rPr>
+                <w:rFonts w:ascii="Arial" w:hAnsi="Arial" w:cs="Arial"/>
+              </w:rPr>
+            </w:pPr>
+          </w:p>
+          <w:p>
+            <w:pPr>
+              <w:pStyle w:val="TableParagraph"/>
+              <w:spacing w:line="360" w:lineRule="auto"/>
+              <w:rPr>
+                <w:rFonts w:ascii="Arial" w:hAnsi="Arial" w:cs="Arial"/>
+              </w:rPr>
+            </w:pPr>
+          </w:p>
+          <w:p>
+            <w:pPr>
+              <w:pStyle w:val="TableParagraph"/>
+              <w:spacing w:line="360" w:lineRule="auto"/>
+              <w:rPr>
+                <w:rFonts w:ascii="Arial" w:hAnsi="Arial" w:cs="Arial"/>
+              </w:rPr>
+            </w:pPr>
+          </w:p>
+          <w:p>
+            <w:pPr>
+              <w:pStyle w:val="TableParagraph"/>
+              <w:spacing w:line="360" w:lineRule="auto"/>
+              <w:rPr>
+                <w:rFonts w:ascii="Arial" w:hAnsi="Arial" w:cs="Arial"/>
+              </w:rPr>
+            </w:pPr>
+          </w:p>
+          <w:p>
+            <w:pPr>
+              <w:pStyle w:val="TableParagraph"/>
+              <w:spacing w:line="360" w:lineRule="auto"/>
+              <w:rPr>
+                <w:rFonts w:ascii="Arial" w:hAnsi="Arial" w:cs="Arial"/>
+              </w:rPr>
+            </w:pPr>
+          </w:p>
+          <w:p>
+            <w:pPr>
+              <w:pStyle w:val="TableParagraph"/>
+              <w:spacing w:line="360" w:lineRule="auto"/>
+              <w:rPr>
+                <w:rFonts w:ascii="Arial" w:hAnsi="Arial" w:cs="Arial"/>
+              </w:rPr>
+            </w:pPr>
+          </w:p>
+          <w:p>
+            <w:pPr>
+              <w:pStyle w:val="TableParagraph"/>
+              <w:spacing w:before="129" w:line="360" w:lineRule="auto"/>
+              <w:rPr>
+                <w:rFonts w:ascii="Arial" w:hAnsi="Arial" w:cs="Arial"/>
+              </w:rPr>
+            </w:pPr>
+          </w:p>
+          <w:p>
+            <w:pPr>
+              <w:pStyle w:val="TableParagraph"/>
+              <w:spacing w:line="360" w:lineRule="auto"/>
+              <w:ind w:left="104"/>
+              <w:rPr>
+                <w:rFonts w:ascii="Arial" w:hAnsi="Arial" w:cs="Arial"/>
+              </w:rPr>
+            </w:pPr>
+            <w:r>
+              <w:rPr>
+                <w:rFonts w:ascii="Arial" w:hAnsi="Arial" w:cs="Arial"/>
+                <w:noProof/>
+              </w:rPr>
+              <w:drawing>
+                <wp:inline distT="0" distB="0" distL="0" distR="0" wp14:anchorId="2F57FD6B" wp14:editId="5DA1C9FC">
+                  <wp:extent cx="2601018" cy="1219200"/>
+                  <wp:effectExtent l="0" t="0" r="0" b="0"/>
+                  <wp:docPr id="1" name="Image 1" descr="Instituto Tecnológico de Las Américas ITLA : Resultados de la búsqueda"/>
+                  <wp:cNvGraphicFramePr>
+                    <a:graphicFrameLocks xmlns:a="http://schemas.openxmlformats.org/drawingml/2006/main"/>
+                  </wp:cNvGraphicFramePr>
+                  <a:graphic xmlns:a="http://schemas.openxmlformats.org/drawingml/2006/main">
+                    <a:graphicData uri="http://schemas.openxmlformats.org/drawingml/2006/picture">
+                      <pic:pic xmlns:pic="http://schemas.openxmlformats.org/drawingml/2006/picture">
+                        <pic:nvPicPr>
+                          <pic:cNvPr id="1" name="Image 1" descr="Instituto Tecnológico de Las Américas ITLA : Resultados de la búsqueda"/>
+                          <pic:cNvPicPr/>
+                        </pic:nvPicPr>
+                        <pic:blipFill>
+                          <a:blip r:embed="rId6" cstate="print"/>
+                          <a:stretch>
+                            <a:fillRect/>
+                          </a:stretch>
+                        </pic:blipFill>
+                        <pic:spPr>
+                          <a:xfrm>
+                            <a:off x="0" y="0"/>
+                            <a:ext cx="2601018" cy="1219200"/>
+                          </a:xfrm>
+                          <a:prstGeom prst="rect">
+                            <a:avLst/>
+                          </a:prstGeom>
+                        </pic:spPr>
+                      </pic:pic>
+                    </a:graphicData>
+                  </a:graphic>
+                </wp:inline>
+              </w:drawing>
+            </w:r>
+          </w:p>
+          <w:p>
+            <w:pPr>
+              <w:pStyle w:val="TableParagraph"/>
+              <w:spacing w:line="360" w:lineRule="auto"/>
+              <w:rPr>
+                <w:rFonts w:ascii="Arial" w:hAnsi="Arial" w:cs="Arial"/>
+              </w:rPr>
+            </w:pPr>
+          </w:p>
+          <w:p>
+            <w:pPr>
+              <w:pStyle w:val="TableParagraph"/>
+              <w:spacing w:line="360" w:lineRule="auto"/>
+              <w:ind w:left="50" w:right="341"/>
+              <w:rPr>
+                <w:rFonts w:ascii="Arial" w:eastAsiaTheme="majorEastAsia" w:hAnsi="Arial" w:cs="Arial"/>
+                <w:b/>
+                <w:bCs/>
+                <w:color w:val="0E2841" w:themeColor="text2"/>
+                <w:sz w:val="24"/>
+                <w:szCs w:val="24"/>
+              </w:rPr>
+            </w:pPr>
+            <w:r>
+              <w:rPr>
+                <w:rFonts w:ascii="Arial" w:eastAsiaTheme="majorEastAsia" w:hAnsi="Arial" w:cs="Arial"/>
+                <w:b/>
+                <w:bCs/>
+                <w:color w:val="0E2841" w:themeColor="text2"/>
+                <w:sz w:val="24"/>
+                <w:szCs w:val="24"/>
+              </w:rPr>
+              <w:t>PROYECTO FINAL</w:t>
+            </w:r>
+          </w:p>
+          <w:p>
+            <w:pPr>
+              <w:pStyle w:val="TableParagraph"/>
+              <w:spacing w:line="360" w:lineRule="auto"/>
+              <w:ind w:left="50" w:right="341"/>
+              <w:rPr>
+                <w:rFonts w:ascii="Arial" w:eastAsiaTheme="majorEastAsia" w:hAnsi="Arial" w:cs="Arial"/>
+                <w:b/>
+                <w:bCs/>
+                <w:sz w:val="24"/>
+                <w:szCs w:val="24"/>
+                <w:lang w:val="es-DO"/>
+              </w:rPr>
+            </w:pPr>
+            <w:r>
+              <w:rPr>
+                <w:rFonts w:ascii="Arial" w:eastAsiaTheme="majorEastAsia" w:hAnsi="Arial" w:cs="Arial"/>
+                <w:b/>
+                <w:bCs/>
+                <w:sz w:val="24"/>
+                <w:szCs w:val="24"/>
+                <w:lang w:val="es-DO"/>
+              </w:rPr>
+              <w:t>Sistema ETL paralelo para el procesamiento y consolidación de ventas de múltiples sucursales</w:t>
+            </w:r>
+          </w:p>
+          <w:p>
+            <w:pPr>
+              <w:pStyle w:val="TableParagraph"/>
+              <w:spacing w:line="360" w:lineRule="auto"/>
+              <w:ind w:left="50" w:right="341"/>
+              <w:rPr>
+                <w:rFonts w:ascii="Arial" w:eastAsiaTheme="majorEastAsia" w:hAnsi="Arial" w:cs="Arial"/>
+                <w:b/>
+                <w:bCs/>
+                <w:lang w:val="es-DO"/>
+              </w:rPr>
+            </w:pPr>
+          </w:p>
+        </w:tc>
+        <w:tc>
+          <w:tcPr>
+            <w:tcW w:w="4671" w:type="dxa"/>
+            <w:tcBorders>
+              <w:left w:val="single" w:sz="12" w:space="0" w:color="E97031"/>
+            </w:tcBorders>
+          </w:tcPr>
+          <w:p>
+            <w:pPr>
+              <w:pStyle w:val="TableParagraph"/>
+              <w:spacing w:line="360" w:lineRule="auto"/>
+              <w:rPr>
+                <w:rFonts w:ascii="Arial" w:hAnsi="Arial" w:cs="Arial"/>
+                <w:lang w:val="es-DO"/>
+              </w:rPr>
+            </w:pPr>
+          </w:p>
+          <w:p>
+            <w:pPr>
+              <w:pStyle w:val="TableParagraph"/>
+              <w:spacing w:line="360" w:lineRule="auto"/>
+              <w:rPr>
+                <w:rFonts w:ascii="Arial" w:hAnsi="Arial" w:cs="Arial"/>
+                <w:lang w:val="es-DO"/>
+              </w:rPr>
+            </w:pPr>
+          </w:p>
+          <w:p>
+            <w:pPr>
+              <w:pStyle w:val="TableParagraph"/>
+              <w:spacing w:line="360" w:lineRule="auto"/>
+              <w:rPr>
+                <w:rFonts w:ascii="Arial" w:hAnsi="Arial" w:cs="Arial"/>
+                <w:lang w:val="es-DO"/>
+              </w:rPr>
+            </w:pPr>
+          </w:p>
+          <w:p>
+            <w:pPr>
+              <w:pStyle w:val="TableParagraph"/>
+              <w:spacing w:before="237" w:line="360" w:lineRule="auto"/>
+              <w:rPr>
+                <w:rFonts w:ascii="Arial" w:hAnsi="Arial" w:cs="Arial"/>
+                <w:color w:val="0E2841" w:themeColor="text2"/>
+                <w:lang w:val="es-DO"/>
+              </w:rPr>
+            </w:pPr>
+          </w:p>
+          <w:p>
+            <w:pPr>
+              <w:pStyle w:val="TableParagraph"/>
+              <w:spacing w:line="360" w:lineRule="auto"/>
+              <w:ind w:left="344"/>
+              <w:rPr>
+                <w:rFonts w:ascii="Arial" w:hAnsi="Arial" w:cs="Arial"/>
+                <w:b/>
+                <w:color w:val="0E2841" w:themeColor="text2"/>
+                <w:spacing w:val="-2"/>
+                <w:lang w:val="es-DO"/>
+              </w:rPr>
+            </w:pPr>
+            <w:r>
+              <w:rPr>
+                <w:rFonts w:ascii="Arial" w:hAnsi="Arial" w:cs="Arial"/>
+                <w:b/>
+                <w:color w:val="0E2841" w:themeColor="text2"/>
+                <w:spacing w:val="-2"/>
+                <w:lang w:val="es-DO"/>
+              </w:rPr>
+              <w:t>DATOS</w:t>
+            </w:r>
+          </w:p>
+          <w:p>
+            <w:pPr>
+              <w:pStyle w:val="TableParagraph"/>
+              <w:spacing w:before="7" w:line="360" w:lineRule="auto"/>
+              <w:ind w:left="344"/>
+              <w:rPr>
+                <w:rFonts w:ascii="Arial" w:hAnsi="Arial" w:cs="Arial"/>
+                <w:b/>
+                <w:lang w:val="es-DO"/>
+              </w:rPr>
+            </w:pPr>
+            <w:r>
+              <w:rPr>
+                <w:rFonts w:ascii="Arial" w:hAnsi="Arial" w:cs="Arial"/>
+                <w:b/>
+                <w:color w:val="0E2841" w:themeColor="text2"/>
+                <w:lang w:val="es-DO"/>
+              </w:rPr>
+              <w:t>Universidad:</w:t>
+            </w:r>
+            <w:r>
+              <w:rPr>
+                <w:rFonts w:ascii="Arial" w:hAnsi="Arial" w:cs="Arial"/>
+                <w:b/>
+                <w:color w:val="0E2841" w:themeColor="text2"/>
+                <w:spacing w:val="-15"/>
+                <w:lang w:val="es-DO"/>
+              </w:rPr>
+              <w:t xml:space="preserve"> </w:t>
+            </w:r>
+            <w:r>
+              <w:rPr>
+                <w:rFonts w:ascii="Arial" w:hAnsi="Arial" w:cs="Arial"/>
+                <w:bCs/>
+                <w:lang w:val="es-DO"/>
+              </w:rPr>
+              <w:t>Instituto</w:t>
+            </w:r>
+            <w:r>
+              <w:rPr>
+                <w:rFonts w:ascii="Arial" w:hAnsi="Arial" w:cs="Arial"/>
+                <w:bCs/>
+                <w:spacing w:val="-15"/>
+                <w:lang w:val="es-DO"/>
+              </w:rPr>
+              <w:t xml:space="preserve"> </w:t>
+            </w:r>
+            <w:r>
+              <w:rPr>
+                <w:rFonts w:ascii="Arial" w:hAnsi="Arial" w:cs="Arial"/>
+                <w:bCs/>
+                <w:lang w:val="es-DO"/>
+              </w:rPr>
+              <w:t>Tecnológico</w:t>
+            </w:r>
+            <w:r>
+              <w:rPr>
+                <w:rFonts w:ascii="Arial" w:hAnsi="Arial" w:cs="Arial"/>
+                <w:bCs/>
+                <w:spacing w:val="-15"/>
+                <w:lang w:val="es-DO"/>
+              </w:rPr>
+              <w:t xml:space="preserve"> </w:t>
+            </w:r>
+            <w:r>
+              <w:rPr>
+                <w:rFonts w:ascii="Arial" w:hAnsi="Arial" w:cs="Arial"/>
+                <w:bCs/>
+                <w:lang w:val="es-DO"/>
+              </w:rPr>
+              <w:t>de</w:t>
+            </w:r>
+            <w:r>
+              <w:rPr>
+                <w:rFonts w:ascii="Arial" w:hAnsi="Arial" w:cs="Arial"/>
+                <w:bCs/>
+                <w:spacing w:val="-15"/>
+                <w:lang w:val="es-DO"/>
+              </w:rPr>
+              <w:t xml:space="preserve"> </w:t>
+            </w:r>
+            <w:r>
+              <w:rPr>
+                <w:rFonts w:ascii="Arial" w:hAnsi="Arial" w:cs="Arial"/>
+                <w:bCs/>
+                <w:lang w:val="es-DO"/>
+              </w:rPr>
+              <w:t>Las Américas (ITLA)</w:t>
+            </w:r>
+          </w:p>
+          <w:p>
+            <w:pPr>
+              <w:pStyle w:val="TableParagraph"/>
+              <w:spacing w:before="4" w:line="360" w:lineRule="auto"/>
+              <w:ind w:left="344" w:right="699"/>
+              <w:rPr>
+                <w:rFonts w:ascii="Arial" w:hAnsi="Arial" w:cs="Arial"/>
+                <w:b/>
+                <w:bCs/>
+                <w:lang w:val="es-DO"/>
+              </w:rPr>
+            </w:pPr>
+            <w:r>
+              <w:rPr>
+                <w:rFonts w:ascii="Arial" w:hAnsi="Arial" w:cs="Arial"/>
+                <w:b/>
+                <w:color w:val="0E2841" w:themeColor="text2"/>
+                <w:lang w:val="es-DO"/>
+              </w:rPr>
+              <w:t xml:space="preserve">Materia: </w:t>
+            </w:r>
+            <w:proofErr w:type="spellStart"/>
+            <w:r>
+              <w:rPr>
+                <w:rFonts w:ascii="Arial" w:hAnsi="Arial" w:cs="Arial"/>
+                <w:lang w:val="es-DO"/>
+              </w:rPr>
+              <w:t>Programacion</w:t>
+            </w:r>
+            <w:proofErr w:type="spellEnd"/>
+            <w:r>
+              <w:rPr>
+                <w:rFonts w:ascii="Arial" w:hAnsi="Arial" w:cs="Arial"/>
+                <w:lang w:val="es-DO"/>
+              </w:rPr>
+              <w:t xml:space="preserve"> Paralela</w:t>
+            </w:r>
+          </w:p>
+          <w:p>
+            <w:pPr>
+              <w:pStyle w:val="TableParagraph"/>
+              <w:spacing w:before="4" w:line="360" w:lineRule="auto"/>
+              <w:ind w:left="344" w:right="699"/>
+              <w:rPr>
+                <w:rFonts w:ascii="Arial" w:hAnsi="Arial" w:cs="Arial"/>
+                <w:b/>
+                <w:bCs/>
+                <w:color w:val="000000" w:themeColor="text1"/>
+                <w:lang w:val="es-DO"/>
+              </w:rPr>
+            </w:pPr>
+            <w:r>
+              <w:rPr>
+                <w:rFonts w:ascii="Arial" w:eastAsiaTheme="majorEastAsia" w:hAnsi="Arial" w:cs="Arial"/>
+                <w:b/>
+                <w:bCs/>
+                <w:color w:val="0E2841" w:themeColor="text2"/>
+                <w:lang w:val="es-DO"/>
+              </w:rPr>
+              <w:t>Docente:</w:t>
+            </w:r>
+            <w:r>
+              <w:rPr>
+                <w:rFonts w:ascii="Arial" w:eastAsia="Times New Roman" w:hAnsi="Arial" w:cs="Arial"/>
+                <w:b/>
+                <w:bCs/>
+                <w:color w:val="1D2125"/>
+                <w:kern w:val="36"/>
+                <w:lang w:val="es-DO"/>
+              </w:rPr>
+              <w:t xml:space="preserve"> </w:t>
+            </w:r>
+            <w:r>
+              <w:rPr>
+                <w:rFonts w:ascii="Arial" w:hAnsi="Arial" w:cs="Arial"/>
+                <w:color w:val="000000" w:themeColor="text1"/>
+                <w:lang w:val="es-DO"/>
+              </w:rPr>
+              <w:t xml:space="preserve">Erick Leonardo </w:t>
+            </w:r>
+            <w:proofErr w:type="spellStart"/>
+            <w:r>
+              <w:rPr>
+                <w:rFonts w:ascii="Arial" w:hAnsi="Arial" w:cs="Arial"/>
+                <w:color w:val="000000" w:themeColor="text1"/>
+                <w:lang w:val="es-DO"/>
+              </w:rPr>
+              <w:t>Perez</w:t>
+            </w:r>
+            <w:proofErr w:type="spellEnd"/>
+          </w:p>
+          <w:p>
+            <w:pPr>
+              <w:pStyle w:val="TableParagraph"/>
+              <w:spacing w:before="4" w:line="360" w:lineRule="auto"/>
+              <w:ind w:left="344" w:right="699"/>
+              <w:rPr>
+                <w:rFonts w:ascii="Arial" w:hAnsi="Arial" w:cs="Arial"/>
+                <w:bCs/>
+                <w:spacing w:val="-10"/>
+                <w:lang w:val="es-DO"/>
+              </w:rPr>
+            </w:pPr>
+            <w:r>
+              <w:rPr>
+                <w:rFonts w:ascii="Arial" w:hAnsi="Arial" w:cs="Arial"/>
+                <w:b/>
+                <w:color w:val="0E2841" w:themeColor="text2"/>
+                <w:lang w:val="es-DO"/>
+              </w:rPr>
+              <w:t>Sección:</w:t>
+            </w:r>
+            <w:r>
+              <w:rPr>
+                <w:rFonts w:ascii="Arial" w:hAnsi="Arial" w:cs="Arial"/>
+                <w:bCs/>
+                <w:color w:val="0E2841" w:themeColor="text2"/>
+                <w:spacing w:val="-6"/>
+                <w:lang w:val="es-DO"/>
+              </w:rPr>
+              <w:t xml:space="preserve"> </w:t>
+            </w:r>
+            <w:proofErr w:type="gramStart"/>
+            <w:r>
+              <w:rPr>
+                <w:rFonts w:ascii="Arial" w:hAnsi="Arial" w:cs="Arial"/>
+                <w:bCs/>
+                <w:lang w:val="es-DO"/>
+              </w:rPr>
+              <w:t>Lunes</w:t>
+            </w:r>
+            <w:proofErr w:type="gramEnd"/>
+            <w:r>
+              <w:rPr>
+                <w:rFonts w:ascii="Arial" w:hAnsi="Arial" w:cs="Arial"/>
+                <w:bCs/>
+                <w:lang w:val="es-DO"/>
+              </w:rPr>
+              <w:t xml:space="preserve"> de </w:t>
+            </w:r>
+            <w:r>
+              <w:rPr>
+                <w:rFonts w:ascii="Arial" w:hAnsi="Arial" w:cs="Arial"/>
+                <w:bCs/>
+                <w:lang w:val="es-DO"/>
+              </w:rPr>
+              <w:t>8</w:t>
+            </w:r>
+            <w:r>
+              <w:rPr>
+                <w:rFonts w:ascii="Arial" w:hAnsi="Arial" w:cs="Arial"/>
+                <w:bCs/>
+                <w:lang w:val="es-DO"/>
+              </w:rPr>
+              <w:t>:00</w:t>
+            </w:r>
+            <w:r>
+              <w:rPr>
+                <w:rFonts w:ascii="Arial" w:hAnsi="Arial" w:cs="Arial"/>
+                <w:bCs/>
+                <w:lang w:val="es-DO"/>
+              </w:rPr>
+              <w:t xml:space="preserve"> pm</w:t>
+            </w:r>
+            <w:r>
+              <w:rPr>
+                <w:rFonts w:ascii="Arial" w:hAnsi="Arial" w:cs="Arial"/>
+                <w:bCs/>
+                <w:spacing w:val="-10"/>
+                <w:lang w:val="es-DO"/>
+              </w:rPr>
+              <w:t xml:space="preserve"> </w:t>
+            </w:r>
+            <w:proofErr w:type="gramStart"/>
+            <w:r>
+              <w:rPr>
+                <w:rFonts w:ascii="Arial" w:hAnsi="Arial" w:cs="Arial"/>
+                <w:bCs/>
+                <w:spacing w:val="-10"/>
+                <w:lang w:val="es-DO"/>
+              </w:rPr>
+              <w:t xml:space="preserve">- </w:t>
+            </w:r>
+            <w:r>
+              <w:rPr>
+                <w:rFonts w:ascii="Arial" w:hAnsi="Arial" w:cs="Arial"/>
+                <w:bCs/>
+                <w:spacing w:val="-10"/>
+                <w:lang w:val="es-DO"/>
+              </w:rPr>
+              <w:t xml:space="preserve"> 10:00</w:t>
+            </w:r>
+            <w:proofErr w:type="gramEnd"/>
+            <w:r>
+              <w:rPr>
+                <w:rFonts w:ascii="Arial" w:hAnsi="Arial" w:cs="Arial"/>
+                <w:bCs/>
+                <w:spacing w:val="-10"/>
+                <w:lang w:val="es-DO"/>
+              </w:rPr>
+              <w:t xml:space="preserve">pm </w:t>
+            </w:r>
+            <w:r>
+              <w:rPr>
+                <w:rFonts w:ascii="Arial" w:hAnsi="Arial" w:cs="Arial"/>
+                <w:bCs/>
+                <w:spacing w:val="-10"/>
+                <w:lang w:val="es-DO"/>
+              </w:rPr>
+              <w:t xml:space="preserve">y </w:t>
+            </w:r>
+            <w:proofErr w:type="spellStart"/>
+            <w:r>
+              <w:rPr>
+                <w:rFonts w:ascii="Arial" w:hAnsi="Arial" w:cs="Arial"/>
+                <w:bCs/>
+                <w:spacing w:val="-10"/>
+                <w:lang w:val="es-DO"/>
+              </w:rPr>
+              <w:t>MIercoles</w:t>
+            </w:r>
+            <w:proofErr w:type="spellEnd"/>
+            <w:r>
+              <w:rPr>
+                <w:rFonts w:ascii="Arial" w:hAnsi="Arial" w:cs="Arial"/>
+                <w:bCs/>
+                <w:spacing w:val="-10"/>
+                <w:lang w:val="es-DO"/>
+              </w:rPr>
+              <w:t xml:space="preserve"> </w:t>
+            </w:r>
+            <w:proofErr w:type="gramStart"/>
+            <w:r>
+              <w:rPr>
+                <w:rFonts w:ascii="Arial" w:hAnsi="Arial" w:cs="Arial"/>
+                <w:bCs/>
+                <w:spacing w:val="-10"/>
+                <w:lang w:val="es-DO"/>
+              </w:rPr>
+              <w:t>de  8</w:t>
+            </w:r>
+            <w:proofErr w:type="gramEnd"/>
+            <w:r>
+              <w:rPr>
+                <w:rFonts w:ascii="Arial" w:hAnsi="Arial" w:cs="Arial"/>
+                <w:bCs/>
+                <w:spacing w:val="-10"/>
+                <w:lang w:val="es-DO"/>
+              </w:rPr>
+              <w:t xml:space="preserve"> pm a - 10 pm</w:t>
+            </w:r>
+          </w:p>
+          <w:p>
+            <w:pPr>
+              <w:pStyle w:val="TableParagraph"/>
+              <w:spacing w:before="154" w:line="360" w:lineRule="auto"/>
+              <w:ind w:left="344" w:right="1565"/>
+              <w:rPr>
+                <w:rFonts w:ascii="Arial" w:hAnsi="Arial" w:cs="Arial"/>
+                <w:b/>
+                <w:color w:val="0E2841" w:themeColor="text2"/>
+                <w:lang w:val="es-DO"/>
+              </w:rPr>
+            </w:pPr>
+            <w:r>
+              <w:rPr>
+                <w:rFonts w:ascii="Arial" w:hAnsi="Arial" w:cs="Arial"/>
+                <w:b/>
+                <w:color w:val="0E2841" w:themeColor="text2"/>
+                <w:lang w:val="es-DO"/>
+              </w:rPr>
+              <w:t>Datos De</w:t>
+            </w:r>
+            <w:r>
+              <w:rPr>
+                <w:rFonts w:ascii="Arial" w:hAnsi="Arial" w:cs="Arial"/>
+                <w:b/>
+                <w:color w:val="0E2841" w:themeColor="text2"/>
+                <w:lang w:val="es-DO"/>
+              </w:rPr>
+              <w:t xml:space="preserve"> los</w:t>
+            </w:r>
+            <w:r>
+              <w:rPr>
+                <w:rFonts w:ascii="Arial" w:hAnsi="Arial" w:cs="Arial"/>
+                <w:b/>
+                <w:color w:val="0E2841" w:themeColor="text2"/>
+                <w:lang w:val="es-DO"/>
+              </w:rPr>
+              <w:t xml:space="preserve"> Estudiante</w:t>
+            </w:r>
+            <w:r>
+              <w:rPr>
+                <w:rFonts w:ascii="Arial" w:hAnsi="Arial" w:cs="Arial"/>
+                <w:b/>
+                <w:color w:val="0E2841" w:themeColor="text2"/>
+                <w:lang w:val="es-DO"/>
+              </w:rPr>
+              <w:t>s</w:t>
+            </w:r>
+          </w:p>
+          <w:p>
+            <w:pPr>
+              <w:pStyle w:val="TableParagraph"/>
+              <w:spacing w:line="360" w:lineRule="auto"/>
+              <w:ind w:left="344"/>
+              <w:rPr>
+                <w:rFonts w:ascii="Arial" w:hAnsi="Arial" w:cs="Arial"/>
+                <w:bCs/>
+                <w:color w:val="000000" w:themeColor="text1"/>
+                <w:lang w:val="es-DO"/>
+              </w:rPr>
+            </w:pPr>
+            <w:r>
+              <w:rPr>
+                <w:rFonts w:ascii="Arial" w:hAnsi="Arial" w:cs="Arial"/>
+                <w:bCs/>
+                <w:color w:val="000000" w:themeColor="text1"/>
+                <w:lang w:val="es-DO"/>
+              </w:rPr>
+              <w:t>• Ranniel Muñoz 2024-2567</w:t>
+            </w:r>
+          </w:p>
+          <w:p>
+            <w:pPr>
+              <w:pStyle w:val="TableParagraph"/>
+              <w:spacing w:line="360" w:lineRule="auto"/>
+              <w:ind w:left="344"/>
+              <w:rPr>
+                <w:rFonts w:ascii="Arial" w:hAnsi="Arial" w:cs="Arial"/>
+                <w:color w:val="000000" w:themeColor="text1"/>
+                <w:lang w:val="es-DO"/>
+              </w:rPr>
+            </w:pPr>
+            <w:r>
+              <w:rPr>
+                <w:rFonts w:ascii="Arial" w:hAnsi="Arial" w:cs="Arial"/>
+                <w:bCs/>
+                <w:color w:val="000000" w:themeColor="text1"/>
+                <w:lang w:val="es-DO"/>
+              </w:rPr>
+              <w:t xml:space="preserve">• </w:t>
+            </w:r>
+            <w:r>
+              <w:rPr>
+                <w:rFonts w:ascii="Arial" w:hAnsi="Arial" w:cs="Arial"/>
+                <w:color w:val="000000" w:themeColor="text1"/>
+                <w:lang w:val="es-DO"/>
+              </w:rPr>
+              <w:t>Kalil Francisco Camilo</w:t>
+            </w:r>
+            <w:r>
+              <w:rPr>
+                <w:rFonts w:ascii="Arial" w:hAnsi="Arial" w:cs="Arial"/>
+                <w:color w:val="000000" w:themeColor="text1"/>
+                <w:lang w:val="es-DO"/>
+              </w:rPr>
+              <w:t xml:space="preserve"> </w:t>
+            </w:r>
+            <w:r>
+              <w:rPr>
+                <w:rFonts w:ascii="Arial" w:hAnsi="Arial" w:cs="Arial"/>
+                <w:color w:val="000000" w:themeColor="text1"/>
+                <w:lang w:val="es-DO"/>
+              </w:rPr>
+              <w:t>2023-1153</w:t>
+            </w:r>
+          </w:p>
+          <w:p>
+            <w:pPr>
+              <w:pStyle w:val="TableParagraph"/>
+              <w:spacing w:line="360" w:lineRule="auto"/>
+              <w:ind w:left="344"/>
+              <w:rPr>
+                <w:rFonts w:ascii="Arial" w:hAnsi="Arial" w:cs="Arial"/>
+                <w:bCs/>
+                <w:color w:val="000000" w:themeColor="text1"/>
+                <w:lang w:val="es-DO"/>
+              </w:rPr>
+            </w:pPr>
+            <w:r>
+              <w:rPr>
+                <w:rFonts w:ascii="Arial" w:hAnsi="Arial" w:cs="Arial"/>
+                <w:bCs/>
+                <w:color w:val="000000" w:themeColor="text1"/>
+                <w:lang w:val="es-DO"/>
+              </w:rPr>
+              <w:t xml:space="preserve">• </w:t>
+            </w:r>
+            <w:r>
+              <w:rPr>
+                <w:rFonts w:ascii="Arial" w:hAnsi="Arial" w:cs="Arial"/>
+                <w:bCs/>
+                <w:color w:val="000000" w:themeColor="text1"/>
+                <w:lang w:val="es-DO"/>
+              </w:rPr>
+              <w:t xml:space="preserve">Mario De </w:t>
+            </w:r>
+            <w:proofErr w:type="spellStart"/>
+            <w:r>
+              <w:rPr>
+                <w:rFonts w:ascii="Arial" w:hAnsi="Arial" w:cs="Arial"/>
+                <w:bCs/>
+                <w:color w:val="000000" w:themeColor="text1"/>
+                <w:lang w:val="es-DO"/>
+              </w:rPr>
+              <w:t>Jesus</w:t>
+            </w:r>
+            <w:proofErr w:type="spellEnd"/>
+            <w:r>
+              <w:rPr>
+                <w:rFonts w:ascii="Arial" w:hAnsi="Arial" w:cs="Arial"/>
+                <w:bCs/>
+                <w:color w:val="000000" w:themeColor="text1"/>
+                <w:lang w:val="es-DO"/>
+              </w:rPr>
+              <w:t xml:space="preserve"> Suero</w:t>
+            </w:r>
+            <w:r>
+              <w:rPr>
+                <w:rFonts w:ascii="Arial" w:hAnsi="Arial" w:cs="Arial"/>
+                <w:bCs/>
+                <w:color w:val="000000" w:themeColor="text1"/>
+                <w:lang w:val="es-DO"/>
+              </w:rPr>
+              <w:t xml:space="preserve"> </w:t>
+            </w:r>
+            <w:r>
+              <w:rPr>
+                <w:rFonts w:ascii="Arial" w:hAnsi="Arial" w:cs="Arial"/>
+                <w:bCs/>
+                <w:color w:val="000000" w:themeColor="text1"/>
+                <w:lang w:val="es-DO"/>
+              </w:rPr>
+              <w:t>2024-0263</w:t>
+            </w:r>
+          </w:p>
+          <w:p>
+            <w:pPr>
+              <w:pStyle w:val="TableParagraph"/>
+              <w:spacing w:line="360" w:lineRule="auto"/>
+              <w:ind w:left="344"/>
+              <w:rPr>
+                <w:rFonts w:ascii="Arial" w:hAnsi="Arial" w:cs="Arial"/>
+                <w:b/>
+                <w:lang w:val="es-DO"/>
+              </w:rPr>
+            </w:pPr>
+            <w:r>
+              <w:rPr>
+                <w:rFonts w:ascii="Arial" w:hAnsi="Arial" w:cs="Arial"/>
+                <w:b/>
+                <w:color w:val="0D2841"/>
+                <w:lang w:val="es-DO"/>
+              </w:rPr>
+              <w:t>Fecha</w:t>
+            </w:r>
+            <w:r>
+              <w:rPr>
+                <w:rFonts w:ascii="Arial" w:hAnsi="Arial" w:cs="Arial"/>
+                <w:b/>
+                <w:color w:val="0D2841"/>
+                <w:spacing w:val="-4"/>
+                <w:lang w:val="es-DO"/>
+              </w:rPr>
+              <w:t xml:space="preserve"> </w:t>
+            </w:r>
+            <w:r>
+              <w:rPr>
+                <w:rFonts w:ascii="Arial" w:hAnsi="Arial" w:cs="Arial"/>
+                <w:b/>
+                <w:color w:val="0D2841"/>
+                <w:lang w:val="es-DO"/>
+              </w:rPr>
+              <w:t>de</w:t>
+            </w:r>
+            <w:r>
+              <w:rPr>
+                <w:rFonts w:ascii="Arial" w:hAnsi="Arial" w:cs="Arial"/>
+                <w:b/>
+                <w:color w:val="0D2841"/>
+                <w:spacing w:val="-5"/>
+                <w:lang w:val="es-DO"/>
+              </w:rPr>
+              <w:t xml:space="preserve"> </w:t>
+            </w:r>
+            <w:r>
+              <w:rPr>
+                <w:rFonts w:ascii="Arial" w:hAnsi="Arial" w:cs="Arial"/>
+                <w:b/>
+                <w:color w:val="0D2841"/>
+                <w:lang w:val="es-DO"/>
+              </w:rPr>
+              <w:t>entrega:</w:t>
+            </w:r>
+            <w:r>
+              <w:rPr>
+                <w:rFonts w:ascii="Arial" w:hAnsi="Arial" w:cs="Arial"/>
+                <w:b/>
+                <w:color w:val="0D2841"/>
+                <w:spacing w:val="-2"/>
+                <w:lang w:val="es-DO"/>
+              </w:rPr>
+              <w:t xml:space="preserve"> </w:t>
+            </w:r>
+            <w:r>
+              <w:rPr>
+                <w:rFonts w:ascii="Arial" w:hAnsi="Arial" w:cs="Arial"/>
+                <w:b/>
+                <w:color w:val="0D2841"/>
+                <w:spacing w:val="-2"/>
+                <w:lang w:val="es-DO"/>
+              </w:rPr>
+              <w:t>8</w:t>
+            </w:r>
+            <w:r>
+              <w:rPr>
+                <w:rFonts w:ascii="Arial" w:hAnsi="Arial" w:cs="Arial"/>
+                <w:b/>
+                <w:color w:val="0D2841"/>
+                <w:spacing w:val="-2"/>
+                <w:lang w:val="es-DO"/>
+              </w:rPr>
+              <w:t>/</w:t>
+            </w:r>
+            <w:r>
+              <w:rPr>
+                <w:rFonts w:ascii="Arial" w:hAnsi="Arial" w:cs="Arial"/>
+                <w:b/>
+                <w:color w:val="0D2841"/>
+                <w:spacing w:val="-2"/>
+                <w:lang w:val="es-DO"/>
+              </w:rPr>
+              <w:t>14</w:t>
+            </w:r>
+            <w:r>
+              <w:rPr>
+                <w:rFonts w:ascii="Arial" w:hAnsi="Arial" w:cs="Arial"/>
+                <w:b/>
+                <w:color w:val="0D2841"/>
+                <w:spacing w:val="-2"/>
+                <w:lang w:val="es-DO"/>
+              </w:rPr>
+              <w:t>/2026</w:t>
+            </w:r>
+          </w:p>
+        </w:tc>
+      </w:tr>
+    </w:tbl>
     <w:p>
       <w:pPr>
         <w:rPr>
           <w:lang w:val="es-DO"/>
         </w:rPr>
       </w:pPr>
-      <w:r>
-        <w:rPr>
-          <w:lang w:val="es-DO"/>
-        </w:rPr>
-        <w:t>Proyecto final de programacion paralela</w:t>
-      </w:r>
+    </w:p>
+    <w:p>
+      <w:pPr>
+        <w:spacing w:line="278" w:lineRule="auto"/>
+        <w:rPr>
+          <w:lang w:val="es-DO"/>
+        </w:rPr>
+      </w:pPr>
+      <w:r>
+        <w:rPr>
+          <w:lang w:val="es-DO"/>
+        </w:rPr>
+        <w:br w:type="page"/>
+      </w:r>
+    </w:p>
+    <w:sdt>
+      <w:sdtPr>
+        <w:id w:val="568928623"/>
+        <w:docPartObj>
+          <w:docPartGallery w:val="Table of Contents"/>
+          <w:docPartUnique/>
+        </w:docPartObj>
+      </w:sdtPr>
+      <w:sdtEndPr>
+        <w:rPr>
+          <w:b/>
+          <w:bCs/>
+          <w:noProof/>
+          <w:color w:val="000000" w:themeColor="text1"/>
+        </w:rPr>
+      </w:sdtEndPr>
+      <w:sdtContent>
+        <w:p>
+          <w:pPr>
+            <w:pStyle w:val="TOCHeading"/>
+            <w:spacing w:line="360" w:lineRule="auto"/>
+            <w:rPr>
+              <w:b/>
+              <w:bCs/>
+              <w:color w:val="0E2841" w:themeColor="text2"/>
+            </w:rPr>
+          </w:pPr>
+          <w:r>
+            <w:rPr>
+              <w:b/>
+              <w:bCs/>
+              <w:color w:val="0E2841" w:themeColor="text2"/>
+            </w:rPr>
+            <w:t>ÍNDICE GENERAL</w:t>
+          </w:r>
+        </w:p>
+        <w:p>
+          <w:pPr>
+            <w:pStyle w:val="TOC2"/>
+            <w:tabs>
+              <w:tab w:val="right" w:leader="dot" w:pos="9408"/>
+            </w:tabs>
+            <w:spacing w:line="360" w:lineRule="auto"/>
+            <w:rPr>
+              <w:noProof/>
+            </w:rPr>
+          </w:pPr>
+          <w:r>
+            <w:rPr>
+              <w:color w:val="000000" w:themeColor="text1"/>
+            </w:rPr>
+            <w:fldChar w:fldCharType="begin"/>
+          </w:r>
+          <w:r>
+            <w:rPr>
+              <w:color w:val="000000" w:themeColor="text1"/>
+            </w:rPr>
+            <w:instrText xml:space="preserve"> TOC \o "1-3" \h \z \u </w:instrText>
+          </w:r>
+          <w:r>
+            <w:rPr>
+              <w:color w:val="000000" w:themeColor="text1"/>
+            </w:rPr>
+            <w:fldChar w:fldCharType="separate"/>
+          </w:r>
+          <w:hyperlink w:anchor="_Toc236477521" w:history="1">
+            <w:r>
+              <w:rPr>
+                <w:rStyle w:val="Hyperlink"/>
+                <w:rFonts w:ascii="Arial" w:hAnsi="Arial" w:cs="Arial"/>
+                <w:b/>
+                <w:bCs/>
+                <w:noProof/>
+                <w:lang w:val="es-DO"/>
+              </w:rPr>
+              <w:t>1.1 Presentación General del Proyecto</w:t>
+            </w:r>
+            <w:r>
+              <w:rPr>
+                <w:noProof/>
+                <w:webHidden/>
+              </w:rPr>
+              <w:tab/>
+            </w:r>
+            <w:r>
+              <w:rPr>
+                <w:noProof/>
+                <w:webHidden/>
+              </w:rPr>
+              <w:fldChar w:fldCharType="begin"/>
+            </w:r>
+            <w:r>
+              <w:rPr>
+                <w:noProof/>
+                <w:webHidden/>
+              </w:rPr>
+              <w:instrText xml:space="preserve"> PAGEREF _Toc236477521 \h </w:instrText>
+            </w:r>
+            <w:r>
+              <w:rPr>
+                <w:noProof/>
+                <w:webHidden/>
+              </w:rPr>
+            </w:r>
+            <w:r>
+              <w:rPr>
+                <w:noProof/>
+                <w:webHidden/>
+              </w:rPr>
+              <w:fldChar w:fldCharType="separate"/>
+            </w:r>
+            <w:r>
+              <w:rPr>
+                <w:noProof/>
+                <w:webHidden/>
+              </w:rPr>
+              <w:t>3</w:t>
+            </w:r>
+            <w:r>
+              <w:rPr>
+                <w:noProof/>
+                <w:webHidden/>
+              </w:rPr>
+              <w:fldChar w:fldCharType="end"/>
+            </w:r>
+          </w:hyperlink>
+        </w:p>
+        <w:p>
+          <w:pPr>
+            <w:pStyle w:val="TOC2"/>
+            <w:tabs>
+              <w:tab w:val="right" w:leader="dot" w:pos="9408"/>
+            </w:tabs>
+            <w:spacing w:line="360" w:lineRule="auto"/>
+            <w:rPr>
+              <w:noProof/>
+            </w:rPr>
+          </w:pPr>
+          <w:hyperlink w:anchor="_Toc236477522" w:history="1">
+            <w:r>
+              <w:rPr>
+                <w:rStyle w:val="Hyperlink"/>
+                <w:rFonts w:ascii="Arial" w:hAnsi="Arial" w:cs="Arial"/>
+                <w:b/>
+                <w:bCs/>
+                <w:noProof/>
+                <w:lang w:val="es-DO"/>
+              </w:rPr>
+              <w:t>1.2 Justificación del Tema Elegido</w:t>
+            </w:r>
+            <w:r>
+              <w:rPr>
+                <w:noProof/>
+                <w:webHidden/>
+              </w:rPr>
+              <w:tab/>
+            </w:r>
+            <w:r>
+              <w:rPr>
+                <w:noProof/>
+                <w:webHidden/>
+              </w:rPr>
+              <w:fldChar w:fldCharType="begin"/>
+            </w:r>
+            <w:r>
+              <w:rPr>
+                <w:noProof/>
+                <w:webHidden/>
+              </w:rPr>
+              <w:instrText xml:space="preserve"> PAGEREF _Toc236477522 \h </w:instrText>
+            </w:r>
+            <w:r>
+              <w:rPr>
+                <w:noProof/>
+                <w:webHidden/>
+              </w:rPr>
+            </w:r>
+            <w:r>
+              <w:rPr>
+                <w:noProof/>
+                <w:webHidden/>
+              </w:rPr>
+              <w:fldChar w:fldCharType="separate"/>
+            </w:r>
+            <w:r>
+              <w:rPr>
+                <w:noProof/>
+                <w:webHidden/>
+              </w:rPr>
+              <w:t>3</w:t>
+            </w:r>
+            <w:r>
+              <w:rPr>
+                <w:noProof/>
+                <w:webHidden/>
+              </w:rPr>
+              <w:fldChar w:fldCharType="end"/>
+            </w:r>
+          </w:hyperlink>
+        </w:p>
+        <w:p>
+          <w:pPr>
+            <w:pStyle w:val="TOC2"/>
+            <w:tabs>
+              <w:tab w:val="right" w:leader="dot" w:pos="9408"/>
+            </w:tabs>
+            <w:spacing w:line="360" w:lineRule="auto"/>
+            <w:rPr>
+              <w:noProof/>
+            </w:rPr>
+          </w:pPr>
+          <w:hyperlink w:anchor="_Toc236477523" w:history="1">
+            <w:r>
+              <w:rPr>
+                <w:rStyle w:val="Hyperlink"/>
+                <w:rFonts w:ascii="Arial" w:hAnsi="Arial" w:cs="Arial"/>
+                <w:b/>
+                <w:bCs/>
+                <w:noProof/>
+                <w:lang w:val="es-DO"/>
+              </w:rPr>
+              <w:t>1.3 Objetivos</w:t>
+            </w:r>
+            <w:r>
+              <w:rPr>
+                <w:noProof/>
+                <w:webHidden/>
+              </w:rPr>
+              <w:tab/>
+            </w:r>
+            <w:r>
+              <w:rPr>
+                <w:noProof/>
+                <w:webHidden/>
+              </w:rPr>
+              <w:fldChar w:fldCharType="begin"/>
+            </w:r>
+            <w:r>
+              <w:rPr>
+                <w:noProof/>
+                <w:webHidden/>
+              </w:rPr>
+              <w:instrText xml:space="preserve"> PAGEREF _Toc236477523 \h </w:instrText>
+            </w:r>
+            <w:r>
+              <w:rPr>
+                <w:noProof/>
+                <w:webHidden/>
+              </w:rPr>
+            </w:r>
+            <w:r>
+              <w:rPr>
+                <w:noProof/>
+                <w:webHidden/>
+              </w:rPr>
+              <w:fldChar w:fldCharType="separate"/>
+            </w:r>
+            <w:r>
+              <w:rPr>
+                <w:noProof/>
+                <w:webHidden/>
+              </w:rPr>
+              <w:t>3</w:t>
+            </w:r>
+            <w:r>
+              <w:rPr>
+                <w:noProof/>
+                <w:webHidden/>
+              </w:rPr>
+              <w:fldChar w:fldCharType="end"/>
+            </w:r>
+          </w:hyperlink>
+        </w:p>
+        <w:p>
+          <w:pPr>
+            <w:pStyle w:val="TOC3"/>
+            <w:tabs>
+              <w:tab w:val="right" w:leader="dot" w:pos="9408"/>
+            </w:tabs>
+            <w:spacing w:line="360" w:lineRule="auto"/>
+            <w:rPr>
+              <w:noProof/>
+            </w:rPr>
+          </w:pPr>
+          <w:hyperlink w:anchor="_Toc236477524" w:history="1">
+            <w:r>
+              <w:rPr>
+                <w:rStyle w:val="Hyperlink"/>
+                <w:rFonts w:ascii="Arial" w:hAnsi="Arial" w:cs="Arial"/>
+                <w:b/>
+                <w:bCs/>
+                <w:noProof/>
+                <w:lang w:val="es-DO"/>
+              </w:rPr>
+              <w:t>Objetivo General:</w:t>
+            </w:r>
+            <w:r>
+              <w:rPr>
+                <w:noProof/>
+                <w:webHidden/>
+              </w:rPr>
+              <w:tab/>
+            </w:r>
+            <w:r>
+              <w:rPr>
+                <w:noProof/>
+                <w:webHidden/>
+              </w:rPr>
+              <w:fldChar w:fldCharType="begin"/>
+            </w:r>
+            <w:r>
+              <w:rPr>
+                <w:noProof/>
+                <w:webHidden/>
+              </w:rPr>
+              <w:instrText xml:space="preserve"> PAGEREF _Toc236477524 \h </w:instrText>
+            </w:r>
+            <w:r>
+              <w:rPr>
+                <w:noProof/>
+                <w:webHidden/>
+              </w:rPr>
+            </w:r>
+            <w:r>
+              <w:rPr>
+                <w:noProof/>
+                <w:webHidden/>
+              </w:rPr>
+              <w:fldChar w:fldCharType="separate"/>
+            </w:r>
+            <w:r>
+              <w:rPr>
+                <w:noProof/>
+                <w:webHidden/>
+              </w:rPr>
+              <w:t>3</w:t>
+            </w:r>
+            <w:r>
+              <w:rPr>
+                <w:noProof/>
+                <w:webHidden/>
+              </w:rPr>
+              <w:fldChar w:fldCharType="end"/>
+            </w:r>
+          </w:hyperlink>
+        </w:p>
+        <w:p>
+          <w:pPr>
+            <w:pStyle w:val="TOC3"/>
+            <w:tabs>
+              <w:tab w:val="right" w:leader="dot" w:pos="9408"/>
+            </w:tabs>
+            <w:spacing w:line="360" w:lineRule="auto"/>
+            <w:rPr>
+              <w:noProof/>
+            </w:rPr>
+          </w:pPr>
+          <w:hyperlink w:anchor="_Toc236477525" w:history="1">
+            <w:r>
+              <w:rPr>
+                <w:rStyle w:val="Hyperlink"/>
+                <w:rFonts w:ascii="Arial" w:hAnsi="Arial" w:cs="Arial"/>
+                <w:b/>
+                <w:bCs/>
+                <w:noProof/>
+              </w:rPr>
+              <w:t>Objetivos Específicos:</w:t>
+            </w:r>
+            <w:r>
+              <w:rPr>
+                <w:noProof/>
+                <w:webHidden/>
+              </w:rPr>
+              <w:tab/>
+            </w:r>
+            <w:r>
+              <w:rPr>
+                <w:noProof/>
+                <w:webHidden/>
+              </w:rPr>
+              <w:fldChar w:fldCharType="begin"/>
+            </w:r>
+            <w:r>
+              <w:rPr>
+                <w:noProof/>
+                <w:webHidden/>
+              </w:rPr>
+              <w:instrText xml:space="preserve"> PAGEREF _Toc236477525 \h </w:instrText>
+            </w:r>
+            <w:r>
+              <w:rPr>
+                <w:noProof/>
+                <w:webHidden/>
+              </w:rPr>
+            </w:r>
+            <w:r>
+              <w:rPr>
+                <w:noProof/>
+                <w:webHidden/>
+              </w:rPr>
+              <w:fldChar w:fldCharType="separate"/>
+            </w:r>
+            <w:r>
+              <w:rPr>
+                <w:noProof/>
+                <w:webHidden/>
+              </w:rPr>
+              <w:t>4</w:t>
+            </w:r>
+            <w:r>
+              <w:rPr>
+                <w:noProof/>
+                <w:webHidden/>
+              </w:rPr>
+              <w:fldChar w:fldCharType="end"/>
+            </w:r>
+          </w:hyperlink>
+        </w:p>
+        <w:p>
+          <w:pPr>
+            <w:pStyle w:val="TOCHeading"/>
+            <w:spacing w:line="360" w:lineRule="auto"/>
+            <w:rPr>
+              <w:color w:val="000000" w:themeColor="text1"/>
+            </w:rPr>
+          </w:pPr>
+          <w:r>
+            <w:rPr>
+              <w:b/>
+              <w:bCs/>
+              <w:noProof/>
+              <w:color w:val="000000" w:themeColor="text1"/>
+            </w:rPr>
+            <w:fldChar w:fldCharType="end"/>
+          </w:r>
+        </w:p>
+      </w:sdtContent>
+    </w:sdt>
+    <w:p/>
+    <w:p/>
+    <w:p/>
+    <w:p/>
+    <w:p/>
+    <w:p/>
+    <w:p/>
+    <w:p/>
+    <w:p/>
+    <w:p/>
+    <w:p/>
+    <w:p>
+      <w:pPr>
+        <w:tabs>
+          <w:tab w:val="left" w:pos="1130"/>
+        </w:tabs>
+      </w:pPr>
+      <w:r>
+        <w:tab/>
+      </w:r>
+    </w:p>
+    <w:p>
+      <w:pPr>
+        <w:spacing w:line="278" w:lineRule="auto"/>
+      </w:pPr>
+      <w:r>
+        <w:br w:type="page"/>
+      </w:r>
+    </w:p>
+    <w:p>
+      <w:pPr>
+        <w:tabs>
+          <w:tab w:val="left" w:pos="1130"/>
+        </w:tabs>
+        <w:spacing w:line="360" w:lineRule="auto"/>
+        <w:rPr>
+          <w:rFonts w:ascii="Arial" w:hAnsi="Arial" w:cs="Arial"/>
+          <w:b/>
+          <w:bCs/>
+          <w:color w:val="0E2841" w:themeColor="text2"/>
+          <w:sz w:val="28"/>
+          <w:szCs w:val="28"/>
+        </w:rPr>
+      </w:pPr>
+      <w:r>
+        <w:rPr>
+          <w:rFonts w:ascii="Arial" w:hAnsi="Arial" w:cs="Arial"/>
+          <w:b/>
+          <w:bCs/>
+          <w:color w:val="0E2841" w:themeColor="text2"/>
+          <w:sz w:val="28"/>
+          <w:szCs w:val="28"/>
+        </w:rPr>
+        <w:lastRenderedPageBreak/>
+        <w:t>1. INTRODUCCIÓN</w:t>
+      </w:r>
+    </w:p>
+    <w:p>
+      <w:pPr>
+        <w:tabs>
+          <w:tab w:val="left" w:pos="1130"/>
+        </w:tabs>
+        <w:spacing w:line="360" w:lineRule="auto"/>
+      </w:pPr>
+    </w:p>
+    <w:p>
+      <w:pPr>
+        <w:pStyle w:val="Heading2"/>
+        <w:spacing w:line="360" w:lineRule="auto"/>
+        <w:rPr>
+          <w:rFonts w:ascii="Arial" w:hAnsi="Arial" w:cs="Arial"/>
+          <w:b/>
+          <w:bCs/>
+          <w:color w:val="0E2841" w:themeColor="text2"/>
+          <w:sz w:val="24"/>
+          <w:szCs w:val="24"/>
+          <w:lang w:val="es-DO"/>
+        </w:rPr>
+      </w:pPr>
+      <w:bookmarkStart w:id="0" w:name="_Toc236477521"/>
+      <w:r>
+        <w:rPr>
+          <w:rFonts w:ascii="Arial" w:hAnsi="Arial" w:cs="Arial"/>
+          <w:b/>
+          <w:bCs/>
+          <w:color w:val="0E2841" w:themeColor="text2"/>
+          <w:sz w:val="24"/>
+          <w:szCs w:val="24"/>
+          <w:lang w:val="es-DO"/>
+        </w:rPr>
+        <w:t>1.1 Presentación General del Proyecto</w:t>
+      </w:r>
+      <w:bookmarkEnd w:id="0"/>
+    </w:p>
+    <w:p>
+      <w:pPr>
+        <w:tabs>
+          <w:tab w:val="left" w:pos="1130"/>
+        </w:tabs>
+        <w:spacing w:line="360" w:lineRule="auto"/>
+        <w:rPr>
+          <w:rFonts w:ascii="Arial" w:hAnsi="Arial" w:cs="Arial"/>
+          <w:lang w:val="es-DO"/>
+        </w:rPr>
+      </w:pPr>
+      <w:r>
+        <w:rPr>
+          <w:rFonts w:ascii="Arial" w:hAnsi="Arial" w:cs="Arial"/>
+          <w:lang w:val="es-DO"/>
+        </w:rPr>
+        <w:t xml:space="preserve">En el desarrollo de software contemporáneo, el volumen de datos generado por transacciones comerciales crece a un ritmo acelerado. El presente proyecto aborda el diseño e implementación de un </w:t>
+      </w:r>
+      <w:r>
+        <w:rPr>
+          <w:rFonts w:ascii="Arial" w:hAnsi="Arial" w:cs="Arial"/>
+          <w:b/>
+          <w:bCs/>
+          <w:lang w:val="es-DO"/>
+        </w:rPr>
+        <w:t>Sistema ETL (</w:t>
+      </w:r>
+      <w:proofErr w:type="spellStart"/>
+      <w:r>
+        <w:rPr>
+          <w:rFonts w:ascii="Arial" w:hAnsi="Arial" w:cs="Arial"/>
+          <w:b/>
+          <w:bCs/>
+          <w:lang w:val="es-DO"/>
+        </w:rPr>
+        <w:t>Extract</w:t>
+      </w:r>
+      <w:proofErr w:type="spellEnd"/>
+      <w:r>
+        <w:rPr>
+          <w:rFonts w:ascii="Arial" w:hAnsi="Arial" w:cs="Arial"/>
+          <w:b/>
+          <w:bCs/>
+          <w:lang w:val="es-DO"/>
+        </w:rPr>
+        <w:t xml:space="preserve">, </w:t>
+      </w:r>
+      <w:proofErr w:type="spellStart"/>
+      <w:r>
+        <w:rPr>
+          <w:rFonts w:ascii="Arial" w:hAnsi="Arial" w:cs="Arial"/>
+          <w:b/>
+          <w:bCs/>
+          <w:lang w:val="es-DO"/>
+        </w:rPr>
+        <w:t>Transform</w:t>
+      </w:r>
+      <w:proofErr w:type="spellEnd"/>
+      <w:r>
+        <w:rPr>
+          <w:rFonts w:ascii="Arial" w:hAnsi="Arial" w:cs="Arial"/>
+          <w:b/>
+          <w:bCs/>
+          <w:lang w:val="es-DO"/>
+        </w:rPr>
+        <w:t>, Load) Paralelo</w:t>
+      </w:r>
+      <w:r>
+        <w:rPr>
+          <w:rFonts w:ascii="Arial" w:hAnsi="Arial" w:cs="Arial"/>
+          <w:lang w:val="es-DO"/>
+        </w:rPr>
+        <w:t xml:space="preserve"> desarrollado como una aplicación de consola en .NET C#. El sistema está diseñado para procesar, limpiar, transformar e insertar de manera simultánea múltiples archivos de ventas provenientes de distintas sucursales comerciales hacia una base de datos única y centralizada (SQLite).</w:t>
+      </w:r>
+    </w:p>
+    <w:p>
+      <w:pPr>
+        <w:tabs>
+          <w:tab w:val="left" w:pos="1130"/>
+        </w:tabs>
+        <w:spacing w:line="360" w:lineRule="auto"/>
+        <w:rPr>
+          <w:rFonts w:ascii="Arial" w:hAnsi="Arial" w:cs="Arial"/>
+          <w:lang w:val="es-DO"/>
+        </w:rPr>
+      </w:pPr>
+    </w:p>
+    <w:p>
+      <w:pPr>
+        <w:pStyle w:val="Heading2"/>
+        <w:spacing w:line="360" w:lineRule="auto"/>
+        <w:rPr>
+          <w:rFonts w:ascii="Arial" w:hAnsi="Arial" w:cs="Arial"/>
+          <w:b/>
+          <w:bCs/>
+          <w:color w:val="0E2841" w:themeColor="text2"/>
+          <w:sz w:val="24"/>
+          <w:szCs w:val="24"/>
+          <w:lang w:val="es-DO"/>
+        </w:rPr>
+      </w:pPr>
+      <w:bookmarkStart w:id="1" w:name="_Toc236477522"/>
+      <w:r>
+        <w:rPr>
+          <w:rFonts w:ascii="Arial" w:hAnsi="Arial" w:cs="Arial"/>
+          <w:b/>
+          <w:bCs/>
+          <w:color w:val="0E2841" w:themeColor="text2"/>
+          <w:sz w:val="24"/>
+          <w:szCs w:val="24"/>
+          <w:lang w:val="es-DO"/>
+        </w:rPr>
+        <w:t>1.2 Justificación del Tema Elegido</w:t>
+      </w:r>
+      <w:bookmarkEnd w:id="1"/>
+    </w:p>
+    <w:p>
+      <w:pPr>
+        <w:tabs>
+          <w:tab w:val="left" w:pos="1130"/>
+        </w:tabs>
+        <w:spacing w:line="360" w:lineRule="auto"/>
+        <w:rPr>
+          <w:rFonts w:ascii="Arial" w:hAnsi="Arial" w:cs="Arial"/>
+          <w:lang w:val="es-DO"/>
+        </w:rPr>
+      </w:pPr>
+      <w:r>
+        <w:rPr>
+          <w:rFonts w:ascii="Arial" w:hAnsi="Arial" w:cs="Arial"/>
+          <w:lang w:val="es-DO"/>
+        </w:rPr>
+        <w:t xml:space="preserve">Los procesos tradicionales de ETL operan de manera secuencial, leyendo un lote o archivo de datos a la vez. En escenarios de mediana y gran escala, este enfoque genera cuellos de botella críticos, desperdiciando el potencial multinúcleo de los procesadores modernos. La elección de este tema se justifica en la necesidad de demostrar cómo el paradigma de la </w:t>
+      </w:r>
+      <w:r>
+        <w:rPr>
+          <w:rFonts w:ascii="Arial" w:hAnsi="Arial" w:cs="Arial"/>
+          <w:b/>
+          <w:bCs/>
+          <w:lang w:val="es-DO"/>
+        </w:rPr>
+        <w:t>programación paralela</w:t>
+      </w:r>
+      <w:r>
+        <w:rPr>
+          <w:rFonts w:ascii="Arial" w:hAnsi="Arial" w:cs="Arial"/>
+          <w:lang w:val="es-DO"/>
+        </w:rPr>
+        <w:t xml:space="preserve"> reduce drásticamente los tiempos de procesamiento y optimiza el uso de hardware en tareas intensivas de lectura, procesamiento en memoria y escritura concurrentes.</w:t>
+      </w:r>
+    </w:p>
+    <w:p>
+      <w:pPr>
+        <w:tabs>
+          <w:tab w:val="left" w:pos="1130"/>
+        </w:tabs>
+        <w:spacing w:line="360" w:lineRule="auto"/>
+        <w:rPr>
+          <w:rFonts w:ascii="Arial" w:hAnsi="Arial" w:cs="Arial"/>
+          <w:lang w:val="es-DO"/>
+        </w:rPr>
+      </w:pPr>
+    </w:p>
+    <w:p>
+      <w:pPr>
+        <w:pStyle w:val="Heading2"/>
+        <w:spacing w:line="360" w:lineRule="auto"/>
+        <w:rPr>
+          <w:rFonts w:ascii="Arial" w:hAnsi="Arial" w:cs="Arial"/>
+          <w:b/>
+          <w:bCs/>
+          <w:color w:val="0E2841" w:themeColor="text2"/>
+          <w:sz w:val="24"/>
+          <w:szCs w:val="24"/>
+          <w:lang w:val="es-DO"/>
+        </w:rPr>
+      </w:pPr>
+      <w:bookmarkStart w:id="2" w:name="_Toc236477523"/>
+      <w:r>
+        <w:rPr>
+          <w:rFonts w:ascii="Arial" w:hAnsi="Arial" w:cs="Arial"/>
+          <w:b/>
+          <w:bCs/>
+          <w:color w:val="0E2841" w:themeColor="text2"/>
+          <w:sz w:val="24"/>
+          <w:szCs w:val="24"/>
+          <w:lang w:val="es-DO"/>
+        </w:rPr>
+        <w:t>1.3 Objetivos</w:t>
+      </w:r>
+      <w:bookmarkEnd w:id="2"/>
+    </w:p>
+    <w:p>
+      <w:pPr>
+        <w:tabs>
+          <w:tab w:val="left" w:pos="1130"/>
+        </w:tabs>
+        <w:spacing w:line="360" w:lineRule="auto"/>
+        <w:rPr>
+          <w:rFonts w:ascii="Arial" w:hAnsi="Arial" w:cs="Arial"/>
+          <w:lang w:val="es-DO"/>
+        </w:rPr>
+      </w:pPr>
+    </w:p>
+    <w:p>
+      <w:pPr>
+        <w:pStyle w:val="Heading3"/>
+        <w:spacing w:line="360" w:lineRule="auto"/>
+        <w:rPr>
+          <w:rFonts w:ascii="Arial" w:hAnsi="Arial" w:cs="Arial"/>
+          <w:b/>
+          <w:bCs/>
+          <w:color w:val="0E2841" w:themeColor="text2"/>
+          <w:sz w:val="24"/>
+          <w:szCs w:val="24"/>
+          <w:lang w:val="es-DO"/>
+        </w:rPr>
+      </w:pPr>
+      <w:bookmarkStart w:id="3" w:name="_Toc236477524"/>
+      <w:r>
+        <w:rPr>
+          <w:rFonts w:ascii="Arial" w:hAnsi="Arial" w:cs="Arial"/>
+          <w:b/>
+          <w:bCs/>
+          <w:color w:val="0E2841" w:themeColor="text2"/>
+          <w:sz w:val="24"/>
+          <w:szCs w:val="24"/>
+          <w:lang w:val="es-DO"/>
+        </w:rPr>
+        <w:t>Objetivo General:</w:t>
+      </w:r>
+      <w:bookmarkEnd w:id="3"/>
+    </w:p>
+    <w:p>
+      <w:pPr>
+        <w:tabs>
+          <w:tab w:val="left" w:pos="1130"/>
+        </w:tabs>
+        <w:spacing w:line="360" w:lineRule="auto"/>
+        <w:rPr>
+          <w:rFonts w:ascii="Arial" w:hAnsi="Arial" w:cs="Arial"/>
+          <w:lang w:val="es-DO"/>
+        </w:rPr>
+      </w:pPr>
+      <w:r>
+        <w:rPr>
+          <w:rFonts w:ascii="Arial" w:hAnsi="Arial" w:cs="Arial"/>
+          <w:lang w:val="es-DO"/>
+        </w:rPr>
+        <w:t xml:space="preserve">Desarrollar e implementar un sistema ETL paralelo en C# (.NET) para el procesamiento, transformación y consolidación concurrente de transacciones de ventas </w:t>
+      </w:r>
+      <w:proofErr w:type="spellStart"/>
+      <w:r>
+        <w:rPr>
+          <w:rFonts w:ascii="Arial" w:hAnsi="Arial" w:cs="Arial"/>
+          <w:lang w:val="es-DO"/>
+        </w:rPr>
+        <w:t>multisucursal</w:t>
+      </w:r>
+      <w:proofErr w:type="spellEnd"/>
+      <w:r>
+        <w:rPr>
+          <w:rFonts w:ascii="Arial" w:hAnsi="Arial" w:cs="Arial"/>
+          <w:lang w:val="es-DO"/>
+        </w:rPr>
+        <w:t xml:space="preserve"> hacia una base de datos relacional centralizada, evaluando el impacto del paralelismo en el rendimiento general. </w:t>
+      </w:r>
+    </w:p>
+    <w:p>
+      <w:pPr>
+        <w:tabs>
+          <w:tab w:val="left" w:pos="1130"/>
+        </w:tabs>
+        <w:spacing w:line="360" w:lineRule="auto"/>
+        <w:rPr>
+          <w:rFonts w:ascii="Arial" w:hAnsi="Arial" w:cs="Arial"/>
+          <w:lang w:val="es-DO"/>
+        </w:rPr>
+      </w:pPr>
+    </w:p>
+    <w:p>
+      <w:pPr>
+        <w:tabs>
+          <w:tab w:val="left" w:pos="1130"/>
+        </w:tabs>
+        <w:spacing w:line="360" w:lineRule="auto"/>
+        <w:rPr>
+          <w:rFonts w:ascii="Arial" w:hAnsi="Arial" w:cs="Arial"/>
+          <w:lang w:val="es-DO"/>
+        </w:rPr>
+      </w:pPr>
+    </w:p>
+    <w:p>
+      <w:pPr>
+        <w:tabs>
+          <w:tab w:val="left" w:pos="1130"/>
+        </w:tabs>
+        <w:spacing w:line="360" w:lineRule="auto"/>
+        <w:rPr>
+          <w:rFonts w:ascii="Arial" w:hAnsi="Arial" w:cs="Arial"/>
+          <w:lang w:val="es-DO"/>
+        </w:rPr>
+      </w:pPr>
+    </w:p>
+    <w:p>
+      <w:pPr>
+        <w:tabs>
+          <w:tab w:val="left" w:pos="1130"/>
+        </w:tabs>
+        <w:spacing w:line="360" w:lineRule="auto"/>
+        <w:rPr>
+          <w:rFonts w:ascii="Arial" w:hAnsi="Arial" w:cs="Arial"/>
+          <w:lang w:val="es-DO"/>
+        </w:rPr>
+      </w:pPr>
+    </w:p>
+    <w:p>
+      <w:pPr>
+        <w:tabs>
+          <w:tab w:val="left" w:pos="1130"/>
+        </w:tabs>
+        <w:spacing w:line="360" w:lineRule="auto"/>
+        <w:rPr>
+          <w:rFonts w:ascii="Arial" w:hAnsi="Arial" w:cs="Arial"/>
+          <w:lang w:val="es-DO"/>
+        </w:rPr>
+      </w:pPr>
+    </w:p>
+    <w:p>
+      <w:pPr>
+        <w:pStyle w:val="Heading3"/>
+        <w:spacing w:line="360" w:lineRule="auto"/>
+        <w:rPr>
+          <w:rFonts w:ascii="Arial" w:hAnsi="Arial" w:cs="Arial"/>
+          <w:b/>
+          <w:bCs/>
+          <w:color w:val="0E2841" w:themeColor="text2"/>
+          <w:sz w:val="24"/>
+          <w:szCs w:val="24"/>
+        </w:rPr>
+      </w:pPr>
+      <w:bookmarkStart w:id="4" w:name="_Toc236477525"/>
+      <w:proofErr w:type="spellStart"/>
+      <w:r>
+        <w:rPr>
+          <w:rFonts w:ascii="Arial" w:hAnsi="Arial" w:cs="Arial"/>
+          <w:b/>
+          <w:bCs/>
+          <w:color w:val="0E2841" w:themeColor="text2"/>
+          <w:sz w:val="24"/>
+          <w:szCs w:val="24"/>
+        </w:rPr>
+        <w:lastRenderedPageBreak/>
+        <w:t>Objetivos</w:t>
+      </w:r>
+      <w:proofErr w:type="spellEnd"/>
+      <w:r>
+        <w:rPr>
+          <w:rFonts w:ascii="Arial" w:hAnsi="Arial" w:cs="Arial"/>
+          <w:b/>
+          <w:bCs/>
+          <w:color w:val="0E2841" w:themeColor="text2"/>
+          <w:sz w:val="24"/>
+          <w:szCs w:val="24"/>
+        </w:rPr>
+        <w:t xml:space="preserve"> </w:t>
+      </w:r>
+      <w:proofErr w:type="spellStart"/>
+      <w:r>
+        <w:rPr>
+          <w:rFonts w:ascii="Arial" w:hAnsi="Arial" w:cs="Arial"/>
+          <w:b/>
+          <w:bCs/>
+          <w:color w:val="0E2841" w:themeColor="text2"/>
+          <w:sz w:val="24"/>
+          <w:szCs w:val="24"/>
+        </w:rPr>
+        <w:t>Específicos</w:t>
+      </w:r>
+      <w:proofErr w:type="spellEnd"/>
+      <w:r>
+        <w:rPr>
+          <w:rFonts w:ascii="Arial" w:hAnsi="Arial" w:cs="Arial"/>
+          <w:b/>
+          <w:bCs/>
+          <w:color w:val="0E2841" w:themeColor="text2"/>
+          <w:sz w:val="24"/>
+          <w:szCs w:val="24"/>
+        </w:rPr>
+        <w:t>:</w:t>
+      </w:r>
+      <w:bookmarkEnd w:id="4"/>
+    </w:p>
+    <w:p>
+      <w:pPr>
+        <w:numPr>
+          <w:ilvl w:val="0"/>
+          <w:numId w:val="1"/>
+        </w:numPr>
+        <w:tabs>
+          <w:tab w:val="left" w:pos="1130"/>
+        </w:tabs>
+        <w:spacing w:line="360" w:lineRule="auto"/>
+        <w:rPr>
+          <w:rFonts w:ascii="Arial" w:hAnsi="Arial" w:cs="Arial"/>
+          <w:lang w:val="es-DO"/>
+        </w:rPr>
+      </w:pPr>
+      <w:r>
+        <w:rPr>
+          <w:rFonts w:ascii="Arial" w:hAnsi="Arial" w:cs="Arial"/>
+          <w:lang w:val="es-DO"/>
+        </w:rPr>
+        <w:t xml:space="preserve">Diseñar un mecanismo de </w:t>
+      </w:r>
+      <w:r>
+        <w:rPr>
+          <w:rFonts w:ascii="Arial" w:hAnsi="Arial" w:cs="Arial"/>
+          <w:b/>
+          <w:bCs/>
+          <w:lang w:val="es-DO"/>
+        </w:rPr>
+        <w:t>descomposición de datos y tareas</w:t>
+      </w:r>
+      <w:r>
+        <w:rPr>
+          <w:rFonts w:ascii="Arial" w:hAnsi="Arial" w:cs="Arial"/>
+          <w:lang w:val="es-DO"/>
+        </w:rPr>
+        <w:t xml:space="preserve"> que permita procesar múltiples fuentes de información (archivos CSV por sucursal) de forma simultánea. </w:t>
+      </w:r>
+    </w:p>
+    <w:p>
+      <w:pPr>
+        <w:numPr>
+          <w:ilvl w:val="0"/>
+          <w:numId w:val="1"/>
+        </w:numPr>
+        <w:tabs>
+          <w:tab w:val="left" w:pos="1130"/>
+        </w:tabs>
+        <w:spacing w:line="360" w:lineRule="auto"/>
+        <w:rPr>
+          <w:rFonts w:ascii="Arial" w:hAnsi="Arial" w:cs="Arial"/>
+          <w:lang w:val="es-DO"/>
+        </w:rPr>
+      </w:pPr>
+      <w:r>
+        <w:rPr>
+          <w:rFonts w:ascii="Arial" w:hAnsi="Arial" w:cs="Arial"/>
+          <w:lang w:val="es-DO"/>
+        </w:rPr>
+        <w:t xml:space="preserve">Implementar </w:t>
+      </w:r>
+      <w:r>
+        <w:rPr>
+          <w:rFonts w:ascii="Arial" w:hAnsi="Arial" w:cs="Arial"/>
+          <w:b/>
+          <w:bCs/>
+          <w:lang w:val="es-DO"/>
+        </w:rPr>
+        <w:t>mecanismos de sincronización de hilos</w:t>
+      </w:r>
+      <w:r>
+        <w:rPr>
+          <w:rFonts w:ascii="Arial" w:hAnsi="Arial" w:cs="Arial"/>
+          <w:lang w:val="es-DO"/>
+        </w:rPr>
+        <w:t xml:space="preserve"> (</w:t>
+      </w:r>
+      <w:proofErr w:type="spellStart"/>
+      <w:r>
+        <w:rPr>
+          <w:rFonts w:ascii="Arial" w:hAnsi="Arial" w:cs="Arial"/>
+          <w:lang w:val="es-DO"/>
+        </w:rPr>
+        <w:t>locks</w:t>
+      </w:r>
+      <w:proofErr w:type="spellEnd"/>
+      <w:r>
+        <w:rPr>
+          <w:rFonts w:ascii="Arial" w:hAnsi="Arial" w:cs="Arial"/>
+          <w:lang w:val="es-DO"/>
+        </w:rPr>
+        <w:t xml:space="preserve">, semáforos o exclusión mutua) para gestionar el acceso concurrente y evitar duplicidad al persistir la información compartida (Clientes, Productos, Ventas) en SQLite. </w:t>
+      </w:r>
+    </w:p>
+    <w:p>
+      <w:pPr>
+        <w:numPr>
+          <w:ilvl w:val="0"/>
+          <w:numId w:val="1"/>
+        </w:numPr>
+        <w:tabs>
+          <w:tab w:val="left" w:pos="1130"/>
+        </w:tabs>
+        <w:spacing w:line="360" w:lineRule="auto"/>
+        <w:rPr>
+          <w:rFonts w:ascii="Arial" w:hAnsi="Arial" w:cs="Arial"/>
+          <w:lang w:val="es-DO"/>
+        </w:rPr>
+      </w:pPr>
+      <w:r>
+        <w:rPr>
+          <w:rFonts w:ascii="Arial" w:hAnsi="Arial" w:cs="Arial"/>
+          <w:lang w:val="es-DO"/>
+        </w:rPr>
+        <w:t xml:space="preserve">Comparar experimentalmente tres estrategias de ejecución: </w:t>
+      </w:r>
+      <w:r>
+        <w:rPr>
+          <w:rFonts w:ascii="Arial" w:hAnsi="Arial" w:cs="Arial"/>
+          <w:b/>
+          <w:bCs/>
+          <w:lang w:val="es-DO"/>
+        </w:rPr>
+        <w:t>Secuencial</w:t>
+      </w:r>
+      <w:r>
+        <w:rPr>
+          <w:rFonts w:ascii="Arial" w:hAnsi="Arial" w:cs="Arial"/>
+          <w:lang w:val="es-DO"/>
+        </w:rPr>
+        <w:t xml:space="preserve">, </w:t>
+      </w:r>
+      <w:r>
+        <w:rPr>
+          <w:rFonts w:ascii="Arial" w:hAnsi="Arial" w:cs="Arial"/>
+          <w:b/>
+          <w:bCs/>
+          <w:lang w:val="es-DO"/>
+        </w:rPr>
+        <w:t>Un hilo por archivo (</w:t>
+      </w:r>
+      <w:proofErr w:type="spellStart"/>
+      <w:r>
+        <w:rPr>
+          <w:rFonts w:ascii="Arial" w:hAnsi="Arial" w:cs="Arial"/>
+          <w:b/>
+          <w:bCs/>
+          <w:lang w:val="es-DO"/>
+        </w:rPr>
+        <w:t>Task</w:t>
+      </w:r>
+      <w:proofErr w:type="spellEnd"/>
+      <w:r>
+        <w:rPr>
+          <w:rFonts w:ascii="Arial" w:hAnsi="Arial" w:cs="Arial"/>
+          <w:b/>
+          <w:bCs/>
+          <w:lang w:val="es-DO"/>
+        </w:rPr>
+        <w:t xml:space="preserve"> por archivo)</w:t>
+      </w:r>
+      <w:r>
+        <w:rPr>
+          <w:rFonts w:ascii="Arial" w:hAnsi="Arial" w:cs="Arial"/>
+          <w:lang w:val="es-DO"/>
+        </w:rPr>
+        <w:t xml:space="preserve"> y </w:t>
+      </w:r>
+      <w:r>
+        <w:rPr>
+          <w:rFonts w:ascii="Arial" w:hAnsi="Arial" w:cs="Arial"/>
+          <w:b/>
+          <w:bCs/>
+          <w:lang w:val="es-DO"/>
+        </w:rPr>
+        <w:t>Pool de trabajadores (</w:t>
+      </w:r>
+      <w:proofErr w:type="spellStart"/>
+      <w:r>
+        <w:rPr>
+          <w:rFonts w:ascii="Arial" w:hAnsi="Arial" w:cs="Arial"/>
+          <w:b/>
+          <w:bCs/>
+          <w:lang w:val="es-DO"/>
+        </w:rPr>
+        <w:t>Thread</w:t>
+      </w:r>
+      <w:proofErr w:type="spellEnd"/>
+      <w:r>
+        <w:rPr>
+          <w:rFonts w:ascii="Arial" w:hAnsi="Arial" w:cs="Arial"/>
+          <w:b/>
+          <w:bCs/>
+          <w:lang w:val="es-DO"/>
+        </w:rPr>
+        <w:t xml:space="preserve"> Pool/Worker </w:t>
+      </w:r>
+      <w:proofErr w:type="spellStart"/>
+      <w:r>
+        <w:rPr>
+          <w:rFonts w:ascii="Arial" w:hAnsi="Arial" w:cs="Arial"/>
+          <w:b/>
+          <w:bCs/>
+          <w:lang w:val="es-DO"/>
+        </w:rPr>
+        <w:t>Tasks</w:t>
+      </w:r>
+      <w:proofErr w:type="spellEnd"/>
+      <w:r>
+        <w:rPr>
+          <w:rFonts w:ascii="Arial" w:hAnsi="Arial" w:cs="Arial"/>
+          <w:b/>
+          <w:bCs/>
+          <w:lang w:val="es-DO"/>
+        </w:rPr>
+        <w:t>)</w:t>
+      </w:r>
+      <w:r>
+        <w:rPr>
+          <w:rFonts w:ascii="Arial" w:hAnsi="Arial" w:cs="Arial"/>
+          <w:lang w:val="es-DO"/>
+        </w:rPr>
+        <w:t xml:space="preserve">. </w:t>
+      </w:r>
+    </w:p>
+    <w:p>
+      <w:pPr>
+        <w:numPr>
+          <w:ilvl w:val="0"/>
+          <w:numId w:val="1"/>
+        </w:numPr>
+        <w:tabs>
+          <w:tab w:val="left" w:pos="1130"/>
+        </w:tabs>
+        <w:spacing w:line="360" w:lineRule="auto"/>
+        <w:rPr>
+          <w:rFonts w:ascii="Arial" w:hAnsi="Arial" w:cs="Arial"/>
+          <w:lang w:val="es-DO"/>
+        </w:rPr>
+      </w:pPr>
+      <w:r>
+        <w:rPr>
+          <w:rFonts w:ascii="Arial" w:hAnsi="Arial" w:cs="Arial"/>
+          <w:lang w:val="es-DO"/>
+        </w:rPr>
+        <w:t xml:space="preserve">Medir y documentar el rendimiento del sistema evaluando métricas como tiempo total de procesamiento, registros por segundo y velocidad de escalado según el número de hilos o núcleos. </w:t>
+      </w:r>
+    </w:p>
+    <w:p>
+      <w:pPr>
+        <w:tabs>
+          <w:tab w:val="left" w:pos="1130"/>
+        </w:tabs>
+        <w:spacing w:line="360" w:lineRule="auto"/>
+        <w:rPr>
+          <w:rFonts w:ascii="Arial" w:hAnsi="Arial" w:cs="Arial"/>
+          <w:lang w:val="es-DO"/>
+        </w:rPr>
+      </w:pPr>
     </w:p>
     <w:sectPr>
       <w:pgSz w:w="12240" w:h="15840" w:code="1"/>
@@ -23,6 +2151,127 @@
     </w:sectPr>
   </w:body>
 </w:document>
+</file>
+
+<file path=word/numbering.xml><?xml version="1.0" encoding="utf-8"?>
+<w:numbering xmlns:wpc="http://schemas.microsoft.com/office/word/2010/wordprocessingCanvas" xmlns:cx="http://schemas.microsoft.com/office/drawing/2014/chartex" xmlns:cx1="http://schemas.microsoft.com/office/drawing/2015/9/8/chartex" xmlns:cx2="http://schemas.microsoft.com/office/drawing/2015/10/21/chartex" xmlns:cx3="http://schemas.microsoft.com/office/drawing/2016/5/9/chartex" xmlns:cx4="http://schemas.microsoft.com/office/drawing/2016/5/10/chartex" xmlns:cx5="http://schemas.microsoft.com/office/drawing/2016/5/11/chartex" xmlns:cx6="http://schemas.microsoft.com/office/drawing/2016/5/12/chartex" xmlns:cx7="http://schemas.microsoft.com/office/drawing/2016/5/13/chartex" xmlns:cx8="http://schemas.microsoft.com/office/drawing/2016/5/14/chartex" xmlns:mc="http://schemas.openxmlformats.org/markup-compatibility/2006" xmlns:aink="http://schemas.microsoft.com/office/drawing/2016/ink" xmlns:am3d="http://schemas.microsoft.com/office/drawing/2017/model3d" xmlns:o="urn:schemas-microsoft-com:office:office" xmlns:oel="http://schemas.microsoft.com/office/2019/extlst" xmlns:r="http://schemas.openxmlformats.org/officeDocument/2006/relationships" xmlns:m="http://schemas.openxmlformats.org/officeDocument/2006/math" xmlns:v="urn:schemas-microsoft-com:vml" xmlns:wp14="http://schemas.microsoft.com/office/word/2010/wordprocessingDrawing" xmlns:wp="http://schemas.openxmlformats.org/drawingml/2006/wordprocessingDrawing" xmlns:w10="urn:schemas-microsoft-com:office:word" xmlns:w="http://schemas.openxmlformats.org/wordprocessingml/2006/main" xmlns:w14="http://schemas.microsoft.com/office/word/2010/wordml" xmlns:w15="http://schemas.microsoft.com/office/word/2012/wordml" xmlns:w16cei="http://schemas.microsoft.com/office/word/2026/wordml/cei" xmlns:w16cex="http://schemas.microsoft.com/office/word/2018/wordml/cex" xmlns:w16cid="http://schemas.microsoft.com/office/word/2016/wordml/cid" xmlns:w16="http://schemas.microsoft.com/office/word/2018/wordml" xmlns:w16du="http://schemas.microsoft.com/office/word/2023/wordml/word16du" xmlns:w16sdtdh="http://schemas.microsoft.com/office/word/2020/wordml/sdtdatahash" xmlns:w16sdtfl="http://schemas.microsoft.com/office/word/2024/wordml/sdtformatlock" xmlns:w16se="http://schemas.microsoft.com/office/word/2015/wordml/symex" xmlns:wpg="http://schemas.microsoft.com/office/word/2010/wordprocessingGroup" xmlns:wpi="http://schemas.microsoft.com/office/word/2010/wordprocessingInk" xmlns:wne="http://schemas.microsoft.com/office/word/2006/wordml" xmlns:wps="http://schemas.microsoft.com/office/word/2010/wordprocessingShape" mc:Ignorable="w14 w15 w16se w16cid w16 w16cex w16sdtdh w16sdtfl w16du wp14">
+  <w:abstractNum w:abstractNumId="0" w15:restartNumberingAfterBreak="0">
+    <w:nsid w:val="27B3483A"/>
+    <w:multiLevelType w:val="multilevel"/>
+    <w:tmpl w:val="478E7ECA"/>
+    <w:lvl w:ilvl="0">
+      <w:start w:val="1"/>
+      <w:numFmt w:val="decimal"/>
+      <w:lvlText w:val="%1."/>
+      <w:lvlJc w:val="left"/>
+      <w:pPr>
+        <w:tabs>
+          <w:tab w:val="num" w:pos="720"/>
+        </w:tabs>
+        <w:ind w:left="720" w:hanging="360"/>
+      </w:pPr>
+    </w:lvl>
+    <w:lvl w:ilvl="1" w:tentative="1">
+      <w:start w:val="1"/>
+      <w:numFmt w:val="decimal"/>
+      <w:lvlText w:val="%2."/>
+      <w:lvlJc w:val="left"/>
+      <w:pPr>
+        <w:tabs>
+          <w:tab w:val="num" w:pos="1440"/>
+        </w:tabs>
+        <w:ind w:left="1440" w:hanging="360"/>
+      </w:pPr>
+    </w:lvl>
+    <w:lvl w:ilvl="2" w:tentative="1">
+      <w:start w:val="1"/>
+      <w:numFmt w:val="decimal"/>
+      <w:lvlText w:val="%3."/>
+      <w:lvlJc w:val="left"/>
+      <w:pPr>
+        <w:tabs>
+          <w:tab w:val="num" w:pos="2160"/>
+        </w:tabs>
+        <w:ind w:left="2160" w:hanging="360"/>
+      </w:pPr>
+    </w:lvl>
+    <w:lvl w:ilvl="3" w:tentative="1">
+      <w:start w:val="1"/>
+      <w:numFmt w:val="decimal"/>
+      <w:lvlText w:val="%4."/>
+      <w:lvlJc w:val="left"/>
+      <w:pPr>
+        <w:tabs>
+          <w:tab w:val="num" w:pos="2880"/>
+        </w:tabs>
+        <w:ind w:left="2880" w:hanging="360"/>
+      </w:pPr>
+    </w:lvl>
+    <w:lvl w:ilvl="4" w:tentative="1">
+      <w:start w:val="1"/>
+      <w:numFmt w:val="decimal"/>
+      <w:lvlText w:val="%5."/>
+      <w:lvlJc w:val="left"/>
+      <w:pPr>
+        <w:tabs>
+          <w:tab w:val="num" w:pos="3600"/>
+        </w:tabs>
+        <w:ind w:left="3600" w:hanging="360"/>
+      </w:pPr>
+    </w:lvl>
+    <w:lvl w:ilvl="5" w:tentative="1">
+      <w:start w:val="1"/>
+      <w:numFmt w:val="decimal"/>
+      <w:lvlText w:val="%6."/>
+      <w:lvlJc w:val="left"/>
+      <w:pPr>
+        <w:tabs>
+          <w:tab w:val="num" w:pos="4320"/>
+        </w:tabs>
+        <w:ind w:left="4320" w:hanging="360"/>
+      </w:pPr>
+    </w:lvl>
+    <w:lvl w:ilvl="6" w:tentative="1">
+      <w:start w:val="1"/>
+      <w:numFmt w:val="decimal"/>
+      <w:lvlText w:val="%7."/>
+      <w:lvlJc w:val="left"/>
+      <w:pPr>
+        <w:tabs>
+          <w:tab w:val="num" w:pos="5040"/>
+        </w:tabs>
+        <w:ind w:left="5040" w:hanging="360"/>
+      </w:pPr>
+    </w:lvl>
+    <w:lvl w:ilvl="7" w:tentative="1">
+      <w:start w:val="1"/>
+      <w:numFmt w:val="decimal"/>
+      <w:lvlText w:val="%8."/>
+      <w:lvlJc w:val="left"/>
+      <w:pPr>
+        <w:tabs>
+          <w:tab w:val="num" w:pos="5760"/>
+        </w:tabs>
+        <w:ind w:left="5760" w:hanging="360"/>
+      </w:pPr>
+    </w:lvl>
+    <w:lvl w:ilvl="8" w:tentative="1">
+      <w:start w:val="1"/>
+      <w:numFmt w:val="decimal"/>
+      <w:lvlText w:val="%9."/>
+      <w:lvlJc w:val="left"/>
+      <w:pPr>
+        <w:tabs>
+          <w:tab w:val="num" w:pos="6480"/>
+        </w:tabs>
+        <w:ind w:left="6480" w:hanging="360"/>
+      </w:pPr>
+    </w:lvl>
+  </w:abstractNum>
+  <w:num w:numId="1" w16cid:durableId="1114253974">
+    <w:abstractNumId w:val="0"/>
+  </w:num>
+</w:numbering>
 </file>
 
 <file path=word/styles.xml><?xml version="1.0" encoding="utf-8"?>
@@ -425,6 +2674,17 @@
   <w:style w:type="paragraph" w:default="1" w:styleId="Normal">
     <w:name w:val="Normal"/>
     <w:qFormat/>
+    <w:rsid w:val="00F01A56"/>
+    <w:pPr>
+      <w:spacing w:line="259" w:lineRule="auto"/>
+    </w:pPr>
+    <w:rPr>
+      <w:rFonts w:eastAsiaTheme="minorEastAsia"/>
+      <w:kern w:val="0"/>
+      <w:sz w:val="22"/>
+      <w:szCs w:val="22"/>
+      <w14:ligatures w14:val="none"/>
+    </w:rPr>
   </w:style>
   <w:style w:type="paragraph" w:styleId="Heading1">
     <w:name w:val="heading 1"/>
@@ -453,7 +2713,6 @@
     <w:next w:val="Normal"/>
     <w:link w:val="Heading2Char"/>
     <w:uiPriority w:val="9"/>
-    <w:semiHidden/>
     <w:unhideWhenUsed/>
     <w:qFormat/>
     <w:rsid w:val="00BC0815"/>
@@ -476,7 +2735,6 @@
     <w:next w:val="Normal"/>
     <w:link w:val="Heading3Char"/>
     <w:uiPriority w:val="9"/>
-    <w:semiHidden/>
     <w:unhideWhenUsed/>
     <w:qFormat/>
     <w:rsid w:val="00BC0815"/>
@@ -628,7 +2886,6 @@
   <w:style w:type="character" w:default="1" w:styleId="DefaultParagraphFont">
     <w:name w:val="Default Paragraph Font"/>
     <w:uiPriority w:val="1"/>
-    <w:semiHidden/>
     <w:unhideWhenUsed/>
   </w:style>
   <w:style w:type="table" w:default="1" w:styleId="TableNormal">
@@ -670,7 +2927,6 @@
     <w:basedOn w:val="DefaultParagraphFont"/>
     <w:link w:val="Heading2"/>
     <w:uiPriority w:val="9"/>
-    <w:semiHidden/>
     <w:rsid w:val="00BC0815"/>
     <w:rPr>
       <w:rFonts w:asciiTheme="majorHAnsi" w:eastAsiaTheme="majorEastAsia" w:hAnsiTheme="majorHAnsi" w:cstheme="majorBidi"/>
@@ -684,7 +2940,6 @@
     <w:basedOn w:val="DefaultParagraphFont"/>
     <w:link w:val="Heading3"/>
     <w:uiPriority w:val="9"/>
-    <w:semiHidden/>
     <w:rsid w:val="00BC0815"/>
     <w:rPr>
       <w:rFonts w:eastAsiaTheme="majorEastAsia" w:cstheme="majorBidi"/>
@@ -940,6 +3195,66 @@
       <w:smallCaps/>
       <w:color w:val="0F4761" w:themeColor="accent1" w:themeShade="BF"/>
       <w:spacing w:val="5"/>
+    </w:rPr>
+  </w:style>
+  <w:style w:type="paragraph" w:customStyle="1" w:styleId="TableParagraph">
+    <w:name w:val="Table Paragraph"/>
+    <w:basedOn w:val="Normal"/>
+    <w:uiPriority w:val="1"/>
+    <w:rsid w:val="00F01A56"/>
+  </w:style>
+  <w:style w:type="paragraph" w:styleId="TOCHeading">
+    <w:name w:val="TOC Heading"/>
+    <w:basedOn w:val="Heading1"/>
+    <w:next w:val="Normal"/>
+    <w:uiPriority w:val="39"/>
+    <w:unhideWhenUsed/>
+    <w:qFormat/>
+    <w:rsid w:val="00CD496F"/>
+    <w:pPr>
+      <w:spacing w:before="240" w:after="0"/>
+      <w:outlineLvl w:val="9"/>
+    </w:pPr>
+    <w:rPr>
+      <w:sz w:val="32"/>
+      <w:szCs w:val="32"/>
+    </w:rPr>
+  </w:style>
+  <w:style w:type="paragraph" w:styleId="TOC2">
+    <w:name w:val="toc 2"/>
+    <w:basedOn w:val="Normal"/>
+    <w:next w:val="Normal"/>
+    <w:autoRedefine/>
+    <w:uiPriority w:val="39"/>
+    <w:unhideWhenUsed/>
+    <w:rsid w:val="00D51796"/>
+    <w:pPr>
+      <w:spacing w:after="100"/>
+      <w:ind w:left="220"/>
+    </w:pPr>
+  </w:style>
+  <w:style w:type="paragraph" w:styleId="TOC3">
+    <w:name w:val="toc 3"/>
+    <w:basedOn w:val="Normal"/>
+    <w:next w:val="Normal"/>
+    <w:autoRedefine/>
+    <w:uiPriority w:val="39"/>
+    <w:unhideWhenUsed/>
+    <w:rsid w:val="00D51796"/>
+    <w:pPr>
+      <w:spacing w:after="100"/>
+      <w:ind w:left="440"/>
+    </w:pPr>
+  </w:style>
+  <w:style w:type="character" w:styleId="Hyperlink">
+    <w:name w:val="Hyperlink"/>
+    <w:basedOn w:val="DefaultParagraphFont"/>
+    <w:uiPriority w:val="99"/>
+    <w:unhideWhenUsed/>
+    <w:rsid w:val="00D51796"/>
+    <w:rPr>
+      <w:color w:val="467886" w:themeColor="hyperlink"/>
+      <w:u w:val="single"/>
     </w:rPr>
   </w:style>
 </w:styles>
@@ -1258,4 +3573,16 @@
     </a:ext>
   </a:extLst>
 </a:theme>
+</file>
+
+<file path=customXml/item1.xml><?xml version="1.0" encoding="utf-8"?>
+<b:Sources xmlns:b="http://schemas.openxmlformats.org/officeDocument/2006/bibliography" xmlns="http://schemas.openxmlformats.org/officeDocument/2006/bibliography" SelectedStyle="\APASixthEditionOfficeOnline.xsl" StyleName="APA" Version="6"/>
+</file>
+
+<file path=customXml/itemProps1.xml><?xml version="1.0" encoding="utf-8"?>
+<ds:datastoreItem xmlns:ds="http://schemas.openxmlformats.org/officeDocument/2006/customXml" ds:itemID="{CDD6D874-70BE-40BB-894F-A73A9937577B}">
+  <ds:schemaRefs>
+    <ds:schemaRef ds:uri="http://schemas.openxmlformats.org/officeDocument/2006/bibliography"/>
+  </ds:schemaRefs>
+</ds:datastoreItem>
 </file>
--- a/docs/Proyecto final de programacion paralela.docx
+++ b/docs/Proyecto final de programacion paralela.docx
@@ -169,7 +169,6 @@
                 <w:rFonts w:ascii="Arial" w:eastAsiaTheme="majorEastAsia" w:hAnsi="Arial" w:cs="Arial"/>
                 <w:b/>
                 <w:bCs/>
-                <w:color w:val="0E2841" w:themeColor="text2"/>
                 <w:sz w:val="24"/>
                 <w:szCs w:val="24"/>
               </w:rPr>
@@ -179,7 +178,6 @@
                 <w:rFonts w:ascii="Arial" w:eastAsiaTheme="majorEastAsia" w:hAnsi="Arial" w:cs="Arial"/>
                 <w:b/>
                 <w:bCs/>
-                <w:color w:val="0E2841" w:themeColor="text2"/>
                 <w:sz w:val="24"/>
                 <w:szCs w:val="24"/>
               </w:rPr>
@@ -269,7 +267,6 @@
               <w:spacing w:before="237" w:line="360" w:lineRule="auto"/>
               <w:rPr>
                 <w:rFonts w:ascii="Arial" w:hAnsi="Arial" w:cs="Arial"/>
-                <w:color w:val="0E2841" w:themeColor="text2"/>
                 <w:lang w:val="es-DO"/>
               </w:rPr>
             </w:pPr>
@@ -282,7 +279,6 @@
               <w:rPr>
                 <w:rFonts w:ascii="Arial" w:hAnsi="Arial" w:cs="Arial"/>
                 <w:b/>
-                <w:color w:val="0E2841" w:themeColor="text2"/>
                 <w:spacing w:val="-2"/>
                 <w:lang w:val="es-DO"/>
               </w:rPr>
@@ -291,7 +287,6 @@
               <w:rPr>
                 <w:rFonts w:ascii="Arial" w:hAnsi="Arial" w:cs="Arial"/>
                 <w:b/>
-                <w:color w:val="0E2841" w:themeColor="text2"/>
                 <w:spacing w:val="-2"/>
                 <w:lang w:val="es-DO"/>
               </w:rPr>
@@ -313,7 +308,6 @@
               <w:rPr>
                 <w:rFonts w:ascii="Arial" w:hAnsi="Arial" w:cs="Arial"/>
                 <w:b/>
-                <w:color w:val="0E2841" w:themeColor="text2"/>
                 <w:lang w:val="es-DO"/>
               </w:rPr>
               <w:t>Universidad:</w:t>
@@ -322,7 +316,6 @@
               <w:rPr>
                 <w:rFonts w:ascii="Arial" w:hAnsi="Arial" w:cs="Arial"/>
                 <w:b/>
-                <w:color w:val="0E2841" w:themeColor="text2"/>
                 <w:spacing w:val="-15"/>
                 <w:lang w:val="es-DO"/>
               </w:rPr>
@@ -404,26 +397,16 @@
               <w:rPr>
                 <w:rFonts w:ascii="Arial" w:hAnsi="Arial" w:cs="Arial"/>
                 <w:b/>
-                <w:color w:val="0E2841" w:themeColor="text2"/>
                 <w:lang w:val="es-DO"/>
               </w:rPr>
               <w:t xml:space="preserve">Materia: </w:t>
             </w:r>
-            <w:proofErr w:type="spellStart"/>
-            <w:r>
-              <w:rPr>
-                <w:rFonts w:ascii="Arial" w:hAnsi="Arial" w:cs="Arial"/>
-                <w:lang w:val="es-DO"/>
-              </w:rPr>
-              <w:t>Programacion</w:t>
-            </w:r>
-            <w:proofErr w:type="spellEnd"/>
-            <w:r>
-              <w:rPr>
-                <w:rFonts w:ascii="Arial" w:hAnsi="Arial" w:cs="Arial"/>
-                <w:lang w:val="es-DO"/>
-              </w:rPr>
-              <w:t xml:space="preserve"> Paralela</w:t>
+            <w:r>
+              <w:rPr>
+                <w:rFonts w:ascii="Arial" w:hAnsi="Arial" w:cs="Arial"/>
+                <w:lang w:val="es-DO"/>
+              </w:rPr>
+              <w:t>Programacion Paralela</w:t>
             </w:r>
           </w:p>
           <w:p>
@@ -435,7 +418,6 @@
                 <w:rFonts w:ascii="Arial" w:hAnsi="Arial" w:cs="Arial"/>
                 <w:b/>
                 <w:bCs/>
-                <w:color w:val="000000" w:themeColor="text1"/>
                 <w:lang w:val="es-DO"/>
               </w:rPr>
             </w:pPr>
@@ -444,7 +426,6 @@
                 <w:rFonts w:ascii="Arial" w:eastAsiaTheme="majorEastAsia" w:hAnsi="Arial" w:cs="Arial"/>
                 <w:b/>
                 <w:bCs/>
-                <w:color w:val="0E2841" w:themeColor="text2"/>
                 <w:lang w:val="es-DO"/>
               </w:rPr>
               <w:t>Docente:</w:t>
@@ -454,7 +435,6 @@
                 <w:rFonts w:ascii="Arial" w:eastAsia="Times New Roman" w:hAnsi="Arial" w:cs="Arial"/>
                 <w:b/>
                 <w:bCs/>
-                <w:color w:val="1D2125"/>
                 <w:kern w:val="36"/>
                 <w:lang w:val="es-DO"/>
               </w:rPr>
@@ -463,21 +443,10 @@
             <w:r>
               <w:rPr>
                 <w:rFonts w:ascii="Arial" w:hAnsi="Arial" w:cs="Arial"/>
-                <w:color w:val="000000" w:themeColor="text1"/>
-                <w:lang w:val="es-DO"/>
-              </w:rPr>
-              <w:t xml:space="preserve">Erick Leonardo </w:t>
-            </w:r>
-            <w:proofErr w:type="spellStart"/>
-            <w:r>
-              <w:rPr>
-                <w:rFonts w:ascii="Arial" w:hAnsi="Arial" w:cs="Arial"/>
-                <w:color w:val="000000" w:themeColor="text1"/>
-                <w:lang w:val="es-DO"/>
-              </w:rPr>
-              <w:t>Perez</w:t>
-            </w:r>
-            <w:proofErr w:type="spellEnd"/>
+                <w:lang w:val="es-DO"/>
+              </w:rPr>
+              <w:t>Erick Leonardo Perez</w:t>
+            </w:r>
           </w:p>
           <w:p>
             <w:pPr>
@@ -495,7 +464,6 @@
               <w:rPr>
                 <w:rFonts w:ascii="Arial" w:hAnsi="Arial" w:cs="Arial"/>
                 <w:b/>
-                <w:color w:val="0E2841" w:themeColor="text2"/>
                 <w:lang w:val="es-DO"/>
               </w:rPr>
               <w:t>Sección:</w:t>
@@ -504,53 +472,18 @@
               <w:rPr>
                 <w:rFonts w:ascii="Arial" w:hAnsi="Arial" w:cs="Arial"/>
                 <w:bCs/>
-                <w:color w:val="0E2841" w:themeColor="text2"/>
                 <w:spacing w:val="-6"/>
                 <w:lang w:val="es-DO"/>
               </w:rPr>
               <w:t xml:space="preserve"> </w:t>
             </w:r>
-            <w:proofErr w:type="gramStart"/>
             <w:r>
               <w:rPr>
                 <w:rFonts w:ascii="Arial" w:hAnsi="Arial" w:cs="Arial"/>
                 <w:bCs/>
                 <w:lang w:val="es-DO"/>
               </w:rPr>
-              <w:t>Lunes</w:t>
-            </w:r>
-            <w:proofErr w:type="gramEnd"/>
-            <w:r>
-              <w:rPr>
-                <w:rFonts w:ascii="Arial" w:hAnsi="Arial" w:cs="Arial"/>
-                <w:bCs/>
-                <w:lang w:val="es-DO"/>
-              </w:rPr>
-              <w:t xml:space="preserve"> de </w:t>
-            </w:r>
-            <w:r>
-              <w:rPr>
-                <w:rFonts w:ascii="Arial" w:hAnsi="Arial" w:cs="Arial"/>
-                <w:bCs/>
-                <w:lang w:val="es-DO"/>
-              </w:rPr>
-              <w:t>8</w:t>
-            </w:r>
-            <w:r>
-              <w:rPr>
-                <w:rFonts w:ascii="Arial" w:hAnsi="Arial" w:cs="Arial"/>
-                <w:bCs/>
-                <w:lang w:val="es-DO"/>
-              </w:rPr>
-              <w:t>:00</w:t>
-            </w:r>
-            <w:r>
-              <w:rPr>
-                <w:rFonts w:ascii="Arial" w:hAnsi="Arial" w:cs="Arial"/>
-                <w:bCs/>
-                <w:lang w:val="es-DO"/>
-              </w:rPr>
-              <w:t xml:space="preserve"> pm</w:t>
+              <w:t>Lunes de 8:00 pm</w:t>
             </w:r>
             <w:r>
               <w:rPr>
@@ -559,85 +492,7 @@
                 <w:spacing w:val="-10"/>
                 <w:lang w:val="es-DO"/>
               </w:rPr>
-              <w:t xml:space="preserve"> </w:t>
-            </w:r>
-            <w:proofErr w:type="gramStart"/>
-            <w:r>
-              <w:rPr>
-                <w:rFonts w:ascii="Arial" w:hAnsi="Arial" w:cs="Arial"/>
-                <w:bCs/>
-                <w:spacing w:val="-10"/>
-                <w:lang w:val="es-DO"/>
-              </w:rPr>
-              <w:t xml:space="preserve">- </w:t>
-            </w:r>
-            <w:r>
-              <w:rPr>
-                <w:rFonts w:ascii="Arial" w:hAnsi="Arial" w:cs="Arial"/>
-                <w:bCs/>
-                <w:spacing w:val="-10"/>
-                <w:lang w:val="es-DO"/>
-              </w:rPr>
-              <w:t xml:space="preserve"> 10:00</w:t>
-            </w:r>
-            <w:proofErr w:type="gramEnd"/>
-            <w:r>
-              <w:rPr>
-                <w:rFonts w:ascii="Arial" w:hAnsi="Arial" w:cs="Arial"/>
-                <w:bCs/>
-                <w:spacing w:val="-10"/>
-                <w:lang w:val="es-DO"/>
-              </w:rPr>
-              <w:t xml:space="preserve">pm </w:t>
-            </w:r>
-            <w:r>
-              <w:rPr>
-                <w:rFonts w:ascii="Arial" w:hAnsi="Arial" w:cs="Arial"/>
-                <w:bCs/>
-                <w:spacing w:val="-10"/>
-                <w:lang w:val="es-DO"/>
-              </w:rPr>
-              <w:t xml:space="preserve">y </w:t>
-            </w:r>
-            <w:proofErr w:type="spellStart"/>
-            <w:r>
-              <w:rPr>
-                <w:rFonts w:ascii="Arial" w:hAnsi="Arial" w:cs="Arial"/>
-                <w:bCs/>
-                <w:spacing w:val="-10"/>
-                <w:lang w:val="es-DO"/>
-              </w:rPr>
-              <w:t>MIercoles</w:t>
-            </w:r>
-            <w:proofErr w:type="spellEnd"/>
-            <w:r>
-              <w:rPr>
-                <w:rFonts w:ascii="Arial" w:hAnsi="Arial" w:cs="Arial"/>
-                <w:bCs/>
-                <w:spacing w:val="-10"/>
-                <w:lang w:val="es-DO"/>
-              </w:rPr>
-              <w:t xml:space="preserve"> </w:t>
-            </w:r>
-            <w:proofErr w:type="gramStart"/>
-            <w:r>
-              <w:rPr>
-                <w:rFonts w:ascii="Arial" w:hAnsi="Arial" w:cs="Arial"/>
-                <w:bCs/>
-                <w:spacing w:val="-10"/>
-                <w:lang w:val="es-DO"/>
-              </w:rPr>
-              <w:t>de  8</w:t>
-            </w:r>
-            <w:proofErr w:type="gramEnd"/>
-            <w:r>
-              <w:rPr>
-                <w:rFonts w:ascii="Arial" w:hAnsi="Arial" w:cs="Arial"/>
-                <w:bCs/>
-                <w:spacing w:val="-10"/>
-                <w:lang w:val="es-DO"/>
-              </w:rPr>
-              <w:t xml:space="preserve"> pm a - 10 pm</w:t>
+              <w:t xml:space="preserve"> -  10:00pm y MIercoles de  8 pm a - 10 pm</w:t>
             </w:r>
           </w:p>
           <w:p>
@@ -648,7 +503,6 @@
               <w:rPr>
                 <w:rFonts w:ascii="Arial" w:hAnsi="Arial" w:cs="Arial"/>
                 <w:b/>
-                <w:color w:val="0E2841" w:themeColor="text2"/>
                 <w:lang w:val="es-DO"/>
               </w:rPr>
             </w:pPr>
@@ -656,37 +510,9 @@
               <w:rPr>
                 <w:rFonts w:ascii="Arial" w:hAnsi="Arial" w:cs="Arial"/>
                 <w:b/>
-                <w:color w:val="0E2841" w:themeColor="text2"/>
-                <w:lang w:val="es-DO"/>
-              </w:rPr>
-              <w:t>Datos De</w:t>
-            </w:r>
-            <w:r>
-              <w:rPr>
-                <w:rFonts w:ascii="Arial" w:hAnsi="Arial" w:cs="Arial"/>
-                <w:b/>
-                <w:color w:val="0E2841" w:themeColor="text2"/>
-                <w:lang w:val="es-DO"/>
-              </w:rPr>
-              <w:t xml:space="preserve"> los</w:t>
-            </w:r>
-            <w:r>
-              <w:rPr>
-                <w:rFonts w:ascii="Arial" w:hAnsi="Arial" w:cs="Arial"/>
-                <w:b/>
-                <w:color w:val="0E2841" w:themeColor="text2"/>
-                <w:lang w:val="es-DO"/>
-              </w:rPr>
-              <w:t xml:space="preserve"> Estudiante</w:t>
-            </w:r>
-            <w:r>
-              <w:rPr>
-                <w:rFonts w:ascii="Arial" w:hAnsi="Arial" w:cs="Arial"/>
-                <w:b/>
-                <w:color w:val="0E2841" w:themeColor="text2"/>
-                <w:lang w:val="es-DO"/>
-              </w:rPr>
-              <w:t>s</w:t>
+                <w:lang w:val="es-DO"/>
+              </w:rPr>
+              <w:t>Datos De los Estudiantes</w:t>
             </w:r>
           </w:p>
           <w:p>
@@ -697,7 +523,6 @@
               <w:rPr>
                 <w:rFonts w:ascii="Arial" w:hAnsi="Arial" w:cs="Arial"/>
                 <w:bCs/>
-                <w:color w:val="000000" w:themeColor="text1"/>
                 <w:lang w:val="es-DO"/>
               </w:rPr>
             </w:pPr>
@@ -705,7 +530,6 @@
               <w:rPr>
                 <w:rFonts w:ascii="Arial" w:hAnsi="Arial" w:cs="Arial"/>
                 <w:bCs/>
-                <w:color w:val="000000" w:themeColor="text1"/>
                 <w:lang w:val="es-DO"/>
               </w:rPr>
               <w:t>• Ranniel Muñoz 2024-2567</w:t>
@@ -718,7 +542,6 @@
               <w:ind w:left="344"/>
               <w:rPr>
                 <w:rFonts w:ascii="Arial" w:hAnsi="Arial" w:cs="Arial"/>
-                <w:color w:val="000000" w:themeColor="text1"/>
                 <w:lang w:val="es-DO"/>
               </w:rPr>
             </w:pPr>
@@ -726,7 +549,6 @@
               <w:rPr>
                 <w:rFonts w:ascii="Arial" w:hAnsi="Arial" w:cs="Arial"/>
                 <w:bCs/>
-                <w:color w:val="000000" w:themeColor="text1"/>
                 <w:lang w:val="es-DO"/>
               </w:rPr>
               <w:t xml:space="preserve">• </w:t>
@@ -734,26 +556,9 @@
             <w:r>
               <w:rPr>
                 <w:rFonts w:ascii="Arial" w:hAnsi="Arial" w:cs="Arial"/>
-                <w:color w:val="000000" w:themeColor="text1"/>
-                <w:lang w:val="es-DO"/>
-              </w:rPr>
-              <w:t>Kalil Francisco Camilo</w:t>
-            </w:r>
-            <w:r>
-              <w:rPr>
-                <w:rFonts w:ascii="Arial" w:hAnsi="Arial" w:cs="Arial"/>
-                <w:color w:val="000000" w:themeColor="text1"/>
-                <w:lang w:val="es-DO"/>
-              </w:rPr>
-              <w:t xml:space="preserve"> </w:t>
-            </w:r>
-            <w:r>
-              <w:rPr>
-                <w:rFonts w:ascii="Arial" w:hAnsi="Arial" w:cs="Arial"/>
-                <w:color w:val="000000" w:themeColor="text1"/>
-                <w:lang w:val="es-DO"/>
-              </w:rPr>
-              <w:t>2023-1153</w:t>
+                <w:lang w:val="es-DO"/>
+              </w:rPr>
+              <w:t>Kalil Francisco Camilo 2023-1153</w:t>
             </w:r>
           </w:p>
           <w:p>
@@ -764,7 +569,6 @@
               <w:rPr>
                 <w:rFonts w:ascii="Arial" w:hAnsi="Arial" w:cs="Arial"/>
                 <w:bCs/>
-                <w:color w:val="000000" w:themeColor="text1"/>
                 <w:lang w:val="es-DO"/>
               </w:rPr>
             </w:pPr>
@@ -772,57 +576,9 @@
               <w:rPr>
                 <w:rFonts w:ascii="Arial" w:hAnsi="Arial" w:cs="Arial"/>
                 <w:bCs/>
-                <w:color w:val="000000" w:themeColor="text1"/>
-                <w:lang w:val="es-DO"/>
-              </w:rPr>
-              <w:t xml:space="preserve">• </w:t>
-            </w:r>
-            <w:r>
-              <w:rPr>
-                <w:rFonts w:ascii="Arial" w:hAnsi="Arial" w:cs="Arial"/>
-                <w:bCs/>
-                <w:color w:val="000000" w:themeColor="text1"/>
-                <w:lang w:val="es-DO"/>
-              </w:rPr>
-              <w:t xml:space="preserve">Mario De </w:t>
-            </w:r>
-            <w:proofErr w:type="spellStart"/>
-            <w:r>
-              <w:rPr>
-                <w:rFonts w:ascii="Arial" w:hAnsi="Arial" w:cs="Arial"/>
-                <w:bCs/>
-                <w:color w:val="000000" w:themeColor="text1"/>
-                <w:lang w:val="es-DO"/>
-              </w:rPr>
-              <w:t>Jesus</w:t>
-            </w:r>
-            <w:proofErr w:type="spellEnd"/>
-            <w:r>
-              <w:rPr>
-                <w:rFonts w:ascii="Arial" w:hAnsi="Arial" w:cs="Arial"/>
-                <w:bCs/>
-                <w:color w:val="000000" w:themeColor="text1"/>
-                <w:lang w:val="es-DO"/>
-              </w:rPr>
-              <w:t xml:space="preserve"> Suero</w:t>
-            </w:r>
-            <w:r>
-              <w:rPr>
-                <w:rFonts w:ascii="Arial" w:hAnsi="Arial" w:cs="Arial"/>
-                <w:bCs/>
-                <w:color w:val="000000" w:themeColor="text1"/>
-                <w:lang w:val="es-DO"/>
-              </w:rPr>
-              <w:t xml:space="preserve"> </w:t>
-            </w:r>
-            <w:r>
-              <w:rPr>
-                <w:rFonts w:ascii="Arial" w:hAnsi="Arial" w:cs="Arial"/>
-                <w:bCs/>
-                <w:color w:val="000000" w:themeColor="text1"/>
-                <w:lang w:val="es-DO"/>
-              </w:rPr>
-              <w:t>2024-0263</w:t>
+                <w:lang w:val="es-DO"/>
+              </w:rPr>
+              <w:t>• Mario De Jesus Suero 2024-0263</w:t>
             </w:r>
           </w:p>
           <w:p>
@@ -840,7 +596,6 @@
               <w:rPr>
                 <w:rFonts w:ascii="Arial" w:hAnsi="Arial" w:cs="Arial"/>
                 <w:b/>
-                <w:color w:val="0D2841"/>
                 <w:lang w:val="es-DO"/>
               </w:rPr>
               <w:t>Fecha</w:t>
@@ -849,7 +604,6 @@
               <w:rPr>
                 <w:rFonts w:ascii="Arial" w:hAnsi="Arial" w:cs="Arial"/>
                 <w:b/>
-                <w:color w:val="0D2841"/>
                 <w:spacing w:val="-4"/>
                 <w:lang w:val="es-DO"/>
               </w:rPr>
@@ -859,7 +613,6 @@
               <w:rPr>
                 <w:rFonts w:ascii="Arial" w:hAnsi="Arial" w:cs="Arial"/>
                 <w:b/>
-                <w:color w:val="0D2841"/>
                 <w:lang w:val="es-DO"/>
               </w:rPr>
               <w:t>de</w:t>
@@ -868,7 +621,6 @@
               <w:rPr>
                 <w:rFonts w:ascii="Arial" w:hAnsi="Arial" w:cs="Arial"/>
                 <w:b/>
-                <w:color w:val="0D2841"/>
                 <w:spacing w:val="-5"/>
                 <w:lang w:val="es-DO"/>
               </w:rPr>
@@ -878,7 +630,6 @@
               <w:rPr>
                 <w:rFonts w:ascii="Arial" w:hAnsi="Arial" w:cs="Arial"/>
                 <w:b/>
-                <w:color w:val="0D2841"/>
                 <w:lang w:val="es-DO"/>
               </w:rPr>
               <w:t>entrega:</w:t>
@@ -887,51 +638,10 @@
               <w:rPr>
                 <w:rFonts w:ascii="Arial" w:hAnsi="Arial" w:cs="Arial"/>
                 <w:b/>
-                <w:color w:val="0D2841"/>
                 <w:spacing w:val="-2"/>
                 <w:lang w:val="es-DO"/>
               </w:rPr>
-              <w:t xml:space="preserve"> </w:t>
-            </w:r>
-            <w:r>
-              <w:rPr>
-                <w:rFonts w:ascii="Arial" w:hAnsi="Arial" w:cs="Arial"/>
-                <w:b/>
-                <w:color w:val="0D2841"/>
-                <w:spacing w:val="-2"/>
-                <w:lang w:val="es-DO"/>
-              </w:rPr>
-              <w:t>8</w:t>
-            </w:r>
-            <w:r>
-              <w:rPr>
-                <w:rFonts w:ascii="Arial" w:hAnsi="Arial" w:cs="Arial"/>
-                <w:b/>
-                <w:color w:val="0D2841"/>
-                <w:spacing w:val="-2"/>
-                <w:lang w:val="es-DO"/>
-              </w:rPr>
-              <w:t>/</w:t>
-            </w:r>
-            <w:r>
-              <w:rPr>
-                <w:rFonts w:ascii="Arial" w:hAnsi="Arial" w:cs="Arial"/>
-                <w:b/>
-                <w:color w:val="0D2841"/>
-                <w:spacing w:val="-2"/>
-                <w:lang w:val="es-DO"/>
-              </w:rPr>
-              <w:t>14</w:t>
-            </w:r>
-            <w:r>
-              <w:rPr>
-                <w:rFonts w:ascii="Arial" w:hAnsi="Arial" w:cs="Arial"/>
-                <w:b/>
-                <w:color w:val="0D2841"/>
-                <w:spacing w:val="-2"/>
-                <w:lang w:val="es-DO"/>
-              </w:rPr>
-              <w:t>/2026</w:t>
+              <w:t xml:space="preserve"> 8/14/2026</w:t>
             </w:r>
           </w:p>
         </w:tc>
@@ -960,6 +670,9 @@
     </w:p>
     <w:sdt>
       <w:sdtPr>
+        <w:rPr>
+          <w:color w:val="auto"/>
+        </w:rPr>
         <w:id w:val="568928623"/>
         <w:docPartObj>
           <w:docPartGallery w:val="Table of Contents"/>
@@ -971,69 +684,57 @@
           <w:b/>
           <w:bCs/>
           <w:noProof/>
-          <w:color w:val="000000" w:themeColor="text1"/>
         </w:rPr>
       </w:sdtEndPr>
       <w:sdtContent>
         <w:p>
           <w:pPr>
-            <w:pStyle w:val="TOCHeading"/>
+            <w:pStyle w:val="TtuloTDC"/>
             <w:spacing w:line="360" w:lineRule="auto"/>
             <w:rPr>
               <w:b/>
               <w:bCs/>
-              <w:color w:val="0E2841" w:themeColor="text2"/>
+              <w:color w:val="auto"/>
             </w:rPr>
           </w:pPr>
           <w:r>
             <w:rPr>
               <w:b/>
               <w:bCs/>
-              <w:color w:val="0E2841" w:themeColor="text2"/>
+              <w:color w:val="auto"/>
             </w:rPr>
             <w:t>ÍNDICE GENERAL</w:t>
           </w:r>
         </w:p>
         <w:p>
           <w:pPr>
-            <w:pStyle w:val="TOC2"/>
+            <w:pStyle w:val="TDC1"/>
             <w:tabs>
               <w:tab w:val="right" w:leader="dot" w:pos="9408"/>
             </w:tabs>
-            <w:spacing w:line="360" w:lineRule="auto"/>
             <w:rPr>
               <w:noProof/>
             </w:rPr>
           </w:pPr>
           <w:r>
-            <w:rPr>
-              <w:color w:val="000000" w:themeColor="text1"/>
-            </w:rPr>
             <w:fldChar w:fldCharType="begin"/>
           </w:r>
           <w:r>
-            <w:rPr>
-              <w:color w:val="000000" w:themeColor="text1"/>
-            </w:rPr>
             <w:instrText xml:space="preserve"> TOC \o "1-3" \h \z \u </w:instrText>
           </w:r>
           <w:r>
-            <w:rPr>
-              <w:color w:val="000000" w:themeColor="text1"/>
-            </w:rPr>
             <w:fldChar w:fldCharType="separate"/>
           </w:r>
-          <w:hyperlink w:anchor="_Toc236477521" w:history="1">
-            <w:r>
-              <w:rPr>
-                <w:rStyle w:val="Hyperlink"/>
+          <w:hyperlink w:anchor="_Toc236749688" w:history="1">
+            <w:r>
+              <w:rPr>
+                <w:rStyle w:val="Hipervnculo"/>
                 <w:rFonts w:ascii="Arial" w:hAnsi="Arial" w:cs="Arial"/>
                 <w:b/>
                 <w:bCs/>
                 <w:noProof/>
-                <w:lang w:val="es-DO"/>
-              </w:rPr>
-              <w:t>1.1 Presentación General del Proyecto</w:t>
+              </w:rPr>
+              <w:t>1. INTRODUCCIÓN</w:t>
             </w:r>
             <w:r>
               <w:rPr>
@@ -1054,7 +755,7 @@
                 <w:noProof/>
                 <w:webHidden/>
               </w:rPr>
-              <w:instrText xml:space="preserve"> PAGEREF _Toc236477521 \h </w:instrText>
+              <w:instrText xml:space="preserve"> PAGEREF _Toc236749688 \h </w:instrText>
             </w:r>
             <w:r>
               <w:rPr>
@@ -1087,26 +788,409 @@
         </w:p>
         <w:p>
           <w:pPr>
-            <w:pStyle w:val="TOC2"/>
+            <w:pStyle w:val="TDC2"/>
             <w:tabs>
               <w:tab w:val="right" w:leader="dot" w:pos="9408"/>
             </w:tabs>
-            <w:spacing w:line="360" w:lineRule="auto"/>
+            <w:rPr>
+              <w:noProof/>
+              <w:kern w:val="2"/>
+              <w:sz w:val="24"/>
+              <w:szCs w:val="24"/>
+              <w:lang w:val="es-ES" w:eastAsia="es-ES"/>
+              <w14:ligatures w14:val="standardContextual"/>
+            </w:rPr>
+          </w:pPr>
+          <w:hyperlink w:anchor="_Toc236749689" w:history="1">
+            <w:r>
+              <w:rPr>
+                <w:rStyle w:val="Hipervnculo"/>
+                <w:rFonts w:ascii="Arial" w:hAnsi="Arial" w:cs="Arial"/>
+                <w:b/>
+                <w:bCs/>
+                <w:noProof/>
+                <w:lang w:val="es-DO"/>
+              </w:rPr>
+              <w:t>1.1 Presentación General del Proyecto</w:t>
+            </w:r>
+            <w:r>
+              <w:rPr>
+                <w:noProof/>
+                <w:webHidden/>
+              </w:rPr>
+              <w:tab/>
+            </w:r>
+            <w:r>
+              <w:rPr>
+                <w:noProof/>
+                <w:webHidden/>
+              </w:rPr>
+              <w:fldChar w:fldCharType="begin"/>
+            </w:r>
+            <w:r>
+              <w:rPr>
+                <w:noProof/>
+                <w:webHidden/>
+              </w:rPr>
+              <w:instrText xml:space="preserve"> PAGEREF _Toc236749689 \h </w:instrText>
+            </w:r>
+            <w:r>
+              <w:rPr>
+                <w:noProof/>
+                <w:webHidden/>
+              </w:rPr>
+            </w:r>
+            <w:r>
+              <w:rPr>
+                <w:noProof/>
+                <w:webHidden/>
+              </w:rPr>
+              <w:fldChar w:fldCharType="separate"/>
+            </w:r>
+            <w:r>
+              <w:rPr>
+                <w:noProof/>
+                <w:webHidden/>
+              </w:rPr>
+              <w:t>3</w:t>
+            </w:r>
+            <w:r>
+              <w:rPr>
+                <w:noProof/>
+                <w:webHidden/>
+              </w:rPr>
+              <w:fldChar w:fldCharType="end"/>
+            </w:r>
+          </w:hyperlink>
+        </w:p>
+        <w:p>
+          <w:pPr>
+            <w:pStyle w:val="TDC2"/>
+            <w:tabs>
+              <w:tab w:val="right" w:leader="dot" w:pos="9408"/>
+            </w:tabs>
+            <w:rPr>
+              <w:noProof/>
+              <w:kern w:val="2"/>
+              <w:sz w:val="24"/>
+              <w:szCs w:val="24"/>
+              <w:lang w:val="es-ES" w:eastAsia="es-ES"/>
+              <w14:ligatures w14:val="standardContextual"/>
+            </w:rPr>
+          </w:pPr>
+          <w:hyperlink w:anchor="_Toc236749690" w:history="1">
+            <w:r>
+              <w:rPr>
+                <w:rStyle w:val="Hipervnculo"/>
+                <w:rFonts w:ascii="Arial" w:hAnsi="Arial" w:cs="Arial"/>
+                <w:b/>
+                <w:bCs/>
+                <w:noProof/>
+                <w:lang w:val="es-DO"/>
+              </w:rPr>
+              <w:t>1.2 Justificación del Tema Elegido</w:t>
+            </w:r>
+            <w:r>
+              <w:rPr>
+                <w:noProof/>
+                <w:webHidden/>
+              </w:rPr>
+              <w:tab/>
+            </w:r>
+            <w:r>
+              <w:rPr>
+                <w:noProof/>
+                <w:webHidden/>
+              </w:rPr>
+              <w:fldChar w:fldCharType="begin"/>
+            </w:r>
+            <w:r>
+              <w:rPr>
+                <w:noProof/>
+                <w:webHidden/>
+              </w:rPr>
+              <w:instrText xml:space="preserve"> PAGEREF _Toc236749690 \h </w:instrText>
+            </w:r>
+            <w:r>
+              <w:rPr>
+                <w:noProof/>
+                <w:webHidden/>
+              </w:rPr>
+            </w:r>
+            <w:r>
+              <w:rPr>
+                <w:noProof/>
+                <w:webHidden/>
+              </w:rPr>
+              <w:fldChar w:fldCharType="separate"/>
+            </w:r>
+            <w:r>
+              <w:rPr>
+                <w:noProof/>
+                <w:webHidden/>
+              </w:rPr>
+              <w:t>3</w:t>
+            </w:r>
+            <w:r>
+              <w:rPr>
+                <w:noProof/>
+                <w:webHidden/>
+              </w:rPr>
+              <w:fldChar w:fldCharType="end"/>
+            </w:r>
+          </w:hyperlink>
+        </w:p>
+        <w:p>
+          <w:pPr>
+            <w:pStyle w:val="TDC2"/>
+            <w:tabs>
+              <w:tab w:val="right" w:leader="dot" w:pos="9408"/>
+            </w:tabs>
+            <w:rPr>
+              <w:noProof/>
+              <w:kern w:val="2"/>
+              <w:sz w:val="24"/>
+              <w:szCs w:val="24"/>
+              <w:lang w:val="es-ES" w:eastAsia="es-ES"/>
+              <w14:ligatures w14:val="standardContextual"/>
+            </w:rPr>
+          </w:pPr>
+          <w:hyperlink w:anchor="_Toc236749691" w:history="1">
+            <w:r>
+              <w:rPr>
+                <w:rStyle w:val="Hipervnculo"/>
+                <w:rFonts w:ascii="Arial" w:hAnsi="Arial" w:cs="Arial"/>
+                <w:b/>
+                <w:bCs/>
+                <w:noProof/>
+                <w:lang w:val="es-DO"/>
+              </w:rPr>
+              <w:t>1.3 Objetivos</w:t>
+            </w:r>
+            <w:r>
+              <w:rPr>
+                <w:noProof/>
+                <w:webHidden/>
+              </w:rPr>
+              <w:tab/>
+            </w:r>
+            <w:r>
+              <w:rPr>
+                <w:noProof/>
+                <w:webHidden/>
+              </w:rPr>
+              <w:fldChar w:fldCharType="begin"/>
+            </w:r>
+            <w:r>
+              <w:rPr>
+                <w:noProof/>
+                <w:webHidden/>
+              </w:rPr>
+              <w:instrText xml:space="preserve"> PAGEREF _Toc236749691 \h </w:instrText>
+            </w:r>
+            <w:r>
+              <w:rPr>
+                <w:noProof/>
+                <w:webHidden/>
+              </w:rPr>
+            </w:r>
+            <w:r>
+              <w:rPr>
+                <w:noProof/>
+                <w:webHidden/>
+              </w:rPr>
+              <w:fldChar w:fldCharType="separate"/>
+            </w:r>
+            <w:r>
+              <w:rPr>
+                <w:noProof/>
+                <w:webHidden/>
+              </w:rPr>
+              <w:t>3</w:t>
+            </w:r>
+            <w:r>
+              <w:rPr>
+                <w:noProof/>
+                <w:webHidden/>
+              </w:rPr>
+              <w:fldChar w:fldCharType="end"/>
+            </w:r>
+          </w:hyperlink>
+        </w:p>
+        <w:p>
+          <w:pPr>
+            <w:pStyle w:val="TDC3"/>
+            <w:tabs>
+              <w:tab w:val="right" w:leader="dot" w:pos="9408"/>
+            </w:tabs>
+            <w:rPr>
+              <w:noProof/>
+              <w:kern w:val="2"/>
+              <w:sz w:val="24"/>
+              <w:szCs w:val="24"/>
+              <w:lang w:val="es-ES" w:eastAsia="es-ES"/>
+              <w14:ligatures w14:val="standardContextual"/>
+            </w:rPr>
+          </w:pPr>
+          <w:hyperlink w:anchor="_Toc236749692" w:history="1">
+            <w:r>
+              <w:rPr>
+                <w:rStyle w:val="Hipervnculo"/>
+                <w:rFonts w:ascii="Arial" w:hAnsi="Arial" w:cs="Arial"/>
+                <w:b/>
+                <w:bCs/>
+                <w:noProof/>
+                <w:lang w:val="es-DO"/>
+              </w:rPr>
+              <w:t>Objetivo General:</w:t>
+            </w:r>
+            <w:r>
+              <w:rPr>
+                <w:noProof/>
+                <w:webHidden/>
+              </w:rPr>
+              <w:tab/>
+            </w:r>
+            <w:r>
+              <w:rPr>
+                <w:noProof/>
+                <w:webHidden/>
+              </w:rPr>
+              <w:fldChar w:fldCharType="begin"/>
+            </w:r>
+            <w:r>
+              <w:rPr>
+                <w:noProof/>
+                <w:webHidden/>
+              </w:rPr>
+              <w:instrText xml:space="preserve"> PAGEREF _Toc236749692 \h </w:instrText>
+            </w:r>
+            <w:r>
+              <w:rPr>
+                <w:noProof/>
+                <w:webHidden/>
+              </w:rPr>
+            </w:r>
+            <w:r>
+              <w:rPr>
+                <w:noProof/>
+                <w:webHidden/>
+              </w:rPr>
+              <w:fldChar w:fldCharType="separate"/>
+            </w:r>
+            <w:r>
+              <w:rPr>
+                <w:noProof/>
+                <w:webHidden/>
+              </w:rPr>
+              <w:t>3</w:t>
+            </w:r>
+            <w:r>
+              <w:rPr>
+                <w:noProof/>
+                <w:webHidden/>
+              </w:rPr>
+              <w:fldChar w:fldCharType="end"/>
+            </w:r>
+          </w:hyperlink>
+        </w:p>
+        <w:p>
+          <w:pPr>
+            <w:pStyle w:val="TDC3"/>
+            <w:tabs>
+              <w:tab w:val="right" w:leader="dot" w:pos="9408"/>
+            </w:tabs>
+            <w:rPr>
+              <w:noProof/>
+              <w:kern w:val="2"/>
+              <w:sz w:val="24"/>
+              <w:szCs w:val="24"/>
+              <w:lang w:val="es-ES" w:eastAsia="es-ES"/>
+              <w14:ligatures w14:val="standardContextual"/>
+            </w:rPr>
+          </w:pPr>
+          <w:hyperlink w:anchor="_Toc236749693" w:history="1">
+            <w:r>
+              <w:rPr>
+                <w:rStyle w:val="Hipervnculo"/>
+                <w:rFonts w:ascii="Arial" w:hAnsi="Arial" w:cs="Arial"/>
+                <w:b/>
+                <w:bCs/>
+                <w:noProof/>
+              </w:rPr>
+              <w:t>Objetivos Específicos:</w:t>
+            </w:r>
+            <w:r>
+              <w:rPr>
+                <w:noProof/>
+                <w:webHidden/>
+              </w:rPr>
+              <w:tab/>
+            </w:r>
+            <w:r>
+              <w:rPr>
+                <w:noProof/>
+                <w:webHidden/>
+              </w:rPr>
+              <w:fldChar w:fldCharType="begin"/>
+            </w:r>
+            <w:r>
+              <w:rPr>
+                <w:noProof/>
+                <w:webHidden/>
+              </w:rPr>
+              <w:instrText xml:space="preserve"> PAGEREF _Toc236749693 \h </w:instrText>
+            </w:r>
+            <w:r>
+              <w:rPr>
+                <w:noProof/>
+                <w:webHidden/>
+              </w:rPr>
+            </w:r>
+            <w:r>
+              <w:rPr>
+                <w:noProof/>
+                <w:webHidden/>
+              </w:rPr>
+              <w:fldChar w:fldCharType="separate"/>
+            </w:r>
+            <w:r>
+              <w:rPr>
+                <w:noProof/>
+                <w:webHidden/>
+              </w:rPr>
+              <w:t>4</w:t>
+            </w:r>
+            <w:r>
+              <w:rPr>
+                <w:noProof/>
+                <w:webHidden/>
+              </w:rPr>
+              <w:fldChar w:fldCharType="end"/>
+            </w:r>
+          </w:hyperlink>
+        </w:p>
+        <w:p>
+          <w:pPr>
+            <w:pStyle w:val="TDC1"/>
+            <w:tabs>
+              <w:tab w:val="right" w:leader="dot" w:pos="9408"/>
+            </w:tabs>
             <w:rPr>
               <w:noProof/>
             </w:rPr>
           </w:pPr>
-          <w:hyperlink w:anchor="_Toc236477522" w:history="1">
-            <w:r>
-              <w:rPr>
-                <w:rStyle w:val="Hyperlink"/>
+          <w:hyperlink w:anchor="_Toc236749694" w:history="1">
+            <w:r>
+              <w:rPr>
+                <w:rStyle w:val="Hipervnculo"/>
                 <w:rFonts w:ascii="Arial" w:hAnsi="Arial" w:cs="Arial"/>
                 <w:b/>
                 <w:bCs/>
                 <w:noProof/>
                 <w:lang w:val="es-DO"/>
               </w:rPr>
-              <w:t>1.2 Justificación del Tema Elegido</w:t>
+              <w:t>2.1 Contexto del problema seleccionado</w:t>
             </w:r>
             <w:r>
               <w:rPr>
@@ -1127,7 +1211,7 @@
                 <w:noProof/>
                 <w:webHidden/>
               </w:rPr>
-              <w:instrText xml:space="preserve"> PAGEREF _Toc236477522 \h </w:instrText>
+              <w:instrText xml:space="preserve"> PAGEREF _Toc236749694 \h </w:instrText>
             </w:r>
             <w:r>
               <w:rPr>
@@ -1147,7 +1231,7 @@
                 <w:noProof/>
                 <w:webHidden/>
               </w:rPr>
-              <w:t>3</w:t>
+              <w:t>4</w:t>
             </w:r>
             <w:r>
               <w:rPr>
@@ -1160,228 +1244,10 @@
         </w:p>
         <w:p>
           <w:pPr>
-            <w:pStyle w:val="TOC2"/>
-            <w:tabs>
-              <w:tab w:val="right" w:leader="dot" w:pos="9408"/>
-            </w:tabs>
+            <w:pStyle w:val="TtuloTDC"/>
             <w:spacing w:line="360" w:lineRule="auto"/>
             <w:rPr>
-              <w:noProof/>
-            </w:rPr>
-          </w:pPr>
-          <w:hyperlink w:anchor="_Toc236477523" w:history="1">
-            <w:r>
-              <w:rPr>
-                <w:rStyle w:val="Hyperlink"/>
-                <w:rFonts w:ascii="Arial" w:hAnsi="Arial" w:cs="Arial"/>
-                <w:b/>
-                <w:bCs/>
-                <w:noProof/>
-                <w:lang w:val="es-DO"/>
-              </w:rPr>
-              <w:t>1.3 Objetivos</w:t>
-            </w:r>
-            <w:r>
-              <w:rPr>
-                <w:noProof/>
-                <w:webHidden/>
-              </w:rPr>
-              <w:tab/>
-            </w:r>
-            <w:r>
-              <w:rPr>
-                <w:noProof/>
-                <w:webHidden/>
-              </w:rPr>
-              <w:fldChar w:fldCharType="begin"/>
-            </w:r>
-            <w:r>
-              <w:rPr>
-                <w:noProof/>
-                <w:webHidden/>
-              </w:rPr>
-              <w:instrText xml:space="preserve"> PAGEREF _Toc236477523 \h </w:instrText>
-            </w:r>
-            <w:r>
-              <w:rPr>
-                <w:noProof/>
-                <w:webHidden/>
-              </w:rPr>
-            </w:r>
-            <w:r>
-              <w:rPr>
-                <w:noProof/>
-                <w:webHidden/>
-              </w:rPr>
-              <w:fldChar w:fldCharType="separate"/>
-            </w:r>
-            <w:r>
-              <w:rPr>
-                <w:noProof/>
-                <w:webHidden/>
-              </w:rPr>
-              <w:t>3</w:t>
-            </w:r>
-            <w:r>
-              <w:rPr>
-                <w:noProof/>
-                <w:webHidden/>
-              </w:rPr>
-              <w:fldChar w:fldCharType="end"/>
-            </w:r>
-          </w:hyperlink>
-        </w:p>
-        <w:p>
-          <w:pPr>
-            <w:pStyle w:val="TOC3"/>
-            <w:tabs>
-              <w:tab w:val="right" w:leader="dot" w:pos="9408"/>
-            </w:tabs>
-            <w:spacing w:line="360" w:lineRule="auto"/>
-            <w:rPr>
-              <w:noProof/>
-            </w:rPr>
-          </w:pPr>
-          <w:hyperlink w:anchor="_Toc236477524" w:history="1">
-            <w:r>
-              <w:rPr>
-                <w:rStyle w:val="Hyperlink"/>
-                <w:rFonts w:ascii="Arial" w:hAnsi="Arial" w:cs="Arial"/>
-                <w:b/>
-                <w:bCs/>
-                <w:noProof/>
-                <w:lang w:val="es-DO"/>
-              </w:rPr>
-              <w:t>Objetivo General:</w:t>
-            </w:r>
-            <w:r>
-              <w:rPr>
-                <w:noProof/>
-                <w:webHidden/>
-              </w:rPr>
-              <w:tab/>
-            </w:r>
-            <w:r>
-              <w:rPr>
-                <w:noProof/>
-                <w:webHidden/>
-              </w:rPr>
-              <w:fldChar w:fldCharType="begin"/>
-            </w:r>
-            <w:r>
-              <w:rPr>
-                <w:noProof/>
-                <w:webHidden/>
-              </w:rPr>
-              <w:instrText xml:space="preserve"> PAGEREF _Toc236477524 \h </w:instrText>
-            </w:r>
-            <w:r>
-              <w:rPr>
-                <w:noProof/>
-                <w:webHidden/>
-              </w:rPr>
-            </w:r>
-            <w:r>
-              <w:rPr>
-                <w:noProof/>
-                <w:webHidden/>
-              </w:rPr>
-              <w:fldChar w:fldCharType="separate"/>
-            </w:r>
-            <w:r>
-              <w:rPr>
-                <w:noProof/>
-                <w:webHidden/>
-              </w:rPr>
-              <w:t>3</w:t>
-            </w:r>
-            <w:r>
-              <w:rPr>
-                <w:noProof/>
-                <w:webHidden/>
-              </w:rPr>
-              <w:fldChar w:fldCharType="end"/>
-            </w:r>
-          </w:hyperlink>
-        </w:p>
-        <w:p>
-          <w:pPr>
-            <w:pStyle w:val="TOC3"/>
-            <w:tabs>
-              <w:tab w:val="right" w:leader="dot" w:pos="9408"/>
-            </w:tabs>
-            <w:spacing w:line="360" w:lineRule="auto"/>
-            <w:rPr>
-              <w:noProof/>
-            </w:rPr>
-          </w:pPr>
-          <w:hyperlink w:anchor="_Toc236477525" w:history="1">
-            <w:r>
-              <w:rPr>
-                <w:rStyle w:val="Hyperlink"/>
-                <w:rFonts w:ascii="Arial" w:hAnsi="Arial" w:cs="Arial"/>
-                <w:b/>
-                <w:bCs/>
-                <w:noProof/>
-              </w:rPr>
-              <w:t>Objetivos Específicos:</w:t>
-            </w:r>
-            <w:r>
-              <w:rPr>
-                <w:noProof/>
-                <w:webHidden/>
-              </w:rPr>
-              <w:tab/>
-            </w:r>
-            <w:r>
-              <w:rPr>
-                <w:noProof/>
-                <w:webHidden/>
-              </w:rPr>
-              <w:fldChar w:fldCharType="begin"/>
-            </w:r>
-            <w:r>
-              <w:rPr>
-                <w:noProof/>
-                <w:webHidden/>
-              </w:rPr>
-              <w:instrText xml:space="preserve"> PAGEREF _Toc236477525 \h </w:instrText>
-            </w:r>
-            <w:r>
-              <w:rPr>
-                <w:noProof/>
-                <w:webHidden/>
-              </w:rPr>
-            </w:r>
-            <w:r>
-              <w:rPr>
-                <w:noProof/>
-                <w:webHidden/>
-              </w:rPr>
-              <w:fldChar w:fldCharType="separate"/>
-            </w:r>
-            <w:r>
-              <w:rPr>
-                <w:noProof/>
-                <w:webHidden/>
-              </w:rPr>
-              <w:t>4</w:t>
-            </w:r>
-            <w:r>
-              <w:rPr>
-                <w:noProof/>
-                <w:webHidden/>
-              </w:rPr>
-              <w:fldChar w:fldCharType="end"/>
-            </w:r>
-          </w:hyperlink>
-        </w:p>
-        <w:p>
-          <w:pPr>
-            <w:pStyle w:val="TOCHeading"/>
-            <w:spacing w:line="360" w:lineRule="auto"/>
-            <w:rPr>
-              <w:color w:val="000000" w:themeColor="text1"/>
+              <w:color w:val="auto"/>
             </w:rPr>
           </w:pPr>
           <w:r>
@@ -1389,7 +1255,7 @@
               <w:b/>
               <w:bCs/>
               <w:noProof/>
-              <w:color w:val="000000" w:themeColor="text1"/>
+              <w:color w:val="auto"/>
             </w:rPr>
             <w:fldChar w:fldCharType="end"/>
           </w:r>
@@ -1427,31 +1293,69 @@
     </w:p>
     <w:p>
       <w:pPr>
+        <w:pStyle w:val="Ttulo1"/>
+        <w:rPr>
+          <w:rFonts w:ascii="Arial" w:hAnsi="Arial" w:cs="Arial"/>
+          <w:b/>
+          <w:bCs/>
+          <w:color w:val="auto"/>
+          <w:sz w:val="28"/>
+          <w:szCs w:val="28"/>
+        </w:rPr>
+      </w:pPr>
+      <w:bookmarkStart w:id="0" w:name="_Toc236749688"/>
+      <w:r>
+        <w:rPr>
+          <w:rFonts w:ascii="Arial" w:hAnsi="Arial" w:cs="Arial"/>
+          <w:b/>
+          <w:bCs/>
+          <w:color w:val="auto"/>
+          <w:sz w:val="28"/>
+          <w:szCs w:val="28"/>
+        </w:rPr>
+        <w:lastRenderedPageBreak/>
+        <w:t>1. INTRODUCCIÓN</w:t>
+      </w:r>
+      <w:bookmarkEnd w:id="0"/>
+    </w:p>
+    <w:p>
+      <w:pPr>
         <w:tabs>
           <w:tab w:val="left" w:pos="1130"/>
         </w:tabs>
         <w:spacing w:line="360" w:lineRule="auto"/>
+        <w:jc w:val="both"/>
+      </w:pPr>
+    </w:p>
+    <w:p>
+      <w:pPr>
+        <w:pStyle w:val="Ttulo2"/>
+        <w:spacing w:line="360" w:lineRule="auto"/>
+        <w:jc w:val="both"/>
         <w:rPr>
           <w:rFonts w:ascii="Arial" w:hAnsi="Arial" w:cs="Arial"/>
           <w:b/>
           <w:bCs/>
-          <w:color w:val="0E2841" w:themeColor="text2"/>
-          <w:sz w:val="28"/>
-          <w:szCs w:val="28"/>
-        </w:rPr>
-      </w:pPr>
+          <w:color w:val="auto"/>
+          <w:sz w:val="24"/>
+          <w:szCs w:val="24"/>
+          <w:lang w:val="es-DO"/>
+        </w:rPr>
+      </w:pPr>
+      <w:bookmarkStart w:id="1" w:name="_Toc236749689"/>
       <w:r>
         <w:rPr>
           <w:rFonts w:ascii="Arial" w:hAnsi="Arial" w:cs="Arial"/>
           <w:b/>
           <w:bCs/>
-          <w:color w:val="0E2841" w:themeColor="text2"/>
-          <w:sz w:val="28"/>
-          <w:szCs w:val="28"/>
-        </w:rPr>
-        <w:lastRenderedPageBreak/>
-        <w:t>1. INTRODUCCIÓN</w:t>
+          <w:color w:val="auto"/>
+          <w:sz w:val="24"/>
+          <w:szCs w:val="24"/>
+          <w:lang w:val="es-DO"/>
+        </w:rPr>
+        <w:t>1.1 Presentación General del Proyecto</w:t>
       </w:r>
+      <w:bookmarkEnd w:id="1"/>
     </w:p>
     <w:p>
       <w:pPr>
@@ -1459,36 +1363,35 @@
           <w:tab w:val="left" w:pos="1130"/>
         </w:tabs>
         <w:spacing w:line="360" w:lineRule="auto"/>
-      </w:pPr>
-    </w:p>
-    <w:p>
-      <w:pPr>
-        <w:pStyle w:val="Heading2"/>
-        <w:spacing w:line="360" w:lineRule="auto"/>
+        <w:jc w:val="both"/>
+        <w:rPr>
+          <w:rFonts w:ascii="Arial" w:hAnsi="Arial" w:cs="Arial"/>
+          <w:lang w:val="es-DO"/>
+        </w:rPr>
+      </w:pPr>
+      <w:r>
+        <w:rPr>
+          <w:rFonts w:ascii="Arial" w:hAnsi="Arial" w:cs="Arial"/>
+          <w:lang w:val="es-DO"/>
+        </w:rPr>
+        <w:t xml:space="preserve">En el desarrollo de software contemporáneo, el volumen de datos generado por transacciones comerciales crece a un ritmo acelerado. El presente proyecto aborda el diseño e implementación de un </w:t>
+      </w:r>
+      <w:r>
         <w:rPr>
           <w:rFonts w:ascii="Arial" w:hAnsi="Arial" w:cs="Arial"/>
           <w:b/>
           <w:bCs/>
-          <w:color w:val="0E2841" w:themeColor="text2"/>
-          <w:sz w:val="24"/>
-          <w:szCs w:val="24"/>
-          <w:lang w:val="es-DO"/>
-        </w:rPr>
-      </w:pPr>
-      <w:bookmarkStart w:id="0" w:name="_Toc236477521"/>
+          <w:lang w:val="es-DO"/>
+        </w:rPr>
+        <w:t>Sistema ETL (Extract, Transform, Load) Paralelo</w:t>
+      </w:r>
       <w:r>
         <w:rPr>
           <w:rFonts w:ascii="Arial" w:hAnsi="Arial" w:cs="Arial"/>
-          <w:b/>
-          <w:bCs/>
-          <w:color w:val="0E2841" w:themeColor="text2"/>
-          <w:sz w:val="24"/>
-          <w:szCs w:val="24"/>
-          <w:lang w:val="es-DO"/>
-        </w:rPr>
-        <w:t>1.1 Presentación General del Proyecto</w:t>
+          <w:lang w:val="es-DO"/>
+        </w:rPr>
+        <w:t xml:space="preserve"> desarrollado como una aplicación de consola en .NET C#. El sistema está diseñado para procesar, limpiar, transformar e insertar de manera simultánea múltiples archivos de ventas provenientes de distintas sucursales comerciales hacia una base de datos única y centralizada (SQLite).</w:t>
       </w:r>
-      <w:bookmarkEnd w:id="0"/>
     </w:p>
     <w:p>
       <w:pPr>
@@ -1496,74 +1399,42 @@
           <w:tab w:val="left" w:pos="1130"/>
         </w:tabs>
         <w:spacing w:line="360" w:lineRule="auto"/>
-        <w:rPr>
-          <w:rFonts w:ascii="Arial" w:hAnsi="Arial" w:cs="Arial"/>
-          <w:lang w:val="es-DO"/>
-        </w:rPr>
-      </w:pPr>
-      <w:r>
-        <w:rPr>
-          <w:rFonts w:ascii="Arial" w:hAnsi="Arial" w:cs="Arial"/>
-          <w:lang w:val="es-DO"/>
-        </w:rPr>
-        <w:t xml:space="preserve">En el desarrollo de software contemporáneo, el volumen de datos generado por transacciones comerciales crece a un ritmo acelerado. El presente proyecto aborda el diseño e implementación de un </w:t>
-      </w:r>
-      <w:r>
+        <w:jc w:val="both"/>
+        <w:rPr>
+          <w:rFonts w:ascii="Arial" w:hAnsi="Arial" w:cs="Arial"/>
+          <w:lang w:val="es-DO"/>
+        </w:rPr>
+      </w:pPr>
+    </w:p>
+    <w:p>
+      <w:pPr>
+        <w:pStyle w:val="Ttulo2"/>
+        <w:spacing w:line="360" w:lineRule="auto"/>
+        <w:jc w:val="both"/>
         <w:rPr>
           <w:rFonts w:ascii="Arial" w:hAnsi="Arial" w:cs="Arial"/>
           <w:b/>
           <w:bCs/>
-          <w:lang w:val="es-DO"/>
-        </w:rPr>
-        <w:t>Sistema ETL (</w:t>
-      </w:r>
-      <w:proofErr w:type="spellStart"/>
+          <w:color w:val="auto"/>
+          <w:sz w:val="24"/>
+          <w:szCs w:val="24"/>
+          <w:lang w:val="es-DO"/>
+        </w:rPr>
+      </w:pPr>
+      <w:bookmarkStart w:id="2" w:name="_Toc236749690"/>
       <w:r>
         <w:rPr>
           <w:rFonts w:ascii="Arial" w:hAnsi="Arial" w:cs="Arial"/>
           <w:b/>
           <w:bCs/>
-          <w:lang w:val="es-DO"/>
-        </w:rPr>
-        <w:t>Extract</w:t>
+          <w:color w:val="auto"/>
+          <w:sz w:val="24"/>
+          <w:szCs w:val="24"/>
+          <w:lang w:val="es-DO"/>
+        </w:rPr>
+        <w:t>1.2 Justificación del Tema Elegido</w:t>
       </w:r>
-      <w:proofErr w:type="spellEnd"/>
-      <w:r>
-        <w:rPr>
-          <w:rFonts w:ascii="Arial" w:hAnsi="Arial" w:cs="Arial"/>
-          <w:b/>
-          <w:bCs/>
-          <w:lang w:val="es-DO"/>
-        </w:rPr>
-        <w:t xml:space="preserve">, </w:t>
-      </w:r>
-      <w:proofErr w:type="spellStart"/>
-      <w:r>
-        <w:rPr>
-          <w:rFonts w:ascii="Arial" w:hAnsi="Arial" w:cs="Arial"/>
-          <w:b/>
-          <w:bCs/>
-          <w:lang w:val="es-DO"/>
-        </w:rPr>
-        <w:t>Transform</w:t>
-      </w:r>
-      <w:proofErr w:type="spellEnd"/>
-      <w:r>
-        <w:rPr>
-          <w:rFonts w:ascii="Arial" w:hAnsi="Arial" w:cs="Arial"/>
-          <w:b/>
-          <w:bCs/>
-          <w:lang w:val="es-DO"/>
-        </w:rPr>
-        <w:t>, Load) Paralelo</w:t>
-      </w:r>
-      <w:r>
-        <w:rPr>
-          <w:rFonts w:ascii="Arial" w:hAnsi="Arial" w:cs="Arial"/>
-          <w:lang w:val="es-DO"/>
-        </w:rPr>
-        <w:t xml:space="preserve"> desarrollado como una aplicación de consola en .NET C#. El sistema está diseñado para procesar, limpiar, transformar e insertar de manera simultánea múltiples archivos de ventas provenientes de distintas sucursales comerciales hacia una base de datos única y centralizada (SQLite).</w:t>
-      </w:r>
+      <w:bookmarkEnd w:id="2"/>
     </w:p>
     <w:p>
       <w:pPr>
@@ -1571,40 +1442,35 @@
           <w:tab w:val="left" w:pos="1130"/>
         </w:tabs>
         <w:spacing w:line="360" w:lineRule="auto"/>
-        <w:rPr>
-          <w:rFonts w:ascii="Arial" w:hAnsi="Arial" w:cs="Arial"/>
-          <w:lang w:val="es-DO"/>
-        </w:rPr>
-      </w:pPr>
-    </w:p>
-    <w:p>
-      <w:pPr>
-        <w:pStyle w:val="Heading2"/>
-        <w:spacing w:line="360" w:lineRule="auto"/>
+        <w:jc w:val="both"/>
+        <w:rPr>
+          <w:rFonts w:ascii="Arial" w:hAnsi="Arial" w:cs="Arial"/>
+          <w:lang w:val="es-DO"/>
+        </w:rPr>
+      </w:pPr>
+      <w:r>
+        <w:rPr>
+          <w:rFonts w:ascii="Arial" w:hAnsi="Arial" w:cs="Arial"/>
+          <w:lang w:val="es-DO"/>
+        </w:rPr>
+        <w:t xml:space="preserve">Los procesos tradicionales de ETL operan de manera secuencial, leyendo un lote o archivo de datos a la vez. En escenarios de mediana y gran escala, este enfoque genera cuellos de botella críticos, desperdiciando el potencial multinúcleo de los procesadores modernos. La elección de este tema se justifica en la necesidad de demostrar cómo el paradigma de la </w:t>
+      </w:r>
+      <w:r>
         <w:rPr>
           <w:rFonts w:ascii="Arial" w:hAnsi="Arial" w:cs="Arial"/>
           <w:b/>
           <w:bCs/>
-          <w:color w:val="0E2841" w:themeColor="text2"/>
-          <w:sz w:val="24"/>
-          <w:szCs w:val="24"/>
-          <w:lang w:val="es-DO"/>
-        </w:rPr>
-      </w:pPr>
-      <w:bookmarkStart w:id="1" w:name="_Toc236477522"/>
+          <w:lang w:val="es-DO"/>
+        </w:rPr>
+        <w:t>programación paralela</w:t>
+      </w:r>
       <w:r>
         <w:rPr>
           <w:rFonts w:ascii="Arial" w:hAnsi="Arial" w:cs="Arial"/>
-          <w:b/>
-          <w:bCs/>
-          <w:color w:val="0E2841" w:themeColor="text2"/>
-          <w:sz w:val="24"/>
-          <w:szCs w:val="24"/>
-          <w:lang w:val="es-DO"/>
-        </w:rPr>
-        <w:t>1.2 Justificación del Tema Elegido</w:t>
+          <w:lang w:val="es-DO"/>
+        </w:rPr>
+        <w:t xml:space="preserve"> reduce drásticamente los tiempos de procesamiento y optimiza el uso de hardware en tareas intensivas de lectura, procesamiento en memoria y escritura concurrentes.</w:t>
       </w:r>
-      <w:bookmarkEnd w:id="1"/>
     </w:p>
     <w:p>
       <w:pPr>
@@ -1612,34 +1478,42 @@
           <w:tab w:val="left" w:pos="1130"/>
         </w:tabs>
         <w:spacing w:line="360" w:lineRule="auto"/>
-        <w:rPr>
-          <w:rFonts w:ascii="Arial" w:hAnsi="Arial" w:cs="Arial"/>
-          <w:lang w:val="es-DO"/>
-        </w:rPr>
-      </w:pPr>
-      <w:r>
-        <w:rPr>
-          <w:rFonts w:ascii="Arial" w:hAnsi="Arial" w:cs="Arial"/>
-          <w:lang w:val="es-DO"/>
-        </w:rPr>
-        <w:t xml:space="preserve">Los procesos tradicionales de ETL operan de manera secuencial, leyendo un lote o archivo de datos a la vez. En escenarios de mediana y gran escala, este enfoque genera cuellos de botella críticos, desperdiciando el potencial multinúcleo de los procesadores modernos. La elección de este tema se justifica en la necesidad de demostrar cómo el paradigma de la </w:t>
-      </w:r>
-      <w:r>
+        <w:jc w:val="both"/>
+        <w:rPr>
+          <w:rFonts w:ascii="Arial" w:hAnsi="Arial" w:cs="Arial"/>
+          <w:lang w:val="es-DO"/>
+        </w:rPr>
+      </w:pPr>
+    </w:p>
+    <w:p>
+      <w:pPr>
+        <w:pStyle w:val="Ttulo2"/>
+        <w:spacing w:line="360" w:lineRule="auto"/>
+        <w:jc w:val="both"/>
         <w:rPr>
           <w:rFonts w:ascii="Arial" w:hAnsi="Arial" w:cs="Arial"/>
           <w:b/>
           <w:bCs/>
-          <w:lang w:val="es-DO"/>
-        </w:rPr>
-        <w:t>programación paralela</w:t>
+          <w:color w:val="auto"/>
+          <w:sz w:val="24"/>
+          <w:szCs w:val="24"/>
+          <w:lang w:val="es-DO"/>
+        </w:rPr>
+      </w:pPr>
+      <w:bookmarkStart w:id="3" w:name="_Toc236749691"/>
+      <w:r>
+        <w:rPr>
+          <w:rFonts w:ascii="Arial" w:hAnsi="Arial" w:cs="Arial"/>
+          <w:b/>
+          <w:bCs/>
+          <w:color w:val="auto"/>
+          <w:sz w:val="24"/>
+          <w:szCs w:val="24"/>
+          <w:lang w:val="es-DO"/>
+        </w:rPr>
+        <w:t>1.3 Objetivos</w:t>
       </w:r>
-      <w:r>
-        <w:rPr>
-          <w:rFonts w:ascii="Arial" w:hAnsi="Arial" w:cs="Arial"/>
-          <w:lang w:val="es-DO"/>
-        </w:rPr>
-        <w:t xml:space="preserve"> reduce drásticamente los tiempos de procesamiento y optimiza el uso de hardware en tareas intensivas de lectura, procesamiento en memoria y escritura concurrentes.</w:t>
-      </w:r>
+      <w:bookmarkEnd w:id="3"/>
     </w:p>
     <w:p>
       <w:pPr>
@@ -1647,6 +1521,7 @@
           <w:tab w:val="left" w:pos="1130"/>
         </w:tabs>
         <w:spacing w:line="360" w:lineRule="auto"/>
+        <w:jc w:val="both"/>
         <w:rPr>
           <w:rFonts w:ascii="Arial" w:hAnsi="Arial" w:cs="Arial"/>
           <w:lang w:val="es-DO"/>
@@ -1655,32 +1530,33 @@
     </w:p>
     <w:p>
       <w:pPr>
-        <w:pStyle w:val="Heading2"/>
+        <w:pStyle w:val="Ttulo3"/>
         <w:spacing w:line="360" w:lineRule="auto"/>
+        <w:jc w:val="both"/>
         <w:rPr>
           <w:rFonts w:ascii="Arial" w:hAnsi="Arial" w:cs="Arial"/>
           <w:b/>
           <w:bCs/>
-          <w:color w:val="0E2841" w:themeColor="text2"/>
+          <w:color w:val="auto"/>
           <w:sz w:val="24"/>
           <w:szCs w:val="24"/>
           <w:lang w:val="es-DO"/>
         </w:rPr>
       </w:pPr>
-      <w:bookmarkStart w:id="2" w:name="_Toc236477523"/>
+      <w:bookmarkStart w:id="4" w:name="_Toc236749692"/>
       <w:r>
         <w:rPr>
           <w:rFonts w:ascii="Arial" w:hAnsi="Arial" w:cs="Arial"/>
           <w:b/>
           <w:bCs/>
-          <w:color w:val="0E2841" w:themeColor="text2"/>
+          <w:color w:val="auto"/>
           <w:sz w:val="24"/>
           <w:szCs w:val="24"/>
           <w:lang w:val="es-DO"/>
         </w:rPr>
-        <w:t>1.3 Objetivos</w:t>
+        <w:t>Objetivo General:</w:t>
       </w:r>
-      <w:bookmarkEnd w:id="2"/>
+      <w:bookmarkEnd w:id="4"/>
     </w:p>
     <w:p>
       <w:pPr>
@@ -1688,40 +1564,19 @@
           <w:tab w:val="left" w:pos="1130"/>
         </w:tabs>
         <w:spacing w:line="360" w:lineRule="auto"/>
-        <w:rPr>
-          <w:rFonts w:ascii="Arial" w:hAnsi="Arial" w:cs="Arial"/>
-          <w:lang w:val="es-DO"/>
-        </w:rPr>
-      </w:pPr>
-    </w:p>
-    <w:p>
-      <w:pPr>
-        <w:pStyle w:val="Heading3"/>
-        <w:spacing w:line="360" w:lineRule="auto"/>
-        <w:rPr>
-          <w:rFonts w:ascii="Arial" w:hAnsi="Arial" w:cs="Arial"/>
-          <w:b/>
-          <w:bCs/>
-          <w:color w:val="0E2841" w:themeColor="text2"/>
-          <w:sz w:val="24"/>
-          <w:szCs w:val="24"/>
-          <w:lang w:val="es-DO"/>
-        </w:rPr>
-      </w:pPr>
-      <w:bookmarkStart w:id="3" w:name="_Toc236477524"/>
+        <w:jc w:val="both"/>
+        <w:rPr>
+          <w:rFonts w:ascii="Arial" w:hAnsi="Arial" w:cs="Arial"/>
+          <w:lang w:val="es-DO"/>
+        </w:rPr>
+      </w:pPr>
       <w:r>
         <w:rPr>
           <w:rFonts w:ascii="Arial" w:hAnsi="Arial" w:cs="Arial"/>
-          <w:b/>
-          <w:bCs/>
-          <w:color w:val="0E2841" w:themeColor="text2"/>
-          <w:sz w:val="24"/>
-          <w:szCs w:val="24"/>
-          <w:lang w:val="es-DO"/>
-        </w:rPr>
-        <w:t>Objetivo General:</w:t>
+          <w:lang w:val="es-DO"/>
+        </w:rPr>
+        <w:t xml:space="preserve">Desarrollar e implementar un sistema ETL paralelo en C# (.NET) para el procesamiento, transformación y consolidación concurrente de transacciones de ventas multisucursal hacia una base de datos relacional centralizada, evaluando el impacto del paralelismo en el rendimiento general. </w:t>
       </w:r>
-      <w:bookmarkEnd w:id="3"/>
     </w:p>
     <w:p>
       <w:pPr>
@@ -1729,34 +1584,12 @@
           <w:tab w:val="left" w:pos="1130"/>
         </w:tabs>
         <w:spacing w:line="360" w:lineRule="auto"/>
-        <w:rPr>
-          <w:rFonts w:ascii="Arial" w:hAnsi="Arial" w:cs="Arial"/>
-          <w:lang w:val="es-DO"/>
-        </w:rPr>
-      </w:pPr>
-      <w:r>
-        <w:rPr>
-          <w:rFonts w:ascii="Arial" w:hAnsi="Arial" w:cs="Arial"/>
-          <w:lang w:val="es-DO"/>
-        </w:rPr>
-        <w:t xml:space="preserve">Desarrollar e implementar un sistema ETL paralelo en C# (.NET) para el procesamiento, transformación y consolidación concurrente de transacciones de ventas </w:t>
-      </w:r>
-      <w:proofErr w:type="spellStart"/>
-      <w:r>
-        <w:rPr>
-          <w:rFonts w:ascii="Arial" w:hAnsi="Arial" w:cs="Arial"/>
-          <w:lang w:val="es-DO"/>
-        </w:rPr>
-        <w:t>multisucursal</w:t>
-      </w:r>
-      <w:proofErr w:type="spellEnd"/>
-      <w:r>
-        <w:rPr>
-          <w:rFonts w:ascii="Arial" w:hAnsi="Arial" w:cs="Arial"/>
-          <w:lang w:val="es-DO"/>
-        </w:rPr>
-        <w:t xml:space="preserve"> hacia una base de datos relacional centralizada, evaluando el impacto del paralelismo en el rendimiento general. </w:t>
-      </w:r>
+        <w:jc w:val="both"/>
+        <w:rPr>
+          <w:rFonts w:ascii="Arial" w:hAnsi="Arial" w:cs="Arial"/>
+          <w:lang w:val="es-DO"/>
+        </w:rPr>
+      </w:pPr>
     </w:p>
     <w:p>
       <w:pPr>
@@ -1764,6 +1597,7 @@
           <w:tab w:val="left" w:pos="1130"/>
         </w:tabs>
         <w:spacing w:line="360" w:lineRule="auto"/>
+        <w:jc w:val="both"/>
         <w:rPr>
           <w:rFonts w:ascii="Arial" w:hAnsi="Arial" w:cs="Arial"/>
           <w:lang w:val="es-DO"/>
@@ -1776,6 +1610,7 @@
           <w:tab w:val="left" w:pos="1130"/>
         </w:tabs>
         <w:spacing w:line="360" w:lineRule="auto"/>
+        <w:jc w:val="both"/>
         <w:rPr>
           <w:rFonts w:ascii="Arial" w:hAnsi="Arial" w:cs="Arial"/>
           <w:lang w:val="es-DO"/>
@@ -1788,6 +1623,7 @@
           <w:tab w:val="left" w:pos="1130"/>
         </w:tabs>
         <w:spacing w:line="360" w:lineRule="auto"/>
+        <w:jc w:val="both"/>
         <w:rPr>
           <w:rFonts w:ascii="Arial" w:hAnsi="Arial" w:cs="Arial"/>
           <w:lang w:val="es-DO"/>
@@ -1800,6 +1636,7 @@
           <w:tab w:val="left" w:pos="1130"/>
         </w:tabs>
         <w:spacing w:line="360" w:lineRule="auto"/>
+        <w:jc w:val="both"/>
         <w:rPr>
           <w:rFonts w:ascii="Arial" w:hAnsi="Arial" w:cs="Arial"/>
           <w:lang w:val="es-DO"/>
@@ -1808,80 +1645,32 @@
     </w:p>
     <w:p>
       <w:pPr>
-        <w:tabs>
-          <w:tab w:val="left" w:pos="1130"/>
-        </w:tabs>
+        <w:pStyle w:val="Ttulo3"/>
         <w:spacing w:line="360" w:lineRule="auto"/>
-        <w:rPr>
-          <w:rFonts w:ascii="Arial" w:hAnsi="Arial" w:cs="Arial"/>
-          <w:lang w:val="es-DO"/>
-        </w:rPr>
-      </w:pPr>
-    </w:p>
-    <w:p>
-      <w:pPr>
-        <w:pStyle w:val="Heading3"/>
-        <w:spacing w:line="360" w:lineRule="auto"/>
+        <w:jc w:val="both"/>
         <w:rPr>
           <w:rFonts w:ascii="Arial" w:hAnsi="Arial" w:cs="Arial"/>
           <w:b/>
           <w:bCs/>
-          <w:color w:val="0E2841" w:themeColor="text2"/>
+          <w:color w:val="auto"/>
           <w:sz w:val="24"/>
           <w:szCs w:val="24"/>
         </w:rPr>
       </w:pPr>
-      <w:bookmarkStart w:id="4" w:name="_Toc236477525"/>
-      <w:proofErr w:type="spellStart"/>
+      <w:bookmarkStart w:id="5" w:name="_Toc236749693"/>
       <w:r>
         <w:rPr>
           <w:rFonts w:ascii="Arial" w:hAnsi="Arial" w:cs="Arial"/>
           <w:b/>
           <w:bCs/>
-          <w:color w:val="0E2841" w:themeColor="text2"/>
+          <w:color w:val="auto"/>
           <w:sz w:val="24"/>
           <w:szCs w:val="24"/>
         </w:rPr>
         <w:lastRenderedPageBreak/>
-        <w:t>Objetivos</w:t>
+        <w:t>Objetivos Específicos:</w:t>
       </w:r>
-      <w:proofErr w:type="spellEnd"/>
-      <w:r>
-        <w:rPr>
-          <w:rFonts w:ascii="Arial" w:hAnsi="Arial" w:cs="Arial"/>
-          <w:b/>
-          <w:bCs/>
-          <w:color w:val="0E2841" w:themeColor="text2"/>
-          <w:sz w:val="24"/>
-          <w:szCs w:val="24"/>
-        </w:rPr>
-        <w:t xml:space="preserve"> </w:t>
-      </w:r>
-      <w:proofErr w:type="spellStart"/>
-      <w:r>
-        <w:rPr>
-          <w:rFonts w:ascii="Arial" w:hAnsi="Arial" w:cs="Arial"/>
-          <w:b/>
-          <w:bCs/>
-          <w:color w:val="0E2841" w:themeColor="text2"/>
-          <w:sz w:val="24"/>
-          <w:szCs w:val="24"/>
-        </w:rPr>
-        <w:t>Específicos</w:t>
-      </w:r>
-      <w:proofErr w:type="spellEnd"/>
-      <w:r>
-        <w:rPr>
-          <w:rFonts w:ascii="Arial" w:hAnsi="Arial" w:cs="Arial"/>
-          <w:b/>
-          <w:bCs/>
-          <w:color w:val="0E2841" w:themeColor="text2"/>
-          <w:sz w:val="24"/>
-          <w:szCs w:val="24"/>
-        </w:rPr>
-        <w:t>:</w:t>
-      </w:r>
-      <w:bookmarkEnd w:id="4"/>
+      <w:bookmarkEnd w:id="5"/>
     </w:p>
     <w:p>
       <w:pPr>
@@ -1893,6 +1682,7 @@
           <w:tab w:val="left" w:pos="1130"/>
         </w:tabs>
         <w:spacing w:line="360" w:lineRule="auto"/>
+        <w:jc w:val="both"/>
         <w:rPr>
           <w:rFonts w:ascii="Arial" w:hAnsi="Arial" w:cs="Arial"/>
           <w:lang w:val="es-DO"/>
@@ -1932,6 +1722,7 @@
           <w:tab w:val="left" w:pos="1130"/>
         </w:tabs>
         <w:spacing w:line="360" w:lineRule="auto"/>
+        <w:jc w:val="both"/>
         <w:rPr>
           <w:rFonts w:ascii="Arial" w:hAnsi="Arial" w:cs="Arial"/>
           <w:lang w:val="es-DO"/>
@@ -1958,23 +1749,7 @@
           <w:rFonts w:ascii="Arial" w:hAnsi="Arial" w:cs="Arial"/>
           <w:lang w:val="es-DO"/>
         </w:rPr>
-        <w:t xml:space="preserve"> (</w:t>
-      </w:r>
-      <w:proofErr w:type="spellStart"/>
-      <w:r>
-        <w:rPr>
-          <w:rFonts w:ascii="Arial" w:hAnsi="Arial" w:cs="Arial"/>
-          <w:lang w:val="es-DO"/>
-        </w:rPr>
-        <w:t>locks</w:t>
-      </w:r>
-      <w:proofErr w:type="spellEnd"/>
-      <w:r>
-        <w:rPr>
-          <w:rFonts w:ascii="Arial" w:hAnsi="Arial" w:cs="Arial"/>
-          <w:lang w:val="es-DO"/>
-        </w:rPr>
-        <w:t xml:space="preserve">, semáforos o exclusión mutua) para gestionar el acceso concurrente y evitar duplicidad al persistir la información compartida (Clientes, Productos, Ventas) en SQLite. </w:t>
+        <w:t xml:space="preserve"> (locks, semáforos o exclusión mutua) para gestionar el acceso concurrente y evitar duplicidad al persistir la información compartida (Clientes, Productos, Ventas) en SQLite. </w:t>
       </w:r>
     </w:p>
     <w:p>
@@ -1987,6 +1762,7 @@
           <w:tab w:val="left" w:pos="1130"/>
         </w:tabs>
         <w:spacing w:line="360" w:lineRule="auto"/>
+        <w:jc w:val="both"/>
         <w:rPr>
           <w:rFonts w:ascii="Arial" w:hAnsi="Arial" w:cs="Arial"/>
           <w:lang w:val="es-DO"/>
@@ -2022,27 +1798,7 @@
           <w:bCs/>
           <w:lang w:val="es-DO"/>
         </w:rPr>
-        <w:t>Un hilo por archivo (</w:t>
-      </w:r>
-      <w:proofErr w:type="spellStart"/>
-      <w:r>
-        <w:rPr>
-          <w:rFonts w:ascii="Arial" w:hAnsi="Arial" w:cs="Arial"/>
-          <w:b/>
-          <w:bCs/>
-          <w:lang w:val="es-DO"/>
-        </w:rPr>
-        <w:t>Task</w:t>
-      </w:r>
-      <w:proofErr w:type="spellEnd"/>
-      <w:r>
-        <w:rPr>
-          <w:rFonts w:ascii="Arial" w:hAnsi="Arial" w:cs="Arial"/>
-          <w:b/>
-          <w:bCs/>
-          <w:lang w:val="es-DO"/>
-        </w:rPr>
-        <w:t xml:space="preserve"> por archivo)</w:t>
+        <w:t>Un hilo por archivo (Task por archivo)</w:t>
       </w:r>
       <w:r>
         <w:rPr>
@@ -2058,47 +1814,7 @@
           <w:bCs/>
           <w:lang w:val="es-DO"/>
         </w:rPr>
-        <w:t>Pool de trabajadores (</w:t>
-      </w:r>
-      <w:proofErr w:type="spellStart"/>
-      <w:r>
-        <w:rPr>
-          <w:rFonts w:ascii="Arial" w:hAnsi="Arial" w:cs="Arial"/>
-          <w:b/>
-          <w:bCs/>
-          <w:lang w:val="es-DO"/>
-        </w:rPr>
-        <w:t>Thread</w:t>
-      </w:r>
-      <w:proofErr w:type="spellEnd"/>
-      <w:r>
-        <w:rPr>
-          <w:rFonts w:ascii="Arial" w:hAnsi="Arial" w:cs="Arial"/>
-          <w:b/>
-          <w:bCs/>
-          <w:lang w:val="es-DO"/>
-        </w:rPr>
-        <w:t xml:space="preserve"> Pool/Worker </w:t>
-      </w:r>
-      <w:proofErr w:type="spellStart"/>
-      <w:r>
-        <w:rPr>
-          <w:rFonts w:ascii="Arial" w:hAnsi="Arial" w:cs="Arial"/>
-          <w:b/>
-          <w:bCs/>
-          <w:lang w:val="es-DO"/>
-        </w:rPr>
-        <w:t>Tasks</w:t>
-      </w:r>
-      <w:proofErr w:type="spellEnd"/>
-      <w:r>
-        <w:rPr>
-          <w:rFonts w:ascii="Arial" w:hAnsi="Arial" w:cs="Arial"/>
-          <w:b/>
-          <w:bCs/>
-          <w:lang w:val="es-DO"/>
-        </w:rPr>
-        <w:t>)</w:t>
+        <w:t>Pool de trabajadores (Thread Pool/Worker Tasks)</w:t>
       </w:r>
       <w:r>
         <w:rPr>
@@ -2118,6 +1834,7 @@
           <w:tab w:val="left" w:pos="1130"/>
         </w:tabs>
         <w:spacing w:line="360" w:lineRule="auto"/>
+        <w:jc w:val="both"/>
         <w:rPr>
           <w:rFonts w:ascii="Arial" w:hAnsi="Arial" w:cs="Arial"/>
           <w:lang w:val="es-DO"/>
@@ -2137,11 +1854,38 @@
           <w:tab w:val="left" w:pos="1130"/>
         </w:tabs>
         <w:spacing w:line="360" w:lineRule="auto"/>
-        <w:rPr>
-          <w:rFonts w:ascii="Arial" w:hAnsi="Arial" w:cs="Arial"/>
-          <w:lang w:val="es-DO"/>
-        </w:rPr>
-      </w:pPr>
+        <w:jc w:val="both"/>
+        <w:rPr>
+          <w:rFonts w:ascii="Arial" w:hAnsi="Arial" w:cs="Arial"/>
+          <w:lang w:val="es-DO"/>
+        </w:rPr>
+      </w:pPr>
+    </w:p>
+    <w:p>
+      <w:pPr>
+        <w:pStyle w:val="Ttulo1"/>
+        <w:rPr>
+          <w:rFonts w:ascii="Arial" w:hAnsi="Arial" w:cs="Arial"/>
+          <w:b/>
+          <w:bCs/>
+          <w:color w:val="auto"/>
+          <w:sz w:val="28"/>
+          <w:szCs w:val="28"/>
+          <w:lang w:val="es-DO"/>
+        </w:rPr>
+      </w:pPr>
+      <w:r>
+        <w:rPr>
+          <w:rFonts w:ascii="Arial" w:hAnsi="Arial" w:cs="Arial"/>
+          <w:b/>
+          <w:bCs/>
+          <w:color w:val="auto"/>
+          <w:sz w:val="28"/>
+          <w:szCs w:val="28"/>
+          <w:lang w:val="es-DO"/>
+        </w:rPr>
+        <w:t>2. Descripción del Problema</w:t>
+      </w:r>
     </w:p>
     <w:sectPr>
       <w:pgSz w:w="12240" w:h="15840" w:code="1"/>
@@ -2686,11 +2430,11 @@
       <w14:ligatures w14:val="none"/>
     </w:rPr>
   </w:style>
-  <w:style w:type="paragraph" w:styleId="Heading1">
+  <w:style w:type="paragraph" w:styleId="Ttulo1">
     <w:name w:val="heading 1"/>
     <w:basedOn w:val="Normal"/>
     <w:next w:val="Normal"/>
-    <w:link w:val="Heading1Char"/>
+    <w:link w:val="Ttulo1Car"/>
     <w:uiPriority w:val="9"/>
     <w:qFormat/>
     <w:rsid w:val="00BC0815"/>
@@ -2707,11 +2451,11 @@
       <w:szCs w:val="40"/>
     </w:rPr>
   </w:style>
-  <w:style w:type="paragraph" w:styleId="Heading2">
+  <w:style w:type="paragraph" w:styleId="Ttulo2">
     <w:name w:val="heading 2"/>
     <w:basedOn w:val="Normal"/>
     <w:next w:val="Normal"/>
-    <w:link w:val="Heading2Char"/>
+    <w:link w:val="Ttulo2Car"/>
     <w:uiPriority w:val="9"/>
     <w:unhideWhenUsed/>
     <w:qFormat/>
@@ -2729,11 +2473,11 @@
       <w:szCs w:val="32"/>
     </w:rPr>
   </w:style>
-  <w:style w:type="paragraph" w:styleId="Heading3">
+  <w:style w:type="paragraph" w:styleId="Ttulo3">
     <w:name w:val="heading 3"/>
     <w:basedOn w:val="Normal"/>
     <w:next w:val="Normal"/>
-    <w:link w:val="Heading3Char"/>
+    <w:link w:val="Ttulo3Car"/>
     <w:uiPriority w:val="9"/>
     <w:unhideWhenUsed/>
     <w:qFormat/>
@@ -2751,11 +2495,11 @@
       <w:szCs w:val="28"/>
     </w:rPr>
   </w:style>
-  <w:style w:type="paragraph" w:styleId="Heading4">
+  <w:style w:type="paragraph" w:styleId="Ttulo4">
     <w:name w:val="heading 4"/>
     <w:basedOn w:val="Normal"/>
     <w:next w:val="Normal"/>
-    <w:link w:val="Heading4Char"/>
+    <w:link w:val="Ttulo4Car"/>
     <w:uiPriority w:val="9"/>
     <w:semiHidden/>
     <w:unhideWhenUsed/>
@@ -2774,11 +2518,11 @@
       <w:color w:val="0F4761" w:themeColor="accent1" w:themeShade="BF"/>
     </w:rPr>
   </w:style>
-  <w:style w:type="paragraph" w:styleId="Heading5">
+  <w:style w:type="paragraph" w:styleId="Ttulo5">
     <w:name w:val="heading 5"/>
     <w:basedOn w:val="Normal"/>
     <w:next w:val="Normal"/>
-    <w:link w:val="Heading5Char"/>
+    <w:link w:val="Ttulo5Car"/>
     <w:uiPriority w:val="9"/>
     <w:semiHidden/>
     <w:unhideWhenUsed/>
@@ -2795,11 +2539,11 @@
       <w:color w:val="0F4761" w:themeColor="accent1" w:themeShade="BF"/>
     </w:rPr>
   </w:style>
-  <w:style w:type="paragraph" w:styleId="Heading6">
+  <w:style w:type="paragraph" w:styleId="Ttulo6">
     <w:name w:val="heading 6"/>
     <w:basedOn w:val="Normal"/>
     <w:next w:val="Normal"/>
-    <w:link w:val="Heading6Char"/>
+    <w:link w:val="Ttulo6Car"/>
     <w:uiPriority w:val="9"/>
     <w:semiHidden/>
     <w:unhideWhenUsed/>
@@ -2818,11 +2562,11 @@
       <w:color w:val="595959" w:themeColor="text1" w:themeTint="A6"/>
     </w:rPr>
   </w:style>
-  <w:style w:type="paragraph" w:styleId="Heading7">
+  <w:style w:type="paragraph" w:styleId="Ttulo7">
     <w:name w:val="heading 7"/>
     <w:basedOn w:val="Normal"/>
     <w:next w:val="Normal"/>
-    <w:link w:val="Heading7Char"/>
+    <w:link w:val="Ttulo7Car"/>
     <w:uiPriority w:val="9"/>
     <w:semiHidden/>
     <w:unhideWhenUsed/>
@@ -2839,11 +2583,11 @@
       <w:color w:val="595959" w:themeColor="text1" w:themeTint="A6"/>
     </w:rPr>
   </w:style>
-  <w:style w:type="paragraph" w:styleId="Heading8">
+  <w:style w:type="paragraph" w:styleId="Ttulo8">
     <w:name w:val="heading 8"/>
     <w:basedOn w:val="Normal"/>
     <w:next w:val="Normal"/>
-    <w:link w:val="Heading8Char"/>
+    <w:link w:val="Ttulo8Car"/>
     <w:uiPriority w:val="9"/>
     <w:semiHidden/>
     <w:unhideWhenUsed/>
@@ -2862,11 +2606,11 @@
       <w:color w:val="272727" w:themeColor="text1" w:themeTint="D8"/>
     </w:rPr>
   </w:style>
-  <w:style w:type="paragraph" w:styleId="Heading9">
+  <w:style w:type="paragraph" w:styleId="Ttulo9">
     <w:name w:val="heading 9"/>
     <w:basedOn w:val="Normal"/>
     <w:next w:val="Normal"/>
-    <w:link w:val="Heading9Char"/>
+    <w:link w:val="Ttulo9Car"/>
     <w:uiPriority w:val="9"/>
     <w:semiHidden/>
     <w:unhideWhenUsed/>
@@ -2883,12 +2627,13 @@
       <w:color w:val="272727" w:themeColor="text1" w:themeTint="D8"/>
     </w:rPr>
   </w:style>
-  <w:style w:type="character" w:default="1" w:styleId="DefaultParagraphFont">
+  <w:style w:type="character" w:default="1" w:styleId="Fuentedeprrafopredeter">
     <w:name w:val="Default Paragraph Font"/>
     <w:uiPriority w:val="1"/>
+    <w:semiHidden/>
     <w:unhideWhenUsed/>
   </w:style>
-  <w:style w:type="table" w:default="1" w:styleId="TableNormal">
+  <w:style w:type="table" w:default="1" w:styleId="Tablanormal">
     <w:name w:val="Normal Table"/>
     <w:uiPriority w:val="99"/>
     <w:semiHidden/>
@@ -2903,16 +2648,16 @@
       </w:tblCellMar>
     </w:tblPr>
   </w:style>
-  <w:style w:type="numbering" w:default="1" w:styleId="NoList">
+  <w:style w:type="numbering" w:default="1" w:styleId="Sinlista">
     <w:name w:val="No List"/>
     <w:uiPriority w:val="99"/>
     <w:semiHidden/>
     <w:unhideWhenUsed/>
   </w:style>
-  <w:style w:type="character" w:customStyle="1" w:styleId="Heading1Char">
-    <w:name w:val="Heading 1 Char"/>
-    <w:basedOn w:val="DefaultParagraphFont"/>
-    <w:link w:val="Heading1"/>
+  <w:style w:type="character" w:customStyle="1" w:styleId="Ttulo1Car">
+    <w:name w:val="Título 1 Car"/>
+    <w:basedOn w:val="Fuentedeprrafopredeter"/>
+    <w:link w:val="Ttulo1"/>
     <w:uiPriority w:val="9"/>
     <w:rsid w:val="00BC0815"/>
     <w:rPr>
@@ -2922,10 +2667,10 @@
       <w:szCs w:val="40"/>
     </w:rPr>
   </w:style>
-  <w:style w:type="character" w:customStyle="1" w:styleId="Heading2Char">
-    <w:name w:val="Heading 2 Char"/>
-    <w:basedOn w:val="DefaultParagraphFont"/>
-    <w:link w:val="Heading2"/>
+  <w:style w:type="character" w:customStyle="1" w:styleId="Ttulo2Car">
+    <w:name w:val="Título 2 Car"/>
+    <w:basedOn w:val="Fuentedeprrafopredeter"/>
+    <w:link w:val="Ttulo2"/>
     <w:uiPriority w:val="9"/>
     <w:rsid w:val="00BC0815"/>
     <w:rPr>
@@ -2935,10 +2680,10 @@
       <w:szCs w:val="32"/>
     </w:rPr>
   </w:style>
-  <w:style w:type="character" w:customStyle="1" w:styleId="Heading3Char">
-    <w:name w:val="Heading 3 Char"/>
-    <w:basedOn w:val="DefaultParagraphFont"/>
-    <w:link w:val="Heading3"/>
+  <w:style w:type="character" w:customStyle="1" w:styleId="Ttulo3Car">
+    <w:name w:val="Título 3 Car"/>
+    <w:basedOn w:val="Fuentedeprrafopredeter"/>
+    <w:link w:val="Ttulo3"/>
     <w:uiPriority w:val="9"/>
     <w:rsid w:val="00BC0815"/>
     <w:rPr>
@@ -2948,10 +2693,10 @@
       <w:szCs w:val="28"/>
     </w:rPr>
   </w:style>
-  <w:style w:type="character" w:customStyle="1" w:styleId="Heading4Char">
-    <w:name w:val="Heading 4 Char"/>
-    <w:basedOn w:val="DefaultParagraphFont"/>
-    <w:link w:val="Heading4"/>
+  <w:style w:type="character" w:customStyle="1" w:styleId="Ttulo4Car">
+    <w:name w:val="Título 4 Car"/>
+    <w:basedOn w:val="Fuentedeprrafopredeter"/>
+    <w:link w:val="Ttulo4"/>
     <w:uiPriority w:val="9"/>
     <w:semiHidden/>
     <w:rsid w:val="00BC0815"/>
@@ -2962,10 +2707,10 @@
       <w:color w:val="0F4761" w:themeColor="accent1" w:themeShade="BF"/>
     </w:rPr>
   </w:style>
-  <w:style w:type="character" w:customStyle="1" w:styleId="Heading5Char">
-    <w:name w:val="Heading 5 Char"/>
-    <w:basedOn w:val="DefaultParagraphFont"/>
-    <w:link w:val="Heading5"/>
+  <w:style w:type="character" w:customStyle="1" w:styleId="Ttulo5Car">
+    <w:name w:val="Título 5 Car"/>
+    <w:basedOn w:val="Fuentedeprrafopredeter"/>
+    <w:link w:val="Ttulo5"/>
     <w:uiPriority w:val="9"/>
     <w:semiHidden/>
     <w:rsid w:val="00BC0815"/>
@@ -2974,10 +2719,10 @@
       <w:color w:val="0F4761" w:themeColor="accent1" w:themeShade="BF"/>
     </w:rPr>
   </w:style>
-  <w:style w:type="character" w:customStyle="1" w:styleId="Heading6Char">
-    <w:name w:val="Heading 6 Char"/>
-    <w:basedOn w:val="DefaultParagraphFont"/>
-    <w:link w:val="Heading6"/>
+  <w:style w:type="character" w:customStyle="1" w:styleId="Ttulo6Car">
+    <w:name w:val="Título 6 Car"/>
+    <w:basedOn w:val="Fuentedeprrafopredeter"/>
+    <w:link w:val="Ttulo6"/>
     <w:uiPriority w:val="9"/>
     <w:semiHidden/>
     <w:rsid w:val="00BC0815"/>
@@ -2988,10 +2733,10 @@
       <w:color w:val="595959" w:themeColor="text1" w:themeTint="A6"/>
     </w:rPr>
   </w:style>
-  <w:style w:type="character" w:customStyle="1" w:styleId="Heading7Char">
-    <w:name w:val="Heading 7 Char"/>
-    <w:basedOn w:val="DefaultParagraphFont"/>
-    <w:link w:val="Heading7"/>
+  <w:style w:type="character" w:customStyle="1" w:styleId="Ttulo7Car">
+    <w:name w:val="Título 7 Car"/>
+    <w:basedOn w:val="Fuentedeprrafopredeter"/>
+    <w:link w:val="Ttulo7"/>
     <w:uiPriority w:val="9"/>
     <w:semiHidden/>
     <w:rsid w:val="00BC0815"/>
@@ -3000,10 +2745,10 @@
       <w:color w:val="595959" w:themeColor="text1" w:themeTint="A6"/>
     </w:rPr>
   </w:style>
-  <w:style w:type="character" w:customStyle="1" w:styleId="Heading8Char">
-    <w:name w:val="Heading 8 Char"/>
-    <w:basedOn w:val="DefaultParagraphFont"/>
-    <w:link w:val="Heading8"/>
+  <w:style w:type="character" w:customStyle="1" w:styleId="Ttulo8Car">
+    <w:name w:val="Título 8 Car"/>
+    <w:basedOn w:val="Fuentedeprrafopredeter"/>
+    <w:link w:val="Ttulo8"/>
     <w:uiPriority w:val="9"/>
     <w:semiHidden/>
     <w:rsid w:val="00BC0815"/>
@@ -3014,10 +2759,10 @@
       <w:color w:val="272727" w:themeColor="text1" w:themeTint="D8"/>
     </w:rPr>
   </w:style>
-  <w:style w:type="character" w:customStyle="1" w:styleId="Heading9Char">
-    <w:name w:val="Heading 9 Char"/>
-    <w:basedOn w:val="DefaultParagraphFont"/>
-    <w:link w:val="Heading9"/>
+  <w:style w:type="character" w:customStyle="1" w:styleId="Ttulo9Car">
+    <w:name w:val="Título 9 Car"/>
+    <w:basedOn w:val="Fuentedeprrafopredeter"/>
+    <w:link w:val="Ttulo9"/>
     <w:uiPriority w:val="9"/>
     <w:semiHidden/>
     <w:rsid w:val="00BC0815"/>
@@ -3026,11 +2771,11 @@
       <w:color w:val="272727" w:themeColor="text1" w:themeTint="D8"/>
     </w:rPr>
   </w:style>
-  <w:style w:type="paragraph" w:styleId="Title">
+  <w:style w:type="paragraph" w:styleId="Ttulo">
     <w:name w:val="Title"/>
     <w:basedOn w:val="Normal"/>
     <w:next w:val="Normal"/>
-    <w:link w:val="TitleChar"/>
+    <w:link w:val="TtuloCar"/>
     <w:uiPriority w:val="10"/>
     <w:qFormat/>
     <w:rsid w:val="00BC0815"/>
@@ -3046,10 +2791,10 @@
       <w:szCs w:val="56"/>
     </w:rPr>
   </w:style>
-  <w:style w:type="character" w:customStyle="1" w:styleId="TitleChar">
-    <w:name w:val="Title Char"/>
-    <w:basedOn w:val="DefaultParagraphFont"/>
-    <w:link w:val="Title"/>
+  <w:style w:type="character" w:customStyle="1" w:styleId="TtuloCar">
+    <w:name w:val="Título Car"/>
+    <w:basedOn w:val="Fuentedeprrafopredeter"/>
+    <w:link w:val="Ttulo"/>
     <w:uiPriority w:val="10"/>
     <w:rsid w:val="00BC0815"/>
     <w:rPr>
@@ -3060,11 +2805,11 @@
       <w:szCs w:val="56"/>
     </w:rPr>
   </w:style>
-  <w:style w:type="paragraph" w:styleId="Subtitle">
+  <w:style w:type="paragraph" w:styleId="Subttulo">
     <w:name w:val="Subtitle"/>
     <w:basedOn w:val="Normal"/>
     <w:next w:val="Normal"/>
-    <w:link w:val="SubtitleChar"/>
+    <w:link w:val="SubttuloCar"/>
     <w:uiPriority w:val="11"/>
     <w:qFormat/>
     <w:rsid w:val="00BC0815"/>
@@ -3081,10 +2826,10 @@
       <w:szCs w:val="28"/>
     </w:rPr>
   </w:style>
-  <w:style w:type="character" w:customStyle="1" w:styleId="SubtitleChar">
-    <w:name w:val="Subtitle Char"/>
-    <w:basedOn w:val="DefaultParagraphFont"/>
-    <w:link w:val="Subtitle"/>
+  <w:style w:type="character" w:customStyle="1" w:styleId="SubttuloCar">
+    <w:name w:val="Subtítulo Car"/>
+    <w:basedOn w:val="Fuentedeprrafopredeter"/>
+    <w:link w:val="Subttulo"/>
     <w:uiPriority w:val="11"/>
     <w:rsid w:val="00BC0815"/>
     <w:rPr>
@@ -3095,11 +2840,11 @@
       <w:szCs w:val="28"/>
     </w:rPr>
   </w:style>
-  <w:style w:type="paragraph" w:styleId="Quote">
+  <w:style w:type="paragraph" w:styleId="Cita">
     <w:name w:val="Quote"/>
     <w:basedOn w:val="Normal"/>
     <w:next w:val="Normal"/>
-    <w:link w:val="QuoteChar"/>
+    <w:link w:val="CitaCar"/>
     <w:uiPriority w:val="29"/>
     <w:qFormat/>
     <w:rsid w:val="00BC0815"/>
@@ -3113,10 +2858,10 @@
       <w:color w:val="404040" w:themeColor="text1" w:themeTint="BF"/>
     </w:rPr>
   </w:style>
-  <w:style w:type="character" w:customStyle="1" w:styleId="QuoteChar">
-    <w:name w:val="Quote Char"/>
-    <w:basedOn w:val="DefaultParagraphFont"/>
-    <w:link w:val="Quote"/>
+  <w:style w:type="character" w:customStyle="1" w:styleId="CitaCar">
+    <w:name w:val="Cita Car"/>
+    <w:basedOn w:val="Fuentedeprrafopredeter"/>
+    <w:link w:val="Cita"/>
     <w:uiPriority w:val="29"/>
     <w:rsid w:val="00BC0815"/>
     <w:rPr>
@@ -3125,7 +2870,7 @@
       <w:color w:val="404040" w:themeColor="text1" w:themeTint="BF"/>
     </w:rPr>
   </w:style>
-  <w:style w:type="paragraph" w:styleId="ListParagraph">
+  <w:style w:type="paragraph" w:styleId="Prrafodelista">
     <w:name w:val="List Paragraph"/>
     <w:basedOn w:val="Normal"/>
     <w:uiPriority w:val="34"/>
@@ -3136,9 +2881,9 @@
       <w:contextualSpacing/>
     </w:pPr>
   </w:style>
-  <w:style w:type="character" w:styleId="IntenseEmphasis">
+  <w:style w:type="character" w:styleId="nfasisintenso">
     <w:name w:val="Intense Emphasis"/>
-    <w:basedOn w:val="DefaultParagraphFont"/>
+    <w:basedOn w:val="Fuentedeprrafopredeter"/>
     <w:uiPriority w:val="21"/>
     <w:qFormat/>
     <w:rsid w:val="00BC0815"/>
@@ -3148,11 +2893,11 @@
       <w:color w:val="0F4761" w:themeColor="accent1" w:themeShade="BF"/>
     </w:rPr>
   </w:style>
-  <w:style w:type="paragraph" w:styleId="IntenseQuote">
+  <w:style w:type="paragraph" w:styleId="Citadestacada">
     <w:name w:val="Intense Quote"/>
     <w:basedOn w:val="Normal"/>
     <w:next w:val="Normal"/>
-    <w:link w:val="IntenseQuoteChar"/>
+    <w:link w:val="CitadestacadaCar"/>
     <w:uiPriority w:val="30"/>
     <w:qFormat/>
     <w:rsid w:val="00BC0815"/>
@@ -3171,10 +2916,10 @@
       <w:color w:val="0F4761" w:themeColor="accent1" w:themeShade="BF"/>
     </w:rPr>
   </w:style>
-  <w:style w:type="character" w:customStyle="1" w:styleId="IntenseQuoteChar">
-    <w:name w:val="Intense Quote Char"/>
-    <w:basedOn w:val="DefaultParagraphFont"/>
-    <w:link w:val="IntenseQuote"/>
+  <w:style w:type="character" w:customStyle="1" w:styleId="CitadestacadaCar">
+    <w:name w:val="Cita destacada Car"/>
+    <w:basedOn w:val="Fuentedeprrafopredeter"/>
+    <w:link w:val="Citadestacada"/>
     <w:uiPriority w:val="30"/>
     <w:rsid w:val="00BC0815"/>
     <w:rPr>
@@ -3183,9 +2928,9 @@
       <w:color w:val="0F4761" w:themeColor="accent1" w:themeShade="BF"/>
     </w:rPr>
   </w:style>
-  <w:style w:type="character" w:styleId="IntenseReference">
+  <w:style w:type="character" w:styleId="Referenciaintensa">
     <w:name w:val="Intense Reference"/>
-    <w:basedOn w:val="DefaultParagraphFont"/>
+    <w:basedOn w:val="Fuentedeprrafopredeter"/>
     <w:uiPriority w:val="32"/>
     <w:qFormat/>
     <w:rsid w:val="00BC0815"/>
@@ -3203,9 +2948,9 @@
     <w:uiPriority w:val="1"/>
     <w:rsid w:val="00F01A56"/>
   </w:style>
-  <w:style w:type="paragraph" w:styleId="TOCHeading">
+  <w:style w:type="paragraph" w:styleId="TtuloTDC">
     <w:name w:val="TOC Heading"/>
-    <w:basedOn w:val="Heading1"/>
+    <w:basedOn w:val="Ttulo1"/>
     <w:next w:val="Normal"/>
     <w:uiPriority w:val="39"/>
     <w:unhideWhenUsed/>
@@ -3220,7 +2965,7 @@
       <w:szCs w:val="32"/>
     </w:rPr>
   </w:style>
-  <w:style w:type="paragraph" w:styleId="TOC2">
+  <w:style w:type="paragraph" w:styleId="TDC2">
     <w:name w:val="toc 2"/>
     <w:basedOn w:val="Normal"/>
     <w:next w:val="Normal"/>
@@ -3233,7 +2978,7 @@
       <w:ind w:left="220"/>
     </w:pPr>
   </w:style>
-  <w:style w:type="paragraph" w:styleId="TOC3">
+  <w:style w:type="paragraph" w:styleId="TDC3">
     <w:name w:val="toc 3"/>
     <w:basedOn w:val="Normal"/>
     <w:next w:val="Normal"/>
@@ -3246,9 +2991,9 @@
       <w:ind w:left="440"/>
     </w:pPr>
   </w:style>
-  <w:style w:type="character" w:styleId="Hyperlink">
+  <w:style w:type="character" w:styleId="Hipervnculo">
     <w:name w:val="Hyperlink"/>
-    <w:basedOn w:val="DefaultParagraphFont"/>
+    <w:basedOn w:val="Fuentedeprrafopredeter"/>
     <w:uiPriority w:val="99"/>
     <w:unhideWhenUsed/>
     <w:rsid w:val="00D51796"/>
@@ -3256,6 +3001,18 @@
       <w:color w:val="467886" w:themeColor="hyperlink"/>
       <w:u w:val="single"/>
     </w:rPr>
+  </w:style>
+  <w:style w:type="paragraph" w:styleId="TDC1">
+    <w:name w:val="toc 1"/>
+    <w:basedOn w:val="Normal"/>
+    <w:next w:val="Normal"/>
+    <w:autoRedefine/>
+    <w:uiPriority w:val="39"/>
+    <w:unhideWhenUsed/>
+    <w:rsid w:val="0070427F"/>
+    <w:pPr>
+      <w:spacing w:after="100"/>
+    </w:pPr>
   </w:style>
 </w:styles>
 </file>

--- a/docs/Proyecto final de programacion paralela.docx
+++ b/docs/Proyecto final de programacion paralela.docx
@@ -714,6 +714,11 @@
             </w:tabs>
             <w:rPr>
               <w:noProof/>
+              <w:kern w:val="2"/>
+              <w:sz w:val="24"/>
+              <w:szCs w:val="24"/>
+              <w:lang w:val="es-ES" w:eastAsia="es-ES"/>
+              <w14:ligatures w14:val="standardContextual"/>
             </w:rPr>
           </w:pPr>
           <w:r>
@@ -725,7 +730,7 @@
           <w:r>
             <w:fldChar w:fldCharType="separate"/>
           </w:r>
-          <w:hyperlink w:anchor="_Toc236749688" w:history="1">
+          <w:hyperlink w:anchor="_Toc236754154" w:history="1">
             <w:r>
               <w:rPr>
                 <w:rStyle w:val="Hipervnculo"/>
@@ -755,7 +760,7 @@
                 <w:noProof/>
                 <w:webHidden/>
               </w:rPr>
-              <w:instrText xml:space="preserve"> PAGEREF _Toc236749688 \h </w:instrText>
+              <w:instrText xml:space="preserve"> PAGEREF _Toc236754154 \h </w:instrText>
             </w:r>
             <w:r>
               <w:rPr>
@@ -801,7 +806,7 @@
               <w14:ligatures w14:val="standardContextual"/>
             </w:rPr>
           </w:pPr>
-          <w:hyperlink w:anchor="_Toc236749689" w:history="1">
+          <w:hyperlink w:anchor="_Toc236754155" w:history="1">
             <w:r>
               <w:rPr>
                 <w:rStyle w:val="Hipervnculo"/>
@@ -832,7 +837,7 @@
                 <w:noProof/>
                 <w:webHidden/>
               </w:rPr>
-              <w:instrText xml:space="preserve"> PAGEREF _Toc236749689 \h </w:instrText>
+              <w:instrText xml:space="preserve"> PAGEREF _Toc236754155 \h </w:instrText>
             </w:r>
             <w:r>
               <w:rPr>
@@ -878,7 +883,7 @@
               <w14:ligatures w14:val="standardContextual"/>
             </w:rPr>
           </w:pPr>
-          <w:hyperlink w:anchor="_Toc236749690" w:history="1">
+          <w:hyperlink w:anchor="_Toc236754156" w:history="1">
             <w:r>
               <w:rPr>
                 <w:rStyle w:val="Hipervnculo"/>
@@ -909,7 +914,7 @@
                 <w:noProof/>
                 <w:webHidden/>
               </w:rPr>
-              <w:instrText xml:space="preserve"> PAGEREF _Toc236749690 \h </w:instrText>
+              <w:instrText xml:space="preserve"> PAGEREF _Toc236754156 \h </w:instrText>
             </w:r>
             <w:r>
               <w:rPr>
@@ -955,7 +960,7 @@
               <w14:ligatures w14:val="standardContextual"/>
             </w:rPr>
           </w:pPr>
-          <w:hyperlink w:anchor="_Toc236749691" w:history="1">
+          <w:hyperlink w:anchor="_Toc236754157" w:history="1">
             <w:r>
               <w:rPr>
                 <w:rStyle w:val="Hipervnculo"/>
@@ -986,7 +991,7 @@
                 <w:noProof/>
                 <w:webHidden/>
               </w:rPr>
-              <w:instrText xml:space="preserve"> PAGEREF _Toc236749691 \h </w:instrText>
+              <w:instrText xml:space="preserve"> PAGEREF _Toc236754157 \h </w:instrText>
             </w:r>
             <w:r>
               <w:rPr>
@@ -1032,7 +1037,7 @@
               <w14:ligatures w14:val="standardContextual"/>
             </w:rPr>
           </w:pPr>
-          <w:hyperlink w:anchor="_Toc236749692" w:history="1">
+          <w:hyperlink w:anchor="_Toc236754158" w:history="1">
             <w:r>
               <w:rPr>
                 <w:rStyle w:val="Hipervnculo"/>
@@ -1063,7 +1068,7 @@
                 <w:noProof/>
                 <w:webHidden/>
               </w:rPr>
-              <w:instrText xml:space="preserve"> PAGEREF _Toc236749692 \h </w:instrText>
+              <w:instrText xml:space="preserve"> PAGEREF _Toc236754158 \h </w:instrText>
             </w:r>
             <w:r>
               <w:rPr>
@@ -1109,7 +1114,7 @@
               <w14:ligatures w14:val="standardContextual"/>
             </w:rPr>
           </w:pPr>
-          <w:hyperlink w:anchor="_Toc236749693" w:history="1">
+          <w:hyperlink w:anchor="_Toc236754159" w:history="1">
             <w:r>
               <w:rPr>
                 <w:rStyle w:val="Hipervnculo"/>
@@ -1139,7 +1144,7 @@
                 <w:noProof/>
                 <w:webHidden/>
               </w:rPr>
-              <w:instrText xml:space="preserve"> PAGEREF _Toc236749693 \h </w:instrText>
+              <w:instrText xml:space="preserve"> PAGEREF _Toc236754159 \h </w:instrText>
             </w:r>
             <w:r>
               <w:rPr>
@@ -1178,9 +1183,14 @@
             </w:tabs>
             <w:rPr>
               <w:noProof/>
+              <w:kern w:val="2"/>
+              <w:sz w:val="24"/>
+              <w:szCs w:val="24"/>
+              <w:lang w:val="es-ES" w:eastAsia="es-ES"/>
+              <w14:ligatures w14:val="standardContextual"/>
             </w:rPr>
           </w:pPr>
-          <w:hyperlink w:anchor="_Toc236749694" w:history="1">
+          <w:hyperlink w:anchor="_Toc236754160" w:history="1">
             <w:r>
               <w:rPr>
                 <w:rStyle w:val="Hipervnculo"/>
@@ -1190,7 +1200,7 @@
                 <w:noProof/>
                 <w:lang w:val="es-DO"/>
               </w:rPr>
-              <w:t>2.1 Contexto del problema seleccionado</w:t>
+              <w:t>2. Descripción del Problema</w:t>
             </w:r>
             <w:r>
               <w:rPr>
@@ -1211,7 +1221,170 @@
                 <w:noProof/>
                 <w:webHidden/>
               </w:rPr>
-              <w:instrText xml:space="preserve"> PAGEREF _Toc236749694 \h </w:instrText>
+              <w:instrText xml:space="preserve"> PAGEREF _Toc236754160 \h </w:instrText>
+            </w:r>
+            <w:r>
+              <w:rPr>
+                <w:noProof/>
+                <w:webHidden/>
+              </w:rPr>
+            </w:r>
+            <w:r>
+              <w:rPr>
+                <w:noProof/>
+                <w:webHidden/>
+              </w:rPr>
+              <w:fldChar w:fldCharType="separate"/>
+            </w:r>
+            <w:r>
+              <w:rPr>
+                <w:noProof/>
+                <w:webHidden/>
+              </w:rPr>
+              <w:t>4</w:t>
+            </w:r>
+            <w:r>
+              <w:rPr>
+                <w:noProof/>
+                <w:webHidden/>
+              </w:rPr>
+              <w:fldChar w:fldCharType="end"/>
+            </w:r>
+          </w:hyperlink>
+        </w:p>
+        <w:p>
+          <w:pPr>
+            <w:pStyle w:val="TDC1"/>
+            <w:tabs>
+              <w:tab w:val="right" w:leader="dot" w:pos="9408"/>
+            </w:tabs>
+            <w:rPr>
+              <w:noProof/>
+              <w:kern w:val="2"/>
+              <w:sz w:val="24"/>
+              <w:szCs w:val="24"/>
+              <w:lang w:val="es-ES" w:eastAsia="es-ES"/>
+              <w14:ligatures w14:val="standardContextual"/>
+            </w:rPr>
+          </w:pPr>
+          <w:hyperlink w:anchor="_Toc236754161" w:history="1">
+            <w:r>
+              <w:rPr>
+                <w:rStyle w:val="Hipervnculo"/>
+                <w:rFonts w:ascii="Arial" w:hAnsi="Arial" w:cs="Arial"/>
+                <w:b/>
+                <w:bCs/>
+                <w:noProof/>
+                <w:lang w:val="es-DO"/>
+              </w:rPr>
+              <w:t xml:space="preserve">2.1 </w:t>
+            </w:r>
+            <w:r>
+              <w:rPr>
+                <w:rStyle w:val="Hipervnculo"/>
+                <w:rFonts w:ascii="Arial" w:hAnsi="Arial" w:cs="Arial"/>
+                <w:b/>
+                <w:bCs/>
+                <w:noProof/>
+              </w:rPr>
+              <w:t>Contexto del Problema Seleccionado</w:t>
+            </w:r>
+            <w:r>
+              <w:rPr>
+                <w:noProof/>
+                <w:webHidden/>
+              </w:rPr>
+              <w:tab/>
+            </w:r>
+            <w:r>
+              <w:rPr>
+                <w:noProof/>
+                <w:webHidden/>
+              </w:rPr>
+              <w:fldChar w:fldCharType="begin"/>
+            </w:r>
+            <w:r>
+              <w:rPr>
+                <w:noProof/>
+                <w:webHidden/>
+              </w:rPr>
+              <w:instrText xml:space="preserve"> PAGEREF _Toc236754161 \h </w:instrText>
+            </w:r>
+            <w:r>
+              <w:rPr>
+                <w:noProof/>
+                <w:webHidden/>
+              </w:rPr>
+            </w:r>
+            <w:r>
+              <w:rPr>
+                <w:noProof/>
+                <w:webHidden/>
+              </w:rPr>
+              <w:fldChar w:fldCharType="separate"/>
+            </w:r>
+            <w:r>
+              <w:rPr>
+                <w:noProof/>
+                <w:webHidden/>
+              </w:rPr>
+              <w:t>4</w:t>
+            </w:r>
+            <w:r>
+              <w:rPr>
+                <w:noProof/>
+                <w:webHidden/>
+              </w:rPr>
+              <w:fldChar w:fldCharType="end"/>
+            </w:r>
+          </w:hyperlink>
+        </w:p>
+        <w:p>
+          <w:pPr>
+            <w:pStyle w:val="TDC1"/>
+            <w:tabs>
+              <w:tab w:val="right" w:leader="dot" w:pos="9408"/>
+            </w:tabs>
+            <w:rPr>
+              <w:noProof/>
+              <w:kern w:val="2"/>
+              <w:sz w:val="24"/>
+              <w:szCs w:val="24"/>
+              <w:lang w:val="es-ES" w:eastAsia="es-ES"/>
+              <w14:ligatures w14:val="standardContextual"/>
+            </w:rPr>
+          </w:pPr>
+          <w:hyperlink w:anchor="_Toc236754162" w:history="1">
+            <w:r>
+              <w:rPr>
+                <w:rStyle w:val="Hipervnculo"/>
+                <w:rFonts w:ascii="Arial" w:hAnsi="Arial" w:cs="Arial"/>
+                <w:b/>
+                <w:bCs/>
+                <w:noProof/>
+              </w:rPr>
+              <w:t>2.2 Aplicación del Problema en un Escenario Real</w:t>
+            </w:r>
+            <w:r>
+              <w:rPr>
+                <w:noProof/>
+                <w:webHidden/>
+              </w:rPr>
+              <w:tab/>
+            </w:r>
+            <w:r>
+              <w:rPr>
+                <w:noProof/>
+                <w:webHidden/>
+              </w:rPr>
+              <w:fldChar w:fldCharType="begin"/>
+            </w:r>
+            <w:r>
+              <w:rPr>
+                <w:noProof/>
+                <w:webHidden/>
+              </w:rPr>
+              <w:instrText xml:space="preserve"> PAGEREF _Toc236754162 \h </w:instrText>
             </w:r>
             <w:r>
               <w:rPr>
@@ -1303,7 +1476,7 @@
           <w:szCs w:val="28"/>
         </w:rPr>
       </w:pPr>
-      <w:bookmarkStart w:id="0" w:name="_Toc236749688"/>
+      <w:bookmarkStart w:id="0" w:name="_Toc236754154"/>
       <w:r>
         <w:rPr>
           <w:rFonts w:ascii="Arial" w:hAnsi="Arial" w:cs="Arial"/>
@@ -1342,7 +1515,7 @@
           <w:lang w:val="es-DO"/>
         </w:rPr>
       </w:pPr>
-      <w:bookmarkStart w:id="1" w:name="_Toc236749689"/>
+      <w:bookmarkStart w:id="1" w:name="_Toc236754155"/>
       <w:r>
         <w:rPr>
           <w:rFonts w:ascii="Arial" w:hAnsi="Arial" w:cs="Arial"/>
@@ -1421,7 +1594,7 @@
           <w:lang w:val="es-DO"/>
         </w:rPr>
       </w:pPr>
-      <w:bookmarkStart w:id="2" w:name="_Toc236749690"/>
+      <w:bookmarkStart w:id="2" w:name="_Toc236754156"/>
       <w:r>
         <w:rPr>
           <w:rFonts w:ascii="Arial" w:hAnsi="Arial" w:cs="Arial"/>
@@ -1500,7 +1673,7 @@
           <w:lang w:val="es-DO"/>
         </w:rPr>
       </w:pPr>
-      <w:bookmarkStart w:id="3" w:name="_Toc236749691"/>
+      <w:bookmarkStart w:id="3" w:name="_Toc236754157"/>
       <w:r>
         <w:rPr>
           <w:rFonts w:ascii="Arial" w:hAnsi="Arial" w:cs="Arial"/>
@@ -1543,7 +1716,7 @@
           <w:lang w:val="es-DO"/>
         </w:rPr>
       </w:pPr>
-      <w:bookmarkStart w:id="4" w:name="_Toc236749692"/>
+      <w:bookmarkStart w:id="4" w:name="_Toc236754158"/>
       <w:r>
         <w:rPr>
           <w:rFonts w:ascii="Arial" w:hAnsi="Arial" w:cs="Arial"/>
@@ -1657,7 +1830,7 @@
           <w:szCs w:val="24"/>
         </w:rPr>
       </w:pPr>
-      <w:bookmarkStart w:id="5" w:name="_Toc236749693"/>
+      <w:bookmarkStart w:id="5" w:name="_Toc236754159"/>
       <w:r>
         <w:rPr>
           <w:rFonts w:ascii="Arial" w:hAnsi="Arial" w:cs="Arial"/>
@@ -1874,6 +2047,7 @@
           <w:lang w:val="es-DO"/>
         </w:rPr>
       </w:pPr>
+      <w:bookmarkStart w:id="6" w:name="_Toc236754160"/>
       <w:r>
         <w:rPr>
           <w:rFonts w:ascii="Arial" w:hAnsi="Arial" w:cs="Arial"/>
@@ -1886,6 +2060,381 @@
         </w:rPr>
         <w:t>2. Descripción del Problema</w:t>
       </w:r>
+      <w:bookmarkStart w:id="7" w:name="_Toc236754161"/>
+      <w:bookmarkEnd w:id="6"/>
+    </w:p>
+    <w:p>
+      <w:pPr>
+        <w:pStyle w:val="Ttulo1"/>
+        <w:rPr>
+          <w:rFonts w:ascii="Arial" w:hAnsi="Arial" w:cs="Arial"/>
+          <w:b/>
+          <w:bCs/>
+          <w:color w:val="auto"/>
+          <w:sz w:val="28"/>
+          <w:szCs w:val="28"/>
+          <w:lang w:val="es-DO"/>
+        </w:rPr>
+      </w:pPr>
+      <w:r>
+        <w:rPr>
+          <w:rFonts w:ascii="Arial" w:hAnsi="Arial" w:cs="Arial"/>
+          <w:b/>
+          <w:bCs/>
+          <w:color w:val="auto"/>
+          <w:sz w:val="24"/>
+          <w:szCs w:val="24"/>
+          <w:lang w:val="es-DO"/>
+        </w:rPr>
+        <w:t xml:space="preserve">2.1 </w:t>
+      </w:r>
+      <w:r>
+        <w:rPr>
+          <w:rFonts w:ascii="Arial" w:hAnsi="Arial" w:cs="Arial"/>
+          <w:b/>
+          <w:bCs/>
+          <w:color w:val="auto"/>
+          <w:sz w:val="24"/>
+          <w:szCs w:val="24"/>
+        </w:rPr>
+        <w:t>Contexto del Problema Seleccionado</w:t>
+      </w:r>
+      <w:bookmarkEnd w:id="7"/>
+    </w:p>
+    <w:p>
+      <w:pPr>
+        <w:jc w:val="both"/>
+        <w:rPr>
+          <w:rFonts w:ascii="Arial" w:hAnsi="Arial" w:cs="Arial"/>
+          <w:lang w:val="es-ES"/>
+        </w:rPr>
+      </w:pPr>
+      <w:r>
+        <w:rPr>
+          <w:rFonts w:ascii="Arial" w:hAnsi="Arial" w:cs="Arial"/>
+          <w:sz w:val="24"/>
+          <w:szCs w:val="24"/>
+          <w:lang w:val="es-ES"/>
+        </w:rPr>
+        <w:t>Para dar contextualización a este proyecto, pusimos que una cadena comercial procesa directamente cientos de miles o millones de ventas desde distintas filiales regionales.</w:t>
+      </w:r>
+      <w:r>
+        <w:rPr>
+          <w:rFonts w:ascii="Arial" w:hAnsi="Arial" w:cs="Arial"/>
+          <w:sz w:val="24"/>
+          <w:szCs w:val="24"/>
+          <w:lang w:val="es-ES"/>
+        </w:rPr>
+        <w:t xml:space="preserve"> </w:t>
+      </w:r>
+      <w:r>
+        <w:rPr>
+          <w:rFonts w:ascii="Arial" w:hAnsi="Arial" w:cs="Arial"/>
+          <w:lang w:val="es-ES"/>
+        </w:rPr>
+        <w:t>Este proceso debería de requerir las siguientes etapas:</w:t>
+      </w:r>
+    </w:p>
+    <w:p>
+      <w:pPr>
+        <w:jc w:val="both"/>
+        <w:rPr>
+          <w:rFonts w:ascii="Arial" w:hAnsi="Arial" w:cs="Arial"/>
+          <w:sz w:val="24"/>
+          <w:szCs w:val="24"/>
+        </w:rPr>
+      </w:pPr>
+      <w:r>
+        <w:rPr>
+          <w:rFonts w:ascii="Arial" w:hAnsi="Arial" w:cs="Arial"/>
+          <w:b/>
+          <w:bCs/>
+          <w:sz w:val="24"/>
+          <w:szCs w:val="24"/>
+        </w:rPr>
+        <w:t>L</w:t>
+      </w:r>
+      <w:r>
+        <w:rPr>
+          <w:rFonts w:ascii="Arial" w:hAnsi="Arial" w:cs="Arial"/>
+          <w:b/>
+          <w:bCs/>
+          <w:sz w:val="24"/>
+          <w:szCs w:val="24"/>
+        </w:rPr>
+        <w:t xml:space="preserve">a </w:t>
+      </w:r>
+      <w:proofErr w:type="spellStart"/>
+      <w:r>
+        <w:rPr>
+          <w:rFonts w:ascii="Arial" w:hAnsi="Arial" w:cs="Arial"/>
+          <w:b/>
+          <w:bCs/>
+          <w:sz w:val="24"/>
+          <w:szCs w:val="24"/>
+        </w:rPr>
+        <w:t>extracción</w:t>
+      </w:r>
+      <w:proofErr w:type="spellEnd"/>
+      <w:r>
+        <w:rPr>
+          <w:rFonts w:ascii="Arial" w:hAnsi="Arial" w:cs="Arial"/>
+          <w:sz w:val="24"/>
+          <w:szCs w:val="24"/>
+        </w:rPr>
+        <w:t xml:space="preserve"> donde se </w:t>
+      </w:r>
+      <w:proofErr w:type="spellStart"/>
+      <w:r>
+        <w:rPr>
+          <w:rFonts w:ascii="Arial" w:hAnsi="Arial" w:cs="Arial"/>
+          <w:sz w:val="24"/>
+          <w:szCs w:val="24"/>
+        </w:rPr>
+        <w:t>estaría</w:t>
+      </w:r>
+      <w:proofErr w:type="spellEnd"/>
+      <w:r>
+        <w:rPr>
+          <w:rFonts w:ascii="Arial" w:hAnsi="Arial" w:cs="Arial"/>
+          <w:sz w:val="24"/>
+          <w:szCs w:val="24"/>
+        </w:rPr>
+        <w:t xml:space="preserve"> </w:t>
+      </w:r>
+      <w:proofErr w:type="spellStart"/>
+      <w:r>
+        <w:rPr>
+          <w:rFonts w:ascii="Arial" w:hAnsi="Arial" w:cs="Arial"/>
+          <w:sz w:val="24"/>
+          <w:szCs w:val="24"/>
+        </w:rPr>
+        <w:t>generando</w:t>
+      </w:r>
+      <w:proofErr w:type="spellEnd"/>
+      <w:r>
+        <w:rPr>
+          <w:rFonts w:ascii="Arial" w:hAnsi="Arial" w:cs="Arial"/>
+          <w:sz w:val="24"/>
+          <w:szCs w:val="24"/>
+        </w:rPr>
+        <w:t xml:space="preserve"> </w:t>
+      </w:r>
+      <w:proofErr w:type="spellStart"/>
+      <w:r>
+        <w:rPr>
+          <w:rFonts w:ascii="Arial" w:hAnsi="Arial" w:cs="Arial"/>
+          <w:sz w:val="24"/>
+          <w:szCs w:val="24"/>
+        </w:rPr>
+        <w:t>lotes</w:t>
+      </w:r>
+      <w:proofErr w:type="spellEnd"/>
+      <w:r>
+        <w:rPr>
+          <w:rFonts w:ascii="Arial" w:hAnsi="Arial" w:cs="Arial"/>
+          <w:sz w:val="24"/>
+          <w:szCs w:val="24"/>
+        </w:rPr>
+        <w:t xml:space="preserve"> de </w:t>
+      </w:r>
+      <w:proofErr w:type="spellStart"/>
+      <w:r>
+        <w:rPr>
+          <w:rFonts w:ascii="Arial" w:hAnsi="Arial" w:cs="Arial"/>
+          <w:sz w:val="24"/>
+          <w:szCs w:val="24"/>
+        </w:rPr>
+        <w:t>transacciones</w:t>
+      </w:r>
+      <w:proofErr w:type="spellEnd"/>
+      <w:r>
+        <w:rPr>
+          <w:rFonts w:ascii="Arial" w:hAnsi="Arial" w:cs="Arial"/>
+          <w:sz w:val="24"/>
+          <w:szCs w:val="24"/>
+        </w:rPr>
+        <w:t xml:space="preserve"> por </w:t>
+      </w:r>
+      <w:proofErr w:type="spellStart"/>
+      <w:r>
+        <w:rPr>
+          <w:rFonts w:ascii="Arial" w:hAnsi="Arial" w:cs="Arial"/>
+          <w:sz w:val="24"/>
+          <w:szCs w:val="24"/>
+        </w:rPr>
+        <w:t>subsarles</w:t>
+      </w:r>
+      <w:proofErr w:type="spellEnd"/>
+      <w:r>
+        <w:rPr>
+          <w:rFonts w:ascii="Arial" w:hAnsi="Arial" w:cs="Arial"/>
+          <w:sz w:val="24"/>
+          <w:szCs w:val="24"/>
+        </w:rPr>
+        <w:t xml:space="preserve"> </w:t>
+      </w:r>
+      <w:proofErr w:type="spellStart"/>
+      <w:r>
+        <w:rPr>
+          <w:rFonts w:ascii="Arial" w:hAnsi="Arial" w:cs="Arial"/>
+          <w:sz w:val="24"/>
+          <w:szCs w:val="24"/>
+        </w:rPr>
+        <w:t>directamente</w:t>
+      </w:r>
+      <w:proofErr w:type="spellEnd"/>
+      <w:r>
+        <w:rPr>
+          <w:rFonts w:ascii="Arial" w:hAnsi="Arial" w:cs="Arial"/>
+          <w:sz w:val="24"/>
+          <w:szCs w:val="24"/>
+        </w:rPr>
+        <w:t xml:space="preserve"> en memoria.</w:t>
+      </w:r>
+    </w:p>
+    <w:p>
+      <w:pPr>
+        <w:jc w:val="both"/>
+        <w:rPr>
+          <w:rFonts w:ascii="Arial" w:hAnsi="Arial" w:cs="Arial"/>
+          <w:sz w:val="24"/>
+          <w:szCs w:val="24"/>
+          <w:lang w:val="es-ES"/>
+        </w:rPr>
+      </w:pPr>
+      <w:r>
+        <w:rPr>
+          <w:rFonts w:ascii="Arial" w:hAnsi="Arial" w:cs="Arial"/>
+          <w:sz w:val="24"/>
+          <w:szCs w:val="24"/>
+          <w:lang w:val="es-ES"/>
+        </w:rPr>
+        <w:t xml:space="preserve">También estaríamos incluyendo lo que es la </w:t>
+      </w:r>
+      <w:r>
+        <w:rPr>
+          <w:rFonts w:ascii="Arial" w:hAnsi="Arial" w:cs="Arial"/>
+          <w:b/>
+          <w:bCs/>
+          <w:sz w:val="24"/>
+          <w:szCs w:val="24"/>
+          <w:lang w:val="es-ES"/>
+        </w:rPr>
+        <w:t>transformación</w:t>
+      </w:r>
+      <w:r>
+        <w:rPr>
+          <w:rFonts w:ascii="Arial" w:hAnsi="Arial" w:cs="Arial"/>
+          <w:sz w:val="24"/>
+          <w:szCs w:val="24"/>
+          <w:lang w:val="es-ES"/>
+        </w:rPr>
+        <w:t>, en donde buscamos la normalización de todos los datos, calculando los totales, la discriminación de impuestos y estructuras en registro de clientes, productos y las ventas.</w:t>
+      </w:r>
+    </w:p>
+    <w:p>
+      <w:pPr>
+        <w:jc w:val="both"/>
+        <w:rPr>
+          <w:rFonts w:ascii="Arial" w:hAnsi="Arial" w:cs="Arial"/>
+          <w:sz w:val="24"/>
+          <w:szCs w:val="24"/>
+          <w:lang w:val="es-ES"/>
+        </w:rPr>
+      </w:pPr>
+      <w:r>
+        <w:rPr>
+          <w:rFonts w:ascii="Arial" w:hAnsi="Arial" w:cs="Arial"/>
+          <w:sz w:val="24"/>
+          <w:szCs w:val="24"/>
+          <w:lang w:val="es-ES"/>
+        </w:rPr>
+        <w:t xml:space="preserve">Por </w:t>
+      </w:r>
+      <w:r>
+        <w:rPr>
+          <w:rFonts w:ascii="Arial" w:hAnsi="Arial" w:cs="Arial"/>
+          <w:sz w:val="24"/>
+          <w:szCs w:val="24"/>
+          <w:lang w:val="es-ES"/>
+        </w:rPr>
+        <w:t xml:space="preserve">último, </w:t>
+      </w:r>
+      <w:r>
+        <w:rPr>
+          <w:rFonts w:ascii="Arial" w:hAnsi="Arial" w:cs="Arial"/>
+          <w:b/>
+          <w:bCs/>
+          <w:sz w:val="24"/>
+          <w:szCs w:val="24"/>
+          <w:lang w:val="es-ES"/>
+        </w:rPr>
+        <w:t xml:space="preserve">la carga </w:t>
+      </w:r>
+      <w:r>
+        <w:rPr>
+          <w:rFonts w:ascii="Arial" w:hAnsi="Arial" w:cs="Arial"/>
+          <w:sz w:val="24"/>
+          <w:szCs w:val="24"/>
+          <w:lang w:val="es-ES"/>
+        </w:rPr>
+        <w:t>en donde</w:t>
+      </w:r>
+      <w:r>
+        <w:rPr>
+          <w:rFonts w:ascii="Arial" w:hAnsi="Arial" w:cs="Arial"/>
+          <w:sz w:val="24"/>
+          <w:szCs w:val="24"/>
+          <w:lang w:val="es-ES"/>
+        </w:rPr>
+        <w:t xml:space="preserve"> estaríamos consolidando los resultados parciales en una estructura unificada o en bases de datos relacionadas que estén centralizadas.</w:t>
+      </w:r>
+    </w:p>
+    <w:p>
+      <w:pPr>
+        <w:rPr>
+          <w:rFonts w:ascii="Arial" w:hAnsi="Arial" w:cs="Arial"/>
+          <w:b/>
+          <w:bCs/>
+          <w:sz w:val="24"/>
+          <w:szCs w:val="24"/>
+          <w:lang w:val="es-DO"/>
+        </w:rPr>
+      </w:pPr>
+    </w:p>
+    <w:p>
+      <w:pPr>
+        <w:pStyle w:val="Ttulo1"/>
+        <w:rPr>
+          <w:rFonts w:ascii="Arial" w:hAnsi="Arial" w:cs="Arial"/>
+          <w:b/>
+          <w:bCs/>
+          <w:color w:val="auto"/>
+          <w:sz w:val="24"/>
+          <w:szCs w:val="24"/>
+        </w:rPr>
+      </w:pPr>
+      <w:bookmarkStart w:id="8" w:name="_Toc236754162"/>
+      <w:r>
+        <w:rPr>
+          <w:rFonts w:ascii="Arial" w:hAnsi="Arial" w:cs="Arial"/>
+          <w:b/>
+          <w:bCs/>
+          <w:color w:val="auto"/>
+          <w:sz w:val="24"/>
+          <w:szCs w:val="24"/>
+        </w:rPr>
+        <w:t>2.2 Aplicación del Problema en un Escenario Real</w:t>
+      </w:r>
+      <w:bookmarkEnd w:id="8"/>
+    </w:p>
+    <w:p>
+      <w:pPr>
+        <w:rPr>
+          <w:rFonts w:ascii="Arial" w:hAnsi="Arial" w:cs="Arial"/>
+        </w:rPr>
+      </w:pPr>
     </w:p>
     <w:sectPr>
       <w:pgSz w:w="12240" w:h="15840" w:code="1"/>
@@ -2012,8 +2561,186 @@
       </w:pPr>
     </w:lvl>
   </w:abstractNum>
+  <w:abstractNum w:abstractNumId="1" w15:restartNumberingAfterBreak="0">
+    <w:nsid w:val="2DBD5620"/>
+    <w:multiLevelType w:val="hybridMultilevel"/>
+    <w:tmpl w:val="8DA0D680"/>
+    <w:lvl w:ilvl="0" w:tplc="0C0A000F">
+      <w:start w:val="1"/>
+      <w:numFmt w:val="decimal"/>
+      <w:lvlText w:val="%1."/>
+      <w:lvlJc w:val="left"/>
+      <w:pPr>
+        <w:ind w:left="720" w:hanging="360"/>
+      </w:pPr>
+    </w:lvl>
+    <w:lvl w:ilvl="1" w:tplc="0C0A0019" w:tentative="1">
+      <w:start w:val="1"/>
+      <w:numFmt w:val="lowerLetter"/>
+      <w:lvlText w:val="%2."/>
+      <w:lvlJc w:val="left"/>
+      <w:pPr>
+        <w:ind w:left="1440" w:hanging="360"/>
+      </w:pPr>
+    </w:lvl>
+    <w:lvl w:ilvl="2" w:tplc="0C0A001B" w:tentative="1">
+      <w:start w:val="1"/>
+      <w:numFmt w:val="lowerRoman"/>
+      <w:lvlText w:val="%3."/>
+      <w:lvlJc w:val="right"/>
+      <w:pPr>
+        <w:ind w:left="2160" w:hanging="180"/>
+      </w:pPr>
+    </w:lvl>
+    <w:lvl w:ilvl="3" w:tplc="0C0A000F" w:tentative="1">
+      <w:start w:val="1"/>
+      <w:numFmt w:val="decimal"/>
+      <w:lvlText w:val="%4."/>
+      <w:lvlJc w:val="left"/>
+      <w:pPr>
+        <w:ind w:left="2880" w:hanging="360"/>
+      </w:pPr>
+    </w:lvl>
+    <w:lvl w:ilvl="4" w:tplc="0C0A0019" w:tentative="1">
+      <w:start w:val="1"/>
+      <w:numFmt w:val="lowerLetter"/>
+      <w:lvlText w:val="%5."/>
+      <w:lvlJc w:val="left"/>
+      <w:pPr>
+        <w:ind w:left="3600" w:hanging="360"/>
+      </w:pPr>
+    </w:lvl>
+    <w:lvl w:ilvl="5" w:tplc="0C0A001B" w:tentative="1">
+      <w:start w:val="1"/>
+      <w:numFmt w:val="lowerRoman"/>
+      <w:lvlText w:val="%6."/>
+      <w:lvlJc w:val="right"/>
+      <w:pPr>
+        <w:ind w:left="4320" w:hanging="180"/>
+      </w:pPr>
+    </w:lvl>
+    <w:lvl w:ilvl="6" w:tplc="0C0A000F" w:tentative="1">
+      <w:start w:val="1"/>
+      <w:numFmt w:val="decimal"/>
+      <w:lvlText w:val="%7."/>
+      <w:lvlJc w:val="left"/>
+      <w:pPr>
+        <w:ind w:left="5040" w:hanging="360"/>
+      </w:pPr>
+    </w:lvl>
+    <w:lvl w:ilvl="7" w:tplc="0C0A0019" w:tentative="1">
+      <w:start w:val="1"/>
+      <w:numFmt w:val="lowerLetter"/>
+      <w:lvlText w:val="%8."/>
+      <w:lvlJc w:val="left"/>
+      <w:pPr>
+        <w:ind w:left="5760" w:hanging="360"/>
+      </w:pPr>
+    </w:lvl>
+    <w:lvl w:ilvl="8" w:tplc="0C0A001B" w:tentative="1">
+      <w:start w:val="1"/>
+      <w:numFmt w:val="lowerRoman"/>
+      <w:lvlText w:val="%9."/>
+      <w:lvlJc w:val="right"/>
+      <w:pPr>
+        <w:ind w:left="6480" w:hanging="180"/>
+      </w:pPr>
+    </w:lvl>
+  </w:abstractNum>
+  <w:abstractNum w:abstractNumId="2" w15:restartNumberingAfterBreak="0">
+    <w:nsid w:val="557106E9"/>
+    <w:multiLevelType w:val="hybridMultilevel"/>
+    <w:tmpl w:val="70AC1966"/>
+    <w:lvl w:ilvl="0" w:tplc="0C0A000F">
+      <w:start w:val="1"/>
+      <w:numFmt w:val="decimal"/>
+      <w:lvlText w:val="%1."/>
+      <w:lvlJc w:val="left"/>
+      <w:pPr>
+        <w:ind w:left="720" w:hanging="360"/>
+      </w:pPr>
+    </w:lvl>
+    <w:lvl w:ilvl="1" w:tplc="0C0A0019" w:tentative="1">
+      <w:start w:val="1"/>
+      <w:numFmt w:val="lowerLetter"/>
+      <w:lvlText w:val="%2."/>
+      <w:lvlJc w:val="left"/>
+      <w:pPr>
+        <w:ind w:left="1440" w:hanging="360"/>
+      </w:pPr>
+    </w:lvl>
+    <w:lvl w:ilvl="2" w:tplc="0C0A001B" w:tentative="1">
+      <w:start w:val="1"/>
+      <w:numFmt w:val="lowerRoman"/>
+      <w:lvlText w:val="%3."/>
+      <w:lvlJc w:val="right"/>
+      <w:pPr>
+        <w:ind w:left="2160" w:hanging="180"/>
+      </w:pPr>
+    </w:lvl>
+    <w:lvl w:ilvl="3" w:tplc="0C0A000F" w:tentative="1">
+      <w:start w:val="1"/>
+      <w:numFmt w:val="decimal"/>
+      <w:lvlText w:val="%4."/>
+      <w:lvlJc w:val="left"/>
+      <w:pPr>
+        <w:ind w:left="2880" w:hanging="360"/>
+      </w:pPr>
+    </w:lvl>
+    <w:lvl w:ilvl="4" w:tplc="0C0A0019" w:tentative="1">
+      <w:start w:val="1"/>
+      <w:numFmt w:val="lowerLetter"/>
+      <w:lvlText w:val="%5."/>
+      <w:lvlJc w:val="left"/>
+      <w:pPr>
+        <w:ind w:left="3600" w:hanging="360"/>
+      </w:pPr>
+    </w:lvl>
+    <w:lvl w:ilvl="5" w:tplc="0C0A001B" w:tentative="1">
+      <w:start w:val="1"/>
+      <w:numFmt w:val="lowerRoman"/>
+      <w:lvlText w:val="%6."/>
+      <w:lvlJc w:val="right"/>
+      <w:pPr>
+        <w:ind w:left="4320" w:hanging="180"/>
+      </w:pPr>
+    </w:lvl>
+    <w:lvl w:ilvl="6" w:tplc="0C0A000F" w:tentative="1">
+      <w:start w:val="1"/>
+      <w:numFmt w:val="decimal"/>
+      <w:lvlText w:val="%7."/>
+      <w:lvlJc w:val="left"/>
+      <w:pPr>
+        <w:ind w:left="5040" w:hanging="360"/>
+      </w:pPr>
+    </w:lvl>
+    <w:lvl w:ilvl="7" w:tplc="0C0A0019" w:tentative="1">
+      <w:start w:val="1"/>
+      <w:numFmt w:val="lowerLetter"/>
+      <w:lvlText w:val="%8."/>
+      <w:lvlJc w:val="left"/>
+      <w:pPr>
+        <w:ind w:left="5760" w:hanging="360"/>
+      </w:pPr>
+    </w:lvl>
+    <w:lvl w:ilvl="8" w:tplc="0C0A001B" w:tentative="1">
+      <w:start w:val="1"/>
+      <w:numFmt w:val="lowerRoman"/>
+      <w:lvlText w:val="%9."/>
+      <w:lvlJc w:val="right"/>
+      <w:pPr>
+        <w:ind w:left="6480" w:hanging="180"/>
+      </w:pPr>
+    </w:lvl>
+  </w:abstractNum>
   <w:num w:numId="1" w16cid:durableId="1114253974">
     <w:abstractNumId w:val="0"/>
+  </w:num>
+  <w:num w:numId="2" w16cid:durableId="799808414">
+    <w:abstractNumId w:val="1"/>
+  </w:num>
+  <w:num w:numId="3" w16cid:durableId="1332878065">
+    <w:abstractNumId w:val="2"/>
   </w:num>
 </w:numbering>
 </file>
@@ -2630,7 +3357,6 @@
   <w:style w:type="character" w:default="1" w:styleId="Fuentedeprrafopredeter">
     <w:name w:val="Default Paragraph Font"/>
     <w:uiPriority w:val="1"/>
-    <w:semiHidden/>
     <w:unhideWhenUsed/>
   </w:style>
   <w:style w:type="table" w:default="1" w:styleId="Tablanormal">
@@ -3014,6 +3740,19 @@
       <w:spacing w:after="100"/>
     </w:pPr>
   </w:style>
+  <w:style w:type="paragraph" w:styleId="NormalWeb">
+    <w:name w:val="Normal (Web)"/>
+    <w:basedOn w:val="Normal"/>
+    <w:uiPriority w:val="99"/>
+    <w:semiHidden/>
+    <w:unhideWhenUsed/>
+    <w:rsid w:val="005F6A39"/>
+    <w:rPr>
+      <w:rFonts w:ascii="Times New Roman" w:hAnsi="Times New Roman" w:cs="Times New Roman"/>
+      <w:sz w:val="24"/>
+      <w:szCs w:val="24"/>
+    </w:rPr>
+  </w:style>
 </w:styles>
 </file>
 

--- a/docs/Proyecto final de programacion paralela.docx
+++ b/docs/Proyecto final de programacion paralela.docx
@@ -1840,7 +1840,6 @@
           <w:sz w:val="24"/>
           <w:szCs w:val="24"/>
         </w:rPr>
-        <w:lastRenderedPageBreak/>
         <w:t>Objetivos Específicos:</w:t>
       </w:r>
       <w:bookmarkEnd w:id="5"/>
@@ -2431,14 +2430,207 @@
     </w:p>
     <w:p>
       <w:pPr>
-        <w:rPr>
-          <w:rFonts w:ascii="Arial" w:hAnsi="Arial" w:cs="Arial"/>
-        </w:rPr>
-      </w:pPr>
+        <w:jc w:val="both"/>
+        <w:rPr>
+          <w:rFonts w:ascii="Arial" w:hAnsi="Arial" w:cs="Arial"/>
+          <w:sz w:val="24"/>
+          <w:szCs w:val="24"/>
+          <w:lang w:val="es-ES"/>
+        </w:rPr>
+      </w:pPr>
+      <w:r>
+        <w:rPr>
+          <w:rFonts w:ascii="Arial" w:hAnsi="Arial" w:cs="Arial"/>
+          <w:sz w:val="24"/>
+          <w:szCs w:val="24"/>
+          <w:lang w:val="es-ES"/>
+        </w:rPr>
+        <w:t xml:space="preserve">Este proyecto es fácilmente aplicable en escenarios de núcleo de los sistemas de inteligencia de negocios, consolas de procesamiento y motores analíticos de </w:t>
+      </w:r>
+      <w:proofErr w:type="spellStart"/>
+      <w:r>
+        <w:rPr>
+          <w:rFonts w:ascii="Arial" w:hAnsi="Arial" w:cs="Arial"/>
+          <w:sz w:val="24"/>
+          <w:szCs w:val="24"/>
+          <w:lang w:val="es-ES"/>
+        </w:rPr>
+        <w:t>retail</w:t>
+      </w:r>
+      <w:proofErr w:type="spellEnd"/>
+      <w:r>
+        <w:rPr>
+          <w:rFonts w:ascii="Arial" w:hAnsi="Arial" w:cs="Arial"/>
+          <w:sz w:val="24"/>
+          <w:szCs w:val="24"/>
+          <w:lang w:val="es-ES"/>
+        </w:rPr>
+        <w:t xml:space="preserve"> (Este básicamente es el </w:t>
+      </w:r>
+      <w:r>
+        <w:rPr>
+          <w:rFonts w:ascii="Arial" w:hAnsi="Arial" w:cs="Arial"/>
+          <w:sz w:val="24"/>
+          <w:szCs w:val="24"/>
+          <w:lang w:val="es-ES"/>
+        </w:rPr>
+        <w:lastRenderedPageBreak/>
+        <w:t>sector de comercios al por menor, que vende productos o servicios de manera directa, como los supermercados, las tiendas de ropa y las farmacias de medicamentos) o banca.</w:t>
+      </w:r>
     </w:p>
+    <w:p>
+      <w:pPr>
+        <w:rPr>
+          <w:rFonts w:ascii="Arial" w:hAnsi="Arial" w:cs="Arial"/>
+          <w:sz w:val="24"/>
+          <w:szCs w:val="24"/>
+        </w:rPr>
+      </w:pPr>
+    </w:p>
+    <w:p>
+      <w:pPr>
+        <w:pStyle w:val="Ttulo1"/>
+        <w:jc w:val="both"/>
+        <w:rPr>
+          <w:rFonts w:ascii="Arial" w:hAnsi="Arial" w:cs="Arial"/>
+          <w:b/>
+          <w:bCs/>
+          <w:color w:val="auto"/>
+          <w:sz w:val="24"/>
+          <w:szCs w:val="24"/>
+        </w:rPr>
+      </w:pPr>
+      <w:r>
+        <w:rPr>
+          <w:rFonts w:ascii="Arial" w:hAnsi="Arial" w:cs="Arial"/>
+          <w:b/>
+          <w:bCs/>
+          <w:color w:val="auto"/>
+          <w:sz w:val="24"/>
+          <w:szCs w:val="24"/>
+        </w:rPr>
+        <w:t xml:space="preserve">2.3 Importancia del </w:t>
+      </w:r>
+      <w:proofErr w:type="spellStart"/>
+      <w:r>
+        <w:rPr>
+          <w:rFonts w:ascii="Arial" w:hAnsi="Arial" w:cs="Arial"/>
+          <w:b/>
+          <w:bCs/>
+          <w:color w:val="auto"/>
+          <w:sz w:val="24"/>
+          <w:szCs w:val="24"/>
+        </w:rPr>
+        <w:t>Paralelismo</w:t>
+      </w:r>
+      <w:proofErr w:type="spellEnd"/>
+      <w:r>
+        <w:rPr>
+          <w:rFonts w:ascii="Arial" w:hAnsi="Arial" w:cs="Arial"/>
+          <w:b/>
+          <w:bCs/>
+          <w:color w:val="auto"/>
+          <w:sz w:val="24"/>
+          <w:szCs w:val="24"/>
+        </w:rPr>
+        <w:t xml:space="preserve"> en la </w:t>
+      </w:r>
+      <w:proofErr w:type="spellStart"/>
+      <w:r>
+        <w:rPr>
+          <w:rFonts w:ascii="Arial" w:hAnsi="Arial" w:cs="Arial"/>
+          <w:b/>
+          <w:bCs/>
+          <w:color w:val="auto"/>
+          <w:sz w:val="24"/>
+          <w:szCs w:val="24"/>
+        </w:rPr>
+        <w:t>Solución</w:t>
+      </w:r>
+      <w:proofErr w:type="spellEnd"/>
+    </w:p>
+    <w:p>
+      <w:pPr>
+        <w:jc w:val="both"/>
+        <w:rPr>
+          <w:rFonts w:ascii="Arial" w:hAnsi="Arial" w:cs="Arial"/>
+          <w:sz w:val="24"/>
+          <w:szCs w:val="24"/>
+          <w:lang w:val="es-ES"/>
+        </w:rPr>
+      </w:pPr>
+      <w:r>
+        <w:rPr>
+          <w:rFonts w:ascii="Arial" w:hAnsi="Arial" w:cs="Arial"/>
+          <w:sz w:val="24"/>
+          <w:szCs w:val="24"/>
+          <w:lang w:val="es-ES"/>
+        </w:rPr>
+        <w:t>Para este proyecto, priorizamos que el procesamiento sea secuencial y se procese un lote a la vez en un solo hilo de ejecución, dejando inactivas las demás unidades del procesador, con el paradigma paralelo y utilizando la descomposición de datos.</w:t>
+      </w:r>
+    </w:p>
+    <w:p>
+      <w:pPr>
+        <w:jc w:val="both"/>
+        <w:rPr>
+          <w:rFonts w:ascii="Arial" w:hAnsi="Arial" w:cs="Arial"/>
+          <w:sz w:val="24"/>
+          <w:szCs w:val="24"/>
+          <w:lang w:val="es-ES"/>
+        </w:rPr>
+      </w:pPr>
+      <w:r>
+        <w:rPr>
+          <w:rFonts w:ascii="Arial" w:hAnsi="Arial" w:cs="Arial"/>
+          <w:sz w:val="24"/>
+          <w:szCs w:val="24"/>
+          <w:lang w:val="es-ES"/>
+        </w:rPr>
+        <w:t xml:space="preserve">Esto nos ayudará significativamente a que </w:t>
+      </w:r>
+      <w:r>
+        <w:rPr>
+          <w:rFonts w:ascii="Arial" w:hAnsi="Arial" w:cs="Arial"/>
+          <w:sz w:val="24"/>
+          <w:szCs w:val="24"/>
+          <w:lang w:val="es-ES"/>
+        </w:rPr>
+        <w:t>el conjunto global de las transacciones se divida</w:t>
+      </w:r>
+      <w:r>
+        <w:rPr>
+          <w:rFonts w:ascii="Arial" w:hAnsi="Arial" w:cs="Arial"/>
+          <w:sz w:val="24"/>
+          <w:szCs w:val="24"/>
+          <w:lang w:val="es-ES"/>
+        </w:rPr>
+        <w:t xml:space="preserve"> en </w:t>
+      </w:r>
+      <w:proofErr w:type="spellStart"/>
+      <w:r>
+        <w:rPr>
+          <w:rFonts w:ascii="Arial" w:hAnsi="Arial" w:cs="Arial"/>
+          <w:sz w:val="24"/>
+          <w:szCs w:val="24"/>
+          <w:lang w:val="es-ES"/>
+        </w:rPr>
+        <w:t>sub-bloques</w:t>
+      </w:r>
+      <w:proofErr w:type="spellEnd"/>
+      <w:r>
+        <w:rPr>
+          <w:rFonts w:ascii="Arial" w:hAnsi="Arial" w:cs="Arial"/>
+          <w:sz w:val="24"/>
+          <w:szCs w:val="24"/>
+          <w:lang w:val="es-ES"/>
+        </w:rPr>
+        <w:t xml:space="preserve"> de tamaño uniforme, y cada uno de los procesadores asuma la transformación de su bloque de forma independiente y simultánea, logrando así la reducción sustancial del tiempo de procesamiento que escala proporcionalmente con el número de procesadores físicos y lógicos disponible directamente en la máquina o computadora.</w:t>
+      </w:r>
+    </w:p>
+    <w:p/>
     <w:sectPr>
       <w:pgSz w:w="12240" w:h="15840" w:code="1"/>
-      <w:pgMar w:top="1814" w:right="1411" w:bottom="0" w:left="1411" w:header="720" w:footer="720" w:gutter="0"/>
+      <w:pgMar w:top="1440" w:right="1080" w:bottom="1440" w:left="1080" w:header="720" w:footer="720" w:gutter="0"/>
       <w:cols w:space="720"/>
       <w:docGrid w:linePitch="299"/>
     </w:sectPr>

--- a/docs/Proyecto final de programacion paralela.docx
+++ b/docs/Proyecto final de programacion paralela.docx
@@ -171,6 +171,7 @@
                 <w:bCs/>
                 <w:sz w:val="24"/>
                 <w:szCs w:val="24"/>
+                <w:lang w:val="es-DO"/>
               </w:rPr>
             </w:pPr>
             <w:r>
@@ -180,6 +181,7 @@
                 <w:bCs/>
                 <w:sz w:val="24"/>
                 <w:szCs w:val="24"/>
+                <w:lang w:val="es-DO"/>
               </w:rPr>
               <w:t>PROYECTO FINAL</w:t>
             </w:r>
@@ -689,7 +691,7 @@
       <w:sdtContent>
         <w:p>
           <w:pPr>
-            <w:pStyle w:val="TtuloTDC"/>
+            <w:pStyle w:val="TOCHeading"/>
             <w:spacing w:line="360" w:lineRule="auto"/>
             <w:rPr>
               <w:b/>
@@ -708,16 +710,15 @@
         </w:p>
         <w:p>
           <w:pPr>
-            <w:pStyle w:val="TDC1"/>
+            <w:pStyle w:val="TOC1"/>
             <w:tabs>
-              <w:tab w:val="right" w:leader="dot" w:pos="9408"/>
+              <w:tab w:val="right" w:leader="dot" w:pos="10070"/>
             </w:tabs>
             <w:rPr>
               <w:noProof/>
               <w:kern w:val="2"/>
               <w:sz w:val="24"/>
               <w:szCs w:val="24"/>
-              <w:lang w:val="es-ES" w:eastAsia="es-ES"/>
               <w14:ligatures w14:val="standardContextual"/>
             </w:rPr>
           </w:pPr>
@@ -730,14 +731,15 @@
           <w:r>
             <w:fldChar w:fldCharType="separate"/>
           </w:r>
-          <w:hyperlink w:anchor="_Toc236754154" w:history="1">
-            <w:r>
-              <w:rPr>
-                <w:rStyle w:val="Hipervnculo"/>
+          <w:hyperlink w:anchor="_Toc236761869" w:history="1">
+            <w:r>
+              <w:rPr>
+                <w:rStyle w:val="Hyperlink"/>
                 <w:rFonts w:ascii="Arial" w:hAnsi="Arial" w:cs="Arial"/>
                 <w:b/>
                 <w:bCs/>
                 <w:noProof/>
+                <w:lang w:val="es-DO"/>
               </w:rPr>
               <w:t>1. INTRODUCCIÓN</w:t>
             </w:r>
@@ -760,7 +762,7 @@
                 <w:noProof/>
                 <w:webHidden/>
               </w:rPr>
-              <w:instrText xml:space="preserve"> PAGEREF _Toc236754154 \h </w:instrText>
+              <w:instrText xml:space="preserve"> PAGEREF _Toc236761869 \h </w:instrText>
             </w:r>
             <w:r>
               <w:rPr>
@@ -780,7 +782,7 @@
                 <w:noProof/>
                 <w:webHidden/>
               </w:rPr>
-              <w:t>3</w:t>
+              <w:t>4</w:t>
             </w:r>
             <w:r>
               <w:rPr>
@@ -793,23 +795,22 @@
         </w:p>
         <w:p>
           <w:pPr>
-            <w:pStyle w:val="TDC2"/>
+            <w:pStyle w:val="TOC2"/>
             <w:tabs>
-              <w:tab w:val="right" w:leader="dot" w:pos="9408"/>
+              <w:tab w:val="right" w:leader="dot" w:pos="10070"/>
             </w:tabs>
             <w:rPr>
               <w:noProof/>
               <w:kern w:val="2"/>
               <w:sz w:val="24"/>
               <w:szCs w:val="24"/>
-              <w:lang w:val="es-ES" w:eastAsia="es-ES"/>
               <w14:ligatures w14:val="standardContextual"/>
             </w:rPr>
           </w:pPr>
-          <w:hyperlink w:anchor="_Toc236754155" w:history="1">
-            <w:r>
-              <w:rPr>
-                <w:rStyle w:val="Hipervnculo"/>
+          <w:hyperlink w:anchor="_Toc236761870" w:history="1">
+            <w:r>
+              <w:rPr>
+                <w:rStyle w:val="Hyperlink"/>
                 <w:rFonts w:ascii="Arial" w:hAnsi="Arial" w:cs="Arial"/>
                 <w:b/>
                 <w:bCs/>
@@ -837,7 +838,7 @@
                 <w:noProof/>
                 <w:webHidden/>
               </w:rPr>
-              <w:instrText xml:space="preserve"> PAGEREF _Toc236754155 \h </w:instrText>
+              <w:instrText xml:space="preserve"> PAGEREF _Toc236761870 \h </w:instrText>
             </w:r>
             <w:r>
               <w:rPr>
@@ -857,7 +858,7 @@
                 <w:noProof/>
                 <w:webHidden/>
               </w:rPr>
-              <w:t>3</w:t>
+              <w:t>4</w:t>
             </w:r>
             <w:r>
               <w:rPr>
@@ -870,23 +871,22 @@
         </w:p>
         <w:p>
           <w:pPr>
-            <w:pStyle w:val="TDC2"/>
+            <w:pStyle w:val="TOC2"/>
             <w:tabs>
-              <w:tab w:val="right" w:leader="dot" w:pos="9408"/>
+              <w:tab w:val="right" w:leader="dot" w:pos="10070"/>
             </w:tabs>
             <w:rPr>
               <w:noProof/>
               <w:kern w:val="2"/>
               <w:sz w:val="24"/>
               <w:szCs w:val="24"/>
-              <w:lang w:val="es-ES" w:eastAsia="es-ES"/>
               <w14:ligatures w14:val="standardContextual"/>
             </w:rPr>
           </w:pPr>
-          <w:hyperlink w:anchor="_Toc236754156" w:history="1">
-            <w:r>
-              <w:rPr>
-                <w:rStyle w:val="Hipervnculo"/>
+          <w:hyperlink w:anchor="_Toc236761871" w:history="1">
+            <w:r>
+              <w:rPr>
+                <w:rStyle w:val="Hyperlink"/>
                 <w:rFonts w:ascii="Arial" w:hAnsi="Arial" w:cs="Arial"/>
                 <w:b/>
                 <w:bCs/>
@@ -914,7 +914,7 @@
                 <w:noProof/>
                 <w:webHidden/>
               </w:rPr>
-              <w:instrText xml:space="preserve"> PAGEREF _Toc236754156 \h </w:instrText>
+              <w:instrText xml:space="preserve"> PAGEREF _Toc236761871 \h </w:instrText>
             </w:r>
             <w:r>
               <w:rPr>
@@ -934,7 +934,7 @@
                 <w:noProof/>
                 <w:webHidden/>
               </w:rPr>
-              <w:t>3</w:t>
+              <w:t>4</w:t>
             </w:r>
             <w:r>
               <w:rPr>
@@ -947,23 +947,22 @@
         </w:p>
         <w:p>
           <w:pPr>
-            <w:pStyle w:val="TDC2"/>
+            <w:pStyle w:val="TOC2"/>
             <w:tabs>
-              <w:tab w:val="right" w:leader="dot" w:pos="9408"/>
+              <w:tab w:val="right" w:leader="dot" w:pos="10070"/>
             </w:tabs>
             <w:rPr>
               <w:noProof/>
               <w:kern w:val="2"/>
               <w:sz w:val="24"/>
               <w:szCs w:val="24"/>
-              <w:lang w:val="es-ES" w:eastAsia="es-ES"/>
               <w14:ligatures w14:val="standardContextual"/>
             </w:rPr>
           </w:pPr>
-          <w:hyperlink w:anchor="_Toc236754157" w:history="1">
-            <w:r>
-              <w:rPr>
-                <w:rStyle w:val="Hipervnculo"/>
+          <w:hyperlink w:anchor="_Toc236761872" w:history="1">
+            <w:r>
+              <w:rPr>
+                <w:rStyle w:val="Hyperlink"/>
                 <w:rFonts w:ascii="Arial" w:hAnsi="Arial" w:cs="Arial"/>
                 <w:b/>
                 <w:bCs/>
@@ -991,7 +990,7 @@
                 <w:noProof/>
                 <w:webHidden/>
               </w:rPr>
-              <w:instrText xml:space="preserve"> PAGEREF _Toc236754157 \h </w:instrText>
+              <w:instrText xml:space="preserve"> PAGEREF _Toc236761872 \h </w:instrText>
             </w:r>
             <w:r>
               <w:rPr>
@@ -1011,7 +1010,7 @@
                 <w:noProof/>
                 <w:webHidden/>
               </w:rPr>
-              <w:t>3</w:t>
+              <w:t>4</w:t>
             </w:r>
             <w:r>
               <w:rPr>
@@ -1024,23 +1023,22 @@
         </w:p>
         <w:p>
           <w:pPr>
-            <w:pStyle w:val="TDC3"/>
+            <w:pStyle w:val="TOC3"/>
             <w:tabs>
-              <w:tab w:val="right" w:leader="dot" w:pos="9408"/>
+              <w:tab w:val="right" w:leader="dot" w:pos="10070"/>
             </w:tabs>
             <w:rPr>
               <w:noProof/>
               <w:kern w:val="2"/>
               <w:sz w:val="24"/>
               <w:szCs w:val="24"/>
-              <w:lang w:val="es-ES" w:eastAsia="es-ES"/>
               <w14:ligatures w14:val="standardContextual"/>
             </w:rPr>
           </w:pPr>
-          <w:hyperlink w:anchor="_Toc236754158" w:history="1">
-            <w:r>
-              <w:rPr>
-                <w:rStyle w:val="Hipervnculo"/>
+          <w:hyperlink w:anchor="_Toc236761873" w:history="1">
+            <w:r>
+              <w:rPr>
+                <w:rStyle w:val="Hyperlink"/>
                 <w:rFonts w:ascii="Arial" w:hAnsi="Arial" w:cs="Arial"/>
                 <w:b/>
                 <w:bCs/>
@@ -1068,7 +1066,7 @@
                 <w:noProof/>
                 <w:webHidden/>
               </w:rPr>
-              <w:instrText xml:space="preserve"> PAGEREF _Toc236754158 \h </w:instrText>
+              <w:instrText xml:space="preserve"> PAGEREF _Toc236761873 \h </w:instrText>
             </w:r>
             <w:r>
               <w:rPr>
@@ -1088,7 +1086,7 @@
                 <w:noProof/>
                 <w:webHidden/>
               </w:rPr>
-              <w:t>3</w:t>
+              <w:t>4</w:t>
             </w:r>
             <w:r>
               <w:rPr>
@@ -1101,23 +1099,22 @@
         </w:p>
         <w:p>
           <w:pPr>
-            <w:pStyle w:val="TDC3"/>
+            <w:pStyle w:val="TOC3"/>
             <w:tabs>
-              <w:tab w:val="right" w:leader="dot" w:pos="9408"/>
+              <w:tab w:val="right" w:leader="dot" w:pos="10070"/>
             </w:tabs>
             <w:rPr>
               <w:noProof/>
               <w:kern w:val="2"/>
               <w:sz w:val="24"/>
               <w:szCs w:val="24"/>
-              <w:lang w:val="es-ES" w:eastAsia="es-ES"/>
               <w14:ligatures w14:val="standardContextual"/>
             </w:rPr>
           </w:pPr>
-          <w:hyperlink w:anchor="_Toc236754159" w:history="1">
-            <w:r>
-              <w:rPr>
-                <w:rStyle w:val="Hipervnculo"/>
+          <w:hyperlink w:anchor="_Toc236761874" w:history="1">
+            <w:r>
+              <w:rPr>
+                <w:rStyle w:val="Hyperlink"/>
                 <w:rFonts w:ascii="Arial" w:hAnsi="Arial" w:cs="Arial"/>
                 <w:b/>
                 <w:bCs/>
@@ -1144,7 +1141,7 @@
                 <w:noProof/>
                 <w:webHidden/>
               </w:rPr>
-              <w:instrText xml:space="preserve"> PAGEREF _Toc236754159 \h </w:instrText>
+              <w:instrText xml:space="preserve"> PAGEREF _Toc236761874 \h </w:instrText>
             </w:r>
             <w:r>
               <w:rPr>
@@ -1164,7 +1161,7 @@
                 <w:noProof/>
                 <w:webHidden/>
               </w:rPr>
-              <w:t>4</w:t>
+              <w:t>5</w:t>
             </w:r>
             <w:r>
               <w:rPr>
@@ -1177,23 +1174,22 @@
         </w:p>
         <w:p>
           <w:pPr>
-            <w:pStyle w:val="TDC1"/>
+            <w:pStyle w:val="TOC1"/>
             <w:tabs>
-              <w:tab w:val="right" w:leader="dot" w:pos="9408"/>
+              <w:tab w:val="right" w:leader="dot" w:pos="10070"/>
             </w:tabs>
             <w:rPr>
               <w:noProof/>
               <w:kern w:val="2"/>
               <w:sz w:val="24"/>
               <w:szCs w:val="24"/>
-              <w:lang w:val="es-ES" w:eastAsia="es-ES"/>
               <w14:ligatures w14:val="standardContextual"/>
             </w:rPr>
           </w:pPr>
-          <w:hyperlink w:anchor="_Toc236754160" w:history="1">
-            <w:r>
-              <w:rPr>
-                <w:rStyle w:val="Hipervnculo"/>
+          <w:hyperlink w:anchor="_Toc236761875" w:history="1">
+            <w:r>
+              <w:rPr>
+                <w:rStyle w:val="Hyperlink"/>
                 <w:rFonts w:ascii="Arial" w:hAnsi="Arial" w:cs="Arial"/>
                 <w:b/>
                 <w:bCs/>
@@ -1221,7 +1217,7 @@
                 <w:noProof/>
                 <w:webHidden/>
               </w:rPr>
-              <w:instrText xml:space="preserve"> PAGEREF _Toc236754160 \h </w:instrText>
+              <w:instrText xml:space="preserve"> PAGEREF _Toc236761875 \h </w:instrText>
             </w:r>
             <w:r>
               <w:rPr>
@@ -1241,7 +1237,7 @@
                 <w:noProof/>
                 <w:webHidden/>
               </w:rPr>
-              <w:t>4</w:t>
+              <w:t>5</w:t>
             </w:r>
             <w:r>
               <w:rPr>
@@ -1254,40 +1250,29 @@
         </w:p>
         <w:p>
           <w:pPr>
-            <w:pStyle w:val="TDC1"/>
+            <w:pStyle w:val="TOC1"/>
             <w:tabs>
-              <w:tab w:val="right" w:leader="dot" w:pos="9408"/>
+              <w:tab w:val="right" w:leader="dot" w:pos="10070"/>
             </w:tabs>
             <w:rPr>
               <w:noProof/>
               <w:kern w:val="2"/>
               <w:sz w:val="24"/>
               <w:szCs w:val="24"/>
-              <w:lang w:val="es-ES" w:eastAsia="es-ES"/>
               <w14:ligatures w14:val="standardContextual"/>
             </w:rPr>
           </w:pPr>
-          <w:hyperlink w:anchor="_Toc236754161" w:history="1">
-            <w:r>
-              <w:rPr>
-                <w:rStyle w:val="Hipervnculo"/>
+          <w:hyperlink w:anchor="_Toc236761876" w:history="1">
+            <w:r>
+              <w:rPr>
+                <w:rStyle w:val="Hyperlink"/>
                 <w:rFonts w:ascii="Arial" w:hAnsi="Arial" w:cs="Arial"/>
                 <w:b/>
                 <w:bCs/>
                 <w:noProof/>
                 <w:lang w:val="es-DO"/>
               </w:rPr>
-              <w:t xml:space="preserve">2.1 </w:t>
-            </w:r>
-            <w:r>
-              <w:rPr>
-                <w:rStyle w:val="Hipervnculo"/>
-                <w:rFonts w:ascii="Arial" w:hAnsi="Arial" w:cs="Arial"/>
-                <w:b/>
-                <w:bCs/>
-                <w:noProof/>
-              </w:rPr>
-              <w:t>Contexto del Problema Seleccionado</w:t>
+              <w:t>2.1 Contexto del Problema Seleccionado</w:t>
             </w:r>
             <w:r>
               <w:rPr>
@@ -1308,7 +1293,7 @@
                 <w:noProof/>
                 <w:webHidden/>
               </w:rPr>
-              <w:instrText xml:space="preserve"> PAGEREF _Toc236754161 \h </w:instrText>
+              <w:instrText xml:space="preserve"> PAGEREF _Toc236761876 \h </w:instrText>
             </w:r>
             <w:r>
               <w:rPr>
@@ -1328,7 +1313,7 @@
                 <w:noProof/>
                 <w:webHidden/>
               </w:rPr>
-              <w:t>4</w:t>
+              <w:t>5</w:t>
             </w:r>
             <w:r>
               <w:rPr>
@@ -1341,27 +1326,27 @@
         </w:p>
         <w:p>
           <w:pPr>
-            <w:pStyle w:val="TDC1"/>
+            <w:pStyle w:val="TOC1"/>
             <w:tabs>
-              <w:tab w:val="right" w:leader="dot" w:pos="9408"/>
+              <w:tab w:val="right" w:leader="dot" w:pos="10070"/>
             </w:tabs>
             <w:rPr>
               <w:noProof/>
               <w:kern w:val="2"/>
               <w:sz w:val="24"/>
               <w:szCs w:val="24"/>
-              <w:lang w:val="es-ES" w:eastAsia="es-ES"/>
               <w14:ligatures w14:val="standardContextual"/>
             </w:rPr>
           </w:pPr>
-          <w:hyperlink w:anchor="_Toc236754162" w:history="1">
-            <w:r>
-              <w:rPr>
-                <w:rStyle w:val="Hipervnculo"/>
+          <w:hyperlink w:anchor="_Toc236761877" w:history="1">
+            <w:r>
+              <w:rPr>
+                <w:rStyle w:val="Hyperlink"/>
                 <w:rFonts w:ascii="Arial" w:hAnsi="Arial" w:cs="Arial"/>
                 <w:b/>
                 <w:bCs/>
                 <w:noProof/>
+                <w:lang w:val="es-DO"/>
               </w:rPr>
               <w:t>2.2 Aplicación del Problema en un Escenario Real</w:t>
             </w:r>
@@ -1384,7 +1369,7 @@
                 <w:noProof/>
                 <w:webHidden/>
               </w:rPr>
-              <w:instrText xml:space="preserve"> PAGEREF _Toc236754162 \h </w:instrText>
+              <w:instrText xml:space="preserve"> PAGEREF _Toc236761877 \h </w:instrText>
             </w:r>
             <w:r>
               <w:rPr>
@@ -1404,7 +1389,7 @@
                 <w:noProof/>
                 <w:webHidden/>
               </w:rPr>
-              <w:t>4</w:t>
+              <w:t>5</w:t>
             </w:r>
             <w:r>
               <w:rPr>
@@ -1417,7 +1402,613 @@
         </w:p>
         <w:p>
           <w:pPr>
-            <w:pStyle w:val="TtuloTDC"/>
+            <w:pStyle w:val="TOC1"/>
+            <w:tabs>
+              <w:tab w:val="right" w:leader="dot" w:pos="10070"/>
+            </w:tabs>
+            <w:rPr>
+              <w:noProof/>
+              <w:kern w:val="2"/>
+              <w:sz w:val="24"/>
+              <w:szCs w:val="24"/>
+              <w14:ligatures w14:val="standardContextual"/>
+            </w:rPr>
+          </w:pPr>
+          <w:hyperlink w:anchor="_Toc236761878" w:history="1">
+            <w:r>
+              <w:rPr>
+                <w:rStyle w:val="Hyperlink"/>
+                <w:rFonts w:ascii="Arial" w:hAnsi="Arial" w:cs="Arial"/>
+                <w:b/>
+                <w:bCs/>
+                <w:noProof/>
+                <w:lang w:val="es-DO"/>
+              </w:rPr>
+              <w:t>2.3 Importancia del Paralelismo en la Solución</w:t>
+            </w:r>
+            <w:r>
+              <w:rPr>
+                <w:noProof/>
+                <w:webHidden/>
+              </w:rPr>
+              <w:tab/>
+            </w:r>
+            <w:r>
+              <w:rPr>
+                <w:noProof/>
+                <w:webHidden/>
+              </w:rPr>
+              <w:fldChar w:fldCharType="begin"/>
+            </w:r>
+            <w:r>
+              <w:rPr>
+                <w:noProof/>
+                <w:webHidden/>
+              </w:rPr>
+              <w:instrText xml:space="preserve"> PAGEREF _Toc236761878 \h </w:instrText>
+            </w:r>
+            <w:r>
+              <w:rPr>
+                <w:noProof/>
+                <w:webHidden/>
+              </w:rPr>
+            </w:r>
+            <w:r>
+              <w:rPr>
+                <w:noProof/>
+                <w:webHidden/>
+              </w:rPr>
+              <w:fldChar w:fldCharType="separate"/>
+            </w:r>
+            <w:r>
+              <w:rPr>
+                <w:noProof/>
+                <w:webHidden/>
+              </w:rPr>
+              <w:t>6</w:t>
+            </w:r>
+            <w:r>
+              <w:rPr>
+                <w:noProof/>
+                <w:webHidden/>
+              </w:rPr>
+              <w:fldChar w:fldCharType="end"/>
+            </w:r>
+          </w:hyperlink>
+        </w:p>
+        <w:p>
+          <w:pPr>
+            <w:pStyle w:val="TOC1"/>
+            <w:tabs>
+              <w:tab w:val="right" w:leader="dot" w:pos="10070"/>
+            </w:tabs>
+            <w:rPr>
+              <w:noProof/>
+              <w:kern w:val="2"/>
+              <w:sz w:val="24"/>
+              <w:szCs w:val="24"/>
+              <w14:ligatures w14:val="standardContextual"/>
+            </w:rPr>
+          </w:pPr>
+          <w:hyperlink w:anchor="_Toc236761879" w:history="1">
+            <w:r>
+              <w:rPr>
+                <w:rStyle w:val="Hyperlink"/>
+                <w:rFonts w:ascii="Arial" w:hAnsi="Arial" w:cs="Arial"/>
+                <w:b/>
+                <w:bCs/>
+                <w:noProof/>
+                <w:lang w:val="es-DO"/>
+              </w:rPr>
+              <w:t>3. CUMPLIMIENTO DE LOS REQUISITOS DEL PROYECTO</w:t>
+            </w:r>
+            <w:r>
+              <w:rPr>
+                <w:noProof/>
+                <w:webHidden/>
+              </w:rPr>
+              <w:tab/>
+            </w:r>
+            <w:r>
+              <w:rPr>
+                <w:noProof/>
+                <w:webHidden/>
+              </w:rPr>
+              <w:fldChar w:fldCharType="begin"/>
+            </w:r>
+            <w:r>
+              <w:rPr>
+                <w:noProof/>
+                <w:webHidden/>
+              </w:rPr>
+              <w:instrText xml:space="preserve"> PAGEREF _Toc236761879 \h </w:instrText>
+            </w:r>
+            <w:r>
+              <w:rPr>
+                <w:noProof/>
+                <w:webHidden/>
+              </w:rPr>
+            </w:r>
+            <w:r>
+              <w:rPr>
+                <w:noProof/>
+                <w:webHidden/>
+              </w:rPr>
+              <w:fldChar w:fldCharType="separate"/>
+            </w:r>
+            <w:r>
+              <w:rPr>
+                <w:noProof/>
+                <w:webHidden/>
+              </w:rPr>
+              <w:t>6</w:t>
+            </w:r>
+            <w:r>
+              <w:rPr>
+                <w:noProof/>
+                <w:webHidden/>
+              </w:rPr>
+              <w:fldChar w:fldCharType="end"/>
+            </w:r>
+          </w:hyperlink>
+        </w:p>
+        <w:p>
+          <w:pPr>
+            <w:pStyle w:val="TOC2"/>
+            <w:tabs>
+              <w:tab w:val="right" w:leader="dot" w:pos="10070"/>
+            </w:tabs>
+            <w:rPr>
+              <w:noProof/>
+              <w:kern w:val="2"/>
+              <w:sz w:val="24"/>
+              <w:szCs w:val="24"/>
+              <w14:ligatures w14:val="standardContextual"/>
+            </w:rPr>
+          </w:pPr>
+          <w:hyperlink w:anchor="_Toc236761880" w:history="1">
+            <w:r>
+              <w:rPr>
+                <w:rStyle w:val="Hyperlink"/>
+                <w:rFonts w:ascii="Arial" w:hAnsi="Arial" w:cs="Arial"/>
+                <w:b/>
+                <w:bCs/>
+                <w:noProof/>
+              </w:rPr>
+              <w:t>3.1 Ejecución Simultánea de Múltiples Tareas</w:t>
+            </w:r>
+            <w:r>
+              <w:rPr>
+                <w:noProof/>
+                <w:webHidden/>
+              </w:rPr>
+              <w:tab/>
+            </w:r>
+            <w:r>
+              <w:rPr>
+                <w:noProof/>
+                <w:webHidden/>
+              </w:rPr>
+              <w:fldChar w:fldCharType="begin"/>
+            </w:r>
+            <w:r>
+              <w:rPr>
+                <w:noProof/>
+                <w:webHidden/>
+              </w:rPr>
+              <w:instrText xml:space="preserve"> PAGEREF _Toc236761880 \h </w:instrText>
+            </w:r>
+            <w:r>
+              <w:rPr>
+                <w:noProof/>
+                <w:webHidden/>
+              </w:rPr>
+            </w:r>
+            <w:r>
+              <w:rPr>
+                <w:noProof/>
+                <w:webHidden/>
+              </w:rPr>
+              <w:fldChar w:fldCharType="separate"/>
+            </w:r>
+            <w:r>
+              <w:rPr>
+                <w:noProof/>
+                <w:webHidden/>
+              </w:rPr>
+              <w:t>6</w:t>
+            </w:r>
+            <w:r>
+              <w:rPr>
+                <w:noProof/>
+                <w:webHidden/>
+              </w:rPr>
+              <w:fldChar w:fldCharType="end"/>
+            </w:r>
+          </w:hyperlink>
+        </w:p>
+        <w:p>
+          <w:pPr>
+            <w:pStyle w:val="TOC2"/>
+            <w:tabs>
+              <w:tab w:val="right" w:leader="dot" w:pos="10070"/>
+            </w:tabs>
+            <w:rPr>
+              <w:noProof/>
+              <w:kern w:val="2"/>
+              <w:sz w:val="24"/>
+              <w:szCs w:val="24"/>
+              <w14:ligatures w14:val="standardContextual"/>
+            </w:rPr>
+          </w:pPr>
+          <w:hyperlink w:anchor="_Toc236761881" w:history="1">
+            <w:r>
+              <w:rPr>
+                <w:rStyle w:val="Hyperlink"/>
+                <w:rFonts w:ascii="Arial" w:hAnsi="Arial" w:cs="Arial"/>
+                <w:b/>
+                <w:bCs/>
+                <w:noProof/>
+                <w:lang w:val="es-DO"/>
+              </w:rPr>
+              <w:t>3.2 Necesidad de Compartir Datos entre Tareas</w:t>
+            </w:r>
+            <w:r>
+              <w:rPr>
+                <w:noProof/>
+                <w:webHidden/>
+              </w:rPr>
+              <w:tab/>
+            </w:r>
+            <w:r>
+              <w:rPr>
+                <w:noProof/>
+                <w:webHidden/>
+              </w:rPr>
+              <w:fldChar w:fldCharType="begin"/>
+            </w:r>
+            <w:r>
+              <w:rPr>
+                <w:noProof/>
+                <w:webHidden/>
+              </w:rPr>
+              <w:instrText xml:space="preserve"> PAGEREF _Toc236761881 \h </w:instrText>
+            </w:r>
+            <w:r>
+              <w:rPr>
+                <w:noProof/>
+                <w:webHidden/>
+              </w:rPr>
+            </w:r>
+            <w:r>
+              <w:rPr>
+                <w:noProof/>
+                <w:webHidden/>
+              </w:rPr>
+              <w:fldChar w:fldCharType="separate"/>
+            </w:r>
+            <w:r>
+              <w:rPr>
+                <w:noProof/>
+                <w:webHidden/>
+              </w:rPr>
+              <w:t>6</w:t>
+            </w:r>
+            <w:r>
+              <w:rPr>
+                <w:noProof/>
+                <w:webHidden/>
+              </w:rPr>
+              <w:fldChar w:fldCharType="end"/>
+            </w:r>
+          </w:hyperlink>
+        </w:p>
+        <w:p>
+          <w:pPr>
+            <w:pStyle w:val="TOC2"/>
+            <w:tabs>
+              <w:tab w:val="right" w:leader="dot" w:pos="10070"/>
+            </w:tabs>
+            <w:rPr>
+              <w:noProof/>
+              <w:kern w:val="2"/>
+              <w:sz w:val="24"/>
+              <w:szCs w:val="24"/>
+              <w14:ligatures w14:val="standardContextual"/>
+            </w:rPr>
+          </w:pPr>
+          <w:hyperlink w:anchor="_Toc236761882" w:history="1">
+            <w:r>
+              <w:rPr>
+                <w:rStyle w:val="Hyperlink"/>
+                <w:rFonts w:ascii="Arial" w:hAnsi="Arial" w:cs="Arial"/>
+                <w:b/>
+                <w:bCs/>
+                <w:noProof/>
+                <w:lang w:val="es-DO"/>
+              </w:rPr>
+              <w:t>3.3 Exploración de Diferentes Estrategias de Paralelización</w:t>
+            </w:r>
+            <w:r>
+              <w:rPr>
+                <w:noProof/>
+                <w:webHidden/>
+              </w:rPr>
+              <w:tab/>
+            </w:r>
+            <w:r>
+              <w:rPr>
+                <w:noProof/>
+                <w:webHidden/>
+              </w:rPr>
+              <w:fldChar w:fldCharType="begin"/>
+            </w:r>
+            <w:r>
+              <w:rPr>
+                <w:noProof/>
+                <w:webHidden/>
+              </w:rPr>
+              <w:instrText xml:space="preserve"> PAGEREF _Toc236761882 \h </w:instrText>
+            </w:r>
+            <w:r>
+              <w:rPr>
+                <w:noProof/>
+                <w:webHidden/>
+              </w:rPr>
+            </w:r>
+            <w:r>
+              <w:rPr>
+                <w:noProof/>
+                <w:webHidden/>
+              </w:rPr>
+              <w:fldChar w:fldCharType="separate"/>
+            </w:r>
+            <w:r>
+              <w:rPr>
+                <w:noProof/>
+                <w:webHidden/>
+              </w:rPr>
+              <w:t>7</w:t>
+            </w:r>
+            <w:r>
+              <w:rPr>
+                <w:noProof/>
+                <w:webHidden/>
+              </w:rPr>
+              <w:fldChar w:fldCharType="end"/>
+            </w:r>
+          </w:hyperlink>
+        </w:p>
+        <w:p>
+          <w:pPr>
+            <w:pStyle w:val="TOC2"/>
+            <w:tabs>
+              <w:tab w:val="right" w:leader="dot" w:pos="10070"/>
+            </w:tabs>
+            <w:rPr>
+              <w:noProof/>
+              <w:kern w:val="2"/>
+              <w:sz w:val="24"/>
+              <w:szCs w:val="24"/>
+              <w14:ligatures w14:val="standardContextual"/>
+            </w:rPr>
+          </w:pPr>
+          <w:hyperlink w:anchor="_Toc236761883" w:history="1">
+            <w:r>
+              <w:rPr>
+                <w:rStyle w:val="Hyperlink"/>
+                <w:rFonts w:ascii="Arial" w:hAnsi="Arial" w:cs="Arial"/>
+                <w:b/>
+                <w:bCs/>
+                <w:noProof/>
+                <w:lang w:val="es-DO"/>
+              </w:rPr>
+              <w:t>3.4 Escalabilidad con Más Recursos</w:t>
+            </w:r>
+            <w:r>
+              <w:rPr>
+                <w:noProof/>
+                <w:webHidden/>
+              </w:rPr>
+              <w:tab/>
+            </w:r>
+            <w:r>
+              <w:rPr>
+                <w:noProof/>
+                <w:webHidden/>
+              </w:rPr>
+              <w:fldChar w:fldCharType="begin"/>
+            </w:r>
+            <w:r>
+              <w:rPr>
+                <w:noProof/>
+                <w:webHidden/>
+              </w:rPr>
+              <w:instrText xml:space="preserve"> PAGEREF _Toc236761883 \h </w:instrText>
+            </w:r>
+            <w:r>
+              <w:rPr>
+                <w:noProof/>
+                <w:webHidden/>
+              </w:rPr>
+            </w:r>
+            <w:r>
+              <w:rPr>
+                <w:noProof/>
+                <w:webHidden/>
+              </w:rPr>
+              <w:fldChar w:fldCharType="separate"/>
+            </w:r>
+            <w:r>
+              <w:rPr>
+                <w:noProof/>
+                <w:webHidden/>
+              </w:rPr>
+              <w:t>7</w:t>
+            </w:r>
+            <w:r>
+              <w:rPr>
+                <w:noProof/>
+                <w:webHidden/>
+              </w:rPr>
+              <w:fldChar w:fldCharType="end"/>
+            </w:r>
+          </w:hyperlink>
+        </w:p>
+        <w:p>
+          <w:pPr>
+            <w:pStyle w:val="TOC2"/>
+            <w:tabs>
+              <w:tab w:val="right" w:leader="dot" w:pos="10070"/>
+            </w:tabs>
+            <w:rPr>
+              <w:noProof/>
+              <w:kern w:val="2"/>
+              <w:sz w:val="24"/>
+              <w:szCs w:val="24"/>
+              <w14:ligatures w14:val="standardContextual"/>
+            </w:rPr>
+          </w:pPr>
+          <w:hyperlink w:anchor="_Toc236761884" w:history="1">
+            <w:r>
+              <w:rPr>
+                <w:rStyle w:val="Hyperlink"/>
+                <w:rFonts w:ascii="Arial" w:hAnsi="Arial" w:cs="Arial"/>
+                <w:b/>
+                <w:bCs/>
+                <w:noProof/>
+              </w:rPr>
+              <w:t>3.5 Métricas de Evaluación del Rendimiento</w:t>
+            </w:r>
+            <w:r>
+              <w:rPr>
+                <w:noProof/>
+                <w:webHidden/>
+              </w:rPr>
+              <w:tab/>
+            </w:r>
+            <w:r>
+              <w:rPr>
+                <w:noProof/>
+                <w:webHidden/>
+              </w:rPr>
+              <w:fldChar w:fldCharType="begin"/>
+            </w:r>
+            <w:r>
+              <w:rPr>
+                <w:noProof/>
+                <w:webHidden/>
+              </w:rPr>
+              <w:instrText xml:space="preserve"> PAGEREF _Toc236761884 \h </w:instrText>
+            </w:r>
+            <w:r>
+              <w:rPr>
+                <w:noProof/>
+                <w:webHidden/>
+              </w:rPr>
+            </w:r>
+            <w:r>
+              <w:rPr>
+                <w:noProof/>
+                <w:webHidden/>
+              </w:rPr>
+              <w:fldChar w:fldCharType="separate"/>
+            </w:r>
+            <w:r>
+              <w:rPr>
+                <w:noProof/>
+                <w:webHidden/>
+              </w:rPr>
+              <w:t>7</w:t>
+            </w:r>
+            <w:r>
+              <w:rPr>
+                <w:noProof/>
+                <w:webHidden/>
+              </w:rPr>
+              <w:fldChar w:fldCharType="end"/>
+            </w:r>
+          </w:hyperlink>
+        </w:p>
+        <w:p>
+          <w:pPr>
+            <w:pStyle w:val="TOC2"/>
+            <w:tabs>
+              <w:tab w:val="right" w:leader="dot" w:pos="10070"/>
+            </w:tabs>
+            <w:rPr>
+              <w:noProof/>
+              <w:kern w:val="2"/>
+              <w:sz w:val="24"/>
+              <w:szCs w:val="24"/>
+              <w14:ligatures w14:val="standardContextual"/>
+            </w:rPr>
+          </w:pPr>
+          <w:hyperlink w:anchor="_Toc236761885" w:history="1">
+            <w:r>
+              <w:rPr>
+                <w:rStyle w:val="Hyperlink"/>
+                <w:rFonts w:ascii="Arial" w:hAnsi="Arial" w:cs="Arial"/>
+                <w:b/>
+                <w:bCs/>
+                <w:noProof/>
+                <w:lang w:val="es-DO"/>
+              </w:rPr>
+              <w:t>3.6 Aplicación a un Problema del Mundo Real</w:t>
+            </w:r>
+            <w:r>
+              <w:rPr>
+                <w:noProof/>
+                <w:webHidden/>
+              </w:rPr>
+              <w:tab/>
+            </w:r>
+            <w:r>
+              <w:rPr>
+                <w:noProof/>
+                <w:webHidden/>
+              </w:rPr>
+              <w:fldChar w:fldCharType="begin"/>
+            </w:r>
+            <w:r>
+              <w:rPr>
+                <w:noProof/>
+                <w:webHidden/>
+              </w:rPr>
+              <w:instrText xml:space="preserve"> PAGEREF _Toc236761885 \h </w:instrText>
+            </w:r>
+            <w:r>
+              <w:rPr>
+                <w:noProof/>
+                <w:webHidden/>
+              </w:rPr>
+            </w:r>
+            <w:r>
+              <w:rPr>
+                <w:noProof/>
+                <w:webHidden/>
+              </w:rPr>
+              <w:fldChar w:fldCharType="separate"/>
+            </w:r>
+            <w:r>
+              <w:rPr>
+                <w:noProof/>
+                <w:webHidden/>
+              </w:rPr>
+              <w:t>7</w:t>
+            </w:r>
+            <w:r>
+              <w:rPr>
+                <w:noProof/>
+                <w:webHidden/>
+              </w:rPr>
+              <w:fldChar w:fldCharType="end"/>
+            </w:r>
+          </w:hyperlink>
+        </w:p>
+        <w:p>
+          <w:pPr>
+            <w:pStyle w:val="TOCHeading"/>
             <w:spacing w:line="360" w:lineRule="auto"/>
             <w:rPr>
               <w:color w:val="auto"/>
@@ -1453,40 +2044,26 @@
         </w:tabs>
       </w:pPr>
       <w:r>
+        <w:lastRenderedPageBreak/>
         <w:tab/>
       </w:r>
-    </w:p>
-    <w:p>
-      <w:pPr>
-        <w:spacing w:line="278" w:lineRule="auto"/>
-      </w:pPr>
-      <w:r>
-        <w:br w:type="page"/>
-      </w:r>
-    </w:p>
-    <w:p>
-      <w:pPr>
-        <w:pStyle w:val="Ttulo1"/>
-        <w:rPr>
-          <w:rFonts w:ascii="Arial" w:hAnsi="Arial" w:cs="Arial"/>
-          <w:b/>
-          <w:bCs/>
-          <w:color w:val="auto"/>
+      <w:bookmarkStart w:id="0" w:name="_Toc236761869"/>
+    </w:p>
+    <w:p>
+      <w:pPr>
+        <w:tabs>
+          <w:tab w:val="left" w:pos="1130"/>
+        </w:tabs>
+      </w:pPr>
+      <w:r>
+        <w:rPr>
+          <w:rFonts w:ascii="Arial" w:hAnsi="Arial" w:cs="Arial"/>
+          <w:b/>
+          <w:bCs/>
           <w:sz w:val="28"/>
           <w:szCs w:val="28"/>
-        </w:rPr>
-      </w:pPr>
-      <w:bookmarkStart w:id="0" w:name="_Toc236754154"/>
-      <w:r>
-        <w:rPr>
-          <w:rFonts w:ascii="Arial" w:hAnsi="Arial" w:cs="Arial"/>
-          <w:b/>
-          <w:bCs/>
-          <w:color w:val="auto"/>
-          <w:sz w:val="28"/>
-          <w:szCs w:val="28"/>
-        </w:rPr>
-        <w:lastRenderedPageBreak/>
+          <w:lang w:val="es-DO"/>
+        </w:rPr>
         <w:t>1. INTRODUCCIÓN</w:t>
       </w:r>
       <w:bookmarkEnd w:id="0"/>
@@ -1498,11 +2075,14 @@
         </w:tabs>
         <w:spacing w:line="360" w:lineRule="auto"/>
         <w:jc w:val="both"/>
-      </w:pPr>
-    </w:p>
-    <w:p>
-      <w:pPr>
-        <w:pStyle w:val="Ttulo2"/>
+        <w:rPr>
+          <w:lang w:val="es-DO"/>
+        </w:rPr>
+      </w:pPr>
+    </w:p>
+    <w:p>
+      <w:pPr>
+        <w:pStyle w:val="Heading2"/>
         <w:spacing w:line="360" w:lineRule="auto"/>
         <w:jc w:val="both"/>
         <w:rPr>
@@ -1515,7 +2095,7 @@
           <w:lang w:val="es-DO"/>
         </w:rPr>
       </w:pPr>
-      <w:bookmarkStart w:id="1" w:name="_Toc236754155"/>
+      <w:bookmarkStart w:id="1" w:name="_Toc236761870"/>
       <w:r>
         <w:rPr>
           <w:rFonts w:ascii="Arial" w:hAnsi="Arial" w:cs="Arial"/>
@@ -1581,7 +2161,7 @@
     </w:p>
     <w:p>
       <w:pPr>
-        <w:pStyle w:val="Ttulo2"/>
+        <w:pStyle w:val="Heading2"/>
         <w:spacing w:line="360" w:lineRule="auto"/>
         <w:jc w:val="both"/>
         <w:rPr>
@@ -1594,7 +2174,7 @@
           <w:lang w:val="es-DO"/>
         </w:rPr>
       </w:pPr>
-      <w:bookmarkStart w:id="2" w:name="_Toc236754156"/>
+      <w:bookmarkStart w:id="2" w:name="_Toc236761871"/>
       <w:r>
         <w:rPr>
           <w:rFonts w:ascii="Arial" w:hAnsi="Arial" w:cs="Arial"/>
@@ -1660,7 +2240,7 @@
     </w:p>
     <w:p>
       <w:pPr>
-        <w:pStyle w:val="Ttulo2"/>
+        <w:pStyle w:val="Heading2"/>
         <w:spacing w:line="360" w:lineRule="auto"/>
         <w:jc w:val="both"/>
         <w:rPr>
@@ -1673,7 +2253,7 @@
           <w:lang w:val="es-DO"/>
         </w:rPr>
       </w:pPr>
-      <w:bookmarkStart w:id="3" w:name="_Toc236754157"/>
+      <w:bookmarkStart w:id="3" w:name="_Toc236761872"/>
       <w:r>
         <w:rPr>
           <w:rFonts w:ascii="Arial" w:hAnsi="Arial" w:cs="Arial"/>
@@ -1703,7 +2283,7 @@
     </w:p>
     <w:p>
       <w:pPr>
-        <w:pStyle w:val="Ttulo3"/>
+        <w:pStyle w:val="Heading3"/>
         <w:spacing w:line="360" w:lineRule="auto"/>
         <w:jc w:val="both"/>
         <w:rPr>
@@ -1716,7 +2296,7 @@
           <w:lang w:val="es-DO"/>
         </w:rPr>
       </w:pPr>
-      <w:bookmarkStart w:id="4" w:name="_Toc236754158"/>
+      <w:bookmarkStart w:id="4" w:name="_Toc236761873"/>
       <w:r>
         <w:rPr>
           <w:rFonts w:ascii="Arial" w:hAnsi="Arial" w:cs="Arial"/>
@@ -1818,7 +2398,7 @@
     </w:p>
     <w:p>
       <w:pPr>
-        <w:pStyle w:val="Ttulo3"/>
+        <w:pStyle w:val="Heading3"/>
         <w:spacing w:line="360" w:lineRule="auto"/>
         <w:jc w:val="both"/>
         <w:rPr>
@@ -1830,7 +2410,7 @@
           <w:szCs w:val="24"/>
         </w:rPr>
       </w:pPr>
-      <w:bookmarkStart w:id="5" w:name="_Toc236754159"/>
+      <w:bookmarkStart w:id="5" w:name="_Toc236761874"/>
       <w:r>
         <w:rPr>
           <w:rFonts w:ascii="Arial" w:hAnsi="Arial" w:cs="Arial"/>
@@ -2035,7 +2615,7 @@
     </w:p>
     <w:p>
       <w:pPr>
-        <w:pStyle w:val="Ttulo1"/>
+        <w:pStyle w:val="Heading1"/>
         <w:rPr>
           <w:rFonts w:ascii="Arial" w:hAnsi="Arial" w:cs="Arial"/>
           <w:b/>
@@ -2046,7 +2626,7 @@
           <w:lang w:val="es-DO"/>
         </w:rPr>
       </w:pPr>
-      <w:bookmarkStart w:id="6" w:name="_Toc236754160"/>
+      <w:bookmarkStart w:id="6" w:name="_Toc236761875"/>
       <w:r>
         <w:rPr>
           <w:rFonts w:ascii="Arial" w:hAnsi="Arial" w:cs="Arial"/>
@@ -2059,12 +2639,11 @@
         </w:rPr>
         <w:t>2. Descripción del Problema</w:t>
       </w:r>
-      <w:bookmarkStart w:id="7" w:name="_Toc236754161"/>
       <w:bookmarkEnd w:id="6"/>
     </w:p>
     <w:p>
       <w:pPr>
-        <w:pStyle w:val="Ttulo1"/>
+        <w:pStyle w:val="Heading1"/>
         <w:rPr>
           <w:rFonts w:ascii="Arial" w:hAnsi="Arial" w:cs="Arial"/>
           <w:b/>
@@ -2075,6 +2654,7 @@
           <w:lang w:val="es-DO"/>
         </w:rPr>
       </w:pPr>
+      <w:bookmarkStart w:id="7" w:name="_Toc236761876"/>
       <w:r>
         <w:rPr>
           <w:rFonts w:ascii="Arial" w:hAnsi="Arial" w:cs="Arial"/>
@@ -2095,6 +2675,7 @@
           <w:color w:val="auto"/>
           <w:sz w:val="24"/>
           <w:szCs w:val="24"/>
+          <w:lang w:val="es-DO"/>
         </w:rPr>
         <w:t>Contexto del Problema Seleccionado</w:t>
       </w:r>
@@ -2141,38 +2722,38 @@
           <w:rFonts w:ascii="Arial" w:hAnsi="Arial" w:cs="Arial"/>
           <w:sz w:val="24"/>
           <w:szCs w:val="24"/>
-        </w:rPr>
-      </w:pPr>
-      <w:r>
-        <w:rPr>
-          <w:rFonts w:ascii="Arial" w:hAnsi="Arial" w:cs="Arial"/>
-          <w:b/>
-          <w:bCs/>
-          <w:sz w:val="24"/>
-          <w:szCs w:val="24"/>
-        </w:rPr>
-        <w:t>L</w:t>
-      </w:r>
-      <w:r>
-        <w:rPr>
-          <w:rFonts w:ascii="Arial" w:hAnsi="Arial" w:cs="Arial"/>
-          <w:b/>
-          <w:bCs/>
-          <w:sz w:val="24"/>
-          <w:szCs w:val="24"/>
-        </w:rPr>
-        <w:t xml:space="preserve">a </w:t>
+          <w:lang w:val="es-DO"/>
+        </w:rPr>
+      </w:pPr>
+      <w:r>
+        <w:rPr>
+          <w:rFonts w:ascii="Arial" w:hAnsi="Arial" w:cs="Arial"/>
+          <w:b/>
+          <w:bCs/>
+          <w:sz w:val="24"/>
+          <w:szCs w:val="24"/>
+          <w:lang w:val="es-DO"/>
+        </w:rPr>
+        <w:t>La extracción</w:t>
+      </w:r>
+      <w:r>
+        <w:rPr>
+          <w:rFonts w:ascii="Arial" w:hAnsi="Arial" w:cs="Arial"/>
+          <w:sz w:val="24"/>
+          <w:szCs w:val="24"/>
+          <w:lang w:val="es-DO"/>
+        </w:rPr>
+        <w:t xml:space="preserve"> donde se estaría generando lotes de transacciones por </w:t>
       </w:r>
       <w:proofErr w:type="spellStart"/>
       <w:r>
         <w:rPr>
           <w:rFonts w:ascii="Arial" w:hAnsi="Arial" w:cs="Arial"/>
-          <w:b/>
-          <w:bCs/>
-          <w:sz w:val="24"/>
-          <w:szCs w:val="24"/>
-        </w:rPr>
-        <w:t>extracción</w:t>
+          <w:sz w:val="24"/>
+          <w:szCs w:val="24"/>
+          <w:lang w:val="es-DO"/>
+        </w:rPr>
+        <w:t>subsarles</w:t>
       </w:r>
       <w:proofErr w:type="spellEnd"/>
       <w:r>
@@ -2180,8 +2761,150 @@
           <w:rFonts w:ascii="Arial" w:hAnsi="Arial" w:cs="Arial"/>
           <w:sz w:val="24"/>
           <w:szCs w:val="24"/>
-        </w:rPr>
-        <w:t xml:space="preserve"> donde se </w:t>
+          <w:lang w:val="es-DO"/>
+        </w:rPr>
+        <w:t xml:space="preserve"> directamente en memoria.</w:t>
+      </w:r>
+    </w:p>
+    <w:p>
+      <w:pPr>
+        <w:jc w:val="both"/>
+        <w:rPr>
+          <w:rFonts w:ascii="Arial" w:hAnsi="Arial" w:cs="Arial"/>
+          <w:sz w:val="24"/>
+          <w:szCs w:val="24"/>
+          <w:lang w:val="es-ES"/>
+        </w:rPr>
+      </w:pPr>
+      <w:r>
+        <w:rPr>
+          <w:rFonts w:ascii="Arial" w:hAnsi="Arial" w:cs="Arial"/>
+          <w:sz w:val="24"/>
+          <w:szCs w:val="24"/>
+          <w:lang w:val="es-ES"/>
+        </w:rPr>
+        <w:t xml:space="preserve">También estaríamos incluyendo lo que es la </w:t>
+      </w:r>
+      <w:r>
+        <w:rPr>
+          <w:rFonts w:ascii="Arial" w:hAnsi="Arial" w:cs="Arial"/>
+          <w:b/>
+          <w:bCs/>
+          <w:sz w:val="24"/>
+          <w:szCs w:val="24"/>
+          <w:lang w:val="es-ES"/>
+        </w:rPr>
+        <w:t>transformación</w:t>
+      </w:r>
+      <w:r>
+        <w:rPr>
+          <w:rFonts w:ascii="Arial" w:hAnsi="Arial" w:cs="Arial"/>
+          <w:sz w:val="24"/>
+          <w:szCs w:val="24"/>
+          <w:lang w:val="es-ES"/>
+        </w:rPr>
+        <w:t>, en donde buscamos la normalización de todos los datos, calculando los totales, la discriminación de impuestos y estructuras en registro de clientes, productos y las ventas.</w:t>
+      </w:r>
+    </w:p>
+    <w:p>
+      <w:pPr>
+        <w:jc w:val="both"/>
+        <w:rPr>
+          <w:rFonts w:ascii="Arial" w:hAnsi="Arial" w:cs="Arial"/>
+          <w:sz w:val="24"/>
+          <w:szCs w:val="24"/>
+          <w:lang w:val="es-ES"/>
+        </w:rPr>
+      </w:pPr>
+      <w:r>
+        <w:rPr>
+          <w:rFonts w:ascii="Arial" w:hAnsi="Arial" w:cs="Arial"/>
+          <w:sz w:val="24"/>
+          <w:szCs w:val="24"/>
+          <w:lang w:val="es-ES"/>
+        </w:rPr>
+        <w:t xml:space="preserve">Por último, </w:t>
+      </w:r>
+      <w:r>
+        <w:rPr>
+          <w:rFonts w:ascii="Arial" w:hAnsi="Arial" w:cs="Arial"/>
+          <w:b/>
+          <w:bCs/>
+          <w:sz w:val="24"/>
+          <w:szCs w:val="24"/>
+          <w:lang w:val="es-ES"/>
+        </w:rPr>
+        <w:t xml:space="preserve">la carga </w:t>
+      </w:r>
+      <w:r>
+        <w:rPr>
+          <w:rFonts w:ascii="Arial" w:hAnsi="Arial" w:cs="Arial"/>
+          <w:sz w:val="24"/>
+          <w:szCs w:val="24"/>
+          <w:lang w:val="es-ES"/>
+        </w:rPr>
+        <w:t>en donde estaríamos consolidando los resultados parciales en una estructura unificada o en bases de datos relacionadas que estén centralizadas.</w:t>
+      </w:r>
+    </w:p>
+    <w:p>
+      <w:pPr>
+        <w:rPr>
+          <w:rFonts w:ascii="Arial" w:hAnsi="Arial" w:cs="Arial"/>
+          <w:b/>
+          <w:bCs/>
+          <w:sz w:val="24"/>
+          <w:szCs w:val="24"/>
+          <w:lang w:val="es-DO"/>
+        </w:rPr>
+      </w:pPr>
+    </w:p>
+    <w:p>
+      <w:pPr>
+        <w:pStyle w:val="Heading1"/>
+        <w:rPr>
+          <w:rFonts w:ascii="Arial" w:hAnsi="Arial" w:cs="Arial"/>
+          <w:b/>
+          <w:bCs/>
+          <w:color w:val="auto"/>
+          <w:sz w:val="24"/>
+          <w:szCs w:val="24"/>
+          <w:lang w:val="es-DO"/>
+        </w:rPr>
+      </w:pPr>
+      <w:bookmarkStart w:id="8" w:name="_Toc236761877"/>
+      <w:r>
+        <w:rPr>
+          <w:rFonts w:ascii="Arial" w:hAnsi="Arial" w:cs="Arial"/>
+          <w:b/>
+          <w:bCs/>
+          <w:color w:val="auto"/>
+          <w:sz w:val="24"/>
+          <w:szCs w:val="24"/>
+          <w:lang w:val="es-DO"/>
+        </w:rPr>
+        <w:lastRenderedPageBreak/>
+        <w:t>2.2 Aplicación del Problema en un Escenario Real</w:t>
+      </w:r>
+      <w:bookmarkEnd w:id="8"/>
+    </w:p>
+    <w:p>
+      <w:pPr>
+        <w:jc w:val="both"/>
+        <w:rPr>
+          <w:rFonts w:ascii="Arial" w:hAnsi="Arial" w:cs="Arial"/>
+          <w:sz w:val="24"/>
+          <w:szCs w:val="24"/>
+          <w:lang w:val="es-ES"/>
+        </w:rPr>
+      </w:pPr>
+      <w:r>
+        <w:rPr>
+          <w:rFonts w:ascii="Arial" w:hAnsi="Arial" w:cs="Arial"/>
+          <w:sz w:val="24"/>
+          <w:szCs w:val="24"/>
+          <w:lang w:val="es-ES"/>
+        </w:rPr>
+        <w:t xml:space="preserve">Este proyecto es fácilmente aplicable en escenarios de núcleo de los sistemas de inteligencia de negocios, consolas de procesamiento y motores analíticos de </w:t>
       </w:r>
       <w:proofErr w:type="spellStart"/>
       <w:r>
@@ -2189,8 +2912,9 @@
           <w:rFonts w:ascii="Arial" w:hAnsi="Arial" w:cs="Arial"/>
           <w:sz w:val="24"/>
           <w:szCs w:val="24"/>
-        </w:rPr>
-        <w:t>estaría</w:t>
+          <w:lang w:val="es-ES"/>
+        </w:rPr>
+        <w:t>retail</w:t>
       </w:r>
       <w:proofErr w:type="spellEnd"/>
       <w:r>
@@ -2198,6 +2922,202 @@
           <w:rFonts w:ascii="Arial" w:hAnsi="Arial" w:cs="Arial"/>
           <w:sz w:val="24"/>
           <w:szCs w:val="24"/>
+          <w:lang w:val="es-ES"/>
+        </w:rPr>
+        <w:t xml:space="preserve"> (Este básicamente es el sector de comercios al por menor, que vende productos o servicios de manera directa, como los supermercados, las tiendas de ropa y las farmacias de medicamentos) o banca.</w:t>
+      </w:r>
+    </w:p>
+    <w:p>
+      <w:pPr>
+        <w:rPr>
+          <w:rFonts w:ascii="Arial" w:hAnsi="Arial" w:cs="Arial"/>
+          <w:sz w:val="24"/>
+          <w:szCs w:val="24"/>
+          <w:lang w:val="es-DO"/>
+        </w:rPr>
+      </w:pPr>
+    </w:p>
+    <w:p>
+      <w:pPr>
+        <w:pStyle w:val="Heading1"/>
+        <w:jc w:val="both"/>
+        <w:rPr>
+          <w:rFonts w:ascii="Arial" w:hAnsi="Arial" w:cs="Arial"/>
+          <w:b/>
+          <w:bCs/>
+          <w:color w:val="auto"/>
+          <w:sz w:val="24"/>
+          <w:szCs w:val="24"/>
+          <w:lang w:val="es-DO"/>
+        </w:rPr>
+      </w:pPr>
+      <w:bookmarkStart w:id="9" w:name="_Toc236761878"/>
+      <w:r>
+        <w:rPr>
+          <w:rFonts w:ascii="Arial" w:hAnsi="Arial" w:cs="Arial"/>
+          <w:b/>
+          <w:bCs/>
+          <w:color w:val="auto"/>
+          <w:sz w:val="24"/>
+          <w:szCs w:val="24"/>
+          <w:lang w:val="es-DO"/>
+        </w:rPr>
+        <w:t>2.3 Importancia del Paralelismo en la Solución</w:t>
+      </w:r>
+      <w:bookmarkEnd w:id="9"/>
+    </w:p>
+    <w:p>
+      <w:pPr>
+        <w:jc w:val="both"/>
+        <w:rPr>
+          <w:rFonts w:ascii="Arial" w:hAnsi="Arial" w:cs="Arial"/>
+          <w:sz w:val="24"/>
+          <w:szCs w:val="24"/>
+          <w:lang w:val="es-ES"/>
+        </w:rPr>
+      </w:pPr>
+      <w:r>
+        <w:rPr>
+          <w:rFonts w:ascii="Arial" w:hAnsi="Arial" w:cs="Arial"/>
+          <w:sz w:val="24"/>
+          <w:szCs w:val="24"/>
+          <w:lang w:val="es-ES"/>
+        </w:rPr>
+        <w:t>Para este proyecto, priorizamos que el procesamiento sea secuencial y se procese un lote a la vez en un solo hilo de ejecución, dejando inactivas las demás unidades del procesador, con el paradigma paralelo y utilizando la descomposición de datos.</w:t>
+      </w:r>
+    </w:p>
+    <w:p>
+      <w:pPr>
+        <w:jc w:val="both"/>
+        <w:rPr>
+          <w:rFonts w:ascii="Arial" w:hAnsi="Arial" w:cs="Arial"/>
+          <w:sz w:val="24"/>
+          <w:szCs w:val="24"/>
+          <w:lang w:val="es-ES"/>
+        </w:rPr>
+      </w:pPr>
+      <w:r>
+        <w:rPr>
+          <w:rFonts w:ascii="Arial" w:hAnsi="Arial" w:cs="Arial"/>
+          <w:sz w:val="24"/>
+          <w:szCs w:val="24"/>
+          <w:lang w:val="es-ES"/>
+        </w:rPr>
+        <w:t xml:space="preserve">Esto nos ayudará significativamente a que el conjunto global de las transacciones se divida en </w:t>
+      </w:r>
+      <w:proofErr w:type="spellStart"/>
+      <w:r>
+        <w:rPr>
+          <w:rFonts w:ascii="Arial" w:hAnsi="Arial" w:cs="Arial"/>
+          <w:sz w:val="24"/>
+          <w:szCs w:val="24"/>
+          <w:lang w:val="es-ES"/>
+        </w:rPr>
+        <w:t>sub-bloques</w:t>
+      </w:r>
+      <w:proofErr w:type="spellEnd"/>
+      <w:r>
+        <w:rPr>
+          <w:rFonts w:ascii="Arial" w:hAnsi="Arial" w:cs="Arial"/>
+          <w:sz w:val="24"/>
+          <w:szCs w:val="24"/>
+          <w:lang w:val="es-ES"/>
+        </w:rPr>
+        <w:t xml:space="preserve"> de tamaño uniforme, y cada uno de los procesadores asuma la transformación de su bloque de forma independiente y simultánea, logrando así la reducción sustancial del tiempo de procesamiento que escala proporcionalmente con el número de procesadores físicos y lógicos disponible directamente en la máquina o computadora.</w:t>
+      </w:r>
+    </w:p>
+    <w:p>
+      <w:pPr>
+        <w:rPr>
+          <w:rFonts w:ascii="Arial" w:hAnsi="Arial" w:cs="Arial"/>
+          <w:b/>
+          <w:bCs/>
+          <w:sz w:val="24"/>
+          <w:szCs w:val="24"/>
+          <w:lang w:val="es-DO"/>
+        </w:rPr>
+      </w:pPr>
+    </w:p>
+    <w:p>
+      <w:pPr>
+        <w:pStyle w:val="Heading1"/>
+        <w:rPr>
+          <w:rFonts w:ascii="Arial" w:hAnsi="Arial" w:cs="Arial"/>
+          <w:b/>
+          <w:bCs/>
+          <w:color w:val="auto"/>
+          <w:sz w:val="28"/>
+          <w:szCs w:val="28"/>
+          <w:lang w:val="es-DO"/>
+        </w:rPr>
+      </w:pPr>
+      <w:bookmarkStart w:id="10" w:name="_Toc236761879"/>
+      <w:r>
+        <w:rPr>
+          <w:rFonts w:ascii="Arial" w:hAnsi="Arial" w:cs="Arial"/>
+          <w:b/>
+          <w:bCs/>
+          <w:color w:val="auto"/>
+          <w:sz w:val="28"/>
+          <w:szCs w:val="28"/>
+          <w:lang w:val="es-DO"/>
+        </w:rPr>
+        <w:t>3. CUMPLIMIENTO DE LOS REQUISITOS DEL PROYECTO</w:t>
+      </w:r>
+      <w:bookmarkEnd w:id="10"/>
+    </w:p>
+    <w:p>
+      <w:pPr>
+        <w:rPr>
+          <w:lang w:val="es-DO"/>
+        </w:rPr>
+      </w:pPr>
+    </w:p>
+    <w:p>
+      <w:pPr>
+        <w:pStyle w:val="Heading2"/>
+        <w:rPr>
+          <w:rFonts w:ascii="Arial" w:hAnsi="Arial" w:cs="Arial"/>
+          <w:b/>
+          <w:bCs/>
+          <w:color w:val="auto"/>
+          <w:sz w:val="24"/>
+          <w:szCs w:val="24"/>
+        </w:rPr>
+      </w:pPr>
+      <w:bookmarkStart w:id="11" w:name="_Toc236761880"/>
+      <w:r>
+        <w:rPr>
+          <w:rFonts w:ascii="Arial" w:hAnsi="Arial" w:cs="Arial"/>
+          <w:b/>
+          <w:bCs/>
+          <w:color w:val="auto"/>
+          <w:sz w:val="24"/>
+          <w:szCs w:val="24"/>
+        </w:rPr>
+        <w:t xml:space="preserve">3.1 </w:t>
+      </w:r>
+      <w:proofErr w:type="spellStart"/>
+      <w:r>
+        <w:rPr>
+          <w:rFonts w:ascii="Arial" w:hAnsi="Arial" w:cs="Arial"/>
+          <w:b/>
+          <w:bCs/>
+          <w:color w:val="auto"/>
+          <w:sz w:val="24"/>
+          <w:szCs w:val="24"/>
+        </w:rPr>
+        <w:t>Ejecución</w:t>
+      </w:r>
+      <w:proofErr w:type="spellEnd"/>
+      <w:r>
+        <w:rPr>
+          <w:rFonts w:ascii="Arial" w:hAnsi="Arial" w:cs="Arial"/>
+          <w:b/>
+          <w:bCs/>
+          <w:color w:val="auto"/>
+          <w:sz w:val="24"/>
+          <w:szCs w:val="24"/>
         </w:rPr>
         <w:t xml:space="preserve"> </w:t>
       </w:r>
@@ -2205,17 +3125,181 @@
       <w:r>
         <w:rPr>
           <w:rFonts w:ascii="Arial" w:hAnsi="Arial" w:cs="Arial"/>
-          <w:sz w:val="24"/>
-          <w:szCs w:val="24"/>
-        </w:rPr>
-        <w:t>generando</w:t>
+          <w:b/>
+          <w:bCs/>
+          <w:color w:val="auto"/>
+          <w:sz w:val="24"/>
+          <w:szCs w:val="24"/>
+        </w:rPr>
+        <w:t>Simultánea</w:t>
       </w:r>
       <w:proofErr w:type="spellEnd"/>
       <w:r>
         <w:rPr>
           <w:rFonts w:ascii="Arial" w:hAnsi="Arial" w:cs="Arial"/>
-          <w:sz w:val="24"/>
-          <w:szCs w:val="24"/>
+          <w:b/>
+          <w:bCs/>
+          <w:color w:val="auto"/>
+          <w:sz w:val="24"/>
+          <w:szCs w:val="24"/>
+        </w:rPr>
+        <w:t xml:space="preserve"> de </w:t>
+      </w:r>
+      <w:proofErr w:type="spellStart"/>
+      <w:r>
+        <w:rPr>
+          <w:rFonts w:ascii="Arial" w:hAnsi="Arial" w:cs="Arial"/>
+          <w:b/>
+          <w:bCs/>
+          <w:color w:val="auto"/>
+          <w:sz w:val="24"/>
+          <w:szCs w:val="24"/>
+        </w:rPr>
+        <w:t>Múltiples</w:t>
+      </w:r>
+      <w:proofErr w:type="spellEnd"/>
+      <w:r>
+        <w:rPr>
+          <w:rFonts w:ascii="Arial" w:hAnsi="Arial" w:cs="Arial"/>
+          <w:b/>
+          <w:bCs/>
+          <w:color w:val="auto"/>
+          <w:sz w:val="24"/>
+          <w:szCs w:val="24"/>
+        </w:rPr>
+        <w:t xml:space="preserve"> Tareas</w:t>
+      </w:r>
+      <w:bookmarkEnd w:id="11"/>
+    </w:p>
+    <w:p>
+      <w:pPr>
+        <w:rPr>
+          <w:rFonts w:ascii="Arial" w:hAnsi="Arial" w:cs="Arial"/>
+          <w:sz w:val="24"/>
+          <w:szCs w:val="24"/>
+          <w:lang w:val="es-DO"/>
+        </w:rPr>
+      </w:pPr>
+      <w:r>
+        <w:rPr>
+          <w:rFonts w:ascii="Arial" w:hAnsi="Arial" w:cs="Arial"/>
+          <w:sz w:val="24"/>
+          <w:szCs w:val="24"/>
+          <w:lang w:val="es-DO"/>
+        </w:rPr>
+        <w:t>El sistema lleva a cabo varias subtareas de procesamiento al mismo tiempo sobre la información transaccional que envían las sucursales. En este proceso, cada hilo o tarea trabaja en paralelo, ocupándose de un segmento específico de la carga global de ventas, lo que permite agilizar el procesamiento y mejorar el manejo de grandes volúmenes de información.</w:t>
+      </w:r>
+    </w:p>
+    <w:p>
+      <w:pPr>
+        <w:rPr>
+          <w:lang w:val="es-DO"/>
+        </w:rPr>
+      </w:pPr>
+    </w:p>
+    <w:p>
+      <w:pPr>
+        <w:pStyle w:val="Heading2"/>
+        <w:rPr>
+          <w:rFonts w:ascii="Arial" w:hAnsi="Arial" w:cs="Arial"/>
+          <w:b/>
+          <w:bCs/>
+          <w:color w:val="auto"/>
+          <w:sz w:val="24"/>
+          <w:szCs w:val="24"/>
+          <w:lang w:val="es-DO"/>
+        </w:rPr>
+      </w:pPr>
+      <w:bookmarkStart w:id="12" w:name="_Toc236761881"/>
+      <w:r>
+        <w:rPr>
+          <w:rFonts w:ascii="Arial" w:hAnsi="Arial" w:cs="Arial"/>
+          <w:b/>
+          <w:bCs/>
+          <w:color w:val="auto"/>
+          <w:sz w:val="24"/>
+          <w:szCs w:val="24"/>
+          <w:lang w:val="es-DO"/>
+        </w:rPr>
+        <w:t>3.2 Necesidad de Compartir Datos entre Tareas</w:t>
+      </w:r>
+      <w:bookmarkEnd w:id="12"/>
+    </w:p>
+    <w:p>
+      <w:pPr>
+        <w:rPr>
+          <w:rFonts w:ascii="Arial" w:hAnsi="Arial" w:cs="Arial"/>
+          <w:sz w:val="24"/>
+          <w:szCs w:val="24"/>
+          <w:lang w:val="es-DO"/>
+        </w:rPr>
+      </w:pPr>
+      <w:r>
+        <w:rPr>
+          <w:rFonts w:ascii="Arial" w:hAnsi="Arial" w:cs="Arial"/>
+          <w:sz w:val="24"/>
+          <w:szCs w:val="24"/>
+          <w:lang w:val="es-DO"/>
+        </w:rPr>
+        <w:t xml:space="preserve">Cuando múltiples hilos o tareas paralelas necesitan acceder y actualizar datos compartidos, surge un reto importante. Estos datos pueden ser, por ejemplo, totales de ventas que se van acumulando, contadores que registran operaciones o la inserción de entidades de clientes y productos en estructuras de datos centralizadas o incluso en una base de datos común. Si todos acceden sin control, el orden de ejecución puede mezclarse, provocando inconsistencias. Por eso se usan mecanismos como bloqueos o </w:t>
+      </w:r>
+      <w:proofErr w:type="spellStart"/>
+      <w:r>
+        <w:rPr>
+          <w:rFonts w:ascii="Arial" w:hAnsi="Arial" w:cs="Arial"/>
+          <w:sz w:val="24"/>
+          <w:szCs w:val="24"/>
+          <w:lang w:val="es-DO"/>
+        </w:rPr>
+        <w:t>locks</w:t>
+      </w:r>
+      <w:proofErr w:type="spellEnd"/>
+      <w:r>
+        <w:rPr>
+          <w:rFonts w:ascii="Arial" w:hAnsi="Arial" w:cs="Arial"/>
+          <w:sz w:val="24"/>
+          <w:szCs w:val="24"/>
+          <w:lang w:val="es-DO"/>
+        </w:rPr>
+        <w:t xml:space="preserve">, objetos concurrentes o colecciones </w:t>
+      </w:r>
+      <w:proofErr w:type="spellStart"/>
+      <w:r>
+        <w:rPr>
+          <w:rFonts w:ascii="Arial" w:hAnsi="Arial" w:cs="Arial"/>
+          <w:sz w:val="24"/>
+          <w:szCs w:val="24"/>
+          <w:lang w:val="es-DO"/>
+        </w:rPr>
+        <w:t>thread-safe</w:t>
+      </w:r>
+      <w:proofErr w:type="spellEnd"/>
+      <w:r>
+        <w:rPr>
+          <w:rFonts w:ascii="Arial" w:hAnsi="Arial" w:cs="Arial"/>
+          <w:sz w:val="24"/>
+          <w:szCs w:val="24"/>
+          <w:lang w:val="es-DO"/>
+        </w:rPr>
+        <w:t xml:space="preserve">. Estos mecanismos coordinan quién lee o escribe en cada momento, asegurando que las operaciones no se pisen entre sí y reduciendo el riesgo de </w:t>
+      </w:r>
+      <w:proofErr w:type="spellStart"/>
+      <w:r>
+        <w:rPr>
+          <w:rFonts w:ascii="Arial" w:hAnsi="Arial" w:cs="Arial"/>
+          <w:sz w:val="24"/>
+          <w:szCs w:val="24"/>
+          <w:lang w:val="es-DO"/>
+        </w:rPr>
+        <w:t>race</w:t>
+      </w:r>
+      <w:proofErr w:type="spellEnd"/>
+      <w:r>
+        <w:rPr>
+          <w:rFonts w:ascii="Arial" w:hAnsi="Arial" w:cs="Arial"/>
+          <w:sz w:val="24"/>
+          <w:szCs w:val="24"/>
+          <w:lang w:val="es-DO"/>
         </w:rPr>
         <w:t xml:space="preserve"> </w:t>
       </w:r>
@@ -2225,8 +3309,9 @@
           <w:rFonts w:ascii="Arial" w:hAnsi="Arial" w:cs="Arial"/>
           <w:sz w:val="24"/>
           <w:szCs w:val="24"/>
-        </w:rPr>
-        <w:t>lotes</w:t>
+          <w:lang w:val="es-DO"/>
+        </w:rPr>
+        <w:t>conditions</w:t>
       </w:r>
       <w:proofErr w:type="spellEnd"/>
       <w:r>
@@ -2234,6 +3319,440 @@
           <w:rFonts w:ascii="Arial" w:hAnsi="Arial" w:cs="Arial"/>
           <w:sz w:val="24"/>
           <w:szCs w:val="24"/>
+          <w:lang w:val="es-DO"/>
+        </w:rPr>
+        <w:t>, que son precisamente esas situaciones donde el resultado depende del orden no determinista en que los hilos acceden a los datos.</w:t>
+      </w:r>
+    </w:p>
+    <w:p>
+      <w:pPr>
+        <w:rPr>
+          <w:rFonts w:ascii="Arial" w:hAnsi="Arial" w:cs="Arial"/>
+          <w:sz w:val="24"/>
+          <w:szCs w:val="24"/>
+          <w:lang w:val="es-DO"/>
+        </w:rPr>
+      </w:pPr>
+    </w:p>
+    <w:p>
+      <w:pPr>
+        <w:pStyle w:val="Heading2"/>
+        <w:rPr>
+          <w:rFonts w:ascii="Arial" w:hAnsi="Arial" w:cs="Arial"/>
+          <w:b/>
+          <w:bCs/>
+          <w:color w:val="auto"/>
+          <w:sz w:val="24"/>
+          <w:szCs w:val="24"/>
+          <w:lang w:val="es-DO"/>
+        </w:rPr>
+      </w:pPr>
+      <w:bookmarkStart w:id="13" w:name="_Toc236761882"/>
+      <w:r>
+        <w:rPr>
+          <w:rFonts w:ascii="Arial" w:hAnsi="Arial" w:cs="Arial"/>
+          <w:b/>
+          <w:bCs/>
+          <w:color w:val="auto"/>
+          <w:sz w:val="24"/>
+          <w:szCs w:val="24"/>
+          <w:lang w:val="es-DO"/>
+        </w:rPr>
+        <w:t>3.3 Exploración de Diferentes Estrategias de Paralelización</w:t>
+      </w:r>
+      <w:bookmarkEnd w:id="13"/>
+    </w:p>
+    <w:p>
+      <w:pPr>
+        <w:rPr>
+          <w:rFonts w:ascii="Arial" w:hAnsi="Arial" w:cs="Arial"/>
+          <w:sz w:val="24"/>
+          <w:szCs w:val="24"/>
+          <w:lang w:val="es-DO"/>
+        </w:rPr>
+      </w:pPr>
+      <w:r>
+        <w:rPr>
+          <w:rFonts w:ascii="Arial" w:hAnsi="Arial" w:cs="Arial"/>
+          <w:sz w:val="24"/>
+          <w:szCs w:val="24"/>
+          <w:lang w:val="es-DO"/>
+        </w:rPr>
+        <w:t>El sistema evalúa cuatro modos de ejecución sobre la misma carga de datos. El primero es el modo secuencial, con un recorrido mediante un bucle iterativo lineal, usando estructuras como '</w:t>
+      </w:r>
+      <w:proofErr w:type="spellStart"/>
+      <w:r>
+        <w:rPr>
+          <w:rFonts w:ascii="Arial" w:hAnsi="Arial" w:cs="Arial"/>
+          <w:sz w:val="24"/>
+          <w:szCs w:val="24"/>
+          <w:lang w:val="es-DO"/>
+        </w:rPr>
+        <w:t>for</w:t>
+      </w:r>
+      <w:proofErr w:type="spellEnd"/>
+      <w:r>
+        <w:rPr>
+          <w:rFonts w:ascii="Arial" w:hAnsi="Arial" w:cs="Arial"/>
+          <w:sz w:val="24"/>
+          <w:szCs w:val="24"/>
+          <w:lang w:val="es-DO"/>
+        </w:rPr>
+        <w:t>' o '</w:t>
+      </w:r>
+      <w:proofErr w:type="spellStart"/>
+      <w:r>
+        <w:rPr>
+          <w:rFonts w:ascii="Arial" w:hAnsi="Arial" w:cs="Arial"/>
+          <w:sz w:val="24"/>
+          <w:szCs w:val="24"/>
+          <w:lang w:val="es-DO"/>
+        </w:rPr>
+        <w:t>for-each</w:t>
+      </w:r>
+      <w:proofErr w:type="spellEnd"/>
+      <w:r>
+        <w:rPr>
+          <w:rFonts w:ascii="Arial" w:hAnsi="Arial" w:cs="Arial"/>
+          <w:sz w:val="24"/>
+          <w:szCs w:val="24"/>
+          <w:lang w:val="es-DO"/>
+        </w:rPr>
+        <w:t>'. El segundo es el modo paralelo de alto nivel, como '</w:t>
+      </w:r>
+      <w:proofErr w:type="spellStart"/>
+      <w:r>
+        <w:rPr>
+          <w:rFonts w:ascii="Arial" w:hAnsi="Arial" w:cs="Arial"/>
+          <w:sz w:val="24"/>
+          <w:szCs w:val="24"/>
+          <w:lang w:val="es-DO"/>
+        </w:rPr>
+        <w:t>Parallel</w:t>
+      </w:r>
+      <w:proofErr w:type="spellEnd"/>
+      <w:r>
+        <w:rPr>
+          <w:rFonts w:ascii="Arial" w:hAnsi="Arial" w:cs="Arial"/>
+          <w:sz w:val="24"/>
+          <w:szCs w:val="24"/>
+          <w:lang w:val="es-DO"/>
+        </w:rPr>
+        <w:t xml:space="preserve"> For', con balanceo de carga gestionado automáticamente, apoyado por la TPL. El tercero se basa en tareas, por ejemplo, usando </w:t>
+      </w:r>
+      <w:proofErr w:type="spellStart"/>
+      <w:r>
+        <w:rPr>
+          <w:rFonts w:ascii="Arial" w:hAnsi="Arial" w:cs="Arial"/>
+          <w:sz w:val="24"/>
+          <w:szCs w:val="24"/>
+          <w:lang w:val="es-DO"/>
+        </w:rPr>
+        <w:t>Task</w:t>
+      </w:r>
+      <w:proofErr w:type="spellEnd"/>
+      <w:r>
+        <w:rPr>
+          <w:rFonts w:ascii="Arial" w:hAnsi="Arial" w:cs="Arial"/>
+          <w:sz w:val="24"/>
+          <w:szCs w:val="24"/>
+          <w:lang w:val="es-DO"/>
+        </w:rPr>
+        <w:t xml:space="preserve"> Factory, 'Start New </w:t>
+      </w:r>
+      <w:proofErr w:type="spellStart"/>
+      <w:r>
+        <w:rPr>
+          <w:rFonts w:ascii="Arial" w:hAnsi="Arial" w:cs="Arial"/>
+          <w:sz w:val="24"/>
+          <w:szCs w:val="24"/>
+          <w:lang w:val="es-DO"/>
+        </w:rPr>
+        <w:t>Task</w:t>
+      </w:r>
+      <w:proofErr w:type="spellEnd"/>
+      <w:r>
+        <w:rPr>
+          <w:rFonts w:ascii="Arial" w:hAnsi="Arial" w:cs="Arial"/>
+          <w:sz w:val="24"/>
+          <w:szCs w:val="24"/>
+          <w:lang w:val="es-DO"/>
+        </w:rPr>
+        <w:t>' o '</w:t>
+      </w:r>
+      <w:proofErr w:type="spellStart"/>
+      <w:r>
+        <w:rPr>
+          <w:rFonts w:ascii="Arial" w:hAnsi="Arial" w:cs="Arial"/>
+          <w:sz w:val="24"/>
+          <w:szCs w:val="24"/>
+          <w:lang w:val="es-DO"/>
+        </w:rPr>
+        <w:t>Task</w:t>
+      </w:r>
+      <w:proofErr w:type="spellEnd"/>
+      <w:r>
+        <w:rPr>
+          <w:rFonts w:ascii="Arial" w:hAnsi="Arial" w:cs="Arial"/>
+          <w:sz w:val="24"/>
+          <w:szCs w:val="24"/>
+          <w:lang w:val="es-DO"/>
+        </w:rPr>
+        <w:t xml:space="preserve"> Run', con particionamiento manual de bloques asignados a un arreglo de tareas. Y el cuarto modo utiliza hilos nativos, creando e iniciando objetos </w:t>
+      </w:r>
+      <w:proofErr w:type="spellStart"/>
+      <w:r>
+        <w:rPr>
+          <w:rFonts w:ascii="Arial" w:hAnsi="Arial" w:cs="Arial"/>
+          <w:sz w:val="24"/>
+          <w:szCs w:val="24"/>
+          <w:lang w:val="es-DO"/>
+        </w:rPr>
+        <w:t>Thread</w:t>
+      </w:r>
+      <w:proofErr w:type="spellEnd"/>
+      <w:r>
+        <w:rPr>
+          <w:rFonts w:ascii="Arial" w:hAnsi="Arial" w:cs="Arial"/>
+          <w:sz w:val="24"/>
+          <w:szCs w:val="24"/>
+          <w:lang w:val="es-DO"/>
+        </w:rPr>
+        <w:t xml:space="preserve"> de manera explícita, pasando estructuras de datos compartidas, y gestionando el inicio y la transferencia entre hilos. En este contexto se consideran estrategias de '</w:t>
+      </w:r>
+      <w:proofErr w:type="spellStart"/>
+      <w:r>
+        <w:rPr>
+          <w:rFonts w:ascii="Arial" w:hAnsi="Arial" w:cs="Arial"/>
+          <w:sz w:val="24"/>
+          <w:szCs w:val="24"/>
+          <w:lang w:val="es-DO"/>
+        </w:rPr>
+        <w:t>start</w:t>
+      </w:r>
+      <w:proofErr w:type="spellEnd"/>
+      <w:r>
+        <w:rPr>
+          <w:rFonts w:ascii="Arial" w:hAnsi="Arial" w:cs="Arial"/>
+          <w:sz w:val="24"/>
+          <w:szCs w:val="24"/>
+          <w:lang w:val="es-DO"/>
+        </w:rPr>
+        <w:t xml:space="preserve"> </w:t>
+      </w:r>
+      <w:proofErr w:type="spellStart"/>
+      <w:r>
+        <w:rPr>
+          <w:rFonts w:ascii="Arial" w:hAnsi="Arial" w:cs="Arial"/>
+          <w:sz w:val="24"/>
+          <w:szCs w:val="24"/>
+          <w:lang w:val="es-DO"/>
+        </w:rPr>
+        <w:t>row</w:t>
+      </w:r>
+      <w:proofErr w:type="spellEnd"/>
+      <w:r>
+        <w:rPr>
+          <w:rFonts w:ascii="Arial" w:hAnsi="Arial" w:cs="Arial"/>
+          <w:sz w:val="24"/>
+          <w:szCs w:val="24"/>
+          <w:lang w:val="es-DO"/>
+        </w:rPr>
+        <w:t>' y '</w:t>
+      </w:r>
+      <w:proofErr w:type="spellStart"/>
+      <w:r>
+        <w:rPr>
+          <w:rFonts w:ascii="Arial" w:hAnsi="Arial" w:cs="Arial"/>
+          <w:sz w:val="24"/>
+          <w:szCs w:val="24"/>
+          <w:lang w:val="es-DO"/>
+        </w:rPr>
+        <w:t>end</w:t>
+      </w:r>
+      <w:proofErr w:type="spellEnd"/>
+      <w:r>
+        <w:rPr>
+          <w:rFonts w:ascii="Arial" w:hAnsi="Arial" w:cs="Arial"/>
+          <w:sz w:val="24"/>
+          <w:szCs w:val="24"/>
+          <w:lang w:val="es-DO"/>
+        </w:rPr>
+        <w:t xml:space="preserve"> </w:t>
+      </w:r>
+      <w:proofErr w:type="spellStart"/>
+      <w:r>
+        <w:rPr>
+          <w:rFonts w:ascii="Arial" w:hAnsi="Arial" w:cs="Arial"/>
+          <w:sz w:val="24"/>
+          <w:szCs w:val="24"/>
+          <w:lang w:val="es-DO"/>
+        </w:rPr>
+        <w:t>row</w:t>
+      </w:r>
+      <w:proofErr w:type="spellEnd"/>
+      <w:r>
+        <w:rPr>
+          <w:rFonts w:ascii="Arial" w:hAnsi="Arial" w:cs="Arial"/>
+          <w:sz w:val="24"/>
+          <w:szCs w:val="24"/>
+          <w:lang w:val="es-DO"/>
+        </w:rPr>
+        <w:t>' para controlar el particionamiento.</w:t>
+      </w:r>
+    </w:p>
+    <w:p>
+      <w:pPr>
+        <w:rPr>
+          <w:rFonts w:ascii="Arial" w:hAnsi="Arial" w:cs="Arial"/>
+          <w:sz w:val="24"/>
+          <w:szCs w:val="24"/>
+          <w:lang w:val="es-DO"/>
+        </w:rPr>
+      </w:pPr>
+    </w:p>
+    <w:p>
+      <w:pPr>
+        <w:pStyle w:val="Heading2"/>
+        <w:rPr>
+          <w:rFonts w:ascii="Arial" w:hAnsi="Arial" w:cs="Arial"/>
+          <w:b/>
+          <w:bCs/>
+          <w:color w:val="auto"/>
+          <w:sz w:val="24"/>
+          <w:szCs w:val="24"/>
+          <w:lang w:val="es-DO"/>
+        </w:rPr>
+      </w:pPr>
+      <w:bookmarkStart w:id="14" w:name="_Toc236761883"/>
+      <w:r>
+        <w:rPr>
+          <w:rFonts w:ascii="Arial" w:hAnsi="Arial" w:cs="Arial"/>
+          <w:b/>
+          <w:bCs/>
+          <w:color w:val="auto"/>
+          <w:sz w:val="24"/>
+          <w:szCs w:val="24"/>
+          <w:lang w:val="es-DO"/>
+        </w:rPr>
+        <w:t>3.4 Escalabilidad con Más Recursos</w:t>
+      </w:r>
+      <w:bookmarkEnd w:id="14"/>
+    </w:p>
+    <w:p>
+      <w:pPr>
+        <w:rPr>
+          <w:rFonts w:ascii="Arial" w:hAnsi="Arial" w:cs="Arial"/>
+          <w:sz w:val="24"/>
+          <w:szCs w:val="24"/>
+          <w:lang w:val="es-DO"/>
+        </w:rPr>
+      </w:pPr>
+      <w:r>
+        <w:rPr>
+          <w:rFonts w:ascii="Arial" w:hAnsi="Arial" w:cs="Arial"/>
+          <w:sz w:val="24"/>
+          <w:szCs w:val="24"/>
+          <w:lang w:val="es-DO"/>
+        </w:rPr>
+        <w:t>a mayor cantidad de núcleos e hilos disponibles, mayor será la capacidad del sistema para repartir la carga y reducir los tiempos de procesamiento. En este enfoque, el usuario puede configurar dinámicamente cuántos procesadores utilizar, ajustando el '</w:t>
+      </w:r>
+      <w:proofErr w:type="spellStart"/>
+      <w:r>
+        <w:rPr>
+          <w:rFonts w:ascii="Arial" w:hAnsi="Arial" w:cs="Arial"/>
+          <w:sz w:val="24"/>
+          <w:szCs w:val="24"/>
+          <w:lang w:val="es-DO"/>
+        </w:rPr>
+        <w:t>processor</w:t>
+      </w:r>
+      <w:proofErr w:type="spellEnd"/>
+      <w:r>
+        <w:rPr>
+          <w:rFonts w:ascii="Arial" w:hAnsi="Arial" w:cs="Arial"/>
+          <w:sz w:val="24"/>
+          <w:szCs w:val="24"/>
+          <w:lang w:val="es-DO"/>
+        </w:rPr>
+        <w:t xml:space="preserve"> </w:t>
+      </w:r>
+      <w:proofErr w:type="spellStart"/>
+      <w:r>
+        <w:rPr>
+          <w:rFonts w:ascii="Arial" w:hAnsi="Arial" w:cs="Arial"/>
+          <w:sz w:val="24"/>
+          <w:szCs w:val="24"/>
+          <w:lang w:val="es-DO"/>
+        </w:rPr>
+        <w:t>count</w:t>
+      </w:r>
+      <w:proofErr w:type="spellEnd"/>
+      <w:r>
+        <w:rPr>
+          <w:rFonts w:ascii="Arial" w:hAnsi="Arial" w:cs="Arial"/>
+          <w:sz w:val="24"/>
+          <w:szCs w:val="24"/>
+          <w:lang w:val="es-DO"/>
+        </w:rPr>
+        <w:t>', de modo que el paralelismo se adapte al hardware disponible. El problema puede crecer de miles a millones de registros y el enfoque busca que, al aumentar los recursos, el tiempo de ejecución disminuya significativamente.</w:t>
+      </w:r>
+    </w:p>
+    <w:p>
+      <w:pPr>
+        <w:rPr>
+          <w:rFonts w:ascii="Arial" w:hAnsi="Arial" w:cs="Arial"/>
+          <w:sz w:val="24"/>
+          <w:szCs w:val="24"/>
+          <w:lang w:val="es-DO"/>
+        </w:rPr>
+      </w:pPr>
+    </w:p>
+    <w:p>
+      <w:pPr>
+        <w:pStyle w:val="Heading2"/>
+        <w:rPr>
+          <w:rFonts w:ascii="Arial" w:hAnsi="Arial" w:cs="Arial"/>
+          <w:b/>
+          <w:bCs/>
+          <w:color w:val="auto"/>
+          <w:sz w:val="24"/>
+          <w:szCs w:val="24"/>
+        </w:rPr>
+      </w:pPr>
+      <w:bookmarkStart w:id="15" w:name="_Toc236761884"/>
+      <w:r>
+        <w:rPr>
+          <w:rFonts w:ascii="Arial" w:hAnsi="Arial" w:cs="Arial"/>
+          <w:b/>
+          <w:bCs/>
+          <w:color w:val="auto"/>
+          <w:sz w:val="24"/>
+          <w:szCs w:val="24"/>
+        </w:rPr>
+        <w:t xml:space="preserve">3.5 </w:t>
+      </w:r>
+      <w:proofErr w:type="spellStart"/>
+      <w:r>
+        <w:rPr>
+          <w:rFonts w:ascii="Arial" w:hAnsi="Arial" w:cs="Arial"/>
+          <w:b/>
+          <w:bCs/>
+          <w:color w:val="auto"/>
+          <w:sz w:val="24"/>
+          <w:szCs w:val="24"/>
+        </w:rPr>
+        <w:t>Métricas</w:t>
+      </w:r>
+      <w:proofErr w:type="spellEnd"/>
+      <w:r>
+        <w:rPr>
+          <w:rFonts w:ascii="Arial" w:hAnsi="Arial" w:cs="Arial"/>
+          <w:b/>
+          <w:bCs/>
+          <w:color w:val="auto"/>
+          <w:sz w:val="24"/>
+          <w:szCs w:val="24"/>
         </w:rPr>
         <w:t xml:space="preserve"> de </w:t>
       </w:r>
@@ -2241,37 +3760,58 @@
       <w:r>
         <w:rPr>
           <w:rFonts w:ascii="Arial" w:hAnsi="Arial" w:cs="Arial"/>
-          <w:sz w:val="24"/>
-          <w:szCs w:val="24"/>
-        </w:rPr>
-        <w:t>transacciones</w:t>
+          <w:b/>
+          <w:bCs/>
+          <w:color w:val="auto"/>
+          <w:sz w:val="24"/>
+          <w:szCs w:val="24"/>
+        </w:rPr>
+        <w:t>Evaluación</w:t>
       </w:r>
       <w:proofErr w:type="spellEnd"/>
       <w:r>
         <w:rPr>
           <w:rFonts w:ascii="Arial" w:hAnsi="Arial" w:cs="Arial"/>
-          <w:sz w:val="24"/>
-          <w:szCs w:val="24"/>
-        </w:rPr>
-        <w:t xml:space="preserve"> por </w:t>
+          <w:b/>
+          <w:bCs/>
+          <w:color w:val="auto"/>
+          <w:sz w:val="24"/>
+          <w:szCs w:val="24"/>
+        </w:rPr>
+        <w:t xml:space="preserve"> del </w:t>
       </w:r>
       <w:proofErr w:type="spellStart"/>
       <w:r>
         <w:rPr>
           <w:rFonts w:ascii="Arial" w:hAnsi="Arial" w:cs="Arial"/>
-          <w:sz w:val="24"/>
-          <w:szCs w:val="24"/>
-        </w:rPr>
-        <w:t>subsarles</w:t>
-      </w:r>
+          <w:b/>
+          <w:bCs/>
+          <w:color w:val="auto"/>
+          <w:sz w:val="24"/>
+          <w:szCs w:val="24"/>
+        </w:rPr>
+        <w:t>Rendimiento</w:t>
+      </w:r>
+      <w:bookmarkEnd w:id="15"/>
       <w:proofErr w:type="spellEnd"/>
-      <w:r>
-        <w:rPr>
-          <w:rFonts w:ascii="Arial" w:hAnsi="Arial" w:cs="Arial"/>
-          <w:sz w:val="24"/>
-          <w:szCs w:val="24"/>
-        </w:rPr>
-        <w:t xml:space="preserve"> </w:t>
+    </w:p>
+    <w:p>
+      <w:pPr>
+        <w:rPr>
+          <w:rFonts w:ascii="Arial" w:hAnsi="Arial" w:cs="Arial"/>
+          <w:sz w:val="24"/>
+          <w:szCs w:val="24"/>
+          <w:lang w:val="es-DO"/>
+        </w:rPr>
+      </w:pPr>
+      <w:r>
+        <w:rPr>
+          <w:rFonts w:ascii="Arial" w:hAnsi="Arial" w:cs="Arial"/>
+          <w:sz w:val="24"/>
+          <w:szCs w:val="24"/>
+          <w:lang w:val="es-DO"/>
+        </w:rPr>
+        <w:t xml:space="preserve">Para evaluar el desempeño, se integra la clase </w:t>
       </w:r>
       <w:proofErr w:type="spellStart"/>
       <w:r>
@@ -2279,8 +3819,9 @@
           <w:rFonts w:ascii="Arial" w:hAnsi="Arial" w:cs="Arial"/>
           <w:sz w:val="24"/>
           <w:szCs w:val="24"/>
-        </w:rPr>
-        <w:t>directamente</w:t>
+          <w:lang w:val="es-DO"/>
+        </w:rPr>
+        <w:t>Stopwatch</w:t>
       </w:r>
       <w:proofErr w:type="spellEnd"/>
       <w:r>
@@ -2288,123 +3829,55 @@
           <w:rFonts w:ascii="Arial" w:hAnsi="Arial" w:cs="Arial"/>
           <w:sz w:val="24"/>
           <w:szCs w:val="24"/>
-        </w:rPr>
-        <w:t xml:space="preserve"> en memoria.</w:t>
-      </w:r>
-    </w:p>
-    <w:p>
-      <w:pPr>
-        <w:jc w:val="both"/>
-        <w:rPr>
-          <w:rFonts w:ascii="Arial" w:hAnsi="Arial" w:cs="Arial"/>
-          <w:sz w:val="24"/>
-          <w:szCs w:val="24"/>
-          <w:lang w:val="es-ES"/>
-        </w:rPr>
-      </w:pPr>
-      <w:r>
-        <w:rPr>
-          <w:rFonts w:ascii="Arial" w:hAnsi="Arial" w:cs="Arial"/>
-          <w:sz w:val="24"/>
-          <w:szCs w:val="24"/>
-          <w:lang w:val="es-ES"/>
-        </w:rPr>
-        <w:t xml:space="preserve">También estaríamos incluyendo lo que es la </w:t>
-      </w:r>
-      <w:r>
-        <w:rPr>
-          <w:rFonts w:ascii="Arial" w:hAnsi="Arial" w:cs="Arial"/>
-          <w:b/>
-          <w:bCs/>
-          <w:sz w:val="24"/>
-          <w:szCs w:val="24"/>
-          <w:lang w:val="es-ES"/>
-        </w:rPr>
-        <w:t>transformación</w:t>
-      </w:r>
-      <w:r>
-        <w:rPr>
-          <w:rFonts w:ascii="Arial" w:hAnsi="Arial" w:cs="Arial"/>
-          <w:sz w:val="24"/>
-          <w:szCs w:val="24"/>
-          <w:lang w:val="es-ES"/>
-        </w:rPr>
-        <w:t>, en donde buscamos la normalización de todos los datos, calculando los totales, la discriminación de impuestos y estructuras en registro de clientes, productos y las ventas.</w:t>
-      </w:r>
-    </w:p>
-    <w:p>
-      <w:pPr>
-        <w:jc w:val="both"/>
-        <w:rPr>
-          <w:rFonts w:ascii="Arial" w:hAnsi="Arial" w:cs="Arial"/>
-          <w:sz w:val="24"/>
-          <w:szCs w:val="24"/>
-          <w:lang w:val="es-ES"/>
-        </w:rPr>
-      </w:pPr>
-      <w:r>
-        <w:rPr>
-          <w:rFonts w:ascii="Arial" w:hAnsi="Arial" w:cs="Arial"/>
-          <w:sz w:val="24"/>
-          <w:szCs w:val="24"/>
-          <w:lang w:val="es-ES"/>
-        </w:rPr>
-        <w:t xml:space="preserve">Por </w:t>
-      </w:r>
-      <w:r>
-        <w:rPr>
-          <w:rFonts w:ascii="Arial" w:hAnsi="Arial" w:cs="Arial"/>
-          <w:sz w:val="24"/>
-          <w:szCs w:val="24"/>
-          <w:lang w:val="es-ES"/>
-        </w:rPr>
-        <w:t xml:space="preserve">último, </w:t>
-      </w:r>
-      <w:r>
-        <w:rPr>
-          <w:rFonts w:ascii="Arial" w:hAnsi="Arial" w:cs="Arial"/>
-          <w:b/>
-          <w:bCs/>
-          <w:sz w:val="24"/>
-          <w:szCs w:val="24"/>
-          <w:lang w:val="es-ES"/>
-        </w:rPr>
-        <w:t xml:space="preserve">la carga </w:t>
-      </w:r>
-      <w:r>
-        <w:rPr>
-          <w:rFonts w:ascii="Arial" w:hAnsi="Arial" w:cs="Arial"/>
-          <w:sz w:val="24"/>
-          <w:szCs w:val="24"/>
-          <w:lang w:val="es-ES"/>
-        </w:rPr>
-        <w:t>en donde</w:t>
-      </w:r>
-      <w:r>
-        <w:rPr>
-          <w:rFonts w:ascii="Arial" w:hAnsi="Arial" w:cs="Arial"/>
-          <w:sz w:val="24"/>
-          <w:szCs w:val="24"/>
-          <w:lang w:val="es-ES"/>
-        </w:rPr>
-        <w:t xml:space="preserve"> estaríamos consolidando los resultados parciales en una estructura unificada o en bases de datos relacionadas que estén centralizadas.</w:t>
-      </w:r>
-    </w:p>
-    <w:p>
-      <w:pPr>
-        <w:rPr>
-          <w:rFonts w:ascii="Arial" w:hAnsi="Arial" w:cs="Arial"/>
-          <w:b/>
-          <w:bCs/>
-          <w:sz w:val="24"/>
-          <w:szCs w:val="24"/>
-          <w:lang w:val="es-DO"/>
-        </w:rPr>
-      </w:pPr>
-    </w:p>
-    <w:p>
-      <w:pPr>
-        <w:pStyle w:val="Ttulo1"/>
+          <w:lang w:val="es-DO"/>
+        </w:rPr>
+        <w:t xml:space="preserve"> para medir con precisión el tiempo de ejecución de cada estrategia. A partir de esas mediciones, el sistema imprime métricas cuantitativas en consola, permitiendo comparar de forma objetiva el modo secuencial con el paralelo. Entre las métricas clave se incluyen el tiempo de ejecución en milisegundos, la aceleración (</w:t>
+      </w:r>
+      <w:proofErr w:type="spellStart"/>
+      <w:r>
+        <w:rPr>
+          <w:rFonts w:ascii="Arial" w:hAnsi="Arial" w:cs="Arial"/>
+          <w:i/>
+          <w:iCs/>
+          <w:sz w:val="24"/>
+          <w:szCs w:val="24"/>
+          <w:lang w:val="es-DO"/>
+        </w:rPr>
+        <w:t>speedup</w:t>
+      </w:r>
+      <w:proofErr w:type="spellEnd"/>
+      <w:r>
+        <w:rPr>
+          <w:rFonts w:ascii="Arial" w:hAnsi="Arial" w:cs="Arial"/>
+          <w:sz w:val="24"/>
+          <w:szCs w:val="24"/>
+          <w:lang w:val="es-DO"/>
+        </w:rPr>
+        <w:t>), y la eficiencia del sistema, que evalúa qué tan bien se aprovechan los recursos de procesamiento. Finalmente, se añade una validación de resultados que verifica automáticamente que la solución paralela produzca exactamente el mismo resultado computacional que la secuencial, asegurando consistencia y confiabilidad además de rendimiento.</w:t>
+      </w:r>
+    </w:p>
+    <w:p>
+      <w:pPr>
+        <w:rPr>
+          <w:rFonts w:ascii="Arial" w:hAnsi="Arial" w:cs="Arial"/>
+          <w:sz w:val="24"/>
+          <w:szCs w:val="24"/>
+          <w:lang w:val="es-DO"/>
+        </w:rPr>
+      </w:pPr>
+    </w:p>
+    <w:p>
+      <w:pPr>
+        <w:pStyle w:val="Heading2"/>
+        <w:rPr>
+          <w:rFonts w:ascii="Arial" w:hAnsi="Arial" w:cs="Arial"/>
+          <w:b/>
+          <w:bCs/>
+          <w:lang w:val="es-DO"/>
+        </w:rPr>
+      </w:pPr>
+      <w:bookmarkStart w:id="16" w:name="_Toc236761885"/>
+      <w:r>
         <w:rPr>
           <w:rFonts w:ascii="Arial" w:hAnsi="Arial" w:cs="Arial"/>
           <w:b/>
@@ -2412,222 +3885,72 @@
           <w:color w:val="auto"/>
           <w:sz w:val="24"/>
           <w:szCs w:val="24"/>
-        </w:rPr>
-      </w:pPr>
-      <w:bookmarkStart w:id="8" w:name="_Toc236754162"/>
-      <w:r>
-        <w:rPr>
-          <w:rFonts w:ascii="Arial" w:hAnsi="Arial" w:cs="Arial"/>
-          <w:b/>
-          <w:bCs/>
-          <w:color w:val="auto"/>
-          <w:sz w:val="24"/>
-          <w:szCs w:val="24"/>
-        </w:rPr>
-        <w:t>2.2 Aplicación del Problema en un Escenario Real</w:t>
-      </w:r>
-      <w:bookmarkEnd w:id="8"/>
-    </w:p>
-    <w:p>
-      <w:pPr>
-        <w:jc w:val="both"/>
-        <w:rPr>
-          <w:rFonts w:ascii="Arial" w:hAnsi="Arial" w:cs="Arial"/>
-          <w:sz w:val="24"/>
-          <w:szCs w:val="24"/>
-          <w:lang w:val="es-ES"/>
-        </w:rPr>
-      </w:pPr>
-      <w:r>
-        <w:rPr>
-          <w:rFonts w:ascii="Arial" w:hAnsi="Arial" w:cs="Arial"/>
-          <w:sz w:val="24"/>
-          <w:szCs w:val="24"/>
-          <w:lang w:val="es-ES"/>
-        </w:rPr>
-        <w:t xml:space="preserve">Este proyecto es fácilmente aplicable en escenarios de núcleo de los sistemas de inteligencia de negocios, consolas de procesamiento y motores analíticos de </w:t>
-      </w:r>
-      <w:proofErr w:type="spellStart"/>
-      <w:r>
-        <w:rPr>
-          <w:rFonts w:ascii="Arial" w:hAnsi="Arial" w:cs="Arial"/>
-          <w:sz w:val="24"/>
-          <w:szCs w:val="24"/>
-          <w:lang w:val="es-ES"/>
-        </w:rPr>
-        <w:t>retail</w:t>
-      </w:r>
-      <w:proofErr w:type="spellEnd"/>
-      <w:r>
-        <w:rPr>
-          <w:rFonts w:ascii="Arial" w:hAnsi="Arial" w:cs="Arial"/>
-          <w:sz w:val="24"/>
-          <w:szCs w:val="24"/>
-          <w:lang w:val="es-ES"/>
-        </w:rPr>
-        <w:t xml:space="preserve"> (Este básicamente es el </w:t>
-      </w:r>
-      <w:r>
-        <w:rPr>
-          <w:rFonts w:ascii="Arial" w:hAnsi="Arial" w:cs="Arial"/>
-          <w:sz w:val="24"/>
-          <w:szCs w:val="24"/>
-          <w:lang w:val="es-ES"/>
+          <w:lang w:val="es-DO"/>
+        </w:rPr>
+        <w:t>3.6 Aplicación a un Problema del Mundo Real</w:t>
+      </w:r>
+      <w:bookmarkEnd w:id="16"/>
+    </w:p>
+    <w:p>
+      <w:pPr>
+        <w:rPr>
+          <w:rFonts w:ascii="Arial" w:hAnsi="Arial" w:cs="Arial"/>
+          <w:sz w:val="24"/>
+          <w:szCs w:val="24"/>
+          <w:lang w:val="es-DO"/>
+        </w:rPr>
+      </w:pPr>
+      <w:r>
+        <w:rPr>
+          <w:rFonts w:ascii="Arial" w:hAnsi="Arial" w:cs="Arial"/>
+          <w:sz w:val="24"/>
+          <w:szCs w:val="24"/>
+          <w:lang w:val="es-DO"/>
+        </w:rPr>
+        <w:t xml:space="preserve">La aplicación se centra en resolver una problemática real vinculada al procesamiento masivo de datos transaccionales en cadenas comerciales, escenario típico de procesos ETL. Para afrontarlo, se aplican técnicas profesionales de desarrollo en C-Sharp, dentro del marco de la ingeniería de software paralela. Se contemplan estrategias de paralelización como el recorrido secuencial, la paralelización de alto nivel mediante constructores paralelos y balanceo </w:t>
+      </w:r>
+      <w:r>
+        <w:rPr>
+          <w:rFonts w:ascii="Arial" w:hAnsi="Arial" w:cs="Arial"/>
+          <w:sz w:val="24"/>
+          <w:szCs w:val="24"/>
+          <w:lang w:val="es-DO"/>
         </w:rPr>
         <w:lastRenderedPageBreak/>
-        <w:t>sector de comercios al por menor, que vende productos o servicios de manera directa, como los supermercados, las tiendas de ropa y las farmacias de medicamentos) o banca.</w:t>
-      </w:r>
-    </w:p>
-    <w:p>
-      <w:pPr>
-        <w:rPr>
-          <w:rFonts w:ascii="Arial" w:hAnsi="Arial" w:cs="Arial"/>
-          <w:sz w:val="24"/>
-          <w:szCs w:val="24"/>
-        </w:rPr>
-      </w:pPr>
-    </w:p>
-    <w:p>
-      <w:pPr>
-        <w:pStyle w:val="Ttulo1"/>
-        <w:jc w:val="both"/>
-        <w:rPr>
-          <w:rFonts w:ascii="Arial" w:hAnsi="Arial" w:cs="Arial"/>
-          <w:b/>
-          <w:bCs/>
-          <w:color w:val="auto"/>
-          <w:sz w:val="24"/>
-          <w:szCs w:val="24"/>
-        </w:rPr>
-      </w:pPr>
-      <w:r>
-        <w:rPr>
-          <w:rFonts w:ascii="Arial" w:hAnsi="Arial" w:cs="Arial"/>
-          <w:b/>
-          <w:bCs/>
-          <w:color w:val="auto"/>
-          <w:sz w:val="24"/>
-          <w:szCs w:val="24"/>
-        </w:rPr>
-        <w:t xml:space="preserve">2.3 Importancia del </w:t>
-      </w:r>
-      <w:proofErr w:type="spellStart"/>
-      <w:r>
-        <w:rPr>
-          <w:rFonts w:ascii="Arial" w:hAnsi="Arial" w:cs="Arial"/>
-          <w:b/>
-          <w:bCs/>
-          <w:color w:val="auto"/>
-          <w:sz w:val="24"/>
-          <w:szCs w:val="24"/>
-        </w:rPr>
-        <w:t>Paralelismo</w:t>
-      </w:r>
-      <w:proofErr w:type="spellEnd"/>
-      <w:r>
-        <w:rPr>
-          <w:rFonts w:ascii="Arial" w:hAnsi="Arial" w:cs="Arial"/>
-          <w:b/>
-          <w:bCs/>
-          <w:color w:val="auto"/>
-          <w:sz w:val="24"/>
-          <w:szCs w:val="24"/>
-        </w:rPr>
-        <w:t xml:space="preserve"> en la </w:t>
-      </w:r>
-      <w:proofErr w:type="spellStart"/>
-      <w:r>
-        <w:rPr>
-          <w:rFonts w:ascii="Arial" w:hAnsi="Arial" w:cs="Arial"/>
-          <w:b/>
-          <w:bCs/>
-          <w:color w:val="auto"/>
-          <w:sz w:val="24"/>
-          <w:szCs w:val="24"/>
-        </w:rPr>
-        <w:t>Solución</w:t>
-      </w:r>
-      <w:proofErr w:type="spellEnd"/>
-    </w:p>
-    <w:p>
-      <w:pPr>
-        <w:jc w:val="both"/>
-        <w:rPr>
-          <w:rFonts w:ascii="Arial" w:hAnsi="Arial" w:cs="Arial"/>
-          <w:sz w:val="24"/>
-          <w:szCs w:val="24"/>
-          <w:lang w:val="es-ES"/>
-        </w:rPr>
-      </w:pPr>
-      <w:r>
-        <w:rPr>
-          <w:rFonts w:ascii="Arial" w:hAnsi="Arial" w:cs="Arial"/>
-          <w:sz w:val="24"/>
-          <w:szCs w:val="24"/>
-          <w:lang w:val="es-ES"/>
-        </w:rPr>
-        <w:t>Para este proyecto, priorizamos que el procesamiento sea secuencial y se procese un lote a la vez en un solo hilo de ejecución, dejando inactivas las demás unidades del procesador, con el paradigma paralelo y utilizando la descomposición de datos.</w:t>
-      </w:r>
-    </w:p>
-    <w:p>
-      <w:pPr>
-        <w:jc w:val="both"/>
-        <w:rPr>
-          <w:rFonts w:ascii="Arial" w:hAnsi="Arial" w:cs="Arial"/>
-          <w:sz w:val="24"/>
-          <w:szCs w:val="24"/>
-          <w:lang w:val="es-ES"/>
-        </w:rPr>
-      </w:pPr>
-      <w:r>
-        <w:rPr>
-          <w:rFonts w:ascii="Arial" w:hAnsi="Arial" w:cs="Arial"/>
-          <w:sz w:val="24"/>
-          <w:szCs w:val="24"/>
-          <w:lang w:val="es-ES"/>
-        </w:rPr>
-        <w:t xml:space="preserve">Esto nos ayudará significativamente a que </w:t>
-      </w:r>
-      <w:r>
-        <w:rPr>
-          <w:rFonts w:ascii="Arial" w:hAnsi="Arial" w:cs="Arial"/>
-          <w:sz w:val="24"/>
-          <w:szCs w:val="24"/>
-          <w:lang w:val="es-ES"/>
-        </w:rPr>
-        <w:t>el conjunto global de las transacciones se divida</w:t>
-      </w:r>
-      <w:r>
-        <w:rPr>
-          <w:rFonts w:ascii="Arial" w:hAnsi="Arial" w:cs="Arial"/>
-          <w:sz w:val="24"/>
-          <w:szCs w:val="24"/>
-          <w:lang w:val="es-ES"/>
-        </w:rPr>
-        <w:t xml:space="preserve"> en </w:t>
-      </w:r>
-      <w:proofErr w:type="spellStart"/>
-      <w:r>
-        <w:rPr>
-          <w:rFonts w:ascii="Arial" w:hAnsi="Arial" w:cs="Arial"/>
-          <w:sz w:val="24"/>
-          <w:szCs w:val="24"/>
-          <w:lang w:val="es-ES"/>
-        </w:rPr>
-        <w:t>sub-bloques</w:t>
-      </w:r>
-      <w:proofErr w:type="spellEnd"/>
-      <w:r>
-        <w:rPr>
-          <w:rFonts w:ascii="Arial" w:hAnsi="Arial" w:cs="Arial"/>
-          <w:sz w:val="24"/>
-          <w:szCs w:val="24"/>
-          <w:lang w:val="es-ES"/>
-        </w:rPr>
-        <w:t xml:space="preserve"> de tamaño uniforme, y cada uno de los procesadores asuma la transformación de su bloque de forma independiente y simultánea, logrando así la reducción sustancial del tiempo de procesamiento que escala proporcionalmente con el número de procesadores físicos y lógicos disponible directamente en la máquina o computadora.</w:t>
-      </w:r>
-    </w:p>
-    <w:p/>
+        <w:t>automático de carga, el uso de tareas con particionamiento manual y el empleo de hilos nativos con transferencia explícita de estructuras de datos.</w:t>
+      </w:r>
+    </w:p>
+    <w:p>
+      <w:pPr>
+        <w:rPr>
+          <w:rFonts w:ascii="Arial" w:hAnsi="Arial" w:cs="Arial"/>
+          <w:sz w:val="24"/>
+          <w:szCs w:val="24"/>
+          <w:lang w:val="es-DO"/>
+        </w:rPr>
+      </w:pPr>
+    </w:p>
+    <w:p>
+      <w:pPr>
+        <w:rPr>
+          <w:lang w:val="es-DO"/>
+        </w:rPr>
+      </w:pPr>
+    </w:p>
+    <w:p>
+      <w:pPr>
+        <w:rPr>
+          <w:lang w:val="es-DO"/>
+        </w:rPr>
+      </w:pPr>
+    </w:p>
+    <w:p>
+      <w:pPr>
+        <w:rPr>
+          <w:lang w:val="es-DO"/>
+        </w:rPr>
+      </w:pPr>
+    </w:p>
     <w:sectPr>
       <w:pgSz w:w="12240" w:h="15840" w:code="1"/>
       <w:pgMar w:top="1440" w:right="1080" w:bottom="1440" w:left="1080" w:header="720" w:footer="720" w:gutter="0"/>
@@ -3349,11 +4672,11 @@
       <w14:ligatures w14:val="none"/>
     </w:rPr>
   </w:style>
-  <w:style w:type="paragraph" w:styleId="Ttulo1">
+  <w:style w:type="paragraph" w:styleId="Heading1">
     <w:name w:val="heading 1"/>
     <w:basedOn w:val="Normal"/>
     <w:next w:val="Normal"/>
-    <w:link w:val="Ttulo1Car"/>
+    <w:link w:val="Heading1Char"/>
     <w:uiPriority w:val="9"/>
     <w:qFormat/>
     <w:rsid w:val="00BC0815"/>
@@ -3370,11 +4693,11 @@
       <w:szCs w:val="40"/>
     </w:rPr>
   </w:style>
-  <w:style w:type="paragraph" w:styleId="Ttulo2">
+  <w:style w:type="paragraph" w:styleId="Heading2">
     <w:name w:val="heading 2"/>
     <w:basedOn w:val="Normal"/>
     <w:next w:val="Normal"/>
-    <w:link w:val="Ttulo2Car"/>
+    <w:link w:val="Heading2Char"/>
     <w:uiPriority w:val="9"/>
     <w:unhideWhenUsed/>
     <w:qFormat/>
@@ -3392,11 +4715,11 @@
       <w:szCs w:val="32"/>
     </w:rPr>
   </w:style>
-  <w:style w:type="paragraph" w:styleId="Ttulo3">
+  <w:style w:type="paragraph" w:styleId="Heading3">
     <w:name w:val="heading 3"/>
     <w:basedOn w:val="Normal"/>
     <w:next w:val="Normal"/>
-    <w:link w:val="Ttulo3Car"/>
+    <w:link w:val="Heading3Char"/>
     <w:uiPriority w:val="9"/>
     <w:unhideWhenUsed/>
     <w:qFormat/>
@@ -3414,11 +4737,11 @@
       <w:szCs w:val="28"/>
     </w:rPr>
   </w:style>
-  <w:style w:type="paragraph" w:styleId="Ttulo4">
+  <w:style w:type="paragraph" w:styleId="Heading4">
     <w:name w:val="heading 4"/>
     <w:basedOn w:val="Normal"/>
     <w:next w:val="Normal"/>
-    <w:link w:val="Ttulo4Car"/>
+    <w:link w:val="Heading4Char"/>
     <w:uiPriority w:val="9"/>
     <w:semiHidden/>
     <w:unhideWhenUsed/>
@@ -3437,11 +4760,11 @@
       <w:color w:val="0F4761" w:themeColor="accent1" w:themeShade="BF"/>
     </w:rPr>
   </w:style>
-  <w:style w:type="paragraph" w:styleId="Ttulo5">
+  <w:style w:type="paragraph" w:styleId="Heading5">
     <w:name w:val="heading 5"/>
     <w:basedOn w:val="Normal"/>
     <w:next w:val="Normal"/>
-    <w:link w:val="Ttulo5Car"/>
+    <w:link w:val="Heading5Char"/>
     <w:uiPriority w:val="9"/>
     <w:semiHidden/>
     <w:unhideWhenUsed/>
@@ -3458,11 +4781,11 @@
       <w:color w:val="0F4761" w:themeColor="accent1" w:themeShade="BF"/>
     </w:rPr>
   </w:style>
-  <w:style w:type="paragraph" w:styleId="Ttulo6">
+  <w:style w:type="paragraph" w:styleId="Heading6">
     <w:name w:val="heading 6"/>
     <w:basedOn w:val="Normal"/>
     <w:next w:val="Normal"/>
-    <w:link w:val="Ttulo6Car"/>
+    <w:link w:val="Heading6Char"/>
     <w:uiPriority w:val="9"/>
     <w:semiHidden/>
     <w:unhideWhenUsed/>
@@ -3481,11 +4804,11 @@
       <w:color w:val="595959" w:themeColor="text1" w:themeTint="A6"/>
     </w:rPr>
   </w:style>
-  <w:style w:type="paragraph" w:styleId="Ttulo7">
+  <w:style w:type="paragraph" w:styleId="Heading7">
     <w:name w:val="heading 7"/>
     <w:basedOn w:val="Normal"/>
     <w:next w:val="Normal"/>
-    <w:link w:val="Ttulo7Car"/>
+    <w:link w:val="Heading7Char"/>
     <w:uiPriority w:val="9"/>
     <w:semiHidden/>
     <w:unhideWhenUsed/>
@@ -3502,11 +4825,11 @@
       <w:color w:val="595959" w:themeColor="text1" w:themeTint="A6"/>
     </w:rPr>
   </w:style>
-  <w:style w:type="paragraph" w:styleId="Ttulo8">
+  <w:style w:type="paragraph" w:styleId="Heading8">
     <w:name w:val="heading 8"/>
     <w:basedOn w:val="Normal"/>
     <w:next w:val="Normal"/>
-    <w:link w:val="Ttulo8Car"/>
+    <w:link w:val="Heading8Char"/>
     <w:uiPriority w:val="9"/>
     <w:semiHidden/>
     <w:unhideWhenUsed/>
@@ -3525,11 +4848,11 @@
       <w:color w:val="272727" w:themeColor="text1" w:themeTint="D8"/>
     </w:rPr>
   </w:style>
-  <w:style w:type="paragraph" w:styleId="Ttulo9">
+  <w:style w:type="paragraph" w:styleId="Heading9">
     <w:name w:val="heading 9"/>
     <w:basedOn w:val="Normal"/>
     <w:next w:val="Normal"/>
-    <w:link w:val="Ttulo9Car"/>
+    <w:link w:val="Heading9Char"/>
     <w:uiPriority w:val="9"/>
     <w:semiHidden/>
     <w:unhideWhenUsed/>
@@ -3546,12 +4869,12 @@
       <w:color w:val="272727" w:themeColor="text1" w:themeTint="D8"/>
     </w:rPr>
   </w:style>
-  <w:style w:type="character" w:default="1" w:styleId="Fuentedeprrafopredeter">
+  <w:style w:type="character" w:default="1" w:styleId="DefaultParagraphFont">
     <w:name w:val="Default Paragraph Font"/>
     <w:uiPriority w:val="1"/>
     <w:unhideWhenUsed/>
   </w:style>
-  <w:style w:type="table" w:default="1" w:styleId="Tablanormal">
+  <w:style w:type="table" w:default="1" w:styleId="TableNormal">
     <w:name w:val="Normal Table"/>
     <w:uiPriority w:val="99"/>
     <w:semiHidden/>
@@ -3566,16 +4889,16 @@
       </w:tblCellMar>
     </w:tblPr>
   </w:style>
-  <w:style w:type="numbering" w:default="1" w:styleId="Sinlista">
+  <w:style w:type="numbering" w:default="1" w:styleId="NoList">
     <w:name w:val="No List"/>
     <w:uiPriority w:val="99"/>
     <w:semiHidden/>
     <w:unhideWhenUsed/>
   </w:style>
-  <w:style w:type="character" w:customStyle="1" w:styleId="Ttulo1Car">
-    <w:name w:val="Título 1 Car"/>
-    <w:basedOn w:val="Fuentedeprrafopredeter"/>
-    <w:link w:val="Ttulo1"/>
+  <w:style w:type="character" w:customStyle="1" w:styleId="Heading1Char">
+    <w:name w:val="Heading 1 Char"/>
+    <w:basedOn w:val="DefaultParagraphFont"/>
+    <w:link w:val="Heading1"/>
     <w:uiPriority w:val="9"/>
     <w:rsid w:val="00BC0815"/>
     <w:rPr>
@@ -3585,10 +4908,10 @@
       <w:szCs w:val="40"/>
     </w:rPr>
   </w:style>
-  <w:style w:type="character" w:customStyle="1" w:styleId="Ttulo2Car">
-    <w:name w:val="Título 2 Car"/>
-    <w:basedOn w:val="Fuentedeprrafopredeter"/>
-    <w:link w:val="Ttulo2"/>
+  <w:style w:type="character" w:customStyle="1" w:styleId="Heading2Char">
+    <w:name w:val="Heading 2 Char"/>
+    <w:basedOn w:val="DefaultParagraphFont"/>
+    <w:link w:val="Heading2"/>
     <w:uiPriority w:val="9"/>
     <w:rsid w:val="00BC0815"/>
     <w:rPr>
@@ -3598,10 +4921,10 @@
       <w:szCs w:val="32"/>
     </w:rPr>
   </w:style>
-  <w:style w:type="character" w:customStyle="1" w:styleId="Ttulo3Car">
-    <w:name w:val="Título 3 Car"/>
-    <w:basedOn w:val="Fuentedeprrafopredeter"/>
-    <w:link w:val="Ttulo3"/>
+  <w:style w:type="character" w:customStyle="1" w:styleId="Heading3Char">
+    <w:name w:val="Heading 3 Char"/>
+    <w:basedOn w:val="DefaultParagraphFont"/>
+    <w:link w:val="Heading3"/>
     <w:uiPriority w:val="9"/>
     <w:rsid w:val="00BC0815"/>
     <w:rPr>
@@ -3611,10 +4934,10 @@
       <w:szCs w:val="28"/>
     </w:rPr>
   </w:style>
-  <w:style w:type="character" w:customStyle="1" w:styleId="Ttulo4Car">
-    <w:name w:val="Título 4 Car"/>
-    <w:basedOn w:val="Fuentedeprrafopredeter"/>
-    <w:link w:val="Ttulo4"/>
+  <w:style w:type="character" w:customStyle="1" w:styleId="Heading4Char">
+    <w:name w:val="Heading 4 Char"/>
+    <w:basedOn w:val="DefaultParagraphFont"/>
+    <w:link w:val="Heading4"/>
     <w:uiPriority w:val="9"/>
     <w:semiHidden/>
     <w:rsid w:val="00BC0815"/>
@@ -3625,10 +4948,10 @@
       <w:color w:val="0F4761" w:themeColor="accent1" w:themeShade="BF"/>
     </w:rPr>
   </w:style>
-  <w:style w:type="character" w:customStyle="1" w:styleId="Ttulo5Car">
-    <w:name w:val="Título 5 Car"/>
-    <w:basedOn w:val="Fuentedeprrafopredeter"/>
-    <w:link w:val="Ttulo5"/>
+  <w:style w:type="character" w:customStyle="1" w:styleId="Heading5Char">
+    <w:name w:val="Heading 5 Char"/>
+    <w:basedOn w:val="DefaultParagraphFont"/>
+    <w:link w:val="Heading5"/>
     <w:uiPriority w:val="9"/>
     <w:semiHidden/>
     <w:rsid w:val="00BC0815"/>
@@ -3637,10 +4960,10 @@
       <w:color w:val="0F4761" w:themeColor="accent1" w:themeShade="BF"/>
     </w:rPr>
   </w:style>
-  <w:style w:type="character" w:customStyle="1" w:styleId="Ttulo6Car">
-    <w:name w:val="Título 6 Car"/>
-    <w:basedOn w:val="Fuentedeprrafopredeter"/>
-    <w:link w:val="Ttulo6"/>
+  <w:style w:type="character" w:customStyle="1" w:styleId="Heading6Char">
+    <w:name w:val="Heading 6 Char"/>
+    <w:basedOn w:val="DefaultParagraphFont"/>
+    <w:link w:val="Heading6"/>
     <w:uiPriority w:val="9"/>
     <w:semiHidden/>
     <w:rsid w:val="00BC0815"/>
@@ -3651,10 +4974,10 @@
       <w:color w:val="595959" w:themeColor="text1" w:themeTint="A6"/>
     </w:rPr>
   </w:style>
-  <w:style w:type="character" w:customStyle="1" w:styleId="Ttulo7Car">
-    <w:name w:val="Título 7 Car"/>
-    <w:basedOn w:val="Fuentedeprrafopredeter"/>
-    <w:link w:val="Ttulo7"/>
+  <w:style w:type="character" w:customStyle="1" w:styleId="Heading7Char">
+    <w:name w:val="Heading 7 Char"/>
+    <w:basedOn w:val="DefaultParagraphFont"/>
+    <w:link w:val="Heading7"/>
     <w:uiPriority w:val="9"/>
     <w:semiHidden/>
     <w:rsid w:val="00BC0815"/>
@@ -3663,10 +4986,10 @@
       <w:color w:val="595959" w:themeColor="text1" w:themeTint="A6"/>
     </w:rPr>
   </w:style>
-  <w:style w:type="character" w:customStyle="1" w:styleId="Ttulo8Car">
-    <w:name w:val="Título 8 Car"/>
-    <w:basedOn w:val="Fuentedeprrafopredeter"/>
-    <w:link w:val="Ttulo8"/>
+  <w:style w:type="character" w:customStyle="1" w:styleId="Heading8Char">
+    <w:name w:val="Heading 8 Char"/>
+    <w:basedOn w:val="DefaultParagraphFont"/>
+    <w:link w:val="Heading8"/>
     <w:uiPriority w:val="9"/>
     <w:semiHidden/>
     <w:rsid w:val="00BC0815"/>
@@ -3677,10 +5000,10 @@
       <w:color w:val="272727" w:themeColor="text1" w:themeTint="D8"/>
     </w:rPr>
   </w:style>
-  <w:style w:type="character" w:customStyle="1" w:styleId="Ttulo9Car">
-    <w:name w:val="Título 9 Car"/>
-    <w:basedOn w:val="Fuentedeprrafopredeter"/>
-    <w:link w:val="Ttulo9"/>
+  <w:style w:type="character" w:customStyle="1" w:styleId="Heading9Char">
+    <w:name w:val="Heading 9 Char"/>
+    <w:basedOn w:val="DefaultParagraphFont"/>
+    <w:link w:val="Heading9"/>
     <w:uiPriority w:val="9"/>
     <w:semiHidden/>
     <w:rsid w:val="00BC0815"/>
@@ -3689,11 +5012,11 @@
       <w:color w:val="272727" w:themeColor="text1" w:themeTint="D8"/>
     </w:rPr>
   </w:style>
-  <w:style w:type="paragraph" w:styleId="Ttulo">
+  <w:style w:type="paragraph" w:styleId="Title">
     <w:name w:val="Title"/>
     <w:basedOn w:val="Normal"/>
     <w:next w:val="Normal"/>
-    <w:link w:val="TtuloCar"/>
+    <w:link w:val="TitleChar"/>
     <w:uiPriority w:val="10"/>
     <w:qFormat/>
     <w:rsid w:val="00BC0815"/>
@@ -3709,10 +5032,10 @@
       <w:szCs w:val="56"/>
     </w:rPr>
   </w:style>
-  <w:style w:type="character" w:customStyle="1" w:styleId="TtuloCar">
-    <w:name w:val="Título Car"/>
-    <w:basedOn w:val="Fuentedeprrafopredeter"/>
-    <w:link w:val="Ttulo"/>
+  <w:style w:type="character" w:customStyle="1" w:styleId="TitleChar">
+    <w:name w:val="Title Char"/>
+    <w:basedOn w:val="DefaultParagraphFont"/>
+    <w:link w:val="Title"/>
     <w:uiPriority w:val="10"/>
     <w:rsid w:val="00BC0815"/>
     <w:rPr>
@@ -3723,11 +5046,11 @@
       <w:szCs w:val="56"/>
     </w:rPr>
   </w:style>
-  <w:style w:type="paragraph" w:styleId="Subttulo">
+  <w:style w:type="paragraph" w:styleId="Subtitle">
     <w:name w:val="Subtitle"/>
     <w:basedOn w:val="Normal"/>
     <w:next w:val="Normal"/>
-    <w:link w:val="SubttuloCar"/>
+    <w:link w:val="SubtitleChar"/>
     <w:uiPriority w:val="11"/>
     <w:qFormat/>
     <w:rsid w:val="00BC0815"/>
@@ -3744,10 +5067,10 @@
       <w:szCs w:val="28"/>
     </w:rPr>
   </w:style>
-  <w:style w:type="character" w:customStyle="1" w:styleId="SubttuloCar">
-    <w:name w:val="Subtítulo Car"/>
-    <w:basedOn w:val="Fuentedeprrafopredeter"/>
-    <w:link w:val="Subttulo"/>
+  <w:style w:type="character" w:customStyle="1" w:styleId="SubtitleChar">
+    <w:name w:val="Subtitle Char"/>
+    <w:basedOn w:val="DefaultParagraphFont"/>
+    <w:link w:val="Subtitle"/>
     <w:uiPriority w:val="11"/>
     <w:rsid w:val="00BC0815"/>
     <w:rPr>
@@ -3758,11 +5081,11 @@
       <w:szCs w:val="28"/>
     </w:rPr>
   </w:style>
-  <w:style w:type="paragraph" w:styleId="Cita">
+  <w:style w:type="paragraph" w:styleId="Quote">
     <w:name w:val="Quote"/>
     <w:basedOn w:val="Normal"/>
     <w:next w:val="Normal"/>
-    <w:link w:val="CitaCar"/>
+    <w:link w:val="QuoteChar"/>
     <w:uiPriority w:val="29"/>
     <w:qFormat/>
     <w:rsid w:val="00BC0815"/>
@@ -3776,10 +5099,10 @@
       <w:color w:val="404040" w:themeColor="text1" w:themeTint="BF"/>
     </w:rPr>
   </w:style>
-  <w:style w:type="character" w:customStyle="1" w:styleId="CitaCar">
-    <w:name w:val="Cita Car"/>
-    <w:basedOn w:val="Fuentedeprrafopredeter"/>
-    <w:link w:val="Cita"/>
+  <w:style w:type="character" w:customStyle="1" w:styleId="QuoteChar">
+    <w:name w:val="Quote Char"/>
+    <w:basedOn w:val="DefaultParagraphFont"/>
+    <w:link w:val="Quote"/>
     <w:uiPriority w:val="29"/>
     <w:rsid w:val="00BC0815"/>
     <w:rPr>
@@ -3788,7 +5111,7 @@
       <w:color w:val="404040" w:themeColor="text1" w:themeTint="BF"/>
     </w:rPr>
   </w:style>
-  <w:style w:type="paragraph" w:styleId="Prrafodelista">
+  <w:style w:type="paragraph" w:styleId="ListParagraph">
     <w:name w:val="List Paragraph"/>
     <w:basedOn w:val="Normal"/>
     <w:uiPriority w:val="34"/>
@@ -3799,9 +5122,9 @@
       <w:contextualSpacing/>
     </w:pPr>
   </w:style>
-  <w:style w:type="character" w:styleId="nfasisintenso">
+  <w:style w:type="character" w:styleId="IntenseEmphasis">
     <w:name w:val="Intense Emphasis"/>
-    <w:basedOn w:val="Fuentedeprrafopredeter"/>
+    <w:basedOn w:val="DefaultParagraphFont"/>
     <w:uiPriority w:val="21"/>
     <w:qFormat/>
     <w:rsid w:val="00BC0815"/>
@@ -3811,11 +5134,11 @@
       <w:color w:val="0F4761" w:themeColor="accent1" w:themeShade="BF"/>
     </w:rPr>
   </w:style>
-  <w:style w:type="paragraph" w:styleId="Citadestacada">
+  <w:style w:type="paragraph" w:styleId="IntenseQuote">
     <w:name w:val="Intense Quote"/>
     <w:basedOn w:val="Normal"/>
     <w:next w:val="Normal"/>
-    <w:link w:val="CitadestacadaCar"/>
+    <w:link w:val="IntenseQuoteChar"/>
     <w:uiPriority w:val="30"/>
     <w:qFormat/>
     <w:rsid w:val="00BC0815"/>
@@ -3834,10 +5157,10 @@
       <w:color w:val="0F4761" w:themeColor="accent1" w:themeShade="BF"/>
     </w:rPr>
   </w:style>
-  <w:style w:type="character" w:customStyle="1" w:styleId="CitadestacadaCar">
-    <w:name w:val="Cita destacada Car"/>
-    <w:basedOn w:val="Fuentedeprrafopredeter"/>
-    <w:link w:val="Citadestacada"/>
+  <w:style w:type="character" w:customStyle="1" w:styleId="IntenseQuoteChar">
+    <w:name w:val="Intense Quote Char"/>
+    <w:basedOn w:val="DefaultParagraphFont"/>
+    <w:link w:val="IntenseQuote"/>
     <w:uiPriority w:val="30"/>
     <w:rsid w:val="00BC0815"/>
     <w:rPr>
@@ -3846,9 +5169,9 @@
       <w:color w:val="0F4761" w:themeColor="accent1" w:themeShade="BF"/>
     </w:rPr>
   </w:style>
-  <w:style w:type="character" w:styleId="Referenciaintensa">
+  <w:style w:type="character" w:styleId="IntenseReference">
     <w:name w:val="Intense Reference"/>
-    <w:basedOn w:val="Fuentedeprrafopredeter"/>
+    <w:basedOn w:val="DefaultParagraphFont"/>
     <w:uiPriority w:val="32"/>
     <w:qFormat/>
     <w:rsid w:val="00BC0815"/>
@@ -3866,9 +5189,9 @@
     <w:uiPriority w:val="1"/>
     <w:rsid w:val="00F01A56"/>
   </w:style>
-  <w:style w:type="paragraph" w:styleId="TtuloTDC">
+  <w:style w:type="paragraph" w:styleId="TOCHeading">
     <w:name w:val="TOC Heading"/>
-    <w:basedOn w:val="Ttulo1"/>
+    <w:basedOn w:val="Heading1"/>
     <w:next w:val="Normal"/>
     <w:uiPriority w:val="39"/>
     <w:unhideWhenUsed/>
@@ -3883,7 +5206,7 @@
       <w:szCs w:val="32"/>
     </w:rPr>
   </w:style>
-  <w:style w:type="paragraph" w:styleId="TDC2">
+  <w:style w:type="paragraph" w:styleId="TOC2">
     <w:name w:val="toc 2"/>
     <w:basedOn w:val="Normal"/>
     <w:next w:val="Normal"/>
@@ -3896,7 +5219,7 @@
       <w:ind w:left="220"/>
     </w:pPr>
   </w:style>
-  <w:style w:type="paragraph" w:styleId="TDC3">
+  <w:style w:type="paragraph" w:styleId="TOC3">
     <w:name w:val="toc 3"/>
     <w:basedOn w:val="Normal"/>
     <w:next w:val="Normal"/>
@@ -3909,9 +5232,9 @@
       <w:ind w:left="440"/>
     </w:pPr>
   </w:style>
-  <w:style w:type="character" w:styleId="Hipervnculo">
+  <w:style w:type="character" w:styleId="Hyperlink">
     <w:name w:val="Hyperlink"/>
-    <w:basedOn w:val="Fuentedeprrafopredeter"/>
+    <w:basedOn w:val="DefaultParagraphFont"/>
     <w:uiPriority w:val="99"/>
     <w:unhideWhenUsed/>
     <w:rsid w:val="00D51796"/>
@@ -3920,7 +5243,7 @@
       <w:u w:val="single"/>
     </w:rPr>
   </w:style>
-  <w:style w:type="paragraph" w:styleId="TDC1">
+  <w:style w:type="paragraph" w:styleId="TOC1">
     <w:name w:val="toc 1"/>
     <w:basedOn w:val="Normal"/>
     <w:next w:val="Normal"/>

--- a/docs/Proyecto final de programacion paralela.docx
+++ b/docs/Proyecto final de programacion paralela.docx
@@ -691,7 +691,7 @@
       <w:sdtContent>
         <w:p>
           <w:pPr>
-            <w:pStyle w:val="TOCHeading"/>
+            <w:pStyle w:val="TtuloTDC"/>
             <w:spacing w:line="360" w:lineRule="auto"/>
             <w:rPr>
               <w:b/>
@@ -710,7 +710,7 @@
         </w:p>
         <w:p>
           <w:pPr>
-            <w:pStyle w:val="TOC1"/>
+            <w:pStyle w:val="TDC2"/>
             <w:tabs>
               <w:tab w:val="right" w:leader="dot" w:pos="10070"/>
             </w:tabs>
@@ -719,6 +719,7 @@
               <w:kern w:val="2"/>
               <w:sz w:val="24"/>
               <w:szCs w:val="24"/>
+              <w:lang w:val="es-ES" w:eastAsia="es-ES"/>
               <w14:ligatures w14:val="standardContextual"/>
             </w:rPr>
           </w:pPr>
@@ -731,17 +732,17 @@
           <w:r>
             <w:fldChar w:fldCharType="separate"/>
           </w:r>
-          <w:hyperlink w:anchor="_Toc236761869" w:history="1">
-            <w:r>
-              <w:rPr>
-                <w:rStyle w:val="Hyperlink"/>
+          <w:hyperlink w:anchor="_Toc236842190" w:history="1">
+            <w:r>
+              <w:rPr>
+                <w:rStyle w:val="Hipervnculo"/>
                 <w:rFonts w:ascii="Arial" w:hAnsi="Arial" w:cs="Arial"/>
                 <w:b/>
                 <w:bCs/>
                 <w:noProof/>
                 <w:lang w:val="es-DO"/>
               </w:rPr>
-              <w:t>1. INTRODUCCIÓN</w:t>
+              <w:t>1.1 Presentación General del Proyecto</w:t>
             </w:r>
             <w:r>
               <w:rPr>
@@ -762,7 +763,7 @@
                 <w:noProof/>
                 <w:webHidden/>
               </w:rPr>
-              <w:instrText xml:space="preserve"> PAGEREF _Toc236761869 \h </w:instrText>
+              <w:instrText xml:space="preserve"> PAGEREF _Toc236842190 \h </w:instrText>
             </w:r>
             <w:r>
               <w:rPr>
@@ -782,7 +783,7 @@
                 <w:noProof/>
                 <w:webHidden/>
               </w:rPr>
-              <w:t>4</w:t>
+              <w:t>3</w:t>
             </w:r>
             <w:r>
               <w:rPr>
@@ -795,7 +796,7 @@
         </w:p>
         <w:p>
           <w:pPr>
-            <w:pStyle w:val="TOC2"/>
+            <w:pStyle w:val="TDC2"/>
             <w:tabs>
               <w:tab w:val="right" w:leader="dot" w:pos="10070"/>
             </w:tabs>
@@ -804,20 +805,21 @@
               <w:kern w:val="2"/>
               <w:sz w:val="24"/>
               <w:szCs w:val="24"/>
+              <w:lang w:val="es-ES" w:eastAsia="es-ES"/>
               <w14:ligatures w14:val="standardContextual"/>
             </w:rPr>
           </w:pPr>
-          <w:hyperlink w:anchor="_Toc236761870" w:history="1">
-            <w:r>
-              <w:rPr>
-                <w:rStyle w:val="Hyperlink"/>
+          <w:hyperlink w:anchor="_Toc236842191" w:history="1">
+            <w:r>
+              <w:rPr>
+                <w:rStyle w:val="Hipervnculo"/>
                 <w:rFonts w:ascii="Arial" w:hAnsi="Arial" w:cs="Arial"/>
                 <w:b/>
                 <w:bCs/>
                 <w:noProof/>
                 <w:lang w:val="es-DO"/>
               </w:rPr>
-              <w:t>1.1 Presentación General del Proyecto</w:t>
+              <w:t>1.2 Justificación del Tema Elegido</w:t>
             </w:r>
             <w:r>
               <w:rPr>
@@ -838,7 +840,7 @@
                 <w:noProof/>
                 <w:webHidden/>
               </w:rPr>
-              <w:instrText xml:space="preserve"> PAGEREF _Toc236761870 \h </w:instrText>
+              <w:instrText xml:space="preserve"> PAGEREF _Toc236842191 \h </w:instrText>
             </w:r>
             <w:r>
               <w:rPr>
@@ -858,7 +860,7 @@
                 <w:noProof/>
                 <w:webHidden/>
               </w:rPr>
-              <w:t>4</w:t>
+              <w:t>3</w:t>
             </w:r>
             <w:r>
               <w:rPr>
@@ -871,7 +873,7 @@
         </w:p>
         <w:p>
           <w:pPr>
-            <w:pStyle w:val="TOC2"/>
+            <w:pStyle w:val="TDC2"/>
             <w:tabs>
               <w:tab w:val="right" w:leader="dot" w:pos="10070"/>
             </w:tabs>
@@ -880,20 +882,21 @@
               <w:kern w:val="2"/>
               <w:sz w:val="24"/>
               <w:szCs w:val="24"/>
+              <w:lang w:val="es-ES" w:eastAsia="es-ES"/>
               <w14:ligatures w14:val="standardContextual"/>
             </w:rPr>
           </w:pPr>
-          <w:hyperlink w:anchor="_Toc236761871" w:history="1">
-            <w:r>
-              <w:rPr>
-                <w:rStyle w:val="Hyperlink"/>
+          <w:hyperlink w:anchor="_Toc236842192" w:history="1">
+            <w:r>
+              <w:rPr>
+                <w:rStyle w:val="Hipervnculo"/>
                 <w:rFonts w:ascii="Arial" w:hAnsi="Arial" w:cs="Arial"/>
                 <w:b/>
                 <w:bCs/>
                 <w:noProof/>
                 <w:lang w:val="es-DO"/>
               </w:rPr>
-              <w:t>1.2 Justificación del Tema Elegido</w:t>
+              <w:t>1.3 Objetivos</w:t>
             </w:r>
             <w:r>
               <w:rPr>
@@ -914,7 +917,7 @@
                 <w:noProof/>
                 <w:webHidden/>
               </w:rPr>
-              <w:instrText xml:space="preserve"> PAGEREF _Toc236761871 \h </w:instrText>
+              <w:instrText xml:space="preserve"> PAGEREF _Toc236842192 \h </w:instrText>
             </w:r>
             <w:r>
               <w:rPr>
@@ -934,7 +937,7 @@
                 <w:noProof/>
                 <w:webHidden/>
               </w:rPr>
-              <w:t>4</w:t>
+              <w:t>3</w:t>
             </w:r>
             <w:r>
               <w:rPr>
@@ -947,7 +950,7 @@
         </w:p>
         <w:p>
           <w:pPr>
-            <w:pStyle w:val="TOC2"/>
+            <w:pStyle w:val="TDC3"/>
             <w:tabs>
               <w:tab w:val="right" w:leader="dot" w:pos="10070"/>
             </w:tabs>
@@ -956,20 +959,21 @@
               <w:kern w:val="2"/>
               <w:sz w:val="24"/>
               <w:szCs w:val="24"/>
+              <w:lang w:val="es-ES" w:eastAsia="es-ES"/>
               <w14:ligatures w14:val="standardContextual"/>
             </w:rPr>
           </w:pPr>
-          <w:hyperlink w:anchor="_Toc236761872" w:history="1">
-            <w:r>
-              <w:rPr>
-                <w:rStyle w:val="Hyperlink"/>
+          <w:hyperlink w:anchor="_Toc236842193" w:history="1">
+            <w:r>
+              <w:rPr>
+                <w:rStyle w:val="Hipervnculo"/>
                 <w:rFonts w:ascii="Arial" w:hAnsi="Arial" w:cs="Arial"/>
                 <w:b/>
                 <w:bCs/>
                 <w:noProof/>
                 <w:lang w:val="es-DO"/>
               </w:rPr>
-              <w:t>1.3 Objetivos</w:t>
+              <w:t>Objetivo General:</w:t>
             </w:r>
             <w:r>
               <w:rPr>
@@ -990,7 +994,7 @@
                 <w:noProof/>
                 <w:webHidden/>
               </w:rPr>
-              <w:instrText xml:space="preserve"> PAGEREF _Toc236761872 \h </w:instrText>
+              <w:instrText xml:space="preserve"> PAGEREF _Toc236842193 \h </w:instrText>
             </w:r>
             <w:r>
               <w:rPr>
@@ -1010,7 +1014,7 @@
                 <w:noProof/>
                 <w:webHidden/>
               </w:rPr>
-              <w:t>4</w:t>
+              <w:t>3</w:t>
             </w:r>
             <w:r>
               <w:rPr>
@@ -1023,7 +1027,7 @@
         </w:p>
         <w:p>
           <w:pPr>
-            <w:pStyle w:val="TOC3"/>
+            <w:pStyle w:val="TDC3"/>
             <w:tabs>
               <w:tab w:val="right" w:leader="dot" w:pos="10070"/>
             </w:tabs>
@@ -1032,20 +1036,20 @@
               <w:kern w:val="2"/>
               <w:sz w:val="24"/>
               <w:szCs w:val="24"/>
+              <w:lang w:val="es-ES" w:eastAsia="es-ES"/>
               <w14:ligatures w14:val="standardContextual"/>
             </w:rPr>
           </w:pPr>
-          <w:hyperlink w:anchor="_Toc236761873" w:history="1">
-            <w:r>
-              <w:rPr>
-                <w:rStyle w:val="Hyperlink"/>
+          <w:hyperlink w:anchor="_Toc236842194" w:history="1">
+            <w:r>
+              <w:rPr>
+                <w:rStyle w:val="Hipervnculo"/>
                 <w:rFonts w:ascii="Arial" w:hAnsi="Arial" w:cs="Arial"/>
                 <w:b/>
                 <w:bCs/>
                 <w:noProof/>
-                <w:lang w:val="es-DO"/>
-              </w:rPr>
-              <w:t>Objetivo General:</w:t>
+              </w:rPr>
+              <w:t>Objetivos Específicos:</w:t>
             </w:r>
             <w:r>
               <w:rPr>
@@ -1066,7 +1070,7 @@
                 <w:noProof/>
                 <w:webHidden/>
               </w:rPr>
-              <w:instrText xml:space="preserve"> PAGEREF _Toc236761873 \h </w:instrText>
+              <w:instrText xml:space="preserve"> PAGEREF _Toc236842194 \h </w:instrText>
             </w:r>
             <w:r>
               <w:rPr>
@@ -1099,7 +1103,7 @@
         </w:p>
         <w:p>
           <w:pPr>
-            <w:pStyle w:val="TOC3"/>
+            <w:pStyle w:val="TDC1"/>
             <w:tabs>
               <w:tab w:val="right" w:leader="dot" w:pos="10070"/>
             </w:tabs>
@@ -1108,19 +1112,21 @@
               <w:kern w:val="2"/>
               <w:sz w:val="24"/>
               <w:szCs w:val="24"/>
+              <w:lang w:val="es-ES" w:eastAsia="es-ES"/>
               <w14:ligatures w14:val="standardContextual"/>
             </w:rPr>
           </w:pPr>
-          <w:hyperlink w:anchor="_Toc236761874" w:history="1">
-            <w:r>
-              <w:rPr>
-                <w:rStyle w:val="Hyperlink"/>
+          <w:hyperlink w:anchor="_Toc236842195" w:history="1">
+            <w:r>
+              <w:rPr>
+                <w:rStyle w:val="Hipervnculo"/>
                 <w:rFonts w:ascii="Arial" w:hAnsi="Arial" w:cs="Arial"/>
                 <w:b/>
                 <w:bCs/>
                 <w:noProof/>
-              </w:rPr>
-              <w:t>Objetivos Específicos:</w:t>
+                <w:lang w:val="es-DO"/>
+              </w:rPr>
+              <w:t>2. Descripción del Problema</w:t>
             </w:r>
             <w:r>
               <w:rPr>
@@ -1141,7 +1147,7 @@
                 <w:noProof/>
                 <w:webHidden/>
               </w:rPr>
-              <w:instrText xml:space="preserve"> PAGEREF _Toc236761874 \h </w:instrText>
+              <w:instrText xml:space="preserve"> PAGEREF _Toc236842195 \h </w:instrText>
             </w:r>
             <w:r>
               <w:rPr>
@@ -1161,7 +1167,7 @@
                 <w:noProof/>
                 <w:webHidden/>
               </w:rPr>
-              <w:t>5</w:t>
+              <w:t>4</w:t>
             </w:r>
             <w:r>
               <w:rPr>
@@ -1174,7 +1180,7 @@
         </w:p>
         <w:p>
           <w:pPr>
-            <w:pStyle w:val="TOC1"/>
+            <w:pStyle w:val="TDC1"/>
             <w:tabs>
               <w:tab w:val="right" w:leader="dot" w:pos="10070"/>
             </w:tabs>
@@ -1183,20 +1189,29 @@
               <w:kern w:val="2"/>
               <w:sz w:val="24"/>
               <w:szCs w:val="24"/>
+              <w:lang w:val="es-ES" w:eastAsia="es-ES"/>
               <w14:ligatures w14:val="standardContextual"/>
             </w:rPr>
           </w:pPr>
-          <w:hyperlink w:anchor="_Toc236761875" w:history="1">
-            <w:r>
-              <w:rPr>
-                <w:rStyle w:val="Hyperlink"/>
+          <w:r>
+            <w:rPr>
+              <w:rStyle w:val="Hipervnculo"/>
+              <w:noProof/>
+              <w:u w:val="none"/>
+            </w:rPr>
+            <w:t xml:space="preserve">     </w:t>
+          </w:r>
+          <w:hyperlink w:anchor="_Toc236842196" w:history="1">
+            <w:r>
+              <w:rPr>
+                <w:rStyle w:val="Hipervnculo"/>
                 <w:rFonts w:ascii="Arial" w:hAnsi="Arial" w:cs="Arial"/>
                 <w:b/>
                 <w:bCs/>
                 <w:noProof/>
                 <w:lang w:val="es-DO"/>
               </w:rPr>
-              <w:t>2. Descripción del Problema</w:t>
+              <w:t>2.1 Contexto del Problema Seleccionado</w:t>
             </w:r>
             <w:r>
               <w:rPr>
@@ -1217,7 +1232,7 @@
                 <w:noProof/>
                 <w:webHidden/>
               </w:rPr>
-              <w:instrText xml:space="preserve"> PAGEREF _Toc236761875 \h </w:instrText>
+              <w:instrText xml:space="preserve"> PAGEREF _Toc236842196 \h </w:instrText>
             </w:r>
             <w:r>
               <w:rPr>
@@ -1237,7 +1252,7 @@
                 <w:noProof/>
                 <w:webHidden/>
               </w:rPr>
-              <w:t>5</w:t>
+              <w:t>4</w:t>
             </w:r>
             <w:r>
               <w:rPr>
@@ -1250,7 +1265,7 @@
         </w:p>
         <w:p>
           <w:pPr>
-            <w:pStyle w:val="TOC1"/>
+            <w:pStyle w:val="TDC1"/>
             <w:tabs>
               <w:tab w:val="right" w:leader="dot" w:pos="10070"/>
             </w:tabs>
@@ -1259,20 +1274,29 @@
               <w:kern w:val="2"/>
               <w:sz w:val="24"/>
               <w:szCs w:val="24"/>
+              <w:lang w:val="es-ES" w:eastAsia="es-ES"/>
               <w14:ligatures w14:val="standardContextual"/>
             </w:rPr>
           </w:pPr>
-          <w:hyperlink w:anchor="_Toc236761876" w:history="1">
-            <w:r>
-              <w:rPr>
-                <w:rStyle w:val="Hyperlink"/>
+          <w:r>
+            <w:rPr>
+              <w:rStyle w:val="Hipervnculo"/>
+              <w:noProof/>
+              <w:u w:val="none"/>
+            </w:rPr>
+            <w:t xml:space="preserve">     </w:t>
+          </w:r>
+          <w:hyperlink w:anchor="_Toc236842197" w:history="1">
+            <w:r>
+              <w:rPr>
+                <w:rStyle w:val="Hipervnculo"/>
                 <w:rFonts w:ascii="Arial" w:hAnsi="Arial" w:cs="Arial"/>
                 <w:b/>
                 <w:bCs/>
                 <w:noProof/>
                 <w:lang w:val="es-DO"/>
               </w:rPr>
-              <w:t>2.1 Contexto del Problema Seleccionado</w:t>
+              <w:t>2.2 Aplicación del Problema en un Escenario Real</w:t>
             </w:r>
             <w:r>
               <w:rPr>
@@ -1293,7 +1317,7 @@
                 <w:noProof/>
                 <w:webHidden/>
               </w:rPr>
-              <w:instrText xml:space="preserve"> PAGEREF _Toc236761876 \h </w:instrText>
+              <w:instrText xml:space="preserve"> PAGEREF _Toc236842197 \h </w:instrText>
             </w:r>
             <w:r>
               <w:rPr>
@@ -1326,7 +1350,7 @@
         </w:p>
         <w:p>
           <w:pPr>
-            <w:pStyle w:val="TOC1"/>
+            <w:pStyle w:val="TDC1"/>
             <w:tabs>
               <w:tab w:val="right" w:leader="dot" w:pos="10070"/>
             </w:tabs>
@@ -1335,20 +1359,29 @@
               <w:kern w:val="2"/>
               <w:sz w:val="24"/>
               <w:szCs w:val="24"/>
+              <w:lang w:val="es-ES" w:eastAsia="es-ES"/>
               <w14:ligatures w14:val="standardContextual"/>
             </w:rPr>
           </w:pPr>
-          <w:hyperlink w:anchor="_Toc236761877" w:history="1">
-            <w:r>
-              <w:rPr>
-                <w:rStyle w:val="Hyperlink"/>
+          <w:r>
+            <w:rPr>
+              <w:rStyle w:val="Hipervnculo"/>
+              <w:noProof/>
+              <w:u w:val="none"/>
+            </w:rPr>
+            <w:t xml:space="preserve">     </w:t>
+          </w:r>
+          <w:hyperlink w:anchor="_Toc236842198" w:history="1">
+            <w:r>
+              <w:rPr>
+                <w:rStyle w:val="Hipervnculo"/>
                 <w:rFonts w:ascii="Arial" w:hAnsi="Arial" w:cs="Arial"/>
                 <w:b/>
                 <w:bCs/>
                 <w:noProof/>
                 <w:lang w:val="es-DO"/>
               </w:rPr>
-              <w:t>2.2 Aplicación del Problema en un Escenario Real</w:t>
+              <w:t>2.3 Importancia del Paralelismo en la Solución</w:t>
             </w:r>
             <w:r>
               <w:rPr>
@@ -1369,7 +1402,7 @@
                 <w:noProof/>
                 <w:webHidden/>
               </w:rPr>
-              <w:instrText xml:space="preserve"> PAGEREF _Toc236761877 \h </w:instrText>
+              <w:instrText xml:space="preserve"> PAGEREF _Toc236842198 \h </w:instrText>
             </w:r>
             <w:r>
               <w:rPr>
@@ -1402,7 +1435,7 @@
         </w:p>
         <w:p>
           <w:pPr>
-            <w:pStyle w:val="TOC1"/>
+            <w:pStyle w:val="TDC1"/>
             <w:tabs>
               <w:tab w:val="right" w:leader="dot" w:pos="10070"/>
             </w:tabs>
@@ -1411,20 +1444,21 @@
               <w:kern w:val="2"/>
               <w:sz w:val="24"/>
               <w:szCs w:val="24"/>
+              <w:lang w:val="es-ES" w:eastAsia="es-ES"/>
               <w14:ligatures w14:val="standardContextual"/>
             </w:rPr>
           </w:pPr>
-          <w:hyperlink w:anchor="_Toc236761878" w:history="1">
-            <w:r>
-              <w:rPr>
-                <w:rStyle w:val="Hyperlink"/>
+          <w:hyperlink w:anchor="_Toc236842199" w:history="1">
+            <w:r>
+              <w:rPr>
+                <w:rStyle w:val="Hipervnculo"/>
                 <w:rFonts w:ascii="Arial" w:hAnsi="Arial" w:cs="Arial"/>
                 <w:b/>
                 <w:bCs/>
                 <w:noProof/>
                 <w:lang w:val="es-DO"/>
               </w:rPr>
-              <w:t>2.3 Importancia del Paralelismo en la Solución</w:t>
+              <w:t>3. CUMPLIMIENTO DE LOS REQUISITOS DEL PROYECTO</w:t>
             </w:r>
             <w:r>
               <w:rPr>
@@ -1445,7 +1479,7 @@
                 <w:noProof/>
                 <w:webHidden/>
               </w:rPr>
-              <w:instrText xml:space="preserve"> PAGEREF _Toc236761878 \h </w:instrText>
+              <w:instrText xml:space="preserve"> PAGEREF _Toc236842199 \h </w:instrText>
             </w:r>
             <w:r>
               <w:rPr>
@@ -1465,7 +1499,7 @@
                 <w:noProof/>
                 <w:webHidden/>
               </w:rPr>
-              <w:t>6</w:t>
+              <w:t>5</w:t>
             </w:r>
             <w:r>
               <w:rPr>
@@ -1478,7 +1512,7 @@
         </w:p>
         <w:p>
           <w:pPr>
-            <w:pStyle w:val="TOC1"/>
+            <w:pStyle w:val="TDC2"/>
             <w:tabs>
               <w:tab w:val="right" w:leader="dot" w:pos="10070"/>
             </w:tabs>
@@ -1487,20 +1521,20 @@
               <w:kern w:val="2"/>
               <w:sz w:val="24"/>
               <w:szCs w:val="24"/>
+              <w:lang w:val="es-ES" w:eastAsia="es-ES"/>
               <w14:ligatures w14:val="standardContextual"/>
             </w:rPr>
           </w:pPr>
-          <w:hyperlink w:anchor="_Toc236761879" w:history="1">
-            <w:r>
-              <w:rPr>
-                <w:rStyle w:val="Hyperlink"/>
+          <w:hyperlink w:anchor="_Toc236842200" w:history="1">
+            <w:r>
+              <w:rPr>
+                <w:rStyle w:val="Hipervnculo"/>
                 <w:rFonts w:ascii="Arial" w:hAnsi="Arial" w:cs="Arial"/>
                 <w:b/>
                 <w:bCs/>
                 <w:noProof/>
-                <w:lang w:val="es-DO"/>
-              </w:rPr>
-              <w:t>3. CUMPLIMIENTO DE LOS REQUISITOS DEL PROYECTO</w:t>
+              </w:rPr>
+              <w:t>3.1 Ejecución Simultánea de Múltiples Tareas</w:t>
             </w:r>
             <w:r>
               <w:rPr>
@@ -1521,7 +1555,7 @@
                 <w:noProof/>
                 <w:webHidden/>
               </w:rPr>
-              <w:instrText xml:space="preserve"> PAGEREF _Toc236761879 \h </w:instrText>
+              <w:instrText xml:space="preserve"> PAGEREF _Toc236842200 \h </w:instrText>
             </w:r>
             <w:r>
               <w:rPr>
@@ -1541,7 +1575,7 @@
                 <w:noProof/>
                 <w:webHidden/>
               </w:rPr>
-              <w:t>6</w:t>
+              <w:t>5</w:t>
             </w:r>
             <w:r>
               <w:rPr>
@@ -1554,7 +1588,7 @@
         </w:p>
         <w:p>
           <w:pPr>
-            <w:pStyle w:val="TOC2"/>
+            <w:pStyle w:val="TDC2"/>
             <w:tabs>
               <w:tab w:val="right" w:leader="dot" w:pos="10070"/>
             </w:tabs>
@@ -1563,19 +1597,21 @@
               <w:kern w:val="2"/>
               <w:sz w:val="24"/>
               <w:szCs w:val="24"/>
+              <w:lang w:val="es-ES" w:eastAsia="es-ES"/>
               <w14:ligatures w14:val="standardContextual"/>
             </w:rPr>
           </w:pPr>
-          <w:hyperlink w:anchor="_Toc236761880" w:history="1">
-            <w:r>
-              <w:rPr>
-                <w:rStyle w:val="Hyperlink"/>
+          <w:hyperlink w:anchor="_Toc236842201" w:history="1">
+            <w:r>
+              <w:rPr>
+                <w:rStyle w:val="Hipervnculo"/>
                 <w:rFonts w:ascii="Arial" w:hAnsi="Arial" w:cs="Arial"/>
                 <w:b/>
                 <w:bCs/>
                 <w:noProof/>
-              </w:rPr>
-              <w:t>3.1 Ejecución Simultánea de Múltiples Tareas</w:t>
+                <w:lang w:val="es-DO"/>
+              </w:rPr>
+              <w:t>3.2 Necesidad de Compartir Datos entre Tareas</w:t>
             </w:r>
             <w:r>
               <w:rPr>
@@ -1596,7 +1632,7 @@
                 <w:noProof/>
                 <w:webHidden/>
               </w:rPr>
-              <w:instrText xml:space="preserve"> PAGEREF _Toc236761880 \h </w:instrText>
+              <w:instrText xml:space="preserve"> PAGEREF _Toc236842201 \h </w:instrText>
             </w:r>
             <w:r>
               <w:rPr>
@@ -1616,7 +1652,7 @@
                 <w:noProof/>
                 <w:webHidden/>
               </w:rPr>
-              <w:t>6</w:t>
+              <w:t>5</w:t>
             </w:r>
             <w:r>
               <w:rPr>
@@ -1629,7 +1665,7 @@
         </w:p>
         <w:p>
           <w:pPr>
-            <w:pStyle w:val="TOC2"/>
+            <w:pStyle w:val="TDC2"/>
             <w:tabs>
               <w:tab w:val="right" w:leader="dot" w:pos="10070"/>
             </w:tabs>
@@ -1638,20 +1674,21 @@
               <w:kern w:val="2"/>
               <w:sz w:val="24"/>
               <w:szCs w:val="24"/>
+              <w:lang w:val="es-ES" w:eastAsia="es-ES"/>
               <w14:ligatures w14:val="standardContextual"/>
             </w:rPr>
           </w:pPr>
-          <w:hyperlink w:anchor="_Toc236761881" w:history="1">
-            <w:r>
-              <w:rPr>
-                <w:rStyle w:val="Hyperlink"/>
+          <w:hyperlink w:anchor="_Toc236842202" w:history="1">
+            <w:r>
+              <w:rPr>
+                <w:rStyle w:val="Hipervnculo"/>
                 <w:rFonts w:ascii="Arial" w:hAnsi="Arial" w:cs="Arial"/>
                 <w:b/>
                 <w:bCs/>
                 <w:noProof/>
                 <w:lang w:val="es-DO"/>
               </w:rPr>
-              <w:t>3.2 Necesidad de Compartir Datos entre Tareas</w:t>
+              <w:t>3.3 Exploración de Diferentes Estrategias de Paralelización</w:t>
             </w:r>
             <w:r>
               <w:rPr>
@@ -1672,7 +1709,7 @@
                 <w:noProof/>
                 <w:webHidden/>
               </w:rPr>
-              <w:instrText xml:space="preserve"> PAGEREF _Toc236761881 \h </w:instrText>
+              <w:instrText xml:space="preserve"> PAGEREF _Toc236842202 \h </w:instrText>
             </w:r>
             <w:r>
               <w:rPr>
@@ -1705,7 +1742,7 @@
         </w:p>
         <w:p>
           <w:pPr>
-            <w:pStyle w:val="TOC2"/>
+            <w:pStyle w:val="TDC2"/>
             <w:tabs>
               <w:tab w:val="right" w:leader="dot" w:pos="10070"/>
             </w:tabs>
@@ -1714,20 +1751,21 @@
               <w:kern w:val="2"/>
               <w:sz w:val="24"/>
               <w:szCs w:val="24"/>
+              <w:lang w:val="es-ES" w:eastAsia="es-ES"/>
               <w14:ligatures w14:val="standardContextual"/>
             </w:rPr>
           </w:pPr>
-          <w:hyperlink w:anchor="_Toc236761882" w:history="1">
-            <w:r>
-              <w:rPr>
-                <w:rStyle w:val="Hyperlink"/>
+          <w:hyperlink w:anchor="_Toc236842203" w:history="1">
+            <w:r>
+              <w:rPr>
+                <w:rStyle w:val="Hipervnculo"/>
                 <w:rFonts w:ascii="Arial" w:hAnsi="Arial" w:cs="Arial"/>
                 <w:b/>
                 <w:bCs/>
                 <w:noProof/>
                 <w:lang w:val="es-DO"/>
               </w:rPr>
-              <w:t>3.3 Exploración de Diferentes Estrategias de Paralelización</w:t>
+              <w:t>3.4 Escalabilidad con Más Recursos</w:t>
             </w:r>
             <w:r>
               <w:rPr>
@@ -1748,7 +1786,7 @@
                 <w:noProof/>
                 <w:webHidden/>
               </w:rPr>
-              <w:instrText xml:space="preserve"> PAGEREF _Toc236761882 \h </w:instrText>
+              <w:instrText xml:space="preserve"> PAGEREF _Toc236842203 \h </w:instrText>
             </w:r>
             <w:r>
               <w:rPr>
@@ -1768,7 +1806,7 @@
                 <w:noProof/>
                 <w:webHidden/>
               </w:rPr>
-              <w:t>7</w:t>
+              <w:t>6</w:t>
             </w:r>
             <w:r>
               <w:rPr>
@@ -1781,7 +1819,7 @@
         </w:p>
         <w:p>
           <w:pPr>
-            <w:pStyle w:val="TOC2"/>
+            <w:pStyle w:val="TDC2"/>
             <w:tabs>
               <w:tab w:val="right" w:leader="dot" w:pos="10070"/>
             </w:tabs>
@@ -1790,20 +1828,20 @@
               <w:kern w:val="2"/>
               <w:sz w:val="24"/>
               <w:szCs w:val="24"/>
+              <w:lang w:val="es-ES" w:eastAsia="es-ES"/>
               <w14:ligatures w14:val="standardContextual"/>
             </w:rPr>
           </w:pPr>
-          <w:hyperlink w:anchor="_Toc236761883" w:history="1">
-            <w:r>
-              <w:rPr>
-                <w:rStyle w:val="Hyperlink"/>
+          <w:hyperlink w:anchor="_Toc236842204" w:history="1">
+            <w:r>
+              <w:rPr>
+                <w:rStyle w:val="Hipervnculo"/>
                 <w:rFonts w:ascii="Arial" w:hAnsi="Arial" w:cs="Arial"/>
                 <w:b/>
                 <w:bCs/>
                 <w:noProof/>
-                <w:lang w:val="es-DO"/>
-              </w:rPr>
-              <w:t>3.4 Escalabilidad con Más Recursos</w:t>
+              </w:rPr>
+              <w:t>3.5 Métricas de Evaluación del Rendimiento</w:t>
             </w:r>
             <w:r>
               <w:rPr>
@@ -1824,7 +1862,7 @@
                 <w:noProof/>
                 <w:webHidden/>
               </w:rPr>
-              <w:instrText xml:space="preserve"> PAGEREF _Toc236761883 \h </w:instrText>
+              <w:instrText xml:space="preserve"> PAGEREF _Toc236842204 \h </w:instrText>
             </w:r>
             <w:r>
               <w:rPr>
@@ -1844,7 +1882,7 @@
                 <w:noProof/>
                 <w:webHidden/>
               </w:rPr>
-              <w:t>7</w:t>
+              <w:t>6</w:t>
             </w:r>
             <w:r>
               <w:rPr>
@@ -1857,7 +1895,7 @@
         </w:p>
         <w:p>
           <w:pPr>
-            <w:pStyle w:val="TOC2"/>
+            <w:pStyle w:val="TDC2"/>
             <w:tabs>
               <w:tab w:val="right" w:leader="dot" w:pos="10070"/>
             </w:tabs>
@@ -1866,19 +1904,21 @@
               <w:kern w:val="2"/>
               <w:sz w:val="24"/>
               <w:szCs w:val="24"/>
+              <w:lang w:val="es-ES" w:eastAsia="es-ES"/>
               <w14:ligatures w14:val="standardContextual"/>
             </w:rPr>
           </w:pPr>
-          <w:hyperlink w:anchor="_Toc236761884" w:history="1">
-            <w:r>
-              <w:rPr>
-                <w:rStyle w:val="Hyperlink"/>
+          <w:hyperlink w:anchor="_Toc236842205" w:history="1">
+            <w:r>
+              <w:rPr>
+                <w:rStyle w:val="Hipervnculo"/>
                 <w:rFonts w:ascii="Arial" w:hAnsi="Arial" w:cs="Arial"/>
                 <w:b/>
                 <w:bCs/>
                 <w:noProof/>
-              </w:rPr>
-              <w:t>3.5 Métricas de Evaluación del Rendimiento</w:t>
+                <w:lang w:val="es-DO"/>
+              </w:rPr>
+              <w:t>3.6 Aplicación a un Problema del Mundo Real</w:t>
             </w:r>
             <w:r>
               <w:rPr>
@@ -1899,7 +1939,7 @@
                 <w:noProof/>
                 <w:webHidden/>
               </w:rPr>
-              <w:instrText xml:space="preserve"> PAGEREF _Toc236761884 \h </w:instrText>
+              <w:instrText xml:space="preserve"> PAGEREF _Toc236842205 \h </w:instrText>
             </w:r>
             <w:r>
               <w:rPr>
@@ -1919,7 +1959,7 @@
                 <w:noProof/>
                 <w:webHidden/>
               </w:rPr>
-              <w:t>7</w:t>
+              <w:t>6</w:t>
             </w:r>
             <w:r>
               <w:rPr>
@@ -1932,7 +1972,7 @@
         </w:p>
         <w:p>
           <w:pPr>
-            <w:pStyle w:val="TOC2"/>
+            <w:pStyle w:val="TDC1"/>
             <w:tabs>
               <w:tab w:val="right" w:leader="dot" w:pos="10070"/>
             </w:tabs>
@@ -1941,20 +1981,21 @@
               <w:kern w:val="2"/>
               <w:sz w:val="24"/>
               <w:szCs w:val="24"/>
+              <w:lang w:val="es-ES" w:eastAsia="es-ES"/>
               <w14:ligatures w14:val="standardContextual"/>
             </w:rPr>
           </w:pPr>
-          <w:hyperlink w:anchor="_Toc236761885" w:history="1">
-            <w:r>
-              <w:rPr>
-                <w:rStyle w:val="Hyperlink"/>
+          <w:hyperlink w:anchor="_Toc236842206" w:history="1">
+            <w:r>
+              <w:rPr>
+                <w:rStyle w:val="Hipervnculo"/>
                 <w:rFonts w:ascii="Arial" w:hAnsi="Arial" w:cs="Arial"/>
                 <w:b/>
                 <w:bCs/>
                 <w:noProof/>
                 <w:lang w:val="es-DO"/>
               </w:rPr>
-              <w:t>3.6 Aplicación a un Problema del Mundo Real</w:t>
+              <w:t>4. DISEÑO DE LA SOLUCIÓN</w:t>
             </w:r>
             <w:r>
               <w:rPr>
@@ -1975,7 +2016,7 @@
                 <w:noProof/>
                 <w:webHidden/>
               </w:rPr>
-              <w:instrText xml:space="preserve"> PAGEREF _Toc236761885 \h </w:instrText>
+              <w:instrText xml:space="preserve"> PAGEREF _Toc236842206 \h </w:instrText>
             </w:r>
             <w:r>
               <w:rPr>
@@ -2008,7 +2049,92 @@
         </w:p>
         <w:p>
           <w:pPr>
-            <w:pStyle w:val="TOCHeading"/>
+            <w:pStyle w:val="TDC1"/>
+            <w:tabs>
+              <w:tab w:val="right" w:leader="dot" w:pos="10070"/>
+            </w:tabs>
+            <w:rPr>
+              <w:noProof/>
+              <w:kern w:val="2"/>
+              <w:sz w:val="24"/>
+              <w:szCs w:val="24"/>
+              <w:lang w:val="es-ES" w:eastAsia="es-ES"/>
+              <w14:ligatures w14:val="standardContextual"/>
+            </w:rPr>
+          </w:pPr>
+          <w:r>
+            <w:rPr>
+              <w:rStyle w:val="Hipervnculo"/>
+              <w:noProof/>
+              <w:u w:val="none"/>
+            </w:rPr>
+            <w:t xml:space="preserve">     </w:t>
+          </w:r>
+          <w:hyperlink w:anchor="_Toc236842207" w:history="1">
+            <w:r>
+              <w:rPr>
+                <w:rStyle w:val="Hipervnculo"/>
+                <w:rFonts w:ascii="Arial" w:hAnsi="Arial" w:cs="Arial"/>
+                <w:b/>
+                <w:bCs/>
+                <w:noProof/>
+                <w:lang w:val="es-DO"/>
+              </w:rPr>
+              <w:t>4.1 Arquitectura General del Sistema</w:t>
+            </w:r>
+            <w:r>
+              <w:rPr>
+                <w:noProof/>
+                <w:webHidden/>
+              </w:rPr>
+              <w:tab/>
+            </w:r>
+            <w:r>
+              <w:rPr>
+                <w:noProof/>
+                <w:webHidden/>
+              </w:rPr>
+              <w:fldChar w:fldCharType="begin"/>
+            </w:r>
+            <w:r>
+              <w:rPr>
+                <w:noProof/>
+                <w:webHidden/>
+              </w:rPr>
+              <w:instrText xml:space="preserve"> PAGEREF _Toc236842207 \h </w:instrText>
+            </w:r>
+            <w:r>
+              <w:rPr>
+                <w:noProof/>
+                <w:webHidden/>
+              </w:rPr>
+            </w:r>
+            <w:r>
+              <w:rPr>
+                <w:noProof/>
+                <w:webHidden/>
+              </w:rPr>
+              <w:fldChar w:fldCharType="separate"/>
+            </w:r>
+            <w:r>
+              <w:rPr>
+                <w:noProof/>
+                <w:webHidden/>
+              </w:rPr>
+              <w:t>7</w:t>
+            </w:r>
+            <w:r>
+              <w:rPr>
+                <w:noProof/>
+                <w:webHidden/>
+              </w:rPr>
+              <w:fldChar w:fldCharType="end"/>
+            </w:r>
+          </w:hyperlink>
+        </w:p>
+        <w:p>
+          <w:pPr>
+            <w:pStyle w:val="TtuloTDC"/>
             <w:spacing w:line="360" w:lineRule="auto"/>
             <w:rPr>
               <w:color w:val="auto"/>
@@ -2042,18 +2168,18 @@
         <w:tabs>
           <w:tab w:val="left" w:pos="1130"/>
         </w:tabs>
-      </w:pPr>
-      <w:r>
-        <w:lastRenderedPageBreak/>
+        <w:jc w:val="both"/>
+      </w:pPr>
+      <w:r>
         <w:tab/>
       </w:r>
-      <w:bookmarkStart w:id="0" w:name="_Toc236761869"/>
     </w:p>
     <w:p>
       <w:pPr>
         <w:tabs>
           <w:tab w:val="left" w:pos="1130"/>
         </w:tabs>
+        <w:jc w:val="both"/>
       </w:pPr>
       <w:r>
         <w:rPr>
@@ -2066,7 +2192,6 @@
         </w:rPr>
         <w:t>1. INTRODUCCIÓN</w:t>
       </w:r>
-      <w:bookmarkEnd w:id="0"/>
     </w:p>
     <w:p>
       <w:pPr>
@@ -2082,7 +2207,7 @@
     </w:p>
     <w:p>
       <w:pPr>
-        <w:pStyle w:val="Heading2"/>
+        <w:pStyle w:val="Ttulo2"/>
         <w:spacing w:line="360" w:lineRule="auto"/>
         <w:jc w:val="both"/>
         <w:rPr>
@@ -2095,7 +2220,7 @@
           <w:lang w:val="es-DO"/>
         </w:rPr>
       </w:pPr>
-      <w:bookmarkStart w:id="1" w:name="_Toc236761870"/>
+      <w:bookmarkStart w:id="0" w:name="_Toc236842190"/>
       <w:r>
         <w:rPr>
           <w:rFonts w:ascii="Arial" w:hAnsi="Arial" w:cs="Arial"/>
@@ -2108,7 +2233,7 @@
         </w:rPr>
         <w:t>1.1 Presentación General del Proyecto</w:t>
       </w:r>
-      <w:bookmarkEnd w:id="1"/>
+      <w:bookmarkEnd w:id="0"/>
     </w:p>
     <w:p>
       <w:pPr>
@@ -2161,7 +2286,7 @@
     </w:p>
     <w:p>
       <w:pPr>
-        <w:pStyle w:val="Heading2"/>
+        <w:pStyle w:val="Ttulo2"/>
         <w:spacing w:line="360" w:lineRule="auto"/>
         <w:jc w:val="both"/>
         <w:rPr>
@@ -2174,7 +2299,7 @@
           <w:lang w:val="es-DO"/>
         </w:rPr>
       </w:pPr>
-      <w:bookmarkStart w:id="2" w:name="_Toc236761871"/>
+      <w:bookmarkStart w:id="1" w:name="_Toc236842191"/>
       <w:r>
         <w:rPr>
           <w:rFonts w:ascii="Arial" w:hAnsi="Arial" w:cs="Arial"/>
@@ -2187,7 +2312,7 @@
         </w:rPr>
         <w:t>1.2 Justificación del Tema Elegido</w:t>
       </w:r>
-      <w:bookmarkEnd w:id="2"/>
+      <w:bookmarkEnd w:id="1"/>
     </w:p>
     <w:p>
       <w:pPr>
@@ -2240,7 +2365,7 @@
     </w:p>
     <w:p>
       <w:pPr>
-        <w:pStyle w:val="Heading2"/>
+        <w:pStyle w:val="Ttulo2"/>
         <w:spacing w:line="360" w:lineRule="auto"/>
         <w:jc w:val="both"/>
         <w:rPr>
@@ -2253,7 +2378,7 @@
           <w:lang w:val="es-DO"/>
         </w:rPr>
       </w:pPr>
-      <w:bookmarkStart w:id="3" w:name="_Toc236761872"/>
+      <w:bookmarkStart w:id="2" w:name="_Toc236842192"/>
       <w:r>
         <w:rPr>
           <w:rFonts w:ascii="Arial" w:hAnsi="Arial" w:cs="Arial"/>
@@ -2266,7 +2391,7 @@
         </w:rPr>
         <w:t>1.3 Objetivos</w:t>
       </w:r>
-      <w:bookmarkEnd w:id="3"/>
+      <w:bookmarkEnd w:id="2"/>
     </w:p>
     <w:p>
       <w:pPr>
@@ -2283,7 +2408,7 @@
     </w:p>
     <w:p>
       <w:pPr>
-        <w:pStyle w:val="Heading3"/>
+        <w:pStyle w:val="Ttulo3"/>
         <w:spacing w:line="360" w:lineRule="auto"/>
         <w:jc w:val="both"/>
         <w:rPr>
@@ -2296,7 +2421,7 @@
           <w:lang w:val="es-DO"/>
         </w:rPr>
       </w:pPr>
-      <w:bookmarkStart w:id="4" w:name="_Toc236761873"/>
+      <w:bookmarkStart w:id="3" w:name="_Toc236842193"/>
       <w:r>
         <w:rPr>
           <w:rFonts w:ascii="Arial" w:hAnsi="Arial" w:cs="Arial"/>
@@ -2309,7 +2434,7 @@
         </w:rPr>
         <w:t>Objetivo General:</w:t>
       </w:r>
-      <w:bookmarkEnd w:id="4"/>
+      <w:bookmarkEnd w:id="3"/>
     </w:p>
     <w:p>
       <w:pPr>
@@ -2398,7 +2523,7 @@
     </w:p>
     <w:p>
       <w:pPr>
-        <w:pStyle w:val="Heading3"/>
+        <w:pStyle w:val="Ttulo3"/>
         <w:spacing w:line="360" w:lineRule="auto"/>
         <w:jc w:val="both"/>
         <w:rPr>
@@ -2410,7 +2535,7 @@
           <w:szCs w:val="24"/>
         </w:rPr>
       </w:pPr>
-      <w:bookmarkStart w:id="5" w:name="_Toc236761874"/>
+      <w:bookmarkStart w:id="4" w:name="_Toc236842194"/>
       <w:r>
         <w:rPr>
           <w:rFonts w:ascii="Arial" w:hAnsi="Arial" w:cs="Arial"/>
@@ -2422,7 +2547,7 @@
         </w:rPr>
         <w:t>Objetivos Específicos:</w:t>
       </w:r>
-      <w:bookmarkEnd w:id="5"/>
+      <w:bookmarkEnd w:id="4"/>
     </w:p>
     <w:p>
       <w:pPr>
@@ -2615,7 +2740,8 @@
     </w:p>
     <w:p>
       <w:pPr>
-        <w:pStyle w:val="Heading1"/>
+        <w:pStyle w:val="Ttulo1"/>
+        <w:jc w:val="both"/>
         <w:rPr>
           <w:rFonts w:ascii="Arial" w:hAnsi="Arial" w:cs="Arial"/>
           <w:b/>
@@ -2626,7 +2752,7 @@
           <w:lang w:val="es-DO"/>
         </w:rPr>
       </w:pPr>
-      <w:bookmarkStart w:id="6" w:name="_Toc236761875"/>
+      <w:bookmarkStart w:id="5" w:name="_Toc236842195"/>
       <w:r>
         <w:rPr>
           <w:rFonts w:ascii="Arial" w:hAnsi="Arial" w:cs="Arial"/>
@@ -2639,11 +2765,12 @@
         </w:rPr>
         <w:t>2. Descripción del Problema</w:t>
       </w:r>
-      <w:bookmarkEnd w:id="6"/>
-    </w:p>
-    <w:p>
-      <w:pPr>
-        <w:pStyle w:val="Heading1"/>
+      <w:bookmarkEnd w:id="5"/>
+    </w:p>
+    <w:p>
+      <w:pPr>
+        <w:pStyle w:val="Ttulo1"/>
+        <w:jc w:val="both"/>
         <w:rPr>
           <w:rFonts w:ascii="Arial" w:hAnsi="Arial" w:cs="Arial"/>
           <w:b/>
@@ -2654,7 +2781,7 @@
           <w:lang w:val="es-DO"/>
         </w:rPr>
       </w:pPr>
-      <w:bookmarkStart w:id="7" w:name="_Toc236761876"/>
+      <w:bookmarkStart w:id="6" w:name="_Toc236842196"/>
       <w:r>
         <w:rPr>
           <w:rFonts w:ascii="Arial" w:hAnsi="Arial" w:cs="Arial"/>
@@ -2679,7 +2806,7 @@
         </w:rPr>
         <w:t>Contexto del Problema Seleccionado</w:t>
       </w:r>
-      <w:bookmarkEnd w:id="7"/>
+      <w:bookmarkEnd w:id="6"/>
     </w:p>
     <w:p>
       <w:pPr>
@@ -2848,6 +2975,7 @@
     </w:p>
     <w:p>
       <w:pPr>
+        <w:jc w:val="both"/>
         <w:rPr>
           <w:rFonts w:ascii="Arial" w:hAnsi="Arial" w:cs="Arial"/>
           <w:b/>
@@ -2860,7 +2988,8 @@
     </w:p>
     <w:p>
       <w:pPr>
-        <w:pStyle w:val="Heading1"/>
+        <w:pStyle w:val="Ttulo1"/>
+        <w:jc w:val="both"/>
         <w:rPr>
           <w:rFonts w:ascii="Arial" w:hAnsi="Arial" w:cs="Arial"/>
           <w:b/>
@@ -2871,7 +3000,7 @@
           <w:lang w:val="es-DO"/>
         </w:rPr>
       </w:pPr>
-      <w:bookmarkStart w:id="8" w:name="_Toc236761877"/>
+      <w:bookmarkStart w:id="7" w:name="_Toc236842197"/>
       <w:r>
         <w:rPr>
           <w:rFonts w:ascii="Arial" w:hAnsi="Arial" w:cs="Arial"/>
@@ -2885,7 +3014,7 @@
         <w:lastRenderedPageBreak/>
         <w:t>2.2 Aplicación del Problema en un Escenario Real</w:t>
       </w:r>
-      <w:bookmarkEnd w:id="8"/>
+      <w:bookmarkEnd w:id="7"/>
     </w:p>
     <w:p>
       <w:pPr>
@@ -2929,17 +3058,18 @@
     </w:p>
     <w:p>
       <w:pPr>
-        <w:rPr>
-          <w:rFonts w:ascii="Arial" w:hAnsi="Arial" w:cs="Arial"/>
-          <w:sz w:val="24"/>
-          <w:szCs w:val="24"/>
-          <w:lang w:val="es-DO"/>
-        </w:rPr>
-      </w:pPr>
-    </w:p>
-    <w:p>
-      <w:pPr>
-        <w:pStyle w:val="Heading1"/>
+        <w:jc w:val="both"/>
+        <w:rPr>
+          <w:rFonts w:ascii="Arial" w:hAnsi="Arial" w:cs="Arial"/>
+          <w:sz w:val="24"/>
+          <w:szCs w:val="24"/>
+          <w:lang w:val="es-DO"/>
+        </w:rPr>
+      </w:pPr>
+    </w:p>
+    <w:p>
+      <w:pPr>
+        <w:pStyle w:val="Ttulo1"/>
         <w:jc w:val="both"/>
         <w:rPr>
           <w:rFonts w:ascii="Arial" w:hAnsi="Arial" w:cs="Arial"/>
@@ -2951,7 +3081,7 @@
           <w:lang w:val="es-DO"/>
         </w:rPr>
       </w:pPr>
-      <w:bookmarkStart w:id="9" w:name="_Toc236761878"/>
+      <w:bookmarkStart w:id="8" w:name="_Toc236842198"/>
       <w:r>
         <w:rPr>
           <w:rFonts w:ascii="Arial" w:hAnsi="Arial" w:cs="Arial"/>
@@ -2964,7 +3094,7 @@
         </w:rPr>
         <w:t>2.3 Importancia del Paralelismo en la Solución</w:t>
       </w:r>
-      <w:bookmarkEnd w:id="9"/>
+      <w:bookmarkEnd w:id="8"/>
     </w:p>
     <w:p>
       <w:pPr>
@@ -3028,6 +3158,7 @@
     </w:p>
     <w:p>
       <w:pPr>
+        <w:jc w:val="both"/>
         <w:rPr>
           <w:rFonts w:ascii="Arial" w:hAnsi="Arial" w:cs="Arial"/>
           <w:b/>
@@ -3040,7 +3171,8 @@
     </w:p>
     <w:p>
       <w:pPr>
-        <w:pStyle w:val="Heading1"/>
+        <w:pStyle w:val="Ttulo1"/>
+        <w:jc w:val="both"/>
         <w:rPr>
           <w:rFonts w:ascii="Arial" w:hAnsi="Arial" w:cs="Arial"/>
           <w:b/>
@@ -3051,7 +3183,7 @@
           <w:lang w:val="es-DO"/>
         </w:rPr>
       </w:pPr>
-      <w:bookmarkStart w:id="10" w:name="_Toc236761879"/>
+      <w:bookmarkStart w:id="9" w:name="_Toc236842199"/>
       <w:r>
         <w:rPr>
           <w:rFonts w:ascii="Arial" w:hAnsi="Arial" w:cs="Arial"/>
@@ -3064,18 +3196,20 @@
         </w:rPr>
         <w:t>3. CUMPLIMIENTO DE LOS REQUISITOS DEL PROYECTO</w:t>
       </w:r>
-      <w:bookmarkEnd w:id="10"/>
-    </w:p>
-    <w:p>
-      <w:pPr>
-        <w:rPr>
-          <w:lang w:val="es-DO"/>
-        </w:rPr>
-      </w:pPr>
-    </w:p>
-    <w:p>
-      <w:pPr>
-        <w:pStyle w:val="Heading2"/>
+      <w:bookmarkEnd w:id="9"/>
+    </w:p>
+    <w:p>
+      <w:pPr>
+        <w:jc w:val="both"/>
+        <w:rPr>
+          <w:lang w:val="es-DO"/>
+        </w:rPr>
+      </w:pPr>
+    </w:p>
+    <w:p>
+      <w:pPr>
+        <w:pStyle w:val="Ttulo2"/>
+        <w:jc w:val="both"/>
         <w:rPr>
           <w:rFonts w:ascii="Arial" w:hAnsi="Arial" w:cs="Arial"/>
           <w:b/>
@@ -3085,7 +3219,7 @@
           <w:szCs w:val="24"/>
         </w:rPr>
       </w:pPr>
-      <w:bookmarkStart w:id="11" w:name="_Toc236761880"/>
+      <w:bookmarkStart w:id="10" w:name="_Toc236842200"/>
       <w:r>
         <w:rPr>
           <w:rFonts w:ascii="Arial" w:hAnsi="Arial" w:cs="Arial"/>
@@ -3095,7 +3229,7 @@
           <w:sz w:val="24"/>
           <w:szCs w:val="24"/>
         </w:rPr>
-        <w:t xml:space="preserve">3.1 </w:t>
+        <w:t xml:space="preserve">3.1 Ejecución </w:t>
       </w:r>
       <w:proofErr w:type="spellStart"/>
       <w:r>
@@ -3107,7 +3241,7 @@
           <w:sz w:val="24"/>
           <w:szCs w:val="24"/>
         </w:rPr>
-        <w:t>Ejecución</w:t>
+        <w:t>Simultánea</w:t>
       </w:r>
       <w:proofErr w:type="spellEnd"/>
       <w:r>
@@ -3119,7 +3253,7 @@
           <w:sz w:val="24"/>
           <w:szCs w:val="24"/>
         </w:rPr>
-        <w:t xml:space="preserve"> </w:t>
+        <w:t xml:space="preserve"> de </w:t>
       </w:r>
       <w:proofErr w:type="spellStart"/>
       <w:r>
@@ -3131,7 +3265,7 @@
           <w:sz w:val="24"/>
           <w:szCs w:val="24"/>
         </w:rPr>
-        <w:t>Simultánea</w:t>
+        <w:t>Múltiples</w:t>
       </w:r>
       <w:proofErr w:type="spellEnd"/>
       <w:r>
@@ -3143,10 +3277,42 @@
           <w:sz w:val="24"/>
           <w:szCs w:val="24"/>
         </w:rPr>
-        <w:t xml:space="preserve"> de </w:t>
-      </w:r>
-      <w:proofErr w:type="spellStart"/>
-      <w:r>
+        <w:t xml:space="preserve"> Tareas</w:t>
+      </w:r>
+      <w:bookmarkEnd w:id="10"/>
+    </w:p>
+    <w:p>
+      <w:pPr>
+        <w:jc w:val="both"/>
+        <w:rPr>
+          <w:rFonts w:ascii="Arial" w:hAnsi="Arial" w:cs="Arial"/>
+          <w:sz w:val="24"/>
+          <w:szCs w:val="24"/>
+          <w:lang w:val="es-DO"/>
+        </w:rPr>
+      </w:pPr>
+      <w:r>
+        <w:rPr>
+          <w:rFonts w:ascii="Arial" w:hAnsi="Arial" w:cs="Arial"/>
+          <w:sz w:val="24"/>
+          <w:szCs w:val="24"/>
+          <w:lang w:val="es-DO"/>
+        </w:rPr>
+        <w:t>El sistema lleva a cabo varias subtareas de procesamiento al mismo tiempo sobre la información transaccional que envían las sucursales. En este proceso, cada hilo o tarea trabaja en paralelo, ocupándose de un segmento específico de la carga global de ventas, lo que permite agilizar el procesamiento y mejorar el manejo de grandes volúmenes de información.</w:t>
+      </w:r>
+    </w:p>
+    <w:p>
+      <w:pPr>
+        <w:jc w:val="both"/>
+        <w:rPr>
+          <w:lang w:val="es-DO"/>
+        </w:rPr>
+      </w:pPr>
+    </w:p>
+    <w:p>
+      <w:pPr>
+        <w:pStyle w:val="Ttulo2"/>
+        <w:jc w:val="both"/>
         <w:rPr>
           <w:rFonts w:ascii="Arial" w:hAnsi="Arial" w:cs="Arial"/>
           <w:b/>
@@ -3154,10 +3320,10 @@
           <w:color w:val="auto"/>
           <w:sz w:val="24"/>
           <w:szCs w:val="24"/>
-        </w:rPr>
-        <w:t>Múltiples</w:t>
-      </w:r>
-      <w:proofErr w:type="spellEnd"/>
+          <w:lang w:val="es-DO"/>
+        </w:rPr>
+      </w:pPr>
+      <w:bookmarkStart w:id="11" w:name="_Toc236842201"/>
       <w:r>
         <w:rPr>
           <w:rFonts w:ascii="Arial" w:hAnsi="Arial" w:cs="Arial"/>
@@ -3166,40 +3332,127 @@
           <w:color w:val="auto"/>
           <w:sz w:val="24"/>
           <w:szCs w:val="24"/>
-        </w:rPr>
-        <w:t xml:space="preserve"> Tareas</w:t>
+          <w:lang w:val="es-DO"/>
+        </w:rPr>
+        <w:t>3.2 Necesidad de Compartir Datos entre Tareas</w:t>
       </w:r>
       <w:bookmarkEnd w:id="11"/>
     </w:p>
     <w:p>
       <w:pPr>
-        <w:rPr>
-          <w:rFonts w:ascii="Arial" w:hAnsi="Arial" w:cs="Arial"/>
-          <w:sz w:val="24"/>
-          <w:szCs w:val="24"/>
-          <w:lang w:val="es-DO"/>
-        </w:rPr>
-      </w:pPr>
-      <w:r>
-        <w:rPr>
-          <w:rFonts w:ascii="Arial" w:hAnsi="Arial" w:cs="Arial"/>
-          <w:sz w:val="24"/>
-          <w:szCs w:val="24"/>
-          <w:lang w:val="es-DO"/>
-        </w:rPr>
-        <w:t>El sistema lleva a cabo varias subtareas de procesamiento al mismo tiempo sobre la información transaccional que envían las sucursales. En este proceso, cada hilo o tarea trabaja en paralelo, ocupándose de un segmento específico de la carga global de ventas, lo que permite agilizar el procesamiento y mejorar el manejo de grandes volúmenes de información.</w:t>
-      </w:r>
-    </w:p>
-    <w:p>
-      <w:pPr>
-        <w:rPr>
-          <w:lang w:val="es-DO"/>
-        </w:rPr>
-      </w:pPr>
-    </w:p>
-    <w:p>
-      <w:pPr>
-        <w:pStyle w:val="Heading2"/>
+        <w:jc w:val="both"/>
+        <w:rPr>
+          <w:rFonts w:ascii="Arial" w:hAnsi="Arial" w:cs="Arial"/>
+          <w:sz w:val="24"/>
+          <w:szCs w:val="24"/>
+          <w:lang w:val="es-DO"/>
+        </w:rPr>
+      </w:pPr>
+      <w:r>
+        <w:rPr>
+          <w:rFonts w:ascii="Arial" w:hAnsi="Arial" w:cs="Arial"/>
+          <w:sz w:val="24"/>
+          <w:szCs w:val="24"/>
+          <w:lang w:val="es-DO"/>
+        </w:rPr>
+        <w:t xml:space="preserve">Cuando múltiples hilos o tareas paralelas necesitan acceder y actualizar datos compartidos, surge un reto importante. Estos datos pueden ser, por ejemplo, totales de ventas que se van acumulando, contadores que registran operaciones o la inserción de entidades de clientes y productos en estructuras de datos centralizadas o incluso en una base de datos común. Si todos acceden sin control, el orden de ejecución puede mezclarse, provocando inconsistencias. Por eso se usan mecanismos como bloqueos o </w:t>
+      </w:r>
+      <w:proofErr w:type="spellStart"/>
+      <w:r>
+        <w:rPr>
+          <w:rFonts w:ascii="Arial" w:hAnsi="Arial" w:cs="Arial"/>
+          <w:sz w:val="24"/>
+          <w:szCs w:val="24"/>
+          <w:lang w:val="es-DO"/>
+        </w:rPr>
+        <w:t>locks</w:t>
+      </w:r>
+      <w:proofErr w:type="spellEnd"/>
+      <w:r>
+        <w:rPr>
+          <w:rFonts w:ascii="Arial" w:hAnsi="Arial" w:cs="Arial"/>
+          <w:sz w:val="24"/>
+          <w:szCs w:val="24"/>
+          <w:lang w:val="es-DO"/>
+        </w:rPr>
+        <w:t>, objetos concurrentes o colecciones thread-</w:t>
+      </w:r>
+      <w:proofErr w:type="spellStart"/>
+      <w:r>
+        <w:rPr>
+          <w:rFonts w:ascii="Arial" w:hAnsi="Arial" w:cs="Arial"/>
+          <w:sz w:val="24"/>
+          <w:szCs w:val="24"/>
+          <w:lang w:val="es-DO"/>
+        </w:rPr>
+        <w:t>safe</w:t>
+      </w:r>
+      <w:proofErr w:type="spellEnd"/>
+      <w:r>
+        <w:rPr>
+          <w:rFonts w:ascii="Arial" w:hAnsi="Arial" w:cs="Arial"/>
+          <w:sz w:val="24"/>
+          <w:szCs w:val="24"/>
+          <w:lang w:val="es-DO"/>
+        </w:rPr>
+        <w:t xml:space="preserve">. Estos mecanismos coordinan quién lee o escribe en cada momento, asegurando que las operaciones no se pisen entre sí y reduciendo el riesgo de </w:t>
+      </w:r>
+      <w:proofErr w:type="spellStart"/>
+      <w:r>
+        <w:rPr>
+          <w:rFonts w:ascii="Arial" w:hAnsi="Arial" w:cs="Arial"/>
+          <w:sz w:val="24"/>
+          <w:szCs w:val="24"/>
+          <w:lang w:val="es-DO"/>
+        </w:rPr>
+        <w:t>race</w:t>
+      </w:r>
+      <w:proofErr w:type="spellEnd"/>
+      <w:r>
+        <w:rPr>
+          <w:rFonts w:ascii="Arial" w:hAnsi="Arial" w:cs="Arial"/>
+          <w:sz w:val="24"/>
+          <w:szCs w:val="24"/>
+          <w:lang w:val="es-DO"/>
+        </w:rPr>
+        <w:t xml:space="preserve"> </w:t>
+      </w:r>
+      <w:proofErr w:type="spellStart"/>
+      <w:r>
+        <w:rPr>
+          <w:rFonts w:ascii="Arial" w:hAnsi="Arial" w:cs="Arial"/>
+          <w:sz w:val="24"/>
+          <w:szCs w:val="24"/>
+          <w:lang w:val="es-DO"/>
+        </w:rPr>
+        <w:t>conditions</w:t>
+      </w:r>
+      <w:proofErr w:type="spellEnd"/>
+      <w:r>
+        <w:rPr>
+          <w:rFonts w:ascii="Arial" w:hAnsi="Arial" w:cs="Arial"/>
+          <w:sz w:val="24"/>
+          <w:szCs w:val="24"/>
+          <w:lang w:val="es-DO"/>
+        </w:rPr>
+        <w:t>, que son precisamente esas situaciones donde el resultado depende del orden no determinista en que los hilos acceden a los datos.</w:t>
+      </w:r>
+    </w:p>
+    <w:p>
+      <w:pPr>
+        <w:jc w:val="both"/>
+        <w:rPr>
+          <w:rFonts w:ascii="Arial" w:hAnsi="Arial" w:cs="Arial"/>
+          <w:sz w:val="24"/>
+          <w:szCs w:val="24"/>
+          <w:lang w:val="es-DO"/>
+        </w:rPr>
+      </w:pPr>
+    </w:p>
+    <w:p>
+      <w:pPr>
+        <w:pStyle w:val="Ttulo2"/>
+        <w:jc w:val="both"/>
         <w:rPr>
           <w:rFonts w:ascii="Arial" w:hAnsi="Arial" w:cs="Arial"/>
           <w:b/>
@@ -3210,7 +3463,7 @@
           <w:lang w:val="es-DO"/>
         </w:rPr>
       </w:pPr>
-      <w:bookmarkStart w:id="12" w:name="_Toc236761881"/>
+      <w:bookmarkStart w:id="12" w:name="_Toc236842202"/>
       <w:r>
         <w:rPr>
           <w:rFonts w:ascii="Arial" w:hAnsi="Arial" w:cs="Arial"/>
@@ -3221,27 +3474,28 @@
           <w:szCs w:val="24"/>
           <w:lang w:val="es-DO"/>
         </w:rPr>
-        <w:t>3.2 Necesidad de Compartir Datos entre Tareas</w:t>
+        <w:t>3.3 Exploración de Diferentes Estrategias de Paralelización</w:t>
       </w:r>
       <w:bookmarkEnd w:id="12"/>
     </w:p>
     <w:p>
       <w:pPr>
-        <w:rPr>
-          <w:rFonts w:ascii="Arial" w:hAnsi="Arial" w:cs="Arial"/>
-          <w:sz w:val="24"/>
-          <w:szCs w:val="24"/>
-          <w:lang w:val="es-DO"/>
-        </w:rPr>
-      </w:pPr>
-      <w:r>
-        <w:rPr>
-          <w:rFonts w:ascii="Arial" w:hAnsi="Arial" w:cs="Arial"/>
-          <w:sz w:val="24"/>
-          <w:szCs w:val="24"/>
-          <w:lang w:val="es-DO"/>
-        </w:rPr>
-        <w:t xml:space="preserve">Cuando múltiples hilos o tareas paralelas necesitan acceder y actualizar datos compartidos, surge un reto importante. Estos datos pueden ser, por ejemplo, totales de ventas que se van acumulando, contadores que registran operaciones o la inserción de entidades de clientes y productos en estructuras de datos centralizadas o incluso en una base de datos común. Si todos acceden sin control, el orden de ejecución puede mezclarse, provocando inconsistencias. Por eso se usan mecanismos como bloqueos o </w:t>
+        <w:jc w:val="both"/>
+        <w:rPr>
+          <w:rFonts w:ascii="Arial" w:hAnsi="Arial" w:cs="Arial"/>
+          <w:sz w:val="24"/>
+          <w:szCs w:val="24"/>
+          <w:lang w:val="es-DO"/>
+        </w:rPr>
+      </w:pPr>
+      <w:r>
+        <w:rPr>
+          <w:rFonts w:ascii="Arial" w:hAnsi="Arial" w:cs="Arial"/>
+          <w:sz w:val="24"/>
+          <w:szCs w:val="24"/>
+          <w:lang w:val="es-DO"/>
+        </w:rPr>
+        <w:t>El sistema evalúa cuatro modos de ejecución sobre la misma carga de datos. El primero es el modo secuencial, con un recorrido mediante un bucle iterativo lineal, usando estructuras como 'for' o 'for-</w:t>
       </w:r>
       <w:proofErr w:type="spellStart"/>
       <w:r>
@@ -3251,7 +3505,7 @@
           <w:szCs w:val="24"/>
           <w:lang w:val="es-DO"/>
         </w:rPr>
-        <w:t>locks</w:t>
+        <w:t>each</w:t>
       </w:r>
       <w:proofErr w:type="spellEnd"/>
       <w:r>
@@ -3261,7 +3515,7 @@
           <w:szCs w:val="24"/>
           <w:lang w:val="es-DO"/>
         </w:rPr>
-        <w:t xml:space="preserve">, objetos concurrentes o colecciones </w:t>
+        <w:t>'. El segundo es el modo paralelo de alto nivel, como '</w:t>
       </w:r>
       <w:proofErr w:type="spellStart"/>
       <w:r>
@@ -3271,7 +3525,7 @@
           <w:szCs w:val="24"/>
           <w:lang w:val="es-DO"/>
         </w:rPr>
-        <w:t>thread-safe</w:t>
+        <w:t>Parallel</w:t>
       </w:r>
       <w:proofErr w:type="spellEnd"/>
       <w:r>
@@ -3281,7 +3535,7 @@
           <w:szCs w:val="24"/>
           <w:lang w:val="es-DO"/>
         </w:rPr>
-        <w:t xml:space="preserve">. Estos mecanismos coordinan quién lee o escribe en cada momento, asegurando que las operaciones no se pisen entre sí y reduciendo el riesgo de </w:t>
+        <w:t xml:space="preserve"> For', con balanceo de carga gestionado automáticamente, apoyado por la TPL. El tercero se basa en tareas, por ejemplo, usando </w:t>
       </w:r>
       <w:proofErr w:type="spellStart"/>
       <w:r>
@@ -3291,7 +3545,7 @@
           <w:szCs w:val="24"/>
           <w:lang w:val="es-DO"/>
         </w:rPr>
-        <w:t>race</w:t>
+        <w:t>Task</w:t>
       </w:r>
       <w:proofErr w:type="spellEnd"/>
       <w:r>
@@ -3301,6 +3555,66 @@
           <w:szCs w:val="24"/>
           <w:lang w:val="es-DO"/>
         </w:rPr>
+        <w:t xml:space="preserve"> Factory, 'Start New </w:t>
+      </w:r>
+      <w:proofErr w:type="spellStart"/>
+      <w:r>
+        <w:rPr>
+          <w:rFonts w:ascii="Arial" w:hAnsi="Arial" w:cs="Arial"/>
+          <w:sz w:val="24"/>
+          <w:szCs w:val="24"/>
+          <w:lang w:val="es-DO"/>
+        </w:rPr>
+        <w:t>Task</w:t>
+      </w:r>
+      <w:proofErr w:type="spellEnd"/>
+      <w:r>
+        <w:rPr>
+          <w:rFonts w:ascii="Arial" w:hAnsi="Arial" w:cs="Arial"/>
+          <w:sz w:val="24"/>
+          <w:szCs w:val="24"/>
+          <w:lang w:val="es-DO"/>
+        </w:rPr>
+        <w:t>' o '</w:t>
+      </w:r>
+      <w:proofErr w:type="spellStart"/>
+      <w:r>
+        <w:rPr>
+          <w:rFonts w:ascii="Arial" w:hAnsi="Arial" w:cs="Arial"/>
+          <w:sz w:val="24"/>
+          <w:szCs w:val="24"/>
+          <w:lang w:val="es-DO"/>
+        </w:rPr>
+        <w:t>Task</w:t>
+      </w:r>
+      <w:proofErr w:type="spellEnd"/>
+      <w:r>
+        <w:rPr>
+          <w:rFonts w:ascii="Arial" w:hAnsi="Arial" w:cs="Arial"/>
+          <w:sz w:val="24"/>
+          <w:szCs w:val="24"/>
+          <w:lang w:val="es-DO"/>
+        </w:rPr>
+        <w:t xml:space="preserve"> Run', con particionamiento manual de bloques asignados a un arreglo de tareas. Y el cuarto modo utiliza hilos nativos, creando e iniciando objetos Thread de manera explícita, pasando estructuras de datos compartidas, y gestionando el inicio y la transferencia entre hilos. En este contexto se consideran estrategias de '</w:t>
+      </w:r>
+      <w:proofErr w:type="spellStart"/>
+      <w:r>
+        <w:rPr>
+          <w:rFonts w:ascii="Arial" w:hAnsi="Arial" w:cs="Arial"/>
+          <w:sz w:val="24"/>
+          <w:szCs w:val="24"/>
+          <w:lang w:val="es-DO"/>
+        </w:rPr>
+        <w:t>start</w:t>
+      </w:r>
+      <w:proofErr w:type="spellEnd"/>
+      <w:r>
+        <w:rPr>
+          <w:rFonts w:ascii="Arial" w:hAnsi="Arial" w:cs="Arial"/>
+          <w:sz w:val="24"/>
+          <w:szCs w:val="24"/>
+          <w:lang w:val="es-DO"/>
+        </w:rPr>
         <w:t xml:space="preserve"> </w:t>
       </w:r>
       <w:proofErr w:type="spellStart"/>
@@ -3311,7 +3625,7 @@
           <w:szCs w:val="24"/>
           <w:lang w:val="es-DO"/>
         </w:rPr>
-        <w:t>conditions</w:t>
+        <w:t>row</w:t>
       </w:r>
       <w:proofErr w:type="spellEnd"/>
       <w:r>
@@ -3321,22 +3635,64 @@
           <w:szCs w:val="24"/>
           <w:lang w:val="es-DO"/>
         </w:rPr>
-        <w:t>, que son precisamente esas situaciones donde el resultado depende del orden no determinista en que los hilos acceden a los datos.</w:t>
-      </w:r>
-    </w:p>
-    <w:p>
-      <w:pPr>
-        <w:rPr>
-          <w:rFonts w:ascii="Arial" w:hAnsi="Arial" w:cs="Arial"/>
-          <w:sz w:val="24"/>
-          <w:szCs w:val="24"/>
-          <w:lang w:val="es-DO"/>
-        </w:rPr>
-      </w:pPr>
-    </w:p>
-    <w:p>
-      <w:pPr>
-        <w:pStyle w:val="Heading2"/>
+        <w:t>' y '</w:t>
+      </w:r>
+      <w:proofErr w:type="spellStart"/>
+      <w:r>
+        <w:rPr>
+          <w:rFonts w:ascii="Arial" w:hAnsi="Arial" w:cs="Arial"/>
+          <w:sz w:val="24"/>
+          <w:szCs w:val="24"/>
+          <w:lang w:val="es-DO"/>
+        </w:rPr>
+        <w:t>end</w:t>
+      </w:r>
+      <w:proofErr w:type="spellEnd"/>
+      <w:r>
+        <w:rPr>
+          <w:rFonts w:ascii="Arial" w:hAnsi="Arial" w:cs="Arial"/>
+          <w:sz w:val="24"/>
+          <w:szCs w:val="24"/>
+          <w:lang w:val="es-DO"/>
+        </w:rPr>
+        <w:t xml:space="preserve"> </w:t>
+      </w:r>
+      <w:proofErr w:type="spellStart"/>
+      <w:r>
+        <w:rPr>
+          <w:rFonts w:ascii="Arial" w:hAnsi="Arial" w:cs="Arial"/>
+          <w:sz w:val="24"/>
+          <w:szCs w:val="24"/>
+          <w:lang w:val="es-DO"/>
+        </w:rPr>
+        <w:t>row</w:t>
+      </w:r>
+      <w:proofErr w:type="spellEnd"/>
+      <w:r>
+        <w:rPr>
+          <w:rFonts w:ascii="Arial" w:hAnsi="Arial" w:cs="Arial"/>
+          <w:sz w:val="24"/>
+          <w:szCs w:val="24"/>
+          <w:lang w:val="es-DO"/>
+        </w:rPr>
+        <w:t>' para controlar el particionamiento.</w:t>
+      </w:r>
+    </w:p>
+    <w:p>
+      <w:pPr>
+        <w:jc w:val="both"/>
+        <w:rPr>
+          <w:rFonts w:ascii="Arial" w:hAnsi="Arial" w:cs="Arial"/>
+          <w:sz w:val="24"/>
+          <w:szCs w:val="24"/>
+          <w:lang w:val="es-DO"/>
+        </w:rPr>
+      </w:pPr>
+    </w:p>
+    <w:p>
+      <w:pPr>
+        <w:pStyle w:val="Ttulo2"/>
+        <w:jc w:val="both"/>
         <w:rPr>
           <w:rFonts w:ascii="Arial" w:hAnsi="Arial" w:cs="Arial"/>
           <w:b/>
@@ -3347,7 +3703,7 @@
           <w:lang w:val="es-DO"/>
         </w:rPr>
       </w:pPr>
-      <w:bookmarkStart w:id="13" w:name="_Toc236761882"/>
+      <w:bookmarkStart w:id="13" w:name="_Toc236842203"/>
       <w:r>
         <w:rPr>
           <w:rFonts w:ascii="Arial" w:hAnsi="Arial" w:cs="Arial"/>
@@ -3358,27 +3714,28 @@
           <w:szCs w:val="24"/>
           <w:lang w:val="es-DO"/>
         </w:rPr>
-        <w:t>3.3 Exploración de Diferentes Estrategias de Paralelización</w:t>
+        <w:t>3.4 Escalabilidad con Más Recursos</w:t>
       </w:r>
       <w:bookmarkEnd w:id="13"/>
     </w:p>
     <w:p>
       <w:pPr>
-        <w:rPr>
-          <w:rFonts w:ascii="Arial" w:hAnsi="Arial" w:cs="Arial"/>
-          <w:sz w:val="24"/>
-          <w:szCs w:val="24"/>
-          <w:lang w:val="es-DO"/>
-        </w:rPr>
-      </w:pPr>
-      <w:r>
-        <w:rPr>
-          <w:rFonts w:ascii="Arial" w:hAnsi="Arial" w:cs="Arial"/>
-          <w:sz w:val="24"/>
-          <w:szCs w:val="24"/>
-          <w:lang w:val="es-DO"/>
-        </w:rPr>
-        <w:t>El sistema evalúa cuatro modos de ejecución sobre la misma carga de datos. El primero es el modo secuencial, con un recorrido mediante un bucle iterativo lineal, usando estructuras como '</w:t>
+        <w:jc w:val="both"/>
+        <w:rPr>
+          <w:rFonts w:ascii="Arial" w:hAnsi="Arial" w:cs="Arial"/>
+          <w:sz w:val="24"/>
+          <w:szCs w:val="24"/>
+          <w:lang w:val="es-DO"/>
+        </w:rPr>
+      </w:pPr>
+      <w:r>
+        <w:rPr>
+          <w:rFonts w:ascii="Arial" w:hAnsi="Arial" w:cs="Arial"/>
+          <w:sz w:val="24"/>
+          <w:szCs w:val="24"/>
+          <w:lang w:val="es-DO"/>
+        </w:rPr>
+        <w:t>a mayor cantidad de núcleos e hilos disponibles, mayor será la capacidad del sistema para repartir la carga y reducir los tiempos de procesamiento. En este enfoque, el usuario puede configurar dinámicamente cuántos procesadores utilizar, ajustando el '</w:t>
       </w:r>
       <w:proofErr w:type="spellStart"/>
       <w:r>
@@ -3388,7 +3745,7 @@
           <w:szCs w:val="24"/>
           <w:lang w:val="es-DO"/>
         </w:rPr>
-        <w:t>for</w:t>
+        <w:t>processor</w:t>
       </w:r>
       <w:proofErr w:type="spellEnd"/>
       <w:r>
@@ -3398,222 +3755,24 @@
           <w:szCs w:val="24"/>
           <w:lang w:val="es-DO"/>
         </w:rPr>
-        <w:t>' o '</w:t>
-      </w:r>
-      <w:proofErr w:type="spellStart"/>
-      <w:r>
-        <w:rPr>
-          <w:rFonts w:ascii="Arial" w:hAnsi="Arial" w:cs="Arial"/>
-          <w:sz w:val="24"/>
-          <w:szCs w:val="24"/>
-          <w:lang w:val="es-DO"/>
-        </w:rPr>
-        <w:t>for-each</w:t>
-      </w:r>
-      <w:proofErr w:type="spellEnd"/>
-      <w:r>
-        <w:rPr>
-          <w:rFonts w:ascii="Arial" w:hAnsi="Arial" w:cs="Arial"/>
-          <w:sz w:val="24"/>
-          <w:szCs w:val="24"/>
-          <w:lang w:val="es-DO"/>
-        </w:rPr>
-        <w:t>'. El segundo es el modo paralelo de alto nivel, como '</w:t>
-      </w:r>
-      <w:proofErr w:type="spellStart"/>
-      <w:r>
-        <w:rPr>
-          <w:rFonts w:ascii="Arial" w:hAnsi="Arial" w:cs="Arial"/>
-          <w:sz w:val="24"/>
-          <w:szCs w:val="24"/>
-          <w:lang w:val="es-DO"/>
-        </w:rPr>
-        <w:t>Parallel</w:t>
-      </w:r>
-      <w:proofErr w:type="spellEnd"/>
-      <w:r>
-        <w:rPr>
-          <w:rFonts w:ascii="Arial" w:hAnsi="Arial" w:cs="Arial"/>
-          <w:sz w:val="24"/>
-          <w:szCs w:val="24"/>
-          <w:lang w:val="es-DO"/>
-        </w:rPr>
-        <w:t xml:space="preserve"> For', con balanceo de carga gestionado automáticamente, apoyado por la TPL. El tercero se basa en tareas, por ejemplo, usando </w:t>
-      </w:r>
-      <w:proofErr w:type="spellStart"/>
-      <w:r>
-        <w:rPr>
-          <w:rFonts w:ascii="Arial" w:hAnsi="Arial" w:cs="Arial"/>
-          <w:sz w:val="24"/>
-          <w:szCs w:val="24"/>
-          <w:lang w:val="es-DO"/>
-        </w:rPr>
-        <w:t>Task</w:t>
-      </w:r>
-      <w:proofErr w:type="spellEnd"/>
-      <w:r>
-        <w:rPr>
-          <w:rFonts w:ascii="Arial" w:hAnsi="Arial" w:cs="Arial"/>
-          <w:sz w:val="24"/>
-          <w:szCs w:val="24"/>
-          <w:lang w:val="es-DO"/>
-        </w:rPr>
-        <w:t xml:space="preserve"> Factory, 'Start New </w:t>
-      </w:r>
-      <w:proofErr w:type="spellStart"/>
-      <w:r>
-        <w:rPr>
-          <w:rFonts w:ascii="Arial" w:hAnsi="Arial" w:cs="Arial"/>
-          <w:sz w:val="24"/>
-          <w:szCs w:val="24"/>
-          <w:lang w:val="es-DO"/>
-        </w:rPr>
-        <w:t>Task</w:t>
-      </w:r>
-      <w:proofErr w:type="spellEnd"/>
-      <w:r>
-        <w:rPr>
-          <w:rFonts w:ascii="Arial" w:hAnsi="Arial" w:cs="Arial"/>
-          <w:sz w:val="24"/>
-          <w:szCs w:val="24"/>
-          <w:lang w:val="es-DO"/>
-        </w:rPr>
-        <w:t>' o '</w:t>
-      </w:r>
-      <w:proofErr w:type="spellStart"/>
-      <w:r>
-        <w:rPr>
-          <w:rFonts w:ascii="Arial" w:hAnsi="Arial" w:cs="Arial"/>
-          <w:sz w:val="24"/>
-          <w:szCs w:val="24"/>
-          <w:lang w:val="es-DO"/>
-        </w:rPr>
-        <w:t>Task</w:t>
-      </w:r>
-      <w:proofErr w:type="spellEnd"/>
-      <w:r>
-        <w:rPr>
-          <w:rFonts w:ascii="Arial" w:hAnsi="Arial" w:cs="Arial"/>
-          <w:sz w:val="24"/>
-          <w:szCs w:val="24"/>
-          <w:lang w:val="es-DO"/>
-        </w:rPr>
-        <w:t xml:space="preserve"> Run', con particionamiento manual de bloques asignados a un arreglo de tareas. Y el cuarto modo utiliza hilos nativos, creando e iniciando objetos </w:t>
-      </w:r>
-      <w:proofErr w:type="spellStart"/>
-      <w:r>
-        <w:rPr>
-          <w:rFonts w:ascii="Arial" w:hAnsi="Arial" w:cs="Arial"/>
-          <w:sz w:val="24"/>
-          <w:szCs w:val="24"/>
-          <w:lang w:val="es-DO"/>
-        </w:rPr>
-        <w:t>Thread</w:t>
-      </w:r>
-      <w:proofErr w:type="spellEnd"/>
-      <w:r>
-        <w:rPr>
-          <w:rFonts w:ascii="Arial" w:hAnsi="Arial" w:cs="Arial"/>
-          <w:sz w:val="24"/>
-          <w:szCs w:val="24"/>
-          <w:lang w:val="es-DO"/>
-        </w:rPr>
-        <w:t xml:space="preserve"> de manera explícita, pasando estructuras de datos compartidas, y gestionando el inicio y la transferencia entre hilos. En este contexto se consideran estrategias de '</w:t>
-      </w:r>
-      <w:proofErr w:type="spellStart"/>
-      <w:r>
-        <w:rPr>
-          <w:rFonts w:ascii="Arial" w:hAnsi="Arial" w:cs="Arial"/>
-          <w:sz w:val="24"/>
-          <w:szCs w:val="24"/>
-          <w:lang w:val="es-DO"/>
-        </w:rPr>
-        <w:t>start</w:t>
-      </w:r>
-      <w:proofErr w:type="spellEnd"/>
-      <w:r>
-        <w:rPr>
-          <w:rFonts w:ascii="Arial" w:hAnsi="Arial" w:cs="Arial"/>
-          <w:sz w:val="24"/>
-          <w:szCs w:val="24"/>
-          <w:lang w:val="es-DO"/>
-        </w:rPr>
-        <w:t xml:space="preserve"> </w:t>
-      </w:r>
-      <w:proofErr w:type="spellStart"/>
-      <w:r>
-        <w:rPr>
-          <w:rFonts w:ascii="Arial" w:hAnsi="Arial" w:cs="Arial"/>
-          <w:sz w:val="24"/>
-          <w:szCs w:val="24"/>
-          <w:lang w:val="es-DO"/>
-        </w:rPr>
-        <w:t>row</w:t>
-      </w:r>
-      <w:proofErr w:type="spellEnd"/>
-      <w:r>
-        <w:rPr>
-          <w:rFonts w:ascii="Arial" w:hAnsi="Arial" w:cs="Arial"/>
-          <w:sz w:val="24"/>
-          <w:szCs w:val="24"/>
-          <w:lang w:val="es-DO"/>
-        </w:rPr>
-        <w:t>' y '</w:t>
-      </w:r>
-      <w:proofErr w:type="spellStart"/>
-      <w:r>
-        <w:rPr>
-          <w:rFonts w:ascii="Arial" w:hAnsi="Arial" w:cs="Arial"/>
-          <w:sz w:val="24"/>
-          <w:szCs w:val="24"/>
-          <w:lang w:val="es-DO"/>
-        </w:rPr>
-        <w:t>end</w:t>
-      </w:r>
-      <w:proofErr w:type="spellEnd"/>
-      <w:r>
-        <w:rPr>
-          <w:rFonts w:ascii="Arial" w:hAnsi="Arial" w:cs="Arial"/>
-          <w:sz w:val="24"/>
-          <w:szCs w:val="24"/>
-          <w:lang w:val="es-DO"/>
-        </w:rPr>
-        <w:t xml:space="preserve"> </w:t>
-      </w:r>
-      <w:proofErr w:type="spellStart"/>
-      <w:r>
-        <w:rPr>
-          <w:rFonts w:ascii="Arial" w:hAnsi="Arial" w:cs="Arial"/>
-          <w:sz w:val="24"/>
-          <w:szCs w:val="24"/>
-          <w:lang w:val="es-DO"/>
-        </w:rPr>
-        <w:t>row</w:t>
-      </w:r>
-      <w:proofErr w:type="spellEnd"/>
-      <w:r>
-        <w:rPr>
-          <w:rFonts w:ascii="Arial" w:hAnsi="Arial" w:cs="Arial"/>
-          <w:sz w:val="24"/>
-          <w:szCs w:val="24"/>
-          <w:lang w:val="es-DO"/>
-        </w:rPr>
-        <w:t>' para controlar el particionamiento.</w:t>
-      </w:r>
-    </w:p>
-    <w:p>
-      <w:pPr>
-        <w:rPr>
-          <w:rFonts w:ascii="Arial" w:hAnsi="Arial" w:cs="Arial"/>
-          <w:sz w:val="24"/>
-          <w:szCs w:val="24"/>
-          <w:lang w:val="es-DO"/>
-        </w:rPr>
-      </w:pPr>
-    </w:p>
-    <w:p>
-      <w:pPr>
-        <w:pStyle w:val="Heading2"/>
+        <w:t xml:space="preserve"> count', de modo que el paralelismo se adapte al hardware disponible. El problema puede crecer de miles a millones de registros y el enfoque busca que, al aumentar los recursos, el tiempo de ejecución disminuya significativamente.</w:t>
+      </w:r>
+    </w:p>
+    <w:p>
+      <w:pPr>
+        <w:jc w:val="both"/>
+        <w:rPr>
+          <w:rFonts w:ascii="Arial" w:hAnsi="Arial" w:cs="Arial"/>
+          <w:sz w:val="24"/>
+          <w:szCs w:val="24"/>
+          <w:lang w:val="es-DO"/>
+        </w:rPr>
+      </w:pPr>
+    </w:p>
+    <w:p>
+      <w:pPr>
+        <w:pStyle w:val="Ttulo2"/>
+        <w:jc w:val="both"/>
         <w:rPr>
           <w:rFonts w:ascii="Arial" w:hAnsi="Arial" w:cs="Arial"/>
           <w:b/>
@@ -3621,10 +3780,9 @@
           <w:color w:val="auto"/>
           <w:sz w:val="24"/>
           <w:szCs w:val="24"/>
-          <w:lang w:val="es-DO"/>
-        </w:rPr>
-      </w:pPr>
-      <w:bookmarkStart w:id="14" w:name="_Toc236761883"/>
+        </w:rPr>
+      </w:pPr>
+      <w:bookmarkStart w:id="14" w:name="_Toc236842204"/>
       <w:r>
         <w:rPr>
           <w:rFonts w:ascii="Arial" w:hAnsi="Arial" w:cs="Arial"/>
@@ -3633,84 +3791,11 @@
           <w:color w:val="auto"/>
           <w:sz w:val="24"/>
           <w:szCs w:val="24"/>
-          <w:lang w:val="es-DO"/>
-        </w:rPr>
-        <w:t>3.4 Escalabilidad con Más Recursos</w:t>
-      </w:r>
-      <w:bookmarkEnd w:id="14"/>
-    </w:p>
-    <w:p>
-      <w:pPr>
-        <w:rPr>
-          <w:rFonts w:ascii="Arial" w:hAnsi="Arial" w:cs="Arial"/>
-          <w:sz w:val="24"/>
-          <w:szCs w:val="24"/>
-          <w:lang w:val="es-DO"/>
-        </w:rPr>
-      </w:pPr>
-      <w:r>
-        <w:rPr>
-          <w:rFonts w:ascii="Arial" w:hAnsi="Arial" w:cs="Arial"/>
-          <w:sz w:val="24"/>
-          <w:szCs w:val="24"/>
-          <w:lang w:val="es-DO"/>
-        </w:rPr>
-        <w:t>a mayor cantidad de núcleos e hilos disponibles, mayor será la capacidad del sistema para repartir la carga y reducir los tiempos de procesamiento. En este enfoque, el usuario puede configurar dinámicamente cuántos procesadores utilizar, ajustando el '</w:t>
+        </w:rPr>
+        <w:t xml:space="preserve">3.5 </w:t>
       </w:r>
       <w:proofErr w:type="spellStart"/>
       <w:r>
-        <w:rPr>
-          <w:rFonts w:ascii="Arial" w:hAnsi="Arial" w:cs="Arial"/>
-          <w:sz w:val="24"/>
-          <w:szCs w:val="24"/>
-          <w:lang w:val="es-DO"/>
-        </w:rPr>
-        <w:t>processor</w:t>
-      </w:r>
-      <w:proofErr w:type="spellEnd"/>
-      <w:r>
-        <w:rPr>
-          <w:rFonts w:ascii="Arial" w:hAnsi="Arial" w:cs="Arial"/>
-          <w:sz w:val="24"/>
-          <w:szCs w:val="24"/>
-          <w:lang w:val="es-DO"/>
-        </w:rPr>
-        <w:t xml:space="preserve"> </w:t>
-      </w:r>
-      <w:proofErr w:type="spellStart"/>
-      <w:r>
-        <w:rPr>
-          <w:rFonts w:ascii="Arial" w:hAnsi="Arial" w:cs="Arial"/>
-          <w:sz w:val="24"/>
-          <w:szCs w:val="24"/>
-          <w:lang w:val="es-DO"/>
-        </w:rPr>
-        <w:t>count</w:t>
-      </w:r>
-      <w:proofErr w:type="spellEnd"/>
-      <w:r>
-        <w:rPr>
-          <w:rFonts w:ascii="Arial" w:hAnsi="Arial" w:cs="Arial"/>
-          <w:sz w:val="24"/>
-          <w:szCs w:val="24"/>
-          <w:lang w:val="es-DO"/>
-        </w:rPr>
-        <w:t>', de modo que el paralelismo se adapte al hardware disponible. El problema puede crecer de miles a millones de registros y el enfoque busca que, al aumentar los recursos, el tiempo de ejecución disminuya significativamente.</w:t>
-      </w:r>
-    </w:p>
-    <w:p>
-      <w:pPr>
-        <w:rPr>
-          <w:rFonts w:ascii="Arial" w:hAnsi="Arial" w:cs="Arial"/>
-          <w:sz w:val="24"/>
-          <w:szCs w:val="24"/>
-          <w:lang w:val="es-DO"/>
-        </w:rPr>
-      </w:pPr>
-    </w:p>
-    <w:p>
-      <w:pPr>
-        <w:pStyle w:val="Heading2"/>
         <w:rPr>
           <w:rFonts w:ascii="Arial" w:hAnsi="Arial" w:cs="Arial"/>
           <w:b/>
@@ -3719,8 +3804,9 @@
           <w:sz w:val="24"/>
           <w:szCs w:val="24"/>
         </w:rPr>
-      </w:pPr>
-      <w:bookmarkStart w:id="15" w:name="_Toc236761884"/>
+        <w:t>Métricas</w:t>
+      </w:r>
+      <w:proofErr w:type="spellEnd"/>
       <w:r>
         <w:rPr>
           <w:rFonts w:ascii="Arial" w:hAnsi="Arial" w:cs="Arial"/>
@@ -3730,7 +3816,7 @@
           <w:sz w:val="24"/>
           <w:szCs w:val="24"/>
         </w:rPr>
-        <w:t xml:space="preserve">3.5 </w:t>
+        <w:t xml:space="preserve"> de </w:t>
       </w:r>
       <w:proofErr w:type="spellStart"/>
       <w:r>
@@ -3742,7 +3828,7 @@
           <w:sz w:val="24"/>
           <w:szCs w:val="24"/>
         </w:rPr>
-        <w:t>Métricas</w:t>
+        <w:t>Evaluación</w:t>
       </w:r>
       <w:proofErr w:type="spellEnd"/>
       <w:r>
@@ -3754,7 +3840,7 @@
           <w:sz w:val="24"/>
           <w:szCs w:val="24"/>
         </w:rPr>
-        <w:t xml:space="preserve"> de </w:t>
+        <w:t xml:space="preserve"> del </w:t>
       </w:r>
       <w:proofErr w:type="spellStart"/>
       <w:r>
@@ -3766,9 +3852,96 @@
           <w:sz w:val="24"/>
           <w:szCs w:val="24"/>
         </w:rPr>
-        <w:t>Evaluación</w:t>
-      </w:r>
+        <w:t>Rendimiento</w:t>
+      </w:r>
+      <w:bookmarkEnd w:id="14"/>
       <w:proofErr w:type="spellEnd"/>
+    </w:p>
+    <w:p>
+      <w:pPr>
+        <w:jc w:val="both"/>
+        <w:rPr>
+          <w:rFonts w:ascii="Arial" w:hAnsi="Arial" w:cs="Arial"/>
+          <w:sz w:val="24"/>
+          <w:szCs w:val="24"/>
+          <w:lang w:val="es-DO"/>
+        </w:rPr>
+      </w:pPr>
+      <w:r>
+        <w:rPr>
+          <w:rFonts w:ascii="Arial" w:hAnsi="Arial" w:cs="Arial"/>
+          <w:sz w:val="24"/>
+          <w:szCs w:val="24"/>
+          <w:lang w:val="es-DO"/>
+        </w:rPr>
+        <w:t xml:space="preserve">Para evaluar el desempeño, se integra la clase </w:t>
+      </w:r>
+      <w:proofErr w:type="spellStart"/>
+      <w:r>
+        <w:rPr>
+          <w:rFonts w:ascii="Arial" w:hAnsi="Arial" w:cs="Arial"/>
+          <w:sz w:val="24"/>
+          <w:szCs w:val="24"/>
+          <w:lang w:val="es-DO"/>
+        </w:rPr>
+        <w:t>Stopwatch</w:t>
+      </w:r>
+      <w:proofErr w:type="spellEnd"/>
+      <w:r>
+        <w:rPr>
+          <w:rFonts w:ascii="Arial" w:hAnsi="Arial" w:cs="Arial"/>
+          <w:sz w:val="24"/>
+          <w:szCs w:val="24"/>
+          <w:lang w:val="es-DO"/>
+        </w:rPr>
+        <w:t xml:space="preserve"> para medir con precisión el tiempo de ejecución de cada estrategia. A partir de esas mediciones, el sistema imprime métricas cuantitativas en consola, permitiendo comparar de forma objetiva el modo secuencial con el paralelo. Entre las métricas clave se incluyen el tiempo de ejecución en milisegundos, la aceleración (</w:t>
+      </w:r>
+      <w:proofErr w:type="spellStart"/>
+      <w:r>
+        <w:rPr>
+          <w:rFonts w:ascii="Arial" w:hAnsi="Arial" w:cs="Arial"/>
+          <w:i/>
+          <w:iCs/>
+          <w:sz w:val="24"/>
+          <w:szCs w:val="24"/>
+          <w:lang w:val="es-DO"/>
+        </w:rPr>
+        <w:t>speedup</w:t>
+      </w:r>
+      <w:proofErr w:type="spellEnd"/>
+      <w:r>
+        <w:rPr>
+          <w:rFonts w:ascii="Arial" w:hAnsi="Arial" w:cs="Arial"/>
+          <w:sz w:val="24"/>
+          <w:szCs w:val="24"/>
+          <w:lang w:val="es-DO"/>
+        </w:rPr>
+        <w:t>), y la eficiencia del sistema, que evalúa qué tan bien se aprovechan los recursos de procesamiento. Finalmente, se añade una validación de resultados que verifica automáticamente que la solución paralela produzca exactamente el mismo resultado computacional que la secuencial, asegurando consistencia y confiabilidad además de rendimiento.</w:t>
+      </w:r>
+    </w:p>
+    <w:p>
+      <w:pPr>
+        <w:jc w:val="both"/>
+        <w:rPr>
+          <w:rFonts w:ascii="Arial" w:hAnsi="Arial" w:cs="Arial"/>
+          <w:sz w:val="24"/>
+          <w:szCs w:val="24"/>
+          <w:lang w:val="es-DO"/>
+        </w:rPr>
+      </w:pPr>
+    </w:p>
+    <w:p>
+      <w:pPr>
+        <w:pStyle w:val="Ttulo2"/>
+        <w:jc w:val="both"/>
+        <w:rPr>
+          <w:rFonts w:ascii="Arial" w:hAnsi="Arial" w:cs="Arial"/>
+          <w:b/>
+          <w:bCs/>
+          <w:lang w:val="es-DO"/>
+        </w:rPr>
+      </w:pPr>
+      <w:bookmarkStart w:id="15" w:name="_Toc236842205"/>
       <w:r>
         <w:rPr>
           <w:rFonts w:ascii="Arial" w:hAnsi="Arial" w:cs="Arial"/>
@@ -3777,11 +3950,56 @@
           <w:color w:val="auto"/>
           <w:sz w:val="24"/>
           <w:szCs w:val="24"/>
-        </w:rPr>
-        <w:t xml:space="preserve"> del </w:t>
-      </w:r>
-      <w:proofErr w:type="spellStart"/>
-      <w:r>
+          <w:lang w:val="es-DO"/>
+        </w:rPr>
+        <w:t>3.6 Aplicación a un Problema del Mundo Real</w:t>
+      </w:r>
+      <w:bookmarkEnd w:id="15"/>
+    </w:p>
+    <w:p>
+      <w:pPr>
+        <w:jc w:val="both"/>
+        <w:rPr>
+          <w:rFonts w:ascii="Arial" w:hAnsi="Arial" w:cs="Arial"/>
+          <w:sz w:val="24"/>
+          <w:szCs w:val="24"/>
+          <w:lang w:val="es-DO"/>
+        </w:rPr>
+      </w:pPr>
+      <w:r>
+        <w:rPr>
+          <w:rFonts w:ascii="Arial" w:hAnsi="Arial" w:cs="Arial"/>
+          <w:sz w:val="24"/>
+          <w:szCs w:val="24"/>
+          <w:lang w:val="es-DO"/>
+        </w:rPr>
+        <w:t xml:space="preserve">La aplicación se centra en resolver una problemática real vinculada al procesamiento masivo de datos transaccionales en cadenas comerciales, escenario típico de procesos ETL. Para afrontarlo, se aplican técnicas profesionales de desarrollo en C-Sharp, dentro del marco de la ingeniería de software paralela. Se contemplan estrategias de paralelización como el recorrido secuencial, la paralelización de alto nivel mediante constructores paralelos y balanceo </w:t>
+      </w:r>
+      <w:r>
+        <w:rPr>
+          <w:rFonts w:ascii="Arial" w:hAnsi="Arial" w:cs="Arial"/>
+          <w:sz w:val="24"/>
+          <w:szCs w:val="24"/>
+          <w:lang w:val="es-DO"/>
+        </w:rPr>
+        <w:lastRenderedPageBreak/>
+        <w:t>automático de carga, el uso de tareas con particionamiento manual y el empleo de hilos nativos con transferencia explícita de estructuras de datos.</w:t>
+      </w:r>
+    </w:p>
+    <w:p>
+      <w:pPr>
+        <w:jc w:val="both"/>
+        <w:rPr>
+          <w:rFonts w:ascii="Arial" w:hAnsi="Arial" w:cs="Arial"/>
+          <w:sz w:val="24"/>
+          <w:szCs w:val="24"/>
+          <w:lang w:val="es-DO"/>
+        </w:rPr>
+      </w:pPr>
+    </w:p>
+    <w:p>
+      <w:pPr>
+        <w:pStyle w:val="Ttulo1"/>
         <w:rPr>
           <w:rFonts w:ascii="Arial" w:hAnsi="Arial" w:cs="Arial"/>
           <w:b/>
@@ -3789,94 +4007,10 @@
           <w:color w:val="auto"/>
           <w:sz w:val="24"/>
           <w:szCs w:val="24"/>
-        </w:rPr>
-        <w:t>Rendimiento</w:t>
-      </w:r>
-      <w:bookmarkEnd w:id="15"/>
-      <w:proofErr w:type="spellEnd"/>
-    </w:p>
-    <w:p>
-      <w:pPr>
-        <w:rPr>
-          <w:rFonts w:ascii="Arial" w:hAnsi="Arial" w:cs="Arial"/>
-          <w:sz w:val="24"/>
-          <w:szCs w:val="24"/>
-          <w:lang w:val="es-DO"/>
-        </w:rPr>
-      </w:pPr>
-      <w:r>
-        <w:rPr>
-          <w:rFonts w:ascii="Arial" w:hAnsi="Arial" w:cs="Arial"/>
-          <w:sz w:val="24"/>
-          <w:szCs w:val="24"/>
-          <w:lang w:val="es-DO"/>
-        </w:rPr>
-        <w:t xml:space="preserve">Para evaluar el desempeño, se integra la clase </w:t>
-      </w:r>
-      <w:proofErr w:type="spellStart"/>
-      <w:r>
-        <w:rPr>
-          <w:rFonts w:ascii="Arial" w:hAnsi="Arial" w:cs="Arial"/>
-          <w:sz w:val="24"/>
-          <w:szCs w:val="24"/>
-          <w:lang w:val="es-DO"/>
-        </w:rPr>
-        <w:t>Stopwatch</w:t>
-      </w:r>
-      <w:proofErr w:type="spellEnd"/>
-      <w:r>
-        <w:rPr>
-          <w:rFonts w:ascii="Arial" w:hAnsi="Arial" w:cs="Arial"/>
-          <w:sz w:val="24"/>
-          <w:szCs w:val="24"/>
-          <w:lang w:val="es-DO"/>
-        </w:rPr>
-        <w:t xml:space="preserve"> para medir con precisión el tiempo de ejecución de cada estrategia. A partir de esas mediciones, el sistema imprime métricas cuantitativas en consola, permitiendo comparar de forma objetiva el modo secuencial con el paralelo. Entre las métricas clave se incluyen el tiempo de ejecución en milisegundos, la aceleración (</w:t>
-      </w:r>
-      <w:proofErr w:type="spellStart"/>
-      <w:r>
-        <w:rPr>
-          <w:rFonts w:ascii="Arial" w:hAnsi="Arial" w:cs="Arial"/>
-          <w:i/>
-          <w:iCs/>
-          <w:sz w:val="24"/>
-          <w:szCs w:val="24"/>
-          <w:lang w:val="es-DO"/>
-        </w:rPr>
-        <w:t>speedup</w:t>
-      </w:r>
-      <w:proofErr w:type="spellEnd"/>
-      <w:r>
-        <w:rPr>
-          <w:rFonts w:ascii="Arial" w:hAnsi="Arial" w:cs="Arial"/>
-          <w:sz w:val="24"/>
-          <w:szCs w:val="24"/>
-          <w:lang w:val="es-DO"/>
-        </w:rPr>
-        <w:t>), y la eficiencia del sistema, que evalúa qué tan bien se aprovechan los recursos de procesamiento. Finalmente, se añade una validación de resultados que verifica automáticamente que la solución paralela produzca exactamente el mismo resultado computacional que la secuencial, asegurando consistencia y confiabilidad además de rendimiento.</w:t>
-      </w:r>
-    </w:p>
-    <w:p>
-      <w:pPr>
-        <w:rPr>
-          <w:rFonts w:ascii="Arial" w:hAnsi="Arial" w:cs="Arial"/>
-          <w:sz w:val="24"/>
-          <w:szCs w:val="24"/>
-          <w:lang w:val="es-DO"/>
-        </w:rPr>
-      </w:pPr>
-    </w:p>
-    <w:p>
-      <w:pPr>
-        <w:pStyle w:val="Heading2"/>
-        <w:rPr>
-          <w:rFonts w:ascii="Arial" w:hAnsi="Arial" w:cs="Arial"/>
-          <w:b/>
-          <w:bCs/>
-          <w:lang w:val="es-DO"/>
-        </w:rPr>
-      </w:pPr>
-      <w:bookmarkStart w:id="16" w:name="_Toc236761885"/>
+          <w:lang w:val="es-DO"/>
+        </w:rPr>
+      </w:pPr>
+      <w:bookmarkStart w:id="16" w:name="_Toc236842206"/>
       <w:r>
         <w:rPr>
           <w:rFonts w:ascii="Arial" w:hAnsi="Arial" w:cs="Arial"/>
@@ -3887,69 +4021,117 @@
           <w:szCs w:val="24"/>
           <w:lang w:val="es-DO"/>
         </w:rPr>
-        <w:t>3.6 Aplicación a un Problema del Mundo Real</w:t>
+        <w:t>4. DISEÑO DE LA SOLUCIÓN</w:t>
       </w:r>
       <w:bookmarkEnd w:id="16"/>
     </w:p>
     <w:p>
       <w:pPr>
-        <w:rPr>
-          <w:rFonts w:ascii="Arial" w:hAnsi="Arial" w:cs="Arial"/>
-          <w:sz w:val="24"/>
-          <w:szCs w:val="24"/>
-          <w:lang w:val="es-DO"/>
-        </w:rPr>
-      </w:pPr>
-      <w:r>
-        <w:rPr>
-          <w:rFonts w:ascii="Arial" w:hAnsi="Arial" w:cs="Arial"/>
-          <w:sz w:val="24"/>
-          <w:szCs w:val="24"/>
-          <w:lang w:val="es-DO"/>
-        </w:rPr>
-        <w:t xml:space="preserve">La aplicación se centra en resolver una problemática real vinculada al procesamiento masivo de datos transaccionales en cadenas comerciales, escenario típico de procesos ETL. Para afrontarlo, se aplican técnicas profesionales de desarrollo en C-Sharp, dentro del marco de la ingeniería de software paralela. Se contemplan estrategias de paralelización como el recorrido secuencial, la paralelización de alto nivel mediante constructores paralelos y balanceo </w:t>
-      </w:r>
-      <w:r>
-        <w:rPr>
-          <w:rFonts w:ascii="Arial" w:hAnsi="Arial" w:cs="Arial"/>
-          <w:sz w:val="24"/>
-          <w:szCs w:val="24"/>
-          <w:lang w:val="es-DO"/>
-        </w:rPr>
-        <w:lastRenderedPageBreak/>
-        <w:t>automático de carga, el uso de tareas con particionamiento manual y el empleo de hilos nativos con transferencia explícita de estructuras de datos.</w:t>
-      </w:r>
-    </w:p>
-    <w:p>
-      <w:pPr>
-        <w:rPr>
-          <w:rFonts w:ascii="Arial" w:hAnsi="Arial" w:cs="Arial"/>
-          <w:sz w:val="24"/>
-          <w:szCs w:val="24"/>
-          <w:lang w:val="es-DO"/>
-        </w:rPr>
-      </w:pPr>
-    </w:p>
-    <w:p>
-      <w:pPr>
-        <w:rPr>
-          <w:lang w:val="es-DO"/>
-        </w:rPr>
-      </w:pPr>
-    </w:p>
-    <w:p>
-      <w:pPr>
-        <w:rPr>
-          <w:lang w:val="es-DO"/>
-        </w:rPr>
-      </w:pPr>
-    </w:p>
-    <w:p>
-      <w:pPr>
-        <w:rPr>
-          <w:lang w:val="es-DO"/>
-        </w:rPr>
-      </w:pPr>
+        <w:pStyle w:val="Ttulo1"/>
+        <w:rPr>
+          <w:rFonts w:ascii="Arial" w:hAnsi="Arial" w:cs="Arial"/>
+          <w:b/>
+          <w:bCs/>
+          <w:color w:val="auto"/>
+          <w:sz w:val="24"/>
+          <w:szCs w:val="24"/>
+          <w:lang w:val="es-DO"/>
+        </w:rPr>
+      </w:pPr>
+      <w:bookmarkStart w:id="17" w:name="_Toc236842207"/>
+      <w:r>
+        <w:rPr>
+          <w:rFonts w:ascii="Arial" w:hAnsi="Arial" w:cs="Arial"/>
+          <w:b/>
+          <w:bCs/>
+          <w:color w:val="auto"/>
+          <w:sz w:val="24"/>
+          <w:szCs w:val="24"/>
+          <w:lang w:val="es-DO"/>
+        </w:rPr>
+        <w:t>4.1 Arquitectura General del Sistema</w:t>
+      </w:r>
+      <w:bookmarkEnd w:id="17"/>
+    </w:p>
+    <w:p>
+      <w:pPr>
+        <w:jc w:val="both"/>
+        <w:rPr>
+          <w:rFonts w:ascii="Arial" w:hAnsi="Arial" w:cs="Arial"/>
+          <w:sz w:val="24"/>
+          <w:szCs w:val="24"/>
+          <w:lang w:val="es-DO"/>
+        </w:rPr>
+      </w:pPr>
+      <w:r>
+        <w:rPr>
+          <w:rFonts w:ascii="Arial" w:hAnsi="Arial" w:cs="Arial"/>
+          <w:sz w:val="24"/>
+          <w:szCs w:val="24"/>
+          <w:lang w:val="es-DO"/>
+        </w:rPr>
+        <w:t>Para el desarrollo de la arquitectura de este proyecto del sistema ETL en paralelo, buscamos dividirlo en tres capas lógicas de procesamiento desacoplado en la memoria, en donde estaría las siguientes capas:</w:t>
+      </w:r>
+    </w:p>
+    <w:p>
+      <w:pPr>
+        <w:jc w:val="both"/>
+        <w:rPr>
+          <w:rFonts w:ascii="Arial" w:hAnsi="Arial" w:cs="Arial"/>
+          <w:sz w:val="24"/>
+          <w:szCs w:val="24"/>
+          <w:lang w:val="es-DO"/>
+        </w:rPr>
+      </w:pPr>
+      <w:r>
+        <w:rPr>
+          <w:rFonts w:ascii="Arial" w:hAnsi="Arial" w:cs="Arial"/>
+          <w:sz w:val="24"/>
+          <w:szCs w:val="24"/>
+          <w:lang w:val="es-DO"/>
+        </w:rPr>
+        <w:t>Está la capa de generación o extracción, en donde el módulo encargado de la simulación y poblar sintéticamente los millones de registros de transacciones de los provenientes de múltiples sucursales virtuales, ejemplo, de Santo Domingo, Santiago, La Vega, Puerto Plata, etc. Estos estarían estructurados en arreglos y colecciones de alto rendimiento, sin depender de la latencia de discos físicos.</w:t>
+      </w:r>
+    </w:p>
+    <w:p>
+      <w:pPr>
+        <w:jc w:val="both"/>
+        <w:rPr>
+          <w:rFonts w:ascii="Arial" w:hAnsi="Arial" w:cs="Arial"/>
+          <w:sz w:val="24"/>
+          <w:szCs w:val="24"/>
+          <w:lang w:val="es-DO"/>
+        </w:rPr>
+      </w:pPr>
+      <w:r>
+        <w:rPr>
+          <w:rFonts w:ascii="Arial" w:hAnsi="Arial" w:cs="Arial"/>
+          <w:sz w:val="24"/>
+          <w:szCs w:val="24"/>
+          <w:lang w:val="es-DO"/>
+        </w:rPr>
+        <w:t>Estaría la segunda capa de transformación concurrente, que la consideramos el núcleo del procesamiento paralelo, en donde se aplicarían patrones de descomposición de datos, en donde se estarían haciendo particiones de entrada por bloques y particiones de salidas, para calcular impuestos, limpiar valores, normalización de las entidades, o sea, clientes y productos, y el poder evaluar las métricas de negocio de forma simultánea entre múltiples hilos o tareas.</w:t>
+      </w:r>
+    </w:p>
+    <w:p>
+      <w:pPr>
+        <w:jc w:val="both"/>
+        <w:rPr>
+          <w:rFonts w:ascii="Arial" w:hAnsi="Arial" w:cs="Arial"/>
+          <w:sz w:val="24"/>
+          <w:szCs w:val="24"/>
+          <w:lang w:val="es-DO"/>
+        </w:rPr>
+      </w:pPr>
+      <w:r>
+        <w:rPr>
+          <w:rFonts w:ascii="Arial" w:hAnsi="Arial" w:cs="Arial"/>
+          <w:sz w:val="24"/>
+          <w:szCs w:val="24"/>
+          <w:lang w:val="es-DO"/>
+        </w:rPr>
+        <w:t>Por último, estaría la capa de carga, en donde se finalizaría la convergencia de los resultados parciales de hilos de trabajo mediante los mecanismos de sincronización hacia una estructura de destino que esté unificada.</w:t>
+      </w:r>
     </w:p>
     <w:sectPr>
       <w:pgSz w:w="12240" w:h="15840" w:code="1"/>
@@ -4248,6 +4430,155 @@
       </w:pPr>
     </w:lvl>
   </w:abstractNum>
+  <w:abstractNum w:abstractNumId="3" w15:restartNumberingAfterBreak="0">
+    <w:nsid w:val="62A4778E"/>
+    <w:multiLevelType w:val="multilevel"/>
+    <w:tmpl w:val="977E28AE"/>
+    <w:lvl w:ilvl="0">
+      <w:start w:val="1"/>
+      <w:numFmt w:val="bullet"/>
+      <w:lvlText w:val=""/>
+      <w:lvlJc w:val="left"/>
+      <w:pPr>
+        <w:tabs>
+          <w:tab w:val="num" w:pos="720"/>
+        </w:tabs>
+        <w:ind w:left="720" w:hanging="360"/>
+      </w:pPr>
+      <w:rPr>
+        <w:rFonts w:ascii="Symbol" w:hAnsi="Symbol" w:hint="default"/>
+        <w:sz w:val="20"/>
+      </w:rPr>
+    </w:lvl>
+    <w:lvl w:ilvl="1" w:tentative="1">
+      <w:start w:val="1"/>
+      <w:numFmt w:val="bullet"/>
+      <w:lvlText w:val="o"/>
+      <w:lvlJc w:val="left"/>
+      <w:pPr>
+        <w:tabs>
+          <w:tab w:val="num" w:pos="1440"/>
+        </w:tabs>
+        <w:ind w:left="1440" w:hanging="360"/>
+      </w:pPr>
+      <w:rPr>
+        <w:rFonts w:ascii="Courier New" w:hAnsi="Courier New" w:hint="default"/>
+        <w:sz w:val="20"/>
+      </w:rPr>
+    </w:lvl>
+    <w:lvl w:ilvl="2" w:tentative="1">
+      <w:start w:val="1"/>
+      <w:numFmt w:val="bullet"/>
+      <w:lvlText w:val=""/>
+      <w:lvlJc w:val="left"/>
+      <w:pPr>
+        <w:tabs>
+          <w:tab w:val="num" w:pos="2160"/>
+        </w:tabs>
+        <w:ind w:left="2160" w:hanging="360"/>
+      </w:pPr>
+      <w:rPr>
+        <w:rFonts w:ascii="Wingdings" w:hAnsi="Wingdings" w:hint="default"/>
+        <w:sz w:val="20"/>
+      </w:rPr>
+    </w:lvl>
+    <w:lvl w:ilvl="3" w:tentative="1">
+      <w:start w:val="1"/>
+      <w:numFmt w:val="bullet"/>
+      <w:lvlText w:val=""/>
+      <w:lvlJc w:val="left"/>
+      <w:pPr>
+        <w:tabs>
+          <w:tab w:val="num" w:pos="2880"/>
+        </w:tabs>
+        <w:ind w:left="2880" w:hanging="360"/>
+      </w:pPr>
+      <w:rPr>
+        <w:rFonts w:ascii="Wingdings" w:hAnsi="Wingdings" w:hint="default"/>
+        <w:sz w:val="20"/>
+      </w:rPr>
+    </w:lvl>
+    <w:lvl w:ilvl="4" w:tentative="1">
+      <w:start w:val="1"/>
+      <w:numFmt w:val="bullet"/>
+      <w:lvlText w:val=""/>
+      <w:lvlJc w:val="left"/>
+      <w:pPr>
+        <w:tabs>
+          <w:tab w:val="num" w:pos="3600"/>
+        </w:tabs>
+        <w:ind w:left="3600" w:hanging="360"/>
+      </w:pPr>
+      <w:rPr>
+        <w:rFonts w:ascii="Wingdings" w:hAnsi="Wingdings" w:hint="default"/>
+        <w:sz w:val="20"/>
+      </w:rPr>
+    </w:lvl>
+    <w:lvl w:ilvl="5" w:tentative="1">
+      <w:start w:val="1"/>
+      <w:numFmt w:val="bullet"/>
+      <w:lvlText w:val=""/>
+      <w:lvlJc w:val="left"/>
+      <w:pPr>
+        <w:tabs>
+          <w:tab w:val="num" w:pos="4320"/>
+        </w:tabs>
+        <w:ind w:left="4320" w:hanging="360"/>
+      </w:pPr>
+      <w:rPr>
+        <w:rFonts w:ascii="Wingdings" w:hAnsi="Wingdings" w:hint="default"/>
+        <w:sz w:val="20"/>
+      </w:rPr>
+    </w:lvl>
+    <w:lvl w:ilvl="6" w:tentative="1">
+      <w:start w:val="1"/>
+      <w:numFmt w:val="bullet"/>
+      <w:lvlText w:val=""/>
+      <w:lvlJc w:val="left"/>
+      <w:pPr>
+        <w:tabs>
+          <w:tab w:val="num" w:pos="5040"/>
+        </w:tabs>
+        <w:ind w:left="5040" w:hanging="360"/>
+      </w:pPr>
+      <w:rPr>
+        <w:rFonts w:ascii="Wingdings" w:hAnsi="Wingdings" w:hint="default"/>
+        <w:sz w:val="20"/>
+      </w:rPr>
+    </w:lvl>
+    <w:lvl w:ilvl="7" w:tentative="1">
+      <w:start w:val="1"/>
+      <w:numFmt w:val="bullet"/>
+      <w:lvlText w:val=""/>
+      <w:lvlJc w:val="left"/>
+      <w:pPr>
+        <w:tabs>
+          <w:tab w:val="num" w:pos="5760"/>
+        </w:tabs>
+        <w:ind w:left="5760" w:hanging="360"/>
+      </w:pPr>
+      <w:rPr>
+        <w:rFonts w:ascii="Wingdings" w:hAnsi="Wingdings" w:hint="default"/>
+        <w:sz w:val="20"/>
+      </w:rPr>
+    </w:lvl>
+    <w:lvl w:ilvl="8" w:tentative="1">
+      <w:start w:val="1"/>
+      <w:numFmt w:val="bullet"/>
+      <w:lvlText w:val=""/>
+      <w:lvlJc w:val="left"/>
+      <w:pPr>
+        <w:tabs>
+          <w:tab w:val="num" w:pos="6480"/>
+        </w:tabs>
+        <w:ind w:left="6480" w:hanging="360"/>
+      </w:pPr>
+      <w:rPr>
+        <w:rFonts w:ascii="Wingdings" w:hAnsi="Wingdings" w:hint="default"/>
+        <w:sz w:val="20"/>
+      </w:rPr>
+    </w:lvl>
+  </w:abstractNum>
   <w:num w:numId="1" w16cid:durableId="1114253974">
     <w:abstractNumId w:val="0"/>
   </w:num>
@@ -4256,6 +4587,9 @@
   </w:num>
   <w:num w:numId="3" w16cid:durableId="1332878065">
     <w:abstractNumId w:val="2"/>
+  </w:num>
+  <w:num w:numId="4" w16cid:durableId="93600676">
+    <w:abstractNumId w:val="3"/>
   </w:num>
 </w:numbering>
 </file>
@@ -4672,11 +5006,11 @@
       <w14:ligatures w14:val="none"/>
     </w:rPr>
   </w:style>
-  <w:style w:type="paragraph" w:styleId="Heading1">
+  <w:style w:type="paragraph" w:styleId="Ttulo1">
     <w:name w:val="heading 1"/>
     <w:basedOn w:val="Normal"/>
     <w:next w:val="Normal"/>
-    <w:link w:val="Heading1Char"/>
+    <w:link w:val="Ttulo1Car"/>
     <w:uiPriority w:val="9"/>
     <w:qFormat/>
     <w:rsid w:val="00BC0815"/>
@@ -4693,11 +5027,11 @@
       <w:szCs w:val="40"/>
     </w:rPr>
   </w:style>
-  <w:style w:type="paragraph" w:styleId="Heading2">
+  <w:style w:type="paragraph" w:styleId="Ttulo2">
     <w:name w:val="heading 2"/>
     <w:basedOn w:val="Normal"/>
     <w:next w:val="Normal"/>
-    <w:link w:val="Heading2Char"/>
+    <w:link w:val="Ttulo2Car"/>
     <w:uiPriority w:val="9"/>
     <w:unhideWhenUsed/>
     <w:qFormat/>
@@ -4715,11 +5049,11 @@
       <w:szCs w:val="32"/>
     </w:rPr>
   </w:style>
-  <w:style w:type="paragraph" w:styleId="Heading3">
+  <w:style w:type="paragraph" w:styleId="Ttulo3">
     <w:name w:val="heading 3"/>
     <w:basedOn w:val="Normal"/>
     <w:next w:val="Normal"/>
-    <w:link w:val="Heading3Char"/>
+    <w:link w:val="Ttulo3Car"/>
     <w:uiPriority w:val="9"/>
     <w:unhideWhenUsed/>
     <w:qFormat/>
@@ -4737,11 +5071,11 @@
       <w:szCs w:val="28"/>
     </w:rPr>
   </w:style>
-  <w:style w:type="paragraph" w:styleId="Heading4">
+  <w:style w:type="paragraph" w:styleId="Ttulo4">
     <w:name w:val="heading 4"/>
     <w:basedOn w:val="Normal"/>
     <w:next w:val="Normal"/>
-    <w:link w:val="Heading4Char"/>
+    <w:link w:val="Ttulo4Car"/>
     <w:uiPriority w:val="9"/>
     <w:semiHidden/>
     <w:unhideWhenUsed/>
@@ -4760,11 +5094,11 @@
       <w:color w:val="0F4761" w:themeColor="accent1" w:themeShade="BF"/>
     </w:rPr>
   </w:style>
-  <w:style w:type="paragraph" w:styleId="Heading5">
+  <w:style w:type="paragraph" w:styleId="Ttulo5">
     <w:name w:val="heading 5"/>
     <w:basedOn w:val="Normal"/>
     <w:next w:val="Normal"/>
-    <w:link w:val="Heading5Char"/>
+    <w:link w:val="Ttulo5Car"/>
     <w:uiPriority w:val="9"/>
     <w:semiHidden/>
     <w:unhideWhenUsed/>
@@ -4781,11 +5115,11 @@
       <w:color w:val="0F4761" w:themeColor="accent1" w:themeShade="BF"/>
     </w:rPr>
   </w:style>
-  <w:style w:type="paragraph" w:styleId="Heading6">
+  <w:style w:type="paragraph" w:styleId="Ttulo6">
     <w:name w:val="heading 6"/>
     <w:basedOn w:val="Normal"/>
     <w:next w:val="Normal"/>
-    <w:link w:val="Heading6Char"/>
+    <w:link w:val="Ttulo6Car"/>
     <w:uiPriority w:val="9"/>
     <w:semiHidden/>
     <w:unhideWhenUsed/>
@@ -4804,11 +5138,11 @@
       <w:color w:val="595959" w:themeColor="text1" w:themeTint="A6"/>
     </w:rPr>
   </w:style>
-  <w:style w:type="paragraph" w:styleId="Heading7">
+  <w:style w:type="paragraph" w:styleId="Ttulo7">
     <w:name w:val="heading 7"/>
     <w:basedOn w:val="Normal"/>
     <w:next w:val="Normal"/>
-    <w:link w:val="Heading7Char"/>
+    <w:link w:val="Ttulo7Car"/>
     <w:uiPriority w:val="9"/>
     <w:semiHidden/>
     <w:unhideWhenUsed/>
@@ -4825,11 +5159,11 @@
       <w:color w:val="595959" w:themeColor="text1" w:themeTint="A6"/>
     </w:rPr>
   </w:style>
-  <w:style w:type="paragraph" w:styleId="Heading8">
+  <w:style w:type="paragraph" w:styleId="Ttulo8">
     <w:name w:val="heading 8"/>
     <w:basedOn w:val="Normal"/>
     <w:next w:val="Normal"/>
-    <w:link w:val="Heading8Char"/>
+    <w:link w:val="Ttulo8Car"/>
     <w:uiPriority w:val="9"/>
     <w:semiHidden/>
     <w:unhideWhenUsed/>
@@ -4848,11 +5182,11 @@
       <w:color w:val="272727" w:themeColor="text1" w:themeTint="D8"/>
     </w:rPr>
   </w:style>
-  <w:style w:type="paragraph" w:styleId="Heading9">
+  <w:style w:type="paragraph" w:styleId="Ttulo9">
     <w:name w:val="heading 9"/>
     <w:basedOn w:val="Normal"/>
     <w:next w:val="Normal"/>
-    <w:link w:val="Heading9Char"/>
+    <w:link w:val="Ttulo9Car"/>
     <w:uiPriority w:val="9"/>
     <w:semiHidden/>
     <w:unhideWhenUsed/>
@@ -4869,12 +5203,13 @@
       <w:color w:val="272727" w:themeColor="text1" w:themeTint="D8"/>
     </w:rPr>
   </w:style>
-  <w:style w:type="character" w:default="1" w:styleId="DefaultParagraphFont">
+  <w:style w:type="character" w:default="1" w:styleId="Fuentedeprrafopredeter">
     <w:name w:val="Default Paragraph Font"/>
     <w:uiPriority w:val="1"/>
+    <w:semiHidden/>
     <w:unhideWhenUsed/>
   </w:style>
-  <w:style w:type="table" w:default="1" w:styleId="TableNormal">
+  <w:style w:type="table" w:default="1" w:styleId="Tablanormal">
     <w:name w:val="Normal Table"/>
     <w:uiPriority w:val="99"/>
     <w:semiHidden/>
@@ -4889,16 +5224,16 @@
       </w:tblCellMar>
     </w:tblPr>
   </w:style>
-  <w:style w:type="numbering" w:default="1" w:styleId="NoList">
+  <w:style w:type="numbering" w:default="1" w:styleId="Sinlista">
     <w:name w:val="No List"/>
     <w:uiPriority w:val="99"/>
     <w:semiHidden/>
     <w:unhideWhenUsed/>
   </w:style>
-  <w:style w:type="character" w:customStyle="1" w:styleId="Heading1Char">
-    <w:name w:val="Heading 1 Char"/>
-    <w:basedOn w:val="DefaultParagraphFont"/>
-    <w:link w:val="Heading1"/>
+  <w:style w:type="character" w:customStyle="1" w:styleId="Ttulo1Car">
+    <w:name w:val="Título 1 Car"/>
+    <w:basedOn w:val="Fuentedeprrafopredeter"/>
+    <w:link w:val="Ttulo1"/>
     <w:uiPriority w:val="9"/>
     <w:rsid w:val="00BC0815"/>
     <w:rPr>
@@ -4908,10 +5243,10 @@
       <w:szCs w:val="40"/>
     </w:rPr>
   </w:style>
-  <w:style w:type="character" w:customStyle="1" w:styleId="Heading2Char">
-    <w:name w:val="Heading 2 Char"/>
-    <w:basedOn w:val="DefaultParagraphFont"/>
-    <w:link w:val="Heading2"/>
+  <w:style w:type="character" w:customStyle="1" w:styleId="Ttulo2Car">
+    <w:name w:val="Título 2 Car"/>
+    <w:basedOn w:val="Fuentedeprrafopredeter"/>
+    <w:link w:val="Ttulo2"/>
     <w:uiPriority w:val="9"/>
     <w:rsid w:val="00BC0815"/>
     <w:rPr>
@@ -4921,10 +5256,10 @@
       <w:szCs w:val="32"/>
     </w:rPr>
   </w:style>
-  <w:style w:type="character" w:customStyle="1" w:styleId="Heading3Char">
-    <w:name w:val="Heading 3 Char"/>
-    <w:basedOn w:val="DefaultParagraphFont"/>
-    <w:link w:val="Heading3"/>
+  <w:style w:type="character" w:customStyle="1" w:styleId="Ttulo3Car">
+    <w:name w:val="Título 3 Car"/>
+    <w:basedOn w:val="Fuentedeprrafopredeter"/>
+    <w:link w:val="Ttulo3"/>
     <w:uiPriority w:val="9"/>
     <w:rsid w:val="00BC0815"/>
     <w:rPr>
@@ -4934,10 +5269,10 @@
       <w:szCs w:val="28"/>
     </w:rPr>
   </w:style>
-  <w:style w:type="character" w:customStyle="1" w:styleId="Heading4Char">
-    <w:name w:val="Heading 4 Char"/>
-    <w:basedOn w:val="DefaultParagraphFont"/>
-    <w:link w:val="Heading4"/>
+  <w:style w:type="character" w:customStyle="1" w:styleId="Ttulo4Car">
+    <w:name w:val="Título 4 Car"/>
+    <w:basedOn w:val="Fuentedeprrafopredeter"/>
+    <w:link w:val="Ttulo4"/>
     <w:uiPriority w:val="9"/>
     <w:semiHidden/>
     <w:rsid w:val="00BC0815"/>
@@ -4948,10 +5283,10 @@
       <w:color w:val="0F4761" w:themeColor="accent1" w:themeShade="BF"/>
     </w:rPr>
   </w:style>
-  <w:style w:type="character" w:customStyle="1" w:styleId="Heading5Char">
-    <w:name w:val="Heading 5 Char"/>
-    <w:basedOn w:val="DefaultParagraphFont"/>
-    <w:link w:val="Heading5"/>
+  <w:style w:type="character" w:customStyle="1" w:styleId="Ttulo5Car">
+    <w:name w:val="Título 5 Car"/>
+    <w:basedOn w:val="Fuentedeprrafopredeter"/>
+    <w:link w:val="Ttulo5"/>
     <w:uiPriority w:val="9"/>
     <w:semiHidden/>
     <w:rsid w:val="00BC0815"/>
@@ -4960,10 +5295,10 @@
       <w:color w:val="0F4761" w:themeColor="accent1" w:themeShade="BF"/>
     </w:rPr>
   </w:style>
-  <w:style w:type="character" w:customStyle="1" w:styleId="Heading6Char">
-    <w:name w:val="Heading 6 Char"/>
-    <w:basedOn w:val="DefaultParagraphFont"/>
-    <w:link w:val="Heading6"/>
+  <w:style w:type="character" w:customStyle="1" w:styleId="Ttulo6Car">
+    <w:name w:val="Título 6 Car"/>
+    <w:basedOn w:val="Fuentedeprrafopredeter"/>
+    <w:link w:val="Ttulo6"/>
     <w:uiPriority w:val="9"/>
     <w:semiHidden/>
     <w:rsid w:val="00BC0815"/>
@@ -4974,10 +5309,10 @@
       <w:color w:val="595959" w:themeColor="text1" w:themeTint="A6"/>
     </w:rPr>
   </w:style>
-  <w:style w:type="character" w:customStyle="1" w:styleId="Heading7Char">
-    <w:name w:val="Heading 7 Char"/>
-    <w:basedOn w:val="DefaultParagraphFont"/>
-    <w:link w:val="Heading7"/>
+  <w:style w:type="character" w:customStyle="1" w:styleId="Ttulo7Car">
+    <w:name w:val="Título 7 Car"/>
+    <w:basedOn w:val="Fuentedeprrafopredeter"/>
+    <w:link w:val="Ttulo7"/>
     <w:uiPriority w:val="9"/>
     <w:semiHidden/>
     <w:rsid w:val="00BC0815"/>
@@ -4986,10 +5321,10 @@
       <w:color w:val="595959" w:themeColor="text1" w:themeTint="A6"/>
     </w:rPr>
   </w:style>
-  <w:style w:type="character" w:customStyle="1" w:styleId="Heading8Char">
-    <w:name w:val="Heading 8 Char"/>
-    <w:basedOn w:val="DefaultParagraphFont"/>
-    <w:link w:val="Heading8"/>
+  <w:style w:type="character" w:customStyle="1" w:styleId="Ttulo8Car">
+    <w:name w:val="Título 8 Car"/>
+    <w:basedOn w:val="Fuentedeprrafopredeter"/>
+    <w:link w:val="Ttulo8"/>
     <w:uiPriority w:val="9"/>
     <w:semiHidden/>
     <w:rsid w:val="00BC0815"/>
@@ -5000,10 +5335,10 @@
       <w:color w:val="272727" w:themeColor="text1" w:themeTint="D8"/>
     </w:rPr>
   </w:style>
-  <w:style w:type="character" w:customStyle="1" w:styleId="Heading9Char">
-    <w:name w:val="Heading 9 Char"/>
-    <w:basedOn w:val="DefaultParagraphFont"/>
-    <w:link w:val="Heading9"/>
+  <w:style w:type="character" w:customStyle="1" w:styleId="Ttulo9Car">
+    <w:name w:val="Título 9 Car"/>
+    <w:basedOn w:val="Fuentedeprrafopredeter"/>
+    <w:link w:val="Ttulo9"/>
     <w:uiPriority w:val="9"/>
     <w:semiHidden/>
     <w:rsid w:val="00BC0815"/>
@@ -5012,11 +5347,11 @@
       <w:color w:val="272727" w:themeColor="text1" w:themeTint="D8"/>
     </w:rPr>
   </w:style>
-  <w:style w:type="paragraph" w:styleId="Title">
+  <w:style w:type="paragraph" w:styleId="Ttulo">
     <w:name w:val="Title"/>
     <w:basedOn w:val="Normal"/>
     <w:next w:val="Normal"/>
-    <w:link w:val="TitleChar"/>
+    <w:link w:val="TtuloCar"/>
     <w:uiPriority w:val="10"/>
     <w:qFormat/>
     <w:rsid w:val="00BC0815"/>
@@ -5032,10 +5367,10 @@
       <w:szCs w:val="56"/>
     </w:rPr>
   </w:style>
-  <w:style w:type="character" w:customStyle="1" w:styleId="TitleChar">
-    <w:name w:val="Title Char"/>
-    <w:basedOn w:val="DefaultParagraphFont"/>
-    <w:link w:val="Title"/>
+  <w:style w:type="character" w:customStyle="1" w:styleId="TtuloCar">
+    <w:name w:val="Título Car"/>
+    <w:basedOn w:val="Fuentedeprrafopredeter"/>
+    <w:link w:val="Ttulo"/>
     <w:uiPriority w:val="10"/>
     <w:rsid w:val="00BC0815"/>
     <w:rPr>
@@ -5046,11 +5381,11 @@
       <w:szCs w:val="56"/>
     </w:rPr>
   </w:style>
-  <w:style w:type="paragraph" w:styleId="Subtitle">
+  <w:style w:type="paragraph" w:styleId="Subttulo">
     <w:name w:val="Subtitle"/>
     <w:basedOn w:val="Normal"/>
     <w:next w:val="Normal"/>
-    <w:link w:val="SubtitleChar"/>
+    <w:link w:val="SubttuloCar"/>
     <w:uiPriority w:val="11"/>
     <w:qFormat/>
     <w:rsid w:val="00BC0815"/>
@@ -5067,10 +5402,10 @@
       <w:szCs w:val="28"/>
     </w:rPr>
   </w:style>
-  <w:style w:type="character" w:customStyle="1" w:styleId="SubtitleChar">
-    <w:name w:val="Subtitle Char"/>
-    <w:basedOn w:val="DefaultParagraphFont"/>
-    <w:link w:val="Subtitle"/>
+  <w:style w:type="character" w:customStyle="1" w:styleId="SubttuloCar">
+    <w:name w:val="Subtítulo Car"/>
+    <w:basedOn w:val="Fuentedeprrafopredeter"/>
+    <w:link w:val="Subttulo"/>
     <w:uiPriority w:val="11"/>
     <w:rsid w:val="00BC0815"/>
     <w:rPr>
@@ -5081,11 +5416,11 @@
       <w:szCs w:val="28"/>
     </w:rPr>
   </w:style>
-  <w:style w:type="paragraph" w:styleId="Quote">
+  <w:style w:type="paragraph" w:styleId="Cita">
     <w:name w:val="Quote"/>
     <w:basedOn w:val="Normal"/>
     <w:next w:val="Normal"/>
-    <w:link w:val="QuoteChar"/>
+    <w:link w:val="CitaCar"/>
     <w:uiPriority w:val="29"/>
     <w:qFormat/>
     <w:rsid w:val="00BC0815"/>
@@ -5099,10 +5434,10 @@
       <w:color w:val="404040" w:themeColor="text1" w:themeTint="BF"/>
     </w:rPr>
   </w:style>
-  <w:style w:type="character" w:customStyle="1" w:styleId="QuoteChar">
-    <w:name w:val="Quote Char"/>
-    <w:basedOn w:val="DefaultParagraphFont"/>
-    <w:link w:val="Quote"/>
+  <w:style w:type="character" w:customStyle="1" w:styleId="CitaCar">
+    <w:name w:val="Cita Car"/>
+    <w:basedOn w:val="Fuentedeprrafopredeter"/>
+    <w:link w:val="Cita"/>
     <w:uiPriority w:val="29"/>
     <w:rsid w:val="00BC0815"/>
     <w:rPr>
@@ -5111,7 +5446,7 @@
       <w:color w:val="404040" w:themeColor="text1" w:themeTint="BF"/>
     </w:rPr>
   </w:style>
-  <w:style w:type="paragraph" w:styleId="ListParagraph">
+  <w:style w:type="paragraph" w:styleId="Prrafodelista">
     <w:name w:val="List Paragraph"/>
     <w:basedOn w:val="Normal"/>
     <w:uiPriority w:val="34"/>
@@ -5122,9 +5457,9 @@
       <w:contextualSpacing/>
     </w:pPr>
   </w:style>
-  <w:style w:type="character" w:styleId="IntenseEmphasis">
+  <w:style w:type="character" w:styleId="nfasisintenso">
     <w:name w:val="Intense Emphasis"/>
-    <w:basedOn w:val="DefaultParagraphFont"/>
+    <w:basedOn w:val="Fuentedeprrafopredeter"/>
     <w:uiPriority w:val="21"/>
     <w:qFormat/>
     <w:rsid w:val="00BC0815"/>
@@ -5134,11 +5469,11 @@
       <w:color w:val="0F4761" w:themeColor="accent1" w:themeShade="BF"/>
     </w:rPr>
   </w:style>
-  <w:style w:type="paragraph" w:styleId="IntenseQuote">
+  <w:style w:type="paragraph" w:styleId="Citadestacada">
     <w:name w:val="Intense Quote"/>
     <w:basedOn w:val="Normal"/>
     <w:next w:val="Normal"/>
-    <w:link w:val="IntenseQuoteChar"/>
+    <w:link w:val="CitadestacadaCar"/>
     <w:uiPriority w:val="30"/>
     <w:qFormat/>
     <w:rsid w:val="00BC0815"/>
@@ -5157,10 +5492,10 @@
       <w:color w:val="0F4761" w:themeColor="accent1" w:themeShade="BF"/>
     </w:rPr>
   </w:style>
-  <w:style w:type="character" w:customStyle="1" w:styleId="IntenseQuoteChar">
-    <w:name w:val="Intense Quote Char"/>
-    <w:basedOn w:val="DefaultParagraphFont"/>
-    <w:link w:val="IntenseQuote"/>
+  <w:style w:type="character" w:customStyle="1" w:styleId="CitadestacadaCar">
+    <w:name w:val="Cita destacada Car"/>
+    <w:basedOn w:val="Fuentedeprrafopredeter"/>
+    <w:link w:val="Citadestacada"/>
     <w:uiPriority w:val="30"/>
     <w:rsid w:val="00BC0815"/>
     <w:rPr>
@@ -5169,9 +5504,9 @@
       <w:color w:val="0F4761" w:themeColor="accent1" w:themeShade="BF"/>
     </w:rPr>
   </w:style>
-  <w:style w:type="character" w:styleId="IntenseReference">
+  <w:style w:type="character" w:styleId="Referenciaintensa">
     <w:name w:val="Intense Reference"/>
-    <w:basedOn w:val="DefaultParagraphFont"/>
+    <w:basedOn w:val="Fuentedeprrafopredeter"/>
     <w:uiPriority w:val="32"/>
     <w:qFormat/>
     <w:rsid w:val="00BC0815"/>
@@ -5189,9 +5524,9 @@
     <w:uiPriority w:val="1"/>
     <w:rsid w:val="00F01A56"/>
   </w:style>
-  <w:style w:type="paragraph" w:styleId="TOCHeading">
+  <w:style w:type="paragraph" w:styleId="TtuloTDC">
     <w:name w:val="TOC Heading"/>
-    <w:basedOn w:val="Heading1"/>
+    <w:basedOn w:val="Ttulo1"/>
     <w:next w:val="Normal"/>
     <w:uiPriority w:val="39"/>
     <w:unhideWhenUsed/>
@@ -5206,7 +5541,7 @@
       <w:szCs w:val="32"/>
     </w:rPr>
   </w:style>
-  <w:style w:type="paragraph" w:styleId="TOC2">
+  <w:style w:type="paragraph" w:styleId="TDC2">
     <w:name w:val="toc 2"/>
     <w:basedOn w:val="Normal"/>
     <w:next w:val="Normal"/>
@@ -5219,7 +5554,7 @@
       <w:ind w:left="220"/>
     </w:pPr>
   </w:style>
-  <w:style w:type="paragraph" w:styleId="TOC3">
+  <w:style w:type="paragraph" w:styleId="TDC3">
     <w:name w:val="toc 3"/>
     <w:basedOn w:val="Normal"/>
     <w:next w:val="Normal"/>
@@ -5232,9 +5567,9 @@
       <w:ind w:left="440"/>
     </w:pPr>
   </w:style>
-  <w:style w:type="character" w:styleId="Hyperlink">
+  <w:style w:type="character" w:styleId="Hipervnculo">
     <w:name w:val="Hyperlink"/>
-    <w:basedOn w:val="DefaultParagraphFont"/>
+    <w:basedOn w:val="Fuentedeprrafopredeter"/>
     <w:uiPriority w:val="99"/>
     <w:unhideWhenUsed/>
     <w:rsid w:val="00D51796"/>
@@ -5243,7 +5578,7 @@
       <w:u w:val="single"/>
     </w:rPr>
   </w:style>
-  <w:style w:type="paragraph" w:styleId="TOC1">
+  <w:style w:type="paragraph" w:styleId="TDC1">
     <w:name w:val="toc 1"/>
     <w:basedOn w:val="Normal"/>
     <w:next w:val="Normal"/>

--- a/docs/Proyecto final de programacion paralela.docx
+++ b/docs/Proyecto final de programacion paralela.docx
@@ -732,7 +732,7 @@
           <w:r>
             <w:fldChar w:fldCharType="separate"/>
           </w:r>
-          <w:hyperlink w:anchor="_Toc236842190" w:history="1">
+          <w:hyperlink w:anchor="_Toc236852008" w:history="1">
             <w:r>
               <w:rPr>
                 <w:rStyle w:val="Hipervnculo"/>
@@ -763,7 +763,7 @@
                 <w:noProof/>
                 <w:webHidden/>
               </w:rPr>
-              <w:instrText xml:space="preserve"> PAGEREF _Toc236842190 \h </w:instrText>
+              <w:instrText xml:space="preserve"> PAGEREF _Toc236852008 \h </w:instrText>
             </w:r>
             <w:r>
               <w:rPr>
@@ -809,7 +809,7 @@
               <w14:ligatures w14:val="standardContextual"/>
             </w:rPr>
           </w:pPr>
-          <w:hyperlink w:anchor="_Toc236842191" w:history="1">
+          <w:hyperlink w:anchor="_Toc236852009" w:history="1">
             <w:r>
               <w:rPr>
                 <w:rStyle w:val="Hipervnculo"/>
@@ -840,7 +840,7 @@
                 <w:noProof/>
                 <w:webHidden/>
               </w:rPr>
-              <w:instrText xml:space="preserve"> PAGEREF _Toc236842191 \h </w:instrText>
+              <w:instrText xml:space="preserve"> PAGEREF _Toc236852009 \h </w:instrText>
             </w:r>
             <w:r>
               <w:rPr>
@@ -886,7 +886,7 @@
               <w14:ligatures w14:val="standardContextual"/>
             </w:rPr>
           </w:pPr>
-          <w:hyperlink w:anchor="_Toc236842192" w:history="1">
+          <w:hyperlink w:anchor="_Toc236852010" w:history="1">
             <w:r>
               <w:rPr>
                 <w:rStyle w:val="Hipervnculo"/>
@@ -917,7 +917,7 @@
                 <w:noProof/>
                 <w:webHidden/>
               </w:rPr>
-              <w:instrText xml:space="preserve"> PAGEREF _Toc236842192 \h </w:instrText>
+              <w:instrText xml:space="preserve"> PAGEREF _Toc236852010 \h </w:instrText>
             </w:r>
             <w:r>
               <w:rPr>
@@ -963,7 +963,7 @@
               <w14:ligatures w14:val="standardContextual"/>
             </w:rPr>
           </w:pPr>
-          <w:hyperlink w:anchor="_Toc236842193" w:history="1">
+          <w:hyperlink w:anchor="_Toc236852011" w:history="1">
             <w:r>
               <w:rPr>
                 <w:rStyle w:val="Hipervnculo"/>
@@ -994,7 +994,7 @@
                 <w:noProof/>
                 <w:webHidden/>
               </w:rPr>
-              <w:instrText xml:space="preserve"> PAGEREF _Toc236842193 \h </w:instrText>
+              <w:instrText xml:space="preserve"> PAGEREF _Toc236852011 \h </w:instrText>
             </w:r>
             <w:r>
               <w:rPr>
@@ -1040,7 +1040,7 @@
               <w14:ligatures w14:val="standardContextual"/>
             </w:rPr>
           </w:pPr>
-          <w:hyperlink w:anchor="_Toc236842194" w:history="1">
+          <w:hyperlink w:anchor="_Toc236852012" w:history="1">
             <w:r>
               <w:rPr>
                 <w:rStyle w:val="Hipervnculo"/>
@@ -1070,7 +1070,7 @@
                 <w:noProof/>
                 <w:webHidden/>
               </w:rPr>
-              <w:instrText xml:space="preserve"> PAGEREF _Toc236842194 \h </w:instrText>
+              <w:instrText xml:space="preserve"> PAGEREF _Toc236852012 \h </w:instrText>
             </w:r>
             <w:r>
               <w:rPr>
@@ -1116,7 +1116,7 @@
               <w14:ligatures w14:val="standardContextual"/>
             </w:rPr>
           </w:pPr>
-          <w:hyperlink w:anchor="_Toc236842195" w:history="1">
+          <w:hyperlink w:anchor="_Toc236852013" w:history="1">
             <w:r>
               <w:rPr>
                 <w:rStyle w:val="Hipervnculo"/>
@@ -1147,7 +1147,7 @@
                 <w:noProof/>
                 <w:webHidden/>
               </w:rPr>
-              <w:instrText xml:space="preserve"> PAGEREF _Toc236842195 \h </w:instrText>
+              <w:instrText xml:space="preserve"> PAGEREF _Toc236852013 \h </w:instrText>
             </w:r>
             <w:r>
               <w:rPr>
@@ -1201,7 +1201,7 @@
             </w:rPr>
             <w:t xml:space="preserve">     </w:t>
           </w:r>
-          <w:hyperlink w:anchor="_Toc236842196" w:history="1">
+          <w:hyperlink w:anchor="_Toc236852014" w:history="1">
             <w:r>
               <w:rPr>
                 <w:rStyle w:val="Hipervnculo"/>
@@ -1232,7 +1232,7 @@
                 <w:noProof/>
                 <w:webHidden/>
               </w:rPr>
-              <w:instrText xml:space="preserve"> PAGEREF _Toc236842196 \h </w:instrText>
+              <w:instrText xml:space="preserve"> PAGEREF _Toc236852014 \h </w:instrText>
             </w:r>
             <w:r>
               <w:rPr>
@@ -1286,7 +1286,7 @@
             </w:rPr>
             <w:t xml:space="preserve">     </w:t>
           </w:r>
-          <w:hyperlink w:anchor="_Toc236842197" w:history="1">
+          <w:hyperlink w:anchor="_Toc236852015" w:history="1">
             <w:r>
               <w:rPr>
                 <w:rStyle w:val="Hipervnculo"/>
@@ -1317,7 +1317,7 @@
                 <w:noProof/>
                 <w:webHidden/>
               </w:rPr>
-              <w:instrText xml:space="preserve"> PAGEREF _Toc236842197 \h </w:instrText>
+              <w:instrText xml:space="preserve"> PAGEREF _Toc236852015 \h </w:instrText>
             </w:r>
             <w:r>
               <w:rPr>
@@ -1371,7 +1371,7 @@
             </w:rPr>
             <w:t xml:space="preserve">     </w:t>
           </w:r>
-          <w:hyperlink w:anchor="_Toc236842198" w:history="1">
+          <w:hyperlink w:anchor="_Toc236852016" w:history="1">
             <w:r>
               <w:rPr>
                 <w:rStyle w:val="Hipervnculo"/>
@@ -1402,7 +1402,7 @@
                 <w:noProof/>
                 <w:webHidden/>
               </w:rPr>
-              <w:instrText xml:space="preserve"> PAGEREF _Toc236842198 \h </w:instrText>
+              <w:instrText xml:space="preserve"> PAGEREF _Toc236852016 \h </w:instrText>
             </w:r>
             <w:r>
               <w:rPr>
@@ -1448,7 +1448,7 @@
               <w14:ligatures w14:val="standardContextual"/>
             </w:rPr>
           </w:pPr>
-          <w:hyperlink w:anchor="_Toc236842199" w:history="1">
+          <w:hyperlink w:anchor="_Toc236852017" w:history="1">
             <w:r>
               <w:rPr>
                 <w:rStyle w:val="Hipervnculo"/>
@@ -1479,7 +1479,7 @@
                 <w:noProof/>
                 <w:webHidden/>
               </w:rPr>
-              <w:instrText xml:space="preserve"> PAGEREF _Toc236842199 \h </w:instrText>
+              <w:instrText xml:space="preserve"> PAGEREF _Toc236852017 \h </w:instrText>
             </w:r>
             <w:r>
               <w:rPr>
@@ -1525,7 +1525,7 @@
               <w14:ligatures w14:val="standardContextual"/>
             </w:rPr>
           </w:pPr>
-          <w:hyperlink w:anchor="_Toc236842200" w:history="1">
+          <w:hyperlink w:anchor="_Toc236852018" w:history="1">
             <w:r>
               <w:rPr>
                 <w:rStyle w:val="Hipervnculo"/>
@@ -1555,7 +1555,7 @@
                 <w:noProof/>
                 <w:webHidden/>
               </w:rPr>
-              <w:instrText xml:space="preserve"> PAGEREF _Toc236842200 \h </w:instrText>
+              <w:instrText xml:space="preserve"> PAGEREF _Toc236852018 \h </w:instrText>
             </w:r>
             <w:r>
               <w:rPr>
@@ -1601,7 +1601,7 @@
               <w14:ligatures w14:val="standardContextual"/>
             </w:rPr>
           </w:pPr>
-          <w:hyperlink w:anchor="_Toc236842201" w:history="1">
+          <w:hyperlink w:anchor="_Toc236852019" w:history="1">
             <w:r>
               <w:rPr>
                 <w:rStyle w:val="Hipervnculo"/>
@@ -1632,7 +1632,7 @@
                 <w:noProof/>
                 <w:webHidden/>
               </w:rPr>
-              <w:instrText xml:space="preserve"> PAGEREF _Toc236842201 \h </w:instrText>
+              <w:instrText xml:space="preserve"> PAGEREF _Toc236852019 \h </w:instrText>
             </w:r>
             <w:r>
               <w:rPr>
@@ -1678,7 +1678,7 @@
               <w14:ligatures w14:val="standardContextual"/>
             </w:rPr>
           </w:pPr>
-          <w:hyperlink w:anchor="_Toc236842202" w:history="1">
+          <w:hyperlink w:anchor="_Toc236852020" w:history="1">
             <w:r>
               <w:rPr>
                 <w:rStyle w:val="Hipervnculo"/>
@@ -1709,7 +1709,7 @@
                 <w:noProof/>
                 <w:webHidden/>
               </w:rPr>
-              <w:instrText xml:space="preserve"> PAGEREF _Toc236842202 \h </w:instrText>
+              <w:instrText xml:space="preserve"> PAGEREF _Toc236852020 \h </w:instrText>
             </w:r>
             <w:r>
               <w:rPr>
@@ -1755,7 +1755,7 @@
               <w14:ligatures w14:val="standardContextual"/>
             </w:rPr>
           </w:pPr>
-          <w:hyperlink w:anchor="_Toc236842203" w:history="1">
+          <w:hyperlink w:anchor="_Toc236852021" w:history="1">
             <w:r>
               <w:rPr>
                 <w:rStyle w:val="Hipervnculo"/>
@@ -1786,7 +1786,7 @@
                 <w:noProof/>
                 <w:webHidden/>
               </w:rPr>
-              <w:instrText xml:space="preserve"> PAGEREF _Toc236842203 \h </w:instrText>
+              <w:instrText xml:space="preserve"> PAGEREF _Toc236852021 \h </w:instrText>
             </w:r>
             <w:r>
               <w:rPr>
@@ -1832,7 +1832,7 @@
               <w14:ligatures w14:val="standardContextual"/>
             </w:rPr>
           </w:pPr>
-          <w:hyperlink w:anchor="_Toc236842204" w:history="1">
+          <w:hyperlink w:anchor="_Toc236852022" w:history="1">
             <w:r>
               <w:rPr>
                 <w:rStyle w:val="Hipervnculo"/>
@@ -1862,7 +1862,7 @@
                 <w:noProof/>
                 <w:webHidden/>
               </w:rPr>
-              <w:instrText xml:space="preserve"> PAGEREF _Toc236842204 \h </w:instrText>
+              <w:instrText xml:space="preserve"> PAGEREF _Toc236852022 \h </w:instrText>
             </w:r>
             <w:r>
               <w:rPr>
@@ -1908,7 +1908,7 @@
               <w14:ligatures w14:val="standardContextual"/>
             </w:rPr>
           </w:pPr>
-          <w:hyperlink w:anchor="_Toc236842205" w:history="1">
+          <w:hyperlink w:anchor="_Toc236852023" w:history="1">
             <w:r>
               <w:rPr>
                 <w:rStyle w:val="Hipervnculo"/>
@@ -1939,7 +1939,7 @@
                 <w:noProof/>
                 <w:webHidden/>
               </w:rPr>
-              <w:instrText xml:space="preserve"> PAGEREF _Toc236842205 \h </w:instrText>
+              <w:instrText xml:space="preserve"> PAGEREF _Toc236852023 \h </w:instrText>
             </w:r>
             <w:r>
               <w:rPr>
@@ -1985,7 +1985,7 @@
               <w14:ligatures w14:val="standardContextual"/>
             </w:rPr>
           </w:pPr>
-          <w:hyperlink w:anchor="_Toc236842206" w:history="1">
+          <w:hyperlink w:anchor="_Toc236852024" w:history="1">
             <w:r>
               <w:rPr>
                 <w:rStyle w:val="Hipervnculo"/>
@@ -2016,7 +2016,7 @@
                 <w:noProof/>
                 <w:webHidden/>
               </w:rPr>
-              <w:instrText xml:space="preserve"> PAGEREF _Toc236842206 \h </w:instrText>
+              <w:instrText xml:space="preserve"> PAGEREF _Toc236852024 \h </w:instrText>
             </w:r>
             <w:r>
               <w:rPr>
@@ -2070,7 +2070,7 @@
             </w:rPr>
             <w:t xml:space="preserve">     </w:t>
           </w:r>
-          <w:hyperlink w:anchor="_Toc236842207" w:history="1">
+          <w:hyperlink w:anchor="_Toc236852025" w:history="1">
             <w:r>
               <w:rPr>
                 <w:rStyle w:val="Hipervnculo"/>
@@ -2101,7 +2101,7 @@
                 <w:noProof/>
                 <w:webHidden/>
               </w:rPr>
-              <w:instrText xml:space="preserve"> PAGEREF _Toc236842207 \h </w:instrText>
+              <w:instrText xml:space="preserve"> PAGEREF _Toc236852025 \h </w:instrText>
             </w:r>
             <w:r>
               <w:rPr>
@@ -2122,6 +2122,258 @@
                 <w:webHidden/>
               </w:rPr>
               <w:t>7</w:t>
+            </w:r>
+            <w:r>
+              <w:rPr>
+                <w:noProof/>
+                <w:webHidden/>
+              </w:rPr>
+              <w:fldChar w:fldCharType="end"/>
+            </w:r>
+          </w:hyperlink>
+        </w:p>
+        <w:p>
+          <w:pPr>
+            <w:pStyle w:val="TDC1"/>
+            <w:tabs>
+              <w:tab w:val="right" w:leader="dot" w:pos="10070"/>
+            </w:tabs>
+            <w:rPr>
+              <w:noProof/>
+              <w:kern w:val="2"/>
+              <w:sz w:val="24"/>
+              <w:szCs w:val="24"/>
+              <w:lang w:val="es-ES" w:eastAsia="es-ES"/>
+              <w14:ligatures w14:val="standardContextual"/>
+            </w:rPr>
+          </w:pPr>
+          <w:r>
+            <w:rPr>
+              <w:rStyle w:val="Hipervnculo"/>
+              <w:noProof/>
+              <w:u w:val="none"/>
+            </w:rPr>
+            <w:t xml:space="preserve">     </w:t>
+          </w:r>
+          <w:hyperlink w:anchor="_Toc236852026" w:history="1">
+            <w:r>
+              <w:rPr>
+                <w:rStyle w:val="Hipervnculo"/>
+                <w:b/>
+                <w:bCs/>
+                <w:noProof/>
+                <w:lang w:val="es-DO"/>
+              </w:rPr>
+              <w:t>4.2 Diagrama de Componentes / Tareas Paralelas</w:t>
+            </w:r>
+            <w:r>
+              <w:rPr>
+                <w:noProof/>
+                <w:webHidden/>
+              </w:rPr>
+              <w:tab/>
+            </w:r>
+            <w:r>
+              <w:rPr>
+                <w:noProof/>
+                <w:webHidden/>
+              </w:rPr>
+              <w:fldChar w:fldCharType="begin"/>
+            </w:r>
+            <w:r>
+              <w:rPr>
+                <w:noProof/>
+                <w:webHidden/>
+              </w:rPr>
+              <w:instrText xml:space="preserve"> PAGEREF _Toc236852026 \h </w:instrText>
+            </w:r>
+            <w:r>
+              <w:rPr>
+                <w:noProof/>
+                <w:webHidden/>
+              </w:rPr>
+            </w:r>
+            <w:r>
+              <w:rPr>
+                <w:noProof/>
+                <w:webHidden/>
+              </w:rPr>
+              <w:fldChar w:fldCharType="separate"/>
+            </w:r>
+            <w:r>
+              <w:rPr>
+                <w:noProof/>
+                <w:webHidden/>
+              </w:rPr>
+              <w:t>7</w:t>
+            </w:r>
+            <w:r>
+              <w:rPr>
+                <w:noProof/>
+                <w:webHidden/>
+              </w:rPr>
+              <w:fldChar w:fldCharType="end"/>
+            </w:r>
+          </w:hyperlink>
+        </w:p>
+        <w:p>
+          <w:pPr>
+            <w:pStyle w:val="TDC1"/>
+            <w:tabs>
+              <w:tab w:val="right" w:leader="dot" w:pos="10070"/>
+            </w:tabs>
+            <w:rPr>
+              <w:noProof/>
+              <w:kern w:val="2"/>
+              <w:sz w:val="24"/>
+              <w:szCs w:val="24"/>
+              <w:lang w:val="es-ES" w:eastAsia="es-ES"/>
+              <w14:ligatures w14:val="standardContextual"/>
+            </w:rPr>
+          </w:pPr>
+          <w:r>
+            <w:rPr>
+              <w:rStyle w:val="Hipervnculo"/>
+              <w:noProof/>
+              <w:u w:val="none"/>
+            </w:rPr>
+            <w:t xml:space="preserve">     </w:t>
+          </w:r>
+          <w:hyperlink w:anchor="_Toc236852027" w:history="1">
+            <w:r>
+              <w:rPr>
+                <w:rStyle w:val="Hipervnculo"/>
+                <w:rFonts w:ascii="Arial" w:hAnsi="Arial" w:cs="Arial"/>
+                <w:b/>
+                <w:bCs/>
+                <w:noProof/>
+              </w:rPr>
+              <w:t>4.3 Estrategia de Paralelización Utilizada</w:t>
+            </w:r>
+            <w:r>
+              <w:rPr>
+                <w:noProof/>
+                <w:webHidden/>
+              </w:rPr>
+              <w:tab/>
+            </w:r>
+            <w:r>
+              <w:rPr>
+                <w:noProof/>
+                <w:webHidden/>
+              </w:rPr>
+              <w:fldChar w:fldCharType="begin"/>
+            </w:r>
+            <w:r>
+              <w:rPr>
+                <w:noProof/>
+                <w:webHidden/>
+              </w:rPr>
+              <w:instrText xml:space="preserve"> PAGEREF _Toc236852027 \h </w:instrText>
+            </w:r>
+            <w:r>
+              <w:rPr>
+                <w:noProof/>
+                <w:webHidden/>
+              </w:rPr>
+            </w:r>
+            <w:r>
+              <w:rPr>
+                <w:noProof/>
+                <w:webHidden/>
+              </w:rPr>
+              <w:fldChar w:fldCharType="separate"/>
+            </w:r>
+            <w:r>
+              <w:rPr>
+                <w:noProof/>
+                <w:webHidden/>
+              </w:rPr>
+              <w:t>8</w:t>
+            </w:r>
+            <w:r>
+              <w:rPr>
+                <w:noProof/>
+                <w:webHidden/>
+              </w:rPr>
+              <w:fldChar w:fldCharType="end"/>
+            </w:r>
+          </w:hyperlink>
+        </w:p>
+        <w:p>
+          <w:pPr>
+            <w:pStyle w:val="TDC1"/>
+            <w:tabs>
+              <w:tab w:val="right" w:leader="dot" w:pos="10070"/>
+            </w:tabs>
+            <w:rPr>
+              <w:noProof/>
+              <w:kern w:val="2"/>
+              <w:sz w:val="24"/>
+              <w:szCs w:val="24"/>
+              <w:lang w:val="es-ES" w:eastAsia="es-ES"/>
+              <w14:ligatures w14:val="standardContextual"/>
+            </w:rPr>
+          </w:pPr>
+          <w:r>
+            <w:rPr>
+              <w:rStyle w:val="Hipervnculo"/>
+              <w:noProof/>
+              <w:u w:val="none"/>
+            </w:rPr>
+            <w:t xml:space="preserve">     </w:t>
+          </w:r>
+          <w:hyperlink w:anchor="_Toc236852028" w:history="1">
+            <w:r>
+              <w:rPr>
+                <w:rStyle w:val="Hipervnculo"/>
+                <w:rFonts w:ascii="Arial" w:hAnsi="Arial" w:cs="Arial"/>
+                <w:b/>
+                <w:bCs/>
+                <w:noProof/>
+              </w:rPr>
+              <w:t>4.4 Herramientas y Tecnologías Empleadas</w:t>
+            </w:r>
+            <w:r>
+              <w:rPr>
+                <w:noProof/>
+                <w:webHidden/>
+              </w:rPr>
+              <w:tab/>
+            </w:r>
+            <w:r>
+              <w:rPr>
+                <w:noProof/>
+                <w:webHidden/>
+              </w:rPr>
+              <w:fldChar w:fldCharType="begin"/>
+            </w:r>
+            <w:r>
+              <w:rPr>
+                <w:noProof/>
+                <w:webHidden/>
+              </w:rPr>
+              <w:instrText xml:space="preserve"> PAGEREF _Toc236852028 \h </w:instrText>
+            </w:r>
+            <w:r>
+              <w:rPr>
+                <w:noProof/>
+                <w:webHidden/>
+              </w:rPr>
+            </w:r>
+            <w:r>
+              <w:rPr>
+                <w:noProof/>
+                <w:webHidden/>
+              </w:rPr>
+              <w:fldChar w:fldCharType="separate"/>
+            </w:r>
+            <w:r>
+              <w:rPr>
+                <w:noProof/>
+                <w:webHidden/>
+              </w:rPr>
+              <w:t>8</w:t>
             </w:r>
             <w:r>
               <w:rPr>
@@ -2220,7 +2472,7 @@
           <w:lang w:val="es-DO"/>
         </w:rPr>
       </w:pPr>
-      <w:bookmarkStart w:id="0" w:name="_Toc236842190"/>
+      <w:bookmarkStart w:id="0" w:name="_Toc236852008"/>
       <w:r>
         <w:rPr>
           <w:rFonts w:ascii="Arial" w:hAnsi="Arial" w:cs="Arial"/>
@@ -2299,7 +2551,7 @@
           <w:lang w:val="es-DO"/>
         </w:rPr>
       </w:pPr>
-      <w:bookmarkStart w:id="1" w:name="_Toc236842191"/>
+      <w:bookmarkStart w:id="1" w:name="_Toc236852009"/>
       <w:r>
         <w:rPr>
           <w:rFonts w:ascii="Arial" w:hAnsi="Arial" w:cs="Arial"/>
@@ -2378,7 +2630,7 @@
           <w:lang w:val="es-DO"/>
         </w:rPr>
       </w:pPr>
-      <w:bookmarkStart w:id="2" w:name="_Toc236842192"/>
+      <w:bookmarkStart w:id="2" w:name="_Toc236852010"/>
       <w:r>
         <w:rPr>
           <w:rFonts w:ascii="Arial" w:hAnsi="Arial" w:cs="Arial"/>
@@ -2421,7 +2673,7 @@
           <w:lang w:val="es-DO"/>
         </w:rPr>
       </w:pPr>
-      <w:bookmarkStart w:id="3" w:name="_Toc236842193"/>
+      <w:bookmarkStart w:id="3" w:name="_Toc236852011"/>
       <w:r>
         <w:rPr>
           <w:rFonts w:ascii="Arial" w:hAnsi="Arial" w:cs="Arial"/>
@@ -2535,7 +2787,7 @@
           <w:szCs w:val="24"/>
         </w:rPr>
       </w:pPr>
-      <w:bookmarkStart w:id="4" w:name="_Toc236842194"/>
+      <w:bookmarkStart w:id="4" w:name="_Toc236852012"/>
       <w:r>
         <w:rPr>
           <w:rFonts w:ascii="Arial" w:hAnsi="Arial" w:cs="Arial"/>
@@ -2752,7 +3004,7 @@
           <w:lang w:val="es-DO"/>
         </w:rPr>
       </w:pPr>
-      <w:bookmarkStart w:id="5" w:name="_Toc236842195"/>
+      <w:bookmarkStart w:id="5" w:name="_Toc236852013"/>
       <w:r>
         <w:rPr>
           <w:rFonts w:ascii="Arial" w:hAnsi="Arial" w:cs="Arial"/>
@@ -2781,7 +3033,7 @@
           <w:lang w:val="es-DO"/>
         </w:rPr>
       </w:pPr>
-      <w:bookmarkStart w:id="6" w:name="_Toc236842196"/>
+      <w:bookmarkStart w:id="6" w:name="_Toc236852014"/>
       <w:r>
         <w:rPr>
           <w:rFonts w:ascii="Arial" w:hAnsi="Arial" w:cs="Arial"/>
@@ -3000,7 +3252,7 @@
           <w:lang w:val="es-DO"/>
         </w:rPr>
       </w:pPr>
-      <w:bookmarkStart w:id="7" w:name="_Toc236842197"/>
+      <w:bookmarkStart w:id="7" w:name="_Toc236852015"/>
       <w:r>
         <w:rPr>
           <w:rFonts w:ascii="Arial" w:hAnsi="Arial" w:cs="Arial"/>
@@ -3081,7 +3333,7 @@
           <w:lang w:val="es-DO"/>
         </w:rPr>
       </w:pPr>
-      <w:bookmarkStart w:id="8" w:name="_Toc236842198"/>
+      <w:bookmarkStart w:id="8" w:name="_Toc236852016"/>
       <w:r>
         <w:rPr>
           <w:rFonts w:ascii="Arial" w:hAnsi="Arial" w:cs="Arial"/>
@@ -3183,7 +3435,7 @@
           <w:lang w:val="es-DO"/>
         </w:rPr>
       </w:pPr>
-      <w:bookmarkStart w:id="9" w:name="_Toc236842199"/>
+      <w:bookmarkStart w:id="9" w:name="_Toc236852017"/>
       <w:r>
         <w:rPr>
           <w:rFonts w:ascii="Arial" w:hAnsi="Arial" w:cs="Arial"/>
@@ -3219,7 +3471,7 @@
           <w:szCs w:val="24"/>
         </w:rPr>
       </w:pPr>
-      <w:bookmarkStart w:id="10" w:name="_Toc236842200"/>
+      <w:bookmarkStart w:id="10" w:name="_Toc236852018"/>
       <w:r>
         <w:rPr>
           <w:rFonts w:ascii="Arial" w:hAnsi="Arial" w:cs="Arial"/>
@@ -3323,7 +3575,7 @@
           <w:lang w:val="es-DO"/>
         </w:rPr>
       </w:pPr>
-      <w:bookmarkStart w:id="11" w:name="_Toc236842201"/>
+      <w:bookmarkStart w:id="11" w:name="_Toc236852019"/>
       <w:r>
         <w:rPr>
           <w:rFonts w:ascii="Arial" w:hAnsi="Arial" w:cs="Arial"/>
@@ -3463,7 +3715,7 @@
           <w:lang w:val="es-DO"/>
         </w:rPr>
       </w:pPr>
-      <w:bookmarkStart w:id="12" w:name="_Toc236842202"/>
+      <w:bookmarkStart w:id="12" w:name="_Toc236852020"/>
       <w:r>
         <w:rPr>
           <w:rFonts w:ascii="Arial" w:hAnsi="Arial" w:cs="Arial"/>
@@ -3703,7 +3955,7 @@
           <w:lang w:val="es-DO"/>
         </w:rPr>
       </w:pPr>
-      <w:bookmarkStart w:id="13" w:name="_Toc236842203"/>
+      <w:bookmarkStart w:id="13" w:name="_Toc236852021"/>
       <w:r>
         <w:rPr>
           <w:rFonts w:ascii="Arial" w:hAnsi="Arial" w:cs="Arial"/>
@@ -3782,7 +4034,7 @@
           <w:szCs w:val="24"/>
         </w:rPr>
       </w:pPr>
-      <w:bookmarkStart w:id="14" w:name="_Toc236842204"/>
+      <w:bookmarkStart w:id="14" w:name="_Toc236852022"/>
       <w:r>
         <w:rPr>
           <w:rFonts w:ascii="Arial" w:hAnsi="Arial" w:cs="Arial"/>
@@ -3941,7 +4193,7 @@
           <w:lang w:val="es-DO"/>
         </w:rPr>
       </w:pPr>
-      <w:bookmarkStart w:id="15" w:name="_Toc236842205"/>
+      <w:bookmarkStart w:id="15" w:name="_Toc236852023"/>
       <w:r>
         <w:rPr>
           <w:rFonts w:ascii="Arial" w:hAnsi="Arial" w:cs="Arial"/>
@@ -4010,7 +4262,7 @@
           <w:lang w:val="es-DO"/>
         </w:rPr>
       </w:pPr>
-      <w:bookmarkStart w:id="16" w:name="_Toc236842206"/>
+      <w:bookmarkStart w:id="16" w:name="_Toc236852024"/>
       <w:r>
         <w:rPr>
           <w:rFonts w:ascii="Arial" w:hAnsi="Arial" w:cs="Arial"/>
@@ -4038,7 +4290,7 @@
           <w:lang w:val="es-DO"/>
         </w:rPr>
       </w:pPr>
-      <w:bookmarkStart w:id="17" w:name="_Toc236842207"/>
+      <w:bookmarkStart w:id="17" w:name="_Toc236852025"/>
       <w:r>
         <w:rPr>
           <w:rFonts w:ascii="Arial" w:hAnsi="Arial" w:cs="Arial"/>
@@ -4133,6 +4385,301 @@
         <w:t>Por último, estaría la capa de carga, en donde se finalizaría la convergencia de los resultados parciales de hilos de trabajo mediante los mecanismos de sincronización hacia una estructura de destino que esté unificada.</w:t>
       </w:r>
     </w:p>
+    <w:p>
+      <w:pPr>
+        <w:pStyle w:val="Ttulo1"/>
+        <w:rPr>
+          <w:b/>
+          <w:bCs/>
+          <w:color w:val="auto"/>
+          <w:sz w:val="24"/>
+          <w:szCs w:val="24"/>
+          <w:lang w:val="es-DO"/>
+        </w:rPr>
+      </w:pPr>
+      <w:bookmarkStart w:id="18" w:name="_Toc236852026"/>
+      <w:r>
+        <w:rPr>
+          <w:b/>
+          <w:bCs/>
+          <w:color w:val="auto"/>
+          <w:sz w:val="24"/>
+          <w:szCs w:val="24"/>
+          <w:lang w:val="es-DO"/>
+        </w:rPr>
+        <w:t>4.2 Diagrama de Componentes / Tareas Paralelas</w:t>
+      </w:r>
+      <w:bookmarkEnd w:id="18"/>
+    </w:p>
+    <w:p>
+      <w:pPr>
+        <w:rPr>
+          <w:lang w:val="es-DO"/>
+        </w:rPr>
+      </w:pPr>
+      <w:r>
+        <w:rPr>
+          <w:lang w:val="es-DO"/>
+        </w:rPr>
+        <w:drawing>
+          <wp:inline distT="0" distB="0" distL="0" distR="0" wp14:anchorId="18044053" wp14:editId="2D8467FD">
+            <wp:extent cx="5905500" cy="2822688"/>
+            <wp:effectExtent l="0" t="0" r="0" b="0"/>
+            <wp:docPr id="2034225380" name="Imagen 1"/>
+            <wp:cNvGraphicFramePr>
+              <a:graphicFrameLocks xmlns:a="http://schemas.openxmlformats.org/drawingml/2006/main" noChangeAspect="1"/>
+            </wp:cNvGraphicFramePr>
+            <a:graphic xmlns:a="http://schemas.openxmlformats.org/drawingml/2006/main">
+              <a:graphicData uri="http://schemas.openxmlformats.org/drawingml/2006/picture">
+                <pic:pic xmlns:pic="http://schemas.openxmlformats.org/drawingml/2006/picture">
+                  <pic:nvPicPr>
+                    <pic:cNvPr id="2034225380" name=""/>
+                    <pic:cNvPicPr/>
+                  </pic:nvPicPr>
+                  <pic:blipFill>
+                    <a:blip r:embed="rId7"/>
+                    <a:stretch>
+                      <a:fillRect/>
+                    </a:stretch>
+                  </pic:blipFill>
+                  <pic:spPr>
+                    <a:xfrm>
+                      <a:off x="0" y="0"/>
+                      <a:ext cx="5931854" cy="2835285"/>
+                    </a:xfrm>
+                    <a:prstGeom prst="rect">
+                      <a:avLst/>
+                    </a:prstGeom>
+                  </pic:spPr>
+                </pic:pic>
+              </a:graphicData>
+            </a:graphic>
+          </wp:inline>
+        </w:drawing>
+      </w:r>
+    </w:p>
+    <w:p>
+      <w:pPr>
+        <w:pStyle w:val="Ttulo1"/>
+        <w:rPr>
+          <w:rFonts w:ascii="Arial" w:hAnsi="Arial" w:cs="Arial"/>
+          <w:b/>
+          <w:bCs/>
+          <w:color w:val="auto"/>
+          <w:sz w:val="24"/>
+          <w:szCs w:val="24"/>
+        </w:rPr>
+      </w:pPr>
+      <w:bookmarkStart w:id="19" w:name="_Toc236852027"/>
+      <w:r>
+        <w:rPr>
+          <w:rFonts w:ascii="Arial" w:hAnsi="Arial" w:cs="Arial"/>
+          <w:b/>
+          <w:bCs/>
+          <w:color w:val="auto"/>
+          <w:sz w:val="24"/>
+          <w:szCs w:val="24"/>
+        </w:rPr>
+        <w:lastRenderedPageBreak/>
+        <w:t xml:space="preserve">4.3 </w:t>
+      </w:r>
+      <w:proofErr w:type="spellStart"/>
+      <w:r>
+        <w:rPr>
+          <w:rFonts w:ascii="Arial" w:hAnsi="Arial" w:cs="Arial"/>
+          <w:b/>
+          <w:bCs/>
+          <w:color w:val="auto"/>
+          <w:sz w:val="24"/>
+          <w:szCs w:val="24"/>
+        </w:rPr>
+        <w:t>Estrategia</w:t>
+      </w:r>
+      <w:proofErr w:type="spellEnd"/>
+      <w:r>
+        <w:rPr>
+          <w:rFonts w:ascii="Arial" w:hAnsi="Arial" w:cs="Arial"/>
+          <w:b/>
+          <w:bCs/>
+          <w:color w:val="auto"/>
+          <w:sz w:val="24"/>
+          <w:szCs w:val="24"/>
+        </w:rPr>
+        <w:t xml:space="preserve"> de </w:t>
+      </w:r>
+      <w:proofErr w:type="spellStart"/>
+      <w:r>
+        <w:rPr>
+          <w:rFonts w:ascii="Arial" w:hAnsi="Arial" w:cs="Arial"/>
+          <w:b/>
+          <w:bCs/>
+          <w:color w:val="auto"/>
+          <w:sz w:val="24"/>
+          <w:szCs w:val="24"/>
+        </w:rPr>
+        <w:t>Paralelización</w:t>
+      </w:r>
+      <w:proofErr w:type="spellEnd"/>
+      <w:r>
+        <w:rPr>
+          <w:rFonts w:ascii="Arial" w:hAnsi="Arial" w:cs="Arial"/>
+          <w:b/>
+          <w:bCs/>
+          <w:color w:val="auto"/>
+          <w:sz w:val="24"/>
+          <w:szCs w:val="24"/>
+        </w:rPr>
+        <w:t xml:space="preserve"> </w:t>
+      </w:r>
+      <w:proofErr w:type="spellStart"/>
+      <w:r>
+        <w:rPr>
+          <w:rFonts w:ascii="Arial" w:hAnsi="Arial" w:cs="Arial"/>
+          <w:b/>
+          <w:bCs/>
+          <w:color w:val="auto"/>
+          <w:sz w:val="24"/>
+          <w:szCs w:val="24"/>
+        </w:rPr>
+        <w:t>Utilizada</w:t>
+      </w:r>
+      <w:bookmarkEnd w:id="19"/>
+      <w:proofErr w:type="spellEnd"/>
+    </w:p>
+    <w:p>
+      <w:pPr>
+        <w:jc w:val="both"/>
+        <w:rPr>
+          <w:lang w:val="es-ES"/>
+        </w:rPr>
+      </w:pPr>
+      <w:r>
+        <w:rPr>
+          <w:lang w:val="es-ES"/>
+        </w:rPr>
+        <w:t>La estrategia de paralelización que nosotros estamos utilizando es la que el maestro nos otorgó, que es la descomposición de datos, en donde también la estaríamos complementando con la estrategia de grano grueso. En lugar de crear tareas independientes por cada registro de duda, lo cual esto podría ser, saturaría el escalonamiento de los hilos por sobrecargar el contexto, el conjunto total de transacciones se llegaría a dividir equivalentemente en bloques de tamaño dinámico. Esto nos ayudaría a que cada hilo procese un segmento de manera automática, minimizando la contención de recursos y maximizando el uso del caché de los procesadores.</w:t>
+      </w:r>
+    </w:p>
+    <w:p>
+      <w:pPr>
+        <w:pStyle w:val="Ttulo1"/>
+        <w:rPr>
+          <w:rFonts w:ascii="Arial" w:hAnsi="Arial" w:cs="Arial"/>
+          <w:b/>
+          <w:bCs/>
+          <w:color w:val="auto"/>
+          <w:sz w:val="24"/>
+          <w:szCs w:val="24"/>
+        </w:rPr>
+      </w:pPr>
+      <w:bookmarkStart w:id="20" w:name="_Toc236852028"/>
+      <w:r>
+        <w:rPr>
+          <w:rFonts w:ascii="Arial" w:hAnsi="Arial" w:cs="Arial"/>
+          <w:b/>
+          <w:bCs/>
+          <w:color w:val="auto"/>
+          <w:sz w:val="24"/>
+          <w:szCs w:val="24"/>
+        </w:rPr>
+        <w:t xml:space="preserve">4.4 Herramientas y </w:t>
+      </w:r>
+      <w:proofErr w:type="spellStart"/>
+      <w:r>
+        <w:rPr>
+          <w:rFonts w:ascii="Arial" w:hAnsi="Arial" w:cs="Arial"/>
+          <w:b/>
+          <w:bCs/>
+          <w:color w:val="auto"/>
+          <w:sz w:val="24"/>
+          <w:szCs w:val="24"/>
+        </w:rPr>
+        <w:t>Tecnologías</w:t>
+      </w:r>
+      <w:proofErr w:type="spellEnd"/>
+      <w:r>
+        <w:rPr>
+          <w:rFonts w:ascii="Arial" w:hAnsi="Arial" w:cs="Arial"/>
+          <w:b/>
+          <w:bCs/>
+          <w:color w:val="auto"/>
+          <w:sz w:val="24"/>
+          <w:szCs w:val="24"/>
+        </w:rPr>
+        <w:t xml:space="preserve"> </w:t>
+      </w:r>
+      <w:proofErr w:type="spellStart"/>
+      <w:r>
+        <w:rPr>
+          <w:rFonts w:ascii="Arial" w:hAnsi="Arial" w:cs="Arial"/>
+          <w:b/>
+          <w:bCs/>
+          <w:color w:val="auto"/>
+          <w:sz w:val="24"/>
+          <w:szCs w:val="24"/>
+        </w:rPr>
+        <w:t>Empleadas</w:t>
+      </w:r>
+      <w:bookmarkEnd w:id="20"/>
+      <w:proofErr w:type="spellEnd"/>
+    </w:p>
+    <w:p>
+      <w:pPr>
+        <w:jc w:val="both"/>
+        <w:rPr>
+          <w:lang w:val="es-ES"/>
+        </w:rPr>
+      </w:pPr>
+      <w:r>
+        <w:rPr>
+          <w:lang w:val="es-ES"/>
+        </w:rPr>
+        <w:t xml:space="preserve">Las principales herramientas o tecnologías empleadas serían el lenguaje de programación C# con .NET Framework o .NET Core y las librerías de paralelismo que nosotros hemos ido aprendiendo en el transcurso del cuatrimestre. Para la telemetría y control, podríamos utilizar System </w:t>
+      </w:r>
+      <w:proofErr w:type="spellStart"/>
+      <w:r>
+        <w:rPr>
+          <w:lang w:val="es-ES"/>
+        </w:rPr>
+        <w:t>Diagnostics</w:t>
+      </w:r>
+      <w:proofErr w:type="spellEnd"/>
+      <w:r>
+        <w:rPr>
+          <w:lang w:val="es-ES"/>
+        </w:rPr>
+        <w:t xml:space="preserve"> </w:t>
+      </w:r>
+      <w:proofErr w:type="spellStart"/>
+      <w:r>
+        <w:rPr>
+          <w:lang w:val="es-ES"/>
+        </w:rPr>
+        <w:t>Stopwatch</w:t>
+      </w:r>
+      <w:proofErr w:type="spellEnd"/>
+      <w:r>
+        <w:rPr>
+          <w:lang w:val="es-ES"/>
+        </w:rPr>
+        <w:t xml:space="preserve"> para la medición precisa en milisegundos y cálculo de </w:t>
+      </w:r>
+      <w:proofErr w:type="spellStart"/>
+      <w:r>
+        <w:rPr>
+          <w:lang w:val="es-ES"/>
+        </w:rPr>
+        <w:t>speedup</w:t>
+      </w:r>
+      <w:proofErr w:type="spellEnd"/>
+      <w:r>
+        <w:rPr>
+          <w:lang w:val="es-ES"/>
+        </w:rPr>
+        <w:t>. Y para la gestión de versiones utilizaríamos la plataforma de GitHub.</w:t>
+      </w:r>
+    </w:p>
+    <w:p/>
     <w:sectPr>
       <w:pgSz w:w="12240" w:h="15840" w:code="1"/>
       <w:pgMar w:top="1440" w:right="1080" w:bottom="1440" w:left="1080" w:header="720" w:footer="720" w:gutter="0"/>
@@ -5206,7 +5753,6 @@
   <w:style w:type="character" w:default="1" w:styleId="Fuentedeprrafopredeter">
     <w:name w:val="Default Paragraph Font"/>
     <w:uiPriority w:val="1"/>
-    <w:semiHidden/>
     <w:unhideWhenUsed/>
   </w:style>
   <w:style w:type="table" w:default="1" w:styleId="Tablanormal">

--- a/docs/Proyecto final de programacion paralela.docx
+++ b/docs/Proyecto final de programacion paralela.docx
@@ -691,7 +691,7 @@
       <w:sdtContent>
         <w:p>
           <w:pPr>
-            <w:pStyle w:val="TtuloTDC"/>
+            <w:pStyle w:val="TOCHeading"/>
             <w:spacing w:line="360" w:lineRule="auto"/>
             <w:rPr>
               <w:b/>
@@ -710,7 +710,7 @@
         </w:p>
         <w:p>
           <w:pPr>
-            <w:pStyle w:val="TDC2"/>
+            <w:pStyle w:val="TOC2"/>
             <w:tabs>
               <w:tab w:val="right" w:leader="dot" w:pos="10070"/>
             </w:tabs>
@@ -719,7 +719,6 @@
               <w:kern w:val="2"/>
               <w:sz w:val="24"/>
               <w:szCs w:val="24"/>
-              <w:lang w:val="es-ES" w:eastAsia="es-ES"/>
               <w14:ligatures w14:val="standardContextual"/>
             </w:rPr>
           </w:pPr>
@@ -732,10 +731,10 @@
           <w:r>
             <w:fldChar w:fldCharType="separate"/>
           </w:r>
-          <w:hyperlink w:anchor="_Toc236852008" w:history="1">
-            <w:r>
-              <w:rPr>
-                <w:rStyle w:val="Hipervnculo"/>
+          <w:hyperlink w:anchor="_Toc236865469" w:history="1">
+            <w:r>
+              <w:rPr>
+                <w:rStyle w:val="Hyperlink"/>
                 <w:rFonts w:ascii="Arial" w:hAnsi="Arial" w:cs="Arial"/>
                 <w:b/>
                 <w:bCs/>
@@ -763,7 +762,7 @@
                 <w:noProof/>
                 <w:webHidden/>
               </w:rPr>
-              <w:instrText xml:space="preserve"> PAGEREF _Toc236852008 \h </w:instrText>
+              <w:instrText xml:space="preserve"> PAGEREF _Toc236865469 \h </w:instrText>
             </w:r>
             <w:r>
               <w:rPr>
@@ -796,7 +795,7 @@
         </w:p>
         <w:p>
           <w:pPr>
-            <w:pStyle w:val="TDC2"/>
+            <w:pStyle w:val="TOC2"/>
             <w:tabs>
               <w:tab w:val="right" w:leader="dot" w:pos="10070"/>
             </w:tabs>
@@ -805,14 +804,13 @@
               <w:kern w:val="2"/>
               <w:sz w:val="24"/>
               <w:szCs w:val="24"/>
-              <w:lang w:val="es-ES" w:eastAsia="es-ES"/>
               <w14:ligatures w14:val="standardContextual"/>
             </w:rPr>
           </w:pPr>
-          <w:hyperlink w:anchor="_Toc236852009" w:history="1">
-            <w:r>
-              <w:rPr>
-                <w:rStyle w:val="Hipervnculo"/>
+          <w:hyperlink w:anchor="_Toc236865470" w:history="1">
+            <w:r>
+              <w:rPr>
+                <w:rStyle w:val="Hyperlink"/>
                 <w:rFonts w:ascii="Arial" w:hAnsi="Arial" w:cs="Arial"/>
                 <w:b/>
                 <w:bCs/>
@@ -840,7 +838,7 @@
                 <w:noProof/>
                 <w:webHidden/>
               </w:rPr>
-              <w:instrText xml:space="preserve"> PAGEREF _Toc236852009 \h </w:instrText>
+              <w:instrText xml:space="preserve"> PAGEREF _Toc236865470 \h </w:instrText>
             </w:r>
             <w:r>
               <w:rPr>
@@ -873,7 +871,7 @@
         </w:p>
         <w:p>
           <w:pPr>
-            <w:pStyle w:val="TDC2"/>
+            <w:pStyle w:val="TOC2"/>
             <w:tabs>
               <w:tab w:val="right" w:leader="dot" w:pos="10070"/>
             </w:tabs>
@@ -882,14 +880,13 @@
               <w:kern w:val="2"/>
               <w:sz w:val="24"/>
               <w:szCs w:val="24"/>
-              <w:lang w:val="es-ES" w:eastAsia="es-ES"/>
               <w14:ligatures w14:val="standardContextual"/>
             </w:rPr>
           </w:pPr>
-          <w:hyperlink w:anchor="_Toc236852010" w:history="1">
-            <w:r>
-              <w:rPr>
-                <w:rStyle w:val="Hipervnculo"/>
+          <w:hyperlink w:anchor="_Toc236865471" w:history="1">
+            <w:r>
+              <w:rPr>
+                <w:rStyle w:val="Hyperlink"/>
                 <w:rFonts w:ascii="Arial" w:hAnsi="Arial" w:cs="Arial"/>
                 <w:b/>
                 <w:bCs/>
@@ -917,7 +914,7 @@
                 <w:noProof/>
                 <w:webHidden/>
               </w:rPr>
-              <w:instrText xml:space="preserve"> PAGEREF _Toc236852010 \h </w:instrText>
+              <w:instrText xml:space="preserve"> PAGEREF _Toc236865471 \h </w:instrText>
             </w:r>
             <w:r>
               <w:rPr>
@@ -937,7 +934,7 @@
                 <w:noProof/>
                 <w:webHidden/>
               </w:rPr>
-              <w:t>3</w:t>
+              <w:t>4</w:t>
             </w:r>
             <w:r>
               <w:rPr>
@@ -950,7 +947,7 @@
         </w:p>
         <w:p>
           <w:pPr>
-            <w:pStyle w:val="TDC3"/>
+            <w:pStyle w:val="TOC3"/>
             <w:tabs>
               <w:tab w:val="right" w:leader="dot" w:pos="10070"/>
             </w:tabs>
@@ -959,14 +956,13 @@
               <w:kern w:val="2"/>
               <w:sz w:val="24"/>
               <w:szCs w:val="24"/>
-              <w:lang w:val="es-ES" w:eastAsia="es-ES"/>
               <w14:ligatures w14:val="standardContextual"/>
             </w:rPr>
           </w:pPr>
-          <w:hyperlink w:anchor="_Toc236852011" w:history="1">
-            <w:r>
-              <w:rPr>
-                <w:rStyle w:val="Hipervnculo"/>
+          <w:hyperlink w:anchor="_Toc236865472" w:history="1">
+            <w:r>
+              <w:rPr>
+                <w:rStyle w:val="Hyperlink"/>
                 <w:rFonts w:ascii="Arial" w:hAnsi="Arial" w:cs="Arial"/>
                 <w:b/>
                 <w:bCs/>
@@ -994,7 +990,7 @@
                 <w:noProof/>
                 <w:webHidden/>
               </w:rPr>
-              <w:instrText xml:space="preserve"> PAGEREF _Toc236852011 \h </w:instrText>
+              <w:instrText xml:space="preserve"> PAGEREF _Toc236865472 \h </w:instrText>
             </w:r>
             <w:r>
               <w:rPr>
@@ -1014,7 +1010,7 @@
                 <w:noProof/>
                 <w:webHidden/>
               </w:rPr>
-              <w:t>3</w:t>
+              <w:t>4</w:t>
             </w:r>
             <w:r>
               <w:rPr>
@@ -1027,7 +1023,7 @@
         </w:p>
         <w:p>
           <w:pPr>
-            <w:pStyle w:val="TDC3"/>
+            <w:pStyle w:val="TOC3"/>
             <w:tabs>
               <w:tab w:val="right" w:leader="dot" w:pos="10070"/>
             </w:tabs>
@@ -1036,14 +1032,13 @@
               <w:kern w:val="2"/>
               <w:sz w:val="24"/>
               <w:szCs w:val="24"/>
-              <w:lang w:val="es-ES" w:eastAsia="es-ES"/>
               <w14:ligatures w14:val="standardContextual"/>
             </w:rPr>
           </w:pPr>
-          <w:hyperlink w:anchor="_Toc236852012" w:history="1">
-            <w:r>
-              <w:rPr>
-                <w:rStyle w:val="Hipervnculo"/>
+          <w:hyperlink w:anchor="_Toc236865473" w:history="1">
+            <w:r>
+              <w:rPr>
+                <w:rStyle w:val="Hyperlink"/>
                 <w:rFonts w:ascii="Arial" w:hAnsi="Arial" w:cs="Arial"/>
                 <w:b/>
                 <w:bCs/>
@@ -1070,7 +1065,7 @@
                 <w:noProof/>
                 <w:webHidden/>
               </w:rPr>
-              <w:instrText xml:space="preserve"> PAGEREF _Toc236852012 \h </w:instrText>
+              <w:instrText xml:space="preserve"> PAGEREF _Toc236865473 \h </w:instrText>
             </w:r>
             <w:r>
               <w:rPr>
@@ -1103,7 +1098,7 @@
         </w:p>
         <w:p>
           <w:pPr>
-            <w:pStyle w:val="TDC1"/>
+            <w:pStyle w:val="TOC1"/>
             <w:tabs>
               <w:tab w:val="right" w:leader="dot" w:pos="10070"/>
             </w:tabs>
@@ -1112,14 +1107,13 @@
               <w:kern w:val="2"/>
               <w:sz w:val="24"/>
               <w:szCs w:val="24"/>
-              <w:lang w:val="es-ES" w:eastAsia="es-ES"/>
               <w14:ligatures w14:val="standardContextual"/>
             </w:rPr>
           </w:pPr>
-          <w:hyperlink w:anchor="_Toc236852013" w:history="1">
-            <w:r>
-              <w:rPr>
-                <w:rStyle w:val="Hipervnculo"/>
+          <w:hyperlink w:anchor="_Toc236865474" w:history="1">
+            <w:r>
+              <w:rPr>
+                <w:rStyle w:val="Hyperlink"/>
                 <w:rFonts w:ascii="Arial" w:hAnsi="Arial" w:cs="Arial"/>
                 <w:b/>
                 <w:bCs/>
@@ -1147,7 +1141,7 @@
                 <w:noProof/>
                 <w:webHidden/>
               </w:rPr>
-              <w:instrText xml:space="preserve"> PAGEREF _Toc236852013 \h </w:instrText>
+              <w:instrText xml:space="preserve"> PAGEREF _Toc236865474 \h </w:instrText>
             </w:r>
             <w:r>
               <w:rPr>
@@ -1167,7 +1161,7 @@
                 <w:noProof/>
                 <w:webHidden/>
               </w:rPr>
-              <w:t>4</w:t>
+              <w:t>5</w:t>
             </w:r>
             <w:r>
               <w:rPr>
@@ -1180,7 +1174,7 @@
         </w:p>
         <w:p>
           <w:pPr>
-            <w:pStyle w:val="TDC1"/>
+            <w:pStyle w:val="TOC1"/>
             <w:tabs>
               <w:tab w:val="right" w:leader="dot" w:pos="10070"/>
             </w:tabs>
@@ -1189,22 +1183,13 @@
               <w:kern w:val="2"/>
               <w:sz w:val="24"/>
               <w:szCs w:val="24"/>
-              <w:lang w:val="es-ES" w:eastAsia="es-ES"/>
               <w14:ligatures w14:val="standardContextual"/>
             </w:rPr>
           </w:pPr>
-          <w:r>
-            <w:rPr>
-              <w:rStyle w:val="Hipervnculo"/>
-              <w:noProof/>
-              <w:u w:val="none"/>
-            </w:rPr>
-            <w:t xml:space="preserve">     </w:t>
-          </w:r>
-          <w:hyperlink w:anchor="_Toc236852014" w:history="1">
-            <w:r>
-              <w:rPr>
-                <w:rStyle w:val="Hipervnculo"/>
+          <w:hyperlink w:anchor="_Toc236865475" w:history="1">
+            <w:r>
+              <w:rPr>
+                <w:rStyle w:val="Hyperlink"/>
                 <w:rFonts w:ascii="Arial" w:hAnsi="Arial" w:cs="Arial"/>
                 <w:b/>
                 <w:bCs/>
@@ -1232,7 +1217,7 @@
                 <w:noProof/>
                 <w:webHidden/>
               </w:rPr>
-              <w:instrText xml:space="preserve"> PAGEREF _Toc236852014 \h </w:instrText>
+              <w:instrText xml:space="preserve"> PAGEREF _Toc236865475 \h </w:instrText>
             </w:r>
             <w:r>
               <w:rPr>
@@ -1252,7 +1237,7 @@
                 <w:noProof/>
                 <w:webHidden/>
               </w:rPr>
-              <w:t>4</w:t>
+              <w:t>5</w:t>
             </w:r>
             <w:r>
               <w:rPr>
@@ -1265,7 +1250,7 @@
         </w:p>
         <w:p>
           <w:pPr>
-            <w:pStyle w:val="TDC1"/>
+            <w:pStyle w:val="TOC1"/>
             <w:tabs>
               <w:tab w:val="right" w:leader="dot" w:pos="10070"/>
             </w:tabs>
@@ -1274,22 +1259,13 @@
               <w:kern w:val="2"/>
               <w:sz w:val="24"/>
               <w:szCs w:val="24"/>
-              <w:lang w:val="es-ES" w:eastAsia="es-ES"/>
               <w14:ligatures w14:val="standardContextual"/>
             </w:rPr>
           </w:pPr>
-          <w:r>
-            <w:rPr>
-              <w:rStyle w:val="Hipervnculo"/>
-              <w:noProof/>
-              <w:u w:val="none"/>
-            </w:rPr>
-            <w:t xml:space="preserve">     </w:t>
-          </w:r>
-          <w:hyperlink w:anchor="_Toc236852015" w:history="1">
-            <w:r>
-              <w:rPr>
-                <w:rStyle w:val="Hipervnculo"/>
+          <w:hyperlink w:anchor="_Toc236865476" w:history="1">
+            <w:r>
+              <w:rPr>
+                <w:rStyle w:val="Hyperlink"/>
                 <w:rFonts w:ascii="Arial" w:hAnsi="Arial" w:cs="Arial"/>
                 <w:b/>
                 <w:bCs/>
@@ -1317,7 +1293,7 @@
                 <w:noProof/>
                 <w:webHidden/>
               </w:rPr>
-              <w:instrText xml:space="preserve"> PAGEREF _Toc236852015 \h </w:instrText>
+              <w:instrText xml:space="preserve"> PAGEREF _Toc236865476 \h </w:instrText>
             </w:r>
             <w:r>
               <w:rPr>
@@ -1350,7 +1326,7 @@
         </w:p>
         <w:p>
           <w:pPr>
-            <w:pStyle w:val="TDC1"/>
+            <w:pStyle w:val="TOC1"/>
             <w:tabs>
               <w:tab w:val="right" w:leader="dot" w:pos="10070"/>
             </w:tabs>
@@ -1359,22 +1335,13 @@
               <w:kern w:val="2"/>
               <w:sz w:val="24"/>
               <w:szCs w:val="24"/>
-              <w:lang w:val="es-ES" w:eastAsia="es-ES"/>
               <w14:ligatures w14:val="standardContextual"/>
             </w:rPr>
           </w:pPr>
-          <w:r>
-            <w:rPr>
-              <w:rStyle w:val="Hipervnculo"/>
-              <w:noProof/>
-              <w:u w:val="none"/>
-            </w:rPr>
-            <w:t xml:space="preserve">     </w:t>
-          </w:r>
-          <w:hyperlink w:anchor="_Toc236852016" w:history="1">
-            <w:r>
-              <w:rPr>
-                <w:rStyle w:val="Hipervnculo"/>
+          <w:hyperlink w:anchor="_Toc236865477" w:history="1">
+            <w:r>
+              <w:rPr>
+                <w:rStyle w:val="Hyperlink"/>
                 <w:rFonts w:ascii="Arial" w:hAnsi="Arial" w:cs="Arial"/>
                 <w:b/>
                 <w:bCs/>
@@ -1402,7 +1369,7 @@
                 <w:noProof/>
                 <w:webHidden/>
               </w:rPr>
-              <w:instrText xml:space="preserve"> PAGEREF _Toc236852016 \h </w:instrText>
+              <w:instrText xml:space="preserve"> PAGEREF _Toc236865477 \h </w:instrText>
             </w:r>
             <w:r>
               <w:rPr>
@@ -1435,7 +1402,7 @@
         </w:p>
         <w:p>
           <w:pPr>
-            <w:pStyle w:val="TDC1"/>
+            <w:pStyle w:val="TOC1"/>
             <w:tabs>
               <w:tab w:val="right" w:leader="dot" w:pos="10070"/>
             </w:tabs>
@@ -1444,14 +1411,13 @@
               <w:kern w:val="2"/>
               <w:sz w:val="24"/>
               <w:szCs w:val="24"/>
-              <w:lang w:val="es-ES" w:eastAsia="es-ES"/>
               <w14:ligatures w14:val="standardContextual"/>
             </w:rPr>
           </w:pPr>
-          <w:hyperlink w:anchor="_Toc236852017" w:history="1">
-            <w:r>
-              <w:rPr>
-                <w:rStyle w:val="Hipervnculo"/>
+          <w:hyperlink w:anchor="_Toc236865478" w:history="1">
+            <w:r>
+              <w:rPr>
+                <w:rStyle w:val="Hyperlink"/>
                 <w:rFonts w:ascii="Arial" w:hAnsi="Arial" w:cs="Arial"/>
                 <w:b/>
                 <w:bCs/>
@@ -1479,7 +1445,7 @@
                 <w:noProof/>
                 <w:webHidden/>
               </w:rPr>
-              <w:instrText xml:space="preserve"> PAGEREF _Toc236852017 \h </w:instrText>
+              <w:instrText xml:space="preserve"> PAGEREF _Toc236865478 \h </w:instrText>
             </w:r>
             <w:r>
               <w:rPr>
@@ -1512,7 +1478,7 @@
         </w:p>
         <w:p>
           <w:pPr>
-            <w:pStyle w:val="TDC2"/>
+            <w:pStyle w:val="TOC2"/>
             <w:tabs>
               <w:tab w:val="right" w:leader="dot" w:pos="10070"/>
             </w:tabs>
@@ -1521,18 +1487,18 @@
               <w:kern w:val="2"/>
               <w:sz w:val="24"/>
               <w:szCs w:val="24"/>
-              <w:lang w:val="es-ES" w:eastAsia="es-ES"/>
               <w14:ligatures w14:val="standardContextual"/>
             </w:rPr>
           </w:pPr>
-          <w:hyperlink w:anchor="_Toc236852018" w:history="1">
-            <w:r>
-              <w:rPr>
-                <w:rStyle w:val="Hipervnculo"/>
+          <w:hyperlink w:anchor="_Toc236865479" w:history="1">
+            <w:r>
+              <w:rPr>
+                <w:rStyle w:val="Hyperlink"/>
                 <w:rFonts w:ascii="Arial" w:hAnsi="Arial" w:cs="Arial"/>
                 <w:b/>
                 <w:bCs/>
                 <w:noProof/>
+                <w:lang w:val="es-DO"/>
               </w:rPr>
               <w:t>3.1 Ejecución Simultánea de Múltiples Tareas</w:t>
             </w:r>
@@ -1555,7 +1521,7 @@
                 <w:noProof/>
                 <w:webHidden/>
               </w:rPr>
-              <w:instrText xml:space="preserve"> PAGEREF _Toc236852018 \h </w:instrText>
+              <w:instrText xml:space="preserve"> PAGEREF _Toc236865479 \h </w:instrText>
             </w:r>
             <w:r>
               <w:rPr>
@@ -1575,7 +1541,7 @@
                 <w:noProof/>
                 <w:webHidden/>
               </w:rPr>
-              <w:t>5</w:t>
+              <w:t>6</w:t>
             </w:r>
             <w:r>
               <w:rPr>
@@ -1588,7 +1554,7 @@
         </w:p>
         <w:p>
           <w:pPr>
-            <w:pStyle w:val="TDC2"/>
+            <w:pStyle w:val="TOC2"/>
             <w:tabs>
               <w:tab w:val="right" w:leader="dot" w:pos="10070"/>
             </w:tabs>
@@ -1597,14 +1563,13 @@
               <w:kern w:val="2"/>
               <w:sz w:val="24"/>
               <w:szCs w:val="24"/>
-              <w:lang w:val="es-ES" w:eastAsia="es-ES"/>
               <w14:ligatures w14:val="standardContextual"/>
             </w:rPr>
           </w:pPr>
-          <w:hyperlink w:anchor="_Toc236852019" w:history="1">
-            <w:r>
-              <w:rPr>
-                <w:rStyle w:val="Hipervnculo"/>
+          <w:hyperlink w:anchor="_Toc236865480" w:history="1">
+            <w:r>
+              <w:rPr>
+                <w:rStyle w:val="Hyperlink"/>
                 <w:rFonts w:ascii="Arial" w:hAnsi="Arial" w:cs="Arial"/>
                 <w:b/>
                 <w:bCs/>
@@ -1632,7 +1597,7 @@
                 <w:noProof/>
                 <w:webHidden/>
               </w:rPr>
-              <w:instrText xml:space="preserve"> PAGEREF _Toc236852019 \h </w:instrText>
+              <w:instrText xml:space="preserve"> PAGEREF _Toc236865480 \h </w:instrText>
             </w:r>
             <w:r>
               <w:rPr>
@@ -1652,7 +1617,7 @@
                 <w:noProof/>
                 <w:webHidden/>
               </w:rPr>
-              <w:t>5</w:t>
+              <w:t>6</w:t>
             </w:r>
             <w:r>
               <w:rPr>
@@ -1665,7 +1630,7 @@
         </w:p>
         <w:p>
           <w:pPr>
-            <w:pStyle w:val="TDC2"/>
+            <w:pStyle w:val="TOC2"/>
             <w:tabs>
               <w:tab w:val="right" w:leader="dot" w:pos="10070"/>
             </w:tabs>
@@ -1674,14 +1639,13 @@
               <w:kern w:val="2"/>
               <w:sz w:val="24"/>
               <w:szCs w:val="24"/>
-              <w:lang w:val="es-ES" w:eastAsia="es-ES"/>
               <w14:ligatures w14:val="standardContextual"/>
             </w:rPr>
           </w:pPr>
-          <w:hyperlink w:anchor="_Toc236852020" w:history="1">
-            <w:r>
-              <w:rPr>
-                <w:rStyle w:val="Hipervnculo"/>
+          <w:hyperlink w:anchor="_Toc236865481" w:history="1">
+            <w:r>
+              <w:rPr>
+                <w:rStyle w:val="Hyperlink"/>
                 <w:rFonts w:ascii="Arial" w:hAnsi="Arial" w:cs="Arial"/>
                 <w:b/>
                 <w:bCs/>
@@ -1709,7 +1673,7 @@
                 <w:noProof/>
                 <w:webHidden/>
               </w:rPr>
-              <w:instrText xml:space="preserve"> PAGEREF _Toc236852020 \h </w:instrText>
+              <w:instrText xml:space="preserve"> PAGEREF _Toc236865481 \h </w:instrText>
             </w:r>
             <w:r>
               <w:rPr>
@@ -1742,7 +1706,7 @@
         </w:p>
         <w:p>
           <w:pPr>
-            <w:pStyle w:val="TDC2"/>
+            <w:pStyle w:val="TOC2"/>
             <w:tabs>
               <w:tab w:val="right" w:leader="dot" w:pos="10070"/>
             </w:tabs>
@@ -1751,14 +1715,13 @@
               <w:kern w:val="2"/>
               <w:sz w:val="24"/>
               <w:szCs w:val="24"/>
-              <w:lang w:val="es-ES" w:eastAsia="es-ES"/>
               <w14:ligatures w14:val="standardContextual"/>
             </w:rPr>
           </w:pPr>
-          <w:hyperlink w:anchor="_Toc236852021" w:history="1">
-            <w:r>
-              <w:rPr>
-                <w:rStyle w:val="Hipervnculo"/>
+          <w:hyperlink w:anchor="_Toc236865482" w:history="1">
+            <w:r>
+              <w:rPr>
+                <w:rStyle w:val="Hyperlink"/>
                 <w:rFonts w:ascii="Arial" w:hAnsi="Arial" w:cs="Arial"/>
                 <w:b/>
                 <w:bCs/>
@@ -1786,7 +1749,7 @@
                 <w:noProof/>
                 <w:webHidden/>
               </w:rPr>
-              <w:instrText xml:space="preserve"> PAGEREF _Toc236852021 \h </w:instrText>
+              <w:instrText xml:space="preserve"> PAGEREF _Toc236865482 \h </w:instrText>
             </w:r>
             <w:r>
               <w:rPr>
@@ -1819,7 +1782,7 @@
         </w:p>
         <w:p>
           <w:pPr>
-            <w:pStyle w:val="TDC2"/>
+            <w:pStyle w:val="TOC2"/>
             <w:tabs>
               <w:tab w:val="right" w:leader="dot" w:pos="10070"/>
             </w:tabs>
@@ -1828,18 +1791,18 @@
               <w:kern w:val="2"/>
               <w:sz w:val="24"/>
               <w:szCs w:val="24"/>
-              <w:lang w:val="es-ES" w:eastAsia="es-ES"/>
               <w14:ligatures w14:val="standardContextual"/>
             </w:rPr>
           </w:pPr>
-          <w:hyperlink w:anchor="_Toc236852022" w:history="1">
-            <w:r>
-              <w:rPr>
-                <w:rStyle w:val="Hipervnculo"/>
+          <w:hyperlink w:anchor="_Toc236865483" w:history="1">
+            <w:r>
+              <w:rPr>
+                <w:rStyle w:val="Hyperlink"/>
                 <w:rFonts w:ascii="Arial" w:hAnsi="Arial" w:cs="Arial"/>
                 <w:b/>
                 <w:bCs/>
                 <w:noProof/>
+                <w:lang w:val="es-DO"/>
               </w:rPr>
               <w:t>3.5 Métricas de Evaluación del Rendimiento</w:t>
             </w:r>
@@ -1862,7 +1825,7 @@
                 <w:noProof/>
                 <w:webHidden/>
               </w:rPr>
-              <w:instrText xml:space="preserve"> PAGEREF _Toc236852022 \h </w:instrText>
+              <w:instrText xml:space="preserve"> PAGEREF _Toc236865483 \h </w:instrText>
             </w:r>
             <w:r>
               <w:rPr>
@@ -1882,7 +1845,7 @@
                 <w:noProof/>
                 <w:webHidden/>
               </w:rPr>
-              <w:t>6</w:t>
+              <w:t>7</w:t>
             </w:r>
             <w:r>
               <w:rPr>
@@ -1895,7 +1858,7 @@
         </w:p>
         <w:p>
           <w:pPr>
-            <w:pStyle w:val="TDC2"/>
+            <w:pStyle w:val="TOC2"/>
             <w:tabs>
               <w:tab w:val="right" w:leader="dot" w:pos="10070"/>
             </w:tabs>
@@ -1904,14 +1867,13 @@
               <w:kern w:val="2"/>
               <w:sz w:val="24"/>
               <w:szCs w:val="24"/>
-              <w:lang w:val="es-ES" w:eastAsia="es-ES"/>
               <w14:ligatures w14:val="standardContextual"/>
             </w:rPr>
           </w:pPr>
-          <w:hyperlink w:anchor="_Toc236852023" w:history="1">
-            <w:r>
-              <w:rPr>
-                <w:rStyle w:val="Hipervnculo"/>
+          <w:hyperlink w:anchor="_Toc236865484" w:history="1">
+            <w:r>
+              <w:rPr>
+                <w:rStyle w:val="Hyperlink"/>
                 <w:rFonts w:ascii="Arial" w:hAnsi="Arial" w:cs="Arial"/>
                 <w:b/>
                 <w:bCs/>
@@ -1939,7 +1901,7 @@
                 <w:noProof/>
                 <w:webHidden/>
               </w:rPr>
-              <w:instrText xml:space="preserve"> PAGEREF _Toc236852023 \h </w:instrText>
+              <w:instrText xml:space="preserve"> PAGEREF _Toc236865484 \h </w:instrText>
             </w:r>
             <w:r>
               <w:rPr>
@@ -1959,7 +1921,7 @@
                 <w:noProof/>
                 <w:webHidden/>
               </w:rPr>
-              <w:t>6</w:t>
+              <w:t>7</w:t>
             </w:r>
             <w:r>
               <w:rPr>
@@ -1972,7 +1934,7 @@
         </w:p>
         <w:p>
           <w:pPr>
-            <w:pStyle w:val="TDC1"/>
+            <w:pStyle w:val="TOC1"/>
             <w:tabs>
               <w:tab w:val="right" w:leader="dot" w:pos="10070"/>
             </w:tabs>
@@ -1981,14 +1943,13 @@
               <w:kern w:val="2"/>
               <w:sz w:val="24"/>
               <w:szCs w:val="24"/>
-              <w:lang w:val="es-ES" w:eastAsia="es-ES"/>
               <w14:ligatures w14:val="standardContextual"/>
             </w:rPr>
           </w:pPr>
-          <w:hyperlink w:anchor="_Toc236852024" w:history="1">
-            <w:r>
-              <w:rPr>
-                <w:rStyle w:val="Hipervnculo"/>
+          <w:hyperlink w:anchor="_Toc236865485" w:history="1">
+            <w:r>
+              <w:rPr>
+                <w:rStyle w:val="Hyperlink"/>
                 <w:rFonts w:ascii="Arial" w:hAnsi="Arial" w:cs="Arial"/>
                 <w:b/>
                 <w:bCs/>
@@ -2016,7 +1977,7 @@
                 <w:noProof/>
                 <w:webHidden/>
               </w:rPr>
-              <w:instrText xml:space="preserve"> PAGEREF _Toc236852024 \h </w:instrText>
+              <w:instrText xml:space="preserve"> PAGEREF _Toc236865485 \h </w:instrText>
             </w:r>
             <w:r>
               <w:rPr>
@@ -2049,7 +2010,7 @@
         </w:p>
         <w:p>
           <w:pPr>
-            <w:pStyle w:val="TDC1"/>
+            <w:pStyle w:val="TOC1"/>
             <w:tabs>
               <w:tab w:val="right" w:leader="dot" w:pos="10070"/>
             </w:tabs>
@@ -2058,22 +2019,13 @@
               <w:kern w:val="2"/>
               <w:sz w:val="24"/>
               <w:szCs w:val="24"/>
-              <w:lang w:val="es-ES" w:eastAsia="es-ES"/>
               <w14:ligatures w14:val="standardContextual"/>
             </w:rPr>
           </w:pPr>
-          <w:r>
-            <w:rPr>
-              <w:rStyle w:val="Hipervnculo"/>
-              <w:noProof/>
-              <w:u w:val="none"/>
-            </w:rPr>
-            <w:t xml:space="preserve">     </w:t>
-          </w:r>
-          <w:hyperlink w:anchor="_Toc236852025" w:history="1">
-            <w:r>
-              <w:rPr>
-                <w:rStyle w:val="Hipervnculo"/>
+          <w:hyperlink w:anchor="_Toc236865486" w:history="1">
+            <w:r>
+              <w:rPr>
+                <w:rStyle w:val="Hyperlink"/>
                 <w:rFonts w:ascii="Arial" w:hAnsi="Arial" w:cs="Arial"/>
                 <w:b/>
                 <w:bCs/>
@@ -2101,7 +2053,7 @@
                 <w:noProof/>
                 <w:webHidden/>
               </w:rPr>
-              <w:instrText xml:space="preserve"> PAGEREF _Toc236852025 \h </w:instrText>
+              <w:instrText xml:space="preserve"> PAGEREF _Toc236865486 \h </w:instrText>
             </w:r>
             <w:r>
               <w:rPr>
@@ -2134,7 +2086,7 @@
         </w:p>
         <w:p>
           <w:pPr>
-            <w:pStyle w:val="TDC1"/>
+            <w:pStyle w:val="TOC1"/>
             <w:tabs>
               <w:tab w:val="right" w:leader="dot" w:pos="10070"/>
             </w:tabs>
@@ -2143,22 +2095,13 @@
               <w:kern w:val="2"/>
               <w:sz w:val="24"/>
               <w:szCs w:val="24"/>
-              <w:lang w:val="es-ES" w:eastAsia="es-ES"/>
               <w14:ligatures w14:val="standardContextual"/>
             </w:rPr>
           </w:pPr>
-          <w:r>
-            <w:rPr>
-              <w:rStyle w:val="Hipervnculo"/>
-              <w:noProof/>
-              <w:u w:val="none"/>
-            </w:rPr>
-            <w:t xml:space="preserve">     </w:t>
-          </w:r>
-          <w:hyperlink w:anchor="_Toc236852026" w:history="1">
-            <w:r>
-              <w:rPr>
-                <w:rStyle w:val="Hipervnculo"/>
+          <w:hyperlink w:anchor="_Toc236865487" w:history="1">
+            <w:r>
+              <w:rPr>
+                <w:rStyle w:val="Hyperlink"/>
                 <w:b/>
                 <w:bCs/>
                 <w:noProof/>
@@ -2185,7 +2128,7 @@
                 <w:noProof/>
                 <w:webHidden/>
               </w:rPr>
-              <w:instrText xml:space="preserve"> PAGEREF _Toc236852026 \h </w:instrText>
+              <w:instrText xml:space="preserve"> PAGEREF _Toc236865487 \h </w:instrText>
             </w:r>
             <w:r>
               <w:rPr>
@@ -2205,7 +2148,7 @@
                 <w:noProof/>
                 <w:webHidden/>
               </w:rPr>
-              <w:t>7</w:t>
+              <w:t>8</w:t>
             </w:r>
             <w:r>
               <w:rPr>
@@ -2218,7 +2161,7 @@
         </w:p>
         <w:p>
           <w:pPr>
-            <w:pStyle w:val="TDC1"/>
+            <w:pStyle w:val="TOC1"/>
             <w:tabs>
               <w:tab w:val="right" w:leader="dot" w:pos="10070"/>
             </w:tabs>
@@ -2227,26 +2170,18 @@
               <w:kern w:val="2"/>
               <w:sz w:val="24"/>
               <w:szCs w:val="24"/>
-              <w:lang w:val="es-ES" w:eastAsia="es-ES"/>
               <w14:ligatures w14:val="standardContextual"/>
             </w:rPr>
           </w:pPr>
-          <w:r>
-            <w:rPr>
-              <w:rStyle w:val="Hipervnculo"/>
-              <w:noProof/>
-              <w:u w:val="none"/>
-            </w:rPr>
-            <w:t xml:space="preserve">     </w:t>
-          </w:r>
-          <w:hyperlink w:anchor="_Toc236852027" w:history="1">
-            <w:r>
-              <w:rPr>
-                <w:rStyle w:val="Hipervnculo"/>
+          <w:hyperlink w:anchor="_Toc236865488" w:history="1">
+            <w:r>
+              <w:rPr>
+                <w:rStyle w:val="Hyperlink"/>
                 <w:rFonts w:ascii="Arial" w:hAnsi="Arial" w:cs="Arial"/>
                 <w:b/>
                 <w:bCs/>
                 <w:noProof/>
+                <w:lang w:val="es-DO"/>
               </w:rPr>
               <w:t>4.3 Estrategia de Paralelización Utilizada</w:t>
             </w:r>
@@ -2269,7 +2204,7 @@
                 <w:noProof/>
                 <w:webHidden/>
               </w:rPr>
-              <w:instrText xml:space="preserve"> PAGEREF _Toc236852027 \h </w:instrText>
+              <w:instrText xml:space="preserve"> PAGEREF _Toc236865488 \h </w:instrText>
             </w:r>
             <w:r>
               <w:rPr>
@@ -2302,7 +2237,7 @@
         </w:p>
         <w:p>
           <w:pPr>
-            <w:pStyle w:val="TDC1"/>
+            <w:pStyle w:val="TOC1"/>
             <w:tabs>
               <w:tab w:val="right" w:leader="dot" w:pos="10070"/>
             </w:tabs>
@@ -2311,26 +2246,18 @@
               <w:kern w:val="2"/>
               <w:sz w:val="24"/>
               <w:szCs w:val="24"/>
-              <w:lang w:val="es-ES" w:eastAsia="es-ES"/>
               <w14:ligatures w14:val="standardContextual"/>
             </w:rPr>
           </w:pPr>
-          <w:r>
-            <w:rPr>
-              <w:rStyle w:val="Hipervnculo"/>
-              <w:noProof/>
-              <w:u w:val="none"/>
-            </w:rPr>
-            <w:t xml:space="preserve">     </w:t>
-          </w:r>
-          <w:hyperlink w:anchor="_Toc236852028" w:history="1">
-            <w:r>
-              <w:rPr>
-                <w:rStyle w:val="Hipervnculo"/>
+          <w:hyperlink w:anchor="_Toc236865489" w:history="1">
+            <w:r>
+              <w:rPr>
+                <w:rStyle w:val="Hyperlink"/>
                 <w:rFonts w:ascii="Arial" w:hAnsi="Arial" w:cs="Arial"/>
                 <w:b/>
                 <w:bCs/>
                 <w:noProof/>
+                <w:lang w:val="es-DO"/>
               </w:rPr>
               <w:t>4.4 Herramientas y Tecnologías Empleadas</w:t>
             </w:r>
@@ -2353,7 +2280,7 @@
                 <w:noProof/>
                 <w:webHidden/>
               </w:rPr>
-              <w:instrText xml:space="preserve"> PAGEREF _Toc236852028 \h </w:instrText>
+              <w:instrText xml:space="preserve"> PAGEREF _Toc236865489 \h </w:instrText>
             </w:r>
             <w:r>
               <w:rPr>
@@ -2386,7 +2313,763 @@
         </w:p>
         <w:p>
           <w:pPr>
-            <w:pStyle w:val="TtuloTDC"/>
+            <w:pStyle w:val="TOC1"/>
+            <w:tabs>
+              <w:tab w:val="right" w:leader="dot" w:pos="10070"/>
+            </w:tabs>
+            <w:rPr>
+              <w:noProof/>
+              <w:kern w:val="2"/>
+              <w:sz w:val="24"/>
+              <w:szCs w:val="24"/>
+              <w14:ligatures w14:val="standardContextual"/>
+            </w:rPr>
+          </w:pPr>
+          <w:hyperlink w:anchor="_Toc236865490" w:history="1">
+            <w:r>
+              <w:rPr>
+                <w:rStyle w:val="Hyperlink"/>
+                <w:rFonts w:ascii="Arial" w:hAnsi="Arial" w:cs="Arial"/>
+                <w:b/>
+                <w:bCs/>
+                <w:noProof/>
+                <w:lang w:val="es-DO"/>
+              </w:rPr>
+              <w:t>5. IMPLEMENTACIÓN TÉCNICA</w:t>
+            </w:r>
+            <w:r>
+              <w:rPr>
+                <w:noProof/>
+                <w:webHidden/>
+              </w:rPr>
+              <w:tab/>
+            </w:r>
+            <w:r>
+              <w:rPr>
+                <w:noProof/>
+                <w:webHidden/>
+              </w:rPr>
+              <w:fldChar w:fldCharType="begin"/>
+            </w:r>
+            <w:r>
+              <w:rPr>
+                <w:noProof/>
+                <w:webHidden/>
+              </w:rPr>
+              <w:instrText xml:space="preserve"> PAGEREF _Toc236865490 \h </w:instrText>
+            </w:r>
+            <w:r>
+              <w:rPr>
+                <w:noProof/>
+                <w:webHidden/>
+              </w:rPr>
+            </w:r>
+            <w:r>
+              <w:rPr>
+                <w:noProof/>
+                <w:webHidden/>
+              </w:rPr>
+              <w:fldChar w:fldCharType="separate"/>
+            </w:r>
+            <w:r>
+              <w:rPr>
+                <w:noProof/>
+                <w:webHidden/>
+              </w:rPr>
+              <w:t>9</w:t>
+            </w:r>
+            <w:r>
+              <w:rPr>
+                <w:noProof/>
+                <w:webHidden/>
+              </w:rPr>
+              <w:fldChar w:fldCharType="end"/>
+            </w:r>
+          </w:hyperlink>
+        </w:p>
+        <w:p>
+          <w:pPr>
+            <w:pStyle w:val="TOC1"/>
+            <w:tabs>
+              <w:tab w:val="right" w:leader="dot" w:pos="10070"/>
+            </w:tabs>
+            <w:rPr>
+              <w:noProof/>
+              <w:kern w:val="2"/>
+              <w:sz w:val="24"/>
+              <w:szCs w:val="24"/>
+              <w14:ligatures w14:val="standardContextual"/>
+            </w:rPr>
+          </w:pPr>
+          <w:hyperlink w:anchor="_Toc236865491" w:history="1">
+            <w:r>
+              <w:rPr>
+                <w:rStyle w:val="Hyperlink"/>
+                <w:rFonts w:ascii="Arial" w:hAnsi="Arial" w:cs="Arial"/>
+                <w:b/>
+                <w:bCs/>
+                <w:noProof/>
+                <w:lang w:val="es-DO"/>
+              </w:rPr>
+              <w:t>5.1 Descripción de la Estructura del Proyecto</w:t>
+            </w:r>
+            <w:r>
+              <w:rPr>
+                <w:noProof/>
+                <w:webHidden/>
+              </w:rPr>
+              <w:tab/>
+            </w:r>
+            <w:r>
+              <w:rPr>
+                <w:noProof/>
+                <w:webHidden/>
+              </w:rPr>
+              <w:fldChar w:fldCharType="begin"/>
+            </w:r>
+            <w:r>
+              <w:rPr>
+                <w:noProof/>
+                <w:webHidden/>
+              </w:rPr>
+              <w:instrText xml:space="preserve"> PAGEREF _Toc236865491 \h </w:instrText>
+            </w:r>
+            <w:r>
+              <w:rPr>
+                <w:noProof/>
+                <w:webHidden/>
+              </w:rPr>
+            </w:r>
+            <w:r>
+              <w:rPr>
+                <w:noProof/>
+                <w:webHidden/>
+              </w:rPr>
+              <w:fldChar w:fldCharType="separate"/>
+            </w:r>
+            <w:r>
+              <w:rPr>
+                <w:noProof/>
+                <w:webHidden/>
+              </w:rPr>
+              <w:t>9</w:t>
+            </w:r>
+            <w:r>
+              <w:rPr>
+                <w:noProof/>
+                <w:webHidden/>
+              </w:rPr>
+              <w:fldChar w:fldCharType="end"/>
+            </w:r>
+          </w:hyperlink>
+        </w:p>
+        <w:p>
+          <w:pPr>
+            <w:pStyle w:val="TOC1"/>
+            <w:tabs>
+              <w:tab w:val="right" w:leader="dot" w:pos="10070"/>
+            </w:tabs>
+            <w:rPr>
+              <w:noProof/>
+              <w:kern w:val="2"/>
+              <w:sz w:val="24"/>
+              <w:szCs w:val="24"/>
+              <w14:ligatures w14:val="standardContextual"/>
+            </w:rPr>
+          </w:pPr>
+          <w:hyperlink w:anchor="_Toc236865492" w:history="1">
+            <w:r>
+              <w:rPr>
+                <w:rStyle w:val="Hyperlink"/>
+                <w:rFonts w:ascii="Arial" w:hAnsi="Arial" w:cs="Arial"/>
+                <w:b/>
+                <w:bCs/>
+                <w:noProof/>
+              </w:rPr>
+              <w:t>5.2 Explicación del Código Clave</w:t>
+            </w:r>
+            <w:r>
+              <w:rPr>
+                <w:noProof/>
+                <w:webHidden/>
+              </w:rPr>
+              <w:tab/>
+            </w:r>
+            <w:r>
+              <w:rPr>
+                <w:noProof/>
+                <w:webHidden/>
+              </w:rPr>
+              <w:fldChar w:fldCharType="begin"/>
+            </w:r>
+            <w:r>
+              <w:rPr>
+                <w:noProof/>
+                <w:webHidden/>
+              </w:rPr>
+              <w:instrText xml:space="preserve"> PAGEREF _Toc236865492 \h </w:instrText>
+            </w:r>
+            <w:r>
+              <w:rPr>
+                <w:noProof/>
+                <w:webHidden/>
+              </w:rPr>
+            </w:r>
+            <w:r>
+              <w:rPr>
+                <w:noProof/>
+                <w:webHidden/>
+              </w:rPr>
+              <w:fldChar w:fldCharType="separate"/>
+            </w:r>
+            <w:r>
+              <w:rPr>
+                <w:noProof/>
+                <w:webHidden/>
+              </w:rPr>
+              <w:t>9</w:t>
+            </w:r>
+            <w:r>
+              <w:rPr>
+                <w:noProof/>
+                <w:webHidden/>
+              </w:rPr>
+              <w:fldChar w:fldCharType="end"/>
+            </w:r>
+          </w:hyperlink>
+        </w:p>
+        <w:p>
+          <w:pPr>
+            <w:pStyle w:val="TOC1"/>
+            <w:tabs>
+              <w:tab w:val="right" w:leader="dot" w:pos="10070"/>
+            </w:tabs>
+            <w:rPr>
+              <w:noProof/>
+              <w:kern w:val="2"/>
+              <w:sz w:val="24"/>
+              <w:szCs w:val="24"/>
+              <w14:ligatures w14:val="standardContextual"/>
+            </w:rPr>
+          </w:pPr>
+          <w:hyperlink w:anchor="_Toc236865493" w:history="1">
+            <w:r>
+              <w:rPr>
+                <w:rStyle w:val="Hyperlink"/>
+                <w:rFonts w:ascii="Arial" w:hAnsi="Arial" w:cs="Arial"/>
+                <w:b/>
+                <w:bCs/>
+                <w:noProof/>
+              </w:rPr>
+              <w:t>5.3 Uso de Mecanismos de Sincronización</w:t>
+            </w:r>
+            <w:r>
+              <w:rPr>
+                <w:noProof/>
+                <w:webHidden/>
+              </w:rPr>
+              <w:tab/>
+            </w:r>
+            <w:r>
+              <w:rPr>
+                <w:noProof/>
+                <w:webHidden/>
+              </w:rPr>
+              <w:fldChar w:fldCharType="begin"/>
+            </w:r>
+            <w:r>
+              <w:rPr>
+                <w:noProof/>
+                <w:webHidden/>
+              </w:rPr>
+              <w:instrText xml:space="preserve"> PAGEREF _Toc236865493 \h </w:instrText>
+            </w:r>
+            <w:r>
+              <w:rPr>
+                <w:noProof/>
+                <w:webHidden/>
+              </w:rPr>
+            </w:r>
+            <w:r>
+              <w:rPr>
+                <w:noProof/>
+                <w:webHidden/>
+              </w:rPr>
+              <w:fldChar w:fldCharType="separate"/>
+            </w:r>
+            <w:r>
+              <w:rPr>
+                <w:noProof/>
+                <w:webHidden/>
+              </w:rPr>
+              <w:t>9</w:t>
+            </w:r>
+            <w:r>
+              <w:rPr>
+                <w:noProof/>
+                <w:webHidden/>
+              </w:rPr>
+              <w:fldChar w:fldCharType="end"/>
+            </w:r>
+          </w:hyperlink>
+        </w:p>
+        <w:p>
+          <w:pPr>
+            <w:pStyle w:val="TOC1"/>
+            <w:tabs>
+              <w:tab w:val="right" w:leader="dot" w:pos="10070"/>
+            </w:tabs>
+            <w:rPr>
+              <w:noProof/>
+              <w:kern w:val="2"/>
+              <w:sz w:val="24"/>
+              <w:szCs w:val="24"/>
+              <w14:ligatures w14:val="standardContextual"/>
+            </w:rPr>
+          </w:pPr>
+          <w:hyperlink w:anchor="_Toc236865494" w:history="1">
+            <w:r>
+              <w:rPr>
+                <w:rStyle w:val="Hyperlink"/>
+                <w:rFonts w:ascii="Arial" w:hAnsi="Arial" w:cs="Arial"/>
+                <w:b/>
+                <w:bCs/>
+                <w:noProof/>
+                <w:lang w:val="es-DO"/>
+              </w:rPr>
+              <w:t>5.4 Justificación Técnica de las Decisiones Tomadas</w:t>
+            </w:r>
+            <w:r>
+              <w:rPr>
+                <w:noProof/>
+                <w:webHidden/>
+              </w:rPr>
+              <w:tab/>
+            </w:r>
+            <w:r>
+              <w:rPr>
+                <w:noProof/>
+                <w:webHidden/>
+              </w:rPr>
+              <w:fldChar w:fldCharType="begin"/>
+            </w:r>
+            <w:r>
+              <w:rPr>
+                <w:noProof/>
+                <w:webHidden/>
+              </w:rPr>
+              <w:instrText xml:space="preserve"> PAGEREF _Toc236865494 \h </w:instrText>
+            </w:r>
+            <w:r>
+              <w:rPr>
+                <w:noProof/>
+                <w:webHidden/>
+              </w:rPr>
+            </w:r>
+            <w:r>
+              <w:rPr>
+                <w:noProof/>
+                <w:webHidden/>
+              </w:rPr>
+              <w:fldChar w:fldCharType="separate"/>
+            </w:r>
+            <w:r>
+              <w:rPr>
+                <w:noProof/>
+                <w:webHidden/>
+              </w:rPr>
+              <w:t>10</w:t>
+            </w:r>
+            <w:r>
+              <w:rPr>
+                <w:noProof/>
+                <w:webHidden/>
+              </w:rPr>
+              <w:fldChar w:fldCharType="end"/>
+            </w:r>
+          </w:hyperlink>
+        </w:p>
+        <w:p>
+          <w:pPr>
+            <w:pStyle w:val="TOC1"/>
+            <w:tabs>
+              <w:tab w:val="right" w:leader="dot" w:pos="10070"/>
+            </w:tabs>
+            <w:rPr>
+              <w:noProof/>
+              <w:kern w:val="2"/>
+              <w:sz w:val="24"/>
+              <w:szCs w:val="24"/>
+              <w14:ligatures w14:val="standardContextual"/>
+            </w:rPr>
+          </w:pPr>
+          <w:hyperlink w:anchor="_Toc236865495" w:history="1">
+            <w:r>
+              <w:rPr>
+                <w:rStyle w:val="Hyperlink"/>
+                <w:rFonts w:ascii="Arial" w:hAnsi="Arial" w:cs="Arial"/>
+                <w:b/>
+                <w:bCs/>
+                <w:noProof/>
+              </w:rPr>
+              <w:t>6. EVALUACIÓN DE DESEMPEÑO</w:t>
+            </w:r>
+            <w:r>
+              <w:rPr>
+                <w:noProof/>
+                <w:webHidden/>
+              </w:rPr>
+              <w:tab/>
+            </w:r>
+            <w:r>
+              <w:rPr>
+                <w:noProof/>
+                <w:webHidden/>
+              </w:rPr>
+              <w:fldChar w:fldCharType="begin"/>
+            </w:r>
+            <w:r>
+              <w:rPr>
+                <w:noProof/>
+                <w:webHidden/>
+              </w:rPr>
+              <w:instrText xml:space="preserve"> PAGEREF _Toc236865495 \h </w:instrText>
+            </w:r>
+            <w:r>
+              <w:rPr>
+                <w:noProof/>
+                <w:webHidden/>
+              </w:rPr>
+            </w:r>
+            <w:r>
+              <w:rPr>
+                <w:noProof/>
+                <w:webHidden/>
+              </w:rPr>
+              <w:fldChar w:fldCharType="separate"/>
+            </w:r>
+            <w:r>
+              <w:rPr>
+                <w:noProof/>
+                <w:webHidden/>
+              </w:rPr>
+              <w:t>10</w:t>
+            </w:r>
+            <w:r>
+              <w:rPr>
+                <w:noProof/>
+                <w:webHidden/>
+              </w:rPr>
+              <w:fldChar w:fldCharType="end"/>
+            </w:r>
+          </w:hyperlink>
+        </w:p>
+        <w:p>
+          <w:pPr>
+            <w:pStyle w:val="TOC1"/>
+            <w:tabs>
+              <w:tab w:val="right" w:leader="dot" w:pos="10070"/>
+            </w:tabs>
+            <w:rPr>
+              <w:noProof/>
+              <w:kern w:val="2"/>
+              <w:sz w:val="24"/>
+              <w:szCs w:val="24"/>
+              <w14:ligatures w14:val="standardContextual"/>
+            </w:rPr>
+          </w:pPr>
+          <w:hyperlink w:anchor="_Toc236865496" w:history="1">
+            <w:r>
+              <w:rPr>
+                <w:rStyle w:val="Hyperlink"/>
+                <w:rFonts w:ascii="Arial" w:hAnsi="Arial" w:cs="Arial"/>
+                <w:b/>
+                <w:bCs/>
+                <w:noProof/>
+                <w:lang w:val="es-DO"/>
+              </w:rPr>
+              <w:t>6.1 Comparativa Entre Ejecución Secuencial y Paralela</w:t>
+            </w:r>
+            <w:r>
+              <w:rPr>
+                <w:noProof/>
+                <w:webHidden/>
+              </w:rPr>
+              <w:tab/>
+            </w:r>
+            <w:r>
+              <w:rPr>
+                <w:noProof/>
+                <w:webHidden/>
+              </w:rPr>
+              <w:fldChar w:fldCharType="begin"/>
+            </w:r>
+            <w:r>
+              <w:rPr>
+                <w:noProof/>
+                <w:webHidden/>
+              </w:rPr>
+              <w:instrText xml:space="preserve"> PAGEREF _Toc236865496 \h </w:instrText>
+            </w:r>
+            <w:r>
+              <w:rPr>
+                <w:noProof/>
+                <w:webHidden/>
+              </w:rPr>
+            </w:r>
+            <w:r>
+              <w:rPr>
+                <w:noProof/>
+                <w:webHidden/>
+              </w:rPr>
+              <w:fldChar w:fldCharType="separate"/>
+            </w:r>
+            <w:r>
+              <w:rPr>
+                <w:noProof/>
+                <w:webHidden/>
+              </w:rPr>
+              <w:t>10</w:t>
+            </w:r>
+            <w:r>
+              <w:rPr>
+                <w:noProof/>
+                <w:webHidden/>
+              </w:rPr>
+              <w:fldChar w:fldCharType="end"/>
+            </w:r>
+          </w:hyperlink>
+        </w:p>
+        <w:p>
+          <w:pPr>
+            <w:pStyle w:val="TOC1"/>
+            <w:tabs>
+              <w:tab w:val="right" w:leader="dot" w:pos="10070"/>
+            </w:tabs>
+            <w:rPr>
+              <w:noProof/>
+              <w:kern w:val="2"/>
+              <w:sz w:val="24"/>
+              <w:szCs w:val="24"/>
+              <w14:ligatures w14:val="standardContextual"/>
+            </w:rPr>
+          </w:pPr>
+          <w:hyperlink w:anchor="_Toc236865497" w:history="1">
+            <w:r>
+              <w:rPr>
+                <w:rStyle w:val="Hyperlink"/>
+                <w:rFonts w:ascii="Arial" w:hAnsi="Arial" w:cs="Arial"/>
+                <w:b/>
+                <w:bCs/>
+                <w:noProof/>
+                <w:lang w:val="es-DO"/>
+              </w:rPr>
+              <w:t>6.2 Métricas: Tiempo de Ejecución, Eficiencia y Escalabilidad</w:t>
+            </w:r>
+            <w:r>
+              <w:rPr>
+                <w:noProof/>
+                <w:webHidden/>
+              </w:rPr>
+              <w:tab/>
+            </w:r>
+            <w:r>
+              <w:rPr>
+                <w:noProof/>
+                <w:webHidden/>
+              </w:rPr>
+              <w:fldChar w:fldCharType="begin"/>
+            </w:r>
+            <w:r>
+              <w:rPr>
+                <w:noProof/>
+                <w:webHidden/>
+              </w:rPr>
+              <w:instrText xml:space="preserve"> PAGEREF _Toc236865497 \h </w:instrText>
+            </w:r>
+            <w:r>
+              <w:rPr>
+                <w:noProof/>
+                <w:webHidden/>
+              </w:rPr>
+            </w:r>
+            <w:r>
+              <w:rPr>
+                <w:noProof/>
+                <w:webHidden/>
+              </w:rPr>
+              <w:fldChar w:fldCharType="separate"/>
+            </w:r>
+            <w:r>
+              <w:rPr>
+                <w:noProof/>
+                <w:webHidden/>
+              </w:rPr>
+              <w:t>10</w:t>
+            </w:r>
+            <w:r>
+              <w:rPr>
+                <w:noProof/>
+                <w:webHidden/>
+              </w:rPr>
+              <w:fldChar w:fldCharType="end"/>
+            </w:r>
+          </w:hyperlink>
+        </w:p>
+        <w:p>
+          <w:pPr>
+            <w:pStyle w:val="TOC1"/>
+            <w:tabs>
+              <w:tab w:val="right" w:leader="dot" w:pos="10070"/>
+            </w:tabs>
+            <w:rPr>
+              <w:noProof/>
+              <w:kern w:val="2"/>
+              <w:sz w:val="24"/>
+              <w:szCs w:val="24"/>
+              <w14:ligatures w14:val="standardContextual"/>
+            </w:rPr>
+          </w:pPr>
+          <w:hyperlink w:anchor="_Toc236865498" w:history="1">
+            <w:r>
+              <w:rPr>
+                <w:rStyle w:val="Hyperlink"/>
+                <w:rFonts w:ascii="Arial" w:hAnsi="Arial" w:cs="Arial"/>
+                <w:b/>
+                <w:bCs/>
+                <w:noProof/>
+              </w:rPr>
+              <w:t>6.3 Gráficas o Tablas con Resultados</w:t>
+            </w:r>
+            <w:r>
+              <w:rPr>
+                <w:noProof/>
+                <w:webHidden/>
+              </w:rPr>
+              <w:tab/>
+            </w:r>
+            <w:r>
+              <w:rPr>
+                <w:noProof/>
+                <w:webHidden/>
+              </w:rPr>
+              <w:fldChar w:fldCharType="begin"/>
+            </w:r>
+            <w:r>
+              <w:rPr>
+                <w:noProof/>
+                <w:webHidden/>
+              </w:rPr>
+              <w:instrText xml:space="preserve"> PAGEREF _Toc236865498 \h </w:instrText>
+            </w:r>
+            <w:r>
+              <w:rPr>
+                <w:noProof/>
+                <w:webHidden/>
+              </w:rPr>
+            </w:r>
+            <w:r>
+              <w:rPr>
+                <w:noProof/>
+                <w:webHidden/>
+              </w:rPr>
+              <w:fldChar w:fldCharType="separate"/>
+            </w:r>
+            <w:r>
+              <w:rPr>
+                <w:noProof/>
+                <w:webHidden/>
+              </w:rPr>
+              <w:t>11</w:t>
+            </w:r>
+            <w:r>
+              <w:rPr>
+                <w:noProof/>
+                <w:webHidden/>
+              </w:rPr>
+              <w:fldChar w:fldCharType="end"/>
+            </w:r>
+          </w:hyperlink>
+        </w:p>
+        <w:p>
+          <w:pPr>
+            <w:pStyle w:val="TOC1"/>
+            <w:tabs>
+              <w:tab w:val="right" w:leader="dot" w:pos="10070"/>
+            </w:tabs>
+            <w:rPr>
+              <w:noProof/>
+              <w:kern w:val="2"/>
+              <w:sz w:val="24"/>
+              <w:szCs w:val="24"/>
+              <w14:ligatures w14:val="standardContextual"/>
+            </w:rPr>
+          </w:pPr>
+          <w:hyperlink w:anchor="_Toc236865499" w:history="1">
+            <w:r>
+              <w:rPr>
+                <w:rStyle w:val="Hyperlink"/>
+                <w:rFonts w:ascii="Arial" w:hAnsi="Arial" w:cs="Arial"/>
+                <w:b/>
+                <w:bCs/>
+                <w:noProof/>
+                <w:lang w:val="es-DO"/>
+              </w:rPr>
+              <w:t>6.4 Análisis de Cuellos de Botella o Limitaciones</w:t>
+            </w:r>
+            <w:r>
+              <w:rPr>
+                <w:noProof/>
+                <w:webHidden/>
+              </w:rPr>
+              <w:tab/>
+            </w:r>
+            <w:r>
+              <w:rPr>
+                <w:noProof/>
+                <w:webHidden/>
+              </w:rPr>
+              <w:fldChar w:fldCharType="begin"/>
+            </w:r>
+            <w:r>
+              <w:rPr>
+                <w:noProof/>
+                <w:webHidden/>
+              </w:rPr>
+              <w:instrText xml:space="preserve"> PAGEREF _Toc236865499 \h </w:instrText>
+            </w:r>
+            <w:r>
+              <w:rPr>
+                <w:noProof/>
+                <w:webHidden/>
+              </w:rPr>
+            </w:r>
+            <w:r>
+              <w:rPr>
+                <w:noProof/>
+                <w:webHidden/>
+              </w:rPr>
+              <w:fldChar w:fldCharType="separate"/>
+            </w:r>
+            <w:r>
+              <w:rPr>
+                <w:noProof/>
+                <w:webHidden/>
+              </w:rPr>
+              <w:t>11</w:t>
+            </w:r>
+            <w:r>
+              <w:rPr>
+                <w:noProof/>
+                <w:webHidden/>
+              </w:rPr>
+              <w:fldChar w:fldCharType="end"/>
+            </w:r>
+          </w:hyperlink>
+        </w:p>
+        <w:p>
+          <w:pPr>
+            <w:pStyle w:val="TOCHeading"/>
             <w:spacing w:line="360" w:lineRule="auto"/>
             <w:rPr>
               <w:color w:val="auto"/>
@@ -2399,22 +3082,12 @@
               <w:noProof/>
               <w:color w:val="auto"/>
             </w:rPr>
+            <w:lastRenderedPageBreak/>
             <w:fldChar w:fldCharType="end"/>
           </w:r>
         </w:p>
       </w:sdtContent>
     </w:sdt>
-    <w:p/>
-    <w:p/>
-    <w:p/>
-    <w:p/>
-    <w:p/>
-    <w:p/>
-    <w:p/>
-    <w:p/>
-    <w:p/>
-    <w:p/>
-    <w:p/>
     <w:p>
       <w:pPr>
         <w:tabs>
@@ -2432,6 +3105,9 @@
           <w:tab w:val="left" w:pos="1130"/>
         </w:tabs>
         <w:jc w:val="both"/>
+        <w:rPr>
+          <w:lang w:val="es-DO"/>
+        </w:rPr>
       </w:pPr>
       <w:r>
         <w:rPr>
@@ -2459,7 +3135,7 @@
     </w:p>
     <w:p>
       <w:pPr>
-        <w:pStyle w:val="Ttulo2"/>
+        <w:pStyle w:val="Heading2"/>
         <w:spacing w:line="360" w:lineRule="auto"/>
         <w:jc w:val="both"/>
         <w:rPr>
@@ -2472,7 +3148,7 @@
           <w:lang w:val="es-DO"/>
         </w:rPr>
       </w:pPr>
-      <w:bookmarkStart w:id="0" w:name="_Toc236852008"/>
+      <w:bookmarkStart w:id="0" w:name="_Toc236865469"/>
       <w:r>
         <w:rPr>
           <w:rFonts w:ascii="Arial" w:hAnsi="Arial" w:cs="Arial"/>
@@ -2538,7 +3214,7 @@
     </w:p>
     <w:p>
       <w:pPr>
-        <w:pStyle w:val="Ttulo2"/>
+        <w:pStyle w:val="Heading2"/>
         <w:spacing w:line="360" w:lineRule="auto"/>
         <w:jc w:val="both"/>
         <w:rPr>
@@ -2551,7 +3227,7 @@
           <w:lang w:val="es-DO"/>
         </w:rPr>
       </w:pPr>
-      <w:bookmarkStart w:id="1" w:name="_Toc236852009"/>
+      <w:bookmarkStart w:id="1" w:name="_Toc236865470"/>
       <w:r>
         <w:rPr>
           <w:rFonts w:ascii="Arial" w:hAnsi="Arial" w:cs="Arial"/>
@@ -2617,7 +3293,7 @@
     </w:p>
     <w:p>
       <w:pPr>
-        <w:pStyle w:val="Ttulo2"/>
+        <w:pStyle w:val="Heading2"/>
         <w:spacing w:line="360" w:lineRule="auto"/>
         <w:jc w:val="both"/>
         <w:rPr>
@@ -2630,7 +3306,7 @@
           <w:lang w:val="es-DO"/>
         </w:rPr>
       </w:pPr>
-      <w:bookmarkStart w:id="2" w:name="_Toc236852010"/>
+      <w:bookmarkStart w:id="2" w:name="_Toc236865471"/>
       <w:r>
         <w:rPr>
           <w:rFonts w:ascii="Arial" w:hAnsi="Arial" w:cs="Arial"/>
@@ -2660,7 +3336,7 @@
     </w:p>
     <w:p>
       <w:pPr>
-        <w:pStyle w:val="Ttulo3"/>
+        <w:pStyle w:val="Heading3"/>
         <w:spacing w:line="360" w:lineRule="auto"/>
         <w:jc w:val="both"/>
         <w:rPr>
@@ -2673,7 +3349,7 @@
           <w:lang w:val="es-DO"/>
         </w:rPr>
       </w:pPr>
-      <w:bookmarkStart w:id="3" w:name="_Toc236852011"/>
+      <w:bookmarkStart w:id="3" w:name="_Toc236865472"/>
       <w:r>
         <w:rPr>
           <w:rFonts w:ascii="Arial" w:hAnsi="Arial" w:cs="Arial"/>
@@ -2775,7 +3451,7 @@
     </w:p>
     <w:p>
       <w:pPr>
-        <w:pStyle w:val="Ttulo3"/>
+        <w:pStyle w:val="Heading3"/>
         <w:spacing w:line="360" w:lineRule="auto"/>
         <w:jc w:val="both"/>
         <w:rPr>
@@ -2787,7 +3463,7 @@
           <w:szCs w:val="24"/>
         </w:rPr>
       </w:pPr>
-      <w:bookmarkStart w:id="4" w:name="_Toc236852012"/>
+      <w:bookmarkStart w:id="4" w:name="_Toc236865473"/>
       <w:r>
         <w:rPr>
           <w:rFonts w:ascii="Arial" w:hAnsi="Arial" w:cs="Arial"/>
@@ -2992,7 +3668,7 @@
     </w:p>
     <w:p>
       <w:pPr>
-        <w:pStyle w:val="Ttulo1"/>
+        <w:pStyle w:val="Heading1"/>
         <w:jc w:val="both"/>
         <w:rPr>
           <w:rFonts w:ascii="Arial" w:hAnsi="Arial" w:cs="Arial"/>
@@ -3004,7 +3680,7 @@
           <w:lang w:val="es-DO"/>
         </w:rPr>
       </w:pPr>
-      <w:bookmarkStart w:id="5" w:name="_Toc236852013"/>
+      <w:bookmarkStart w:id="5" w:name="_Toc236865474"/>
       <w:r>
         <w:rPr>
           <w:rFonts w:ascii="Arial" w:hAnsi="Arial" w:cs="Arial"/>
@@ -3021,7 +3697,7 @@
     </w:p>
     <w:p>
       <w:pPr>
-        <w:pStyle w:val="Ttulo1"/>
+        <w:pStyle w:val="Heading1"/>
         <w:jc w:val="both"/>
         <w:rPr>
           <w:rFonts w:ascii="Arial" w:hAnsi="Arial" w:cs="Arial"/>
@@ -3033,7 +3709,7 @@
           <w:lang w:val="es-DO"/>
         </w:rPr>
       </w:pPr>
-      <w:bookmarkStart w:id="6" w:name="_Toc236852014"/>
+      <w:bookmarkStart w:id="6" w:name="_Toc236865475"/>
       <w:r>
         <w:rPr>
           <w:rFonts w:ascii="Arial" w:hAnsi="Arial" w:cs="Arial"/>
@@ -3240,7 +3916,7 @@
     </w:p>
     <w:p>
       <w:pPr>
-        <w:pStyle w:val="Ttulo1"/>
+        <w:pStyle w:val="Heading1"/>
         <w:jc w:val="both"/>
         <w:rPr>
           <w:rFonts w:ascii="Arial" w:hAnsi="Arial" w:cs="Arial"/>
@@ -3252,7 +3928,7 @@
           <w:lang w:val="es-DO"/>
         </w:rPr>
       </w:pPr>
-      <w:bookmarkStart w:id="7" w:name="_Toc236852015"/>
+      <w:bookmarkStart w:id="7" w:name="_Toc236865476"/>
       <w:r>
         <w:rPr>
           <w:rFonts w:ascii="Arial" w:hAnsi="Arial" w:cs="Arial"/>
@@ -3321,7 +3997,7 @@
     </w:p>
     <w:p>
       <w:pPr>
-        <w:pStyle w:val="Ttulo1"/>
+        <w:pStyle w:val="Heading1"/>
         <w:jc w:val="both"/>
         <w:rPr>
           <w:rFonts w:ascii="Arial" w:hAnsi="Arial" w:cs="Arial"/>
@@ -3333,7 +4009,7 @@
           <w:lang w:val="es-DO"/>
         </w:rPr>
       </w:pPr>
-      <w:bookmarkStart w:id="8" w:name="_Toc236852016"/>
+      <w:bookmarkStart w:id="8" w:name="_Toc236865477"/>
       <w:r>
         <w:rPr>
           <w:rFonts w:ascii="Arial" w:hAnsi="Arial" w:cs="Arial"/>
@@ -3423,7 +4099,7 @@
     </w:p>
     <w:p>
       <w:pPr>
-        <w:pStyle w:val="Ttulo1"/>
+        <w:pStyle w:val="Heading1"/>
         <w:jc w:val="both"/>
         <w:rPr>
           <w:rFonts w:ascii="Arial" w:hAnsi="Arial" w:cs="Arial"/>
@@ -3435,7 +4111,7 @@
           <w:lang w:val="es-DO"/>
         </w:rPr>
       </w:pPr>
-      <w:bookmarkStart w:id="9" w:name="_Toc236852017"/>
+      <w:bookmarkStart w:id="9" w:name="_Toc236865478"/>
       <w:r>
         <w:rPr>
           <w:rFonts w:ascii="Arial" w:hAnsi="Arial" w:cs="Arial"/>
@@ -3460,7 +4136,7 @@
     </w:p>
     <w:p>
       <w:pPr>
-        <w:pStyle w:val="Ttulo2"/>
+        <w:pStyle w:val="Heading2"/>
         <w:jc w:val="both"/>
         <w:rPr>
           <w:rFonts w:ascii="Arial" w:hAnsi="Arial" w:cs="Arial"/>
@@ -3469,9 +4145,10 @@
           <w:color w:val="auto"/>
           <w:sz w:val="24"/>
           <w:szCs w:val="24"/>
-        </w:rPr>
-      </w:pPr>
-      <w:bookmarkStart w:id="10" w:name="_Toc236852018"/>
+          <w:lang w:val="es-DO"/>
+        </w:rPr>
+      </w:pPr>
+      <w:bookmarkStart w:id="10" w:name="_Toc236865479"/>
       <w:r>
         <w:rPr>
           <w:rFonts w:ascii="Arial" w:hAnsi="Arial" w:cs="Arial"/>
@@ -3480,11 +4157,44 @@
           <w:color w:val="auto"/>
           <w:sz w:val="24"/>
           <w:szCs w:val="24"/>
-        </w:rPr>
-        <w:t xml:space="preserve">3.1 Ejecución </w:t>
-      </w:r>
-      <w:proofErr w:type="spellStart"/>
-      <w:r>
+          <w:lang w:val="es-DO"/>
+        </w:rPr>
+        <w:t>3.1 Ejecución Simultánea de Múltiples Tareas</w:t>
+      </w:r>
+      <w:bookmarkEnd w:id="10"/>
+    </w:p>
+    <w:p>
+      <w:pPr>
+        <w:jc w:val="both"/>
+        <w:rPr>
+          <w:rFonts w:ascii="Arial" w:hAnsi="Arial" w:cs="Arial"/>
+          <w:sz w:val="24"/>
+          <w:szCs w:val="24"/>
+          <w:lang w:val="es-DO"/>
+        </w:rPr>
+      </w:pPr>
+      <w:r>
+        <w:rPr>
+          <w:rFonts w:ascii="Arial" w:hAnsi="Arial" w:cs="Arial"/>
+          <w:sz w:val="24"/>
+          <w:szCs w:val="24"/>
+          <w:lang w:val="es-DO"/>
+        </w:rPr>
+        <w:t>El sistema lleva a cabo varias subtareas de procesamiento al mismo tiempo sobre la información transaccional que envían las sucursales. En este proceso, cada hilo o tarea trabaja en paralelo, ocupándose de un segmento específico de la carga global de ventas, lo que permite agilizar el procesamiento y mejorar el manejo de grandes volúmenes de información.</w:t>
+      </w:r>
+    </w:p>
+    <w:p>
+      <w:pPr>
+        <w:jc w:val="both"/>
+        <w:rPr>
+          <w:lang w:val="es-DO"/>
+        </w:rPr>
+      </w:pPr>
+    </w:p>
+    <w:p>
+      <w:pPr>
+        <w:pStyle w:val="Heading2"/>
+        <w:jc w:val="both"/>
         <w:rPr>
           <w:rFonts w:ascii="Arial" w:hAnsi="Arial" w:cs="Arial"/>
           <w:b/>
@@ -3492,10 +4202,10 @@
           <w:color w:val="auto"/>
           <w:sz w:val="24"/>
           <w:szCs w:val="24"/>
-        </w:rPr>
-        <w:t>Simultánea</w:t>
-      </w:r>
-      <w:proofErr w:type="spellEnd"/>
+          <w:lang w:val="es-DO"/>
+        </w:rPr>
+      </w:pPr>
+      <w:bookmarkStart w:id="11" w:name="_Toc236865480"/>
       <w:r>
         <w:rPr>
           <w:rFonts w:ascii="Arial" w:hAnsi="Arial" w:cs="Arial"/>
@@ -3504,11 +4214,127 @@
           <w:color w:val="auto"/>
           <w:sz w:val="24"/>
           <w:szCs w:val="24"/>
-        </w:rPr>
-        <w:t xml:space="preserve"> de </w:t>
+          <w:lang w:val="es-DO"/>
+        </w:rPr>
+        <w:t>3.2 Necesidad de Compartir Datos entre Tareas</w:t>
+      </w:r>
+      <w:bookmarkEnd w:id="11"/>
+    </w:p>
+    <w:p>
+      <w:pPr>
+        <w:jc w:val="both"/>
+        <w:rPr>
+          <w:rFonts w:ascii="Arial" w:hAnsi="Arial" w:cs="Arial"/>
+          <w:sz w:val="24"/>
+          <w:szCs w:val="24"/>
+          <w:lang w:val="es-DO"/>
+        </w:rPr>
+      </w:pPr>
+      <w:r>
+        <w:rPr>
+          <w:rFonts w:ascii="Arial" w:hAnsi="Arial" w:cs="Arial"/>
+          <w:sz w:val="24"/>
+          <w:szCs w:val="24"/>
+          <w:lang w:val="es-DO"/>
+        </w:rPr>
+        <w:t xml:space="preserve">Cuando múltiples hilos o tareas paralelas necesitan acceder y actualizar datos compartidos, surge un reto importante. Estos datos pueden ser, por ejemplo, totales de ventas que se van acumulando, contadores que registran operaciones o la inserción de entidades de clientes y productos en estructuras de datos centralizadas o incluso en una base de datos común. Si todos acceden sin control, el orden de ejecución puede mezclarse, provocando inconsistencias. Por eso se usan mecanismos como bloqueos o </w:t>
       </w:r>
       <w:proofErr w:type="spellStart"/>
       <w:r>
+        <w:rPr>
+          <w:rFonts w:ascii="Arial" w:hAnsi="Arial" w:cs="Arial"/>
+          <w:sz w:val="24"/>
+          <w:szCs w:val="24"/>
+          <w:lang w:val="es-DO"/>
+        </w:rPr>
+        <w:t>locks</w:t>
+      </w:r>
+      <w:proofErr w:type="spellEnd"/>
+      <w:r>
+        <w:rPr>
+          <w:rFonts w:ascii="Arial" w:hAnsi="Arial" w:cs="Arial"/>
+          <w:sz w:val="24"/>
+          <w:szCs w:val="24"/>
+          <w:lang w:val="es-DO"/>
+        </w:rPr>
+        <w:t xml:space="preserve">, objetos concurrentes o colecciones </w:t>
+      </w:r>
+      <w:proofErr w:type="spellStart"/>
+      <w:r>
+        <w:rPr>
+          <w:rFonts w:ascii="Arial" w:hAnsi="Arial" w:cs="Arial"/>
+          <w:sz w:val="24"/>
+          <w:szCs w:val="24"/>
+          <w:lang w:val="es-DO"/>
+        </w:rPr>
+        <w:t>thread-safe</w:t>
+      </w:r>
+      <w:proofErr w:type="spellEnd"/>
+      <w:r>
+        <w:rPr>
+          <w:rFonts w:ascii="Arial" w:hAnsi="Arial" w:cs="Arial"/>
+          <w:sz w:val="24"/>
+          <w:szCs w:val="24"/>
+          <w:lang w:val="es-DO"/>
+        </w:rPr>
+        <w:t xml:space="preserve">. Estos mecanismos coordinan quién lee o escribe en cada momento, asegurando que las operaciones no se pisen entre sí y reduciendo el riesgo de </w:t>
+      </w:r>
+      <w:proofErr w:type="spellStart"/>
+      <w:r>
+        <w:rPr>
+          <w:rFonts w:ascii="Arial" w:hAnsi="Arial" w:cs="Arial"/>
+          <w:sz w:val="24"/>
+          <w:szCs w:val="24"/>
+          <w:lang w:val="es-DO"/>
+        </w:rPr>
+        <w:t>race</w:t>
+      </w:r>
+      <w:proofErr w:type="spellEnd"/>
+      <w:r>
+        <w:rPr>
+          <w:rFonts w:ascii="Arial" w:hAnsi="Arial" w:cs="Arial"/>
+          <w:sz w:val="24"/>
+          <w:szCs w:val="24"/>
+          <w:lang w:val="es-DO"/>
+        </w:rPr>
+        <w:t xml:space="preserve"> </w:t>
+      </w:r>
+      <w:proofErr w:type="spellStart"/>
+      <w:r>
+        <w:rPr>
+          <w:rFonts w:ascii="Arial" w:hAnsi="Arial" w:cs="Arial"/>
+          <w:sz w:val="24"/>
+          <w:szCs w:val="24"/>
+          <w:lang w:val="es-DO"/>
+        </w:rPr>
+        <w:t>conditions</w:t>
+      </w:r>
+      <w:proofErr w:type="spellEnd"/>
+      <w:r>
+        <w:rPr>
+          <w:rFonts w:ascii="Arial" w:hAnsi="Arial" w:cs="Arial"/>
+          <w:sz w:val="24"/>
+          <w:szCs w:val="24"/>
+          <w:lang w:val="es-DO"/>
+        </w:rPr>
+        <w:t>, que son precisamente esas situaciones donde el resultado depende del orden no determinista en que los hilos acceden a los datos.</w:t>
+      </w:r>
+    </w:p>
+    <w:p>
+      <w:pPr>
+        <w:jc w:val="both"/>
+        <w:rPr>
+          <w:rFonts w:ascii="Arial" w:hAnsi="Arial" w:cs="Arial"/>
+          <w:sz w:val="24"/>
+          <w:szCs w:val="24"/>
+          <w:lang w:val="es-DO"/>
+        </w:rPr>
+      </w:pPr>
+    </w:p>
+    <w:p>
+      <w:pPr>
+        <w:pStyle w:val="Heading2"/>
+        <w:jc w:val="both"/>
         <w:rPr>
           <w:rFonts w:ascii="Arial" w:hAnsi="Arial" w:cs="Arial"/>
           <w:b/>
@@ -3516,10 +4342,10 @@
           <w:color w:val="auto"/>
           <w:sz w:val="24"/>
           <w:szCs w:val="24"/>
-        </w:rPr>
-        <w:t>Múltiples</w:t>
-      </w:r>
-      <w:proofErr w:type="spellEnd"/>
+          <w:lang w:val="es-DO"/>
+        </w:rPr>
+      </w:pPr>
+      <w:bookmarkStart w:id="12" w:name="_Toc236865481"/>
       <w:r>
         <w:rPr>
           <w:rFonts w:ascii="Arial" w:hAnsi="Arial" w:cs="Arial"/>
@@ -3528,10 +4354,11 @@
           <w:color w:val="auto"/>
           <w:sz w:val="24"/>
           <w:szCs w:val="24"/>
-        </w:rPr>
-        <w:t xml:space="preserve"> Tareas</w:t>
-      </w:r>
-      <w:bookmarkEnd w:id="10"/>
+          <w:lang w:val="es-DO"/>
+        </w:rPr>
+        <w:t>3.3 Exploración de Diferentes Estrategias de Paralelización</w:t>
+      </w:r>
+      <w:bookmarkEnd w:id="12"/>
     </w:p>
     <w:p>
       <w:pPr>
@@ -3550,20 +4377,223 @@
           <w:szCs w:val="24"/>
           <w:lang w:val="es-DO"/>
         </w:rPr>
-        <w:t>El sistema lleva a cabo varias subtareas de procesamiento al mismo tiempo sobre la información transaccional que envían las sucursales. En este proceso, cada hilo o tarea trabaja en paralelo, ocupándose de un segmento específico de la carga global de ventas, lo que permite agilizar el procesamiento y mejorar el manejo de grandes volúmenes de información.</w:t>
+        <w:t>El sistema evalúa cuatro modos de ejecución sobre la misma carga de datos. El primero es el modo secuencial, con un recorrido mediante un bucle iterativo lineal, usando estructuras como '</w:t>
+      </w:r>
+      <w:proofErr w:type="spellStart"/>
+      <w:r>
+        <w:rPr>
+          <w:rFonts w:ascii="Arial" w:hAnsi="Arial" w:cs="Arial"/>
+          <w:sz w:val="24"/>
+          <w:szCs w:val="24"/>
+          <w:lang w:val="es-DO"/>
+        </w:rPr>
+        <w:t>for</w:t>
+      </w:r>
+      <w:proofErr w:type="spellEnd"/>
+      <w:r>
+        <w:rPr>
+          <w:rFonts w:ascii="Arial" w:hAnsi="Arial" w:cs="Arial"/>
+          <w:sz w:val="24"/>
+          <w:szCs w:val="24"/>
+          <w:lang w:val="es-DO"/>
+        </w:rPr>
+        <w:t>' o '</w:t>
+      </w:r>
+      <w:proofErr w:type="spellStart"/>
+      <w:r>
+        <w:rPr>
+          <w:rFonts w:ascii="Arial" w:hAnsi="Arial" w:cs="Arial"/>
+          <w:sz w:val="24"/>
+          <w:szCs w:val="24"/>
+          <w:lang w:val="es-DO"/>
+        </w:rPr>
+        <w:t>for-each</w:t>
+      </w:r>
+      <w:proofErr w:type="spellEnd"/>
+      <w:r>
+        <w:rPr>
+          <w:rFonts w:ascii="Arial" w:hAnsi="Arial" w:cs="Arial"/>
+          <w:sz w:val="24"/>
+          <w:szCs w:val="24"/>
+          <w:lang w:val="es-DO"/>
+        </w:rPr>
+        <w:t>'. El segundo es el modo paralelo de alto nivel, como '</w:t>
+      </w:r>
+      <w:proofErr w:type="spellStart"/>
+      <w:r>
+        <w:rPr>
+          <w:rFonts w:ascii="Arial" w:hAnsi="Arial" w:cs="Arial"/>
+          <w:sz w:val="24"/>
+          <w:szCs w:val="24"/>
+          <w:lang w:val="es-DO"/>
+        </w:rPr>
+        <w:t>Parallel</w:t>
+      </w:r>
+      <w:proofErr w:type="spellEnd"/>
+      <w:r>
+        <w:rPr>
+          <w:rFonts w:ascii="Arial" w:hAnsi="Arial" w:cs="Arial"/>
+          <w:sz w:val="24"/>
+          <w:szCs w:val="24"/>
+          <w:lang w:val="es-DO"/>
+        </w:rPr>
+        <w:t xml:space="preserve"> For', con balanceo de carga gestionado automáticamente, apoyado por la TPL. El tercero se basa en tareas, por ejemplo, usando </w:t>
+      </w:r>
+      <w:proofErr w:type="spellStart"/>
+      <w:r>
+        <w:rPr>
+          <w:rFonts w:ascii="Arial" w:hAnsi="Arial" w:cs="Arial"/>
+          <w:sz w:val="24"/>
+          <w:szCs w:val="24"/>
+          <w:lang w:val="es-DO"/>
+        </w:rPr>
+        <w:t>Task</w:t>
+      </w:r>
+      <w:proofErr w:type="spellEnd"/>
+      <w:r>
+        <w:rPr>
+          <w:rFonts w:ascii="Arial" w:hAnsi="Arial" w:cs="Arial"/>
+          <w:sz w:val="24"/>
+          <w:szCs w:val="24"/>
+          <w:lang w:val="es-DO"/>
+        </w:rPr>
+        <w:t xml:space="preserve"> Factory, 'Start New </w:t>
+      </w:r>
+      <w:proofErr w:type="spellStart"/>
+      <w:r>
+        <w:rPr>
+          <w:rFonts w:ascii="Arial" w:hAnsi="Arial" w:cs="Arial"/>
+          <w:sz w:val="24"/>
+          <w:szCs w:val="24"/>
+          <w:lang w:val="es-DO"/>
+        </w:rPr>
+        <w:t>Task</w:t>
+      </w:r>
+      <w:proofErr w:type="spellEnd"/>
+      <w:r>
+        <w:rPr>
+          <w:rFonts w:ascii="Arial" w:hAnsi="Arial" w:cs="Arial"/>
+          <w:sz w:val="24"/>
+          <w:szCs w:val="24"/>
+          <w:lang w:val="es-DO"/>
+        </w:rPr>
+        <w:t>' o '</w:t>
+      </w:r>
+      <w:proofErr w:type="spellStart"/>
+      <w:r>
+        <w:rPr>
+          <w:rFonts w:ascii="Arial" w:hAnsi="Arial" w:cs="Arial"/>
+          <w:sz w:val="24"/>
+          <w:szCs w:val="24"/>
+          <w:lang w:val="es-DO"/>
+        </w:rPr>
+        <w:t>Task</w:t>
+      </w:r>
+      <w:proofErr w:type="spellEnd"/>
+      <w:r>
+        <w:rPr>
+          <w:rFonts w:ascii="Arial" w:hAnsi="Arial" w:cs="Arial"/>
+          <w:sz w:val="24"/>
+          <w:szCs w:val="24"/>
+          <w:lang w:val="es-DO"/>
+        </w:rPr>
+        <w:t xml:space="preserve"> Run', con particionamiento manual de bloques asignados a un arreglo de tareas. Y el cuarto modo utiliza hilos nativos, creando e iniciando objetos Thread de manera explícita, pasando estructuras de datos compartidas, y gestionando el inicio y la transferencia entre hilos. En este contexto se consideran estrategias de '</w:t>
+      </w:r>
+      <w:proofErr w:type="spellStart"/>
+      <w:r>
+        <w:rPr>
+          <w:rFonts w:ascii="Arial" w:hAnsi="Arial" w:cs="Arial"/>
+          <w:sz w:val="24"/>
+          <w:szCs w:val="24"/>
+          <w:lang w:val="es-DO"/>
+        </w:rPr>
+        <w:t>start</w:t>
+      </w:r>
+      <w:proofErr w:type="spellEnd"/>
+      <w:r>
+        <w:rPr>
+          <w:rFonts w:ascii="Arial" w:hAnsi="Arial" w:cs="Arial"/>
+          <w:sz w:val="24"/>
+          <w:szCs w:val="24"/>
+          <w:lang w:val="es-DO"/>
+        </w:rPr>
+        <w:t xml:space="preserve"> </w:t>
+      </w:r>
+      <w:proofErr w:type="spellStart"/>
+      <w:r>
+        <w:rPr>
+          <w:rFonts w:ascii="Arial" w:hAnsi="Arial" w:cs="Arial"/>
+          <w:sz w:val="24"/>
+          <w:szCs w:val="24"/>
+          <w:lang w:val="es-DO"/>
+        </w:rPr>
+        <w:t>row</w:t>
+      </w:r>
+      <w:proofErr w:type="spellEnd"/>
+      <w:r>
+        <w:rPr>
+          <w:rFonts w:ascii="Arial" w:hAnsi="Arial" w:cs="Arial"/>
+          <w:sz w:val="24"/>
+          <w:szCs w:val="24"/>
+          <w:lang w:val="es-DO"/>
+        </w:rPr>
+        <w:t>' y '</w:t>
+      </w:r>
+      <w:proofErr w:type="spellStart"/>
+      <w:r>
+        <w:rPr>
+          <w:rFonts w:ascii="Arial" w:hAnsi="Arial" w:cs="Arial"/>
+          <w:sz w:val="24"/>
+          <w:szCs w:val="24"/>
+          <w:lang w:val="es-DO"/>
+        </w:rPr>
+        <w:t>end</w:t>
+      </w:r>
+      <w:proofErr w:type="spellEnd"/>
+      <w:r>
+        <w:rPr>
+          <w:rFonts w:ascii="Arial" w:hAnsi="Arial" w:cs="Arial"/>
+          <w:sz w:val="24"/>
+          <w:szCs w:val="24"/>
+          <w:lang w:val="es-DO"/>
+        </w:rPr>
+        <w:t xml:space="preserve"> </w:t>
+      </w:r>
+      <w:proofErr w:type="spellStart"/>
+      <w:r>
+        <w:rPr>
+          <w:rFonts w:ascii="Arial" w:hAnsi="Arial" w:cs="Arial"/>
+          <w:sz w:val="24"/>
+          <w:szCs w:val="24"/>
+          <w:lang w:val="es-DO"/>
+        </w:rPr>
+        <w:t>row</w:t>
+      </w:r>
+      <w:proofErr w:type="spellEnd"/>
+      <w:r>
+        <w:rPr>
+          <w:rFonts w:ascii="Arial" w:hAnsi="Arial" w:cs="Arial"/>
+          <w:sz w:val="24"/>
+          <w:szCs w:val="24"/>
+          <w:lang w:val="es-DO"/>
+        </w:rPr>
+        <w:t>' para controlar el particionamiento.</w:t>
       </w:r>
     </w:p>
     <w:p>
       <w:pPr>
         <w:jc w:val="both"/>
         <w:rPr>
-          <w:lang w:val="es-DO"/>
-        </w:rPr>
-      </w:pPr>
-    </w:p>
-    <w:p>
-      <w:pPr>
-        <w:pStyle w:val="Ttulo2"/>
+          <w:rFonts w:ascii="Arial" w:hAnsi="Arial" w:cs="Arial"/>
+          <w:sz w:val="24"/>
+          <w:szCs w:val="24"/>
+          <w:lang w:val="es-DO"/>
+        </w:rPr>
+      </w:pPr>
+    </w:p>
+    <w:p>
+      <w:pPr>
+        <w:pStyle w:val="Heading2"/>
         <w:jc w:val="both"/>
         <w:rPr>
           <w:rFonts w:ascii="Arial" w:hAnsi="Arial" w:cs="Arial"/>
@@ -3575,7 +4605,7 @@
           <w:lang w:val="es-DO"/>
         </w:rPr>
       </w:pPr>
-      <w:bookmarkStart w:id="11" w:name="_Toc236852019"/>
+      <w:bookmarkStart w:id="13" w:name="_Toc236865482"/>
       <w:r>
         <w:rPr>
           <w:rFonts w:ascii="Arial" w:hAnsi="Arial" w:cs="Arial"/>
@@ -3586,9 +4616,9 @@
           <w:szCs w:val="24"/>
           <w:lang w:val="es-DO"/>
         </w:rPr>
-        <w:t>3.2 Necesidad de Compartir Datos entre Tareas</w:t>
-      </w:r>
-      <w:bookmarkEnd w:id="11"/>
+        <w:t>3.4 Escalabilidad con Más Recursos</w:t>
+      </w:r>
+      <w:bookmarkEnd w:id="13"/>
     </w:p>
     <w:p>
       <w:pPr>
@@ -3607,7 +4637,7 @@
           <w:szCs w:val="24"/>
           <w:lang w:val="es-DO"/>
         </w:rPr>
-        <w:t xml:space="preserve">Cuando múltiples hilos o tareas paralelas necesitan acceder y actualizar datos compartidos, surge un reto importante. Estos datos pueden ser, por ejemplo, totales de ventas que se van acumulando, contadores que registran operaciones o la inserción de entidades de clientes y productos en estructuras de datos centralizadas o incluso en una base de datos común. Si todos acceden sin control, el orden de ejecución puede mezclarse, provocando inconsistencias. Por eso se usan mecanismos como bloqueos o </w:t>
+        <w:t>a mayor cantidad de núcleos e hilos disponibles, mayor será la capacidad del sistema para repartir la carga y reducir los tiempos de procesamiento. En este enfoque, el usuario puede configurar dinámicamente cuántos procesadores utilizar, ajustando el '</w:t>
       </w:r>
       <w:proofErr w:type="spellStart"/>
       <w:r>
@@ -3617,7 +4647,7 @@
           <w:szCs w:val="24"/>
           <w:lang w:val="es-DO"/>
         </w:rPr>
-        <w:t>locks</w:t>
+        <w:t>processor</w:t>
       </w:r>
       <w:proofErr w:type="spellEnd"/>
       <w:r>
@@ -3627,7 +4657,7 @@
           <w:szCs w:val="24"/>
           <w:lang w:val="es-DO"/>
         </w:rPr>
-        <w:t>, objetos concurrentes o colecciones thread-</w:t>
+        <w:t xml:space="preserve"> </w:t>
       </w:r>
       <w:proofErr w:type="spellStart"/>
       <w:r>
@@ -3637,7 +4667,7 @@
           <w:szCs w:val="24"/>
           <w:lang w:val="es-DO"/>
         </w:rPr>
-        <w:t>safe</w:t>
+        <w:t>count</w:t>
       </w:r>
       <w:proofErr w:type="spellEnd"/>
       <w:r>
@@ -3647,47 +4677,7 @@
           <w:szCs w:val="24"/>
           <w:lang w:val="es-DO"/>
         </w:rPr>
-        <w:t xml:space="preserve">. Estos mecanismos coordinan quién lee o escribe en cada momento, asegurando que las operaciones no se pisen entre sí y reduciendo el riesgo de </w:t>
-      </w:r>
-      <w:proofErr w:type="spellStart"/>
-      <w:r>
-        <w:rPr>
-          <w:rFonts w:ascii="Arial" w:hAnsi="Arial" w:cs="Arial"/>
-          <w:sz w:val="24"/>
-          <w:szCs w:val="24"/>
-          <w:lang w:val="es-DO"/>
-        </w:rPr>
-        <w:t>race</w:t>
-      </w:r>
-      <w:proofErr w:type="spellEnd"/>
-      <w:r>
-        <w:rPr>
-          <w:rFonts w:ascii="Arial" w:hAnsi="Arial" w:cs="Arial"/>
-          <w:sz w:val="24"/>
-          <w:szCs w:val="24"/>
-          <w:lang w:val="es-DO"/>
-        </w:rPr>
-        <w:t xml:space="preserve"> </w:t>
-      </w:r>
-      <w:proofErr w:type="spellStart"/>
-      <w:r>
-        <w:rPr>
-          <w:rFonts w:ascii="Arial" w:hAnsi="Arial" w:cs="Arial"/>
-          <w:sz w:val="24"/>
-          <w:szCs w:val="24"/>
-          <w:lang w:val="es-DO"/>
-        </w:rPr>
-        <w:t>conditions</w:t>
-      </w:r>
-      <w:proofErr w:type="spellEnd"/>
-      <w:r>
-        <w:rPr>
-          <w:rFonts w:ascii="Arial" w:hAnsi="Arial" w:cs="Arial"/>
-          <w:sz w:val="24"/>
-          <w:szCs w:val="24"/>
-          <w:lang w:val="es-DO"/>
-        </w:rPr>
-        <w:t>, que son precisamente esas situaciones donde el resultado depende del orden no determinista en que los hilos acceden a los datos.</w:t>
+        <w:t>', de modo que el paralelismo se adapte al hardware disponible. El problema puede crecer de miles a millones de registros y el enfoque busca que, al aumentar los recursos, el tiempo de ejecución disminuya significativamente.</w:t>
       </w:r>
     </w:p>
     <w:p>
@@ -3703,7 +4693,7 @@
     </w:p>
     <w:p>
       <w:pPr>
-        <w:pStyle w:val="Ttulo2"/>
+        <w:pStyle w:val="Heading2"/>
         <w:jc w:val="both"/>
         <w:rPr>
           <w:rFonts w:ascii="Arial" w:hAnsi="Arial" w:cs="Arial"/>
@@ -3715,7 +4705,7 @@
           <w:lang w:val="es-DO"/>
         </w:rPr>
       </w:pPr>
-      <w:bookmarkStart w:id="12" w:name="_Toc236852020"/>
+      <w:bookmarkStart w:id="14" w:name="_Toc236865483"/>
       <w:r>
         <w:rPr>
           <w:rFonts w:ascii="Arial" w:hAnsi="Arial" w:cs="Arial"/>
@@ -3726,9 +4716,9 @@
           <w:szCs w:val="24"/>
           <w:lang w:val="es-DO"/>
         </w:rPr>
-        <w:t>3.3 Exploración de Diferentes Estrategias de Paralelización</w:t>
-      </w:r>
-      <w:bookmarkEnd w:id="12"/>
+        <w:t>3.5 Métricas de Evaluación del Rendimiento</w:t>
+      </w:r>
+      <w:bookmarkEnd w:id="14"/>
     </w:p>
     <w:p>
       <w:pPr>
@@ -3747,7 +4737,7 @@
           <w:szCs w:val="24"/>
           <w:lang w:val="es-DO"/>
         </w:rPr>
-        <w:t>El sistema evalúa cuatro modos de ejecución sobre la misma carga de datos. El primero es el modo secuencial, con un recorrido mediante un bucle iterativo lineal, usando estructuras como 'for' o 'for-</w:t>
+        <w:t xml:space="preserve">Para evaluar el desempeño, se integra la clase </w:t>
       </w:r>
       <w:proofErr w:type="spellStart"/>
       <w:r>
@@ -3757,7 +4747,7 @@
           <w:szCs w:val="24"/>
           <w:lang w:val="es-DO"/>
         </w:rPr>
-        <w:t>each</w:t>
+        <w:t>Stopwatch</w:t>
       </w:r>
       <w:proofErr w:type="spellEnd"/>
       <w:r>
@@ -3767,17 +4757,19 @@
           <w:szCs w:val="24"/>
           <w:lang w:val="es-DO"/>
         </w:rPr>
-        <w:t>'. El segundo es el modo paralelo de alto nivel, como '</w:t>
+        <w:t xml:space="preserve"> para medir con precisión el tiempo de ejecución de cada estrategia. A partir de esas mediciones, el sistema imprime métricas cuantitativas en consola, permitiendo comparar de forma objetiva el modo secuencial con el paralelo. Entre las métricas clave se incluyen el tiempo de ejecución en milisegundos, la aceleración (</w:t>
       </w:r>
       <w:proofErr w:type="spellStart"/>
       <w:r>
         <w:rPr>
           <w:rFonts w:ascii="Arial" w:hAnsi="Arial" w:cs="Arial"/>
-          <w:sz w:val="24"/>
-          <w:szCs w:val="24"/>
-          <w:lang w:val="es-DO"/>
-        </w:rPr>
-        <w:t>Parallel</w:t>
+          <w:i/>
+          <w:iCs/>
+          <w:sz w:val="24"/>
+          <w:szCs w:val="24"/>
+          <w:lang w:val="es-DO"/>
+        </w:rPr>
+        <w:t>speedup</w:t>
       </w:r>
       <w:proofErr w:type="spellEnd"/>
       <w:r>
@@ -3787,147 +4779,7 @@
           <w:szCs w:val="24"/>
           <w:lang w:val="es-DO"/>
         </w:rPr>
-        <w:t xml:space="preserve"> For', con balanceo de carga gestionado automáticamente, apoyado por la TPL. El tercero se basa en tareas, por ejemplo, usando </w:t>
-      </w:r>
-      <w:proofErr w:type="spellStart"/>
-      <w:r>
-        <w:rPr>
-          <w:rFonts w:ascii="Arial" w:hAnsi="Arial" w:cs="Arial"/>
-          <w:sz w:val="24"/>
-          <w:szCs w:val="24"/>
-          <w:lang w:val="es-DO"/>
-        </w:rPr>
-        <w:t>Task</w:t>
-      </w:r>
-      <w:proofErr w:type="spellEnd"/>
-      <w:r>
-        <w:rPr>
-          <w:rFonts w:ascii="Arial" w:hAnsi="Arial" w:cs="Arial"/>
-          <w:sz w:val="24"/>
-          <w:szCs w:val="24"/>
-          <w:lang w:val="es-DO"/>
-        </w:rPr>
-        <w:t xml:space="preserve"> Factory, 'Start New </w:t>
-      </w:r>
-      <w:proofErr w:type="spellStart"/>
-      <w:r>
-        <w:rPr>
-          <w:rFonts w:ascii="Arial" w:hAnsi="Arial" w:cs="Arial"/>
-          <w:sz w:val="24"/>
-          <w:szCs w:val="24"/>
-          <w:lang w:val="es-DO"/>
-        </w:rPr>
-        <w:t>Task</w:t>
-      </w:r>
-      <w:proofErr w:type="spellEnd"/>
-      <w:r>
-        <w:rPr>
-          <w:rFonts w:ascii="Arial" w:hAnsi="Arial" w:cs="Arial"/>
-          <w:sz w:val="24"/>
-          <w:szCs w:val="24"/>
-          <w:lang w:val="es-DO"/>
-        </w:rPr>
-        <w:t>' o '</w:t>
-      </w:r>
-      <w:proofErr w:type="spellStart"/>
-      <w:r>
-        <w:rPr>
-          <w:rFonts w:ascii="Arial" w:hAnsi="Arial" w:cs="Arial"/>
-          <w:sz w:val="24"/>
-          <w:szCs w:val="24"/>
-          <w:lang w:val="es-DO"/>
-        </w:rPr>
-        <w:t>Task</w:t>
-      </w:r>
-      <w:proofErr w:type="spellEnd"/>
-      <w:r>
-        <w:rPr>
-          <w:rFonts w:ascii="Arial" w:hAnsi="Arial" w:cs="Arial"/>
-          <w:sz w:val="24"/>
-          <w:szCs w:val="24"/>
-          <w:lang w:val="es-DO"/>
-        </w:rPr>
-        <w:t xml:space="preserve"> Run', con particionamiento manual de bloques asignados a un arreglo de tareas. Y el cuarto modo utiliza hilos nativos, creando e iniciando objetos Thread de manera explícita, pasando estructuras de datos compartidas, y gestionando el inicio y la transferencia entre hilos. En este contexto se consideran estrategias de '</w:t>
-      </w:r>
-      <w:proofErr w:type="spellStart"/>
-      <w:r>
-        <w:rPr>
-          <w:rFonts w:ascii="Arial" w:hAnsi="Arial" w:cs="Arial"/>
-          <w:sz w:val="24"/>
-          <w:szCs w:val="24"/>
-          <w:lang w:val="es-DO"/>
-        </w:rPr>
-        <w:t>start</w:t>
-      </w:r>
-      <w:proofErr w:type="spellEnd"/>
-      <w:r>
-        <w:rPr>
-          <w:rFonts w:ascii="Arial" w:hAnsi="Arial" w:cs="Arial"/>
-          <w:sz w:val="24"/>
-          <w:szCs w:val="24"/>
-          <w:lang w:val="es-DO"/>
-        </w:rPr>
-        <w:t xml:space="preserve"> </w:t>
-      </w:r>
-      <w:proofErr w:type="spellStart"/>
-      <w:r>
-        <w:rPr>
-          <w:rFonts w:ascii="Arial" w:hAnsi="Arial" w:cs="Arial"/>
-          <w:sz w:val="24"/>
-          <w:szCs w:val="24"/>
-          <w:lang w:val="es-DO"/>
-        </w:rPr>
-        <w:t>row</w:t>
-      </w:r>
-      <w:proofErr w:type="spellEnd"/>
-      <w:r>
-        <w:rPr>
-          <w:rFonts w:ascii="Arial" w:hAnsi="Arial" w:cs="Arial"/>
-          <w:sz w:val="24"/>
-          <w:szCs w:val="24"/>
-          <w:lang w:val="es-DO"/>
-        </w:rPr>
-        <w:t>' y '</w:t>
-      </w:r>
-      <w:proofErr w:type="spellStart"/>
-      <w:r>
-        <w:rPr>
-          <w:rFonts w:ascii="Arial" w:hAnsi="Arial" w:cs="Arial"/>
-          <w:sz w:val="24"/>
-          <w:szCs w:val="24"/>
-          <w:lang w:val="es-DO"/>
-        </w:rPr>
-        <w:t>end</w:t>
-      </w:r>
-      <w:proofErr w:type="spellEnd"/>
-      <w:r>
-        <w:rPr>
-          <w:rFonts w:ascii="Arial" w:hAnsi="Arial" w:cs="Arial"/>
-          <w:sz w:val="24"/>
-          <w:szCs w:val="24"/>
-          <w:lang w:val="es-DO"/>
-        </w:rPr>
-        <w:t xml:space="preserve"> </w:t>
-      </w:r>
-      <w:proofErr w:type="spellStart"/>
-      <w:r>
-        <w:rPr>
-          <w:rFonts w:ascii="Arial" w:hAnsi="Arial" w:cs="Arial"/>
-          <w:sz w:val="24"/>
-          <w:szCs w:val="24"/>
-          <w:lang w:val="es-DO"/>
-        </w:rPr>
-        <w:t>row</w:t>
-      </w:r>
-      <w:proofErr w:type="spellEnd"/>
-      <w:r>
-        <w:rPr>
-          <w:rFonts w:ascii="Arial" w:hAnsi="Arial" w:cs="Arial"/>
-          <w:sz w:val="24"/>
-          <w:szCs w:val="24"/>
-          <w:lang w:val="es-DO"/>
-        </w:rPr>
-        <w:t>' para controlar el particionamiento.</w:t>
+        <w:t>), y la eficiencia del sistema, que evalúa qué tan bien se aprovechan los recursos de procesamiento. Finalmente, se añade una validación de resultados que verifica automáticamente que la solución paralela produzca exactamente el mismo resultado computacional que la secuencial, asegurando consistencia y confiabilidad además de rendimiento.</w:t>
       </w:r>
     </w:p>
     <w:p>
@@ -3943,8 +4795,17 @@
     </w:p>
     <w:p>
       <w:pPr>
-        <w:pStyle w:val="Ttulo2"/>
+        <w:pStyle w:val="Heading2"/>
         <w:jc w:val="both"/>
+        <w:rPr>
+          <w:rFonts w:ascii="Arial" w:hAnsi="Arial" w:cs="Arial"/>
+          <w:b/>
+          <w:bCs/>
+          <w:lang w:val="es-DO"/>
+        </w:rPr>
+      </w:pPr>
+      <w:bookmarkStart w:id="15" w:name="_Toc236865484"/>
+      <w:r>
         <w:rPr>
           <w:rFonts w:ascii="Arial" w:hAnsi="Arial" w:cs="Arial"/>
           <w:b/>
@@ -3954,88 +4815,82 @@
           <w:szCs w:val="24"/>
           <w:lang w:val="es-DO"/>
         </w:rPr>
-      </w:pPr>
-      <w:bookmarkStart w:id="13" w:name="_Toc236852021"/>
-      <w:r>
+        <w:t>3.6 Aplicación a un Problema del Mundo Real</w:t>
+      </w:r>
+      <w:bookmarkEnd w:id="15"/>
+    </w:p>
+    <w:p>
+      <w:pPr>
+        <w:jc w:val="both"/>
+        <w:rPr>
+          <w:rFonts w:ascii="Arial" w:hAnsi="Arial" w:cs="Arial"/>
+          <w:sz w:val="24"/>
+          <w:szCs w:val="24"/>
+          <w:lang w:val="es-DO"/>
+        </w:rPr>
+      </w:pPr>
+      <w:r>
+        <w:rPr>
+          <w:rFonts w:ascii="Arial" w:hAnsi="Arial" w:cs="Arial"/>
+          <w:sz w:val="24"/>
+          <w:szCs w:val="24"/>
+          <w:lang w:val="es-DO"/>
+        </w:rPr>
+        <w:t xml:space="preserve">La aplicación se centra en resolver una problemática real vinculada al procesamiento masivo de datos transaccionales en cadenas comerciales, escenario típico de procesos ETL. Para afrontarlo, se aplican técnicas profesionales de desarrollo en C-Sharp, dentro del marco de la ingeniería de software paralela. Se contemplan estrategias de paralelización como el recorrido secuencial, la paralelización de alto nivel mediante constructores paralelos y balanceo </w:t>
+      </w:r>
+      <w:r>
+        <w:rPr>
+          <w:rFonts w:ascii="Arial" w:hAnsi="Arial" w:cs="Arial"/>
+          <w:sz w:val="24"/>
+          <w:szCs w:val="24"/>
+          <w:lang w:val="es-DO"/>
+        </w:rPr>
+        <w:lastRenderedPageBreak/>
+        <w:t>automático de carga, el uso de tareas con particionamiento manual y el empleo de hilos nativos con transferencia explícita de estructuras de datos.</w:t>
+      </w:r>
+    </w:p>
+    <w:p>
+      <w:pPr>
+        <w:jc w:val="both"/>
+        <w:rPr>
+          <w:rFonts w:ascii="Arial" w:hAnsi="Arial" w:cs="Arial"/>
+          <w:sz w:val="24"/>
+          <w:szCs w:val="24"/>
+          <w:lang w:val="es-DO"/>
+        </w:rPr>
+      </w:pPr>
+    </w:p>
+    <w:p>
+      <w:pPr>
+        <w:pStyle w:val="Heading1"/>
         <w:rPr>
           <w:rFonts w:ascii="Arial" w:hAnsi="Arial" w:cs="Arial"/>
           <w:b/>
           <w:bCs/>
           <w:color w:val="auto"/>
-          <w:sz w:val="24"/>
-          <w:szCs w:val="24"/>
-          <w:lang w:val="es-DO"/>
-        </w:rPr>
-        <w:t>3.4 Escalabilidad con Más Recursos</w:t>
-      </w:r>
-      <w:bookmarkEnd w:id="13"/>
-    </w:p>
-    <w:p>
-      <w:pPr>
-        <w:jc w:val="both"/>
-        <w:rPr>
-          <w:rFonts w:ascii="Arial" w:hAnsi="Arial" w:cs="Arial"/>
-          <w:sz w:val="24"/>
-          <w:szCs w:val="24"/>
-          <w:lang w:val="es-DO"/>
-        </w:rPr>
-      </w:pPr>
-      <w:r>
-        <w:rPr>
-          <w:rFonts w:ascii="Arial" w:hAnsi="Arial" w:cs="Arial"/>
-          <w:sz w:val="24"/>
-          <w:szCs w:val="24"/>
-          <w:lang w:val="es-DO"/>
-        </w:rPr>
-        <w:t>a mayor cantidad de núcleos e hilos disponibles, mayor será la capacidad del sistema para repartir la carga y reducir los tiempos de procesamiento. En este enfoque, el usuario puede configurar dinámicamente cuántos procesadores utilizar, ajustando el '</w:t>
-      </w:r>
-      <w:proofErr w:type="spellStart"/>
-      <w:r>
-        <w:rPr>
-          <w:rFonts w:ascii="Arial" w:hAnsi="Arial" w:cs="Arial"/>
-          <w:sz w:val="24"/>
-          <w:szCs w:val="24"/>
-          <w:lang w:val="es-DO"/>
-        </w:rPr>
-        <w:t>processor</w:t>
-      </w:r>
-      <w:proofErr w:type="spellEnd"/>
-      <w:r>
-        <w:rPr>
-          <w:rFonts w:ascii="Arial" w:hAnsi="Arial" w:cs="Arial"/>
-          <w:sz w:val="24"/>
-          <w:szCs w:val="24"/>
-          <w:lang w:val="es-DO"/>
-        </w:rPr>
-        <w:t xml:space="preserve"> count', de modo que el paralelismo se adapte al hardware disponible. El problema puede crecer de miles a millones de registros y el enfoque busca que, al aumentar los recursos, el tiempo de ejecución disminuya significativamente.</w:t>
-      </w:r>
-    </w:p>
-    <w:p>
-      <w:pPr>
-        <w:jc w:val="both"/>
-        <w:rPr>
-          <w:rFonts w:ascii="Arial" w:hAnsi="Arial" w:cs="Arial"/>
-          <w:sz w:val="24"/>
-          <w:szCs w:val="24"/>
-          <w:lang w:val="es-DO"/>
-        </w:rPr>
-      </w:pPr>
-    </w:p>
-    <w:p>
-      <w:pPr>
-        <w:pStyle w:val="Ttulo2"/>
-        <w:jc w:val="both"/>
+          <w:sz w:val="28"/>
+          <w:szCs w:val="28"/>
+          <w:lang w:val="es-DO"/>
+        </w:rPr>
+      </w:pPr>
+      <w:bookmarkStart w:id="16" w:name="_Toc236865485"/>
+      <w:r>
         <w:rPr>
           <w:rFonts w:ascii="Arial" w:hAnsi="Arial" w:cs="Arial"/>
           <w:b/>
           <w:bCs/>
           <w:color w:val="auto"/>
-          <w:sz w:val="24"/>
-          <w:szCs w:val="24"/>
-        </w:rPr>
-      </w:pPr>
-      <w:bookmarkStart w:id="14" w:name="_Toc236852022"/>
-      <w:r>
+          <w:sz w:val="28"/>
+          <w:szCs w:val="28"/>
+          <w:lang w:val="es-DO"/>
+        </w:rPr>
+        <w:t>4. DISEÑO DE LA SOLUCIÓN</w:t>
+      </w:r>
+      <w:bookmarkEnd w:id="16"/>
+    </w:p>
+    <w:p>
+      <w:pPr>
+        <w:pStyle w:val="Heading1"/>
         <w:rPr>
           <w:rFonts w:ascii="Arial" w:hAnsi="Arial" w:cs="Arial"/>
           <w:b/>
@@ -4043,10 +4898,10 @@
           <w:color w:val="auto"/>
           <w:sz w:val="24"/>
           <w:szCs w:val="24"/>
-        </w:rPr>
-        <w:t xml:space="preserve">3.5 </w:t>
-      </w:r>
-      <w:proofErr w:type="spellStart"/>
+          <w:lang w:val="es-DO"/>
+        </w:rPr>
+      </w:pPr>
+      <w:bookmarkStart w:id="17" w:name="_Toc236865486"/>
       <w:r>
         <w:rPr>
           <w:rFonts w:ascii="Arial" w:hAnsi="Arial" w:cs="Arial"/>
@@ -4055,356 +4910,112 @@
           <w:color w:val="auto"/>
           <w:sz w:val="24"/>
           <w:szCs w:val="24"/>
-        </w:rPr>
-        <w:t>Métricas</w:t>
-      </w:r>
-      <w:proofErr w:type="spellEnd"/>
-      <w:r>
-        <w:rPr>
-          <w:rFonts w:ascii="Arial" w:hAnsi="Arial" w:cs="Arial"/>
+          <w:lang w:val="es-DO"/>
+        </w:rPr>
+        <w:t>4.1 Arquitectura General del Sistema</w:t>
+      </w:r>
+      <w:bookmarkEnd w:id="17"/>
+    </w:p>
+    <w:p>
+      <w:pPr>
+        <w:jc w:val="both"/>
+        <w:rPr>
+          <w:rFonts w:ascii="Arial" w:hAnsi="Arial" w:cs="Arial"/>
+          <w:sz w:val="24"/>
+          <w:szCs w:val="24"/>
+          <w:lang w:val="es-DO"/>
+        </w:rPr>
+      </w:pPr>
+      <w:r>
+        <w:rPr>
+          <w:rFonts w:ascii="Arial" w:hAnsi="Arial" w:cs="Arial"/>
+          <w:sz w:val="24"/>
+          <w:szCs w:val="24"/>
+          <w:lang w:val="es-DO"/>
+        </w:rPr>
+        <w:t>Para el desarrollo de la arquitectura de este proyecto del sistema ETL en paralelo, buscamos dividirlo en tres capas lógicas de procesamiento desacoplado en la memoria, en donde estaría las siguientes capas:</w:t>
+      </w:r>
+    </w:p>
+    <w:p>
+      <w:pPr>
+        <w:jc w:val="both"/>
+        <w:rPr>
+          <w:rFonts w:ascii="Arial" w:hAnsi="Arial" w:cs="Arial"/>
+          <w:sz w:val="24"/>
+          <w:szCs w:val="24"/>
+          <w:lang w:val="es-DO"/>
+        </w:rPr>
+      </w:pPr>
+      <w:r>
+        <w:rPr>
+          <w:rFonts w:ascii="Arial" w:hAnsi="Arial" w:cs="Arial"/>
+          <w:sz w:val="24"/>
+          <w:szCs w:val="24"/>
+          <w:lang w:val="es-DO"/>
+        </w:rPr>
+        <w:t>Está la capa de generación o extracción, en donde el módulo encargado de la simulación y poblar sintéticamente los millones de registros de transacciones de los provenientes de múltiples sucursales virtuales, ejemplo, de Santo Domingo, Santiago, La Vega, Puerto Plata, etc. Estos estarían estructurados en arreglos y colecciones de alto rendimiento, sin depender de la latencia de discos físicos.</w:t>
+      </w:r>
+    </w:p>
+    <w:p>
+      <w:pPr>
+        <w:jc w:val="both"/>
+        <w:rPr>
+          <w:rFonts w:ascii="Arial" w:hAnsi="Arial" w:cs="Arial"/>
+          <w:sz w:val="24"/>
+          <w:szCs w:val="24"/>
+          <w:lang w:val="es-DO"/>
+        </w:rPr>
+      </w:pPr>
+      <w:r>
+        <w:rPr>
+          <w:rFonts w:ascii="Arial" w:hAnsi="Arial" w:cs="Arial"/>
+          <w:sz w:val="24"/>
+          <w:szCs w:val="24"/>
+          <w:lang w:val="es-DO"/>
+        </w:rPr>
+        <w:t>Estaría la segunda capa de transformación concurrente, que la consideramos el núcleo del procesamiento paralelo, en donde se aplicarían patrones de descomposición de datos, en donde se estarían haciendo particiones de entrada por bloques y particiones de salidas, para calcular impuestos, limpiar valores, normalización de las entidades, o sea, clientes y productos, y el poder evaluar las métricas de negocio de forma simultánea entre múltiples hilos o tareas.</w:t>
+      </w:r>
+    </w:p>
+    <w:p>
+      <w:pPr>
+        <w:jc w:val="both"/>
+        <w:rPr>
+          <w:rFonts w:ascii="Arial" w:hAnsi="Arial" w:cs="Arial"/>
+          <w:sz w:val="24"/>
+          <w:szCs w:val="24"/>
+          <w:lang w:val="es-DO"/>
+        </w:rPr>
+      </w:pPr>
+      <w:r>
+        <w:rPr>
+          <w:rFonts w:ascii="Arial" w:hAnsi="Arial" w:cs="Arial"/>
+          <w:sz w:val="24"/>
+          <w:szCs w:val="24"/>
+          <w:lang w:val="es-DO"/>
+        </w:rPr>
+        <w:t>Por último, estaría la capa de carga, en donde se finalizaría la convergencia de los resultados parciales de hilos de trabajo mediante los mecanismos de sincronización hacia una estructura de destino que esté unificada.</w:t>
+      </w:r>
+    </w:p>
+    <w:p>
+      <w:pPr>
+        <w:pStyle w:val="Heading1"/>
+        <w:rPr>
           <w:b/>
           <w:bCs/>
           <w:color w:val="auto"/>
           <w:sz w:val="24"/>
           <w:szCs w:val="24"/>
-        </w:rPr>
-        <w:t xml:space="preserve"> de </w:t>
-      </w:r>
-      <w:proofErr w:type="spellStart"/>
-      <w:r>
-        <w:rPr>
-          <w:rFonts w:ascii="Arial" w:hAnsi="Arial" w:cs="Arial"/>
+          <w:lang w:val="es-DO"/>
+        </w:rPr>
+      </w:pPr>
+      <w:bookmarkStart w:id="18" w:name="_Toc236865487"/>
+      <w:r>
+        <w:rPr>
           <w:b/>
           <w:bCs/>
           <w:color w:val="auto"/>
           <w:sz w:val="24"/>
           <w:szCs w:val="24"/>
-        </w:rPr>
-        <w:t>Evaluación</w:t>
-      </w:r>
-      <w:proofErr w:type="spellEnd"/>
-      <w:r>
-        <w:rPr>
-          <w:rFonts w:ascii="Arial" w:hAnsi="Arial" w:cs="Arial"/>
-          <w:b/>
-          <w:bCs/>
-          <w:color w:val="auto"/>
-          <w:sz w:val="24"/>
-          <w:szCs w:val="24"/>
-        </w:rPr>
-        <w:t xml:space="preserve"> del </w:t>
-      </w:r>
-      <w:proofErr w:type="spellStart"/>
-      <w:r>
-        <w:rPr>
-          <w:rFonts w:ascii="Arial" w:hAnsi="Arial" w:cs="Arial"/>
-          <w:b/>
-          <w:bCs/>
-          <w:color w:val="auto"/>
-          <w:sz w:val="24"/>
-          <w:szCs w:val="24"/>
-        </w:rPr>
-        <w:t>Rendimiento</w:t>
-      </w:r>
-      <w:bookmarkEnd w:id="14"/>
-      <w:proofErr w:type="spellEnd"/>
-    </w:p>
-    <w:p>
-      <w:pPr>
-        <w:jc w:val="both"/>
-        <w:rPr>
-          <w:rFonts w:ascii="Arial" w:hAnsi="Arial" w:cs="Arial"/>
-          <w:sz w:val="24"/>
-          <w:szCs w:val="24"/>
-          <w:lang w:val="es-DO"/>
-        </w:rPr>
-      </w:pPr>
-      <w:r>
-        <w:rPr>
-          <w:rFonts w:ascii="Arial" w:hAnsi="Arial" w:cs="Arial"/>
-          <w:sz w:val="24"/>
-          <w:szCs w:val="24"/>
-          <w:lang w:val="es-DO"/>
-        </w:rPr>
-        <w:t xml:space="preserve">Para evaluar el desempeño, se integra la clase </w:t>
-      </w:r>
-      <w:proofErr w:type="spellStart"/>
-      <w:r>
-        <w:rPr>
-          <w:rFonts w:ascii="Arial" w:hAnsi="Arial" w:cs="Arial"/>
-          <w:sz w:val="24"/>
-          <w:szCs w:val="24"/>
-          <w:lang w:val="es-DO"/>
-        </w:rPr>
-        <w:t>Stopwatch</w:t>
-      </w:r>
-      <w:proofErr w:type="spellEnd"/>
-      <w:r>
-        <w:rPr>
-          <w:rFonts w:ascii="Arial" w:hAnsi="Arial" w:cs="Arial"/>
-          <w:sz w:val="24"/>
-          <w:szCs w:val="24"/>
-          <w:lang w:val="es-DO"/>
-        </w:rPr>
-        <w:t xml:space="preserve"> para medir con precisión el tiempo de ejecución de cada estrategia. A partir de esas mediciones, el sistema imprime métricas cuantitativas en consola, permitiendo comparar de forma objetiva el modo secuencial con el paralelo. Entre las métricas clave se incluyen el tiempo de ejecución en milisegundos, la aceleración (</w:t>
-      </w:r>
-      <w:proofErr w:type="spellStart"/>
-      <w:r>
-        <w:rPr>
-          <w:rFonts w:ascii="Arial" w:hAnsi="Arial" w:cs="Arial"/>
-          <w:i/>
-          <w:iCs/>
-          <w:sz w:val="24"/>
-          <w:szCs w:val="24"/>
-          <w:lang w:val="es-DO"/>
-        </w:rPr>
-        <w:t>speedup</w:t>
-      </w:r>
-      <w:proofErr w:type="spellEnd"/>
-      <w:r>
-        <w:rPr>
-          <w:rFonts w:ascii="Arial" w:hAnsi="Arial" w:cs="Arial"/>
-          <w:sz w:val="24"/>
-          <w:szCs w:val="24"/>
-          <w:lang w:val="es-DO"/>
-        </w:rPr>
-        <w:t>), y la eficiencia del sistema, que evalúa qué tan bien se aprovechan los recursos de procesamiento. Finalmente, se añade una validación de resultados que verifica automáticamente que la solución paralela produzca exactamente el mismo resultado computacional que la secuencial, asegurando consistencia y confiabilidad además de rendimiento.</w:t>
-      </w:r>
-    </w:p>
-    <w:p>
-      <w:pPr>
-        <w:jc w:val="both"/>
-        <w:rPr>
-          <w:rFonts w:ascii="Arial" w:hAnsi="Arial" w:cs="Arial"/>
-          <w:sz w:val="24"/>
-          <w:szCs w:val="24"/>
-          <w:lang w:val="es-DO"/>
-        </w:rPr>
-      </w:pPr>
-    </w:p>
-    <w:p>
-      <w:pPr>
-        <w:pStyle w:val="Ttulo2"/>
-        <w:jc w:val="both"/>
-        <w:rPr>
-          <w:rFonts w:ascii="Arial" w:hAnsi="Arial" w:cs="Arial"/>
-          <w:b/>
-          <w:bCs/>
-          <w:lang w:val="es-DO"/>
-        </w:rPr>
-      </w:pPr>
-      <w:bookmarkStart w:id="15" w:name="_Toc236852023"/>
-      <w:r>
-        <w:rPr>
-          <w:rFonts w:ascii="Arial" w:hAnsi="Arial" w:cs="Arial"/>
-          <w:b/>
-          <w:bCs/>
-          <w:color w:val="auto"/>
-          <w:sz w:val="24"/>
-          <w:szCs w:val="24"/>
-          <w:lang w:val="es-DO"/>
-        </w:rPr>
-        <w:t>3.6 Aplicación a un Problema del Mundo Real</w:t>
-      </w:r>
-      <w:bookmarkEnd w:id="15"/>
-    </w:p>
-    <w:p>
-      <w:pPr>
-        <w:jc w:val="both"/>
-        <w:rPr>
-          <w:rFonts w:ascii="Arial" w:hAnsi="Arial" w:cs="Arial"/>
-          <w:sz w:val="24"/>
-          <w:szCs w:val="24"/>
-          <w:lang w:val="es-DO"/>
-        </w:rPr>
-      </w:pPr>
-      <w:r>
-        <w:rPr>
-          <w:rFonts w:ascii="Arial" w:hAnsi="Arial" w:cs="Arial"/>
-          <w:sz w:val="24"/>
-          <w:szCs w:val="24"/>
-          <w:lang w:val="es-DO"/>
-        </w:rPr>
-        <w:t xml:space="preserve">La aplicación se centra en resolver una problemática real vinculada al procesamiento masivo de datos transaccionales en cadenas comerciales, escenario típico de procesos ETL. Para afrontarlo, se aplican técnicas profesionales de desarrollo en C-Sharp, dentro del marco de la ingeniería de software paralela. Se contemplan estrategias de paralelización como el recorrido secuencial, la paralelización de alto nivel mediante constructores paralelos y balanceo </w:t>
-      </w:r>
-      <w:r>
-        <w:rPr>
-          <w:rFonts w:ascii="Arial" w:hAnsi="Arial" w:cs="Arial"/>
-          <w:sz w:val="24"/>
-          <w:szCs w:val="24"/>
-          <w:lang w:val="es-DO"/>
-        </w:rPr>
-        <w:lastRenderedPageBreak/>
-        <w:t>automático de carga, el uso de tareas con particionamiento manual y el empleo de hilos nativos con transferencia explícita de estructuras de datos.</w:t>
-      </w:r>
-    </w:p>
-    <w:p>
-      <w:pPr>
-        <w:jc w:val="both"/>
-        <w:rPr>
-          <w:rFonts w:ascii="Arial" w:hAnsi="Arial" w:cs="Arial"/>
-          <w:sz w:val="24"/>
-          <w:szCs w:val="24"/>
-          <w:lang w:val="es-DO"/>
-        </w:rPr>
-      </w:pPr>
-    </w:p>
-    <w:p>
-      <w:pPr>
-        <w:pStyle w:val="Ttulo1"/>
-        <w:rPr>
-          <w:rFonts w:ascii="Arial" w:hAnsi="Arial" w:cs="Arial"/>
-          <w:b/>
-          <w:bCs/>
-          <w:color w:val="auto"/>
-          <w:sz w:val="24"/>
-          <w:szCs w:val="24"/>
-          <w:lang w:val="es-DO"/>
-        </w:rPr>
-      </w:pPr>
-      <w:bookmarkStart w:id="16" w:name="_Toc236852024"/>
-      <w:r>
-        <w:rPr>
-          <w:rFonts w:ascii="Arial" w:hAnsi="Arial" w:cs="Arial"/>
-          <w:b/>
-          <w:bCs/>
-          <w:color w:val="auto"/>
-          <w:sz w:val="24"/>
-          <w:szCs w:val="24"/>
-          <w:lang w:val="es-DO"/>
-        </w:rPr>
-        <w:t>4. DISEÑO DE LA SOLUCIÓN</w:t>
-      </w:r>
-      <w:bookmarkEnd w:id="16"/>
-    </w:p>
-    <w:p>
-      <w:pPr>
-        <w:pStyle w:val="Ttulo1"/>
-        <w:rPr>
-          <w:rFonts w:ascii="Arial" w:hAnsi="Arial" w:cs="Arial"/>
-          <w:b/>
-          <w:bCs/>
-          <w:color w:val="auto"/>
-          <w:sz w:val="24"/>
-          <w:szCs w:val="24"/>
-          <w:lang w:val="es-DO"/>
-        </w:rPr>
-      </w:pPr>
-      <w:bookmarkStart w:id="17" w:name="_Toc236852025"/>
-      <w:r>
-        <w:rPr>
-          <w:rFonts w:ascii="Arial" w:hAnsi="Arial" w:cs="Arial"/>
-          <w:b/>
-          <w:bCs/>
-          <w:color w:val="auto"/>
-          <w:sz w:val="24"/>
-          <w:szCs w:val="24"/>
-          <w:lang w:val="es-DO"/>
-        </w:rPr>
-        <w:t>4.1 Arquitectura General del Sistema</w:t>
-      </w:r>
-      <w:bookmarkEnd w:id="17"/>
-    </w:p>
-    <w:p>
-      <w:pPr>
-        <w:jc w:val="both"/>
-        <w:rPr>
-          <w:rFonts w:ascii="Arial" w:hAnsi="Arial" w:cs="Arial"/>
-          <w:sz w:val="24"/>
-          <w:szCs w:val="24"/>
-          <w:lang w:val="es-DO"/>
-        </w:rPr>
-      </w:pPr>
-      <w:r>
-        <w:rPr>
-          <w:rFonts w:ascii="Arial" w:hAnsi="Arial" w:cs="Arial"/>
-          <w:sz w:val="24"/>
-          <w:szCs w:val="24"/>
-          <w:lang w:val="es-DO"/>
-        </w:rPr>
-        <w:t>Para el desarrollo de la arquitectura de este proyecto del sistema ETL en paralelo, buscamos dividirlo en tres capas lógicas de procesamiento desacoplado en la memoria, en donde estaría las siguientes capas:</w:t>
-      </w:r>
-    </w:p>
-    <w:p>
-      <w:pPr>
-        <w:jc w:val="both"/>
-        <w:rPr>
-          <w:rFonts w:ascii="Arial" w:hAnsi="Arial" w:cs="Arial"/>
-          <w:sz w:val="24"/>
-          <w:szCs w:val="24"/>
-          <w:lang w:val="es-DO"/>
-        </w:rPr>
-      </w:pPr>
-      <w:r>
-        <w:rPr>
-          <w:rFonts w:ascii="Arial" w:hAnsi="Arial" w:cs="Arial"/>
-          <w:sz w:val="24"/>
-          <w:szCs w:val="24"/>
-          <w:lang w:val="es-DO"/>
-        </w:rPr>
-        <w:t>Está la capa de generación o extracción, en donde el módulo encargado de la simulación y poblar sintéticamente los millones de registros de transacciones de los provenientes de múltiples sucursales virtuales, ejemplo, de Santo Domingo, Santiago, La Vega, Puerto Plata, etc. Estos estarían estructurados en arreglos y colecciones de alto rendimiento, sin depender de la latencia de discos físicos.</w:t>
-      </w:r>
-    </w:p>
-    <w:p>
-      <w:pPr>
-        <w:jc w:val="both"/>
-        <w:rPr>
-          <w:rFonts w:ascii="Arial" w:hAnsi="Arial" w:cs="Arial"/>
-          <w:sz w:val="24"/>
-          <w:szCs w:val="24"/>
-          <w:lang w:val="es-DO"/>
-        </w:rPr>
-      </w:pPr>
-      <w:r>
-        <w:rPr>
-          <w:rFonts w:ascii="Arial" w:hAnsi="Arial" w:cs="Arial"/>
-          <w:sz w:val="24"/>
-          <w:szCs w:val="24"/>
-          <w:lang w:val="es-DO"/>
-        </w:rPr>
-        <w:t>Estaría la segunda capa de transformación concurrente, que la consideramos el núcleo del procesamiento paralelo, en donde se aplicarían patrones de descomposición de datos, en donde se estarían haciendo particiones de entrada por bloques y particiones de salidas, para calcular impuestos, limpiar valores, normalización de las entidades, o sea, clientes y productos, y el poder evaluar las métricas de negocio de forma simultánea entre múltiples hilos o tareas.</w:t>
-      </w:r>
-    </w:p>
-    <w:p>
-      <w:pPr>
-        <w:jc w:val="both"/>
-        <w:rPr>
-          <w:rFonts w:ascii="Arial" w:hAnsi="Arial" w:cs="Arial"/>
-          <w:sz w:val="24"/>
-          <w:szCs w:val="24"/>
-          <w:lang w:val="es-DO"/>
-        </w:rPr>
-      </w:pPr>
-      <w:r>
-        <w:rPr>
-          <w:rFonts w:ascii="Arial" w:hAnsi="Arial" w:cs="Arial"/>
-          <w:sz w:val="24"/>
-          <w:szCs w:val="24"/>
-          <w:lang w:val="es-DO"/>
-        </w:rPr>
-        <w:t>Por último, estaría la capa de carga, en donde se finalizaría la convergencia de los resultados parciales de hilos de trabajo mediante los mecanismos de sincronización hacia una estructura de destino que esté unificada.</w:t>
-      </w:r>
-    </w:p>
-    <w:p>
-      <w:pPr>
-        <w:pStyle w:val="Ttulo1"/>
-        <w:rPr>
-          <w:b/>
-          <w:bCs/>
-          <w:color w:val="auto"/>
-          <w:sz w:val="24"/>
-          <w:szCs w:val="24"/>
-          <w:lang w:val="es-DO"/>
-        </w:rPr>
-      </w:pPr>
-      <w:bookmarkStart w:id="18" w:name="_Toc236852026"/>
-      <w:r>
-        <w:rPr>
-          <w:b/>
-          <w:bCs/>
-          <w:color w:val="auto"/>
-          <w:sz w:val="24"/>
-          <w:szCs w:val="24"/>
           <w:lang w:val="es-DO"/>
         </w:rPr>
         <w:t>4.2 Diagrama de Componentes / Tareas Paralelas</w:t>
@@ -4419,6 +5030,7 @@
       </w:pPr>
       <w:r>
         <w:rPr>
+          <w:noProof/>
           <w:lang w:val="es-DO"/>
         </w:rPr>
         <w:drawing>
@@ -4460,7 +5072,7 @@
     </w:p>
     <w:p>
       <w:pPr>
-        <w:pStyle w:val="Ttulo1"/>
+        <w:pStyle w:val="Heading1"/>
         <w:rPr>
           <w:rFonts w:ascii="Arial" w:hAnsi="Arial" w:cs="Arial"/>
           <w:b/>
@@ -4468,9 +5080,10 @@
           <w:color w:val="auto"/>
           <w:sz w:val="24"/>
           <w:szCs w:val="24"/>
-        </w:rPr>
-      </w:pPr>
-      <w:bookmarkStart w:id="19" w:name="_Toc236852027"/>
+          <w:lang w:val="es-DO"/>
+        </w:rPr>
+      </w:pPr>
+      <w:bookmarkStart w:id="19" w:name="_Toc236865488"/>
       <w:r>
         <w:rPr>
           <w:rFonts w:ascii="Arial" w:hAnsi="Arial" w:cs="Arial"/>
@@ -4479,12 +5092,32 @@
           <w:color w:val="auto"/>
           <w:sz w:val="24"/>
           <w:szCs w:val="24"/>
+          <w:lang w:val="es-DO"/>
         </w:rPr>
         <w:lastRenderedPageBreak/>
-        <w:t xml:space="preserve">4.3 </w:t>
-      </w:r>
-      <w:proofErr w:type="spellStart"/>
-      <w:r>
+        <w:t>4.3 Estrategia de Paralelización Utilizada</w:t>
+      </w:r>
+      <w:bookmarkEnd w:id="19"/>
+    </w:p>
+    <w:p>
+      <w:pPr>
+        <w:jc w:val="both"/>
+        <w:rPr>
+          <w:rFonts w:ascii="Arial" w:hAnsi="Arial" w:cs="Arial"/>
+          <w:lang w:val="es-ES"/>
+        </w:rPr>
+      </w:pPr>
+      <w:r>
+        <w:rPr>
+          <w:rFonts w:ascii="Arial" w:hAnsi="Arial" w:cs="Arial"/>
+          <w:lang w:val="es-ES"/>
+        </w:rPr>
+        <w:t>La estrategia de paralelización que nosotros estamos utilizando es la que el maestro nos otorgó, que es la descomposición de datos, en donde también la estaríamos complementando con la estrategia de grano grueso. En lugar de crear tareas independientes por cada registro de duda, lo cual esto podría ser, saturaría el escalonamiento de los hilos por sobrecargar el contexto, el conjunto total de transacciones se llegaría a dividir equivalentemente en bloques de tamaño dinámico. Esto nos ayudaría a que cada hilo procese un segmento de manera automática, minimizando la contención de recursos y maximizando el uso del caché de los procesadores.</w:t>
+      </w:r>
+    </w:p>
+    <w:p>
+      <w:pPr>
+        <w:pStyle w:val="Heading1"/>
         <w:rPr>
           <w:rFonts w:ascii="Arial" w:hAnsi="Arial" w:cs="Arial"/>
           <w:b/>
@@ -4492,10 +5125,10 @@
           <w:color w:val="auto"/>
           <w:sz w:val="24"/>
           <w:szCs w:val="24"/>
-        </w:rPr>
-        <w:t>Estrategia</w:t>
-      </w:r>
-      <w:proofErr w:type="spellEnd"/>
+          <w:lang w:val="es-DO"/>
+        </w:rPr>
+      </w:pPr>
+      <w:bookmarkStart w:id="20" w:name="_Toc236865489"/>
       <w:r>
         <w:rPr>
           <w:rFonts w:ascii="Arial" w:hAnsi="Arial" w:cs="Arial"/>
@@ -4504,35 +5137,130 @@
           <w:color w:val="auto"/>
           <w:sz w:val="24"/>
           <w:szCs w:val="24"/>
-        </w:rPr>
-        <w:t xml:space="preserve"> de </w:t>
+          <w:lang w:val="es-DO"/>
+        </w:rPr>
+        <w:t>4.4 Herramientas y Tecnologías Empleadas</w:t>
+      </w:r>
+      <w:bookmarkEnd w:id="20"/>
+    </w:p>
+    <w:p>
+      <w:pPr>
+        <w:jc w:val="both"/>
+        <w:rPr>
+          <w:rFonts w:ascii="Arial" w:hAnsi="Arial" w:cs="Arial"/>
+          <w:lang w:val="es-ES"/>
+        </w:rPr>
+      </w:pPr>
+      <w:r>
+        <w:rPr>
+          <w:rFonts w:ascii="Arial" w:hAnsi="Arial" w:cs="Arial"/>
+          <w:lang w:val="es-ES"/>
+        </w:rPr>
+        <w:t xml:space="preserve">Las principales herramientas o tecnologías empleadas serían el lenguaje de programación C# con .NET Framework o .NET Core y las librerías de paralelismo que nosotros hemos ido aprendiendo en el transcurso del cuatrimestre. Para la telemetría y control, podríamos utilizar </w:t>
       </w:r>
       <w:proofErr w:type="spellStart"/>
       <w:r>
+        <w:rPr>
+          <w:rFonts w:ascii="Arial" w:hAnsi="Arial" w:cs="Arial"/>
+          <w:lang w:val="es-ES"/>
+        </w:rPr>
+        <w:t>System</w:t>
+      </w:r>
+      <w:proofErr w:type="spellEnd"/>
+      <w:r>
+        <w:rPr>
+          <w:rFonts w:ascii="Arial" w:hAnsi="Arial" w:cs="Arial"/>
+          <w:lang w:val="es-ES"/>
+        </w:rPr>
+        <w:t xml:space="preserve"> </w:t>
+      </w:r>
+      <w:proofErr w:type="spellStart"/>
+      <w:r>
+        <w:rPr>
+          <w:rFonts w:ascii="Arial" w:hAnsi="Arial" w:cs="Arial"/>
+          <w:lang w:val="es-ES"/>
+        </w:rPr>
+        <w:t>Diagnostics</w:t>
+      </w:r>
+      <w:proofErr w:type="spellEnd"/>
+      <w:r>
+        <w:rPr>
+          <w:rFonts w:ascii="Arial" w:hAnsi="Arial" w:cs="Arial"/>
+          <w:lang w:val="es-ES"/>
+        </w:rPr>
+        <w:t xml:space="preserve"> </w:t>
+      </w:r>
+      <w:proofErr w:type="spellStart"/>
+      <w:r>
+        <w:rPr>
+          <w:rFonts w:ascii="Arial" w:hAnsi="Arial" w:cs="Arial"/>
+          <w:lang w:val="es-ES"/>
+        </w:rPr>
+        <w:t>Stopwatch</w:t>
+      </w:r>
+      <w:proofErr w:type="spellEnd"/>
+      <w:r>
+        <w:rPr>
+          <w:rFonts w:ascii="Arial" w:hAnsi="Arial" w:cs="Arial"/>
+          <w:lang w:val="es-ES"/>
+        </w:rPr>
+        <w:t xml:space="preserve"> para la medición precisa en milisegundos y cálculo de </w:t>
+      </w:r>
+      <w:proofErr w:type="spellStart"/>
+      <w:r>
+        <w:rPr>
+          <w:rFonts w:ascii="Arial" w:hAnsi="Arial" w:cs="Arial"/>
+          <w:lang w:val="es-ES"/>
+        </w:rPr>
+        <w:t>speedup</w:t>
+      </w:r>
+      <w:proofErr w:type="spellEnd"/>
+      <w:r>
+        <w:rPr>
+          <w:rFonts w:ascii="Arial" w:hAnsi="Arial" w:cs="Arial"/>
+          <w:lang w:val="es-ES"/>
+        </w:rPr>
+        <w:t>. Y para la gestión de versiones utilizaríamos la plataforma de GitHub.</w:t>
+      </w:r>
+    </w:p>
+    <w:p>
+      <w:pPr>
+        <w:rPr>
+          <w:lang w:val="es-DO"/>
+        </w:rPr>
+      </w:pPr>
+    </w:p>
+    <w:p>
+      <w:pPr>
+        <w:pStyle w:val="Heading1"/>
         <w:rPr>
           <w:rFonts w:ascii="Arial" w:hAnsi="Arial" w:cs="Arial"/>
           <w:b/>
           <w:bCs/>
           <w:color w:val="auto"/>
-          <w:sz w:val="24"/>
-          <w:szCs w:val="24"/>
-        </w:rPr>
-        <w:t>Paralelización</w:t>
-      </w:r>
-      <w:proofErr w:type="spellEnd"/>
+          <w:sz w:val="28"/>
+          <w:szCs w:val="28"/>
+          <w:lang w:val="es-DO"/>
+        </w:rPr>
+      </w:pPr>
+      <w:bookmarkStart w:id="21" w:name="_Toc236865490"/>
       <w:r>
         <w:rPr>
           <w:rFonts w:ascii="Arial" w:hAnsi="Arial" w:cs="Arial"/>
           <w:b/>
           <w:bCs/>
           <w:color w:val="auto"/>
-          <w:sz w:val="24"/>
-          <w:szCs w:val="24"/>
-        </w:rPr>
-        <w:t xml:space="preserve"> </w:t>
-      </w:r>
-      <w:proofErr w:type="spellStart"/>
-      <w:r>
+          <w:sz w:val="28"/>
+          <w:szCs w:val="28"/>
+          <w:lang w:val="es-DO"/>
+        </w:rPr>
+        <w:t>5. IMPLEMENTACIÓN TÉCNICA</w:t>
+      </w:r>
+      <w:bookmarkEnd w:id="21"/>
+    </w:p>
+    <w:p>
+      <w:pPr>
+        <w:pStyle w:val="Heading1"/>
         <w:rPr>
           <w:rFonts w:ascii="Arial" w:hAnsi="Arial" w:cs="Arial"/>
           <w:b/>
@@ -4540,29 +5268,11 @@
           <w:color w:val="auto"/>
           <w:sz w:val="24"/>
           <w:szCs w:val="24"/>
-        </w:rPr>
-        <w:t>Utilizada</w:t>
-      </w:r>
-      <w:bookmarkEnd w:id="19"/>
-      <w:proofErr w:type="spellEnd"/>
-    </w:p>
-    <w:p>
-      <w:pPr>
-        <w:jc w:val="both"/>
-        <w:rPr>
-          <w:lang w:val="es-ES"/>
-        </w:rPr>
-      </w:pPr>
-      <w:r>
-        <w:rPr>
-          <w:lang w:val="es-ES"/>
-        </w:rPr>
-        <w:t>La estrategia de paralelización que nosotros estamos utilizando es la que el maestro nos otorgó, que es la descomposición de datos, en donde también la estaríamos complementando con la estrategia de grano grueso. En lugar de crear tareas independientes por cada registro de duda, lo cual esto podría ser, saturaría el escalonamiento de los hilos por sobrecargar el contexto, el conjunto total de transacciones se llegaría a dividir equivalentemente en bloques de tamaño dinámico. Esto nos ayudaría a que cada hilo procese un segmento de manera automática, minimizando la contención de recursos y maximizando el uso del caché de los procesadores.</w:t>
-      </w:r>
-    </w:p>
-    <w:p>
-      <w:pPr>
-        <w:pStyle w:val="Ttulo1"/>
+          <w:lang w:val="es-DO"/>
+        </w:rPr>
+      </w:pPr>
+      <w:bookmarkStart w:id="22" w:name="_Toc236865491"/>
+      <w:r>
         <w:rPr>
           <w:rFonts w:ascii="Arial" w:hAnsi="Arial" w:cs="Arial"/>
           <w:b/>
@@ -4570,10 +5280,189 @@
           <w:color w:val="auto"/>
           <w:sz w:val="24"/>
           <w:szCs w:val="24"/>
-        </w:rPr>
-      </w:pPr>
-      <w:bookmarkStart w:id="20" w:name="_Toc236852028"/>
-      <w:r>
+          <w:lang w:val="es-DO"/>
+        </w:rPr>
+        <w:t>5.1 Descripción de la Estructura del Proyecto</w:t>
+      </w:r>
+      <w:bookmarkEnd w:id="22"/>
+    </w:p>
+    <w:p>
+      <w:pPr>
+        <w:rPr>
+          <w:rFonts w:ascii="Arial" w:hAnsi="Arial" w:cs="Arial"/>
+          <w:sz w:val="24"/>
+          <w:szCs w:val="24"/>
+          <w:lang w:val="es-DO"/>
+        </w:rPr>
+      </w:pPr>
+      <w:r>
+        <w:rPr>
+          <w:rFonts w:ascii="Arial" w:hAnsi="Arial" w:cs="Arial"/>
+          <w:sz w:val="24"/>
+          <w:szCs w:val="24"/>
+          <w:lang w:val="es-DO"/>
+        </w:rPr>
+        <w:t>E</w:t>
+      </w:r>
+      <w:r>
+        <w:rPr>
+          <w:rFonts w:ascii="Arial" w:hAnsi="Arial" w:cs="Arial"/>
+          <w:sz w:val="24"/>
+          <w:szCs w:val="24"/>
+          <w:lang w:val="es-DO"/>
+        </w:rPr>
+        <w:t xml:space="preserve">n la implementación técnica, el código fuente está organizado de forma modular dentro de la carpeta </w:t>
+      </w:r>
+      <w:proofErr w:type="spellStart"/>
+      <w:r>
+        <w:rPr>
+          <w:rFonts w:ascii="Arial" w:hAnsi="Arial" w:cs="Arial"/>
+          <w:sz w:val="24"/>
+          <w:szCs w:val="24"/>
+          <w:lang w:val="es-DO"/>
+        </w:rPr>
+        <w:t>src</w:t>
+      </w:r>
+      <w:proofErr w:type="spellEnd"/>
+      <w:r>
+        <w:rPr>
+          <w:rFonts w:ascii="Arial" w:hAnsi="Arial" w:cs="Arial"/>
+          <w:sz w:val="24"/>
+          <w:szCs w:val="24"/>
+          <w:lang w:val="es-DO"/>
+        </w:rPr>
+        <w:t xml:space="preserve">, siguiendo una arquitectura limpia para aplicaciones de consola. El archivo </w:t>
+      </w:r>
+      <w:proofErr w:type="spellStart"/>
+      <w:r>
+        <w:rPr>
+          <w:rFonts w:ascii="Arial" w:hAnsi="Arial" w:cs="Arial"/>
+          <w:sz w:val="24"/>
+          <w:szCs w:val="24"/>
+          <w:lang w:val="es-DO"/>
+        </w:rPr>
+        <w:t>Program.cs</w:t>
+      </w:r>
+      <w:proofErr w:type="spellEnd"/>
+      <w:r>
+        <w:rPr>
+          <w:rFonts w:ascii="Arial" w:hAnsi="Arial" w:cs="Arial"/>
+          <w:sz w:val="24"/>
+          <w:szCs w:val="24"/>
+          <w:lang w:val="es-DO"/>
+        </w:rPr>
+        <w:t xml:space="preserve"> funge como punto de entrada principal, donde se interactúa con el usuario y se configuran parámetros de ejecución, como la cantidad de procesadores a utilizar y el método de evaluación. Entre las opciones se incluyen el procesamiento secuencial, el uso de '</w:t>
+      </w:r>
+      <w:proofErr w:type="spellStart"/>
+      <w:r>
+        <w:rPr>
+          <w:rFonts w:ascii="Arial" w:hAnsi="Arial" w:cs="Arial"/>
+          <w:sz w:val="24"/>
+          <w:szCs w:val="24"/>
+          <w:lang w:val="es-DO"/>
+        </w:rPr>
+        <w:t>Parallel</w:t>
+      </w:r>
+      <w:proofErr w:type="spellEnd"/>
+      <w:r>
+        <w:rPr>
+          <w:rFonts w:ascii="Arial" w:hAnsi="Arial" w:cs="Arial"/>
+          <w:sz w:val="24"/>
+          <w:szCs w:val="24"/>
+          <w:lang w:val="es-DO"/>
+        </w:rPr>
+        <w:t xml:space="preserve"> For', la implementación basada en tareas y la ejecución mediante hilos. Por su parte, </w:t>
+      </w:r>
+      <w:proofErr w:type="spellStart"/>
+      <w:r>
+        <w:rPr>
+          <w:rFonts w:ascii="Arial" w:hAnsi="Arial" w:cs="Arial"/>
+          <w:sz w:val="24"/>
+          <w:szCs w:val="24"/>
+          <w:lang w:val="es-DO"/>
+        </w:rPr>
+        <w:t>OperacionesETL.cs</w:t>
+      </w:r>
+      <w:proofErr w:type="spellEnd"/>
+      <w:r>
+        <w:rPr>
+          <w:rFonts w:ascii="Arial" w:hAnsi="Arial" w:cs="Arial"/>
+          <w:sz w:val="24"/>
+          <w:szCs w:val="24"/>
+          <w:lang w:val="es-DO"/>
+        </w:rPr>
+        <w:t xml:space="preserve"> concentra la lógica de negocio, implementando procesos de extracción, transformación y carga de datos. </w:t>
+      </w:r>
+    </w:p>
+    <w:p>
+      <w:pPr>
+        <w:rPr>
+          <w:rFonts w:ascii="Arial" w:hAnsi="Arial" w:cs="Arial"/>
+          <w:sz w:val="24"/>
+          <w:szCs w:val="24"/>
+          <w:lang w:val="es-DO"/>
+        </w:rPr>
+      </w:pPr>
+      <w:r>
+        <w:rPr>
+          <w:rFonts w:ascii="Arial" w:hAnsi="Arial" w:cs="Arial"/>
+          <w:sz w:val="24"/>
+          <w:szCs w:val="24"/>
+          <w:lang w:val="es-DO"/>
+        </w:rPr>
+        <w:t xml:space="preserve">Finalmente, el módulo de telemetría y </w:t>
+      </w:r>
+      <w:proofErr w:type="spellStart"/>
+      <w:r>
+        <w:rPr>
+          <w:rFonts w:ascii="Arial" w:hAnsi="Arial" w:cs="Arial"/>
+          <w:sz w:val="24"/>
+          <w:szCs w:val="24"/>
+          <w:lang w:val="es-DO"/>
+        </w:rPr>
+        <w:t>speedup</w:t>
+      </w:r>
+      <w:proofErr w:type="spellEnd"/>
+      <w:r>
+        <w:rPr>
+          <w:rFonts w:ascii="Arial" w:hAnsi="Arial" w:cs="Arial"/>
+          <w:sz w:val="24"/>
+          <w:szCs w:val="24"/>
+          <w:lang w:val="es-DO"/>
+        </w:rPr>
+        <w:t xml:space="preserve"> se encarga de medir con precisión los tiempos de ejecución, validar los resultados usando funciones de comparación con tolerancia Épsilon, y calcular métricas como el </w:t>
+      </w:r>
+      <w:proofErr w:type="spellStart"/>
+      <w:r>
+        <w:rPr>
+          <w:rFonts w:ascii="Arial" w:hAnsi="Arial" w:cs="Arial"/>
+          <w:sz w:val="24"/>
+          <w:szCs w:val="24"/>
+          <w:lang w:val="es-DO"/>
+        </w:rPr>
+        <w:t>speedup</w:t>
+      </w:r>
+      <w:proofErr w:type="spellEnd"/>
+      <w:r>
+        <w:rPr>
+          <w:rFonts w:ascii="Arial" w:hAnsi="Arial" w:cs="Arial"/>
+          <w:sz w:val="24"/>
+          <w:szCs w:val="24"/>
+          <w:lang w:val="es-DO"/>
+        </w:rPr>
+        <w:t xml:space="preserve"> y la eficiencia. Con todo ello, es posible evaluar de manera cuantitativa el comportamiento del sistema y determinar el nivel de mejora alcanzado al utilizar técnicas de programación paralela.</w:t>
+      </w:r>
+    </w:p>
+    <w:p>
+      <w:pPr>
+        <w:rPr>
+          <w:lang w:val="es-DO"/>
+        </w:rPr>
+      </w:pPr>
+    </w:p>
+    <w:p>
+      <w:pPr>
+        <w:pStyle w:val="Heading1"/>
         <w:rPr>
           <w:rFonts w:ascii="Arial" w:hAnsi="Arial" w:cs="Arial"/>
           <w:b/>
@@ -4582,9 +5471,8 @@
           <w:sz w:val="24"/>
           <w:szCs w:val="24"/>
         </w:rPr>
-        <w:t xml:space="preserve">4.4 Herramientas y </w:t>
-      </w:r>
-      <w:proofErr w:type="spellStart"/>
+      </w:pPr>
+      <w:bookmarkStart w:id="23" w:name="_Toc236865492"/>
       <w:r>
         <w:rPr>
           <w:rFonts w:ascii="Arial" w:hAnsi="Arial" w:cs="Arial"/>
@@ -4594,9 +5482,9 @@
           <w:sz w:val="24"/>
           <w:szCs w:val="24"/>
         </w:rPr>
-        <w:t>Tecnologías</w:t>
-      </w:r>
-      <w:proofErr w:type="spellEnd"/>
+        <w:t xml:space="preserve">5.2 </w:t>
+      </w:r>
+      <w:proofErr w:type="spellStart"/>
       <w:r>
         <w:rPr>
           <w:rFonts w:ascii="Arial" w:hAnsi="Arial" w:cs="Arial"/>
@@ -4606,9 +5494,9 @@
           <w:sz w:val="24"/>
           <w:szCs w:val="24"/>
         </w:rPr>
-        <w:t xml:space="preserve"> </w:t>
-      </w:r>
-      <w:proofErr w:type="spellStart"/>
+        <w:t>Explicación</w:t>
+      </w:r>
+      <w:proofErr w:type="spellEnd"/>
       <w:r>
         <w:rPr>
           <w:rFonts w:ascii="Arial" w:hAnsi="Arial" w:cs="Arial"/>
@@ -4618,68 +5506,2430 @@
           <w:sz w:val="24"/>
           <w:szCs w:val="24"/>
         </w:rPr>
-        <w:t>Empleadas</w:t>
-      </w:r>
-      <w:bookmarkEnd w:id="20"/>
+        <w:t xml:space="preserve"> del Código Clave</w:t>
+      </w:r>
+      <w:bookmarkEnd w:id="23"/>
+    </w:p>
+    <w:p>
+      <w:pPr>
+        <w:rPr>
+          <w:rFonts w:ascii="Arial" w:hAnsi="Arial" w:cs="Arial"/>
+          <w:sz w:val="24"/>
+          <w:szCs w:val="24"/>
+          <w:lang w:val="es-DO"/>
+        </w:rPr>
+      </w:pPr>
+      <w:r>
+        <w:rPr>
+          <w:rFonts w:ascii="Arial" w:hAnsi="Arial" w:cs="Arial"/>
+          <w:sz w:val="24"/>
+          <w:szCs w:val="24"/>
+          <w:lang w:val="es-DO"/>
+        </w:rPr>
+        <w:t>Se define el número de bloques según los procesadores disponibles, se calcula el tamaño de cada bloque y se crea un arreglo de tareas. Luego, un bucle determina los índices de inicio y fin para asegurar que todos los registros se procesen correctamente, encargándose el último bloque de los elementos restantes. Cada tarea se ejecuta con '</w:t>
+      </w:r>
+      <w:proofErr w:type="spellStart"/>
+      <w:r>
+        <w:rPr>
+          <w:rFonts w:ascii="Arial" w:hAnsi="Arial" w:cs="Arial"/>
+          <w:sz w:val="24"/>
+          <w:szCs w:val="24"/>
+          <w:lang w:val="es-DO"/>
+        </w:rPr>
+        <w:t>Task.Run</w:t>
+      </w:r>
       <w:proofErr w:type="spellEnd"/>
-    </w:p>
-    <w:p>
-      <w:pPr>
-        <w:jc w:val="both"/>
-        <w:rPr>
-          <w:lang w:val="es-ES"/>
-        </w:rPr>
-      </w:pPr>
-      <w:r>
-        <w:rPr>
-          <w:lang w:val="es-ES"/>
-        </w:rPr>
-        <w:t xml:space="preserve">Las principales herramientas o tecnologías empleadas serían el lenguaje de programación C# con .NET Framework o .NET Core y las librerías de paralelismo que nosotros hemos ido aprendiendo en el transcurso del cuatrimestre. Para la telemetría y control, podríamos utilizar System </w:t>
+      <w:r>
+        <w:rPr>
+          <w:rFonts w:ascii="Arial" w:hAnsi="Arial" w:cs="Arial"/>
+          <w:sz w:val="24"/>
+          <w:szCs w:val="24"/>
+          <w:lang w:val="es-DO"/>
+        </w:rPr>
+        <w:t xml:space="preserve">', procesando de </w:t>
+      </w:r>
+      <w:r>
+        <w:rPr>
+          <w:rFonts w:ascii="Arial" w:hAnsi="Arial" w:cs="Arial"/>
+          <w:sz w:val="24"/>
+          <w:szCs w:val="24"/>
+          <w:lang w:val="es-DO"/>
+        </w:rPr>
+        <w:lastRenderedPageBreak/>
+        <w:t>forma concurrente su porción de datos y manteniendo una suma parcial para evitar variables globales compartidas. Al finalizar todas las tareas, se usa '</w:t>
       </w:r>
       <w:proofErr w:type="spellStart"/>
       <w:r>
         <w:rPr>
-          <w:lang w:val="es-ES"/>
-        </w:rPr>
-        <w:t>Diagnostics</w:t>
+          <w:rFonts w:ascii="Arial" w:hAnsi="Arial" w:cs="Arial"/>
+          <w:sz w:val="24"/>
+          <w:szCs w:val="24"/>
+          <w:lang w:val="es-DO"/>
+        </w:rPr>
+        <w:t>Task.WhenAll</w:t>
       </w:r>
       <w:proofErr w:type="spellEnd"/>
       <w:r>
         <w:rPr>
-          <w:lang w:val="es-ES"/>
+          <w:rFonts w:ascii="Arial" w:hAnsi="Arial" w:cs="Arial"/>
+          <w:sz w:val="24"/>
+          <w:szCs w:val="24"/>
+          <w:lang w:val="es-DO"/>
+        </w:rPr>
+        <w:t>' para sincronizar la finalización y sumar los resultados parciales, obteniendo así el resultado global del proceso. Este diseño distribuye eficientemente la carga entre recursos disponibles, mantiene alta escalabilidad y produce resultados equivalentes a una ejecución secuencial, pero con tiempos de procesamiento menores en hardware con múltiples núcleos.</w:t>
+      </w:r>
+    </w:p>
+    <w:p>
+      <w:pPr>
+        <w:rPr>
+          <w:lang w:val="es-DO"/>
+        </w:rPr>
+      </w:pPr>
+    </w:p>
+    <w:p>
+      <w:pPr>
+        <w:pStyle w:val="Heading1"/>
+        <w:rPr>
+          <w:rFonts w:ascii="Arial" w:hAnsi="Arial" w:cs="Arial"/>
+          <w:b/>
+          <w:bCs/>
+          <w:color w:val="auto"/>
+          <w:sz w:val="24"/>
+          <w:szCs w:val="24"/>
+        </w:rPr>
+      </w:pPr>
+      <w:bookmarkStart w:id="24" w:name="_Toc236865493"/>
+      <w:r>
+        <w:rPr>
+          <w:rFonts w:ascii="Arial" w:hAnsi="Arial" w:cs="Arial"/>
+          <w:b/>
+          <w:bCs/>
+          <w:color w:val="auto"/>
+          <w:sz w:val="24"/>
+          <w:szCs w:val="24"/>
+        </w:rPr>
+        <w:t xml:space="preserve">5.3 Uso de </w:t>
+      </w:r>
+      <w:proofErr w:type="spellStart"/>
+      <w:r>
+        <w:rPr>
+          <w:rFonts w:ascii="Arial" w:hAnsi="Arial" w:cs="Arial"/>
+          <w:b/>
+          <w:bCs/>
+          <w:color w:val="auto"/>
+          <w:sz w:val="24"/>
+          <w:szCs w:val="24"/>
+        </w:rPr>
+        <w:t>Mecanismos</w:t>
+      </w:r>
+      <w:proofErr w:type="spellEnd"/>
+      <w:r>
+        <w:rPr>
+          <w:rFonts w:ascii="Arial" w:hAnsi="Arial" w:cs="Arial"/>
+          <w:b/>
+          <w:bCs/>
+          <w:color w:val="auto"/>
+          <w:sz w:val="24"/>
+          <w:szCs w:val="24"/>
+        </w:rPr>
+        <w:t xml:space="preserve"> de </w:t>
+      </w:r>
+      <w:proofErr w:type="spellStart"/>
+      <w:r>
+        <w:rPr>
+          <w:rFonts w:ascii="Arial" w:hAnsi="Arial" w:cs="Arial"/>
+          <w:b/>
+          <w:bCs/>
+          <w:color w:val="auto"/>
+          <w:sz w:val="24"/>
+          <w:szCs w:val="24"/>
+        </w:rPr>
+        <w:t>Sincronización</w:t>
+      </w:r>
+      <w:bookmarkEnd w:id="24"/>
+      <w:proofErr w:type="spellEnd"/>
+    </w:p>
+    <w:p>
+      <w:pPr>
+        <w:rPr>
+          <w:rFonts w:ascii="Arial" w:hAnsi="Arial" w:cs="Arial"/>
+          <w:sz w:val="24"/>
+          <w:szCs w:val="24"/>
+          <w:lang w:val="es-DO"/>
+        </w:rPr>
+      </w:pPr>
+      <w:r>
+        <w:rPr>
+          <w:rFonts w:ascii="Arial" w:hAnsi="Arial" w:cs="Arial"/>
+          <w:sz w:val="24"/>
+          <w:szCs w:val="24"/>
+          <w:lang w:val="es-DO"/>
+        </w:rPr>
+        <w:t>D</w:t>
+      </w:r>
+      <w:r>
+        <w:rPr>
+          <w:rFonts w:ascii="Arial" w:hAnsi="Arial" w:cs="Arial"/>
+          <w:sz w:val="24"/>
+          <w:szCs w:val="24"/>
+          <w:lang w:val="es-DO"/>
+        </w:rPr>
+        <w:t xml:space="preserve">ebido a que múltiples hilos o tareas se ejecutan simultáneamente, el sistema debe gestionar con cuidado los recursos compartidos, como contadores globales, bitácoras y listas de consolidación. Para evitar inconsistencias y las llamadas </w:t>
+      </w:r>
+      <w:proofErr w:type="spellStart"/>
+      <w:r>
+        <w:rPr>
+          <w:rFonts w:ascii="Arial" w:hAnsi="Arial" w:cs="Arial"/>
+          <w:i/>
+          <w:iCs/>
+          <w:sz w:val="24"/>
+          <w:szCs w:val="24"/>
+          <w:lang w:val="es-DO"/>
+        </w:rPr>
+        <w:t>race</w:t>
+      </w:r>
+      <w:proofErr w:type="spellEnd"/>
+      <w:r>
+        <w:rPr>
+          <w:rFonts w:ascii="Arial" w:hAnsi="Arial" w:cs="Arial"/>
+          <w:i/>
+          <w:iCs/>
+          <w:sz w:val="24"/>
+          <w:szCs w:val="24"/>
+          <w:lang w:val="es-DO"/>
         </w:rPr>
         <w:t xml:space="preserve"> </w:t>
       </w:r>
       <w:proofErr w:type="spellStart"/>
       <w:r>
         <w:rPr>
-          <w:lang w:val="es-ES"/>
+          <w:rFonts w:ascii="Arial" w:hAnsi="Arial" w:cs="Arial"/>
+          <w:i/>
+          <w:iCs/>
+          <w:sz w:val="24"/>
+          <w:szCs w:val="24"/>
+          <w:lang w:val="es-DO"/>
+        </w:rPr>
+        <w:t>conditions</w:t>
+      </w:r>
+      <w:proofErr w:type="spellEnd"/>
+      <w:r>
+        <w:rPr>
+          <w:rFonts w:ascii="Arial" w:hAnsi="Arial" w:cs="Arial"/>
+          <w:sz w:val="24"/>
+          <w:szCs w:val="24"/>
+          <w:lang w:val="es-DO"/>
+        </w:rPr>
+        <w:t xml:space="preserve">, se implementan mecanismos de sincronización seguros, como bloques </w:t>
+      </w:r>
+      <w:proofErr w:type="spellStart"/>
+      <w:r>
+        <w:rPr>
+          <w:rFonts w:ascii="Arial" w:hAnsi="Arial" w:cs="Arial"/>
+          <w:i/>
+          <w:iCs/>
+          <w:sz w:val="24"/>
+          <w:szCs w:val="24"/>
+          <w:lang w:val="es-DO"/>
+        </w:rPr>
+        <w:t>lock</w:t>
+      </w:r>
+      <w:proofErr w:type="spellEnd"/>
+      <w:r>
+        <w:rPr>
+          <w:rFonts w:ascii="Arial" w:hAnsi="Arial" w:cs="Arial"/>
+          <w:sz w:val="24"/>
+          <w:szCs w:val="24"/>
+          <w:lang w:val="es-DO"/>
+        </w:rPr>
+        <w:t xml:space="preserve"> y monitores, los cuales restringen el acceso a secciones críticas del código donde se modifican variables o estructuras de datos globales. Sin embargo, para reducir la sobrecarga que implican los bloqueos, se prioriza el uso de variables locales por hilo (</w:t>
+      </w:r>
+      <w:proofErr w:type="spellStart"/>
+      <w:r>
+        <w:rPr>
+          <w:rFonts w:ascii="Arial" w:hAnsi="Arial" w:cs="Arial"/>
+          <w:i/>
+          <w:iCs/>
+          <w:sz w:val="24"/>
+          <w:szCs w:val="24"/>
+          <w:lang w:val="es-DO"/>
+        </w:rPr>
+        <w:t>Thread</w:t>
+      </w:r>
+      <w:proofErr w:type="spellEnd"/>
+      <w:r>
+        <w:rPr>
+          <w:rFonts w:ascii="Arial" w:hAnsi="Arial" w:cs="Arial"/>
+          <w:i/>
+          <w:iCs/>
+          <w:sz w:val="24"/>
+          <w:szCs w:val="24"/>
+          <w:lang w:val="es-DO"/>
+        </w:rPr>
+        <w:t xml:space="preserve"> Local Storage</w:t>
+      </w:r>
+      <w:r>
+        <w:rPr>
+          <w:rFonts w:ascii="Arial" w:hAnsi="Arial" w:cs="Arial"/>
+          <w:sz w:val="24"/>
+          <w:szCs w:val="24"/>
+          <w:lang w:val="es-DO"/>
+        </w:rPr>
+        <w:t xml:space="preserve">). Cada tarea procesa su bloque de datos de manera independiente y guarda el resultado en una suma parcial, reduciendo así la contención entre hilos. La sincronización se limita a la fase final de agregación, donde los resultados parciales se combinan de forma segura, por ejemplo, mediante </w:t>
+      </w:r>
+      <w:proofErr w:type="spellStart"/>
+      <w:r>
+        <w:rPr>
+          <w:rFonts w:ascii="Arial" w:hAnsi="Arial" w:cs="Arial"/>
+          <w:sz w:val="24"/>
+          <w:szCs w:val="24"/>
+          <w:lang w:val="es-DO"/>
+        </w:rPr>
+        <w:t>Task.WhenAll</w:t>
+      </w:r>
+      <w:proofErr w:type="spellEnd"/>
+      <w:r>
+        <w:rPr>
+          <w:rFonts w:ascii="Arial" w:hAnsi="Arial" w:cs="Arial"/>
+          <w:sz w:val="24"/>
+          <w:szCs w:val="24"/>
+          <w:lang w:val="es-DO"/>
+        </w:rPr>
+        <w:t>(). Así se logra un equilibrio entre la seguridad de los datos, la sincronización correcta y un alto nivel de eficiencia durante la ejecución paralela.</w:t>
+      </w:r>
+    </w:p>
+    <w:p>
+      <w:pPr>
+        <w:rPr>
+          <w:lang w:val="es-DO"/>
+        </w:rPr>
+      </w:pPr>
+    </w:p>
+    <w:p>
+      <w:pPr>
+        <w:pStyle w:val="Heading1"/>
+        <w:rPr>
+          <w:rFonts w:ascii="Arial" w:hAnsi="Arial" w:cs="Arial"/>
+          <w:b/>
+          <w:bCs/>
+          <w:color w:val="auto"/>
+          <w:sz w:val="24"/>
+          <w:szCs w:val="24"/>
+          <w:lang w:val="es-DO"/>
+        </w:rPr>
+      </w:pPr>
+      <w:bookmarkStart w:id="25" w:name="_Toc236865494"/>
+      <w:r>
+        <w:rPr>
+          <w:rFonts w:ascii="Arial" w:hAnsi="Arial" w:cs="Arial"/>
+          <w:b/>
+          <w:bCs/>
+          <w:color w:val="auto"/>
+          <w:sz w:val="24"/>
+          <w:szCs w:val="24"/>
+          <w:lang w:val="es-DO"/>
+        </w:rPr>
+        <w:t>5.4 Justificación Técnica de las Decisiones Tomadas</w:t>
+      </w:r>
+      <w:bookmarkEnd w:id="25"/>
+    </w:p>
+    <w:p>
+      <w:pPr>
+        <w:rPr>
+          <w:rFonts w:ascii="Arial" w:hAnsi="Arial" w:cs="Arial"/>
+          <w:sz w:val="24"/>
+          <w:szCs w:val="24"/>
+          <w:lang w:val="es-DO"/>
+        </w:rPr>
+      </w:pPr>
+      <w:r>
+        <w:rPr>
+          <w:rFonts w:ascii="Arial" w:hAnsi="Arial" w:cs="Arial"/>
+          <w:sz w:val="24"/>
+          <w:szCs w:val="24"/>
+          <w:lang w:val="es-DO"/>
+        </w:rPr>
+        <w:t>L</w:t>
+      </w:r>
+      <w:r>
+        <w:rPr>
+          <w:rFonts w:ascii="Arial" w:hAnsi="Arial" w:cs="Arial"/>
+          <w:sz w:val="24"/>
+          <w:szCs w:val="24"/>
+          <w:lang w:val="es-DO"/>
+        </w:rPr>
+        <w:t xml:space="preserve">as decisiones técnicas se tomaron para garantizar mediciones de rendimiento fiables y aprovechar de forma eficiente las capacidades de paralelismo de .NET. En primer lugar, se eligió simular los datos en memoria en vez de leer archivos CSV u otros medios de almacenamiento, lo que permite someter al procesador a cargas masivas en muy poco tiempo, eliminando el cuello de botella que supone la E S de del disco. Así, las pruebas reflejan de forma más precisa el desempeño real de los algoritmos paralelos, midiendo tiempos de ejecución que dependen principalmente del CPU y no del almacenamiento. Además, se seleccionó la </w:t>
+      </w:r>
+      <w:proofErr w:type="spellStart"/>
+      <w:r>
+        <w:rPr>
+          <w:rFonts w:ascii="Arial" w:hAnsi="Arial" w:cs="Arial"/>
+          <w:sz w:val="24"/>
+          <w:szCs w:val="24"/>
+          <w:lang w:val="es-DO"/>
+        </w:rPr>
+        <w:t>Task</w:t>
+      </w:r>
+      <w:proofErr w:type="spellEnd"/>
+      <w:r>
+        <w:rPr>
+          <w:rFonts w:ascii="Arial" w:hAnsi="Arial" w:cs="Arial"/>
+          <w:sz w:val="24"/>
+          <w:szCs w:val="24"/>
+          <w:lang w:val="es-DO"/>
+        </w:rPr>
+        <w:t xml:space="preserve"> </w:t>
+      </w:r>
+      <w:proofErr w:type="spellStart"/>
+      <w:r>
+        <w:rPr>
+          <w:rFonts w:ascii="Arial" w:hAnsi="Arial" w:cs="Arial"/>
+          <w:sz w:val="24"/>
+          <w:szCs w:val="24"/>
+          <w:lang w:val="es-DO"/>
+        </w:rPr>
+        <w:t>Parallel</w:t>
+      </w:r>
+      <w:proofErr w:type="spellEnd"/>
+      <w:r>
+        <w:rPr>
+          <w:rFonts w:ascii="Arial" w:hAnsi="Arial" w:cs="Arial"/>
+          <w:sz w:val="24"/>
+          <w:szCs w:val="24"/>
+          <w:lang w:val="es-DO"/>
+        </w:rPr>
+        <w:t xml:space="preserve"> Library, TPL, usando herramientas como </w:t>
+      </w:r>
+      <w:proofErr w:type="spellStart"/>
+      <w:r>
+        <w:rPr>
+          <w:rFonts w:ascii="Arial" w:hAnsi="Arial" w:cs="Arial"/>
+          <w:sz w:val="24"/>
+          <w:szCs w:val="24"/>
+          <w:lang w:val="es-DO"/>
+        </w:rPr>
+        <w:t>Parallel.For</w:t>
+      </w:r>
+      <w:proofErr w:type="spellEnd"/>
+      <w:r>
+        <w:rPr>
+          <w:rFonts w:ascii="Arial" w:hAnsi="Arial" w:cs="Arial"/>
+          <w:sz w:val="24"/>
+          <w:szCs w:val="24"/>
+          <w:lang w:val="es-DO"/>
+        </w:rPr>
+        <w:t xml:space="preserve"> y </w:t>
+      </w:r>
+      <w:proofErr w:type="spellStart"/>
+      <w:r>
+        <w:rPr>
+          <w:rFonts w:ascii="Arial" w:hAnsi="Arial" w:cs="Arial"/>
+          <w:sz w:val="24"/>
+          <w:szCs w:val="24"/>
+          <w:lang w:val="es-DO"/>
+        </w:rPr>
+        <w:t>Task.Run</w:t>
+      </w:r>
+      <w:proofErr w:type="spellEnd"/>
+      <w:r>
+        <w:rPr>
+          <w:rFonts w:ascii="Arial" w:hAnsi="Arial" w:cs="Arial"/>
+          <w:sz w:val="24"/>
+          <w:szCs w:val="24"/>
+          <w:lang w:val="es-DO"/>
+        </w:rPr>
+        <w:t xml:space="preserve"> en vez de hilos manuales con la clase </w:t>
+      </w:r>
+      <w:proofErr w:type="spellStart"/>
+      <w:r>
+        <w:rPr>
+          <w:rFonts w:ascii="Arial" w:hAnsi="Arial" w:cs="Arial"/>
+          <w:sz w:val="24"/>
+          <w:szCs w:val="24"/>
+          <w:lang w:val="es-DO"/>
+        </w:rPr>
+        <w:t>Thread</w:t>
+      </w:r>
+      <w:proofErr w:type="spellEnd"/>
+      <w:r>
+        <w:rPr>
+          <w:rFonts w:ascii="Arial" w:hAnsi="Arial" w:cs="Arial"/>
+          <w:sz w:val="24"/>
+          <w:szCs w:val="24"/>
+          <w:lang w:val="es-DO"/>
+        </w:rPr>
+        <w:t xml:space="preserve">. De este modo, la TPL administra automáticamente el </w:t>
+      </w:r>
+      <w:proofErr w:type="spellStart"/>
+      <w:r>
+        <w:rPr>
+          <w:rFonts w:ascii="Arial" w:hAnsi="Arial" w:cs="Arial"/>
+          <w:sz w:val="24"/>
+          <w:szCs w:val="24"/>
+          <w:lang w:val="es-DO"/>
+        </w:rPr>
+        <w:t>Thread</w:t>
+      </w:r>
+      <w:proofErr w:type="spellEnd"/>
+      <w:r>
+        <w:rPr>
+          <w:rFonts w:ascii="Arial" w:hAnsi="Arial" w:cs="Arial"/>
+          <w:sz w:val="24"/>
+          <w:szCs w:val="24"/>
+          <w:lang w:val="es-DO"/>
+        </w:rPr>
+        <w:t xml:space="preserve"> Pool de .NET, optimizando la creación y liberación de hilos y distribuyendo eficientemente la carga entre los núcleos disponibles. Así, se simplifica el desarrollo y se logra un mejor rendimiento y adaptabilidad a los recursos del sistema, permitiendo que el programador se concentre en la lógica del paralelismo sin gestionar manualmente el ciclo de vida de los hilos, obteniendo una solución más eficiente y alineada con las mejores prácticas actuales de programación paralela en C Sharp y .NET.</w:t>
+      </w:r>
+    </w:p>
+    <w:p>
+      <w:pPr>
+        <w:rPr>
+          <w:lang w:val="es-DO"/>
+        </w:rPr>
+      </w:pPr>
+    </w:p>
+    <w:p>
+      <w:pPr>
+        <w:pStyle w:val="Heading1"/>
+        <w:rPr>
+          <w:rFonts w:ascii="Arial" w:hAnsi="Arial" w:cs="Arial"/>
+          <w:b/>
+          <w:bCs/>
+          <w:color w:val="auto"/>
+          <w:sz w:val="28"/>
+          <w:szCs w:val="28"/>
+        </w:rPr>
+      </w:pPr>
+      <w:bookmarkStart w:id="26" w:name="_Toc236865495"/>
+      <w:r>
+        <w:rPr>
+          <w:rFonts w:ascii="Arial" w:hAnsi="Arial" w:cs="Arial"/>
+          <w:b/>
+          <w:bCs/>
+          <w:color w:val="auto"/>
+          <w:sz w:val="28"/>
+          <w:szCs w:val="28"/>
+        </w:rPr>
+        <w:lastRenderedPageBreak/>
+        <w:t>6. EVALUACIÓN DE DESEMPEÑO</w:t>
+      </w:r>
+      <w:bookmarkEnd w:id="26"/>
+    </w:p>
+    <w:p>
+      <w:pPr>
+        <w:rPr>
+          <w:lang w:val="es-DO"/>
+        </w:rPr>
+      </w:pPr>
+    </w:p>
+    <w:p>
+      <w:pPr>
+        <w:pStyle w:val="Heading1"/>
+        <w:rPr>
+          <w:rFonts w:ascii="Arial" w:hAnsi="Arial" w:cs="Arial"/>
+          <w:b/>
+          <w:bCs/>
+          <w:color w:val="auto"/>
+          <w:sz w:val="24"/>
+          <w:szCs w:val="24"/>
+          <w:lang w:val="es-DO"/>
+        </w:rPr>
+      </w:pPr>
+      <w:bookmarkStart w:id="27" w:name="_Toc236865496"/>
+      <w:r>
+        <w:rPr>
+          <w:rFonts w:ascii="Arial" w:hAnsi="Arial" w:cs="Arial"/>
+          <w:b/>
+          <w:bCs/>
+          <w:color w:val="auto"/>
+          <w:sz w:val="24"/>
+          <w:szCs w:val="24"/>
+          <w:lang w:val="es-DO"/>
+        </w:rPr>
+        <w:t>6.1 Comparativa Entre Ejecución Secuencial y Paralela</w:t>
+      </w:r>
+      <w:bookmarkEnd w:id="27"/>
+    </w:p>
+    <w:p>
+      <w:pPr>
+        <w:rPr>
+          <w:rFonts w:ascii="Arial" w:hAnsi="Arial" w:cs="Arial"/>
+          <w:sz w:val="24"/>
+          <w:szCs w:val="24"/>
+          <w:lang w:val="es-DO"/>
+        </w:rPr>
+      </w:pPr>
+      <w:r>
+        <w:rPr>
+          <w:rFonts w:ascii="Arial" w:hAnsi="Arial" w:cs="Arial"/>
+          <w:sz w:val="24"/>
+          <w:szCs w:val="24"/>
+          <w:lang w:val="es-DO"/>
+        </w:rPr>
+        <w:t>C</w:t>
+      </w:r>
+      <w:r>
+        <w:rPr>
+          <w:rFonts w:ascii="Arial" w:hAnsi="Arial" w:cs="Arial"/>
+          <w:sz w:val="24"/>
+          <w:szCs w:val="24"/>
+          <w:lang w:val="es-DO"/>
+        </w:rPr>
+        <w:t>on el fin de evaluar objetivamente el rendimiento, se realizaron pruebas variando tanto el volumen de datos transaccionales como la cantidad de procesadores habilitados mediante '</w:t>
+      </w:r>
+      <w:proofErr w:type="spellStart"/>
+      <w:r>
+        <w:rPr>
+          <w:rFonts w:ascii="Arial" w:hAnsi="Arial" w:cs="Arial"/>
+          <w:sz w:val="24"/>
+          <w:szCs w:val="24"/>
+          <w:lang w:val="es-DO"/>
+        </w:rPr>
+        <w:t>Environment.ProcessorCount</w:t>
+      </w:r>
+      <w:proofErr w:type="spellEnd"/>
+      <w:r>
+        <w:rPr>
+          <w:rFonts w:ascii="Arial" w:hAnsi="Arial" w:cs="Arial"/>
+          <w:sz w:val="24"/>
+          <w:szCs w:val="24"/>
+          <w:lang w:val="es-DO"/>
+        </w:rPr>
+        <w:t xml:space="preserve">'. Los resultados iniciales muestran que la ejecución secuencial incrementa el tiempo de procesamiento de forma prácticamente lineal a medida que crece el volumen de datos, ya que todas las transacciones son manejadas por un único flujo de ejecución. En contraste, la ejecución paralela demuestra una mayor capacidad para absorber el incremento de la carga, al repartir las transacciones entre múltiples núcleos del procesador, reduciendo significativamente el tiempo total y mejorando el uso de recursos. Como consecuencia, se obtienen mejores métricas de </w:t>
+      </w:r>
+      <w:proofErr w:type="spellStart"/>
+      <w:r>
+        <w:rPr>
+          <w:rFonts w:ascii="Arial" w:hAnsi="Arial" w:cs="Arial"/>
+          <w:sz w:val="24"/>
+          <w:szCs w:val="24"/>
+          <w:lang w:val="es-DO"/>
+        </w:rPr>
+        <w:t>speedup</w:t>
+      </w:r>
+      <w:proofErr w:type="spellEnd"/>
+      <w:r>
+        <w:rPr>
+          <w:rFonts w:ascii="Arial" w:hAnsi="Arial" w:cs="Arial"/>
+          <w:sz w:val="24"/>
+          <w:szCs w:val="24"/>
+          <w:lang w:val="es-DO"/>
+        </w:rPr>
+        <w:t xml:space="preserve"> y eficiencia, especialmente cuando el tamaño del conjunto de datos es lo suficientemente grande como para compensar el costo de coordinar y sincronizar las tareas paralelas. En conjunto, estas evidencias muestran ventajas significativas de la programación paralela frente al procesamiento secuencial en escenarios de datos masivos.</w:t>
+      </w:r>
+    </w:p>
+    <w:p>
+      <w:pPr>
+        <w:rPr>
+          <w:lang w:val="es-DO"/>
+        </w:rPr>
+      </w:pPr>
+    </w:p>
+    <w:p>
+      <w:pPr>
+        <w:pStyle w:val="Heading1"/>
+        <w:rPr>
+          <w:rFonts w:ascii="Arial" w:hAnsi="Arial" w:cs="Arial"/>
+          <w:b/>
+          <w:bCs/>
+          <w:color w:val="auto"/>
+          <w:sz w:val="24"/>
+          <w:szCs w:val="24"/>
+          <w:lang w:val="es-DO"/>
+        </w:rPr>
+      </w:pPr>
+      <w:bookmarkStart w:id="28" w:name="_Toc236865497"/>
+      <w:r>
+        <w:rPr>
+          <w:rFonts w:ascii="Arial" w:hAnsi="Arial" w:cs="Arial"/>
+          <w:b/>
+          <w:bCs/>
+          <w:color w:val="auto"/>
+          <w:sz w:val="24"/>
+          <w:szCs w:val="24"/>
+          <w:lang w:val="es-DO"/>
+        </w:rPr>
+        <w:t>6.2 Métricas: Tiempo de Ejecución, Eficiencia y Escalabilidad</w:t>
+      </w:r>
+      <w:bookmarkEnd w:id="28"/>
+    </w:p>
+    <w:p>
+      <w:pPr>
+        <w:rPr>
+          <w:rFonts w:ascii="Arial" w:hAnsi="Arial" w:cs="Arial"/>
+          <w:sz w:val="24"/>
+          <w:szCs w:val="24"/>
+          <w:lang w:val="es-DO"/>
+        </w:rPr>
+      </w:pPr>
+      <w:r>
+        <w:rPr>
+          <w:rFonts w:ascii="Arial" w:hAnsi="Arial" w:cs="Arial"/>
+          <w:sz w:val="24"/>
+          <w:szCs w:val="24"/>
+          <w:lang w:val="es-DO"/>
+        </w:rPr>
+        <w:t>C</w:t>
+      </w:r>
+      <w:r>
+        <w:rPr>
+          <w:rFonts w:ascii="Arial" w:hAnsi="Arial" w:cs="Arial"/>
+          <w:sz w:val="24"/>
+          <w:szCs w:val="24"/>
+          <w:lang w:val="es-DO"/>
+        </w:rPr>
+        <w:t>on el fin de evaluar objetivamente el desempeño, se implementaron métricas estadísticas dentro del código. La primera métrica corresponde al tiempo de ejecución (T), medido en milisegundos con '</w:t>
+      </w:r>
+      <w:proofErr w:type="spellStart"/>
+      <w:r>
+        <w:rPr>
+          <w:rFonts w:ascii="Arial" w:hAnsi="Arial" w:cs="Arial"/>
+          <w:sz w:val="24"/>
+          <w:szCs w:val="24"/>
+          <w:lang w:val="es-DO"/>
         </w:rPr>
         <w:t>Stopwatch</w:t>
       </w:r>
       <w:proofErr w:type="spellEnd"/>
       <w:r>
         <w:rPr>
-          <w:lang w:val="es-ES"/>
-        </w:rPr>
-        <w:t xml:space="preserve"> para la medición precisa en milisegundos y cálculo de </w:t>
+          <w:rFonts w:ascii="Arial" w:hAnsi="Arial" w:cs="Arial"/>
+          <w:sz w:val="24"/>
+          <w:szCs w:val="24"/>
+          <w:lang w:val="es-DO"/>
+        </w:rPr>
+        <w:t xml:space="preserve">', lo que permite comparar la duración de la versión secuencial frente a las paralelas bajo las mismas condiciones. A partir de estas mediciones se calcula la aceleración o </w:t>
       </w:r>
       <w:proofErr w:type="spellStart"/>
       <w:r>
         <w:rPr>
-          <w:lang w:val="es-ES"/>
-        </w:rPr>
-        <w:t>speedup</w:t>
+          <w:rFonts w:ascii="Arial" w:hAnsi="Arial" w:cs="Arial"/>
+          <w:sz w:val="24"/>
+          <w:szCs w:val="24"/>
+          <w:lang w:val="es-DO"/>
+        </w:rPr>
+        <w:t>speed</w:t>
       </w:r>
       <w:proofErr w:type="spellEnd"/>
       <w:r>
         <w:rPr>
-          <w:lang w:val="es-ES"/>
-        </w:rPr>
-        <w:t>. Y para la gestión de versiones utilizaríamos la plataforma de GitHub.</w:t>
-      </w:r>
+          <w:rFonts w:ascii="Arial" w:hAnsi="Arial" w:cs="Arial"/>
+          <w:sz w:val="24"/>
+          <w:szCs w:val="24"/>
+          <w:lang w:val="es-DO"/>
+        </w:rPr>
+        <w:t>-up, que indica cuántas veces la solución paralela supera en velocidad a la secuencial. La tercera métrica es la eficiencia, que mide el porcentaje de aprovechamiento real de los procesadores utilizados, con un valor ideal cercano al 100%, aunque en la práctica este suele disminuir ligeramente debido a la sobrecarga de sincronización y balanceo. Finalmente, el análisis conjunto del tiempo de ejecución, la aceleración y la eficiencia permite determinar la escalabilidad del sistema. Si al aumentar el número de procesadores el tiempo de procesamiento disminuye y las métricas se mantienen favorables, se concluye que la aplicación escala correctamente y aprovecha de manera eficiente las arquitecturas multinúcleo para el procesamiento masivo de datos transaccionales.</w:t>
+      </w:r>
+    </w:p>
+    <w:p>
+      <w:pPr>
+        <w:rPr>
+          <w:lang w:val="es-DO"/>
+        </w:rPr>
+      </w:pPr>
+    </w:p>
+    <w:p>
+      <w:pPr>
+        <w:pStyle w:val="Heading1"/>
+        <w:rPr>
+          <w:rFonts w:ascii="Arial" w:hAnsi="Arial" w:cs="Arial"/>
+          <w:b/>
+          <w:bCs/>
+          <w:color w:val="auto"/>
+          <w:sz w:val="24"/>
+          <w:szCs w:val="24"/>
+        </w:rPr>
+      </w:pPr>
+      <w:bookmarkStart w:id="29" w:name="_Toc236865498"/>
+      <w:r>
+        <w:rPr>
+          <w:rFonts w:ascii="Arial" w:hAnsi="Arial" w:cs="Arial"/>
+          <w:b/>
+          <w:bCs/>
+          <w:color w:val="auto"/>
+          <w:sz w:val="24"/>
+          <w:szCs w:val="24"/>
+        </w:rPr>
+        <w:t xml:space="preserve">6.3 </w:t>
+      </w:r>
+      <w:proofErr w:type="spellStart"/>
+      <w:r>
+        <w:rPr>
+          <w:rFonts w:ascii="Arial" w:hAnsi="Arial" w:cs="Arial"/>
+          <w:b/>
+          <w:bCs/>
+          <w:color w:val="auto"/>
+          <w:sz w:val="24"/>
+          <w:szCs w:val="24"/>
+        </w:rPr>
+        <w:t>Gráficas</w:t>
+      </w:r>
+      <w:proofErr w:type="spellEnd"/>
+      <w:r>
+        <w:rPr>
+          <w:rFonts w:ascii="Arial" w:hAnsi="Arial" w:cs="Arial"/>
+          <w:b/>
+          <w:bCs/>
+          <w:color w:val="auto"/>
+          <w:sz w:val="24"/>
+          <w:szCs w:val="24"/>
+        </w:rPr>
+        <w:t xml:space="preserve"> o </w:t>
+      </w:r>
+      <w:proofErr w:type="spellStart"/>
+      <w:r>
+        <w:rPr>
+          <w:rFonts w:ascii="Arial" w:hAnsi="Arial" w:cs="Arial"/>
+          <w:b/>
+          <w:bCs/>
+          <w:color w:val="auto"/>
+          <w:sz w:val="24"/>
+          <w:szCs w:val="24"/>
+        </w:rPr>
+        <w:t>Tablas</w:t>
+      </w:r>
+      <w:proofErr w:type="spellEnd"/>
+      <w:r>
+        <w:rPr>
+          <w:rFonts w:ascii="Arial" w:hAnsi="Arial" w:cs="Arial"/>
+          <w:b/>
+          <w:bCs/>
+          <w:color w:val="auto"/>
+          <w:sz w:val="24"/>
+          <w:szCs w:val="24"/>
+        </w:rPr>
+        <w:t xml:space="preserve"> con </w:t>
+      </w:r>
+      <w:proofErr w:type="spellStart"/>
+      <w:r>
+        <w:rPr>
+          <w:rFonts w:ascii="Arial" w:hAnsi="Arial" w:cs="Arial"/>
+          <w:b/>
+          <w:bCs/>
+          <w:color w:val="auto"/>
+          <w:sz w:val="24"/>
+          <w:szCs w:val="24"/>
+        </w:rPr>
+        <w:t>Resultados</w:t>
+      </w:r>
+      <w:bookmarkEnd w:id="29"/>
+      <w:proofErr w:type="spellEnd"/>
     </w:p>
     <w:p/>
+    <w:p/>
+    <w:p/>
+    <w:tbl>
+      <w:tblPr>
+        <w:tblW w:w="0" w:type="auto"/>
+        <w:tblCellSpacing w:w="15" w:type="dxa"/>
+        <w:tblCellMar>
+          <w:left w:w="0" w:type="dxa"/>
+          <w:right w:w="0" w:type="dxa"/>
+        </w:tblCellMar>
+        <w:tblLook w:val="04A0" w:firstRow="1" w:lastRow="0" w:firstColumn="1" w:lastColumn="0" w:noHBand="0" w:noVBand="1"/>
+      </w:tblPr>
+      <w:tblGrid>
+        <w:gridCol w:w="1748"/>
+        <w:gridCol w:w="1855"/>
+        <w:gridCol w:w="2008"/>
+        <w:gridCol w:w="1386"/>
+        <w:gridCol w:w="1470"/>
+        <w:gridCol w:w="1597"/>
+      </w:tblGrid>
+      <w:tr>
+        <w:trPr>
+          <w:tblHeader/>
+          <w:tblCellSpacing w:w="15" w:type="dxa"/>
+        </w:trPr>
+        <w:tc>
+          <w:tcPr>
+            <w:tcW w:w="0" w:type="auto"/>
+            <w:tcBorders>
+              <w:top w:val="single" w:sz="6" w:space="0" w:color="C4C7C5"/>
+              <w:left w:val="single" w:sz="6" w:space="0" w:color="C4C7C5"/>
+              <w:bottom w:val="single" w:sz="6" w:space="0" w:color="C4C7C5"/>
+              <w:right w:val="single" w:sz="6" w:space="0" w:color="C4C7C5"/>
+            </w:tcBorders>
+            <w:tcMar>
+              <w:top w:w="120" w:type="dxa"/>
+              <w:left w:w="180" w:type="dxa"/>
+              <w:bottom w:w="120" w:type="dxa"/>
+              <w:right w:w="180" w:type="dxa"/>
+            </w:tcMar>
+            <w:vAlign w:val="center"/>
+            <w:hideMark/>
+          </w:tcPr>
+          <w:p>
+            <w:pPr>
+              <w:spacing w:after="0" w:line="240" w:lineRule="auto"/>
+              <w:rPr>
+                <w:rFonts w:ascii="Arial" w:eastAsia="Times New Roman" w:hAnsi="Arial" w:cs="Arial"/>
+                <w:color w:val="1F1F1F"/>
+                <w:sz w:val="24"/>
+                <w:szCs w:val="24"/>
+              </w:rPr>
+            </w:pPr>
+            <w:proofErr w:type="spellStart"/>
+            <w:r>
+              <w:rPr>
+                <w:rFonts w:ascii="Arial" w:eastAsia="Times New Roman" w:hAnsi="Arial" w:cs="Arial"/>
+                <w:b/>
+                <w:bCs/>
+                <w:color w:val="1F1F1F"/>
+                <w:sz w:val="24"/>
+                <w:szCs w:val="24"/>
+                <w:bdr w:val="none" w:sz="0" w:space="0" w:color="auto" w:frame="1"/>
+              </w:rPr>
+              <w:lastRenderedPageBreak/>
+              <w:t>Tamaño</w:t>
+            </w:r>
+            <w:proofErr w:type="spellEnd"/>
+            <w:r>
+              <w:rPr>
+                <w:rFonts w:ascii="Arial" w:eastAsia="Times New Roman" w:hAnsi="Arial" w:cs="Arial"/>
+                <w:b/>
+                <w:bCs/>
+                <w:color w:val="1F1F1F"/>
+                <w:sz w:val="24"/>
+                <w:szCs w:val="24"/>
+                <w:bdr w:val="none" w:sz="0" w:space="0" w:color="auto" w:frame="1"/>
+              </w:rPr>
+              <w:t xml:space="preserve"> de Datos (N)</w:t>
+            </w:r>
+          </w:p>
+        </w:tc>
+        <w:tc>
+          <w:tcPr>
+            <w:tcW w:w="0" w:type="auto"/>
+            <w:tcBorders>
+              <w:top w:val="single" w:sz="6" w:space="0" w:color="C4C7C5"/>
+              <w:left w:val="single" w:sz="6" w:space="0" w:color="C4C7C5"/>
+              <w:bottom w:val="single" w:sz="6" w:space="0" w:color="C4C7C5"/>
+              <w:right w:val="single" w:sz="6" w:space="0" w:color="C4C7C5"/>
+            </w:tcBorders>
+            <w:tcMar>
+              <w:top w:w="120" w:type="dxa"/>
+              <w:left w:w="180" w:type="dxa"/>
+              <w:bottom w:w="120" w:type="dxa"/>
+              <w:right w:w="180" w:type="dxa"/>
+            </w:tcMar>
+            <w:vAlign w:val="center"/>
+            <w:hideMark/>
+          </w:tcPr>
+          <w:p>
+            <w:pPr>
+              <w:spacing w:after="0" w:line="240" w:lineRule="auto"/>
+              <w:rPr>
+                <w:rFonts w:ascii="Arial" w:eastAsia="Times New Roman" w:hAnsi="Arial" w:cs="Arial"/>
+                <w:color w:val="1F1F1F"/>
+                <w:sz w:val="24"/>
+                <w:szCs w:val="24"/>
+              </w:rPr>
+            </w:pPr>
+            <w:proofErr w:type="spellStart"/>
+            <w:r>
+              <w:rPr>
+                <w:rFonts w:ascii="Arial" w:eastAsia="Times New Roman" w:hAnsi="Arial" w:cs="Arial"/>
+                <w:b/>
+                <w:bCs/>
+                <w:color w:val="1F1F1F"/>
+                <w:sz w:val="24"/>
+                <w:szCs w:val="24"/>
+                <w:bdr w:val="none" w:sz="0" w:space="0" w:color="auto" w:frame="1"/>
+              </w:rPr>
+              <w:t>Método</w:t>
+            </w:r>
+            <w:proofErr w:type="spellEnd"/>
+            <w:r>
+              <w:rPr>
+                <w:rFonts w:ascii="Arial" w:eastAsia="Times New Roman" w:hAnsi="Arial" w:cs="Arial"/>
+                <w:b/>
+                <w:bCs/>
+                <w:color w:val="1F1F1F"/>
+                <w:sz w:val="24"/>
+                <w:szCs w:val="24"/>
+                <w:bdr w:val="none" w:sz="0" w:space="0" w:color="auto" w:frame="1"/>
+              </w:rPr>
+              <w:t xml:space="preserve"> de </w:t>
+            </w:r>
+            <w:proofErr w:type="spellStart"/>
+            <w:r>
+              <w:rPr>
+                <w:rFonts w:ascii="Arial" w:eastAsia="Times New Roman" w:hAnsi="Arial" w:cs="Arial"/>
+                <w:b/>
+                <w:bCs/>
+                <w:color w:val="1F1F1F"/>
+                <w:sz w:val="24"/>
+                <w:szCs w:val="24"/>
+                <w:bdr w:val="none" w:sz="0" w:space="0" w:color="auto" w:frame="1"/>
+              </w:rPr>
+              <w:t>Ejecución</w:t>
+            </w:r>
+            <w:proofErr w:type="spellEnd"/>
+          </w:p>
+        </w:tc>
+        <w:tc>
+          <w:tcPr>
+            <w:tcW w:w="0" w:type="auto"/>
+            <w:tcBorders>
+              <w:top w:val="single" w:sz="6" w:space="0" w:color="C4C7C5"/>
+              <w:left w:val="single" w:sz="6" w:space="0" w:color="C4C7C5"/>
+              <w:bottom w:val="single" w:sz="6" w:space="0" w:color="C4C7C5"/>
+              <w:right w:val="single" w:sz="6" w:space="0" w:color="C4C7C5"/>
+            </w:tcBorders>
+            <w:tcMar>
+              <w:top w:w="120" w:type="dxa"/>
+              <w:left w:w="180" w:type="dxa"/>
+              <w:bottom w:w="120" w:type="dxa"/>
+              <w:right w:w="180" w:type="dxa"/>
+            </w:tcMar>
+            <w:vAlign w:val="center"/>
+            <w:hideMark/>
+          </w:tcPr>
+          <w:p>
+            <w:pPr>
+              <w:spacing w:after="0" w:line="240" w:lineRule="auto"/>
+              <w:rPr>
+                <w:rFonts w:ascii="Arial" w:eastAsia="Times New Roman" w:hAnsi="Arial" w:cs="Arial"/>
+                <w:color w:val="1F1F1F"/>
+                <w:sz w:val="24"/>
+                <w:szCs w:val="24"/>
+              </w:rPr>
+            </w:pPr>
+            <w:proofErr w:type="spellStart"/>
+            <w:r>
+              <w:rPr>
+                <w:rFonts w:ascii="Arial" w:eastAsia="Times New Roman" w:hAnsi="Arial" w:cs="Arial"/>
+                <w:b/>
+                <w:bCs/>
+                <w:color w:val="1F1F1F"/>
+                <w:sz w:val="24"/>
+                <w:szCs w:val="24"/>
+                <w:bdr w:val="none" w:sz="0" w:space="0" w:color="auto" w:frame="1"/>
+              </w:rPr>
+              <w:t>Procesadores</w:t>
+            </w:r>
+            <w:proofErr w:type="spellEnd"/>
+          </w:p>
+        </w:tc>
+        <w:tc>
+          <w:tcPr>
+            <w:tcW w:w="0" w:type="auto"/>
+            <w:tcBorders>
+              <w:top w:val="single" w:sz="6" w:space="0" w:color="C4C7C5"/>
+              <w:left w:val="single" w:sz="6" w:space="0" w:color="C4C7C5"/>
+              <w:bottom w:val="single" w:sz="6" w:space="0" w:color="C4C7C5"/>
+              <w:right w:val="single" w:sz="6" w:space="0" w:color="C4C7C5"/>
+            </w:tcBorders>
+            <w:tcMar>
+              <w:top w:w="120" w:type="dxa"/>
+              <w:left w:w="180" w:type="dxa"/>
+              <w:bottom w:w="120" w:type="dxa"/>
+              <w:right w:w="180" w:type="dxa"/>
+            </w:tcMar>
+            <w:vAlign w:val="center"/>
+            <w:hideMark/>
+          </w:tcPr>
+          <w:p>
+            <w:pPr>
+              <w:spacing w:after="0" w:line="240" w:lineRule="auto"/>
+              <w:rPr>
+                <w:rFonts w:ascii="Arial" w:eastAsia="Times New Roman" w:hAnsi="Arial" w:cs="Arial"/>
+                <w:color w:val="1F1F1F"/>
+                <w:sz w:val="24"/>
+                <w:szCs w:val="24"/>
+              </w:rPr>
+            </w:pPr>
+            <w:r>
+              <w:rPr>
+                <w:rFonts w:ascii="Arial" w:eastAsia="Times New Roman" w:hAnsi="Arial" w:cs="Arial"/>
+                <w:b/>
+                <w:bCs/>
+                <w:color w:val="1F1F1F"/>
+                <w:sz w:val="24"/>
+                <w:szCs w:val="24"/>
+                <w:bdr w:val="none" w:sz="0" w:space="0" w:color="auto" w:frame="1"/>
+              </w:rPr>
+              <w:t>Tiempo Total (</w:t>
+            </w:r>
+            <w:proofErr w:type="spellStart"/>
+            <w:r>
+              <w:rPr>
+                <w:rFonts w:ascii="Arial" w:eastAsia="Times New Roman" w:hAnsi="Arial" w:cs="Arial"/>
+                <w:b/>
+                <w:bCs/>
+                <w:color w:val="1F1F1F"/>
+                <w:sz w:val="24"/>
+                <w:szCs w:val="24"/>
+                <w:bdr w:val="none" w:sz="0" w:space="0" w:color="auto" w:frame="1"/>
+              </w:rPr>
+              <w:t>ms</w:t>
+            </w:r>
+            <w:proofErr w:type="spellEnd"/>
+            <w:r>
+              <w:rPr>
+                <w:rFonts w:ascii="Arial" w:eastAsia="Times New Roman" w:hAnsi="Arial" w:cs="Arial"/>
+                <w:b/>
+                <w:bCs/>
+                <w:color w:val="1F1F1F"/>
+                <w:sz w:val="24"/>
+                <w:szCs w:val="24"/>
+                <w:bdr w:val="none" w:sz="0" w:space="0" w:color="auto" w:frame="1"/>
+              </w:rPr>
+              <w:t>)</w:t>
+            </w:r>
+          </w:p>
+        </w:tc>
+        <w:tc>
+          <w:tcPr>
+            <w:tcW w:w="0" w:type="auto"/>
+            <w:tcBorders>
+              <w:top w:val="single" w:sz="6" w:space="0" w:color="C4C7C5"/>
+              <w:left w:val="single" w:sz="6" w:space="0" w:color="C4C7C5"/>
+              <w:bottom w:val="single" w:sz="6" w:space="0" w:color="C4C7C5"/>
+              <w:right w:val="single" w:sz="6" w:space="0" w:color="C4C7C5"/>
+            </w:tcBorders>
+            <w:tcMar>
+              <w:top w:w="120" w:type="dxa"/>
+              <w:left w:w="180" w:type="dxa"/>
+              <w:bottom w:w="120" w:type="dxa"/>
+              <w:right w:w="180" w:type="dxa"/>
+            </w:tcMar>
+            <w:vAlign w:val="center"/>
+            <w:hideMark/>
+          </w:tcPr>
+          <w:p>
+            <w:pPr>
+              <w:spacing w:after="0" w:line="240" w:lineRule="auto"/>
+              <w:rPr>
+                <w:rFonts w:ascii="Arial" w:eastAsia="Times New Roman" w:hAnsi="Arial" w:cs="Arial"/>
+                <w:color w:val="1F1F1F"/>
+                <w:sz w:val="24"/>
+                <w:szCs w:val="24"/>
+              </w:rPr>
+            </w:pPr>
+            <w:r>
+              <w:rPr>
+                <w:rFonts w:ascii="Arial" w:eastAsia="Times New Roman" w:hAnsi="Arial" w:cs="Arial"/>
+                <w:b/>
+                <w:bCs/>
+                <w:color w:val="1F1F1F"/>
+                <w:sz w:val="24"/>
+                <w:szCs w:val="24"/>
+                <w:bdr w:val="none" w:sz="0" w:space="0" w:color="auto" w:frame="1"/>
+              </w:rPr>
+              <w:t>Speedup (S)</w:t>
+            </w:r>
+          </w:p>
+        </w:tc>
+        <w:tc>
+          <w:tcPr>
+            <w:tcW w:w="0" w:type="auto"/>
+            <w:tcBorders>
+              <w:top w:val="single" w:sz="6" w:space="0" w:color="C4C7C5"/>
+              <w:left w:val="single" w:sz="6" w:space="0" w:color="C4C7C5"/>
+              <w:bottom w:val="single" w:sz="6" w:space="0" w:color="C4C7C5"/>
+              <w:right w:val="single" w:sz="6" w:space="0" w:color="C4C7C5"/>
+            </w:tcBorders>
+            <w:tcMar>
+              <w:top w:w="120" w:type="dxa"/>
+              <w:left w:w="180" w:type="dxa"/>
+              <w:bottom w:w="120" w:type="dxa"/>
+              <w:right w:w="180" w:type="dxa"/>
+            </w:tcMar>
+            <w:vAlign w:val="center"/>
+            <w:hideMark/>
+          </w:tcPr>
+          <w:p>
+            <w:pPr>
+              <w:spacing w:after="0" w:line="240" w:lineRule="auto"/>
+              <w:rPr>
+                <w:rFonts w:ascii="Arial" w:eastAsia="Times New Roman" w:hAnsi="Arial" w:cs="Arial"/>
+                <w:color w:val="1F1F1F"/>
+                <w:sz w:val="24"/>
+                <w:szCs w:val="24"/>
+              </w:rPr>
+            </w:pPr>
+            <w:proofErr w:type="spellStart"/>
+            <w:r>
+              <w:rPr>
+                <w:rFonts w:ascii="Arial" w:eastAsia="Times New Roman" w:hAnsi="Arial" w:cs="Arial"/>
+                <w:b/>
+                <w:bCs/>
+                <w:color w:val="1F1F1F"/>
+                <w:sz w:val="24"/>
+                <w:szCs w:val="24"/>
+                <w:bdr w:val="none" w:sz="0" w:space="0" w:color="auto" w:frame="1"/>
+              </w:rPr>
+              <w:t>Eficiencia</w:t>
+            </w:r>
+            <w:proofErr w:type="spellEnd"/>
+            <w:r>
+              <w:rPr>
+                <w:rFonts w:ascii="Arial" w:eastAsia="Times New Roman" w:hAnsi="Arial" w:cs="Arial"/>
+                <w:b/>
+                <w:bCs/>
+                <w:color w:val="1F1F1F"/>
+                <w:sz w:val="24"/>
+                <w:szCs w:val="24"/>
+                <w:bdr w:val="none" w:sz="0" w:space="0" w:color="auto" w:frame="1"/>
+              </w:rPr>
+              <w:t xml:space="preserve"> (%)</w:t>
+            </w:r>
+          </w:p>
+        </w:tc>
+      </w:tr>
+      <w:tr>
+        <w:trPr>
+          <w:tblCellSpacing w:w="15" w:type="dxa"/>
+        </w:trPr>
+        <w:tc>
+          <w:tcPr>
+            <w:tcW w:w="0" w:type="auto"/>
+            <w:tcBorders>
+              <w:top w:val="single" w:sz="6" w:space="0" w:color="C4C7C5"/>
+              <w:left w:val="single" w:sz="6" w:space="0" w:color="C4C7C5"/>
+              <w:bottom w:val="single" w:sz="6" w:space="0" w:color="C4C7C5"/>
+              <w:right w:val="single" w:sz="6" w:space="0" w:color="C4C7C5"/>
+            </w:tcBorders>
+            <w:tcMar>
+              <w:top w:w="120" w:type="dxa"/>
+              <w:left w:w="180" w:type="dxa"/>
+              <w:bottom w:w="120" w:type="dxa"/>
+              <w:right w:w="180" w:type="dxa"/>
+            </w:tcMar>
+            <w:vAlign w:val="center"/>
+            <w:hideMark/>
+          </w:tcPr>
+          <w:p>
+            <w:pPr>
+              <w:spacing w:after="0" w:line="240" w:lineRule="auto"/>
+              <w:rPr>
+                <w:rFonts w:ascii="Arial" w:eastAsia="Times New Roman" w:hAnsi="Arial" w:cs="Arial"/>
+                <w:color w:val="1F1F1F"/>
+                <w:sz w:val="24"/>
+                <w:szCs w:val="24"/>
+              </w:rPr>
+            </w:pPr>
+            <w:r>
+              <w:rPr>
+                <w:rFonts w:ascii="Arial" w:eastAsia="Times New Roman" w:hAnsi="Arial" w:cs="Arial"/>
+                <w:color w:val="1F1F1F"/>
+                <w:sz w:val="24"/>
+                <w:szCs w:val="24"/>
+                <w:bdr w:val="none" w:sz="0" w:space="0" w:color="auto" w:frame="1"/>
+              </w:rPr>
+              <w:t>50,000,000</w:t>
+            </w:r>
+          </w:p>
+        </w:tc>
+        <w:tc>
+          <w:tcPr>
+            <w:tcW w:w="0" w:type="auto"/>
+            <w:tcBorders>
+              <w:top w:val="single" w:sz="6" w:space="0" w:color="C4C7C5"/>
+              <w:left w:val="single" w:sz="6" w:space="0" w:color="C4C7C5"/>
+              <w:bottom w:val="single" w:sz="6" w:space="0" w:color="C4C7C5"/>
+              <w:right w:val="single" w:sz="6" w:space="0" w:color="C4C7C5"/>
+            </w:tcBorders>
+            <w:tcMar>
+              <w:top w:w="120" w:type="dxa"/>
+              <w:left w:w="180" w:type="dxa"/>
+              <w:bottom w:w="120" w:type="dxa"/>
+              <w:right w:w="180" w:type="dxa"/>
+            </w:tcMar>
+            <w:vAlign w:val="center"/>
+            <w:hideMark/>
+          </w:tcPr>
+          <w:p>
+            <w:pPr>
+              <w:spacing w:after="0" w:line="240" w:lineRule="auto"/>
+              <w:rPr>
+                <w:rFonts w:ascii="Arial" w:eastAsia="Times New Roman" w:hAnsi="Arial" w:cs="Arial"/>
+                <w:color w:val="1F1F1F"/>
+                <w:sz w:val="24"/>
+                <w:szCs w:val="24"/>
+              </w:rPr>
+            </w:pPr>
+            <w:proofErr w:type="spellStart"/>
+            <w:r>
+              <w:rPr>
+                <w:rFonts w:ascii="Arial" w:eastAsia="Times New Roman" w:hAnsi="Arial" w:cs="Arial"/>
+                <w:color w:val="1F1F1F"/>
+                <w:sz w:val="24"/>
+                <w:szCs w:val="24"/>
+                <w:bdr w:val="none" w:sz="0" w:space="0" w:color="auto" w:frame="1"/>
+              </w:rPr>
+              <w:t>Secuencial</w:t>
+            </w:r>
+            <w:proofErr w:type="spellEnd"/>
+          </w:p>
+        </w:tc>
+        <w:tc>
+          <w:tcPr>
+            <w:tcW w:w="0" w:type="auto"/>
+            <w:tcBorders>
+              <w:top w:val="single" w:sz="6" w:space="0" w:color="C4C7C5"/>
+              <w:left w:val="single" w:sz="6" w:space="0" w:color="C4C7C5"/>
+              <w:bottom w:val="single" w:sz="6" w:space="0" w:color="C4C7C5"/>
+              <w:right w:val="single" w:sz="6" w:space="0" w:color="C4C7C5"/>
+            </w:tcBorders>
+            <w:tcMar>
+              <w:top w:w="120" w:type="dxa"/>
+              <w:left w:w="180" w:type="dxa"/>
+              <w:bottom w:w="120" w:type="dxa"/>
+              <w:right w:w="180" w:type="dxa"/>
+            </w:tcMar>
+            <w:vAlign w:val="center"/>
+            <w:hideMark/>
+          </w:tcPr>
+          <w:p>
+            <w:pPr>
+              <w:spacing w:after="0" w:line="240" w:lineRule="auto"/>
+              <w:rPr>
+                <w:rFonts w:ascii="Arial" w:eastAsia="Times New Roman" w:hAnsi="Arial" w:cs="Arial"/>
+                <w:color w:val="1F1F1F"/>
+                <w:sz w:val="24"/>
+                <w:szCs w:val="24"/>
+              </w:rPr>
+            </w:pPr>
+            <w:r>
+              <w:rPr>
+                <w:rFonts w:ascii="Arial" w:eastAsia="Times New Roman" w:hAnsi="Arial" w:cs="Arial"/>
+                <w:color w:val="1F1F1F"/>
+                <w:sz w:val="24"/>
+                <w:szCs w:val="24"/>
+                <w:bdr w:val="none" w:sz="0" w:space="0" w:color="auto" w:frame="1"/>
+              </w:rPr>
+              <w:t>1</w:t>
+            </w:r>
+          </w:p>
+        </w:tc>
+        <w:tc>
+          <w:tcPr>
+            <w:tcW w:w="0" w:type="auto"/>
+            <w:tcBorders>
+              <w:top w:val="single" w:sz="6" w:space="0" w:color="C4C7C5"/>
+              <w:left w:val="single" w:sz="6" w:space="0" w:color="C4C7C5"/>
+              <w:bottom w:val="single" w:sz="6" w:space="0" w:color="C4C7C5"/>
+              <w:right w:val="single" w:sz="6" w:space="0" w:color="C4C7C5"/>
+            </w:tcBorders>
+            <w:tcMar>
+              <w:top w:w="120" w:type="dxa"/>
+              <w:left w:w="180" w:type="dxa"/>
+              <w:bottom w:w="120" w:type="dxa"/>
+              <w:right w:w="180" w:type="dxa"/>
+            </w:tcMar>
+            <w:vAlign w:val="center"/>
+            <w:hideMark/>
+          </w:tcPr>
+          <w:p>
+            <w:pPr>
+              <w:spacing w:after="0" w:line="240" w:lineRule="auto"/>
+              <w:rPr>
+                <w:rFonts w:ascii="Arial" w:eastAsia="Times New Roman" w:hAnsi="Arial" w:cs="Arial"/>
+                <w:color w:val="1F1F1F"/>
+                <w:sz w:val="24"/>
+                <w:szCs w:val="24"/>
+              </w:rPr>
+            </w:pPr>
+            <w:r>
+              <w:rPr>
+                <w:rFonts w:ascii="Arial" w:eastAsia="Times New Roman" w:hAnsi="Arial" w:cs="Arial"/>
+                <w:color w:val="1F1F1F"/>
+                <w:sz w:val="24"/>
+                <w:szCs w:val="24"/>
+                <w:bdr w:val="none" w:sz="0" w:space="0" w:color="auto" w:frame="1"/>
+              </w:rPr>
+              <w:t xml:space="preserve">1,450 </w:t>
+            </w:r>
+            <w:proofErr w:type="spellStart"/>
+            <w:r>
+              <w:rPr>
+                <w:rFonts w:ascii="Arial" w:eastAsia="Times New Roman" w:hAnsi="Arial" w:cs="Arial"/>
+                <w:color w:val="1F1F1F"/>
+                <w:sz w:val="24"/>
+                <w:szCs w:val="24"/>
+                <w:bdr w:val="none" w:sz="0" w:space="0" w:color="auto" w:frame="1"/>
+              </w:rPr>
+              <w:t>ms</w:t>
+            </w:r>
+            <w:proofErr w:type="spellEnd"/>
+          </w:p>
+        </w:tc>
+        <w:tc>
+          <w:tcPr>
+            <w:tcW w:w="0" w:type="auto"/>
+            <w:tcBorders>
+              <w:top w:val="single" w:sz="6" w:space="0" w:color="C4C7C5"/>
+              <w:left w:val="single" w:sz="6" w:space="0" w:color="C4C7C5"/>
+              <w:bottom w:val="single" w:sz="6" w:space="0" w:color="C4C7C5"/>
+              <w:right w:val="single" w:sz="6" w:space="0" w:color="C4C7C5"/>
+            </w:tcBorders>
+            <w:tcMar>
+              <w:top w:w="120" w:type="dxa"/>
+              <w:left w:w="180" w:type="dxa"/>
+              <w:bottom w:w="120" w:type="dxa"/>
+              <w:right w:w="180" w:type="dxa"/>
+            </w:tcMar>
+            <w:vAlign w:val="center"/>
+            <w:hideMark/>
+          </w:tcPr>
+          <w:p>
+            <w:pPr>
+              <w:spacing w:after="0" w:line="240" w:lineRule="auto"/>
+              <w:rPr>
+                <w:rFonts w:ascii="Arial" w:eastAsia="Times New Roman" w:hAnsi="Arial" w:cs="Arial"/>
+                <w:color w:val="1F1F1F"/>
+                <w:sz w:val="24"/>
+                <w:szCs w:val="24"/>
+              </w:rPr>
+            </w:pPr>
+            <w:r>
+              <w:rPr>
+                <w:rFonts w:ascii="Arial" w:eastAsia="Times New Roman" w:hAnsi="Arial" w:cs="Arial"/>
+                <w:color w:val="1F1F1F"/>
+                <w:sz w:val="24"/>
+                <w:szCs w:val="24"/>
+                <w:bdr w:val="none" w:sz="0" w:space="0" w:color="auto" w:frame="1"/>
+              </w:rPr>
+              <w:t>1.00x</w:t>
+            </w:r>
+          </w:p>
+        </w:tc>
+        <w:tc>
+          <w:tcPr>
+            <w:tcW w:w="0" w:type="auto"/>
+            <w:tcBorders>
+              <w:top w:val="single" w:sz="6" w:space="0" w:color="C4C7C5"/>
+              <w:left w:val="single" w:sz="6" w:space="0" w:color="C4C7C5"/>
+              <w:bottom w:val="single" w:sz="6" w:space="0" w:color="C4C7C5"/>
+              <w:right w:val="single" w:sz="6" w:space="0" w:color="C4C7C5"/>
+            </w:tcBorders>
+            <w:tcMar>
+              <w:top w:w="120" w:type="dxa"/>
+              <w:left w:w="180" w:type="dxa"/>
+              <w:bottom w:w="120" w:type="dxa"/>
+              <w:right w:w="180" w:type="dxa"/>
+            </w:tcMar>
+            <w:vAlign w:val="center"/>
+            <w:hideMark/>
+          </w:tcPr>
+          <w:p>
+            <w:pPr>
+              <w:spacing w:after="0" w:line="240" w:lineRule="auto"/>
+              <w:rPr>
+                <w:rFonts w:ascii="Arial" w:eastAsia="Times New Roman" w:hAnsi="Arial" w:cs="Arial"/>
+                <w:color w:val="1F1F1F"/>
+                <w:sz w:val="24"/>
+                <w:szCs w:val="24"/>
+              </w:rPr>
+            </w:pPr>
+            <w:r>
+              <w:rPr>
+                <w:rFonts w:ascii="Arial" w:eastAsia="Times New Roman" w:hAnsi="Arial" w:cs="Arial"/>
+                <w:color w:val="1F1F1F"/>
+                <w:sz w:val="24"/>
+                <w:szCs w:val="24"/>
+                <w:bdr w:val="none" w:sz="0" w:space="0" w:color="auto" w:frame="1"/>
+              </w:rPr>
+              <w:t>100%</w:t>
+            </w:r>
+          </w:p>
+        </w:tc>
+      </w:tr>
+      <w:tr>
+        <w:trPr>
+          <w:tblCellSpacing w:w="15" w:type="dxa"/>
+        </w:trPr>
+        <w:tc>
+          <w:tcPr>
+            <w:tcW w:w="0" w:type="auto"/>
+            <w:tcBorders>
+              <w:top w:val="single" w:sz="6" w:space="0" w:color="C4C7C5"/>
+              <w:left w:val="single" w:sz="6" w:space="0" w:color="C4C7C5"/>
+              <w:bottom w:val="single" w:sz="6" w:space="0" w:color="C4C7C5"/>
+              <w:right w:val="single" w:sz="6" w:space="0" w:color="C4C7C5"/>
+            </w:tcBorders>
+            <w:tcMar>
+              <w:top w:w="120" w:type="dxa"/>
+              <w:left w:w="180" w:type="dxa"/>
+              <w:bottom w:w="120" w:type="dxa"/>
+              <w:right w:w="180" w:type="dxa"/>
+            </w:tcMar>
+            <w:vAlign w:val="center"/>
+            <w:hideMark/>
+          </w:tcPr>
+          <w:p>
+            <w:pPr>
+              <w:spacing w:after="0" w:line="240" w:lineRule="auto"/>
+              <w:rPr>
+                <w:rFonts w:ascii="Arial" w:eastAsia="Times New Roman" w:hAnsi="Arial" w:cs="Arial"/>
+                <w:color w:val="1F1F1F"/>
+                <w:sz w:val="24"/>
+                <w:szCs w:val="24"/>
+              </w:rPr>
+            </w:pPr>
+            <w:r>
+              <w:rPr>
+                <w:rFonts w:ascii="Arial" w:eastAsia="Times New Roman" w:hAnsi="Arial" w:cs="Arial"/>
+                <w:color w:val="1F1F1F"/>
+                <w:sz w:val="24"/>
+                <w:szCs w:val="24"/>
+                <w:bdr w:val="none" w:sz="0" w:space="0" w:color="auto" w:frame="1"/>
+              </w:rPr>
+              <w:t>50,000,000</w:t>
+            </w:r>
+          </w:p>
+        </w:tc>
+        <w:tc>
+          <w:tcPr>
+            <w:tcW w:w="0" w:type="auto"/>
+            <w:tcBorders>
+              <w:top w:val="single" w:sz="6" w:space="0" w:color="C4C7C5"/>
+              <w:left w:val="single" w:sz="6" w:space="0" w:color="C4C7C5"/>
+              <w:bottom w:val="single" w:sz="6" w:space="0" w:color="C4C7C5"/>
+              <w:right w:val="single" w:sz="6" w:space="0" w:color="C4C7C5"/>
+            </w:tcBorders>
+            <w:tcMar>
+              <w:top w:w="120" w:type="dxa"/>
+              <w:left w:w="180" w:type="dxa"/>
+              <w:bottom w:w="120" w:type="dxa"/>
+              <w:right w:w="180" w:type="dxa"/>
+            </w:tcMar>
+            <w:vAlign w:val="center"/>
+            <w:hideMark/>
+          </w:tcPr>
+          <w:p>
+            <w:pPr>
+              <w:spacing w:after="0" w:line="240" w:lineRule="auto"/>
+              <w:rPr>
+                <w:rFonts w:ascii="Arial" w:eastAsia="Times New Roman" w:hAnsi="Arial" w:cs="Arial"/>
+                <w:color w:val="1F1F1F"/>
+                <w:sz w:val="24"/>
+                <w:szCs w:val="24"/>
+              </w:rPr>
+            </w:pPr>
+            <w:proofErr w:type="spellStart"/>
+            <w:r>
+              <w:rPr>
+                <w:rFonts w:ascii="Arial" w:eastAsia="Times New Roman" w:hAnsi="Arial" w:cs="Arial"/>
+                <w:color w:val="1F1F1F"/>
+                <w:sz w:val="24"/>
+                <w:szCs w:val="24"/>
+                <w:bdr w:val="none" w:sz="0" w:space="0" w:color="auto" w:frame="1"/>
+              </w:rPr>
+              <w:t>Paralelo</w:t>
+            </w:r>
+            <w:proofErr w:type="spellEnd"/>
+            <w:r>
+              <w:rPr>
+                <w:rFonts w:ascii="Arial" w:eastAsia="Times New Roman" w:hAnsi="Arial" w:cs="Arial"/>
+                <w:color w:val="1F1F1F"/>
+                <w:sz w:val="24"/>
+                <w:szCs w:val="24"/>
+                <w:bdr w:val="none" w:sz="0" w:space="0" w:color="auto" w:frame="1"/>
+              </w:rPr>
+              <w:t xml:space="preserve"> (</w:t>
+            </w:r>
+            <w:proofErr w:type="spellStart"/>
+            <w:r>
+              <w:rPr>
+                <w:rFonts w:ascii="Arial" w:eastAsia="Times New Roman" w:hAnsi="Arial" w:cs="Arial"/>
+                <w:color w:val="1F1F1F"/>
+                <w:sz w:val="23"/>
+                <w:szCs w:val="23"/>
+                <w:bdr w:val="none" w:sz="0" w:space="0" w:color="auto" w:frame="1"/>
+              </w:rPr>
+              <w:t>Parallel.For</w:t>
+            </w:r>
+            <w:proofErr w:type="spellEnd"/>
+            <w:r>
+              <w:rPr>
+                <w:rFonts w:ascii="Arial" w:eastAsia="Times New Roman" w:hAnsi="Arial" w:cs="Arial"/>
+                <w:color w:val="1F1F1F"/>
+                <w:sz w:val="24"/>
+                <w:szCs w:val="24"/>
+                <w:bdr w:val="none" w:sz="0" w:space="0" w:color="auto" w:frame="1"/>
+              </w:rPr>
+              <w:t>)</w:t>
+            </w:r>
+          </w:p>
+        </w:tc>
+        <w:tc>
+          <w:tcPr>
+            <w:tcW w:w="0" w:type="auto"/>
+            <w:tcBorders>
+              <w:top w:val="single" w:sz="6" w:space="0" w:color="C4C7C5"/>
+              <w:left w:val="single" w:sz="6" w:space="0" w:color="C4C7C5"/>
+              <w:bottom w:val="single" w:sz="6" w:space="0" w:color="C4C7C5"/>
+              <w:right w:val="single" w:sz="6" w:space="0" w:color="C4C7C5"/>
+            </w:tcBorders>
+            <w:tcMar>
+              <w:top w:w="120" w:type="dxa"/>
+              <w:left w:w="180" w:type="dxa"/>
+              <w:bottom w:w="120" w:type="dxa"/>
+              <w:right w:w="180" w:type="dxa"/>
+            </w:tcMar>
+            <w:vAlign w:val="center"/>
+            <w:hideMark/>
+          </w:tcPr>
+          <w:p>
+            <w:pPr>
+              <w:spacing w:after="0" w:line="240" w:lineRule="auto"/>
+              <w:rPr>
+                <w:rFonts w:ascii="Arial" w:eastAsia="Times New Roman" w:hAnsi="Arial" w:cs="Arial"/>
+                <w:color w:val="1F1F1F"/>
+                <w:sz w:val="24"/>
+                <w:szCs w:val="24"/>
+              </w:rPr>
+            </w:pPr>
+            <w:r>
+              <w:rPr>
+                <w:rFonts w:ascii="Arial" w:eastAsia="Times New Roman" w:hAnsi="Arial" w:cs="Arial"/>
+                <w:color w:val="1F1F1F"/>
+                <w:sz w:val="24"/>
+                <w:szCs w:val="24"/>
+                <w:bdr w:val="none" w:sz="0" w:space="0" w:color="auto" w:frame="1"/>
+              </w:rPr>
+              <w:t>2</w:t>
+            </w:r>
+          </w:p>
+        </w:tc>
+        <w:tc>
+          <w:tcPr>
+            <w:tcW w:w="0" w:type="auto"/>
+            <w:tcBorders>
+              <w:top w:val="single" w:sz="6" w:space="0" w:color="C4C7C5"/>
+              <w:left w:val="single" w:sz="6" w:space="0" w:color="C4C7C5"/>
+              <w:bottom w:val="single" w:sz="6" w:space="0" w:color="C4C7C5"/>
+              <w:right w:val="single" w:sz="6" w:space="0" w:color="C4C7C5"/>
+            </w:tcBorders>
+            <w:tcMar>
+              <w:top w:w="120" w:type="dxa"/>
+              <w:left w:w="180" w:type="dxa"/>
+              <w:bottom w:w="120" w:type="dxa"/>
+              <w:right w:w="180" w:type="dxa"/>
+            </w:tcMar>
+            <w:vAlign w:val="center"/>
+            <w:hideMark/>
+          </w:tcPr>
+          <w:p>
+            <w:pPr>
+              <w:spacing w:after="0" w:line="240" w:lineRule="auto"/>
+              <w:rPr>
+                <w:rFonts w:ascii="Arial" w:eastAsia="Times New Roman" w:hAnsi="Arial" w:cs="Arial"/>
+                <w:color w:val="1F1F1F"/>
+                <w:sz w:val="24"/>
+                <w:szCs w:val="24"/>
+              </w:rPr>
+            </w:pPr>
+            <w:r>
+              <w:rPr>
+                <w:rFonts w:ascii="Arial" w:eastAsia="Times New Roman" w:hAnsi="Arial" w:cs="Arial"/>
+                <w:color w:val="1F1F1F"/>
+                <w:sz w:val="24"/>
+                <w:szCs w:val="24"/>
+                <w:bdr w:val="none" w:sz="0" w:space="0" w:color="auto" w:frame="1"/>
+              </w:rPr>
+              <w:t xml:space="preserve">780 </w:t>
+            </w:r>
+            <w:proofErr w:type="spellStart"/>
+            <w:r>
+              <w:rPr>
+                <w:rFonts w:ascii="Arial" w:eastAsia="Times New Roman" w:hAnsi="Arial" w:cs="Arial"/>
+                <w:color w:val="1F1F1F"/>
+                <w:sz w:val="24"/>
+                <w:szCs w:val="24"/>
+                <w:bdr w:val="none" w:sz="0" w:space="0" w:color="auto" w:frame="1"/>
+              </w:rPr>
+              <w:t>ms</w:t>
+            </w:r>
+            <w:proofErr w:type="spellEnd"/>
+          </w:p>
+        </w:tc>
+        <w:tc>
+          <w:tcPr>
+            <w:tcW w:w="0" w:type="auto"/>
+            <w:tcBorders>
+              <w:top w:val="single" w:sz="6" w:space="0" w:color="C4C7C5"/>
+              <w:left w:val="single" w:sz="6" w:space="0" w:color="C4C7C5"/>
+              <w:bottom w:val="single" w:sz="6" w:space="0" w:color="C4C7C5"/>
+              <w:right w:val="single" w:sz="6" w:space="0" w:color="C4C7C5"/>
+            </w:tcBorders>
+            <w:tcMar>
+              <w:top w:w="120" w:type="dxa"/>
+              <w:left w:w="180" w:type="dxa"/>
+              <w:bottom w:w="120" w:type="dxa"/>
+              <w:right w:w="180" w:type="dxa"/>
+            </w:tcMar>
+            <w:vAlign w:val="center"/>
+            <w:hideMark/>
+          </w:tcPr>
+          <w:p>
+            <w:pPr>
+              <w:spacing w:after="0" w:line="240" w:lineRule="auto"/>
+              <w:rPr>
+                <w:rFonts w:ascii="Arial" w:eastAsia="Times New Roman" w:hAnsi="Arial" w:cs="Arial"/>
+                <w:color w:val="1F1F1F"/>
+                <w:sz w:val="24"/>
+                <w:szCs w:val="24"/>
+              </w:rPr>
+            </w:pPr>
+            <w:r>
+              <w:rPr>
+                <w:rFonts w:ascii="Arial" w:eastAsia="Times New Roman" w:hAnsi="Arial" w:cs="Arial"/>
+                <w:color w:val="1F1F1F"/>
+                <w:sz w:val="24"/>
+                <w:szCs w:val="24"/>
+                <w:bdr w:val="none" w:sz="0" w:space="0" w:color="auto" w:frame="1"/>
+              </w:rPr>
+              <w:t>1.85x</w:t>
+            </w:r>
+          </w:p>
+        </w:tc>
+        <w:tc>
+          <w:tcPr>
+            <w:tcW w:w="0" w:type="auto"/>
+            <w:tcBorders>
+              <w:top w:val="single" w:sz="6" w:space="0" w:color="C4C7C5"/>
+              <w:left w:val="single" w:sz="6" w:space="0" w:color="C4C7C5"/>
+              <w:bottom w:val="single" w:sz="6" w:space="0" w:color="C4C7C5"/>
+              <w:right w:val="single" w:sz="6" w:space="0" w:color="C4C7C5"/>
+            </w:tcBorders>
+            <w:tcMar>
+              <w:top w:w="120" w:type="dxa"/>
+              <w:left w:w="180" w:type="dxa"/>
+              <w:bottom w:w="120" w:type="dxa"/>
+              <w:right w:w="180" w:type="dxa"/>
+            </w:tcMar>
+            <w:vAlign w:val="center"/>
+            <w:hideMark/>
+          </w:tcPr>
+          <w:p>
+            <w:pPr>
+              <w:spacing w:after="0" w:line="240" w:lineRule="auto"/>
+              <w:rPr>
+                <w:rFonts w:ascii="Arial" w:eastAsia="Times New Roman" w:hAnsi="Arial" w:cs="Arial"/>
+                <w:color w:val="1F1F1F"/>
+                <w:sz w:val="24"/>
+                <w:szCs w:val="24"/>
+              </w:rPr>
+            </w:pPr>
+            <w:r>
+              <w:rPr>
+                <w:rFonts w:ascii="Arial" w:eastAsia="Times New Roman" w:hAnsi="Arial" w:cs="Arial"/>
+                <w:color w:val="1F1F1F"/>
+                <w:sz w:val="24"/>
+                <w:szCs w:val="24"/>
+                <w:bdr w:val="none" w:sz="0" w:space="0" w:color="auto" w:frame="1"/>
+              </w:rPr>
+              <w:t>92.5%</w:t>
+            </w:r>
+          </w:p>
+        </w:tc>
+      </w:tr>
+      <w:tr>
+        <w:trPr>
+          <w:tblCellSpacing w:w="15" w:type="dxa"/>
+        </w:trPr>
+        <w:tc>
+          <w:tcPr>
+            <w:tcW w:w="0" w:type="auto"/>
+            <w:tcBorders>
+              <w:top w:val="single" w:sz="6" w:space="0" w:color="C4C7C5"/>
+              <w:left w:val="single" w:sz="6" w:space="0" w:color="C4C7C5"/>
+              <w:bottom w:val="single" w:sz="6" w:space="0" w:color="C4C7C5"/>
+              <w:right w:val="single" w:sz="6" w:space="0" w:color="C4C7C5"/>
+            </w:tcBorders>
+            <w:tcMar>
+              <w:top w:w="120" w:type="dxa"/>
+              <w:left w:w="180" w:type="dxa"/>
+              <w:bottom w:w="120" w:type="dxa"/>
+              <w:right w:w="180" w:type="dxa"/>
+            </w:tcMar>
+            <w:vAlign w:val="center"/>
+            <w:hideMark/>
+          </w:tcPr>
+          <w:p>
+            <w:pPr>
+              <w:spacing w:after="0" w:line="240" w:lineRule="auto"/>
+              <w:rPr>
+                <w:rFonts w:ascii="Arial" w:eastAsia="Times New Roman" w:hAnsi="Arial" w:cs="Arial"/>
+                <w:color w:val="1F1F1F"/>
+                <w:sz w:val="24"/>
+                <w:szCs w:val="24"/>
+              </w:rPr>
+            </w:pPr>
+            <w:r>
+              <w:rPr>
+                <w:rFonts w:ascii="Arial" w:eastAsia="Times New Roman" w:hAnsi="Arial" w:cs="Arial"/>
+                <w:color w:val="1F1F1F"/>
+                <w:sz w:val="24"/>
+                <w:szCs w:val="24"/>
+                <w:bdr w:val="none" w:sz="0" w:space="0" w:color="auto" w:frame="1"/>
+              </w:rPr>
+              <w:t>50,000,000</w:t>
+            </w:r>
+          </w:p>
+        </w:tc>
+        <w:tc>
+          <w:tcPr>
+            <w:tcW w:w="0" w:type="auto"/>
+            <w:tcBorders>
+              <w:top w:val="single" w:sz="6" w:space="0" w:color="C4C7C5"/>
+              <w:left w:val="single" w:sz="6" w:space="0" w:color="C4C7C5"/>
+              <w:bottom w:val="single" w:sz="6" w:space="0" w:color="C4C7C5"/>
+              <w:right w:val="single" w:sz="6" w:space="0" w:color="C4C7C5"/>
+            </w:tcBorders>
+            <w:tcMar>
+              <w:top w:w="120" w:type="dxa"/>
+              <w:left w:w="180" w:type="dxa"/>
+              <w:bottom w:w="120" w:type="dxa"/>
+              <w:right w:w="180" w:type="dxa"/>
+            </w:tcMar>
+            <w:vAlign w:val="center"/>
+            <w:hideMark/>
+          </w:tcPr>
+          <w:p>
+            <w:pPr>
+              <w:spacing w:after="0" w:line="240" w:lineRule="auto"/>
+              <w:rPr>
+                <w:rFonts w:ascii="Arial" w:eastAsia="Times New Roman" w:hAnsi="Arial" w:cs="Arial"/>
+                <w:color w:val="1F1F1F"/>
+                <w:sz w:val="24"/>
+                <w:szCs w:val="24"/>
+              </w:rPr>
+            </w:pPr>
+            <w:proofErr w:type="spellStart"/>
+            <w:r>
+              <w:rPr>
+                <w:rFonts w:ascii="Arial" w:eastAsia="Times New Roman" w:hAnsi="Arial" w:cs="Arial"/>
+                <w:color w:val="1F1F1F"/>
+                <w:sz w:val="24"/>
+                <w:szCs w:val="24"/>
+                <w:bdr w:val="none" w:sz="0" w:space="0" w:color="auto" w:frame="1"/>
+              </w:rPr>
+              <w:t>Paralelo</w:t>
+            </w:r>
+            <w:proofErr w:type="spellEnd"/>
+            <w:r>
+              <w:rPr>
+                <w:rFonts w:ascii="Arial" w:eastAsia="Times New Roman" w:hAnsi="Arial" w:cs="Arial"/>
+                <w:color w:val="1F1F1F"/>
+                <w:sz w:val="24"/>
+                <w:szCs w:val="24"/>
+                <w:bdr w:val="none" w:sz="0" w:space="0" w:color="auto" w:frame="1"/>
+              </w:rPr>
+              <w:t xml:space="preserve"> (</w:t>
+            </w:r>
+            <w:proofErr w:type="spellStart"/>
+            <w:r>
+              <w:rPr>
+                <w:rFonts w:ascii="Arial" w:eastAsia="Times New Roman" w:hAnsi="Arial" w:cs="Arial"/>
+                <w:color w:val="1F1F1F"/>
+                <w:sz w:val="23"/>
+                <w:szCs w:val="23"/>
+                <w:bdr w:val="none" w:sz="0" w:space="0" w:color="auto" w:frame="1"/>
+              </w:rPr>
+              <w:t>Parallel.For</w:t>
+            </w:r>
+            <w:proofErr w:type="spellEnd"/>
+            <w:r>
+              <w:rPr>
+                <w:rFonts w:ascii="Arial" w:eastAsia="Times New Roman" w:hAnsi="Arial" w:cs="Arial"/>
+                <w:color w:val="1F1F1F"/>
+                <w:sz w:val="24"/>
+                <w:szCs w:val="24"/>
+                <w:bdr w:val="none" w:sz="0" w:space="0" w:color="auto" w:frame="1"/>
+              </w:rPr>
+              <w:t>)</w:t>
+            </w:r>
+          </w:p>
+        </w:tc>
+        <w:tc>
+          <w:tcPr>
+            <w:tcW w:w="0" w:type="auto"/>
+            <w:tcBorders>
+              <w:top w:val="single" w:sz="6" w:space="0" w:color="C4C7C5"/>
+              <w:left w:val="single" w:sz="6" w:space="0" w:color="C4C7C5"/>
+              <w:bottom w:val="single" w:sz="6" w:space="0" w:color="C4C7C5"/>
+              <w:right w:val="single" w:sz="6" w:space="0" w:color="C4C7C5"/>
+            </w:tcBorders>
+            <w:tcMar>
+              <w:top w:w="120" w:type="dxa"/>
+              <w:left w:w="180" w:type="dxa"/>
+              <w:bottom w:w="120" w:type="dxa"/>
+              <w:right w:w="180" w:type="dxa"/>
+            </w:tcMar>
+            <w:vAlign w:val="center"/>
+            <w:hideMark/>
+          </w:tcPr>
+          <w:p>
+            <w:pPr>
+              <w:spacing w:after="0" w:line="240" w:lineRule="auto"/>
+              <w:rPr>
+                <w:rFonts w:ascii="Arial" w:eastAsia="Times New Roman" w:hAnsi="Arial" w:cs="Arial"/>
+                <w:color w:val="1F1F1F"/>
+                <w:sz w:val="24"/>
+                <w:szCs w:val="24"/>
+              </w:rPr>
+            </w:pPr>
+            <w:r>
+              <w:rPr>
+                <w:rFonts w:ascii="Arial" w:eastAsia="Times New Roman" w:hAnsi="Arial" w:cs="Arial"/>
+                <w:color w:val="1F1F1F"/>
+                <w:sz w:val="24"/>
+                <w:szCs w:val="24"/>
+                <w:bdr w:val="none" w:sz="0" w:space="0" w:color="auto" w:frame="1"/>
+              </w:rPr>
+              <w:t>4</w:t>
+            </w:r>
+          </w:p>
+        </w:tc>
+        <w:tc>
+          <w:tcPr>
+            <w:tcW w:w="0" w:type="auto"/>
+            <w:tcBorders>
+              <w:top w:val="single" w:sz="6" w:space="0" w:color="C4C7C5"/>
+              <w:left w:val="single" w:sz="6" w:space="0" w:color="C4C7C5"/>
+              <w:bottom w:val="single" w:sz="6" w:space="0" w:color="C4C7C5"/>
+              <w:right w:val="single" w:sz="6" w:space="0" w:color="C4C7C5"/>
+            </w:tcBorders>
+            <w:tcMar>
+              <w:top w:w="120" w:type="dxa"/>
+              <w:left w:w="180" w:type="dxa"/>
+              <w:bottom w:w="120" w:type="dxa"/>
+              <w:right w:w="180" w:type="dxa"/>
+            </w:tcMar>
+            <w:vAlign w:val="center"/>
+            <w:hideMark/>
+          </w:tcPr>
+          <w:p>
+            <w:pPr>
+              <w:spacing w:after="0" w:line="240" w:lineRule="auto"/>
+              <w:rPr>
+                <w:rFonts w:ascii="Arial" w:eastAsia="Times New Roman" w:hAnsi="Arial" w:cs="Arial"/>
+                <w:color w:val="1F1F1F"/>
+                <w:sz w:val="24"/>
+                <w:szCs w:val="24"/>
+              </w:rPr>
+            </w:pPr>
+            <w:r>
+              <w:rPr>
+                <w:rFonts w:ascii="Arial" w:eastAsia="Times New Roman" w:hAnsi="Arial" w:cs="Arial"/>
+                <w:color w:val="1F1F1F"/>
+                <w:sz w:val="24"/>
+                <w:szCs w:val="24"/>
+                <w:bdr w:val="none" w:sz="0" w:space="0" w:color="auto" w:frame="1"/>
+              </w:rPr>
+              <w:t xml:space="preserve">410 </w:t>
+            </w:r>
+            <w:proofErr w:type="spellStart"/>
+            <w:r>
+              <w:rPr>
+                <w:rFonts w:ascii="Arial" w:eastAsia="Times New Roman" w:hAnsi="Arial" w:cs="Arial"/>
+                <w:color w:val="1F1F1F"/>
+                <w:sz w:val="24"/>
+                <w:szCs w:val="24"/>
+                <w:bdr w:val="none" w:sz="0" w:space="0" w:color="auto" w:frame="1"/>
+              </w:rPr>
+              <w:t>ms</w:t>
+            </w:r>
+            <w:proofErr w:type="spellEnd"/>
+          </w:p>
+        </w:tc>
+        <w:tc>
+          <w:tcPr>
+            <w:tcW w:w="0" w:type="auto"/>
+            <w:tcBorders>
+              <w:top w:val="single" w:sz="6" w:space="0" w:color="C4C7C5"/>
+              <w:left w:val="single" w:sz="6" w:space="0" w:color="C4C7C5"/>
+              <w:bottom w:val="single" w:sz="6" w:space="0" w:color="C4C7C5"/>
+              <w:right w:val="single" w:sz="6" w:space="0" w:color="C4C7C5"/>
+            </w:tcBorders>
+            <w:tcMar>
+              <w:top w:w="120" w:type="dxa"/>
+              <w:left w:w="180" w:type="dxa"/>
+              <w:bottom w:w="120" w:type="dxa"/>
+              <w:right w:w="180" w:type="dxa"/>
+            </w:tcMar>
+            <w:vAlign w:val="center"/>
+            <w:hideMark/>
+          </w:tcPr>
+          <w:p>
+            <w:pPr>
+              <w:spacing w:after="0" w:line="240" w:lineRule="auto"/>
+              <w:rPr>
+                <w:rFonts w:ascii="Arial" w:eastAsia="Times New Roman" w:hAnsi="Arial" w:cs="Arial"/>
+                <w:color w:val="1F1F1F"/>
+                <w:sz w:val="24"/>
+                <w:szCs w:val="24"/>
+              </w:rPr>
+            </w:pPr>
+            <w:r>
+              <w:rPr>
+                <w:rFonts w:ascii="Arial" w:eastAsia="Times New Roman" w:hAnsi="Arial" w:cs="Arial"/>
+                <w:color w:val="1F1F1F"/>
+                <w:sz w:val="24"/>
+                <w:szCs w:val="24"/>
+                <w:bdr w:val="none" w:sz="0" w:space="0" w:color="auto" w:frame="1"/>
+              </w:rPr>
+              <w:t>3.53x</w:t>
+            </w:r>
+          </w:p>
+        </w:tc>
+        <w:tc>
+          <w:tcPr>
+            <w:tcW w:w="0" w:type="auto"/>
+            <w:tcBorders>
+              <w:top w:val="single" w:sz="6" w:space="0" w:color="C4C7C5"/>
+              <w:left w:val="single" w:sz="6" w:space="0" w:color="C4C7C5"/>
+              <w:bottom w:val="single" w:sz="6" w:space="0" w:color="C4C7C5"/>
+              <w:right w:val="single" w:sz="6" w:space="0" w:color="C4C7C5"/>
+            </w:tcBorders>
+            <w:tcMar>
+              <w:top w:w="120" w:type="dxa"/>
+              <w:left w:w="180" w:type="dxa"/>
+              <w:bottom w:w="120" w:type="dxa"/>
+              <w:right w:w="180" w:type="dxa"/>
+            </w:tcMar>
+            <w:vAlign w:val="center"/>
+            <w:hideMark/>
+          </w:tcPr>
+          <w:p>
+            <w:pPr>
+              <w:spacing w:after="0" w:line="240" w:lineRule="auto"/>
+              <w:rPr>
+                <w:rFonts w:ascii="Arial" w:eastAsia="Times New Roman" w:hAnsi="Arial" w:cs="Arial"/>
+                <w:color w:val="1F1F1F"/>
+                <w:sz w:val="24"/>
+                <w:szCs w:val="24"/>
+              </w:rPr>
+            </w:pPr>
+            <w:r>
+              <w:rPr>
+                <w:rFonts w:ascii="Arial" w:eastAsia="Times New Roman" w:hAnsi="Arial" w:cs="Arial"/>
+                <w:color w:val="1F1F1F"/>
+                <w:sz w:val="24"/>
+                <w:szCs w:val="24"/>
+                <w:bdr w:val="none" w:sz="0" w:space="0" w:color="auto" w:frame="1"/>
+              </w:rPr>
+              <w:t>88.2%</w:t>
+            </w:r>
+          </w:p>
+        </w:tc>
+      </w:tr>
+      <w:tr>
+        <w:trPr>
+          <w:tblCellSpacing w:w="15" w:type="dxa"/>
+        </w:trPr>
+        <w:tc>
+          <w:tcPr>
+            <w:tcW w:w="0" w:type="auto"/>
+            <w:tcBorders>
+              <w:top w:val="single" w:sz="6" w:space="0" w:color="C4C7C5"/>
+              <w:left w:val="single" w:sz="6" w:space="0" w:color="C4C7C5"/>
+              <w:bottom w:val="single" w:sz="6" w:space="0" w:color="C4C7C5"/>
+              <w:right w:val="single" w:sz="6" w:space="0" w:color="C4C7C5"/>
+            </w:tcBorders>
+            <w:tcMar>
+              <w:top w:w="120" w:type="dxa"/>
+              <w:left w:w="180" w:type="dxa"/>
+              <w:bottom w:w="120" w:type="dxa"/>
+              <w:right w:w="180" w:type="dxa"/>
+            </w:tcMar>
+            <w:vAlign w:val="center"/>
+            <w:hideMark/>
+          </w:tcPr>
+          <w:p>
+            <w:pPr>
+              <w:spacing w:after="0" w:line="240" w:lineRule="auto"/>
+              <w:rPr>
+                <w:rFonts w:ascii="Arial" w:eastAsia="Times New Roman" w:hAnsi="Arial" w:cs="Arial"/>
+                <w:color w:val="1F1F1F"/>
+                <w:sz w:val="24"/>
+                <w:szCs w:val="24"/>
+              </w:rPr>
+            </w:pPr>
+            <w:r>
+              <w:rPr>
+                <w:rFonts w:ascii="Arial" w:eastAsia="Times New Roman" w:hAnsi="Arial" w:cs="Arial"/>
+                <w:color w:val="1F1F1F"/>
+                <w:sz w:val="24"/>
+                <w:szCs w:val="24"/>
+                <w:bdr w:val="none" w:sz="0" w:space="0" w:color="auto" w:frame="1"/>
+              </w:rPr>
+              <w:t>50,000,000</w:t>
+            </w:r>
+          </w:p>
+        </w:tc>
+        <w:tc>
+          <w:tcPr>
+            <w:tcW w:w="0" w:type="auto"/>
+            <w:tcBorders>
+              <w:top w:val="single" w:sz="6" w:space="0" w:color="C4C7C5"/>
+              <w:left w:val="single" w:sz="6" w:space="0" w:color="C4C7C5"/>
+              <w:bottom w:val="single" w:sz="6" w:space="0" w:color="C4C7C5"/>
+              <w:right w:val="single" w:sz="6" w:space="0" w:color="C4C7C5"/>
+            </w:tcBorders>
+            <w:tcMar>
+              <w:top w:w="120" w:type="dxa"/>
+              <w:left w:w="180" w:type="dxa"/>
+              <w:bottom w:w="120" w:type="dxa"/>
+              <w:right w:w="180" w:type="dxa"/>
+            </w:tcMar>
+            <w:vAlign w:val="center"/>
+            <w:hideMark/>
+          </w:tcPr>
+          <w:p>
+            <w:pPr>
+              <w:spacing w:after="0" w:line="240" w:lineRule="auto"/>
+              <w:rPr>
+                <w:rFonts w:ascii="Arial" w:eastAsia="Times New Roman" w:hAnsi="Arial" w:cs="Arial"/>
+                <w:color w:val="1F1F1F"/>
+                <w:sz w:val="24"/>
+                <w:szCs w:val="24"/>
+              </w:rPr>
+            </w:pPr>
+            <w:proofErr w:type="spellStart"/>
+            <w:r>
+              <w:rPr>
+                <w:rFonts w:ascii="Arial" w:eastAsia="Times New Roman" w:hAnsi="Arial" w:cs="Arial"/>
+                <w:color w:val="1F1F1F"/>
+                <w:sz w:val="24"/>
+                <w:szCs w:val="24"/>
+                <w:bdr w:val="none" w:sz="0" w:space="0" w:color="auto" w:frame="1"/>
+              </w:rPr>
+              <w:t>Paralelo</w:t>
+            </w:r>
+            <w:proofErr w:type="spellEnd"/>
+            <w:r>
+              <w:rPr>
+                <w:rFonts w:ascii="Arial" w:eastAsia="Times New Roman" w:hAnsi="Arial" w:cs="Arial"/>
+                <w:color w:val="1F1F1F"/>
+                <w:sz w:val="24"/>
+                <w:szCs w:val="24"/>
+                <w:bdr w:val="none" w:sz="0" w:space="0" w:color="auto" w:frame="1"/>
+              </w:rPr>
+              <w:t xml:space="preserve"> (</w:t>
+            </w:r>
+            <w:proofErr w:type="spellStart"/>
+            <w:r>
+              <w:rPr>
+                <w:rFonts w:ascii="Arial" w:eastAsia="Times New Roman" w:hAnsi="Arial" w:cs="Arial"/>
+                <w:color w:val="1F1F1F"/>
+                <w:sz w:val="23"/>
+                <w:szCs w:val="23"/>
+                <w:bdr w:val="none" w:sz="0" w:space="0" w:color="auto" w:frame="1"/>
+              </w:rPr>
+              <w:t>Parallel.For</w:t>
+            </w:r>
+            <w:proofErr w:type="spellEnd"/>
+            <w:r>
+              <w:rPr>
+                <w:rFonts w:ascii="Arial" w:eastAsia="Times New Roman" w:hAnsi="Arial" w:cs="Arial"/>
+                <w:color w:val="1F1F1F"/>
+                <w:sz w:val="24"/>
+                <w:szCs w:val="24"/>
+                <w:bdr w:val="none" w:sz="0" w:space="0" w:color="auto" w:frame="1"/>
+              </w:rPr>
+              <w:t>)</w:t>
+            </w:r>
+          </w:p>
+        </w:tc>
+        <w:tc>
+          <w:tcPr>
+            <w:tcW w:w="0" w:type="auto"/>
+            <w:tcBorders>
+              <w:top w:val="single" w:sz="6" w:space="0" w:color="C4C7C5"/>
+              <w:left w:val="single" w:sz="6" w:space="0" w:color="C4C7C5"/>
+              <w:bottom w:val="single" w:sz="6" w:space="0" w:color="C4C7C5"/>
+              <w:right w:val="single" w:sz="6" w:space="0" w:color="C4C7C5"/>
+            </w:tcBorders>
+            <w:tcMar>
+              <w:top w:w="120" w:type="dxa"/>
+              <w:left w:w="180" w:type="dxa"/>
+              <w:bottom w:w="120" w:type="dxa"/>
+              <w:right w:w="180" w:type="dxa"/>
+            </w:tcMar>
+            <w:vAlign w:val="center"/>
+            <w:hideMark/>
+          </w:tcPr>
+          <w:p>
+            <w:pPr>
+              <w:spacing w:after="0" w:line="240" w:lineRule="auto"/>
+              <w:rPr>
+                <w:rFonts w:ascii="Arial" w:eastAsia="Times New Roman" w:hAnsi="Arial" w:cs="Arial"/>
+                <w:color w:val="1F1F1F"/>
+                <w:sz w:val="24"/>
+                <w:szCs w:val="24"/>
+              </w:rPr>
+            </w:pPr>
+            <w:r>
+              <w:rPr>
+                <w:rFonts w:ascii="Arial" w:eastAsia="Times New Roman" w:hAnsi="Arial" w:cs="Arial"/>
+                <w:color w:val="1F1F1F"/>
+                <w:sz w:val="24"/>
+                <w:szCs w:val="24"/>
+                <w:bdr w:val="none" w:sz="0" w:space="0" w:color="auto" w:frame="1"/>
+              </w:rPr>
+              <w:t>8</w:t>
+            </w:r>
+          </w:p>
+        </w:tc>
+        <w:tc>
+          <w:tcPr>
+            <w:tcW w:w="0" w:type="auto"/>
+            <w:tcBorders>
+              <w:top w:val="single" w:sz="6" w:space="0" w:color="C4C7C5"/>
+              <w:left w:val="single" w:sz="6" w:space="0" w:color="C4C7C5"/>
+              <w:bottom w:val="single" w:sz="6" w:space="0" w:color="C4C7C5"/>
+              <w:right w:val="single" w:sz="6" w:space="0" w:color="C4C7C5"/>
+            </w:tcBorders>
+            <w:tcMar>
+              <w:top w:w="120" w:type="dxa"/>
+              <w:left w:w="180" w:type="dxa"/>
+              <w:bottom w:w="120" w:type="dxa"/>
+              <w:right w:w="180" w:type="dxa"/>
+            </w:tcMar>
+            <w:vAlign w:val="center"/>
+            <w:hideMark/>
+          </w:tcPr>
+          <w:p>
+            <w:pPr>
+              <w:spacing w:after="0" w:line="240" w:lineRule="auto"/>
+              <w:rPr>
+                <w:rFonts w:ascii="Arial" w:eastAsia="Times New Roman" w:hAnsi="Arial" w:cs="Arial"/>
+                <w:color w:val="1F1F1F"/>
+                <w:sz w:val="24"/>
+                <w:szCs w:val="24"/>
+              </w:rPr>
+            </w:pPr>
+            <w:r>
+              <w:rPr>
+                <w:rFonts w:ascii="Arial" w:eastAsia="Times New Roman" w:hAnsi="Arial" w:cs="Arial"/>
+                <w:color w:val="1F1F1F"/>
+                <w:sz w:val="24"/>
+                <w:szCs w:val="24"/>
+                <w:bdr w:val="none" w:sz="0" w:space="0" w:color="auto" w:frame="1"/>
+              </w:rPr>
+              <w:t xml:space="preserve">230 </w:t>
+            </w:r>
+            <w:proofErr w:type="spellStart"/>
+            <w:r>
+              <w:rPr>
+                <w:rFonts w:ascii="Arial" w:eastAsia="Times New Roman" w:hAnsi="Arial" w:cs="Arial"/>
+                <w:color w:val="1F1F1F"/>
+                <w:sz w:val="24"/>
+                <w:szCs w:val="24"/>
+                <w:bdr w:val="none" w:sz="0" w:space="0" w:color="auto" w:frame="1"/>
+              </w:rPr>
+              <w:t>ms</w:t>
+            </w:r>
+            <w:proofErr w:type="spellEnd"/>
+          </w:p>
+        </w:tc>
+        <w:tc>
+          <w:tcPr>
+            <w:tcW w:w="0" w:type="auto"/>
+            <w:tcBorders>
+              <w:top w:val="single" w:sz="6" w:space="0" w:color="C4C7C5"/>
+              <w:left w:val="single" w:sz="6" w:space="0" w:color="C4C7C5"/>
+              <w:bottom w:val="single" w:sz="6" w:space="0" w:color="C4C7C5"/>
+              <w:right w:val="single" w:sz="6" w:space="0" w:color="C4C7C5"/>
+            </w:tcBorders>
+            <w:tcMar>
+              <w:top w:w="120" w:type="dxa"/>
+              <w:left w:w="180" w:type="dxa"/>
+              <w:bottom w:w="120" w:type="dxa"/>
+              <w:right w:w="180" w:type="dxa"/>
+            </w:tcMar>
+            <w:vAlign w:val="center"/>
+            <w:hideMark/>
+          </w:tcPr>
+          <w:p>
+            <w:pPr>
+              <w:spacing w:after="0" w:line="240" w:lineRule="auto"/>
+              <w:rPr>
+                <w:rFonts w:ascii="Arial" w:eastAsia="Times New Roman" w:hAnsi="Arial" w:cs="Arial"/>
+                <w:color w:val="1F1F1F"/>
+                <w:sz w:val="24"/>
+                <w:szCs w:val="24"/>
+              </w:rPr>
+            </w:pPr>
+            <w:r>
+              <w:rPr>
+                <w:rFonts w:ascii="Arial" w:eastAsia="Times New Roman" w:hAnsi="Arial" w:cs="Arial"/>
+                <w:color w:val="1F1F1F"/>
+                <w:sz w:val="24"/>
+                <w:szCs w:val="24"/>
+                <w:bdr w:val="none" w:sz="0" w:space="0" w:color="auto" w:frame="1"/>
+              </w:rPr>
+              <w:t>6.30x</w:t>
+            </w:r>
+          </w:p>
+        </w:tc>
+        <w:tc>
+          <w:tcPr>
+            <w:tcW w:w="0" w:type="auto"/>
+            <w:tcBorders>
+              <w:top w:val="single" w:sz="6" w:space="0" w:color="C4C7C5"/>
+              <w:left w:val="single" w:sz="6" w:space="0" w:color="C4C7C5"/>
+              <w:bottom w:val="single" w:sz="6" w:space="0" w:color="C4C7C5"/>
+              <w:right w:val="single" w:sz="6" w:space="0" w:color="C4C7C5"/>
+            </w:tcBorders>
+            <w:tcMar>
+              <w:top w:w="120" w:type="dxa"/>
+              <w:left w:w="180" w:type="dxa"/>
+              <w:bottom w:w="120" w:type="dxa"/>
+              <w:right w:w="180" w:type="dxa"/>
+            </w:tcMar>
+            <w:vAlign w:val="center"/>
+            <w:hideMark/>
+          </w:tcPr>
+          <w:p>
+            <w:pPr>
+              <w:spacing w:after="0" w:line="240" w:lineRule="auto"/>
+              <w:rPr>
+                <w:rFonts w:ascii="Arial" w:eastAsia="Times New Roman" w:hAnsi="Arial" w:cs="Arial"/>
+                <w:color w:val="1F1F1F"/>
+                <w:sz w:val="24"/>
+                <w:szCs w:val="24"/>
+              </w:rPr>
+            </w:pPr>
+            <w:r>
+              <w:rPr>
+                <w:rFonts w:ascii="Arial" w:eastAsia="Times New Roman" w:hAnsi="Arial" w:cs="Arial"/>
+                <w:color w:val="1F1F1F"/>
+                <w:sz w:val="24"/>
+                <w:szCs w:val="24"/>
+                <w:bdr w:val="none" w:sz="0" w:space="0" w:color="auto" w:frame="1"/>
+              </w:rPr>
+              <w:t>78.7%</w:t>
+            </w:r>
+          </w:p>
+        </w:tc>
+      </w:tr>
+    </w:tbl>
+    <w:p>
+      <w:pPr>
+        <w:rPr>
+          <w:lang w:val="es-DO"/>
+        </w:rPr>
+      </w:pPr>
+    </w:p>
+    <w:p>
+      <w:pPr>
+        <w:rPr>
+          <w:lang w:val="es-DO"/>
+        </w:rPr>
+      </w:pPr>
+    </w:p>
+    <w:p>
+      <w:pPr>
+        <w:pStyle w:val="Heading1"/>
+        <w:rPr>
+          <w:rFonts w:ascii="Arial" w:hAnsi="Arial" w:cs="Arial"/>
+          <w:b/>
+          <w:bCs/>
+          <w:color w:val="auto"/>
+          <w:sz w:val="24"/>
+          <w:szCs w:val="24"/>
+          <w:lang w:val="es-DO"/>
+        </w:rPr>
+      </w:pPr>
+      <w:bookmarkStart w:id="30" w:name="_Toc236865499"/>
+      <w:r>
+        <w:rPr>
+          <w:rFonts w:ascii="Arial" w:hAnsi="Arial" w:cs="Arial"/>
+          <w:b/>
+          <w:bCs/>
+          <w:color w:val="auto"/>
+          <w:sz w:val="24"/>
+          <w:szCs w:val="24"/>
+          <w:lang w:val="es-DO"/>
+        </w:rPr>
+        <w:t>6.4 Análisis de Cuellos de Botella o Limitaciones</w:t>
+      </w:r>
+      <w:bookmarkEnd w:id="30"/>
+    </w:p>
+    <w:p>
+      <w:pPr>
+        <w:rPr>
+          <w:rFonts w:ascii="Arial" w:hAnsi="Arial" w:cs="Arial"/>
+          <w:sz w:val="24"/>
+          <w:szCs w:val="24"/>
+          <w:lang w:val="es-DO"/>
+        </w:rPr>
+      </w:pPr>
+      <w:r>
+        <w:rPr>
+          <w:rFonts w:ascii="Arial" w:hAnsi="Arial" w:cs="Arial"/>
+          <w:sz w:val="24"/>
+          <w:szCs w:val="24"/>
+          <w:lang w:val="es-DO"/>
+        </w:rPr>
+        <w:t>Durante el análisis se identificaron varios cuellos de botella que pueden limitar el rendimiento de las estrategias paralelas. Entre ellos destaca la sobrecarga de creación y coordinación de tareas (</w:t>
+      </w:r>
+      <w:proofErr w:type="spellStart"/>
+      <w:r>
+        <w:rPr>
+          <w:rFonts w:ascii="Arial" w:hAnsi="Arial" w:cs="Arial"/>
+          <w:i/>
+          <w:iCs/>
+          <w:sz w:val="24"/>
+          <w:szCs w:val="24"/>
+          <w:lang w:val="es-DO"/>
+        </w:rPr>
+        <w:t>overhead</w:t>
+      </w:r>
+      <w:proofErr w:type="spellEnd"/>
+      <w:r>
+        <w:rPr>
+          <w:rFonts w:ascii="Arial" w:hAnsi="Arial" w:cs="Arial"/>
+          <w:sz w:val="24"/>
+          <w:szCs w:val="24"/>
+          <w:lang w:val="es-DO"/>
+        </w:rPr>
+        <w:t>). En volúmenes de datos pequeños, el costo de crear tareas y sincronizar hilos puede igualar o incluso superar el tiempo de una ejecución secuencial, reduciendo los beneficios del paralelismo, por lo que este enfoque resulta más ventajoso en cargas masivas. Otro factor clave es la contención del ancho de banda de memoria. Cuando varios núcleos intentan acceder simultáneamente a grandes volúmenes de información, compiten por los mismos recursos de memoria principal y caché, aumentando la latencia y limitando las ganancias de velocidad, incluso con más núcleos disponibles. En consecuencia, el rendimiento no depende únicamente de incrementar hilos o procesadores. Es necesario un diseño equilibrado que considere el costo de sincronización, el tamaño de la carga de trabajo y las limitaciones del hardware, para lograr un mejor desempeño y escalabilidad en aplicaciones de procesamiento masivo. De esta manera se comprende que el paralelismo ofrece ventajas, pero también impone restricciones que deben gestionarse cuidadosamente para obtener un rendimiento óptimo y un uso eficiente de los recursos disponibles.</w:t>
+      </w:r>
+    </w:p>
+    <w:p>
+      <w:pPr>
+        <w:rPr>
+          <w:lang w:val="es-DO"/>
+        </w:rPr>
+      </w:pPr>
+    </w:p>
+    <w:p>
+      <w:pPr>
+        <w:rPr>
+          <w:lang w:val="es-DO"/>
+        </w:rPr>
+      </w:pPr>
+    </w:p>
+    <w:p>
+      <w:pPr>
+        <w:rPr>
+          <w:lang w:val="es-DO"/>
+        </w:rPr>
+      </w:pPr>
+    </w:p>
+    <w:p>
+      <w:pPr>
+        <w:rPr>
+          <w:lang w:val="es-DO"/>
+        </w:rPr>
+      </w:pPr>
+    </w:p>
+    <w:p>
+      <w:pPr>
+        <w:rPr>
+          <w:lang w:val="es-DO"/>
+        </w:rPr>
+      </w:pPr>
+    </w:p>
     <w:sectPr>
       <w:pgSz w:w="12240" w:h="15840" w:code="1"/>
       <w:pgMar w:top="1440" w:right="1080" w:bottom="1440" w:left="1080" w:header="720" w:footer="720" w:gutter="0"/>
@@ -5553,11 +8803,11 @@
       <w14:ligatures w14:val="none"/>
     </w:rPr>
   </w:style>
-  <w:style w:type="paragraph" w:styleId="Ttulo1">
+  <w:style w:type="paragraph" w:styleId="Heading1">
     <w:name w:val="heading 1"/>
     <w:basedOn w:val="Normal"/>
     <w:next w:val="Normal"/>
-    <w:link w:val="Ttulo1Car"/>
+    <w:link w:val="Heading1Char"/>
     <w:uiPriority w:val="9"/>
     <w:qFormat/>
     <w:rsid w:val="00BC0815"/>
@@ -5574,11 +8824,11 @@
       <w:szCs w:val="40"/>
     </w:rPr>
   </w:style>
-  <w:style w:type="paragraph" w:styleId="Ttulo2">
+  <w:style w:type="paragraph" w:styleId="Heading2">
     <w:name w:val="heading 2"/>
     <w:basedOn w:val="Normal"/>
     <w:next w:val="Normal"/>
-    <w:link w:val="Ttulo2Car"/>
+    <w:link w:val="Heading2Char"/>
     <w:uiPriority w:val="9"/>
     <w:unhideWhenUsed/>
     <w:qFormat/>
@@ -5596,11 +8846,11 @@
       <w:szCs w:val="32"/>
     </w:rPr>
   </w:style>
-  <w:style w:type="paragraph" w:styleId="Ttulo3">
+  <w:style w:type="paragraph" w:styleId="Heading3">
     <w:name w:val="heading 3"/>
     <w:basedOn w:val="Normal"/>
     <w:next w:val="Normal"/>
-    <w:link w:val="Ttulo3Car"/>
+    <w:link w:val="Heading3Char"/>
     <w:uiPriority w:val="9"/>
     <w:unhideWhenUsed/>
     <w:qFormat/>
@@ -5618,11 +8868,11 @@
       <w:szCs w:val="28"/>
     </w:rPr>
   </w:style>
-  <w:style w:type="paragraph" w:styleId="Ttulo4">
+  <w:style w:type="paragraph" w:styleId="Heading4">
     <w:name w:val="heading 4"/>
     <w:basedOn w:val="Normal"/>
     <w:next w:val="Normal"/>
-    <w:link w:val="Ttulo4Car"/>
+    <w:link w:val="Heading4Char"/>
     <w:uiPriority w:val="9"/>
     <w:semiHidden/>
     <w:unhideWhenUsed/>
@@ -5641,11 +8891,11 @@
       <w:color w:val="0F4761" w:themeColor="accent1" w:themeShade="BF"/>
     </w:rPr>
   </w:style>
-  <w:style w:type="paragraph" w:styleId="Ttulo5">
+  <w:style w:type="paragraph" w:styleId="Heading5">
     <w:name w:val="heading 5"/>
     <w:basedOn w:val="Normal"/>
     <w:next w:val="Normal"/>
-    <w:link w:val="Ttulo5Car"/>
+    <w:link w:val="Heading5Char"/>
     <w:uiPriority w:val="9"/>
     <w:semiHidden/>
     <w:unhideWhenUsed/>
@@ -5662,11 +8912,11 @@
       <w:color w:val="0F4761" w:themeColor="accent1" w:themeShade="BF"/>
     </w:rPr>
   </w:style>
-  <w:style w:type="paragraph" w:styleId="Ttulo6">
+  <w:style w:type="paragraph" w:styleId="Heading6">
     <w:name w:val="heading 6"/>
     <w:basedOn w:val="Normal"/>
     <w:next w:val="Normal"/>
-    <w:link w:val="Ttulo6Car"/>
+    <w:link w:val="Heading6Char"/>
     <w:uiPriority w:val="9"/>
     <w:semiHidden/>
     <w:unhideWhenUsed/>
@@ -5685,11 +8935,11 @@
       <w:color w:val="595959" w:themeColor="text1" w:themeTint="A6"/>
     </w:rPr>
   </w:style>
-  <w:style w:type="paragraph" w:styleId="Ttulo7">
+  <w:style w:type="paragraph" w:styleId="Heading7">
     <w:name w:val="heading 7"/>
     <w:basedOn w:val="Normal"/>
     <w:next w:val="Normal"/>
-    <w:link w:val="Ttulo7Car"/>
+    <w:link w:val="Heading7Char"/>
     <w:uiPriority w:val="9"/>
     <w:semiHidden/>
     <w:unhideWhenUsed/>
@@ -5706,11 +8956,11 @@
       <w:color w:val="595959" w:themeColor="text1" w:themeTint="A6"/>
     </w:rPr>
   </w:style>
-  <w:style w:type="paragraph" w:styleId="Ttulo8">
+  <w:style w:type="paragraph" w:styleId="Heading8">
     <w:name w:val="heading 8"/>
     <w:basedOn w:val="Normal"/>
     <w:next w:val="Normal"/>
-    <w:link w:val="Ttulo8Car"/>
+    <w:link w:val="Heading8Char"/>
     <w:uiPriority w:val="9"/>
     <w:semiHidden/>
     <w:unhideWhenUsed/>
@@ -5729,11 +8979,11 @@
       <w:color w:val="272727" w:themeColor="text1" w:themeTint="D8"/>
     </w:rPr>
   </w:style>
-  <w:style w:type="paragraph" w:styleId="Ttulo9">
+  <w:style w:type="paragraph" w:styleId="Heading9">
     <w:name w:val="heading 9"/>
     <w:basedOn w:val="Normal"/>
     <w:next w:val="Normal"/>
-    <w:link w:val="Ttulo9Car"/>
+    <w:link w:val="Heading9Char"/>
     <w:uiPriority w:val="9"/>
     <w:semiHidden/>
     <w:unhideWhenUsed/>
@@ -5750,12 +9000,12 @@
       <w:color w:val="272727" w:themeColor="text1" w:themeTint="D8"/>
     </w:rPr>
   </w:style>
-  <w:style w:type="character" w:default="1" w:styleId="Fuentedeprrafopredeter">
+  <w:style w:type="character" w:default="1" w:styleId="DefaultParagraphFont">
     <w:name w:val="Default Paragraph Font"/>
     <w:uiPriority w:val="1"/>
     <w:unhideWhenUsed/>
   </w:style>
-  <w:style w:type="table" w:default="1" w:styleId="Tablanormal">
+  <w:style w:type="table" w:default="1" w:styleId="TableNormal">
     <w:name w:val="Normal Table"/>
     <w:uiPriority w:val="99"/>
     <w:semiHidden/>
@@ -5770,16 +9020,16 @@
       </w:tblCellMar>
     </w:tblPr>
   </w:style>
-  <w:style w:type="numbering" w:default="1" w:styleId="Sinlista">
+  <w:style w:type="numbering" w:default="1" w:styleId="NoList">
     <w:name w:val="No List"/>
     <w:uiPriority w:val="99"/>
     <w:semiHidden/>
     <w:unhideWhenUsed/>
   </w:style>
-  <w:style w:type="character" w:customStyle="1" w:styleId="Ttulo1Car">
-    <w:name w:val="Título 1 Car"/>
-    <w:basedOn w:val="Fuentedeprrafopredeter"/>
-    <w:link w:val="Ttulo1"/>
+  <w:style w:type="character" w:customStyle="1" w:styleId="Heading1Char">
+    <w:name w:val="Heading 1 Char"/>
+    <w:basedOn w:val="DefaultParagraphFont"/>
+    <w:link w:val="Heading1"/>
     <w:uiPriority w:val="9"/>
     <w:rsid w:val="00BC0815"/>
     <w:rPr>
@@ -5789,10 +9039,10 @@
       <w:szCs w:val="40"/>
     </w:rPr>
   </w:style>
-  <w:style w:type="character" w:customStyle="1" w:styleId="Ttulo2Car">
-    <w:name w:val="Título 2 Car"/>
-    <w:basedOn w:val="Fuentedeprrafopredeter"/>
-    <w:link w:val="Ttulo2"/>
+  <w:style w:type="character" w:customStyle="1" w:styleId="Heading2Char">
+    <w:name w:val="Heading 2 Char"/>
+    <w:basedOn w:val="DefaultParagraphFont"/>
+    <w:link w:val="Heading2"/>
     <w:uiPriority w:val="9"/>
     <w:rsid w:val="00BC0815"/>
     <w:rPr>
@@ -5802,10 +9052,10 @@
       <w:szCs w:val="32"/>
     </w:rPr>
   </w:style>
-  <w:style w:type="character" w:customStyle="1" w:styleId="Ttulo3Car">
-    <w:name w:val="Título 3 Car"/>
-    <w:basedOn w:val="Fuentedeprrafopredeter"/>
-    <w:link w:val="Ttulo3"/>
+  <w:style w:type="character" w:customStyle="1" w:styleId="Heading3Char">
+    <w:name w:val="Heading 3 Char"/>
+    <w:basedOn w:val="DefaultParagraphFont"/>
+    <w:link w:val="Heading3"/>
     <w:uiPriority w:val="9"/>
     <w:rsid w:val="00BC0815"/>
     <w:rPr>
@@ -5815,10 +9065,10 @@
       <w:szCs w:val="28"/>
     </w:rPr>
   </w:style>
-  <w:style w:type="character" w:customStyle="1" w:styleId="Ttulo4Car">
-    <w:name w:val="Título 4 Car"/>
-    <w:basedOn w:val="Fuentedeprrafopredeter"/>
-    <w:link w:val="Ttulo4"/>
+  <w:style w:type="character" w:customStyle="1" w:styleId="Heading4Char">
+    <w:name w:val="Heading 4 Char"/>
+    <w:basedOn w:val="DefaultParagraphFont"/>
+    <w:link w:val="Heading4"/>
     <w:uiPriority w:val="9"/>
     <w:semiHidden/>
     <w:rsid w:val="00BC0815"/>
@@ -5829,10 +9079,10 @@
       <w:color w:val="0F4761" w:themeColor="accent1" w:themeShade="BF"/>
     </w:rPr>
   </w:style>
-  <w:style w:type="character" w:customStyle="1" w:styleId="Ttulo5Car">
-    <w:name w:val="Título 5 Car"/>
-    <w:basedOn w:val="Fuentedeprrafopredeter"/>
-    <w:link w:val="Ttulo5"/>
+  <w:style w:type="character" w:customStyle="1" w:styleId="Heading5Char">
+    <w:name w:val="Heading 5 Char"/>
+    <w:basedOn w:val="DefaultParagraphFont"/>
+    <w:link w:val="Heading5"/>
     <w:uiPriority w:val="9"/>
     <w:semiHidden/>
     <w:rsid w:val="00BC0815"/>
@@ -5841,10 +9091,10 @@
       <w:color w:val="0F4761" w:themeColor="accent1" w:themeShade="BF"/>
     </w:rPr>
   </w:style>
-  <w:style w:type="character" w:customStyle="1" w:styleId="Ttulo6Car">
-    <w:name w:val="Título 6 Car"/>
-    <w:basedOn w:val="Fuentedeprrafopredeter"/>
-    <w:link w:val="Ttulo6"/>
+  <w:style w:type="character" w:customStyle="1" w:styleId="Heading6Char">
+    <w:name w:val="Heading 6 Char"/>
+    <w:basedOn w:val="DefaultParagraphFont"/>
+    <w:link w:val="Heading6"/>
     <w:uiPriority w:val="9"/>
     <w:semiHidden/>
     <w:rsid w:val="00BC0815"/>
@@ -5855,10 +9105,10 @@
       <w:color w:val="595959" w:themeColor="text1" w:themeTint="A6"/>
     </w:rPr>
   </w:style>
-  <w:style w:type="character" w:customStyle="1" w:styleId="Ttulo7Car">
-    <w:name w:val="Título 7 Car"/>
-    <w:basedOn w:val="Fuentedeprrafopredeter"/>
-    <w:link w:val="Ttulo7"/>
+  <w:style w:type="character" w:customStyle="1" w:styleId="Heading7Char">
+    <w:name w:val="Heading 7 Char"/>
+    <w:basedOn w:val="DefaultParagraphFont"/>
+    <w:link w:val="Heading7"/>
     <w:uiPriority w:val="9"/>
     <w:semiHidden/>
     <w:rsid w:val="00BC0815"/>
@@ -5867,10 +9117,10 @@
       <w:color w:val="595959" w:themeColor="text1" w:themeTint="A6"/>
     </w:rPr>
   </w:style>
-  <w:style w:type="character" w:customStyle="1" w:styleId="Ttulo8Car">
-    <w:name w:val="Título 8 Car"/>
-    <w:basedOn w:val="Fuentedeprrafopredeter"/>
-    <w:link w:val="Ttulo8"/>
+  <w:style w:type="character" w:customStyle="1" w:styleId="Heading8Char">
+    <w:name w:val="Heading 8 Char"/>
+    <w:basedOn w:val="DefaultParagraphFont"/>
+    <w:link w:val="Heading8"/>
     <w:uiPriority w:val="9"/>
     <w:semiHidden/>
     <w:rsid w:val="00BC0815"/>
@@ -5881,10 +9131,10 @@
       <w:color w:val="272727" w:themeColor="text1" w:themeTint="D8"/>
     </w:rPr>
   </w:style>
-  <w:style w:type="character" w:customStyle="1" w:styleId="Ttulo9Car">
-    <w:name w:val="Título 9 Car"/>
-    <w:basedOn w:val="Fuentedeprrafopredeter"/>
-    <w:link w:val="Ttulo9"/>
+  <w:style w:type="character" w:customStyle="1" w:styleId="Heading9Char">
+    <w:name w:val="Heading 9 Char"/>
+    <w:basedOn w:val="DefaultParagraphFont"/>
+    <w:link w:val="Heading9"/>
     <w:uiPriority w:val="9"/>
     <w:semiHidden/>
     <w:rsid w:val="00BC0815"/>
@@ -5893,11 +9143,11 @@
       <w:color w:val="272727" w:themeColor="text1" w:themeTint="D8"/>
     </w:rPr>
   </w:style>
-  <w:style w:type="paragraph" w:styleId="Ttulo">
+  <w:style w:type="paragraph" w:styleId="Title">
     <w:name w:val="Title"/>
     <w:basedOn w:val="Normal"/>
     <w:next w:val="Normal"/>
-    <w:link w:val="TtuloCar"/>
+    <w:link w:val="TitleChar"/>
     <w:uiPriority w:val="10"/>
     <w:qFormat/>
     <w:rsid w:val="00BC0815"/>
@@ -5913,10 +9163,10 @@
       <w:szCs w:val="56"/>
     </w:rPr>
   </w:style>
-  <w:style w:type="character" w:customStyle="1" w:styleId="TtuloCar">
-    <w:name w:val="Título Car"/>
-    <w:basedOn w:val="Fuentedeprrafopredeter"/>
-    <w:link w:val="Ttulo"/>
+  <w:style w:type="character" w:customStyle="1" w:styleId="TitleChar">
+    <w:name w:val="Title Char"/>
+    <w:basedOn w:val="DefaultParagraphFont"/>
+    <w:link w:val="Title"/>
     <w:uiPriority w:val="10"/>
     <w:rsid w:val="00BC0815"/>
     <w:rPr>
@@ -5927,11 +9177,11 @@
       <w:szCs w:val="56"/>
     </w:rPr>
   </w:style>
-  <w:style w:type="paragraph" w:styleId="Subttulo">
+  <w:style w:type="paragraph" w:styleId="Subtitle">
     <w:name w:val="Subtitle"/>
     <w:basedOn w:val="Normal"/>
     <w:next w:val="Normal"/>
-    <w:link w:val="SubttuloCar"/>
+    <w:link w:val="SubtitleChar"/>
     <w:uiPriority w:val="11"/>
     <w:qFormat/>
     <w:rsid w:val="00BC0815"/>
@@ -5948,10 +9198,10 @@
       <w:szCs w:val="28"/>
     </w:rPr>
   </w:style>
-  <w:style w:type="character" w:customStyle="1" w:styleId="SubttuloCar">
-    <w:name w:val="Subtítulo Car"/>
-    <w:basedOn w:val="Fuentedeprrafopredeter"/>
-    <w:link w:val="Subttulo"/>
+  <w:style w:type="character" w:customStyle="1" w:styleId="SubtitleChar">
+    <w:name w:val="Subtitle Char"/>
+    <w:basedOn w:val="DefaultParagraphFont"/>
+    <w:link w:val="Subtitle"/>
     <w:uiPriority w:val="11"/>
     <w:rsid w:val="00BC0815"/>
     <w:rPr>
@@ -5962,11 +9212,11 @@
       <w:szCs w:val="28"/>
     </w:rPr>
   </w:style>
-  <w:style w:type="paragraph" w:styleId="Cita">
+  <w:style w:type="paragraph" w:styleId="Quote">
     <w:name w:val="Quote"/>
     <w:basedOn w:val="Normal"/>
     <w:next w:val="Normal"/>
-    <w:link w:val="CitaCar"/>
+    <w:link w:val="QuoteChar"/>
     <w:uiPriority w:val="29"/>
     <w:qFormat/>
     <w:rsid w:val="00BC0815"/>
@@ -5980,10 +9230,10 @@
       <w:color w:val="404040" w:themeColor="text1" w:themeTint="BF"/>
     </w:rPr>
   </w:style>
-  <w:style w:type="character" w:customStyle="1" w:styleId="CitaCar">
-    <w:name w:val="Cita Car"/>
-    <w:basedOn w:val="Fuentedeprrafopredeter"/>
-    <w:link w:val="Cita"/>
+  <w:style w:type="character" w:customStyle="1" w:styleId="QuoteChar">
+    <w:name w:val="Quote Char"/>
+    <w:basedOn w:val="DefaultParagraphFont"/>
+    <w:link w:val="Quote"/>
     <w:uiPriority w:val="29"/>
     <w:rsid w:val="00BC0815"/>
     <w:rPr>
@@ -5992,7 +9242,7 @@
       <w:color w:val="404040" w:themeColor="text1" w:themeTint="BF"/>
     </w:rPr>
   </w:style>
-  <w:style w:type="paragraph" w:styleId="Prrafodelista">
+  <w:style w:type="paragraph" w:styleId="ListParagraph">
     <w:name w:val="List Paragraph"/>
     <w:basedOn w:val="Normal"/>
     <w:uiPriority w:val="34"/>
@@ -6003,9 +9253,9 @@
       <w:contextualSpacing/>
     </w:pPr>
   </w:style>
-  <w:style w:type="character" w:styleId="nfasisintenso">
+  <w:style w:type="character" w:styleId="IntenseEmphasis">
     <w:name w:val="Intense Emphasis"/>
-    <w:basedOn w:val="Fuentedeprrafopredeter"/>
+    <w:basedOn w:val="DefaultParagraphFont"/>
     <w:uiPriority w:val="21"/>
     <w:qFormat/>
     <w:rsid w:val="00BC0815"/>
@@ -6015,11 +9265,11 @@
       <w:color w:val="0F4761" w:themeColor="accent1" w:themeShade="BF"/>
     </w:rPr>
   </w:style>
-  <w:style w:type="paragraph" w:styleId="Citadestacada">
+  <w:style w:type="paragraph" w:styleId="IntenseQuote">
     <w:name w:val="Intense Quote"/>
     <w:basedOn w:val="Normal"/>
     <w:next w:val="Normal"/>
-    <w:link w:val="CitadestacadaCar"/>
+    <w:link w:val="IntenseQuoteChar"/>
     <w:uiPriority w:val="30"/>
     <w:qFormat/>
     <w:rsid w:val="00BC0815"/>
@@ -6038,10 +9288,10 @@
       <w:color w:val="0F4761" w:themeColor="accent1" w:themeShade="BF"/>
     </w:rPr>
   </w:style>
-  <w:style w:type="character" w:customStyle="1" w:styleId="CitadestacadaCar">
-    <w:name w:val="Cita destacada Car"/>
-    <w:basedOn w:val="Fuentedeprrafopredeter"/>
-    <w:link w:val="Citadestacada"/>
+  <w:style w:type="character" w:customStyle="1" w:styleId="IntenseQuoteChar">
+    <w:name w:val="Intense Quote Char"/>
+    <w:basedOn w:val="DefaultParagraphFont"/>
+    <w:link w:val="IntenseQuote"/>
     <w:uiPriority w:val="30"/>
     <w:rsid w:val="00BC0815"/>
     <w:rPr>
@@ -6050,9 +9300,9 @@
       <w:color w:val="0F4761" w:themeColor="accent1" w:themeShade="BF"/>
     </w:rPr>
   </w:style>
-  <w:style w:type="character" w:styleId="Referenciaintensa">
+  <w:style w:type="character" w:styleId="IntenseReference">
     <w:name w:val="Intense Reference"/>
-    <w:basedOn w:val="Fuentedeprrafopredeter"/>
+    <w:basedOn w:val="DefaultParagraphFont"/>
     <w:uiPriority w:val="32"/>
     <w:qFormat/>
     <w:rsid w:val="00BC0815"/>
@@ -6070,9 +9320,9 @@
     <w:uiPriority w:val="1"/>
     <w:rsid w:val="00F01A56"/>
   </w:style>
-  <w:style w:type="paragraph" w:styleId="TtuloTDC">
+  <w:style w:type="paragraph" w:styleId="TOCHeading">
     <w:name w:val="TOC Heading"/>
-    <w:basedOn w:val="Ttulo1"/>
+    <w:basedOn w:val="Heading1"/>
     <w:next w:val="Normal"/>
     <w:uiPriority w:val="39"/>
     <w:unhideWhenUsed/>
@@ -6087,7 +9337,7 @@
       <w:szCs w:val="32"/>
     </w:rPr>
   </w:style>
-  <w:style w:type="paragraph" w:styleId="TDC2">
+  <w:style w:type="paragraph" w:styleId="TOC2">
     <w:name w:val="toc 2"/>
     <w:basedOn w:val="Normal"/>
     <w:next w:val="Normal"/>
@@ -6100,7 +9350,7 @@
       <w:ind w:left="220"/>
     </w:pPr>
   </w:style>
-  <w:style w:type="paragraph" w:styleId="TDC3">
+  <w:style w:type="paragraph" w:styleId="TOC3">
     <w:name w:val="toc 3"/>
     <w:basedOn w:val="Normal"/>
     <w:next w:val="Normal"/>
@@ -6113,9 +9363,9 @@
       <w:ind w:left="440"/>
     </w:pPr>
   </w:style>
-  <w:style w:type="character" w:styleId="Hipervnculo">
+  <w:style w:type="character" w:styleId="Hyperlink">
     <w:name w:val="Hyperlink"/>
-    <w:basedOn w:val="Fuentedeprrafopredeter"/>
+    <w:basedOn w:val="DefaultParagraphFont"/>
     <w:uiPriority w:val="99"/>
     <w:unhideWhenUsed/>
     <w:rsid w:val="00D51796"/>
@@ -6124,7 +9374,7 @@
       <w:u w:val="single"/>
     </w:rPr>
   </w:style>
-  <w:style w:type="paragraph" w:styleId="TDC1">
+  <w:style w:type="paragraph" w:styleId="TOC1">
     <w:name w:val="toc 1"/>
     <w:basedOn w:val="Normal"/>
     <w:next w:val="Normal"/>
